--- a/docs/ASSIGNMENT_REPORT.docx
+++ b/docs/ASSIGNMENT_REPORT.docx
@@ -18,7 +18,7 @@
           <w:sz w:val="28"/>
           <w:szCs w:val="28"/>
         </w:rPr>
-        <w:t xml:space="preserve">CIS6003 Advanced Programming — Assignment Report</w:t>
+        <w:t xml:space="preserve">Assignment Cover Sheet</w:t>
       </w:r>
     </w:p>
     <w:p>
@@ -29,21 +29,239 @@
       <w:r>
         <w:rPr>
           <w:rFonts w:ascii="Times New Roman" w:cs="Times New Roman" w:eastAsia="Times New Roman" w:hAnsi="Times New Roman"/>
+          <w:i/>
+          <w:iCs/>
+          <w:sz w:val="24"/>
+          <w:szCs w:val="24"/>
+        </w:rPr>
+        <w:t xml:space="preserve">Reproduced from the university's "Assignment cover sheet.docx" template.
+Fields marked "to be completed by the student" must be filled in (and the
+declaration signed) before submission - they are intentionally left blank
+here rather than guessed.</w:t>
+      </w:r>
+    </w:p>
+    <w:p>
+      <w:pPr>
+        <w:spacing w:after="160" w:line="360" w:lineRule="auto"/>
+        <w:jc w:val="both"/>
+      </w:pPr>
+      <w:r>
+        <w:rPr>
+          <w:rFonts w:ascii="Times New Roman" w:cs="Times New Roman" w:eastAsia="Times New Roman" w:hAnsi="Times New Roman"/>
           <w:b/>
           <w:bCs/>
           <w:sz w:val="24"/>
           <w:szCs w:val="24"/>
         </w:rPr>
-        <w:t xml:space="preserve">Assessment:</w:t>
-      </w:r>
-      <w:r>
-        <w:rPr>
-          <w:rFonts w:ascii="Times New Roman" w:cs="Times New Roman" w:eastAsia="Times New Roman" w:hAnsi="Times New Roman"/>
-          <w:sz w:val="24"/>
-          <w:szCs w:val="24"/>
-        </w:rPr>
-        <w:t xml:space="preserve"> Sunrise Dental Clinic System (WRIT1) | </w:t>
-      </w:r>
+        <w:t xml:space="preserve">Student Details</w:t>
+      </w:r>
+      <w:r>
+        <w:rPr>
+          <w:rFonts w:ascii="Times New Roman" w:cs="Times New Roman" w:eastAsia="Times New Roman" w:hAnsi="Times New Roman"/>
+          <w:sz w:val="24"/>
+          <w:szCs w:val="24"/>
+        </w:rPr>
+        <w:t xml:space="preserve"> </w:t>
+      </w:r>
+      <w:r>
+        <w:rPr>
+          <w:rFonts w:ascii="Times New Roman" w:cs="Times New Roman" w:eastAsia="Times New Roman" w:hAnsi="Times New Roman"/>
+          <w:i/>
+          <w:iCs/>
+          <w:sz w:val="24"/>
+          <w:szCs w:val="24"/>
+        </w:rPr>
+        <w:t xml:space="preserve">(student should fill the content)</w:t>
+      </w:r>
+    </w:p>
+    <w:tbl>
+      <w:tblPr>
+        <w:tblW w:type="pct" w:w="100%"/>
+        <w:tblBorders>
+          <w:top w:val="single" w:color="auto" w:sz="4"/>
+          <w:left w:val="single" w:color="auto" w:sz="4"/>
+          <w:bottom w:val="single" w:color="auto" w:sz="4"/>
+          <w:right w:val="single" w:color="auto" w:sz="4"/>
+          <w:insideH w:val="single" w:color="auto" w:sz="4"/>
+          <w:insideV w:val="single" w:color="auto" w:sz="4"/>
+        </w:tblBorders>
+      </w:tblPr>
+      <w:tblGrid>
+        <w:gridCol w:w="100"/>
+        <w:gridCol w:w="100"/>
+      </w:tblGrid>
+      <w:tr>
+        <w:trPr>
+          <w:tblHeader/>
+        </w:trPr>
+        <w:tc>
+          <w:tcPr>
+            <w:shd w:fill="EEF3F6" w:color="EEF3F6" w:val="solid"/>
+            <w:tcMar>
+              <w:top w:type="dxa" w:w="60"/>
+              <w:left w:type="dxa" w:w="80"/>
+              <w:bottom w:type="dxa" w:w="60"/>
+              <w:right w:type="dxa" w:w="80"/>
+            </w:tcMar>
+            <w:vAlign w:val="center"/>
+          </w:tcPr>
+          <w:p>
+            <w:pPr>
+              <w:spacing w:line="360" w:lineRule="auto"/>
+            </w:pPr>
+            <w:r>
+              <w:rPr>
+                <w:rFonts w:ascii="Times New Roman" w:cs="Times New Roman" w:eastAsia="Times New Roman" w:hAnsi="Times New Roman"/>
+                <w:b/>
+                <w:bCs/>
+                <w:sz w:val="24"/>
+                <w:szCs w:val="24"/>
+              </w:rPr>
+              <w:t xml:space="preserve">Field</w:t>
+            </w:r>
+          </w:p>
+        </w:tc>
+        <w:tc>
+          <w:tcPr>
+            <w:shd w:fill="EEF3F6" w:color="EEF3F6" w:val="solid"/>
+            <w:tcMar>
+              <w:top w:type="dxa" w:w="60"/>
+              <w:left w:type="dxa" w:w="80"/>
+              <w:bottom w:type="dxa" w:w="60"/>
+              <w:right w:type="dxa" w:w="80"/>
+            </w:tcMar>
+            <w:vAlign w:val="center"/>
+          </w:tcPr>
+          <w:p>
+            <w:pPr>
+              <w:spacing w:line="360" w:lineRule="auto"/>
+            </w:pPr>
+            <w:r>
+              <w:rPr>
+                <w:rFonts w:ascii="Times New Roman" w:cs="Times New Roman" w:eastAsia="Times New Roman" w:hAnsi="Times New Roman"/>
+                <w:b/>
+                <w:bCs/>
+                <w:sz w:val="24"/>
+                <w:szCs w:val="24"/>
+              </w:rPr>
+              <w:t xml:space="preserve">Value</w:t>
+            </w:r>
+          </w:p>
+        </w:tc>
+      </w:tr>
+      <w:tr>
+        <w:tc>
+          <w:tcPr>
+            <w:tcMar>
+              <w:top w:type="dxa" w:w="60"/>
+              <w:left w:type="dxa" w:w="80"/>
+              <w:bottom w:type="dxa" w:w="60"/>
+              <w:right w:type="dxa" w:w="80"/>
+            </w:tcMar>
+            <w:vAlign w:val="top"/>
+          </w:tcPr>
+          <w:p>
+            <w:pPr>
+              <w:spacing w:line="360" w:lineRule="auto"/>
+            </w:pPr>
+            <w:r>
+              <w:rPr>
+                <w:rFonts w:ascii="Times New Roman" w:cs="Times New Roman" w:eastAsia="Times New Roman" w:hAnsi="Times New Roman"/>
+                <w:sz w:val="24"/>
+                <w:szCs w:val="24"/>
+              </w:rPr>
+              <w:t xml:space="preserve">Name</w:t>
+            </w:r>
+          </w:p>
+        </w:tc>
+        <w:tc>
+          <w:tcPr>
+            <w:tcMar>
+              <w:top w:type="dxa" w:w="60"/>
+              <w:left w:type="dxa" w:w="80"/>
+              <w:bottom w:type="dxa" w:w="60"/>
+              <w:right w:type="dxa" w:w="80"/>
+            </w:tcMar>
+            <w:vAlign w:val="top"/>
+          </w:tcPr>
+          <w:p>
+            <w:pPr>
+              <w:spacing w:line="360" w:lineRule="auto"/>
+            </w:pPr>
+            <w:r>
+              <w:rPr>
+                <w:rFonts w:ascii="Times New Roman" w:cs="Times New Roman" w:eastAsia="Times New Roman" w:hAnsi="Times New Roman"/>
+                <w:i/>
+                <w:iCs/>
+                <w:sz w:val="24"/>
+                <w:szCs w:val="24"/>
+              </w:rPr>
+              <w:t xml:space="preserve">to be completed by the student</w:t>
+            </w:r>
+          </w:p>
+        </w:tc>
+      </w:tr>
+      <w:tr>
+        <w:tc>
+          <w:tcPr>
+            <w:tcMar>
+              <w:top w:type="dxa" w:w="60"/>
+              <w:left w:type="dxa" w:w="80"/>
+              <w:bottom w:type="dxa" w:w="60"/>
+              <w:right w:type="dxa" w:w="80"/>
+            </w:tcMar>
+            <w:vAlign w:val="top"/>
+          </w:tcPr>
+          <w:p>
+            <w:pPr>
+              <w:spacing w:line="360" w:lineRule="auto"/>
+            </w:pPr>
+            <w:r>
+              <w:rPr>
+                <w:rFonts w:ascii="Times New Roman" w:cs="Times New Roman" w:eastAsia="Times New Roman" w:hAnsi="Times New Roman"/>
+                <w:sz w:val="24"/>
+                <w:szCs w:val="24"/>
+              </w:rPr>
+              <w:t xml:space="preserve">Student ID</w:t>
+            </w:r>
+          </w:p>
+        </w:tc>
+        <w:tc>
+          <w:tcPr>
+            <w:tcMar>
+              <w:top w:type="dxa" w:w="60"/>
+              <w:left w:type="dxa" w:w="80"/>
+              <w:bottom w:type="dxa" w:w="60"/>
+              <w:right w:type="dxa" w:w="80"/>
+            </w:tcMar>
+            <w:vAlign w:val="top"/>
+          </w:tcPr>
+          <w:p>
+            <w:pPr>
+              <w:spacing w:line="360" w:lineRule="auto"/>
+            </w:pPr>
+            <w:r>
+              <w:rPr>
+                <w:rFonts w:ascii="Times New Roman" w:cs="Times New Roman" w:eastAsia="Times New Roman" w:hAnsi="Times New Roman"/>
+                <w:sz w:val="24"/>
+                <w:szCs w:val="24"/>
+              </w:rPr>
+              <w:t xml:space="preserve">20374265</w:t>
+            </w:r>
+          </w:p>
+        </w:tc>
+      </w:tr>
+    </w:tbl>
+    <w:p>
+      <w:pPr>
+        <w:spacing w:after="160"/>
+      </w:pPr>
+    </w:p>
+    <w:p>
+      <w:pPr>
+        <w:spacing w:after="160" w:line="360" w:lineRule="auto"/>
+        <w:jc w:val="both"/>
+      </w:pPr>
       <w:r>
         <w:rPr>
           <w:rFonts w:ascii="Times New Roman" w:cs="Times New Roman" w:eastAsia="Times New Roman" w:hAnsi="Times New Roman"/>
@@ -52,6 +270,1697 @@
           <w:sz w:val="24"/>
           <w:szCs w:val="24"/>
         </w:rPr>
+        <w:t xml:space="preserve">Scheduled Unit Details</w:t>
+      </w:r>
+    </w:p>
+    <w:tbl>
+      <w:tblPr>
+        <w:tblW w:type="pct" w:w="100%"/>
+        <w:tblBorders>
+          <w:top w:val="single" w:color="auto" w:sz="4"/>
+          <w:left w:val="single" w:color="auto" w:sz="4"/>
+          <w:bottom w:val="single" w:color="auto" w:sz="4"/>
+          <w:right w:val="single" w:color="auto" w:sz="4"/>
+          <w:insideH w:val="single" w:color="auto" w:sz="4"/>
+          <w:insideV w:val="single" w:color="auto" w:sz="4"/>
+        </w:tblBorders>
+      </w:tblPr>
+      <w:tblGrid>
+        <w:gridCol w:w="100"/>
+        <w:gridCol w:w="100"/>
+      </w:tblGrid>
+      <w:tr>
+        <w:trPr>
+          <w:tblHeader/>
+        </w:trPr>
+        <w:tc>
+          <w:tcPr>
+            <w:shd w:fill="EEF3F6" w:color="EEF3F6" w:val="solid"/>
+            <w:tcMar>
+              <w:top w:type="dxa" w:w="60"/>
+              <w:left w:type="dxa" w:w="80"/>
+              <w:bottom w:type="dxa" w:w="60"/>
+              <w:right w:type="dxa" w:w="80"/>
+            </w:tcMar>
+            <w:vAlign w:val="center"/>
+          </w:tcPr>
+          <w:p>
+            <w:pPr>
+              <w:spacing w:line="360" w:lineRule="auto"/>
+            </w:pPr>
+            <w:r>
+              <w:rPr>
+                <w:rFonts w:ascii="Times New Roman" w:cs="Times New Roman" w:eastAsia="Times New Roman" w:hAnsi="Times New Roman"/>
+                <w:b/>
+                <w:bCs/>
+                <w:sz w:val="24"/>
+                <w:szCs w:val="24"/>
+              </w:rPr>
+              <w:t xml:space="preserve">Field</w:t>
+            </w:r>
+          </w:p>
+        </w:tc>
+        <w:tc>
+          <w:tcPr>
+            <w:shd w:fill="EEF3F6" w:color="EEF3F6" w:val="solid"/>
+            <w:tcMar>
+              <w:top w:type="dxa" w:w="60"/>
+              <w:left w:type="dxa" w:w="80"/>
+              <w:bottom w:type="dxa" w:w="60"/>
+              <w:right w:type="dxa" w:w="80"/>
+            </w:tcMar>
+            <w:vAlign w:val="center"/>
+          </w:tcPr>
+          <w:p>
+            <w:pPr>
+              <w:spacing w:line="360" w:lineRule="auto"/>
+            </w:pPr>
+            <w:r>
+              <w:rPr>
+                <w:rFonts w:ascii="Times New Roman" w:cs="Times New Roman" w:eastAsia="Times New Roman" w:hAnsi="Times New Roman"/>
+                <w:b/>
+                <w:bCs/>
+                <w:sz w:val="24"/>
+                <w:szCs w:val="24"/>
+              </w:rPr>
+              <w:t xml:space="preserve">Value</w:t>
+            </w:r>
+          </w:p>
+        </w:tc>
+      </w:tr>
+      <w:tr>
+        <w:tc>
+          <w:tcPr>
+            <w:tcMar>
+              <w:top w:type="dxa" w:w="60"/>
+              <w:left w:type="dxa" w:w="80"/>
+              <w:bottom w:type="dxa" w:w="60"/>
+              <w:right w:type="dxa" w:w="80"/>
+            </w:tcMar>
+            <w:vAlign w:val="top"/>
+          </w:tcPr>
+          <w:p>
+            <w:pPr>
+              <w:spacing w:line="360" w:lineRule="auto"/>
+            </w:pPr>
+            <w:r>
+              <w:rPr>
+                <w:rFonts w:ascii="Times New Roman" w:cs="Times New Roman" w:eastAsia="Times New Roman" w:hAnsi="Times New Roman"/>
+                <w:sz w:val="24"/>
+                <w:szCs w:val="24"/>
+              </w:rPr>
+              <w:t xml:space="preserve">Unit code</w:t>
+            </w:r>
+          </w:p>
+        </w:tc>
+        <w:tc>
+          <w:tcPr>
+            <w:tcMar>
+              <w:top w:type="dxa" w:w="60"/>
+              <w:left w:type="dxa" w:w="80"/>
+              <w:bottom w:type="dxa" w:w="60"/>
+              <w:right w:type="dxa" w:w="80"/>
+            </w:tcMar>
+            <w:vAlign w:val="top"/>
+          </w:tcPr>
+          <w:p>
+            <w:pPr>
+              <w:spacing w:line="360" w:lineRule="auto"/>
+            </w:pPr>
+            <w:r>
+              <w:rPr>
+                <w:rFonts w:ascii="Times New Roman" w:cs="Times New Roman" w:eastAsia="Times New Roman" w:hAnsi="Times New Roman"/>
+                <w:sz w:val="24"/>
+                <w:szCs w:val="24"/>
+              </w:rPr>
+              <w:t xml:space="preserve">CIS6003</w:t>
+            </w:r>
+          </w:p>
+        </w:tc>
+      </w:tr>
+      <w:tr>
+        <w:tc>
+          <w:tcPr>
+            <w:tcMar>
+              <w:top w:type="dxa" w:w="60"/>
+              <w:left w:type="dxa" w:w="80"/>
+              <w:bottom w:type="dxa" w:w="60"/>
+              <w:right w:type="dxa" w:w="80"/>
+            </w:tcMar>
+            <w:vAlign w:val="top"/>
+          </w:tcPr>
+          <w:p>
+            <w:pPr>
+              <w:spacing w:line="360" w:lineRule="auto"/>
+            </w:pPr>
+            <w:r>
+              <w:rPr>
+                <w:rFonts w:ascii="Times New Roman" w:cs="Times New Roman" w:eastAsia="Times New Roman" w:hAnsi="Times New Roman"/>
+                <w:sz w:val="24"/>
+                <w:szCs w:val="24"/>
+              </w:rPr>
+              <w:t xml:space="preserve">Unit title</w:t>
+            </w:r>
+          </w:p>
+        </w:tc>
+        <w:tc>
+          <w:tcPr>
+            <w:tcMar>
+              <w:top w:type="dxa" w:w="60"/>
+              <w:left w:type="dxa" w:w="80"/>
+              <w:bottom w:type="dxa" w:w="60"/>
+              <w:right w:type="dxa" w:w="80"/>
+            </w:tcMar>
+            <w:vAlign w:val="top"/>
+          </w:tcPr>
+          <w:p>
+            <w:pPr>
+              <w:spacing w:line="360" w:lineRule="auto"/>
+            </w:pPr>
+            <w:r>
+              <w:rPr>
+                <w:rFonts w:ascii="Times New Roman" w:cs="Times New Roman" w:eastAsia="Times New Roman" w:hAnsi="Times New Roman"/>
+                <w:sz w:val="24"/>
+                <w:szCs w:val="24"/>
+              </w:rPr>
+              <w:t xml:space="preserve">Advanced Programming</w:t>
+            </w:r>
+          </w:p>
+        </w:tc>
+      </w:tr>
+      <w:tr>
+        <w:tc>
+          <w:tcPr>
+            <w:tcMar>
+              <w:top w:type="dxa" w:w="60"/>
+              <w:left w:type="dxa" w:w="80"/>
+              <w:bottom w:type="dxa" w:w="60"/>
+              <w:right w:type="dxa" w:w="80"/>
+            </w:tcMar>
+            <w:vAlign w:val="top"/>
+          </w:tcPr>
+          <w:p>
+            <w:pPr>
+              <w:spacing w:line="360" w:lineRule="auto"/>
+            </w:pPr>
+            <w:r>
+              <w:rPr>
+                <w:rFonts w:ascii="Times New Roman" w:cs="Times New Roman" w:eastAsia="Times New Roman" w:hAnsi="Times New Roman"/>
+                <w:sz w:val="24"/>
+                <w:szCs w:val="24"/>
+              </w:rPr>
+              <w:t xml:space="preserve">Year</w:t>
+            </w:r>
+          </w:p>
+        </w:tc>
+        <w:tc>
+          <w:tcPr>
+            <w:tcMar>
+              <w:top w:type="dxa" w:w="60"/>
+              <w:left w:type="dxa" w:w="80"/>
+              <w:bottom w:type="dxa" w:w="60"/>
+              <w:right w:type="dxa" w:w="80"/>
+            </w:tcMar>
+            <w:vAlign w:val="top"/>
+          </w:tcPr>
+          <w:p>
+            <w:pPr>
+              <w:spacing w:line="360" w:lineRule="auto"/>
+            </w:pPr>
+            <w:r>
+              <w:rPr>
+                <w:rFonts w:ascii="Times New Roman" w:cs="Times New Roman" w:eastAsia="Times New Roman" w:hAnsi="Times New Roman"/>
+                <w:sz w:val="24"/>
+                <w:szCs w:val="24"/>
+              </w:rPr>
+              <w:t xml:space="preserve">3</w:t>
+            </w:r>
+          </w:p>
+        </w:tc>
+      </w:tr>
+      <w:tr>
+        <w:tc>
+          <w:tcPr>
+            <w:tcMar>
+              <w:top w:type="dxa" w:w="60"/>
+              <w:left w:type="dxa" w:w="80"/>
+              <w:bottom w:type="dxa" w:w="60"/>
+              <w:right w:type="dxa" w:w="80"/>
+            </w:tcMar>
+            <w:vAlign w:val="top"/>
+          </w:tcPr>
+          <w:p>
+            <w:pPr>
+              <w:spacing w:line="360" w:lineRule="auto"/>
+            </w:pPr>
+            <w:r>
+              <w:rPr>
+                <w:rFonts w:ascii="Times New Roman" w:cs="Times New Roman" w:eastAsia="Times New Roman" w:hAnsi="Times New Roman"/>
+                <w:sz w:val="24"/>
+                <w:szCs w:val="24"/>
+              </w:rPr>
+              <w:t xml:space="preserve">Study period</w:t>
+            </w:r>
+          </w:p>
+        </w:tc>
+        <w:tc>
+          <w:tcPr>
+            <w:tcMar>
+              <w:top w:type="dxa" w:w="60"/>
+              <w:left w:type="dxa" w:w="80"/>
+              <w:bottom w:type="dxa" w:w="60"/>
+              <w:right w:type="dxa" w:w="80"/>
+            </w:tcMar>
+            <w:vAlign w:val="top"/>
+          </w:tcPr>
+          <w:p>
+            <w:pPr>
+              <w:spacing w:line="360" w:lineRule="auto"/>
+            </w:pPr>
+            <w:r>
+              <w:rPr>
+                <w:rFonts w:ascii="Times New Roman" w:cs="Times New Roman" w:eastAsia="Times New Roman" w:hAnsi="Times New Roman"/>
+                <w:i/>
+                <w:iCs/>
+                <w:sz w:val="24"/>
+                <w:szCs w:val="24"/>
+              </w:rPr>
+              <w:t xml:space="preserve">to be completed by the student</w:t>
+            </w:r>
+          </w:p>
+        </w:tc>
+      </w:tr>
+      <w:tr>
+        <w:tc>
+          <w:tcPr>
+            <w:tcMar>
+              <w:top w:type="dxa" w:w="60"/>
+              <w:left w:type="dxa" w:w="80"/>
+              <w:bottom w:type="dxa" w:w="60"/>
+              <w:right w:type="dxa" w:w="80"/>
+            </w:tcMar>
+            <w:vAlign w:val="top"/>
+          </w:tcPr>
+          <w:p>
+            <w:pPr>
+              <w:spacing w:line="360" w:lineRule="auto"/>
+            </w:pPr>
+            <w:r>
+              <w:rPr>
+                <w:rFonts w:ascii="Times New Roman" w:cs="Times New Roman" w:eastAsia="Times New Roman" w:hAnsi="Times New Roman"/>
+                <w:sz w:val="24"/>
+                <w:szCs w:val="24"/>
+              </w:rPr>
+              <w:t xml:space="preserve">Lecturer</w:t>
+            </w:r>
+          </w:p>
+        </w:tc>
+        <w:tc>
+          <w:tcPr>
+            <w:tcMar>
+              <w:top w:type="dxa" w:w="60"/>
+              <w:left w:type="dxa" w:w="80"/>
+              <w:bottom w:type="dxa" w:w="60"/>
+              <w:right w:type="dxa" w:w="80"/>
+            </w:tcMar>
+            <w:vAlign w:val="top"/>
+          </w:tcPr>
+          <w:p>
+            <w:pPr>
+              <w:spacing w:line="360" w:lineRule="auto"/>
+            </w:pPr>
+            <w:r>
+              <w:rPr>
+                <w:rFonts w:ascii="Times New Roman" w:cs="Times New Roman" w:eastAsia="Times New Roman" w:hAnsi="Times New Roman"/>
+                <w:i/>
+                <w:iCs/>
+                <w:sz w:val="24"/>
+                <w:szCs w:val="24"/>
+              </w:rPr>
+              <w:t xml:space="preserve">to be completed by the student</w:t>
+            </w:r>
+          </w:p>
+        </w:tc>
+      </w:tr>
+      <w:tr>
+        <w:tc>
+          <w:tcPr>
+            <w:tcMar>
+              <w:top w:type="dxa" w:w="60"/>
+              <w:left w:type="dxa" w:w="80"/>
+              <w:bottom w:type="dxa" w:w="60"/>
+              <w:right w:type="dxa" w:w="80"/>
+            </w:tcMar>
+            <w:vAlign w:val="top"/>
+          </w:tcPr>
+          <w:p>
+            <w:pPr>
+              <w:spacing w:line="360" w:lineRule="auto"/>
+            </w:pPr>
+            <w:r>
+              <w:rPr>
+                <w:rFonts w:ascii="Times New Roman" w:cs="Times New Roman" w:eastAsia="Times New Roman" w:hAnsi="Times New Roman"/>
+                <w:sz w:val="24"/>
+                <w:szCs w:val="24"/>
+              </w:rPr>
+              <w:t xml:space="preserve">Mode of delivery</w:t>
+            </w:r>
+          </w:p>
+        </w:tc>
+        <w:tc>
+          <w:tcPr>
+            <w:tcMar>
+              <w:top w:type="dxa" w:w="60"/>
+              <w:left w:type="dxa" w:w="80"/>
+              <w:bottom w:type="dxa" w:w="60"/>
+              <w:right w:type="dxa" w:w="80"/>
+            </w:tcMar>
+            <w:vAlign w:val="top"/>
+          </w:tcPr>
+          <w:p>
+            <w:pPr>
+              <w:spacing w:line="360" w:lineRule="auto"/>
+            </w:pPr>
+            <w:r>
+              <w:rPr>
+                <w:rFonts w:ascii="Times New Roman" w:cs="Times New Roman" w:eastAsia="Times New Roman" w:hAnsi="Times New Roman"/>
+                <w:sz w:val="24"/>
+                <w:szCs w:val="24"/>
+              </w:rPr>
+              <w:t xml:space="preserve">Full Time</w:t>
+            </w:r>
+          </w:p>
+        </w:tc>
+      </w:tr>
+    </w:tbl>
+    <w:p>
+      <w:pPr>
+        <w:spacing w:after="160"/>
+      </w:pPr>
+    </w:p>
+    <w:p>
+      <w:pPr>
+        <w:spacing w:after="160" w:line="360" w:lineRule="auto"/>
+        <w:jc w:val="both"/>
+      </w:pPr>
+      <w:r>
+        <w:rPr>
+          <w:rFonts w:ascii="Times New Roman" w:cs="Times New Roman" w:eastAsia="Times New Roman" w:hAnsi="Times New Roman"/>
+          <w:b/>
+          <w:bCs/>
+          <w:sz w:val="24"/>
+          <w:szCs w:val="24"/>
+        </w:rPr>
+        <w:t xml:space="preserve">Assignment Details</w:t>
+      </w:r>
+    </w:p>
+    <w:tbl>
+      <w:tblPr>
+        <w:tblW w:type="pct" w:w="100%"/>
+        <w:tblBorders>
+          <w:top w:val="single" w:color="auto" w:sz="4"/>
+          <w:left w:val="single" w:color="auto" w:sz="4"/>
+          <w:bottom w:val="single" w:color="auto" w:sz="4"/>
+          <w:right w:val="single" w:color="auto" w:sz="4"/>
+          <w:insideH w:val="single" w:color="auto" w:sz="4"/>
+          <w:insideV w:val="single" w:color="auto" w:sz="4"/>
+        </w:tblBorders>
+      </w:tblPr>
+      <w:tblGrid>
+        <w:gridCol w:w="100"/>
+        <w:gridCol w:w="100"/>
+      </w:tblGrid>
+      <w:tr>
+        <w:trPr>
+          <w:tblHeader/>
+        </w:trPr>
+        <w:tc>
+          <w:tcPr>
+            <w:shd w:fill="EEF3F6" w:color="EEF3F6" w:val="solid"/>
+            <w:tcMar>
+              <w:top w:type="dxa" w:w="60"/>
+              <w:left w:type="dxa" w:w="80"/>
+              <w:bottom w:type="dxa" w:w="60"/>
+              <w:right w:type="dxa" w:w="80"/>
+            </w:tcMar>
+            <w:vAlign w:val="center"/>
+          </w:tcPr>
+          <w:p>
+            <w:pPr>
+              <w:spacing w:line="360" w:lineRule="auto"/>
+            </w:pPr>
+            <w:r>
+              <w:rPr>
+                <w:rFonts w:ascii="Times New Roman" w:cs="Times New Roman" w:eastAsia="Times New Roman" w:hAnsi="Times New Roman"/>
+                <w:b/>
+                <w:bCs/>
+                <w:sz w:val="24"/>
+                <w:szCs w:val="24"/>
+              </w:rPr>
+              <w:t xml:space="preserve">Field</w:t>
+            </w:r>
+          </w:p>
+        </w:tc>
+        <w:tc>
+          <w:tcPr>
+            <w:shd w:fill="EEF3F6" w:color="EEF3F6" w:val="solid"/>
+            <w:tcMar>
+              <w:top w:type="dxa" w:w="60"/>
+              <w:left w:type="dxa" w:w="80"/>
+              <w:bottom w:type="dxa" w:w="60"/>
+              <w:right w:type="dxa" w:w="80"/>
+            </w:tcMar>
+            <w:vAlign w:val="center"/>
+          </w:tcPr>
+          <w:p>
+            <w:pPr>
+              <w:spacing w:line="360" w:lineRule="auto"/>
+            </w:pPr>
+            <w:r>
+              <w:rPr>
+                <w:rFonts w:ascii="Times New Roman" w:cs="Times New Roman" w:eastAsia="Times New Roman" w:hAnsi="Times New Roman"/>
+                <w:b/>
+                <w:bCs/>
+                <w:sz w:val="24"/>
+                <w:szCs w:val="24"/>
+              </w:rPr>
+              <w:t xml:space="preserve">Value</w:t>
+            </w:r>
+          </w:p>
+        </w:tc>
+      </w:tr>
+      <w:tr>
+        <w:tc>
+          <w:tcPr>
+            <w:tcMar>
+              <w:top w:type="dxa" w:w="60"/>
+              <w:left w:type="dxa" w:w="80"/>
+              <w:bottom w:type="dxa" w:w="60"/>
+              <w:right w:type="dxa" w:w="80"/>
+            </w:tcMar>
+            <w:vAlign w:val="top"/>
+          </w:tcPr>
+          <w:p>
+            <w:pPr>
+              <w:spacing w:line="360" w:lineRule="auto"/>
+            </w:pPr>
+            <w:r>
+              <w:rPr>
+                <w:rFonts w:ascii="Times New Roman" w:cs="Times New Roman" w:eastAsia="Times New Roman" w:hAnsi="Times New Roman"/>
+                <w:sz w:val="24"/>
+                <w:szCs w:val="24"/>
+              </w:rPr>
+              <w:t xml:space="preserve">Nature of the Assessment</w:t>
+            </w:r>
+          </w:p>
+        </w:tc>
+        <w:tc>
+          <w:tcPr>
+            <w:tcMar>
+              <w:top w:type="dxa" w:w="60"/>
+              <w:left w:type="dxa" w:w="80"/>
+              <w:bottom w:type="dxa" w:w="60"/>
+              <w:right w:type="dxa" w:w="80"/>
+            </w:tcMar>
+            <w:vAlign w:val="top"/>
+          </w:tcPr>
+          <w:p>
+            <w:pPr>
+              <w:spacing w:line="360" w:lineRule="auto"/>
+            </w:pPr>
+            <w:r>
+              <w:rPr>
+                <w:rFonts w:ascii="Times New Roman" w:cs="Times New Roman" w:eastAsia="Times New Roman" w:hAnsi="Times New Roman"/>
+                <w:sz w:val="24"/>
+                <w:szCs w:val="24"/>
+              </w:rPr>
+              <w:t xml:space="preserve">Course work 100%</w:t>
+            </w:r>
+          </w:p>
+        </w:tc>
+      </w:tr>
+      <w:tr>
+        <w:tc>
+          <w:tcPr>
+            <w:tcMar>
+              <w:top w:type="dxa" w:w="60"/>
+              <w:left w:type="dxa" w:w="80"/>
+              <w:bottom w:type="dxa" w:w="60"/>
+              <w:right w:type="dxa" w:w="80"/>
+            </w:tcMar>
+            <w:vAlign w:val="top"/>
+          </w:tcPr>
+          <w:p>
+            <w:pPr>
+              <w:spacing w:line="360" w:lineRule="auto"/>
+            </w:pPr>
+            <w:r>
+              <w:rPr>
+                <w:rFonts w:ascii="Times New Roman" w:cs="Times New Roman" w:eastAsia="Times New Roman" w:hAnsi="Times New Roman"/>
+                <w:sz w:val="24"/>
+                <w:szCs w:val="24"/>
+              </w:rPr>
+              <w:t xml:space="preserve">Topic of the Case Study</w:t>
+            </w:r>
+          </w:p>
+        </w:tc>
+        <w:tc>
+          <w:tcPr>
+            <w:tcMar>
+              <w:top w:type="dxa" w:w="60"/>
+              <w:left w:type="dxa" w:w="80"/>
+              <w:bottom w:type="dxa" w:w="60"/>
+              <w:right w:type="dxa" w:w="80"/>
+            </w:tcMar>
+            <w:vAlign w:val="top"/>
+          </w:tcPr>
+          <w:p>
+            <w:pPr>
+              <w:spacing w:line="360" w:lineRule="auto"/>
+            </w:pPr>
+            <w:r>
+              <w:rPr>
+                <w:rFonts w:ascii="Times New Roman" w:cs="Times New Roman" w:eastAsia="Times New Roman" w:hAnsi="Times New Roman"/>
+                <w:sz w:val="24"/>
+                <w:szCs w:val="24"/>
+              </w:rPr>
+              <w:t xml:space="preserve">Sunrise Dental Clinic System - Online Appointment &amp; Patient Management System</w:t>
+            </w:r>
+          </w:p>
+        </w:tc>
+      </w:tr>
+      <w:tr>
+        <w:tc>
+          <w:tcPr>
+            <w:tcMar>
+              <w:top w:type="dxa" w:w="60"/>
+              <w:left w:type="dxa" w:w="80"/>
+              <w:bottom w:type="dxa" w:w="60"/>
+              <w:right w:type="dxa" w:w="80"/>
+            </w:tcMar>
+            <w:vAlign w:val="top"/>
+          </w:tcPr>
+          <w:p>
+            <w:pPr>
+              <w:spacing w:line="360" w:lineRule="auto"/>
+            </w:pPr>
+            <w:r>
+              <w:rPr>
+                <w:rFonts w:ascii="Times New Roman" w:cs="Times New Roman" w:eastAsia="Times New Roman" w:hAnsi="Times New Roman"/>
+                <w:sz w:val="24"/>
+                <w:szCs w:val="24"/>
+              </w:rPr>
+              <w:t xml:space="preserve">Learning Outcomes covered</w:t>
+            </w:r>
+          </w:p>
+        </w:tc>
+        <w:tc>
+          <w:tcPr>
+            <w:tcMar>
+              <w:top w:type="dxa" w:w="60"/>
+              <w:left w:type="dxa" w:w="80"/>
+              <w:bottom w:type="dxa" w:w="60"/>
+              <w:right w:type="dxa" w:w="80"/>
+            </w:tcMar>
+            <w:vAlign w:val="top"/>
+          </w:tcPr>
+          <w:p>
+            <w:pPr>
+              <w:spacing w:line="360" w:lineRule="auto"/>
+            </w:pPr>
+            <w:r>
+              <w:rPr>
+                <w:rFonts w:ascii="Times New Roman" w:cs="Times New Roman" w:eastAsia="Times New Roman" w:hAnsi="Times New Roman"/>
+                <w:sz w:val="24"/>
+                <w:szCs w:val="24"/>
+              </w:rPr>
+              <w:t xml:space="preserve">1, 2, 3</w:t>
+            </w:r>
+          </w:p>
+        </w:tc>
+      </w:tr>
+      <w:tr>
+        <w:tc>
+          <w:tcPr>
+            <w:tcMar>
+              <w:top w:type="dxa" w:w="60"/>
+              <w:left w:type="dxa" w:w="80"/>
+              <w:bottom w:type="dxa" w:w="60"/>
+              <w:right w:type="dxa" w:w="80"/>
+            </w:tcMar>
+            <w:vAlign w:val="top"/>
+          </w:tcPr>
+          <w:p>
+            <w:pPr>
+              <w:spacing w:line="360" w:lineRule="auto"/>
+            </w:pPr>
+            <w:r>
+              <w:rPr>
+                <w:rFonts w:ascii="Times New Roman" w:cs="Times New Roman" w:eastAsia="Times New Roman" w:hAnsi="Times New Roman"/>
+                <w:sz w:val="24"/>
+                <w:szCs w:val="24"/>
+              </w:rPr>
+              <w:t xml:space="preserve">Word count</w:t>
+            </w:r>
+          </w:p>
+        </w:tc>
+        <w:tc>
+          <w:tcPr>
+            <w:tcMar>
+              <w:top w:type="dxa" w:w="60"/>
+              <w:left w:type="dxa" w:w="80"/>
+              <w:bottom w:type="dxa" w:w="60"/>
+              <w:right w:type="dxa" w:w="80"/>
+            </w:tcMar>
+            <w:vAlign w:val="top"/>
+          </w:tcPr>
+          <w:p>
+            <w:pPr>
+              <w:spacing w:line="360" w:lineRule="auto"/>
+            </w:pPr>
+            <w:r>
+              <w:rPr>
+                <w:rFonts w:ascii="Times New Roman" w:cs="Times New Roman" w:eastAsia="Times New Roman" w:hAnsi="Times New Roman"/>
+                <w:sz w:val="24"/>
+                <w:szCs w:val="24"/>
+              </w:rPr>
+              <w:t xml:space="preserve">Approx. 6,970 (excluding references and appendices, per the brief's word-count rule)</w:t>
+            </w:r>
+          </w:p>
+        </w:tc>
+      </w:tr>
+      <w:tr>
+        <w:tc>
+          <w:tcPr>
+            <w:tcMar>
+              <w:top w:type="dxa" w:w="60"/>
+              <w:left w:type="dxa" w:w="80"/>
+              <w:bottom w:type="dxa" w:w="60"/>
+              <w:right w:type="dxa" w:w="80"/>
+            </w:tcMar>
+            <w:vAlign w:val="top"/>
+          </w:tcPr>
+          <w:p>
+            <w:pPr>
+              <w:spacing w:line="360" w:lineRule="auto"/>
+            </w:pPr>
+            <w:r>
+              <w:rPr>
+                <w:rFonts w:ascii="Times New Roman" w:cs="Times New Roman" w:eastAsia="Times New Roman" w:hAnsi="Times New Roman"/>
+                <w:sz w:val="24"/>
+                <w:szCs w:val="24"/>
+              </w:rPr>
+              <w:t xml:space="preserve">Due date / Time</w:t>
+            </w:r>
+          </w:p>
+        </w:tc>
+        <w:tc>
+          <w:tcPr>
+            <w:tcMar>
+              <w:top w:type="dxa" w:w="60"/>
+              <w:left w:type="dxa" w:w="80"/>
+              <w:bottom w:type="dxa" w:w="60"/>
+              <w:right w:type="dxa" w:w="80"/>
+            </w:tcMar>
+            <w:vAlign w:val="top"/>
+          </w:tcPr>
+          <w:p>
+            <w:pPr>
+              <w:spacing w:line="360" w:lineRule="auto"/>
+            </w:pPr>
+            <w:r>
+              <w:rPr>
+                <w:rFonts w:ascii="Times New Roman" w:cs="Times New Roman" w:eastAsia="Times New Roman" w:hAnsi="Times New Roman"/>
+                <w:i/>
+                <w:iCs/>
+                <w:sz w:val="24"/>
+                <w:szCs w:val="24"/>
+              </w:rPr>
+              <w:t xml:space="preserve">to be completed by the student</w:t>
+            </w:r>
+          </w:p>
+        </w:tc>
+      </w:tr>
+      <w:tr>
+        <w:tc>
+          <w:tcPr>
+            <w:tcMar>
+              <w:top w:type="dxa" w:w="60"/>
+              <w:left w:type="dxa" w:w="80"/>
+              <w:bottom w:type="dxa" w:w="60"/>
+              <w:right w:type="dxa" w:w="80"/>
+            </w:tcMar>
+            <w:vAlign w:val="top"/>
+          </w:tcPr>
+          <w:p>
+            <w:pPr>
+              <w:spacing w:line="360" w:lineRule="auto"/>
+            </w:pPr>
+            <w:r>
+              <w:rPr>
+                <w:rFonts w:ascii="Times New Roman" w:cs="Times New Roman" w:eastAsia="Times New Roman" w:hAnsi="Times New Roman"/>
+                <w:sz w:val="24"/>
+                <w:szCs w:val="24"/>
+              </w:rPr>
+              <w:t xml:space="preserve">Extension granted?</w:t>
+            </w:r>
+          </w:p>
+        </w:tc>
+        <w:tc>
+          <w:tcPr>
+            <w:tcMar>
+              <w:top w:type="dxa" w:w="60"/>
+              <w:left w:type="dxa" w:w="80"/>
+              <w:bottom w:type="dxa" w:w="60"/>
+              <w:right w:type="dxa" w:w="80"/>
+            </w:tcMar>
+            <w:vAlign w:val="top"/>
+          </w:tcPr>
+          <w:p>
+            <w:pPr>
+              <w:spacing w:line="360" w:lineRule="auto"/>
+            </w:pPr>
+            <w:r>
+              <w:rPr>
+                <w:rFonts w:ascii="Times New Roman" w:cs="Times New Roman" w:eastAsia="Times New Roman" w:hAnsi="Times New Roman"/>
+                <w:sz w:val="24"/>
+                <w:szCs w:val="24"/>
+              </w:rPr>
+              <w:t xml:space="preserve">No</w:t>
+            </w:r>
+          </w:p>
+        </w:tc>
+      </w:tr>
+      <w:tr>
+        <w:tc>
+          <w:tcPr>
+            <w:tcMar>
+              <w:top w:type="dxa" w:w="60"/>
+              <w:left w:type="dxa" w:w="80"/>
+              <w:bottom w:type="dxa" w:w="60"/>
+              <w:right w:type="dxa" w:w="80"/>
+            </w:tcMar>
+            <w:vAlign w:val="top"/>
+          </w:tcPr>
+          <w:p>
+            <w:pPr>
+              <w:spacing w:line="360" w:lineRule="auto"/>
+            </w:pPr>
+            <w:r>
+              <w:rPr>
+                <w:rFonts w:ascii="Times New Roman" w:cs="Times New Roman" w:eastAsia="Times New Roman" w:hAnsi="Times New Roman"/>
+                <w:sz w:val="24"/>
+                <w:szCs w:val="24"/>
+              </w:rPr>
+              <w:t xml:space="preserve">Extension Date</w:t>
+            </w:r>
+          </w:p>
+        </w:tc>
+        <w:tc>
+          <w:tcPr>
+            <w:tcMar>
+              <w:top w:type="dxa" w:w="60"/>
+              <w:left w:type="dxa" w:w="80"/>
+              <w:bottom w:type="dxa" w:w="60"/>
+              <w:right w:type="dxa" w:w="80"/>
+            </w:tcMar>
+            <w:vAlign w:val="top"/>
+          </w:tcPr>
+          <w:p>
+            <w:pPr>
+              <w:spacing w:line="360" w:lineRule="auto"/>
+            </w:pPr>
+            <w:r>
+              <w:rPr>
+                <w:rFonts w:ascii="Times New Roman" w:cs="Times New Roman" w:eastAsia="Times New Roman" w:hAnsi="Times New Roman"/>
+                <w:sz w:val="24"/>
+                <w:szCs w:val="24"/>
+              </w:rPr>
+              <w:t xml:space="preserve">N/A</w:t>
+            </w:r>
+          </w:p>
+        </w:tc>
+      </w:tr>
+      <w:tr>
+        <w:tc>
+          <w:tcPr>
+            <w:tcMar>
+              <w:top w:type="dxa" w:w="60"/>
+              <w:left w:type="dxa" w:w="80"/>
+              <w:bottom w:type="dxa" w:w="60"/>
+              <w:right w:type="dxa" w:w="80"/>
+            </w:tcMar>
+            <w:vAlign w:val="top"/>
+          </w:tcPr>
+          <w:p>
+            <w:pPr>
+              <w:spacing w:line="360" w:lineRule="auto"/>
+            </w:pPr>
+            <w:r>
+              <w:rPr>
+                <w:rFonts w:ascii="Times New Roman" w:cs="Times New Roman" w:eastAsia="Times New Roman" w:hAnsi="Times New Roman"/>
+                <w:sz w:val="24"/>
+                <w:szCs w:val="24"/>
+              </w:rPr>
+              <w:t xml:space="preserve">Is this a resubmission?</w:t>
+            </w:r>
+          </w:p>
+        </w:tc>
+        <w:tc>
+          <w:tcPr>
+            <w:tcMar>
+              <w:top w:type="dxa" w:w="60"/>
+              <w:left w:type="dxa" w:w="80"/>
+              <w:bottom w:type="dxa" w:w="60"/>
+              <w:right w:type="dxa" w:w="80"/>
+            </w:tcMar>
+            <w:vAlign w:val="top"/>
+          </w:tcPr>
+          <w:p>
+            <w:pPr>
+              <w:spacing w:line="360" w:lineRule="auto"/>
+            </w:pPr>
+            <w:r>
+              <w:rPr>
+                <w:rFonts w:ascii="Times New Roman" w:cs="Times New Roman" w:eastAsia="Times New Roman" w:hAnsi="Times New Roman"/>
+                <w:sz w:val="24"/>
+                <w:szCs w:val="24"/>
+              </w:rPr>
+              <w:t xml:space="preserve">No</w:t>
+            </w:r>
+          </w:p>
+        </w:tc>
+      </w:tr>
+      <w:tr>
+        <w:tc>
+          <w:tcPr>
+            <w:tcMar>
+              <w:top w:type="dxa" w:w="60"/>
+              <w:left w:type="dxa" w:w="80"/>
+              <w:bottom w:type="dxa" w:w="60"/>
+              <w:right w:type="dxa" w:w="80"/>
+            </w:tcMar>
+            <w:vAlign w:val="top"/>
+          </w:tcPr>
+          <w:p>
+            <w:pPr>
+              <w:spacing w:line="360" w:lineRule="auto"/>
+            </w:pPr>
+            <w:r>
+              <w:rPr>
+                <w:rFonts w:ascii="Times New Roman" w:cs="Times New Roman" w:eastAsia="Times New Roman" w:hAnsi="Times New Roman"/>
+                <w:sz w:val="24"/>
+                <w:szCs w:val="24"/>
+              </w:rPr>
+              <w:t xml:space="preserve">Resubmission Date</w:t>
+            </w:r>
+          </w:p>
+        </w:tc>
+        <w:tc>
+          <w:tcPr>
+            <w:tcMar>
+              <w:top w:type="dxa" w:w="60"/>
+              <w:left w:type="dxa" w:w="80"/>
+              <w:bottom w:type="dxa" w:w="60"/>
+              <w:right w:type="dxa" w:w="80"/>
+            </w:tcMar>
+            <w:vAlign w:val="top"/>
+          </w:tcPr>
+          <w:p>
+            <w:pPr>
+              <w:spacing w:line="360" w:lineRule="auto"/>
+            </w:pPr>
+            <w:r>
+              <w:rPr>
+                <w:rFonts w:ascii="Times New Roman" w:cs="Times New Roman" w:eastAsia="Times New Roman" w:hAnsi="Times New Roman"/>
+                <w:sz w:val="24"/>
+                <w:szCs w:val="24"/>
+              </w:rPr>
+              <w:t xml:space="preserve">N/A</w:t>
+            </w:r>
+          </w:p>
+        </w:tc>
+      </w:tr>
+    </w:tbl>
+    <w:p>
+      <w:pPr>
+        <w:spacing w:after="160"/>
+      </w:pPr>
+    </w:p>
+    <w:p>
+      <w:pPr>
+        <w:spacing w:after="160" w:line="360" w:lineRule="auto"/>
+        <w:jc w:val="both"/>
+      </w:pPr>
+      <w:r>
+        <w:rPr>
+          <w:rFonts w:ascii="Times New Roman" w:cs="Times New Roman" w:eastAsia="Times New Roman" w:hAnsi="Times New Roman"/>
+          <w:b/>
+          <w:bCs/>
+          <w:sz w:val="24"/>
+          <w:szCs w:val="24"/>
+        </w:rPr>
+        <w:t xml:space="preserve">Declaration</w:t>
+      </w:r>
+    </w:p>
+    <w:p>
+      <w:pPr>
+        <w:pBdr>
+          <w:left w:val="single" w:color="999999" w:sz="12"/>
+        </w:pBdr>
+        <w:spacing w:after="120" w:line="360" w:lineRule="auto"/>
+        <w:ind w:left="480"/>
+      </w:pPr>
+      <w:r>
+        <w:rPr>
+          <w:rFonts w:ascii="Times New Roman" w:cs="Times New Roman" w:eastAsia="Times New Roman" w:hAnsi="Times New Roman"/>
+          <w:i/>
+          <w:iCs/>
+          <w:color w:val="333333"/>
+          <w:sz w:val="24"/>
+          <w:szCs w:val="24"/>
+        </w:rPr>
+        <w:t xml:space="preserve">I certify that the attached material is my original work. No other
+person's work or ideas have been used without acknowledgement. Except
+where I have clearly stated that I have used some of this material
+elsewhere, I have not presented it for examination/assessment in any
+other course or unit at this or any other institution.</w:t>
+      </w:r>
+    </w:p>
+    <w:tbl>
+      <w:tblPr>
+        <w:tblW w:type="pct" w:w="100%"/>
+        <w:tblBorders>
+          <w:top w:val="single" w:color="auto" w:sz="4"/>
+          <w:left w:val="single" w:color="auto" w:sz="4"/>
+          <w:bottom w:val="single" w:color="auto" w:sz="4"/>
+          <w:right w:val="single" w:color="auto" w:sz="4"/>
+          <w:insideH w:val="single" w:color="auto" w:sz="4"/>
+          <w:insideV w:val="single" w:color="auto" w:sz="4"/>
+        </w:tblBorders>
+      </w:tblPr>
+      <w:tblGrid>
+        <w:gridCol w:w="100"/>
+        <w:gridCol w:w="100"/>
+      </w:tblGrid>
+      <w:tr>
+        <w:trPr>
+          <w:tblHeader/>
+        </w:trPr>
+        <w:tc>
+          <w:tcPr>
+            <w:shd w:fill="EEF3F6" w:color="EEF3F6" w:val="solid"/>
+            <w:tcMar>
+              <w:top w:type="dxa" w:w="60"/>
+              <w:left w:type="dxa" w:w="80"/>
+              <w:bottom w:type="dxa" w:w="60"/>
+              <w:right w:type="dxa" w:w="80"/>
+            </w:tcMar>
+            <w:vAlign w:val="center"/>
+          </w:tcPr>
+          <w:p>
+            <w:pPr>
+              <w:spacing w:line="360" w:lineRule="auto"/>
+            </w:pPr>
+            <w:r>
+              <w:rPr>
+                <w:rFonts w:ascii="Times New Roman" w:cs="Times New Roman" w:eastAsia="Times New Roman" w:hAnsi="Times New Roman"/>
+                <w:b/>
+                <w:bCs/>
+                <w:sz w:val="24"/>
+                <w:szCs w:val="24"/>
+              </w:rPr>
+              <w:t xml:space="preserve">Field</w:t>
+            </w:r>
+          </w:p>
+        </w:tc>
+        <w:tc>
+          <w:tcPr>
+            <w:shd w:fill="EEF3F6" w:color="EEF3F6" w:val="solid"/>
+            <w:tcMar>
+              <w:top w:type="dxa" w:w="60"/>
+              <w:left w:type="dxa" w:w="80"/>
+              <w:bottom w:type="dxa" w:w="60"/>
+              <w:right w:type="dxa" w:w="80"/>
+            </w:tcMar>
+            <w:vAlign w:val="center"/>
+          </w:tcPr>
+          <w:p>
+            <w:pPr>
+              <w:spacing w:line="360" w:lineRule="auto"/>
+            </w:pPr>
+            <w:r>
+              <w:rPr>
+                <w:rFonts w:ascii="Times New Roman" w:cs="Times New Roman" w:eastAsia="Times New Roman" w:hAnsi="Times New Roman"/>
+                <w:b/>
+                <w:bCs/>
+                <w:sz w:val="24"/>
+                <w:szCs w:val="24"/>
+              </w:rPr>
+              <w:t xml:space="preserve">Value</w:t>
+            </w:r>
+          </w:p>
+        </w:tc>
+      </w:tr>
+      <w:tr>
+        <w:tc>
+          <w:tcPr>
+            <w:tcMar>
+              <w:top w:type="dxa" w:w="60"/>
+              <w:left w:type="dxa" w:w="80"/>
+              <w:bottom w:type="dxa" w:w="60"/>
+              <w:right w:type="dxa" w:w="80"/>
+            </w:tcMar>
+            <w:vAlign w:val="top"/>
+          </w:tcPr>
+          <w:p>
+            <w:pPr>
+              <w:spacing w:line="360" w:lineRule="auto"/>
+            </w:pPr>
+            <w:r>
+              <w:rPr>
+                <w:rFonts w:ascii="Times New Roman" w:cs="Times New Roman" w:eastAsia="Times New Roman" w:hAnsi="Times New Roman"/>
+                <w:sz w:val="24"/>
+                <w:szCs w:val="24"/>
+              </w:rPr>
+              <w:t xml:space="preserve">Name/Signature</w:t>
+            </w:r>
+          </w:p>
+        </w:tc>
+        <w:tc>
+          <w:tcPr>
+            <w:tcMar>
+              <w:top w:type="dxa" w:w="60"/>
+              <w:left w:type="dxa" w:w="80"/>
+              <w:bottom w:type="dxa" w:w="60"/>
+              <w:right w:type="dxa" w:w="80"/>
+            </w:tcMar>
+            <w:vAlign w:val="top"/>
+          </w:tcPr>
+          <w:p>
+            <w:pPr>
+              <w:spacing w:line="360" w:lineRule="auto"/>
+            </w:pPr>
+            <w:r>
+              <w:rPr>
+                <w:rFonts w:ascii="Times New Roman" w:cs="Times New Roman" w:eastAsia="Times New Roman" w:hAnsi="Times New Roman"/>
+                <w:i/>
+                <w:iCs/>
+                <w:sz w:val="24"/>
+                <w:szCs w:val="24"/>
+              </w:rPr>
+              <w:t xml:space="preserve">to be signed by the student before submission</w:t>
+            </w:r>
+          </w:p>
+        </w:tc>
+      </w:tr>
+      <w:tr>
+        <w:tc>
+          <w:tcPr>
+            <w:tcMar>
+              <w:top w:type="dxa" w:w="60"/>
+              <w:left w:type="dxa" w:w="80"/>
+              <w:bottom w:type="dxa" w:w="60"/>
+              <w:right w:type="dxa" w:w="80"/>
+            </w:tcMar>
+            <w:vAlign w:val="top"/>
+          </w:tcPr>
+          <w:p>
+            <w:pPr>
+              <w:spacing w:line="360" w:lineRule="auto"/>
+            </w:pPr>
+            <w:r>
+              <w:rPr>
+                <w:rFonts w:ascii="Times New Roman" w:cs="Times New Roman" w:eastAsia="Times New Roman" w:hAnsi="Times New Roman"/>
+                <w:sz w:val="24"/>
+                <w:szCs w:val="24"/>
+              </w:rPr>
+              <w:t xml:space="preserve">Date</w:t>
+            </w:r>
+          </w:p>
+        </w:tc>
+        <w:tc>
+          <w:tcPr>
+            <w:tcMar>
+              <w:top w:type="dxa" w:w="60"/>
+              <w:left w:type="dxa" w:w="80"/>
+              <w:bottom w:type="dxa" w:w="60"/>
+              <w:right w:type="dxa" w:w="80"/>
+            </w:tcMar>
+            <w:vAlign w:val="top"/>
+          </w:tcPr>
+          <w:p>
+            <w:pPr>
+              <w:spacing w:line="360" w:lineRule="auto"/>
+            </w:pPr>
+            <w:r>
+              <w:rPr>
+                <w:rFonts w:ascii="Times New Roman" w:cs="Times New Roman" w:eastAsia="Times New Roman" w:hAnsi="Times New Roman"/>
+                <w:i/>
+                <w:iCs/>
+                <w:sz w:val="24"/>
+                <w:szCs w:val="24"/>
+              </w:rPr>
+              <w:t xml:space="preserve">to be completed by the student</w:t>
+            </w:r>
+          </w:p>
+        </w:tc>
+      </w:tr>
+    </w:tbl>
+    <w:p>
+      <w:pPr>
+        <w:spacing w:after="160"/>
+      </w:pPr>
+    </w:p>
+    <w:p>
+      <w:pPr>
+        <w:spacing w:after="160" w:line="360" w:lineRule="auto"/>
+        <w:jc w:val="both"/>
+      </w:pPr>
+      <w:r>
+        <w:rPr>
+          <w:rFonts w:ascii="Times New Roman" w:cs="Times New Roman" w:eastAsia="Times New Roman" w:hAnsi="Times New Roman"/>
+          <w:b/>
+          <w:bCs/>
+          <w:sz w:val="24"/>
+          <w:szCs w:val="24"/>
+        </w:rPr>
+        <w:t xml:space="preserve">Submission</w:t>
+      </w:r>
+    </w:p>
+    <w:tbl>
+      <w:tblPr>
+        <w:tblW w:type="pct" w:w="100%"/>
+        <w:tblBorders>
+          <w:top w:val="single" w:color="auto" w:sz="4"/>
+          <w:left w:val="single" w:color="auto" w:sz="4"/>
+          <w:bottom w:val="single" w:color="auto" w:sz="4"/>
+          <w:right w:val="single" w:color="auto" w:sz="4"/>
+          <w:insideH w:val="single" w:color="auto" w:sz="4"/>
+          <w:insideV w:val="single" w:color="auto" w:sz="4"/>
+        </w:tblBorders>
+      </w:tblPr>
+      <w:tblGrid>
+        <w:gridCol w:w="100"/>
+        <w:gridCol w:w="100"/>
+      </w:tblGrid>
+      <w:tr>
+        <w:trPr>
+          <w:tblHeader/>
+        </w:trPr>
+        <w:tc>
+          <w:tcPr>
+            <w:shd w:fill="EEF3F6" w:color="EEF3F6" w:val="solid"/>
+            <w:tcMar>
+              <w:top w:type="dxa" w:w="60"/>
+              <w:left w:type="dxa" w:w="80"/>
+              <w:bottom w:type="dxa" w:w="60"/>
+              <w:right w:type="dxa" w:w="80"/>
+            </w:tcMar>
+            <w:vAlign w:val="center"/>
+          </w:tcPr>
+          <w:p>
+            <w:pPr>
+              <w:spacing w:line="360" w:lineRule="auto"/>
+            </w:pPr>
+            <w:r>
+              <w:rPr>
+                <w:rFonts w:ascii="Times New Roman" w:cs="Times New Roman" w:eastAsia="Times New Roman" w:hAnsi="Times New Roman"/>
+                <w:b/>
+                <w:bCs/>
+                <w:sz w:val="24"/>
+                <w:szCs w:val="24"/>
+              </w:rPr>
+              <w:t xml:space="preserve">Field</w:t>
+            </w:r>
+          </w:p>
+        </w:tc>
+        <w:tc>
+          <w:tcPr>
+            <w:shd w:fill="EEF3F6" w:color="EEF3F6" w:val="solid"/>
+            <w:tcMar>
+              <w:top w:type="dxa" w:w="60"/>
+              <w:left w:type="dxa" w:w="80"/>
+              <w:bottom w:type="dxa" w:w="60"/>
+              <w:right w:type="dxa" w:w="80"/>
+            </w:tcMar>
+            <w:vAlign w:val="center"/>
+          </w:tcPr>
+          <w:p>
+            <w:pPr>
+              <w:spacing w:line="360" w:lineRule="auto"/>
+            </w:pPr>
+            <w:r>
+              <w:rPr>
+                <w:rFonts w:ascii="Times New Roman" w:cs="Times New Roman" w:eastAsia="Times New Roman" w:hAnsi="Times New Roman"/>
+                <w:b/>
+                <w:bCs/>
+                <w:sz w:val="24"/>
+                <w:szCs w:val="24"/>
+              </w:rPr>
+              <w:t xml:space="preserve">Value</w:t>
+            </w:r>
+          </w:p>
+        </w:tc>
+      </w:tr>
+      <w:tr>
+        <w:tc>
+          <w:tcPr>
+            <w:tcMar>
+              <w:top w:type="dxa" w:w="60"/>
+              <w:left w:type="dxa" w:w="80"/>
+              <w:bottom w:type="dxa" w:w="60"/>
+              <w:right w:type="dxa" w:w="80"/>
+            </w:tcMar>
+            <w:vAlign w:val="top"/>
+          </w:tcPr>
+          <w:p>
+            <w:pPr>
+              <w:spacing w:line="360" w:lineRule="auto"/>
+            </w:pPr>
+            <w:r>
+              <w:rPr>
+                <w:rFonts w:ascii="Times New Roman" w:cs="Times New Roman" w:eastAsia="Times New Roman" w:hAnsi="Times New Roman"/>
+                <w:sz w:val="24"/>
+                <w:szCs w:val="24"/>
+              </w:rPr>
+              <w:t xml:space="preserve">Return to</w:t>
+            </w:r>
+          </w:p>
+        </w:tc>
+        <w:tc>
+          <w:tcPr>
+            <w:tcMar>
+              <w:top w:type="dxa" w:w="60"/>
+              <w:left w:type="dxa" w:w="80"/>
+              <w:bottom w:type="dxa" w:w="60"/>
+              <w:right w:type="dxa" w:w="80"/>
+            </w:tcMar>
+            <w:vAlign w:val="top"/>
+          </w:tcPr>
+          <w:p>
+            <w:pPr>
+              <w:spacing w:line="360" w:lineRule="auto"/>
+            </w:pPr>
+            <w:r>
+              <w:rPr>
+                <w:rFonts w:ascii="Times New Roman" w:cs="Times New Roman" w:eastAsia="Times New Roman" w:hAnsi="Times New Roman"/>
+                <w:i/>
+                <w:iCs/>
+                <w:sz w:val="24"/>
+                <w:szCs w:val="24"/>
+              </w:rPr>
+              <w:t xml:space="preserve">to be completed by the student</w:t>
+            </w:r>
+          </w:p>
+        </w:tc>
+      </w:tr>
+    </w:tbl>
+    <w:p>
+      <w:pPr>
+        <w:spacing w:after="160"/>
+      </w:pPr>
+    </w:p>
+    <w:p>
+      <w:pPr>
+        <w:spacing w:after="160" w:line="360" w:lineRule="auto"/>
+        <w:jc w:val="both"/>
+      </w:pPr>
+      <w:r>
+        <w:rPr>
+          <w:rFonts w:ascii="Times New Roman" w:cs="Times New Roman" w:eastAsia="Times New Roman" w:hAnsi="Times New Roman"/>
+          <w:b/>
+          <w:bCs/>
+          <w:sz w:val="24"/>
+          <w:szCs w:val="24"/>
+        </w:rPr>
+        <w:t xml:space="preserve">Result</w:t>
+      </w:r>
+      <w:r>
+        <w:rPr>
+          <w:rFonts w:ascii="Times New Roman" w:cs="Times New Roman" w:eastAsia="Times New Roman" w:hAnsi="Times New Roman"/>
+          <w:sz w:val="24"/>
+          <w:szCs w:val="24"/>
+        </w:rPr>
+        <w:t xml:space="preserve"> </w:t>
+      </w:r>
+      <w:r>
+        <w:rPr>
+          <w:rFonts w:ascii="Times New Roman" w:cs="Times New Roman" w:eastAsia="Times New Roman" w:hAnsi="Times New Roman"/>
+          <w:i/>
+          <w:iCs/>
+          <w:sz w:val="24"/>
+          <w:szCs w:val="24"/>
+        </w:rPr>
+        <w:t xml:space="preserve">(for assessor use)</w:t>
+      </w:r>
+    </w:p>
+    <w:tbl>
+      <w:tblPr>
+        <w:tblW w:type="pct" w:w="100%"/>
+        <w:tblBorders>
+          <w:top w:val="single" w:color="auto" w:sz="4"/>
+          <w:left w:val="single" w:color="auto" w:sz="4"/>
+          <w:bottom w:val="single" w:color="auto" w:sz="4"/>
+          <w:right w:val="single" w:color="auto" w:sz="4"/>
+          <w:insideH w:val="single" w:color="auto" w:sz="4"/>
+          <w:insideV w:val="single" w:color="auto" w:sz="4"/>
+        </w:tblBorders>
+      </w:tblPr>
+      <w:tblGrid>
+        <w:gridCol w:w="100"/>
+        <w:gridCol w:w="100"/>
+      </w:tblGrid>
+      <w:tr>
+        <w:trPr>
+          <w:tblHeader/>
+        </w:trPr>
+        <w:tc>
+          <w:tcPr>
+            <w:shd w:fill="EEF3F6" w:color="EEF3F6" w:val="solid"/>
+            <w:tcMar>
+              <w:top w:type="dxa" w:w="60"/>
+              <w:left w:type="dxa" w:w="80"/>
+              <w:bottom w:type="dxa" w:w="60"/>
+              <w:right w:type="dxa" w:w="80"/>
+            </w:tcMar>
+            <w:vAlign w:val="center"/>
+          </w:tcPr>
+          <w:p>
+            <w:pPr>
+              <w:spacing w:line="360" w:lineRule="auto"/>
+            </w:pPr>
+            <w:r>
+              <w:rPr>
+                <w:rFonts w:ascii="Times New Roman" w:cs="Times New Roman" w:eastAsia="Times New Roman" w:hAnsi="Times New Roman"/>
+                <w:b/>
+                <w:bCs/>
+                <w:sz w:val="24"/>
+                <w:szCs w:val="24"/>
+              </w:rPr>
+              <w:t xml:space="preserve">Field</w:t>
+            </w:r>
+          </w:p>
+        </w:tc>
+        <w:tc>
+          <w:tcPr>
+            <w:shd w:fill="EEF3F6" w:color="EEF3F6" w:val="solid"/>
+            <w:tcMar>
+              <w:top w:type="dxa" w:w="60"/>
+              <w:left w:type="dxa" w:w="80"/>
+              <w:bottom w:type="dxa" w:w="60"/>
+              <w:right w:type="dxa" w:w="80"/>
+            </w:tcMar>
+            <w:vAlign w:val="center"/>
+          </w:tcPr>
+          <w:p>
+            <w:pPr>
+              <w:spacing w:line="360" w:lineRule="auto"/>
+            </w:pPr>
+            <w:r>
+              <w:rPr>
+                <w:rFonts w:ascii="Times New Roman" w:cs="Times New Roman" w:eastAsia="Times New Roman" w:hAnsi="Times New Roman"/>
+                <w:b/>
+                <w:bCs/>
+                <w:sz w:val="24"/>
+                <w:szCs w:val="24"/>
+              </w:rPr>
+              <w:t xml:space="preserve">Value</w:t>
+            </w:r>
+          </w:p>
+        </w:tc>
+      </w:tr>
+      <w:tr>
+        <w:tc>
+          <w:tcPr>
+            <w:tcMar>
+              <w:top w:type="dxa" w:w="60"/>
+              <w:left w:type="dxa" w:w="80"/>
+              <w:bottom w:type="dxa" w:w="60"/>
+              <w:right w:type="dxa" w:w="80"/>
+            </w:tcMar>
+            <w:vAlign w:val="top"/>
+          </w:tcPr>
+          <w:p>
+            <w:pPr>
+              <w:spacing w:line="360" w:lineRule="auto"/>
+            </w:pPr>
+            <w:r>
+              <w:rPr>
+                <w:rFonts w:ascii="Times New Roman" w:cs="Times New Roman" w:eastAsia="Times New Roman" w:hAnsi="Times New Roman"/>
+                <w:sz w:val="24"/>
+                <w:szCs w:val="24"/>
+              </w:rPr>
+              <w:t xml:space="preserve">Marks by 1st Assessor</w:t>
+            </w:r>
+          </w:p>
+        </w:tc>
+        <w:tc>
+          <w:tcPr>
+            <w:tcMar>
+              <w:top w:type="dxa" w:w="60"/>
+              <w:left w:type="dxa" w:w="80"/>
+              <w:bottom w:type="dxa" w:w="60"/>
+              <w:right w:type="dxa" w:w="80"/>
+            </w:tcMar>
+            <w:vAlign w:val="top"/>
+          </w:tcPr>
+          <w:p>
+            <w:pPr>
+              <w:spacing w:line="360" w:lineRule="auto"/>
+            </w:pPr>
+          </w:p>
+        </w:tc>
+      </w:tr>
+      <w:tr>
+        <w:tc>
+          <w:tcPr>
+            <w:tcMar>
+              <w:top w:type="dxa" w:w="60"/>
+              <w:left w:type="dxa" w:w="80"/>
+              <w:bottom w:type="dxa" w:w="60"/>
+              <w:right w:type="dxa" w:w="80"/>
+            </w:tcMar>
+            <w:vAlign w:val="top"/>
+          </w:tcPr>
+          <w:p>
+            <w:pPr>
+              <w:spacing w:line="360" w:lineRule="auto"/>
+            </w:pPr>
+            <w:r>
+              <w:rPr>
+                <w:rFonts w:ascii="Times New Roman" w:cs="Times New Roman" w:eastAsia="Times New Roman" w:hAnsi="Times New Roman"/>
+                <w:sz w:val="24"/>
+                <w:szCs w:val="24"/>
+              </w:rPr>
+              <w:t xml:space="preserve">Signature of the 1st Assessor</w:t>
+            </w:r>
+          </w:p>
+        </w:tc>
+        <w:tc>
+          <w:tcPr>
+            <w:tcMar>
+              <w:top w:type="dxa" w:w="60"/>
+              <w:left w:type="dxa" w:w="80"/>
+              <w:bottom w:type="dxa" w:w="60"/>
+              <w:right w:type="dxa" w:w="80"/>
+            </w:tcMar>
+            <w:vAlign w:val="top"/>
+          </w:tcPr>
+          <w:p>
+            <w:pPr>
+              <w:spacing w:line="360" w:lineRule="auto"/>
+            </w:pPr>
+          </w:p>
+        </w:tc>
+      </w:tr>
+      <w:tr>
+        <w:tc>
+          <w:tcPr>
+            <w:tcMar>
+              <w:top w:type="dxa" w:w="60"/>
+              <w:left w:type="dxa" w:w="80"/>
+              <w:bottom w:type="dxa" w:w="60"/>
+              <w:right w:type="dxa" w:w="80"/>
+            </w:tcMar>
+            <w:vAlign w:val="top"/>
+          </w:tcPr>
+          <w:p>
+            <w:pPr>
+              <w:spacing w:line="360" w:lineRule="auto"/>
+            </w:pPr>
+            <w:r>
+              <w:rPr>
+                <w:rFonts w:ascii="Times New Roman" w:cs="Times New Roman" w:eastAsia="Times New Roman" w:hAnsi="Times New Roman"/>
+                <w:sz w:val="24"/>
+                <w:szCs w:val="24"/>
+              </w:rPr>
+              <w:t xml:space="preserve">Agreed Mark</w:t>
+            </w:r>
+          </w:p>
+        </w:tc>
+        <w:tc>
+          <w:tcPr>
+            <w:tcMar>
+              <w:top w:type="dxa" w:w="60"/>
+              <w:left w:type="dxa" w:w="80"/>
+              <w:bottom w:type="dxa" w:w="60"/>
+              <w:right w:type="dxa" w:w="80"/>
+            </w:tcMar>
+            <w:vAlign w:val="top"/>
+          </w:tcPr>
+          <w:p>
+            <w:pPr>
+              <w:spacing w:line="360" w:lineRule="auto"/>
+            </w:pPr>
+          </w:p>
+        </w:tc>
+      </w:tr>
+      <w:tr>
+        <w:tc>
+          <w:tcPr>
+            <w:tcMar>
+              <w:top w:type="dxa" w:w="60"/>
+              <w:left w:type="dxa" w:w="80"/>
+              <w:bottom w:type="dxa" w:w="60"/>
+              <w:right w:type="dxa" w:w="80"/>
+            </w:tcMar>
+            <w:vAlign w:val="top"/>
+          </w:tcPr>
+          <w:p>
+            <w:pPr>
+              <w:spacing w:line="360" w:lineRule="auto"/>
+            </w:pPr>
+            <w:r>
+              <w:rPr>
+                <w:rFonts w:ascii="Times New Roman" w:cs="Times New Roman" w:eastAsia="Times New Roman" w:hAnsi="Times New Roman"/>
+                <w:sz w:val="24"/>
+                <w:szCs w:val="24"/>
+              </w:rPr>
+              <w:t xml:space="preserve">Marks by 2nd Assessor</w:t>
+            </w:r>
+          </w:p>
+        </w:tc>
+        <w:tc>
+          <w:tcPr>
+            <w:tcMar>
+              <w:top w:type="dxa" w:w="60"/>
+              <w:left w:type="dxa" w:w="80"/>
+              <w:bottom w:type="dxa" w:w="60"/>
+              <w:right w:type="dxa" w:w="80"/>
+            </w:tcMar>
+            <w:vAlign w:val="top"/>
+          </w:tcPr>
+          <w:p>
+            <w:pPr>
+              <w:spacing w:line="360" w:lineRule="auto"/>
+            </w:pPr>
+          </w:p>
+        </w:tc>
+      </w:tr>
+      <w:tr>
+        <w:tc>
+          <w:tcPr>
+            <w:tcMar>
+              <w:top w:type="dxa" w:w="60"/>
+              <w:left w:type="dxa" w:w="80"/>
+              <w:bottom w:type="dxa" w:w="60"/>
+              <w:right w:type="dxa" w:w="80"/>
+            </w:tcMar>
+            <w:vAlign w:val="top"/>
+          </w:tcPr>
+          <w:p>
+            <w:pPr>
+              <w:spacing w:line="360" w:lineRule="auto"/>
+            </w:pPr>
+            <w:r>
+              <w:rPr>
+                <w:rFonts w:ascii="Times New Roman" w:cs="Times New Roman" w:eastAsia="Times New Roman" w:hAnsi="Times New Roman"/>
+                <w:sz w:val="24"/>
+                <w:szCs w:val="24"/>
+              </w:rPr>
+              <w:t xml:space="preserve">Signature of the 2nd Assessor</w:t>
+            </w:r>
+          </w:p>
+        </w:tc>
+        <w:tc>
+          <w:tcPr>
+            <w:tcMar>
+              <w:top w:type="dxa" w:w="60"/>
+              <w:left w:type="dxa" w:w="80"/>
+              <w:bottom w:type="dxa" w:w="60"/>
+              <w:right w:type="dxa" w:w="80"/>
+            </w:tcMar>
+            <w:vAlign w:val="top"/>
+          </w:tcPr>
+          <w:p>
+            <w:pPr>
+              <w:spacing w:line="360" w:lineRule="auto"/>
+            </w:pPr>
+          </w:p>
+        </w:tc>
+      </w:tr>
+    </w:tbl>
+    <w:p>
+      <w:pPr>
+        <w:spacing w:after="160"/>
+      </w:pPr>
+    </w:p>
+    <w:p>
+      <w:r>
+        <w:br w:type="page"/>
+      </w:r>
+    </w:p>
+    <w:p>
+      <w:pPr>
+        <w:pStyle w:val="Heading1"/>
+        <w:pBdr>
+          <w:bottom w:val="single" w:color="0B3954" w:sz="6"/>
+        </w:pBdr>
+        <w:spacing w:after="120" w:before="240" w:line="360" w:lineRule="auto"/>
+      </w:pPr>
+      <w:r>
+        <w:rPr>
+          <w:rFonts w:ascii="Times New Roman" w:cs="Times New Roman" w:eastAsia="Times New Roman" w:hAnsi="Times New Roman"/>
+          <w:b/>
+          <w:bCs/>
+          <w:sz w:val="28"/>
+          <w:szCs w:val="28"/>
+        </w:rPr>
+        <w:t xml:space="preserve">CIS6003 Advanced Programming — Assignment Report</w:t>
+      </w:r>
+    </w:p>
+    <w:p>
+      <w:pPr>
+        <w:spacing w:after="160" w:line="360" w:lineRule="auto"/>
+        <w:jc w:val="both"/>
+      </w:pPr>
+      <w:r>
+        <w:rPr>
+          <w:rFonts w:ascii="Times New Roman" w:cs="Times New Roman" w:eastAsia="Times New Roman" w:hAnsi="Times New Roman"/>
+          <w:b/>
+          <w:bCs/>
+          <w:sz w:val="24"/>
+          <w:szCs w:val="24"/>
+        </w:rPr>
+        <w:t xml:space="preserve">Assessment:</w:t>
+      </w:r>
+      <w:r>
+        <w:rPr>
+          <w:rFonts w:ascii="Times New Roman" w:cs="Times New Roman" w:eastAsia="Times New Roman" w:hAnsi="Times New Roman"/>
+          <w:sz w:val="24"/>
+          <w:szCs w:val="24"/>
+        </w:rPr>
+        <w:t xml:space="preserve"> Sunrise Dental Clinic System (WRIT1) | </w:t>
+      </w:r>
+      <w:r>
+        <w:rPr>
+          <w:rFonts w:ascii="Times New Roman" w:cs="Times New Roman" w:eastAsia="Times New Roman" w:hAnsi="Times New Roman"/>
+          <w:b/>
+          <w:bCs/>
+          <w:sz w:val="24"/>
+          <w:szCs w:val="24"/>
+        </w:rPr>
         <w:t xml:space="preserve">Weighting:</w:t>
       </w:r>
       <w:r>
@@ -102,9 +2011,9 @@
       </w:r>
       <w:r>
         <w:rPr>
-          <w:rFonts w:ascii="Consolas" w:cs="Consolas" w:eastAsia="Consolas" w:hAnsi="Consolas"/>
-          <w:sz w:val="22"/>
-          <w:szCs w:val="22"/>
+          <w:rFonts w:ascii="Times New Roman" w:cs="Times New Roman" w:eastAsia="Times New Roman" w:hAnsi="Times New Roman"/>
+          <w:sz w:val="24"/>
+          <w:szCs w:val="24"/>
           <w:shd w:fill="F2F2F2" w:color="F2F2F2" w:val="solid"/>
         </w:rPr>
         <w:t xml:space="preserve">st20374265 CIS6003 WRIT1</w:t>
@@ -136,7 +2045,7 @@
         </w:rPr>
         <w:t xml:space="preserve"> </w:t>
       </w:r>
-      <w:hyperlink w:history="1" r:id="rId-tqsegzcl_sdwhaqgxzxg">
+      <w:hyperlink w:history="1" r:id="rId2lhupmi4nnezizgyvq08u">
         <w:r>
           <w:rPr>
             <w:rFonts w:ascii="Times New Roman" w:cs="Times New Roman" w:eastAsia="Times New Roman" w:hAnsi="Times New Roman"/>
@@ -184,12 +2093,12 @@
       </w:r>
       <w:r>
         <w:rPr>
-          <w:rFonts w:ascii="Consolas" w:cs="Consolas" w:eastAsia="Consolas" w:hAnsi="Consolas"/>
+          <w:rFonts w:ascii="Times New Roman" w:cs="Times New Roman" w:eastAsia="Times New Roman" w:hAnsi="Times New Roman"/>
           <w:i/>
           <w:iCs/>
           <w:color w:val="333333"/>
-          <w:sz w:val="22"/>
-          <w:szCs w:val="22"/>
+          <w:sz w:val="24"/>
+          <w:szCs w:val="24"/>
           <w:shd w:fill="F2F2F2" w:color="F2F2F2" w:val="solid"/>
         </w:rPr>
         <w:t xml:space="preserve">docs/ASSIGNMENT_REPORT.pdf</w:t>
@@ -208,12 +2117,12 @@
       </w:r>
       <w:r>
         <w:rPr>
-          <w:rFonts w:ascii="Consolas" w:cs="Consolas" w:eastAsia="Consolas" w:hAnsi="Consolas"/>
+          <w:rFonts w:ascii="Times New Roman" w:cs="Times New Roman" w:eastAsia="Times New Roman" w:hAnsi="Times New Roman"/>
           <w:i/>
           <w:iCs/>
           <w:color w:val="333333"/>
-          <w:sz w:val="22"/>
-          <w:szCs w:val="22"/>
+          <w:sz w:val="24"/>
+          <w:szCs w:val="24"/>
           <w:shd w:fill="F2F2F2" w:color="F2F2F2" w:val="solid"/>
         </w:rPr>
         <w:t xml:space="preserve">docs/ASSIGNMENT_REPORT.docx</w:t>
@@ -236,12 +2145,12 @@
       </w:r>
       <w:r>
         <w:rPr>
-          <w:rFonts w:ascii="Consolas" w:cs="Consolas" w:eastAsia="Consolas" w:hAnsi="Consolas"/>
+          <w:rFonts w:ascii="Times New Roman" w:cs="Times New Roman" w:eastAsia="Times New Roman" w:hAnsi="Times New Roman"/>
           <w:i/>
           <w:iCs/>
           <w:color w:val="333333"/>
-          <w:sz w:val="22"/>
-          <w:szCs w:val="22"/>
+          <w:sz w:val="24"/>
+          <w:szCs w:val="24"/>
           <w:shd w:fill="F2F2F2" w:color="F2F2F2" w:val="solid"/>
         </w:rPr>
         <w:t xml:space="preserve">docs/generate-pdf.js</w:t>
@@ -259,12 +2168,12 @@
       </w:r>
       <w:r>
         <w:rPr>
-          <w:rFonts w:ascii="Consolas" w:cs="Consolas" w:eastAsia="Consolas" w:hAnsi="Consolas"/>
+          <w:rFonts w:ascii="Times New Roman" w:cs="Times New Roman" w:eastAsia="Times New Roman" w:hAnsi="Times New Roman"/>
           <w:i/>
           <w:iCs/>
           <w:color w:val="333333"/>
-          <w:sz w:val="22"/>
-          <w:szCs w:val="22"/>
+          <w:sz w:val="24"/>
+          <w:szCs w:val="24"/>
           <w:shd w:fill="F2F2F2" w:color="F2F2F2" w:val="solid"/>
         </w:rPr>
         <w:t xml:space="preserve">docs/generate-docx.js</w:t>
@@ -479,9 +2388,9 @@
       </w:r>
       <w:r>
         <w:rPr>
-          <w:rFonts w:ascii="Consolas" w:cs="Consolas" w:eastAsia="Consolas" w:hAnsi="Consolas"/>
-          <w:sz w:val="22"/>
-          <w:szCs w:val="22"/>
+          <w:rFonts w:ascii="Times New Roman" w:cs="Times New Roman" w:eastAsia="Times New Roman" w:hAnsi="Times New Roman"/>
+          <w:sz w:val="24"/>
+          <w:szCs w:val="24"/>
           <w:shd w:fill="F2F2F2" w:color="F2F2F2" w:val="solid"/>
         </w:rPr>
         <w:t xml:space="preserve">diagrams/README.md</w:t>
@@ -497,9 +2406,9 @@
       </w:r>
       <w:r>
         <w:rPr>
-          <w:rFonts w:ascii="Consolas" w:cs="Consolas" w:eastAsia="Consolas" w:hAnsi="Consolas"/>
-          <w:sz w:val="22"/>
-          <w:szCs w:val="22"/>
+          <w:rFonts w:ascii="Times New Roman" w:cs="Times New Roman" w:eastAsia="Times New Roman" w:hAnsi="Times New Roman"/>
+          <w:sz w:val="24"/>
+          <w:szCs w:val="24"/>
           <w:shd w:fill="F2F2F2" w:color="F2F2F2" w:val="solid"/>
         </w:rPr>
         <w:t xml:space="preserve">ADMIN</w:t>
@@ -514,9 +2423,9 @@
       </w:r>
       <w:r>
         <w:rPr>
-          <w:rFonts w:ascii="Consolas" w:cs="Consolas" w:eastAsia="Consolas" w:hAnsi="Consolas"/>
-          <w:sz w:val="22"/>
-          <w:szCs w:val="22"/>
+          <w:rFonts w:ascii="Times New Roman" w:cs="Times New Roman" w:eastAsia="Times New Roman" w:hAnsi="Times New Roman"/>
+          <w:sz w:val="24"/>
+          <w:szCs w:val="24"/>
           <w:shd w:fill="F2F2F2" w:color="F2F2F2" w:val="solid"/>
         </w:rPr>
         <w:t xml:space="preserve">STAFF</w:t>
@@ -700,9 +2609,9 @@
       </w:r>
       <w:r>
         <w:rPr>
-          <w:rFonts w:ascii="Consolas" w:cs="Consolas" w:eastAsia="Consolas" w:hAnsi="Consolas"/>
-          <w:sz w:val="22"/>
-          <w:szCs w:val="22"/>
+          <w:rFonts w:ascii="Times New Roman" w:cs="Times New Roman" w:eastAsia="Times New Roman" w:hAnsi="Times New Roman"/>
+          <w:sz w:val="24"/>
+          <w:szCs w:val="24"/>
           <w:shd w:fill="F2F2F2" w:color="F2F2F2" w:val="solid"/>
         </w:rPr>
         <w:t xml:space="preserve">diagrams/*.png</w:t>
@@ -718,9 +2627,9 @@
       </w:r>
       <w:r>
         <w:rPr>
-          <w:rFonts w:ascii="Consolas" w:cs="Consolas" w:eastAsia="Consolas" w:hAnsi="Consolas"/>
-          <w:sz w:val="22"/>
-          <w:szCs w:val="22"/>
+          <w:rFonts w:ascii="Times New Roman" w:cs="Times New Roman" w:eastAsia="Times New Roman" w:hAnsi="Times New Roman"/>
+          <w:sz w:val="24"/>
+          <w:szCs w:val="24"/>
           <w:shd w:fill="F2F2F2" w:color="F2F2F2" w:val="solid"/>
         </w:rPr>
         <w:t xml:space="preserve">diagrams/*.mmd</w:t>
@@ -737,9 +2646,9 @@
       </w:r>
       <w:r>
         <w:rPr>
-          <w:rFonts w:ascii="Consolas" w:cs="Consolas" w:eastAsia="Consolas" w:hAnsi="Consolas"/>
-          <w:sz w:val="22"/>
-          <w:szCs w:val="22"/>
+          <w:rFonts w:ascii="Times New Roman" w:cs="Times New Roman" w:eastAsia="Times New Roman" w:hAnsi="Times New Roman"/>
+          <w:sz w:val="24"/>
+          <w:szCs w:val="24"/>
           <w:shd w:fill="F2F2F2" w:color="F2F2F2" w:val="solid"/>
         </w:rPr>
         <w:t xml:space="preserve">diagrams/README.md</w:t>
@@ -884,9 +2793,9 @@
       </w:r>
       <w:r>
         <w:rPr>
-          <w:rFonts w:ascii="Consolas" w:cs="Consolas" w:eastAsia="Consolas" w:hAnsi="Consolas"/>
-          <w:sz w:val="22"/>
-          <w:szCs w:val="22"/>
+          <w:rFonts w:ascii="Times New Roman" w:cs="Times New Roman" w:eastAsia="Times New Roman" w:hAnsi="Times New Roman"/>
+          <w:sz w:val="24"/>
+          <w:szCs w:val="24"/>
           <w:shd w:fill="F2F2F2" w:color="F2F2F2" w:val="solid"/>
         </w:rPr>
         <w:t xml:space="preserve">Administrator --|&gt; Staff</w:t>
@@ -918,9 +2827,9 @@
       </w:r>
       <w:r>
         <w:rPr>
-          <w:rFonts w:ascii="Consolas" w:cs="Consolas" w:eastAsia="Consolas" w:hAnsi="Consolas"/>
-          <w:sz w:val="22"/>
-          <w:szCs w:val="22"/>
+          <w:rFonts w:ascii="Times New Roman" w:cs="Times New Roman" w:eastAsia="Times New Roman" w:hAnsi="Times New Roman"/>
+          <w:sz w:val="24"/>
+          <w:szCs w:val="24"/>
           <w:shd w:fill="F2F2F2" w:color="F2F2F2" w:val="solid"/>
         </w:rPr>
         <w:t xml:space="preserve">&lt;&lt;include&gt;&gt;</w:t>
@@ -992,9 +2901,9 @@
       </w:r>
       <w:r>
         <w:rPr>
-          <w:rFonts w:ascii="Consolas" w:cs="Consolas" w:eastAsia="Consolas" w:hAnsi="Consolas"/>
-          <w:sz w:val="22"/>
-          <w:szCs w:val="22"/>
+          <w:rFonts w:ascii="Times New Roman" w:cs="Times New Roman" w:eastAsia="Times New Roman" w:hAnsi="Times New Roman"/>
+          <w:sz w:val="24"/>
+          <w:szCs w:val="24"/>
           <w:shd w:fill="F2F2F2" w:color="F2F2F2" w:val="solid"/>
         </w:rPr>
         <w:t xml:space="preserve">&lt;&lt;extend&gt;&gt;</w:t>
@@ -1163,9 +3072,9 @@
       </w:r>
       <w:r>
         <w:rPr>
-          <w:rFonts w:ascii="Consolas" w:cs="Consolas" w:eastAsia="Consolas" w:hAnsi="Consolas"/>
-          <w:sz w:val="22"/>
-          <w:szCs w:val="22"/>
+          <w:rFonts w:ascii="Times New Roman" w:cs="Times New Roman" w:eastAsia="Times New Roman" w:hAnsi="Times New Roman"/>
+          <w:sz w:val="24"/>
+          <w:szCs w:val="24"/>
           <w:shd w:fill="F2F2F2" w:color="F2F2F2" w:val="solid"/>
         </w:rPr>
         <w:t xml:space="preserve">&lt;&lt;extend&gt;&gt;</w:t>
@@ -1273,9 +3182,9 @@
       </w:r>
       <w:r>
         <w:rPr>
-          <w:rFonts w:ascii="Consolas" w:cs="Consolas" w:eastAsia="Consolas" w:hAnsi="Consolas"/>
-          <w:sz w:val="22"/>
-          <w:szCs w:val="22"/>
+          <w:rFonts w:ascii="Times New Roman" w:cs="Times New Roman" w:eastAsia="Times New Roman" w:hAnsi="Times New Roman"/>
+          <w:sz w:val="24"/>
+          <w:szCs w:val="24"/>
           <w:shd w:fill="F2F2F2" w:color="F2F2F2" w:val="solid"/>
         </w:rPr>
         <w:t xml:space="preserve">entity</w:t>
@@ -1290,9 +3199,9 @@
       </w:r>
       <w:r>
         <w:rPr>
-          <w:rFonts w:ascii="Consolas" w:cs="Consolas" w:eastAsia="Consolas" w:hAnsi="Consolas"/>
-          <w:sz w:val="22"/>
-          <w:szCs w:val="22"/>
+          <w:rFonts w:ascii="Times New Roman" w:cs="Times New Roman" w:eastAsia="Times New Roman" w:hAnsi="Times New Roman"/>
+          <w:sz w:val="24"/>
+          <w:szCs w:val="24"/>
           <w:shd w:fill="F2F2F2" w:color="F2F2F2" w:val="solid"/>
         </w:rPr>
         <w:t xml:space="preserve">service</w:t>
@@ -1308,9 +3217,9 @@
       </w:r>
       <w:r>
         <w:rPr>
-          <w:rFonts w:ascii="Consolas" w:cs="Consolas" w:eastAsia="Consolas" w:hAnsi="Consolas"/>
-          <w:sz w:val="22"/>
-          <w:szCs w:val="22"/>
+          <w:rFonts w:ascii="Times New Roman" w:cs="Times New Roman" w:eastAsia="Times New Roman" w:hAnsi="Times New Roman"/>
+          <w:sz w:val="24"/>
+          <w:szCs w:val="24"/>
           <w:shd w:fill="F2F2F2" w:color="F2F2F2" w:val="solid"/>
         </w:rPr>
         <w:t xml:space="preserve">pattern.builder</w:t>
@@ -1325,9 +3234,9 @@
       </w:r>
       <w:r>
         <w:rPr>
-          <w:rFonts w:ascii="Consolas" w:cs="Consolas" w:eastAsia="Consolas" w:hAnsi="Consolas"/>
-          <w:sz w:val="22"/>
-          <w:szCs w:val="22"/>
+          <w:rFonts w:ascii="Times New Roman" w:cs="Times New Roman" w:eastAsia="Times New Roman" w:hAnsi="Times New Roman"/>
+          <w:sz w:val="24"/>
+          <w:szCs w:val="24"/>
           <w:shd w:fill="F2F2F2" w:color="F2F2F2" w:val="solid"/>
         </w:rPr>
         <w:t xml:space="preserve">pattern.factory</w:t>
@@ -1342,9 +3251,9 @@
       </w:r>
       <w:r>
         <w:rPr>
-          <w:rFonts w:ascii="Consolas" w:cs="Consolas" w:eastAsia="Consolas" w:hAnsi="Consolas"/>
-          <w:sz w:val="22"/>
-          <w:szCs w:val="22"/>
+          <w:rFonts w:ascii="Times New Roman" w:cs="Times New Roman" w:eastAsia="Times New Roman" w:hAnsi="Times New Roman"/>
+          <w:sz w:val="24"/>
+          <w:szCs w:val="24"/>
           <w:shd w:fill="F2F2F2" w:color="F2F2F2" w:val="solid"/>
         </w:rPr>
         <w:t xml:space="preserve">pattern.strategy</w:t>
@@ -1360,9 +3269,9 @@
       </w:r>
       <w:r>
         <w:rPr>
-          <w:rFonts w:ascii="Consolas" w:cs="Consolas" w:eastAsia="Consolas" w:hAnsi="Consolas"/>
-          <w:sz w:val="22"/>
-          <w:szCs w:val="22"/>
+          <w:rFonts w:ascii="Times New Roman" w:cs="Times New Roman" w:eastAsia="Times New Roman" w:hAnsi="Times New Roman"/>
+          <w:sz w:val="24"/>
+          <w:szCs w:val="24"/>
           <w:shd w:fill="F2F2F2" w:color="F2F2F2" w:val="solid"/>
         </w:rPr>
         <w:t xml:space="preserve">pattern.observer</w:t>
@@ -1377,9 +3286,9 @@
       </w:r>
       <w:r>
         <w:rPr>
-          <w:rFonts w:ascii="Consolas" w:cs="Consolas" w:eastAsia="Consolas" w:hAnsi="Consolas"/>
-          <w:sz w:val="22"/>
-          <w:szCs w:val="22"/>
+          <w:rFonts w:ascii="Times New Roman" w:cs="Times New Roman" w:eastAsia="Times New Roman" w:hAnsi="Times New Roman"/>
+          <w:sz w:val="24"/>
+          <w:szCs w:val="24"/>
           <w:shd w:fill="F2F2F2" w:color="F2F2F2" w:val="solid"/>
         </w:rPr>
         <w:t xml:space="preserve">pattern.singleton</w:t>
@@ -1396,9 +3305,9 @@
       </w:r>
       <w:r>
         <w:rPr>
-          <w:rFonts w:ascii="Consolas" w:cs="Consolas" w:eastAsia="Consolas" w:hAnsi="Consolas"/>
-          <w:sz w:val="22"/>
-          <w:szCs w:val="22"/>
+          <w:rFonts w:ascii="Times New Roman" w:cs="Times New Roman" w:eastAsia="Times New Roman" w:hAnsi="Times New Roman"/>
+          <w:sz w:val="24"/>
+          <w:szCs w:val="24"/>
           <w:shd w:fill="F2F2F2" w:color="F2F2F2" w:val="solid"/>
         </w:rPr>
         <w:t xml:space="preserve">-</w:t>
@@ -1414,9 +3323,9 @@
       </w:r>
       <w:r>
         <w:rPr>
-          <w:rFonts w:ascii="Consolas" w:cs="Consolas" w:eastAsia="Consolas" w:hAnsi="Consolas"/>
-          <w:sz w:val="22"/>
-          <w:szCs w:val="22"/>
+          <w:rFonts w:ascii="Times New Roman" w:cs="Times New Roman" w:eastAsia="Times New Roman" w:hAnsi="Times New Roman"/>
+          <w:sz w:val="24"/>
+          <w:szCs w:val="24"/>
           <w:shd w:fill="F2F2F2" w:color="F2F2F2" w:val="solid"/>
         </w:rPr>
         <w:t xml:space="preserve">+</w:t>
@@ -1462,9 +3371,9 @@
       </w:r>
       <w:r>
         <w:rPr>
-          <w:rFonts w:ascii="Consolas" w:cs="Consolas" w:eastAsia="Consolas" w:hAnsi="Consolas"/>
-          <w:sz w:val="22"/>
-          <w:szCs w:val="22"/>
+          <w:rFonts w:ascii="Times New Roman" w:cs="Times New Roman" w:eastAsia="Times New Roman" w:hAnsi="Times New Roman"/>
+          <w:sz w:val="24"/>
+          <w:szCs w:val="24"/>
           <w:shd w:fill="F2F2F2" w:color="F2F2F2" w:val="solid"/>
         </w:rPr>
         <w:t xml:space="preserve">o--</w:t>
@@ -1479,9 +3388,9 @@
       </w:r>
       <w:r>
         <w:rPr>
-          <w:rFonts w:ascii="Consolas" w:cs="Consolas" w:eastAsia="Consolas" w:hAnsi="Consolas"/>
-          <w:sz w:val="22"/>
-          <w:szCs w:val="22"/>
+          <w:rFonts w:ascii="Times New Roman" w:cs="Times New Roman" w:eastAsia="Times New Roman" w:hAnsi="Times New Roman"/>
+          <w:sz w:val="24"/>
+          <w:szCs w:val="24"/>
           <w:shd w:fill="F2F2F2" w:color="F2F2F2" w:val="solid"/>
         </w:rPr>
         <w:t xml:space="preserve">Patient</w:t>
@@ -1496,9 +3405,9 @@
       </w:r>
       <w:r>
         <w:rPr>
-          <w:rFonts w:ascii="Consolas" w:cs="Consolas" w:eastAsia="Consolas" w:hAnsi="Consolas"/>
-          <w:sz w:val="22"/>
-          <w:szCs w:val="22"/>
+          <w:rFonts w:ascii="Times New Roman" w:cs="Times New Roman" w:eastAsia="Times New Roman" w:hAnsi="Times New Roman"/>
+          <w:sz w:val="24"/>
+          <w:szCs w:val="24"/>
           <w:shd w:fill="F2F2F2" w:color="F2F2F2" w:val="solid"/>
         </w:rPr>
         <w:t xml:space="preserve">Dentist</w:t>
@@ -1513,9 +3422,9 @@
       </w:r>
       <w:r>
         <w:rPr>
-          <w:rFonts w:ascii="Consolas" w:cs="Consolas" w:eastAsia="Consolas" w:hAnsi="Consolas"/>
-          <w:sz w:val="22"/>
-          <w:szCs w:val="22"/>
+          <w:rFonts w:ascii="Times New Roman" w:cs="Times New Roman" w:eastAsia="Times New Roman" w:hAnsi="Times New Roman"/>
+          <w:sz w:val="24"/>
+          <w:szCs w:val="24"/>
           <w:shd w:fill="F2F2F2" w:color="F2F2F2" w:val="solid"/>
         </w:rPr>
         <w:t xml:space="preserve">TreatmentType</w:t>
@@ -1531,9 +3440,9 @@
       </w:r>
       <w:r>
         <w:rPr>
-          <w:rFonts w:ascii="Consolas" w:cs="Consolas" w:eastAsia="Consolas" w:hAnsi="Consolas"/>
-          <w:sz w:val="22"/>
-          <w:szCs w:val="22"/>
+          <w:rFonts w:ascii="Times New Roman" w:cs="Times New Roman" w:eastAsia="Times New Roman" w:hAnsi="Times New Roman"/>
+          <w:sz w:val="24"/>
+          <w:szCs w:val="24"/>
           <w:shd w:fill="F2F2F2" w:color="F2F2F2" w:val="solid"/>
         </w:rPr>
         <w:t xml:space="preserve">Appointment</w:t>
@@ -1548,9 +3457,9 @@
       </w:r>
       <w:r>
         <w:rPr>
-          <w:rFonts w:ascii="Consolas" w:cs="Consolas" w:eastAsia="Consolas" w:hAnsi="Consolas"/>
-          <w:sz w:val="22"/>
-          <w:szCs w:val="22"/>
+          <w:rFonts w:ascii="Times New Roman" w:cs="Times New Roman" w:eastAsia="Times New Roman" w:hAnsi="Times New Roman"/>
+          <w:sz w:val="24"/>
+          <w:szCs w:val="24"/>
           <w:shd w:fill="F2F2F2" w:color="F2F2F2" w:val="solid"/>
         </w:rPr>
         <w:t xml:space="preserve">Appointment</w:t>
@@ -1565,9 +3474,9 @@
       </w:r>
       <w:r>
         <w:rPr>
-          <w:rFonts w:ascii="Consolas" w:cs="Consolas" w:eastAsia="Consolas" w:hAnsi="Consolas"/>
-          <w:sz w:val="22"/>
-          <w:szCs w:val="22"/>
+          <w:rFonts w:ascii="Times New Roman" w:cs="Times New Roman" w:eastAsia="Times New Roman" w:hAnsi="Times New Roman"/>
+          <w:sz w:val="24"/>
+          <w:szCs w:val="24"/>
           <w:shd w:fill="F2F2F2" w:color="F2F2F2" w:val="solid"/>
         </w:rPr>
         <w:t xml:space="preserve">Patient</w:t>
@@ -1582,9 +3491,9 @@
       </w:r>
       <w:r>
         <w:rPr>
-          <w:rFonts w:ascii="Consolas" w:cs="Consolas" w:eastAsia="Consolas" w:hAnsi="Consolas"/>
-          <w:sz w:val="22"/>
-          <w:szCs w:val="22"/>
+          <w:rFonts w:ascii="Times New Roman" w:cs="Times New Roman" w:eastAsia="Times New Roman" w:hAnsi="Times New Roman"/>
+          <w:sz w:val="24"/>
+          <w:szCs w:val="24"/>
           <w:shd w:fill="F2F2F2" w:color="F2F2F2" w:val="solid"/>
         </w:rPr>
         <w:t xml:space="preserve">Dentist</w:t>
@@ -1600,9 +3509,9 @@
       </w:r>
       <w:r>
         <w:rPr>
-          <w:rFonts w:ascii="Consolas" w:cs="Consolas" w:eastAsia="Consolas" w:hAnsi="Consolas"/>
-          <w:sz w:val="22"/>
-          <w:szCs w:val="22"/>
+          <w:rFonts w:ascii="Times New Roman" w:cs="Times New Roman" w:eastAsia="Times New Roman" w:hAnsi="Times New Roman"/>
+          <w:sz w:val="24"/>
+          <w:szCs w:val="24"/>
           <w:shd w:fill="F2F2F2" w:color="F2F2F2" w:val="solid"/>
         </w:rPr>
         <w:t xml:space="preserve">TreatmentType</w:t>
@@ -1666,9 +3575,9 @@
       </w:r>
       <w:r>
         <w:rPr>
-          <w:rFonts w:ascii="Consolas" w:cs="Consolas" w:eastAsia="Consolas" w:hAnsi="Consolas"/>
-          <w:sz w:val="22"/>
-          <w:szCs w:val="22"/>
+          <w:rFonts w:ascii="Times New Roman" w:cs="Times New Roman" w:eastAsia="Times New Roman" w:hAnsi="Times New Roman"/>
+          <w:sz w:val="24"/>
+          <w:szCs w:val="24"/>
           <w:shd w:fill="F2F2F2" w:color="F2F2F2" w:val="solid"/>
         </w:rPr>
         <w:t xml:space="preserve">*--</w:t>
@@ -1683,9 +3592,9 @@
       </w:r>
       <w:r>
         <w:rPr>
-          <w:rFonts w:ascii="Consolas" w:cs="Consolas" w:eastAsia="Consolas" w:hAnsi="Consolas"/>
-          <w:sz w:val="22"/>
-          <w:szCs w:val="22"/>
+          <w:rFonts w:ascii="Times New Roman" w:cs="Times New Roman" w:eastAsia="Times New Roman" w:hAnsi="Times New Roman"/>
+          <w:sz w:val="24"/>
+          <w:szCs w:val="24"/>
           <w:shd w:fill="F2F2F2" w:color="F2F2F2" w:val="solid"/>
         </w:rPr>
         <w:t xml:space="preserve">Appointment</w:t>
@@ -1700,9 +3609,9 @@
       </w:r>
       <w:r>
         <w:rPr>
-          <w:rFonts w:ascii="Consolas" w:cs="Consolas" w:eastAsia="Consolas" w:hAnsi="Consolas"/>
-          <w:sz w:val="22"/>
-          <w:szCs w:val="22"/>
+          <w:rFonts w:ascii="Times New Roman" w:cs="Times New Roman" w:eastAsia="Times New Roman" w:hAnsi="Times New Roman"/>
+          <w:sz w:val="24"/>
+          <w:szCs w:val="24"/>
           <w:shd w:fill="F2F2F2" w:color="F2F2F2" w:val="solid"/>
         </w:rPr>
         <w:t xml:space="preserve">Bill</w:t>
@@ -1718,9 +3627,9 @@
       </w:r>
       <w:r>
         <w:rPr>
-          <w:rFonts w:ascii="Consolas" w:cs="Consolas" w:eastAsia="Consolas" w:hAnsi="Consolas"/>
-          <w:sz w:val="22"/>
-          <w:szCs w:val="22"/>
+          <w:rFonts w:ascii="Times New Roman" w:cs="Times New Roman" w:eastAsia="Times New Roman" w:hAnsi="Times New Roman"/>
+          <w:sz w:val="24"/>
+          <w:szCs w:val="24"/>
           <w:shd w:fill="F2F2F2" w:color="F2F2F2" w:val="solid"/>
         </w:rPr>
         <w:t xml:space="preserve">Bill</w:t>
@@ -1735,9 +3644,9 @@
       </w:r>
       <w:r>
         <w:rPr>
-          <w:rFonts w:ascii="Consolas" w:cs="Consolas" w:eastAsia="Consolas" w:hAnsi="Consolas"/>
-          <w:sz w:val="22"/>
-          <w:szCs w:val="22"/>
+          <w:rFonts w:ascii="Times New Roman" w:cs="Times New Roman" w:eastAsia="Times New Roman" w:hAnsi="Times New Roman"/>
+          <w:sz w:val="24"/>
+          <w:szCs w:val="24"/>
           <w:shd w:fill="F2F2F2" w:color="F2F2F2" w:val="solid"/>
         </w:rPr>
         <w:t xml:space="preserve">Appointment</w:t>
@@ -1772,9 +3681,9 @@
       </w:r>
       <w:r>
         <w:rPr>
-          <w:rFonts w:ascii="Consolas" w:cs="Consolas" w:eastAsia="Consolas" w:hAnsi="Consolas"/>
-          <w:sz w:val="22"/>
-          <w:szCs w:val="22"/>
+          <w:rFonts w:ascii="Times New Roman" w:cs="Times New Roman" w:eastAsia="Times New Roman" w:hAnsi="Times New Roman"/>
+          <w:sz w:val="24"/>
+          <w:szCs w:val="24"/>
           <w:shd w:fill="F2F2F2" w:color="F2F2F2" w:val="solid"/>
         </w:rPr>
         <w:t xml:space="preserve">&lt;&lt;interface&gt;&gt;</w:t>
@@ -1789,9 +3698,9 @@
       </w:r>
       <w:r>
         <w:rPr>
-          <w:rFonts w:ascii="Consolas" w:cs="Consolas" w:eastAsia="Consolas" w:hAnsi="Consolas"/>
-          <w:sz w:val="22"/>
-          <w:szCs w:val="22"/>
+          <w:rFonts w:ascii="Times New Roman" w:cs="Times New Roman" w:eastAsia="Times New Roman" w:hAnsi="Times New Roman"/>
+          <w:sz w:val="24"/>
+          <w:szCs w:val="24"/>
           <w:shd w:fill="F2F2F2" w:color="F2F2F2" w:val="solid"/>
         </w:rPr>
         <w:t xml:space="preserve">AppointmentObserver</w:t>
@@ -1807,9 +3716,9 @@
       </w:r>
       <w:r>
         <w:rPr>
-          <w:rFonts w:ascii="Consolas" w:cs="Consolas" w:eastAsia="Consolas" w:hAnsi="Consolas"/>
-          <w:sz w:val="22"/>
-          <w:szCs w:val="22"/>
+          <w:rFonts w:ascii="Times New Roman" w:cs="Times New Roman" w:eastAsia="Times New Roman" w:hAnsi="Times New Roman"/>
+          <w:sz w:val="24"/>
+          <w:szCs w:val="24"/>
           <w:shd w:fill="F2F2F2" w:color="F2F2F2" w:val="solid"/>
         </w:rPr>
         <w:t xml:space="preserve">PricingStrategy</w:t>
@@ -1824,9 +3733,9 @@
       </w:r>
       <w:r>
         <w:rPr>
-          <w:rFonts w:ascii="Consolas" w:cs="Consolas" w:eastAsia="Consolas" w:hAnsi="Consolas"/>
-          <w:sz w:val="22"/>
-          <w:szCs w:val="22"/>
+          <w:rFonts w:ascii="Times New Roman" w:cs="Times New Roman" w:eastAsia="Times New Roman" w:hAnsi="Times New Roman"/>
+          <w:sz w:val="24"/>
+          <w:szCs w:val="24"/>
           <w:shd w:fill="F2F2F2" w:color="F2F2F2" w:val="solid"/>
         </w:rPr>
         <w:t xml:space="preserve">DocumentFactory</w:t>
@@ -1842,9 +3751,9 @@
       </w:r>
       <w:r>
         <w:rPr>
-          <w:rFonts w:ascii="Consolas" w:cs="Consolas" w:eastAsia="Consolas" w:hAnsi="Consolas"/>
-          <w:sz w:val="22"/>
-          <w:szCs w:val="22"/>
+          <w:rFonts w:ascii="Times New Roman" w:cs="Times New Roman" w:eastAsia="Times New Roman" w:hAnsi="Times New Roman"/>
+          <w:sz w:val="24"/>
+          <w:szCs w:val="24"/>
           <w:shd w:fill="F2F2F2" w:color="F2F2F2" w:val="solid"/>
         </w:rPr>
         <w:t xml:space="preserve">AbstractPricingStrategy</w:t>
@@ -1909,11 +3818,11 @@
       </w:r>
       <w:r>
         <w:rPr>
-          <w:rFonts w:ascii="Consolas" w:cs="Consolas" w:eastAsia="Consolas" w:hAnsi="Consolas"/>
+          <w:rFonts w:ascii="Times New Roman" w:cs="Times New Roman" w:eastAsia="Times New Roman" w:hAnsi="Times New Roman"/>
           <w:b/>
           <w:bCs/>
-          <w:sz w:val="22"/>
-          <w:szCs w:val="22"/>
+          <w:sz w:val="24"/>
+          <w:szCs w:val="24"/>
           <w:shd w:fill="F2F2F2" w:color="F2F2F2" w:val="solid"/>
         </w:rPr>
         <w:t xml:space="preserve">sequence-01-login.png</w:t>
@@ -1929,9 +3838,9 @@
       </w:r>
       <w:r>
         <w:rPr>
-          <w:rFonts w:ascii="Consolas" w:cs="Consolas" w:eastAsia="Consolas" w:hAnsi="Consolas"/>
-          <w:sz w:val="22"/>
-          <w:szCs w:val="22"/>
+          <w:rFonts w:ascii="Times New Roman" w:cs="Times New Roman" w:eastAsia="Times New Roman" w:hAnsi="Times New Roman"/>
+          <w:sz w:val="24"/>
+          <w:szCs w:val="24"/>
           <w:shd w:fill="F2F2F2" w:color="F2F2F2" w:val="solid"/>
         </w:rPr>
         <w:t xml:space="preserve">AuthenticationManager</w:t>
@@ -1946,9 +3855,9 @@
       </w:r>
       <w:r>
         <w:rPr>
-          <w:rFonts w:ascii="Consolas" w:cs="Consolas" w:eastAsia="Consolas" w:hAnsi="Consolas"/>
-          <w:sz w:val="22"/>
-          <w:szCs w:val="22"/>
+          <w:rFonts w:ascii="Times New Roman" w:cs="Times New Roman" w:eastAsia="Times New Roman" w:hAnsi="Times New Roman"/>
+          <w:sz w:val="24"/>
+          <w:szCs w:val="24"/>
           <w:shd w:fill="F2F2F2" w:color="F2F2F2" w:val="solid"/>
         </w:rPr>
         <w:t xml:space="preserve">CustomUserDetailsService</w:t>
@@ -1965,9 +3874,9 @@
       </w:r>
       <w:r>
         <w:rPr>
-          <w:rFonts w:ascii="Consolas" w:cs="Consolas" w:eastAsia="Consolas" w:hAnsi="Consolas"/>
-          <w:sz w:val="22"/>
-          <w:szCs w:val="22"/>
+          <w:rFonts w:ascii="Times New Roman" w:cs="Times New Roman" w:eastAsia="Times New Roman" w:hAnsi="Times New Roman"/>
+          <w:sz w:val="24"/>
+          <w:szCs w:val="24"/>
           <w:shd w:fill="F2F2F2" w:color="F2F2F2" w:val="solid"/>
         </w:rPr>
         <w:t xml:space="preserve">200 OK</w:t>
@@ -1982,9 +3891,9 @@
       </w:r>
       <w:r>
         <w:rPr>
-          <w:rFonts w:ascii="Consolas" w:cs="Consolas" w:eastAsia="Consolas" w:hAnsi="Consolas"/>
-          <w:sz w:val="22"/>
-          <w:szCs w:val="22"/>
+          <w:rFonts w:ascii="Times New Roman" w:cs="Times New Roman" w:eastAsia="Times New Roman" w:hAnsi="Times New Roman"/>
+          <w:sz w:val="24"/>
+          <w:szCs w:val="24"/>
           <w:shd w:fill="F2F2F2" w:color="F2F2F2" w:val="solid"/>
         </w:rPr>
         <w:t xml:space="preserve">401 Unauthorized</w:t>
@@ -1999,9 +3908,9 @@
       </w:r>
       <w:r>
         <w:rPr>
-          <w:rFonts w:ascii="Consolas" w:cs="Consolas" w:eastAsia="Consolas" w:hAnsi="Consolas"/>
-          <w:sz w:val="22"/>
-          <w:szCs w:val="22"/>
+          <w:rFonts w:ascii="Times New Roman" w:cs="Times New Roman" w:eastAsia="Times New Roman" w:hAnsi="Times New Roman"/>
+          <w:sz w:val="24"/>
+          <w:szCs w:val="24"/>
           <w:shd w:fill="F2F2F2" w:color="F2F2F2" w:val="solid"/>
         </w:rPr>
         <w:t xml:space="preserve">AuthController.login()</w:t>
@@ -2030,11 +3939,11 @@
       </w:r>
       <w:r>
         <w:rPr>
-          <w:rFonts w:ascii="Consolas" w:cs="Consolas" w:eastAsia="Consolas" w:hAnsi="Consolas"/>
+          <w:rFonts w:ascii="Times New Roman" w:cs="Times New Roman" w:eastAsia="Times New Roman" w:hAnsi="Times New Roman"/>
           <w:b/>
           <w:bCs/>
-          <w:sz w:val="22"/>
-          <w:szCs w:val="22"/>
+          <w:sz w:val="24"/>
+          <w:szCs w:val="24"/>
           <w:shd w:fill="F2F2F2" w:color="F2F2F2" w:val="solid"/>
         </w:rPr>
         <w:t xml:space="preserve">sequence-02-register-appointment.png</w:t>
@@ -2051,9 +3960,9 @@
       </w:r>
       <w:r>
         <w:rPr>
-          <w:rFonts w:ascii="Consolas" w:cs="Consolas" w:eastAsia="Consolas" w:hAnsi="Consolas"/>
-          <w:sz w:val="22"/>
-          <w:szCs w:val="22"/>
+          <w:rFonts w:ascii="Times New Roman" w:cs="Times New Roman" w:eastAsia="Times New Roman" w:hAnsi="Times New Roman"/>
+          <w:sz w:val="24"/>
+          <w:szCs w:val="24"/>
           <w:shd w:fill="F2F2F2" w:color="F2F2F2" w:val="solid"/>
         </w:rPr>
         <w:t xml:space="preserve">AppointmentBuilder</w:t>
@@ -2069,9 +3978,9 @@
       </w:r>
       <w:r>
         <w:rPr>
-          <w:rFonts w:ascii="Consolas" w:cs="Consolas" w:eastAsia="Consolas" w:hAnsi="Consolas"/>
-          <w:sz w:val="22"/>
-          <w:szCs w:val="22"/>
+          <w:rFonts w:ascii="Times New Roman" w:cs="Times New Roman" w:eastAsia="Times New Roman" w:hAnsi="Times New Roman"/>
+          <w:sz w:val="24"/>
+          <w:szCs w:val="24"/>
           <w:shd w:fill="F2F2F2" w:color="F2F2F2" w:val="solid"/>
         </w:rPr>
         <w:t xml:space="preserve">Appointment</w:t>
@@ -2086,9 +3995,9 @@
       </w:r>
       <w:r>
         <w:rPr>
-          <w:rFonts w:ascii="Consolas" w:cs="Consolas" w:eastAsia="Consolas" w:hAnsi="Consolas"/>
-          <w:sz w:val="22"/>
-          <w:szCs w:val="22"/>
+          <w:rFonts w:ascii="Times New Roman" w:cs="Times New Roman" w:eastAsia="Times New Roman" w:hAnsi="Times New Roman"/>
+          <w:sz w:val="24"/>
+          <w:szCs w:val="24"/>
           <w:shd w:fill="F2F2F2" w:color="F2F2F2" w:val="solid"/>
         </w:rPr>
         <w:t xml:space="preserve">AppointmentNumberGenerator</w:t>
@@ -2104,9 +4013,9 @@
       </w:r>
       <w:r>
         <w:rPr>
-          <w:rFonts w:ascii="Consolas" w:cs="Consolas" w:eastAsia="Consolas" w:hAnsi="Consolas"/>
-          <w:sz w:val="22"/>
-          <w:szCs w:val="22"/>
+          <w:rFonts w:ascii="Times New Roman" w:cs="Times New Roman" w:eastAsia="Times New Roman" w:hAnsi="Times New Roman"/>
+          <w:sz w:val="24"/>
+          <w:szCs w:val="24"/>
           <w:shd w:fill="F2F2F2" w:color="F2F2F2" w:val="solid"/>
         </w:rPr>
         <w:t xml:space="preserve">AppointmentEventPublisher</w:t>
@@ -2123,9 +4032,9 @@
       </w:r>
       <w:r>
         <w:rPr>
-          <w:rFonts w:ascii="Consolas" w:cs="Consolas" w:eastAsia="Consolas" w:hAnsi="Consolas"/>
-          <w:sz w:val="22"/>
-          <w:szCs w:val="22"/>
+          <w:rFonts w:ascii="Times New Roman" w:cs="Times New Roman" w:eastAsia="Times New Roman" w:hAnsi="Times New Roman"/>
+          <w:sz w:val="24"/>
+          <w:szCs w:val="24"/>
           <w:shd w:fill="F2F2F2" w:color="F2F2F2" w:val="solid"/>
         </w:rPr>
         <w:t xml:space="preserve">alt</w:t>
@@ -2140,9 +4049,9 @@
       </w:r>
       <w:r>
         <w:rPr>
-          <w:rFonts w:ascii="Consolas" w:cs="Consolas" w:eastAsia="Consolas" w:hAnsi="Consolas"/>
-          <w:sz w:val="22"/>
-          <w:szCs w:val="22"/>
+          <w:rFonts w:ascii="Times New Roman" w:cs="Times New Roman" w:eastAsia="Times New Roman" w:hAnsi="Times New Roman"/>
+          <w:sz w:val="24"/>
+          <w:szCs w:val="24"/>
           <w:shd w:fill="F2F2F2" w:color="F2F2F2" w:val="solid"/>
         </w:rPr>
         <w:t xml:space="preserve">409 Conflict</w:t>
@@ -2172,11 +4081,11 @@
       </w:r>
       <w:r>
         <w:rPr>
-          <w:rFonts w:ascii="Consolas" w:cs="Consolas" w:eastAsia="Consolas" w:hAnsi="Consolas"/>
+          <w:rFonts w:ascii="Times New Roman" w:cs="Times New Roman" w:eastAsia="Times New Roman" w:hAnsi="Times New Roman"/>
           <w:b/>
           <w:bCs/>
-          <w:sz w:val="22"/>
-          <w:szCs w:val="22"/>
+          <w:sz w:val="24"/>
+          <w:szCs w:val="24"/>
           <w:shd w:fill="F2F2F2" w:color="F2F2F2" w:val="solid"/>
         </w:rPr>
         <w:t xml:space="preserve">sequence-03-generate-bill.png</w:t>
@@ -2192,9 +4101,9 @@
       </w:r>
       <w:r>
         <w:rPr>
-          <w:rFonts w:ascii="Consolas" w:cs="Consolas" w:eastAsia="Consolas" w:hAnsi="Consolas"/>
-          <w:sz w:val="22"/>
-          <w:szCs w:val="22"/>
+          <w:rFonts w:ascii="Times New Roman" w:cs="Times New Roman" w:eastAsia="Times New Roman" w:hAnsi="Times New Roman"/>
+          <w:sz w:val="24"/>
+          <w:szCs w:val="24"/>
           <w:shd w:fill="F2F2F2" w:color="F2F2F2" w:val="solid"/>
         </w:rPr>
         <w:t xml:space="preserve">BillFactory</w:t>
@@ -2210,9 +4119,9 @@
       </w:r>
       <w:r>
         <w:rPr>
-          <w:rFonts w:ascii="Consolas" w:cs="Consolas" w:eastAsia="Consolas" w:hAnsi="Consolas"/>
-          <w:sz w:val="22"/>
-          <w:szCs w:val="22"/>
+          <w:rFonts w:ascii="Times New Roman" w:cs="Times New Roman" w:eastAsia="Times New Roman" w:hAnsi="Times New Roman"/>
+          <w:sz w:val="24"/>
+          <w:szCs w:val="24"/>
           <w:shd w:fill="F2F2F2" w:color="F2F2F2" w:val="solid"/>
         </w:rPr>
         <w:t xml:space="preserve">PricingContext</w:t>
@@ -2228,9 +4137,9 @@
       </w:r>
       <w:r>
         <w:rPr>
-          <w:rFonts w:ascii="Consolas" w:cs="Consolas" w:eastAsia="Consolas" w:hAnsi="Consolas"/>
-          <w:sz w:val="22"/>
-          <w:szCs w:val="22"/>
+          <w:rFonts w:ascii="Times New Roman" w:cs="Times New Roman" w:eastAsia="Times New Roman" w:hAnsi="Times New Roman"/>
+          <w:sz w:val="24"/>
+          <w:szCs w:val="24"/>
           <w:shd w:fill="F2F2F2" w:color="F2F2F2" w:val="solid"/>
         </w:rPr>
         <w:t xml:space="preserve">PricingStrategy</w:t>
@@ -2245,9 +4154,9 @@
       </w:r>
       <w:r>
         <w:rPr>
-          <w:rFonts w:ascii="Consolas" w:cs="Consolas" w:eastAsia="Consolas" w:hAnsi="Consolas"/>
-          <w:sz w:val="22"/>
-          <w:szCs w:val="22"/>
+          <w:rFonts w:ascii="Times New Roman" w:cs="Times New Roman" w:eastAsia="Times New Roman" w:hAnsi="Times New Roman"/>
+          <w:sz w:val="24"/>
+          <w:szCs w:val="24"/>
           <w:shd w:fill="F2F2F2" w:color="F2F2F2" w:val="solid"/>
         </w:rPr>
         <w:t xml:space="preserve">Bill</w:t>
@@ -2265,9 +4174,9 @@
       </w:r>
       <w:r>
         <w:rPr>
-          <w:rFonts w:ascii="Consolas" w:cs="Consolas" w:eastAsia="Consolas" w:hAnsi="Consolas"/>
-          <w:sz w:val="22"/>
-          <w:szCs w:val="22"/>
+          <w:rFonts w:ascii="Times New Roman" w:cs="Times New Roman" w:eastAsia="Times New Roman" w:hAnsi="Times New Roman"/>
+          <w:sz w:val="24"/>
+          <w:szCs w:val="24"/>
           <w:shd w:fill="F2F2F2" w:color="F2F2F2" w:val="solid"/>
         </w:rPr>
         <w:t xml:space="preserve">window.print()</w:t>
@@ -2290,7 +4199,7 @@
       <w:r>
         <w:drawing>
           <wp:inline distT="0" distB="0" distL="0" distR="0">
-            <wp:extent cx="5334000" cy="2676525"/>
+            <wp:extent cx="5334000" cy="2933700"/>
             <wp:effectExtent t="0" r="0" b="0" l="0"/>
             <wp:docPr id="1" name="" descr="" title=""/>
             <wp:cNvGraphicFramePr>
@@ -2315,7 +4224,7 @@
                   <pic:spPr bwMode="auto">
                     <a:xfrm>
                       <a:off x="0" y="0"/>
-                      <a:ext cx="5334000" cy="2676525"/>
+                      <a:ext cx="5334000" cy="2933700"/>
                     </a:xfrm>
                     <a:prstGeom prst="rect">
                       <a:avLst/>
@@ -2561,9 +4470,9 @@
       </w:r>
       <w:r>
         <w:rPr>
-          <w:rFonts w:ascii="Consolas" w:cs="Consolas" w:eastAsia="Consolas" w:hAnsi="Consolas"/>
-          <w:sz w:val="22"/>
-          <w:szCs w:val="22"/>
+          <w:rFonts w:ascii="Times New Roman" w:cs="Times New Roman" w:eastAsia="Times New Roman" w:hAnsi="Times New Roman"/>
+          <w:sz w:val="24"/>
+          <w:szCs w:val="24"/>
           <w:shd w:fill="F2F2F2" w:color="F2F2F2" w:val="solid"/>
         </w:rPr>
         <w:t xml:space="preserve">database/schema.sql</w:t>
@@ -2614,9 +4523,9 @@
       </w:r>
       <w:r>
         <w:rPr>
-          <w:rFonts w:ascii="Consolas" w:cs="Consolas" w:eastAsia="Consolas" w:hAnsi="Consolas"/>
-          <w:sz w:val="22"/>
-          <w:szCs w:val="22"/>
+          <w:rFonts w:ascii="Times New Roman" w:cs="Times New Roman" w:eastAsia="Times New Roman" w:hAnsi="Times New Roman"/>
+          <w:sz w:val="24"/>
+          <w:szCs w:val="24"/>
           <w:shd w:fill="F2F2F2" w:color="F2F2F2" w:val="solid"/>
         </w:rPr>
         <w:t xml:space="preserve">CHECK</w:t>
@@ -2634,9 +4543,9 @@
       </w:r>
       <w:r>
         <w:rPr>
-          <w:rFonts w:ascii="Consolas" w:cs="Consolas" w:eastAsia="Consolas" w:hAnsi="Consolas"/>
-          <w:sz w:val="22"/>
-          <w:szCs w:val="22"/>
+          <w:rFonts w:ascii="Times New Roman" w:cs="Times New Roman" w:eastAsia="Times New Roman" w:hAnsi="Times New Roman"/>
+          <w:sz w:val="24"/>
+          <w:szCs w:val="24"/>
           <w:shd w:fill="F2F2F2" w:color="F2F2F2" w:val="solid"/>
         </w:rPr>
         <w:t xml:space="preserve">Appointment.status</w:t>
@@ -2706,9 +4615,9 @@
       </w:r>
       <w:r>
         <w:rPr>
-          <w:rFonts w:ascii="Consolas" w:cs="Consolas" w:eastAsia="Consolas" w:hAnsi="Consolas"/>
-          <w:sz w:val="22"/>
-          <w:szCs w:val="22"/>
+          <w:rFonts w:ascii="Times New Roman" w:cs="Times New Roman" w:eastAsia="Times New Roman" w:hAnsi="Times New Roman"/>
+          <w:sz w:val="24"/>
+          <w:szCs w:val="24"/>
           <w:shd w:fill="F2F2F2" w:color="F2F2F2" w:val="solid"/>
         </w:rPr>
         <w:t xml:space="preserve">diagrams/flowchart.mmd</w:t>
@@ -2974,9 +4883,9 @@
       </w:r>
       <w:r>
         <w:rPr>
-          <w:rFonts w:ascii="Consolas" w:cs="Consolas" w:eastAsia="Consolas" w:hAnsi="Consolas"/>
-          <w:sz w:val="22"/>
-          <w:szCs w:val="22"/>
+          <w:rFonts w:ascii="Times New Roman" w:cs="Times New Roman" w:eastAsia="Times New Roman" w:hAnsi="Times New Roman"/>
+          <w:sz w:val="24"/>
+          <w:szCs w:val="24"/>
           <w:shd w:fill="F2F2F2" w:color="F2F2F2" w:val="solid"/>
         </w:rPr>
         <w:t xml:space="preserve">frontend/</w:t>
@@ -2992,9 +4901,9 @@
       </w:r>
       <w:r>
         <w:rPr>
-          <w:rFonts w:ascii="Consolas" w:cs="Consolas" w:eastAsia="Consolas" w:hAnsi="Consolas"/>
-          <w:sz w:val="22"/>
-          <w:szCs w:val="22"/>
+          <w:rFonts w:ascii="Times New Roman" w:cs="Times New Roman" w:eastAsia="Times New Roman" w:hAnsi="Times New Roman"/>
+          <w:sz w:val="24"/>
+          <w:szCs w:val="24"/>
           <w:shd w:fill="F2F2F2" w:color="F2F2F2" w:val="solid"/>
         </w:rPr>
         <w:t xml:space="preserve">docs/SETUP.md</w:t>
@@ -3042,9 +4951,9 @@
       </w:r>
       <w:r>
         <w:rPr>
-          <w:rFonts w:ascii="Consolas" w:cs="Consolas" w:eastAsia="Consolas" w:hAnsi="Consolas"/>
-          <w:sz w:val="22"/>
-          <w:szCs w:val="22"/>
+          <w:rFonts w:ascii="Times New Roman" w:cs="Times New Roman" w:eastAsia="Times New Roman" w:hAnsi="Times New Roman"/>
+          <w:sz w:val="24"/>
+          <w:szCs w:val="24"/>
           <w:shd w:fill="F2F2F2" w:color="F2F2F2" w:val="solid"/>
         </w:rPr>
         <w:t xml:space="preserve">backend/</w:t>
@@ -3060,9 +4969,9 @@
       </w:r>
       <w:r>
         <w:rPr>
-          <w:rFonts w:ascii="Consolas" w:cs="Consolas" w:eastAsia="Consolas" w:hAnsi="Consolas"/>
-          <w:sz w:val="22"/>
-          <w:szCs w:val="22"/>
+          <w:rFonts w:ascii="Times New Roman" w:cs="Times New Roman" w:eastAsia="Times New Roman" w:hAnsi="Times New Roman"/>
+          <w:sz w:val="24"/>
+          <w:szCs w:val="24"/>
           <w:shd w:fill="F2F2F2" w:color="F2F2F2" w:val="solid"/>
         </w:rPr>
         <w:t xml:space="preserve">/api/**</w:t>
@@ -3078,9 +4987,9 @@
       </w:r>
       <w:r>
         <w:rPr>
-          <w:rFonts w:ascii="Consolas" w:cs="Consolas" w:eastAsia="Consolas" w:hAnsi="Consolas"/>
-          <w:sz w:val="22"/>
-          <w:szCs w:val="22"/>
+          <w:rFonts w:ascii="Times New Roman" w:cs="Times New Roman" w:eastAsia="Times New Roman" w:hAnsi="Times New Roman"/>
+          <w:sz w:val="24"/>
+          <w:szCs w:val="24"/>
           <w:shd w:fill="F2F2F2" w:color="F2F2F2" w:val="solid"/>
         </w:rPr>
         <w:t xml:space="preserve">springdoc-openapi</w:t>
@@ -3220,9 +5129,9 @@
       </w:r>
       <w:r>
         <w:rPr>
-          <w:rFonts w:ascii="Consolas" w:cs="Consolas" w:eastAsia="Consolas" w:hAnsi="Consolas"/>
-          <w:sz w:val="22"/>
-          <w:szCs w:val="22"/>
+          <w:rFonts w:ascii="Times New Roman" w:cs="Times New Roman" w:eastAsia="Times New Roman" w:hAnsi="Times New Roman"/>
+          <w:sz w:val="24"/>
+          <w:szCs w:val="24"/>
           <w:shd w:fill="F2F2F2" w:color="F2F2F2" w:val="solid"/>
         </w:rPr>
         <w:t xml:space="preserve">/swagger-ui.html</w:t>
@@ -3237,9 +5146,9 @@
       </w:r>
       <w:r>
         <w:rPr>
-          <w:rFonts w:ascii="Consolas" w:cs="Consolas" w:eastAsia="Consolas" w:hAnsi="Consolas"/>
-          <w:sz w:val="22"/>
-          <w:szCs w:val="22"/>
+          <w:rFonts w:ascii="Times New Roman" w:cs="Times New Roman" w:eastAsia="Times New Roman" w:hAnsi="Times New Roman"/>
+          <w:sz w:val="24"/>
+          <w:szCs w:val="24"/>
           <w:shd w:fill="F2F2F2" w:color="F2F2F2" w:val="solid"/>
         </w:rPr>
         <w:t xml:space="preserve">docs/SETUP.md</w:t>
@@ -3256,9 +5165,9 @@
       </w:r>
       <w:r>
         <w:rPr>
-          <w:rFonts w:ascii="Consolas" w:cs="Consolas" w:eastAsia="Consolas" w:hAnsi="Consolas"/>
-          <w:sz w:val="22"/>
-          <w:szCs w:val="22"/>
+          <w:rFonts w:ascii="Times New Roman" w:cs="Times New Roman" w:eastAsia="Times New Roman" w:hAnsi="Times New Roman"/>
+          <w:sz w:val="24"/>
+          <w:szCs w:val="24"/>
           <w:shd w:fill="F2F2F2" w:color="F2F2F2" w:val="solid"/>
         </w:rPr>
         <w:t xml:space="preserve">@NotBlank</w:t>
@@ -3273,9 +5182,9 @@
       </w:r>
       <w:r>
         <w:rPr>
-          <w:rFonts w:ascii="Consolas" w:cs="Consolas" w:eastAsia="Consolas" w:hAnsi="Consolas"/>
-          <w:sz w:val="22"/>
-          <w:szCs w:val="22"/>
+          <w:rFonts w:ascii="Times New Roman" w:cs="Times New Roman" w:eastAsia="Times New Roman" w:hAnsi="Times New Roman"/>
+          <w:sz w:val="24"/>
+          <w:szCs w:val="24"/>
           <w:shd w:fill="F2F2F2" w:color="F2F2F2" w:val="solid"/>
         </w:rPr>
         <w:t xml:space="preserve">@Pattern</w:t>
@@ -3290,9 +5199,9 @@
       </w:r>
       <w:r>
         <w:rPr>
-          <w:rFonts w:ascii="Consolas" w:cs="Consolas" w:eastAsia="Consolas" w:hAnsi="Consolas"/>
-          <w:sz w:val="22"/>
-          <w:szCs w:val="22"/>
+          <w:rFonts w:ascii="Times New Roman" w:cs="Times New Roman" w:eastAsia="Times New Roman" w:hAnsi="Times New Roman"/>
+          <w:sz w:val="24"/>
+          <w:szCs w:val="24"/>
           <w:shd w:fill="F2F2F2" w:color="F2F2F2" w:val="solid"/>
         </w:rPr>
         <w:t xml:space="preserve">@FutureOrPresent</w:t>
@@ -3307,9 +5216,9 @@
       </w:r>
       <w:r>
         <w:rPr>
-          <w:rFonts w:ascii="Consolas" w:cs="Consolas" w:eastAsia="Consolas" w:hAnsi="Consolas"/>
-          <w:sz w:val="22"/>
-          <w:szCs w:val="22"/>
+          <w:rFonts w:ascii="Times New Roman" w:cs="Times New Roman" w:eastAsia="Times New Roman" w:hAnsi="Times New Roman"/>
+          <w:sz w:val="24"/>
+          <w:szCs w:val="24"/>
           <w:shd w:fill="F2F2F2" w:color="F2F2F2" w:val="solid"/>
         </w:rPr>
         <w:t xml:space="preserve">@DecimalMin</w:t>
@@ -3325,9 +5234,9 @@
       </w:r>
       <w:r>
         <w:rPr>
-          <w:rFonts w:ascii="Consolas" w:cs="Consolas" w:eastAsia="Consolas" w:hAnsi="Consolas"/>
-          <w:sz w:val="22"/>
-          <w:szCs w:val="22"/>
+          <w:rFonts w:ascii="Times New Roman" w:cs="Times New Roman" w:eastAsia="Times New Roman" w:hAnsi="Times New Roman"/>
+          <w:sz w:val="24"/>
+          <w:szCs w:val="24"/>
           <w:shd w:fill="F2F2F2" w:color="F2F2F2" w:val="solid"/>
         </w:rPr>
         <w:t xml:space="preserve">ApiErrorResponse</w:t>
@@ -3345,9 +5254,9 @@
       </w:r>
       <w:r>
         <w:rPr>
-          <w:rFonts w:ascii="Consolas" w:cs="Consolas" w:eastAsia="Consolas" w:hAnsi="Consolas"/>
-          <w:sz w:val="22"/>
-          <w:szCs w:val="22"/>
+          <w:rFonts w:ascii="Times New Roman" w:cs="Times New Roman" w:eastAsia="Times New Roman" w:hAnsi="Times New Roman"/>
+          <w:sz w:val="24"/>
+          <w:szCs w:val="24"/>
           <w:shd w:fill="F2F2F2" w:color="F2F2F2" w:val="solid"/>
         </w:rPr>
         <w:t xml:space="preserve">@RestControllerAdvice</w:t>
@@ -3363,9 +5272,9 @@
       </w:r>
       <w:r>
         <w:rPr>
-          <w:rFonts w:ascii="Consolas" w:cs="Consolas" w:eastAsia="Consolas" w:hAnsi="Consolas"/>
-          <w:sz w:val="22"/>
-          <w:szCs w:val="22"/>
+          <w:rFonts w:ascii="Times New Roman" w:cs="Times New Roman" w:eastAsia="Times New Roman" w:hAnsi="Times New Roman"/>
+          <w:sz w:val="24"/>
+          <w:szCs w:val="24"/>
           <w:shd w:fill="F2F2F2" w:color="F2F2F2" w:val="solid"/>
         </w:rPr>
         <w:t xml:space="preserve">GlobalExceptionHandler</w:t>
@@ -3402,9 +5311,9 @@
       </w:pPr>
       <w:r>
         <w:rPr>
-          <w:rFonts w:ascii="Consolas" w:cs="Consolas" w:eastAsia="Consolas" w:hAnsi="Consolas"/>
-          <w:sz w:val="22"/>
-          <w:szCs w:val="22"/>
+          <w:rFonts w:ascii="Times New Roman" w:cs="Times New Roman" w:eastAsia="Times New Roman" w:hAnsi="Times New Roman"/>
+          <w:sz w:val="24"/>
+          <w:szCs w:val="24"/>
           <w:shd w:fill="F2F2F2" w:color="F2F2F2" w:val="solid"/>
         </w:rPr>
         <w:t xml:space="preserve">springdoc-openapi</w:t>
@@ -3421,9 +5330,9 @@
       </w:r>
       <w:r>
         <w:rPr>
-          <w:rFonts w:ascii="Consolas" w:cs="Consolas" w:eastAsia="Consolas" w:hAnsi="Consolas"/>
-          <w:sz w:val="22"/>
-          <w:szCs w:val="22"/>
+          <w:rFonts w:ascii="Times New Roman" w:cs="Times New Roman" w:eastAsia="Times New Roman" w:hAnsi="Times New Roman"/>
+          <w:sz w:val="24"/>
+          <w:szCs w:val="24"/>
           <w:shd w:fill="F2F2F2" w:color="F2F2F2" w:val="solid"/>
         </w:rPr>
         <w:t xml:space="preserve">http://localhost:8082/swagger-ui/index.html</w:t>
@@ -3449,7 +5358,7 @@
       <w:r>
         <w:drawing>
           <wp:inline distT="0" distB="0" distL="0" distR="0">
-            <wp:extent cx="5334000" cy="14639925"/>
+            <wp:extent cx="5334000" cy="5181600"/>
             <wp:effectExtent t="0" r="0" b="0" l="0"/>
             <wp:docPr id="1" name="" descr="" title=""/>
             <wp:cNvGraphicFramePr>
@@ -3474,7 +5383,7 @@
                   <pic:spPr bwMode="auto">
                     <a:xfrm>
                       <a:off x="0" y="0"/>
-                      <a:ext cx="5334000" cy="14639925"/>
+                      <a:ext cx="5334000" cy="5181600"/>
                     </a:xfrm>
                     <a:prstGeom prst="rect">
                       <a:avLst/>
@@ -3537,9 +5446,9 @@
       </w:r>
       <w:r>
         <w:rPr>
-          <w:rFonts w:ascii="Consolas" w:cs="Consolas" w:eastAsia="Consolas" w:hAnsi="Consolas"/>
-          <w:sz w:val="22"/>
-          <w:szCs w:val="22"/>
+          <w:rFonts w:ascii="Times New Roman" w:cs="Times New Roman" w:eastAsia="Times New Roman" w:hAnsi="Times New Roman"/>
+          <w:sz w:val="24"/>
+          <w:szCs w:val="24"/>
           <w:shd w:fill="F2F2F2" w:color="F2F2F2" w:val="solid"/>
         </w:rPr>
         <w:t xml:space="preserve">appointment-controller</w:t>
@@ -3554,9 +5463,9 @@
       </w:r>
       <w:r>
         <w:rPr>
-          <w:rFonts w:ascii="Consolas" w:cs="Consolas" w:eastAsia="Consolas" w:hAnsi="Consolas"/>
-          <w:sz w:val="22"/>
-          <w:szCs w:val="22"/>
+          <w:rFonts w:ascii="Times New Roman" w:cs="Times New Roman" w:eastAsia="Times New Roman" w:hAnsi="Times New Roman"/>
+          <w:sz w:val="24"/>
+          <w:szCs w:val="24"/>
           <w:shd w:fill="F2F2F2" w:color="F2F2F2" w:val="solid"/>
         </w:rPr>
         <w:t xml:space="preserve">bill-controller</w:t>
@@ -3571,9 +5480,9 @@
       </w:r>
       <w:r>
         <w:rPr>
-          <w:rFonts w:ascii="Consolas" w:cs="Consolas" w:eastAsia="Consolas" w:hAnsi="Consolas"/>
-          <w:sz w:val="22"/>
-          <w:szCs w:val="22"/>
+          <w:rFonts w:ascii="Times New Roman" w:cs="Times New Roman" w:eastAsia="Times New Roman" w:hAnsi="Times New Roman"/>
+          <w:sz w:val="24"/>
+          <w:szCs w:val="24"/>
           <w:shd w:fill="F2F2F2" w:color="F2F2F2" w:val="solid"/>
         </w:rPr>
         <w:t xml:space="preserve">dentist-controller</w:t>
@@ -3589,9 +5498,9 @@
       </w:r>
       <w:r>
         <w:rPr>
-          <w:rFonts w:ascii="Consolas" w:cs="Consolas" w:eastAsia="Consolas" w:hAnsi="Consolas"/>
-          <w:sz w:val="22"/>
-          <w:szCs w:val="22"/>
+          <w:rFonts w:ascii="Times New Roman" w:cs="Times New Roman" w:eastAsia="Times New Roman" w:hAnsi="Times New Roman"/>
+          <w:sz w:val="24"/>
+          <w:szCs w:val="24"/>
           <w:shd w:fill="F2F2F2" w:color="F2F2F2" w:val="solid"/>
         </w:rPr>
         <w:t xml:space="preserve">treatment-type-controller</w:t>
@@ -3606,9 +5515,9 @@
       </w:r>
       <w:r>
         <w:rPr>
-          <w:rFonts w:ascii="Consolas" w:cs="Consolas" w:eastAsia="Consolas" w:hAnsi="Consolas"/>
-          <w:sz w:val="22"/>
-          <w:szCs w:val="22"/>
+          <w:rFonts w:ascii="Times New Roman" w:cs="Times New Roman" w:eastAsia="Times New Roman" w:hAnsi="Times New Roman"/>
+          <w:sz w:val="24"/>
+          <w:szCs w:val="24"/>
           <w:shd w:fill="F2F2F2" w:color="F2F2F2" w:val="solid"/>
         </w:rPr>
         <w:t xml:space="preserve">patient-controller</w:t>
@@ -3623,9 +5532,9 @@
       </w:r>
       <w:r>
         <w:rPr>
-          <w:rFonts w:ascii="Consolas" w:cs="Consolas" w:eastAsia="Consolas" w:hAnsi="Consolas"/>
-          <w:sz w:val="22"/>
-          <w:szCs w:val="22"/>
+          <w:rFonts w:ascii="Times New Roman" w:cs="Times New Roman" w:eastAsia="Times New Roman" w:hAnsi="Times New Roman"/>
+          <w:sz w:val="24"/>
+          <w:szCs w:val="24"/>
           <w:shd w:fill="F2F2F2" w:color="F2F2F2" w:val="solid"/>
         </w:rPr>
         <w:t xml:space="preserve">user-controller</w:t>
@@ -3641,9 +5550,9 @@
       </w:r>
       <w:r>
         <w:rPr>
-          <w:rFonts w:ascii="Consolas" w:cs="Consolas" w:eastAsia="Consolas" w:hAnsi="Consolas"/>
-          <w:sz w:val="22"/>
-          <w:szCs w:val="22"/>
+          <w:rFonts w:ascii="Times New Roman" w:cs="Times New Roman" w:eastAsia="Times New Roman" w:hAnsi="Times New Roman"/>
+          <w:sz w:val="24"/>
+          <w:szCs w:val="24"/>
           <w:shd w:fill="F2F2F2" w:color="F2F2F2" w:val="solid"/>
         </w:rPr>
         <w:t xml:space="preserve">auth-controller</w:t>
@@ -3658,9 +5567,9 @@
       </w:r>
       <w:r>
         <w:rPr>
-          <w:rFonts w:ascii="Consolas" w:cs="Consolas" w:eastAsia="Consolas" w:hAnsi="Consolas"/>
-          <w:sz w:val="22"/>
-          <w:szCs w:val="22"/>
+          <w:rFonts w:ascii="Times New Roman" w:cs="Times New Roman" w:eastAsia="Times New Roman" w:hAnsi="Times New Roman"/>
+          <w:sz w:val="24"/>
+          <w:szCs w:val="24"/>
           <w:shd w:fill="F2F2F2" w:color="F2F2F2" w:val="solid"/>
         </w:rPr>
         <w:t xml:space="preserve">report-controller</w:t>
@@ -3675,9 +5584,9 @@
       </w:r>
       <w:r>
         <w:rPr>
-          <w:rFonts w:ascii="Consolas" w:cs="Consolas" w:eastAsia="Consolas" w:hAnsi="Consolas"/>
-          <w:sz w:val="22"/>
-          <w:szCs w:val="22"/>
+          <w:rFonts w:ascii="Times New Roman" w:cs="Times New Roman" w:eastAsia="Times New Roman" w:hAnsi="Times New Roman"/>
+          <w:sz w:val="24"/>
+          <w:szCs w:val="24"/>
           <w:shd w:fill="F2F2F2" w:color="F2F2F2" w:val="solid"/>
         </w:rPr>
         <w:t xml:space="preserve">help-controller</w:t>
@@ -3693,9 +5602,9 @@
       </w:r>
       <w:r>
         <w:rPr>
-          <w:rFonts w:ascii="Consolas" w:cs="Consolas" w:eastAsia="Consolas" w:hAnsi="Consolas"/>
-          <w:sz w:val="22"/>
-          <w:szCs w:val="22"/>
+          <w:rFonts w:ascii="Times New Roman" w:cs="Times New Roman" w:eastAsia="Times New Roman" w:hAnsi="Times New Roman"/>
+          <w:sz w:val="24"/>
+          <w:szCs w:val="24"/>
           <w:shd w:fill="F2F2F2" w:color="F2F2F2" w:val="solid"/>
         </w:rPr>
         <w:t xml:space="preserve">health-controller</w:t>
@@ -3710,9 +5619,9 @@
       </w:r>
       <w:r>
         <w:rPr>
-          <w:rFonts w:ascii="Consolas" w:cs="Consolas" w:eastAsia="Consolas" w:hAnsi="Consolas"/>
-          <w:sz w:val="22"/>
-          <w:szCs w:val="22"/>
+          <w:rFonts w:ascii="Times New Roman" w:cs="Times New Roman" w:eastAsia="Times New Roman" w:hAnsi="Times New Roman"/>
+          <w:sz w:val="24"/>
+          <w:szCs w:val="24"/>
           <w:shd w:fill="F2F2F2" w:color="F2F2F2" w:val="solid"/>
         </w:rPr>
         <w:t xml:space="preserve">GET</w:t>
@@ -3728,9 +5637,9 @@
       </w:r>
       <w:r>
         <w:rPr>
-          <w:rFonts w:ascii="Consolas" w:cs="Consolas" w:eastAsia="Consolas" w:hAnsi="Consolas"/>
-          <w:sz w:val="22"/>
-          <w:szCs w:val="22"/>
+          <w:rFonts w:ascii="Times New Roman" w:cs="Times New Roman" w:eastAsia="Times New Roman" w:hAnsi="Times New Roman"/>
+          <w:sz w:val="24"/>
+          <w:szCs w:val="24"/>
           <w:shd w:fill="F2F2F2" w:color="F2F2F2" w:val="solid"/>
         </w:rPr>
         <w:t xml:space="preserve">POST</w:t>
@@ -3745,9 +5654,9 @@
       </w:r>
       <w:r>
         <w:rPr>
-          <w:rFonts w:ascii="Consolas" w:cs="Consolas" w:eastAsia="Consolas" w:hAnsi="Consolas"/>
-          <w:sz w:val="22"/>
-          <w:szCs w:val="22"/>
+          <w:rFonts w:ascii="Times New Roman" w:cs="Times New Roman" w:eastAsia="Times New Roman" w:hAnsi="Times New Roman"/>
+          <w:sz w:val="24"/>
+          <w:szCs w:val="24"/>
           <w:shd w:fill="F2F2F2" w:color="F2F2F2" w:val="solid"/>
         </w:rPr>
         <w:t xml:space="preserve">PATCH</w:t>
@@ -3762,9 +5671,9 @@
       </w:r>
       <w:r>
         <w:rPr>
-          <w:rFonts w:ascii="Consolas" w:cs="Consolas" w:eastAsia="Consolas" w:hAnsi="Consolas"/>
-          <w:sz w:val="22"/>
-          <w:szCs w:val="22"/>
+          <w:rFonts w:ascii="Times New Roman" w:cs="Times New Roman" w:eastAsia="Times New Roman" w:hAnsi="Times New Roman"/>
+          <w:sz w:val="24"/>
+          <w:szCs w:val="24"/>
           <w:shd w:fill="F2F2F2" w:color="F2F2F2" w:val="solid"/>
         </w:rPr>
         <w:t xml:space="preserve">DELETE</w:t>
@@ -3799,9 +5708,9 @@
       </w:r>
       <w:r>
         <w:rPr>
-          <w:rFonts w:ascii="Consolas" w:cs="Consolas" w:eastAsia="Consolas" w:hAnsi="Consolas"/>
-          <w:sz w:val="22"/>
-          <w:szCs w:val="22"/>
+          <w:rFonts w:ascii="Times New Roman" w:cs="Times New Roman" w:eastAsia="Times New Roman" w:hAnsi="Times New Roman"/>
+          <w:sz w:val="24"/>
+          <w:szCs w:val="24"/>
           <w:shd w:fill="F2F2F2" w:color="F2F2F2" w:val="solid"/>
         </w:rPr>
         <w:t xml:space="preserve">RegisterAppointmentRequest</w:t>
@@ -3816,9 +5725,9 @@
       </w:r>
       <w:r>
         <w:rPr>
-          <w:rFonts w:ascii="Consolas" w:cs="Consolas" w:eastAsia="Consolas" w:hAnsi="Consolas"/>
-          <w:sz w:val="22"/>
-          <w:szCs w:val="22"/>
+          <w:rFonts w:ascii="Times New Roman" w:cs="Times New Roman" w:eastAsia="Times New Roman" w:hAnsi="Times New Roman"/>
+          <w:sz w:val="24"/>
+          <w:szCs w:val="24"/>
           <w:shd w:fill="F2F2F2" w:color="F2F2F2" w:val="solid"/>
         </w:rPr>
         <w:t xml:space="preserve">BillResponse</w:t>
@@ -3833,9 +5742,9 @@
       </w:r>
       <w:r>
         <w:rPr>
-          <w:rFonts w:ascii="Consolas" w:cs="Consolas" w:eastAsia="Consolas" w:hAnsi="Consolas"/>
-          <w:sz w:val="22"/>
-          <w:szCs w:val="22"/>
+          <w:rFonts w:ascii="Times New Roman" w:cs="Times New Roman" w:eastAsia="Times New Roman" w:hAnsi="Times New Roman"/>
+          <w:sz w:val="24"/>
+          <w:szCs w:val="24"/>
           <w:shd w:fill="F2F2F2" w:color="F2F2F2" w:val="solid"/>
         </w:rPr>
         <w:t xml:space="preserve">UpdateUserRequest</w:t>
@@ -3858,7 +5767,7 @@
       <w:r>
         <w:drawing>
           <wp:inline distT="0" distB="0" distL="0" distR="0">
-            <wp:extent cx="5334000" cy="3333750"/>
+            <wp:extent cx="5334000" cy="5181600"/>
             <wp:effectExtent t="0" r="0" b="0" l="0"/>
             <wp:docPr id="1" name="" descr="" title=""/>
             <wp:cNvGraphicFramePr>
@@ -3883,7 +5792,7 @@
                   <pic:spPr bwMode="auto">
                     <a:xfrm>
                       <a:off x="0" y="0"/>
-                      <a:ext cx="5334000" cy="3333750"/>
+                      <a:ext cx="5334000" cy="5181600"/>
                     </a:xfrm>
                     <a:prstGeom prst="rect">
                       <a:avLst/>
@@ -3927,9 +5836,9 @@
       </w:r>
       <w:r>
         <w:rPr>
-          <w:rFonts w:ascii="Consolas" w:cs="Consolas" w:eastAsia="Consolas" w:hAnsi="Consolas"/>
-          <w:sz w:val="22"/>
-          <w:szCs w:val="22"/>
+          <w:rFonts w:ascii="Times New Roman" w:cs="Times New Roman" w:eastAsia="Times New Roman" w:hAnsi="Times New Roman"/>
+          <w:sz w:val="24"/>
+          <w:szCs w:val="24"/>
           <w:shd w:fill="F2F2F2" w:color="F2F2F2" w:val="solid"/>
         </w:rPr>
         <w:t xml:space="preserve">POST /api/auth/login</w:t>
@@ -3945,9 +5854,9 @@
       </w:r>
       <w:r>
         <w:rPr>
-          <w:rFonts w:ascii="Consolas" w:cs="Consolas" w:eastAsia="Consolas" w:hAnsi="Consolas"/>
-          <w:sz w:val="22"/>
-          <w:szCs w:val="22"/>
+          <w:rFonts w:ascii="Times New Roman" w:cs="Times New Roman" w:eastAsia="Times New Roman" w:hAnsi="Times New Roman"/>
+          <w:sz w:val="24"/>
+          <w:szCs w:val="24"/>
           <w:shd w:fill="F2F2F2" w:color="F2F2F2" w:val="solid"/>
         </w:rPr>
         <w:t xml:space="preserve">Request body</w:t>
@@ -3964,9 +5873,9 @@
       </w:r>
       <w:r>
         <w:rPr>
-          <w:rFonts w:ascii="Consolas" w:cs="Consolas" w:eastAsia="Consolas" w:hAnsi="Consolas"/>
-          <w:sz w:val="22"/>
-          <w:szCs w:val="22"/>
+          <w:rFonts w:ascii="Times New Roman" w:cs="Times New Roman" w:eastAsia="Times New Roman" w:hAnsi="Times New Roman"/>
+          <w:sz w:val="24"/>
+          <w:szCs w:val="24"/>
           <w:shd w:fill="F2F2F2" w:color="F2F2F2" w:val="solid"/>
         </w:rPr>
         <w:t xml:space="preserve">GlobalExceptionHandler</w:t>
@@ -3981,9 +5890,9 @@
       </w:r>
       <w:r>
         <w:rPr>
-          <w:rFonts w:ascii="Consolas" w:cs="Consolas" w:eastAsia="Consolas" w:hAnsi="Consolas"/>
-          <w:sz w:val="22"/>
-          <w:szCs w:val="22"/>
+          <w:rFonts w:ascii="Times New Roman" w:cs="Times New Roman" w:eastAsia="Times New Roman" w:hAnsi="Times New Roman"/>
+          <w:sz w:val="24"/>
+          <w:szCs w:val="24"/>
           <w:shd w:fill="F2F2F2" w:color="F2F2F2" w:val="solid"/>
         </w:rPr>
         <w:t xml:space="preserve">ApiErrorResponse</w:t>
@@ -4006,7 +5915,7 @@
       <w:r>
         <w:drawing>
           <wp:inline distT="0" distB="0" distL="0" distR="0">
-            <wp:extent cx="5334000" cy="3333750"/>
+            <wp:extent cx="5334000" cy="5181600"/>
             <wp:effectExtent t="0" r="0" b="0" l="0"/>
             <wp:docPr id="1" name="" descr="" title=""/>
             <wp:cNvGraphicFramePr>
@@ -4031,7 +5940,7 @@
                   <pic:spPr bwMode="auto">
                     <a:xfrm>
                       <a:off x="0" y="0"/>
-                      <a:ext cx="5334000" cy="3333750"/>
+                      <a:ext cx="5334000" cy="5181600"/>
                     </a:xfrm>
                     <a:prstGeom prst="rect">
                       <a:avLst/>
@@ -4057,7 +5966,7 @@
           <w:sz w:val="20"/>
           <w:szCs w:val="20"/>
         </w:rPr>
-        <w:t xml:space="preserve">Swagger's "Try it out" used to execute a real login request against the live backend - genuine 200 response with the authenticated admin user, request/response headers, and the equivalent curl command</w:t>
+        <w:t xml:space="preserve">Swagger's "Try it out" used to execute a real login request against the live backend - genuine 200 response with the authenticated admin user, the signed JWT in "token", request/response headers, and the equivalent curl command</w:t>
       </w:r>
     </w:p>
     <w:p>
@@ -4113,9 +6022,9 @@
       </w:r>
       <w:r>
         <w:rPr>
-          <w:rFonts w:ascii="Consolas" w:cs="Consolas" w:eastAsia="Consolas" w:hAnsi="Consolas"/>
-          <w:sz w:val="22"/>
-          <w:szCs w:val="22"/>
+          <w:rFonts w:ascii="Times New Roman" w:cs="Times New Roman" w:eastAsia="Times New Roman" w:hAnsi="Times New Roman"/>
+          <w:sz w:val="24"/>
+          <w:szCs w:val="24"/>
           <w:shd w:fill="F2F2F2" w:color="F2F2F2" w:val="solid"/>
         </w:rPr>
         <w:t xml:space="preserve">curl</w:t>
@@ -4131,9 +6040,9 @@
       </w:r>
       <w:r>
         <w:rPr>
-          <w:rFonts w:ascii="Consolas" w:cs="Consolas" w:eastAsia="Consolas" w:hAnsi="Consolas"/>
-          <w:sz w:val="22"/>
-          <w:szCs w:val="22"/>
+          <w:rFonts w:ascii="Times New Roman" w:cs="Times New Roman" w:eastAsia="Times New Roman" w:hAnsi="Times New Roman"/>
+          <w:sz w:val="24"/>
+          <w:szCs w:val="24"/>
           <w:shd w:fill="F2F2F2" w:color="F2F2F2" w:val="solid"/>
         </w:rPr>
         <w:t xml:space="preserve">200 OK</w:t>
@@ -4144,15 +6053,34 @@
           <w:sz w:val="24"/>
           <w:szCs w:val="24"/>
         </w:rPr>
-        <w:t xml:space="preserve"> response body from the running
-application are all visible, together with the response headers Spring
-Security adds (</w:t>
-      </w:r>
-      <w:r>
-        <w:rPr>
-          <w:rFonts w:ascii="Consolas" w:cs="Consolas" w:eastAsia="Consolas" w:hAnsi="Consolas"/>
-          <w:sz w:val="22"/>
-          <w:szCs w:val="22"/>
+        <w:t xml:space="preserve"> response body - including the real,
+signed JWT </w:t>
+      </w:r>
+      <w:r>
+        <w:rPr>
+          <w:rFonts w:ascii="Times New Roman" w:cs="Times New Roman" w:eastAsia="Times New Roman" w:hAnsi="Times New Roman"/>
+          <w:sz w:val="24"/>
+          <w:szCs w:val="24"/>
+          <w:shd w:fill="F2F2F2" w:color="F2F2F2" w:val="solid"/>
+        </w:rPr>
+        <w:t xml:space="preserve">token</w:t>
+      </w:r>
+      <w:r>
+        <w:rPr>
+          <w:rFonts w:ascii="Times New Roman" w:cs="Times New Roman" w:eastAsia="Times New Roman" w:hAnsi="Times New Roman"/>
+          <w:sz w:val="24"/>
+          <w:szCs w:val="24"/>
+        </w:rPr>
+        <w:t xml:space="preserve"> value described in §3.6, which could be copied straight
+into the Authorize dialog to authenticate every other request in this
+Swagger session - from the running application are all visible, together
+with the response headers Spring Security adds (</w:t>
+      </w:r>
+      <w:r>
+        <w:rPr>
+          <w:rFonts w:ascii="Times New Roman" w:cs="Times New Roman" w:eastAsia="Times New Roman" w:hAnsi="Times New Roman"/>
+          <w:sz w:val="24"/>
+          <w:szCs w:val="24"/>
           <w:shd w:fill="F2F2F2" w:color="F2F2F2" w:val="solid"/>
         </w:rPr>
         <w:t xml:space="preserve">x-frame-options: DENY</w:t>
@@ -4163,13 +6091,14 @@
           <w:sz w:val="24"/>
           <w:szCs w:val="24"/>
         </w:rPr>
-        <w:t xml:space="preserve">, </w:t>
-      </w:r>
-      <w:r>
-        <w:rPr>
-          <w:rFonts w:ascii="Consolas" w:cs="Consolas" w:eastAsia="Consolas" w:hAnsi="Consolas"/>
-          <w:sz w:val="22"/>
-          <w:szCs w:val="22"/>
+        <w:t xml:space="preserve">,
+</w:t>
+      </w:r>
+      <w:r>
+        <w:rPr>
+          <w:rFonts w:ascii="Times New Roman" w:cs="Times New Roman" w:eastAsia="Times New Roman" w:hAnsi="Times New Roman"/>
+          <w:sz w:val="24"/>
+          <w:szCs w:val="24"/>
           <w:shd w:fill="F2F2F2" w:color="F2F2F2" w:val="solid"/>
         </w:rPr>
         <w:t xml:space="preserve">x-content-type-options: nosniff</w:t>
@@ -4186,9 +6115,9 @@
       </w:r>
       <w:r>
         <w:rPr>
-          <w:rFonts w:ascii="Consolas" w:cs="Consolas" w:eastAsia="Consolas" w:hAnsi="Consolas"/>
-          <w:sz w:val="22"/>
-          <w:szCs w:val="22"/>
+          <w:rFonts w:ascii="Times New Roman" w:cs="Times New Roman" w:eastAsia="Times New Roman" w:hAnsi="Times New Roman"/>
+          <w:sz w:val="24"/>
+          <w:szCs w:val="24"/>
           <w:shd w:fill="F2F2F2" w:color="F2F2F2" w:val="solid"/>
         </w:rPr>
         <w:t xml:space="preserve">testing/TEST_CASES.md</w:t>
@@ -4210,7 +6139,7 @@
       <w:r>
         <w:drawing>
           <wp:inline distT="0" distB="0" distL="0" distR="0">
-            <wp:extent cx="5334000" cy="3333750"/>
+            <wp:extent cx="5334000" cy="5181600"/>
             <wp:effectExtent t="0" r="0" b="0" l="0"/>
             <wp:docPr id="1" name="" descr="" title=""/>
             <wp:cNvGraphicFramePr>
@@ -4235,7 +6164,7 @@
                   <pic:spPr bwMode="auto">
                     <a:xfrm>
                       <a:off x="0" y="0"/>
-                      <a:ext cx="5334000" cy="3333750"/>
+                      <a:ext cx="5334000" cy="5181600"/>
                     </a:xfrm>
                     <a:prstGeom prst="rect">
                       <a:avLst/>
@@ -4280,9 +6209,9 @@
       </w:r>
       <w:r>
         <w:rPr>
-          <w:rFonts w:ascii="Consolas" w:cs="Consolas" w:eastAsia="Consolas" w:hAnsi="Consolas"/>
-          <w:sz w:val="22"/>
-          <w:szCs w:val="22"/>
+          <w:rFonts w:ascii="Times New Roman" w:cs="Times New Roman" w:eastAsia="Times New Roman" w:hAnsi="Times New Roman"/>
+          <w:sz w:val="24"/>
+          <w:szCs w:val="24"/>
           <w:shd w:fill="F2F2F2" w:color="F2F2F2" w:val="solid"/>
         </w:rPr>
         <w:t xml:space="preserve">RegisterAppointmentRequest</w:t>
@@ -4297,9 +6226,9 @@
       </w:r>
       <w:r>
         <w:rPr>
-          <w:rFonts w:ascii="Consolas" w:cs="Consolas" w:eastAsia="Consolas" w:hAnsi="Consolas"/>
-          <w:sz w:val="22"/>
-          <w:szCs w:val="22"/>
+          <w:rFonts w:ascii="Times New Roman" w:cs="Times New Roman" w:eastAsia="Times New Roman" w:hAnsi="Times New Roman"/>
+          <w:sz w:val="24"/>
+          <w:szCs w:val="24"/>
           <w:shd w:fill="F2F2F2" w:color="F2F2F2" w:val="solid"/>
         </w:rPr>
         <w:t xml:space="preserve">LocalTime</w:t>
@@ -4315,9 +6244,9 @@
       </w:r>
       <w:r>
         <w:rPr>
-          <w:rFonts w:ascii="Consolas" w:cs="Consolas" w:eastAsia="Consolas" w:hAnsi="Consolas"/>
-          <w:sz w:val="22"/>
-          <w:szCs w:val="22"/>
+          <w:rFonts w:ascii="Times New Roman" w:cs="Times New Roman" w:eastAsia="Times New Roman" w:hAnsi="Times New Roman"/>
+          <w:sz w:val="24"/>
+          <w:szCs w:val="24"/>
           <w:shd w:fill="F2F2F2" w:color="F2F2F2" w:val="solid"/>
         </w:rPr>
         <w:t xml:space="preserve">appointmentTime</w:t>
@@ -4384,7 +6313,7 @@
       </w:r>
       <w:r>
         <w:rPr>
-          <w:rFonts w:ascii="Consolas" w:cs="Consolas" w:eastAsia="Consolas" w:hAnsi="Consolas"/>
+          <w:rFonts w:ascii="Times New Roman" w:cs="Times New Roman" w:eastAsia="Times New Roman" w:hAnsi="Times New Roman"/>
           <w:b/>
           <w:bCs/>
           <w:sz w:val="28"/>
@@ -4405,7 +6334,7 @@
       </w:r>
       <w:r>
         <w:rPr>
-          <w:rFonts w:ascii="Consolas" w:cs="Consolas" w:eastAsia="Consolas" w:hAnsi="Consolas"/>
+          <w:rFonts w:ascii="Times New Roman" w:cs="Times New Roman" w:eastAsia="Times New Roman" w:hAnsi="Times New Roman"/>
           <w:b/>
           <w:bCs/>
           <w:sz w:val="28"/>
@@ -4461,9 +6390,9 @@
       </w:r>
       <w:r>
         <w:rPr>
-          <w:rFonts w:ascii="Consolas" w:cs="Consolas" w:eastAsia="Consolas" w:hAnsi="Consolas"/>
-          <w:sz w:val="22"/>
-          <w:szCs w:val="22"/>
+          <w:rFonts w:ascii="Times New Roman" w:cs="Times New Roman" w:eastAsia="Times New Roman" w:hAnsi="Times New Roman"/>
+          <w:sz w:val="24"/>
+          <w:szCs w:val="24"/>
           <w:shd w:fill="F2F2F2" w:color="F2F2F2" w:val="solid"/>
         </w:rPr>
         <w:t xml:space="preserve">@Autowired</w:t>
@@ -4502,9 +6431,9 @@
       </w:r>
       <w:r>
         <w:rPr>
-          <w:rFonts w:ascii="Consolas" w:cs="Consolas" w:eastAsia="Consolas" w:hAnsi="Consolas"/>
-          <w:sz w:val="22"/>
-          <w:szCs w:val="22"/>
+          <w:rFonts w:ascii="Times New Roman" w:cs="Times New Roman" w:eastAsia="Times New Roman" w:hAnsi="Times New Roman"/>
+          <w:sz w:val="24"/>
+          <w:szCs w:val="24"/>
           <w:shd w:fill="F2F2F2" w:color="F2F2F2" w:val="solid"/>
         </w:rPr>
         <w:t xml:space="preserve">pattern.singleton.AppointmentNumberGenerator</w:t>
@@ -4521,9 +6450,9 @@
       </w:r>
       <w:r>
         <w:rPr>
-          <w:rFonts w:ascii="Consolas" w:cs="Consolas" w:eastAsia="Consolas" w:hAnsi="Consolas"/>
-          <w:sz w:val="22"/>
-          <w:szCs w:val="22"/>
+          <w:rFonts w:ascii="Times New Roman" w:cs="Times New Roman" w:eastAsia="Times New Roman" w:hAnsi="Times New Roman"/>
+          <w:sz w:val="24"/>
+          <w:szCs w:val="24"/>
           <w:shd w:fill="F2F2F2" w:color="F2F2F2" w:val="solid"/>
         </w:rPr>
         <w:t xml:space="preserve">getInstance()</w:t>
@@ -4538,9 +6467,9 @@
       </w:r>
       <w:r>
         <w:rPr>
-          <w:rFonts w:ascii="Consolas" w:cs="Consolas" w:eastAsia="Consolas" w:hAnsi="Consolas"/>
-          <w:sz w:val="22"/>
-          <w:szCs w:val="22"/>
+          <w:rFonts w:ascii="Times New Roman" w:cs="Times New Roman" w:eastAsia="Times New Roman" w:hAnsi="Times New Roman"/>
+          <w:sz w:val="24"/>
+          <w:szCs w:val="24"/>
           <w:shd w:fill="F2F2F2" w:color="F2F2F2" w:val="solid"/>
         </w:rPr>
         <w:t xml:space="preserve">AtomicLong</w:t>
@@ -4557,9 +6486,9 @@
       </w:r>
       <w:r>
         <w:rPr>
-          <w:rFonts w:ascii="Consolas" w:cs="Consolas" w:eastAsia="Consolas" w:hAnsi="Consolas"/>
-          <w:sz w:val="22"/>
-          <w:szCs w:val="22"/>
+          <w:rFonts w:ascii="Times New Roman" w:cs="Times New Roman" w:eastAsia="Times New Roman" w:hAnsi="Times New Roman"/>
+          <w:sz w:val="24"/>
+          <w:szCs w:val="24"/>
           <w:shd w:fill="F2F2F2" w:color="F2F2F2" w:val="solid"/>
         </w:rPr>
         <w:t xml:space="preserve">AppStartupInitializer</w:t>
@@ -4574,9 +6503,9 @@
       </w:r>
       <w:r>
         <w:rPr>
-          <w:rFonts w:ascii="Consolas" w:cs="Consolas" w:eastAsia="Consolas" w:hAnsi="Consolas"/>
-          <w:sz w:val="22"/>
-          <w:szCs w:val="22"/>
+          <w:rFonts w:ascii="Times New Roman" w:cs="Times New Roman" w:eastAsia="Times New Roman" w:hAnsi="Times New Roman"/>
+          <w:sz w:val="24"/>
+          <w:szCs w:val="24"/>
           <w:shd w:fill="F2F2F2" w:color="F2F2F2" w:val="solid"/>
         </w:rPr>
         <w:t xml:space="preserve">ApplicationRunner</w:t>
@@ -4593,9 +6522,9 @@
       </w:r>
       <w:r>
         <w:rPr>
-          <w:rFonts w:ascii="Consolas" w:cs="Consolas" w:eastAsia="Consolas" w:hAnsi="Consolas"/>
-          <w:sz w:val="22"/>
-          <w:szCs w:val="22"/>
+          <w:rFonts w:ascii="Times New Roman" w:cs="Times New Roman" w:eastAsia="Times New Roman" w:hAnsi="Times New Roman"/>
+          <w:sz w:val="24"/>
+          <w:szCs w:val="24"/>
           <w:shd w:fill="F2F2F2" w:color="F2F2F2" w:val="solid"/>
         </w:rPr>
         <w:t xml:space="preserve">billNumberFor()</w:t>
@@ -4610,9 +6539,9 @@
       </w:r>
       <w:r>
         <w:rPr>
-          <w:rFonts w:ascii="Consolas" w:cs="Consolas" w:eastAsia="Consolas" w:hAnsi="Consolas"/>
-          <w:sz w:val="22"/>
-          <w:szCs w:val="22"/>
+          <w:rFonts w:ascii="Times New Roman" w:cs="Times New Roman" w:eastAsia="Times New Roman" w:hAnsi="Times New Roman"/>
+          <w:sz w:val="24"/>
+          <w:szCs w:val="24"/>
           <w:shd w:fill="F2F2F2" w:color="F2F2F2" w:val="solid"/>
         </w:rPr>
         <w:t xml:space="preserve">APT-2026-000123</w:t>
@@ -4628,9 +6557,9 @@
       </w:r>
       <w:r>
         <w:rPr>
-          <w:rFonts w:ascii="Consolas" w:cs="Consolas" w:eastAsia="Consolas" w:hAnsi="Consolas"/>
-          <w:sz w:val="22"/>
-          <w:szCs w:val="22"/>
+          <w:rFonts w:ascii="Times New Roman" w:cs="Times New Roman" w:eastAsia="Times New Roman" w:hAnsi="Times New Roman"/>
+          <w:sz w:val="24"/>
+          <w:szCs w:val="24"/>
           <w:shd w:fill="F2F2F2" w:color="F2F2F2" w:val="solid"/>
         </w:rPr>
         <w:t xml:space="preserve">INV-2026-000123</w:t>
@@ -4646,9 +6575,9 @@
       </w:r>
       <w:r>
         <w:rPr>
-          <w:rFonts w:ascii="Consolas" w:cs="Consolas" w:eastAsia="Consolas" w:hAnsi="Consolas"/>
-          <w:sz w:val="22"/>
-          <w:szCs w:val="22"/>
+          <w:rFonts w:ascii="Times New Roman" w:cs="Times New Roman" w:eastAsia="Times New Roman" w:hAnsi="Times New Roman"/>
+          <w:sz w:val="24"/>
+          <w:szCs w:val="24"/>
           <w:shd w:fill="F2F2F2" w:color="F2F2F2" w:val="solid"/>
         </w:rPr>
         <w:t xml:space="preserve">AppConfigManager</w:t>
@@ -4710,9 +6639,9 @@
       </w:r>
       <w:r>
         <w:rPr>
-          <w:rFonts w:ascii="Consolas" w:cs="Consolas" w:eastAsia="Consolas" w:hAnsi="Consolas"/>
-          <w:sz w:val="22"/>
-          <w:szCs w:val="22"/>
+          <w:rFonts w:ascii="Times New Roman" w:cs="Times New Roman" w:eastAsia="Times New Roman" w:hAnsi="Times New Roman"/>
+          <w:sz w:val="24"/>
+          <w:szCs w:val="24"/>
           <w:shd w:fill="F2F2F2" w:color="F2F2F2" w:val="solid"/>
         </w:rPr>
         <w:t xml:space="preserve">new</w:t>
@@ -4728,9 +6657,9 @@
       </w:r>
       <w:r>
         <w:rPr>
-          <w:rFonts w:ascii="Consolas" w:cs="Consolas" w:eastAsia="Consolas" w:hAnsi="Consolas"/>
-          <w:sz w:val="22"/>
-          <w:szCs w:val="22"/>
+          <w:rFonts w:ascii="Times New Roman" w:cs="Times New Roman" w:eastAsia="Times New Roman" w:hAnsi="Times New Roman"/>
+          <w:sz w:val="24"/>
+          <w:szCs w:val="24"/>
           <w:shd w:fill="F2F2F2" w:color="F2F2F2" w:val="solid"/>
         </w:rPr>
         <w:t xml:space="preserve">PricingContext</w:t>
@@ -4768,9 +6697,9 @@
       </w:r>
       <w:r>
         <w:rPr>
-          <w:rFonts w:ascii="Consolas" w:cs="Consolas" w:eastAsia="Consolas" w:hAnsi="Consolas"/>
-          <w:sz w:val="22"/>
-          <w:szCs w:val="22"/>
+          <w:rFonts w:ascii="Times New Roman" w:cs="Times New Roman" w:eastAsia="Times New Roman" w:hAnsi="Times New Roman"/>
+          <w:sz w:val="24"/>
+          <w:szCs w:val="24"/>
           <w:shd w:fill="F2F2F2" w:color="F2F2F2" w:val="solid"/>
         </w:rPr>
         <w:t xml:space="preserve">AppointmentBuilderTest</w:t>
@@ -4785,9 +6714,9 @@
       </w:r>
       <w:r>
         <w:rPr>
-          <w:rFonts w:ascii="Consolas" w:cs="Consolas" w:eastAsia="Consolas" w:hAnsi="Consolas"/>
-          <w:sz w:val="22"/>
-          <w:szCs w:val="22"/>
+          <w:rFonts w:ascii="Times New Roman" w:cs="Times New Roman" w:eastAsia="Times New Roman" w:hAnsi="Times New Roman"/>
+          <w:sz w:val="24"/>
+          <w:szCs w:val="24"/>
           <w:shd w:fill="F2F2F2" w:color="F2F2F2" w:val="solid"/>
         </w:rPr>
         <w:t xml:space="preserve">AppointmentNumberGenerator</w:t>
@@ -4822,9 +6751,9 @@
       </w:r>
       <w:r>
         <w:rPr>
-          <w:rFonts w:ascii="Consolas" w:cs="Consolas" w:eastAsia="Consolas" w:hAnsi="Consolas"/>
-          <w:sz w:val="22"/>
-          <w:szCs w:val="22"/>
+          <w:rFonts w:ascii="Times New Roman" w:cs="Times New Roman" w:eastAsia="Times New Roman" w:hAnsi="Times New Roman"/>
+          <w:sz w:val="24"/>
+          <w:szCs w:val="24"/>
           <w:shd w:fill="F2F2F2" w:color="F2F2F2" w:val="solid"/>
         </w:rPr>
         <w:t xml:space="preserve">startsWith("APT-")</w:t>
@@ -4856,7 +6785,7 @@
       </w:r>
       <w:r>
         <w:rPr>
-          <w:rFonts w:ascii="Consolas" w:cs="Consolas" w:eastAsia="Consolas" w:hAnsi="Consolas"/>
+          <w:rFonts w:ascii="Times New Roman" w:cs="Times New Roman" w:eastAsia="Times New Roman" w:hAnsi="Times New Roman"/>
           <w:b/>
           <w:bCs/>
           <w:sz w:val="28"/>
@@ -4891,9 +6820,9 @@
       </w:r>
       <w:r>
         <w:rPr>
-          <w:rFonts w:ascii="Consolas" w:cs="Consolas" w:eastAsia="Consolas" w:hAnsi="Consolas"/>
-          <w:sz w:val="22"/>
-          <w:szCs w:val="22"/>
+          <w:rFonts w:ascii="Times New Roman" w:cs="Times New Roman" w:eastAsia="Times New Roman" w:hAnsi="Times New Roman"/>
+          <w:sz w:val="24"/>
+          <w:szCs w:val="24"/>
           <w:shd w:fill="F2F2F2" w:color="F2F2F2" w:val="solid"/>
         </w:rPr>
         <w:t xml:space="preserve">Appointment</w:t>
@@ -4909,9 +6838,9 @@
       </w:r>
       <w:r>
         <w:rPr>
-          <w:rFonts w:ascii="Consolas" w:cs="Consolas" w:eastAsia="Consolas" w:hAnsi="Consolas"/>
-          <w:sz w:val="22"/>
-          <w:szCs w:val="22"/>
+          <w:rFonts w:ascii="Times New Roman" w:cs="Times New Roman" w:eastAsia="Times New Roman" w:hAnsi="Times New Roman"/>
+          <w:sz w:val="24"/>
+          <w:szCs w:val="24"/>
           <w:shd w:fill="F2F2F2" w:color="F2F2F2" w:val="solid"/>
         </w:rPr>
         <w:t xml:space="preserve">Patient</w:t>
@@ -4927,9 +6856,9 @@
       </w:r>
       <w:r>
         <w:rPr>
-          <w:rFonts w:ascii="Consolas" w:cs="Consolas" w:eastAsia="Consolas" w:hAnsi="Consolas"/>
-          <w:sz w:val="22"/>
-          <w:szCs w:val="22"/>
+          <w:rFonts w:ascii="Times New Roman" w:cs="Times New Roman" w:eastAsia="Times New Roman" w:hAnsi="Times New Roman"/>
+          <w:sz w:val="24"/>
+          <w:szCs w:val="24"/>
           <w:shd w:fill="F2F2F2" w:color="F2F2F2" w:val="solid"/>
         </w:rPr>
         <w:t xml:space="preserve">Dentist</w:t>
@@ -4944,9 +6873,9 @@
       </w:r>
       <w:r>
         <w:rPr>
-          <w:rFonts w:ascii="Consolas" w:cs="Consolas" w:eastAsia="Consolas" w:hAnsi="Consolas"/>
-          <w:sz w:val="22"/>
-          <w:szCs w:val="22"/>
+          <w:rFonts w:ascii="Times New Roman" w:cs="Times New Roman" w:eastAsia="Times New Roman" w:hAnsi="Times New Roman"/>
+          <w:sz w:val="24"/>
+          <w:szCs w:val="24"/>
           <w:shd w:fill="F2F2F2" w:color="F2F2F2" w:val="solid"/>
         </w:rPr>
         <w:t xml:space="preserve">TreatmentType</w:t>
@@ -5006,9 +6935,9 @@
       </w:r>
       <w:r>
         <w:rPr>
-          <w:rFonts w:ascii="Consolas" w:cs="Consolas" w:eastAsia="Consolas" w:hAnsi="Consolas"/>
-          <w:sz w:val="22"/>
-          <w:szCs w:val="22"/>
+          <w:rFonts w:ascii="Times New Roman" w:cs="Times New Roman" w:eastAsia="Times New Roman" w:hAnsi="Times New Roman"/>
+          <w:sz w:val="24"/>
+          <w:szCs w:val="24"/>
           <w:shd w:fill="F2F2F2" w:color="F2F2F2" w:val="solid"/>
         </w:rPr>
         <w:t xml:space="preserve">pattern.builder.AppointmentBuilder</w:t>
@@ -5024,9 +6953,9 @@
       </w:r>
       <w:r>
         <w:rPr>
-          <w:rFonts w:ascii="Consolas" w:cs="Consolas" w:eastAsia="Consolas" w:hAnsi="Consolas"/>
-          <w:sz w:val="22"/>
-          <w:szCs w:val="22"/>
+          <w:rFonts w:ascii="Times New Roman" w:cs="Times New Roman" w:eastAsia="Times New Roman" w:hAnsi="Times New Roman"/>
+          <w:sz w:val="24"/>
+          <w:szCs w:val="24"/>
           <w:shd w:fill="F2F2F2" w:color="F2F2F2" w:val="solid"/>
         </w:rPr>
         <w:t xml:space="preserve">withPatient()/withDentist()/withTreatmentType()/withSchedule()/ withCreatedBy()/build()</w:t>
@@ -5041,9 +6970,9 @@
       </w:r>
       <w:r>
         <w:rPr>
-          <w:rFonts w:ascii="Consolas" w:cs="Consolas" w:eastAsia="Consolas" w:hAnsi="Consolas"/>
-          <w:sz w:val="22"/>
-          <w:szCs w:val="22"/>
+          <w:rFonts w:ascii="Times New Roman" w:cs="Times New Roman" w:eastAsia="Times New Roman" w:hAnsi="Times New Roman"/>
+          <w:sz w:val="24"/>
+          <w:szCs w:val="24"/>
           <w:shd w:fill="F2F2F2" w:color="F2F2F2" w:val="solid"/>
         </w:rPr>
         <w:t xml:space="preserve">build()</w:t>
@@ -5059,9 +6988,9 @@
       </w:r>
       <w:r>
         <w:rPr>
-          <w:rFonts w:ascii="Consolas" w:cs="Consolas" w:eastAsia="Consolas" w:hAnsi="Consolas"/>
-          <w:sz w:val="22"/>
-          <w:szCs w:val="22"/>
+          <w:rFonts w:ascii="Times New Roman" w:cs="Times New Roman" w:eastAsia="Times New Roman" w:hAnsi="Times New Roman"/>
+          <w:sz w:val="24"/>
+          <w:szCs w:val="24"/>
           <w:shd w:fill="F2F2F2" w:color="F2F2F2" w:val="solid"/>
         </w:rPr>
         <w:t xml:space="preserve">Appointment</w:t>
@@ -5077,9 +7006,9 @@
       </w:r>
       <w:r>
         <w:rPr>
-          <w:rFonts w:ascii="Consolas" w:cs="Consolas" w:eastAsia="Consolas" w:hAnsi="Consolas"/>
-          <w:sz w:val="22"/>
-          <w:szCs w:val="22"/>
+          <w:rFonts w:ascii="Times New Roman" w:cs="Times New Roman" w:eastAsia="Times New Roman" w:hAnsi="Times New Roman"/>
+          <w:sz w:val="24"/>
+          <w:szCs w:val="24"/>
           <w:shd w:fill="F2F2F2" w:color="F2F2F2" w:val="solid"/>
         </w:rPr>
         <w:t xml:space="preserve">@Builder</w:t>
@@ -5122,9 +7051,9 @@
       </w:r>
       <w:r>
         <w:rPr>
-          <w:rFonts w:ascii="Consolas" w:cs="Consolas" w:eastAsia="Consolas" w:hAnsi="Consolas"/>
-          <w:sz w:val="22"/>
-          <w:szCs w:val="22"/>
+          <w:rFonts w:ascii="Times New Roman" w:cs="Times New Roman" w:eastAsia="Times New Roman" w:hAnsi="Times New Roman"/>
+          <w:sz w:val="24"/>
+          <w:szCs w:val="24"/>
           <w:shd w:fill="F2F2F2" w:color="F2F2F2" w:val="solid"/>
         </w:rPr>
         <w:t xml:space="preserve">AppointmentBuilderTest</w:t>
@@ -5144,9 +7073,9 @@
       </w:r>
       <w:r>
         <w:rPr>
-          <w:rFonts w:ascii="Consolas" w:cs="Consolas" w:eastAsia="Consolas" w:hAnsi="Consolas"/>
-          <w:sz w:val="22"/>
-          <w:szCs w:val="22"/>
+          <w:rFonts w:ascii="Times New Roman" w:cs="Times New Roman" w:eastAsia="Times New Roman" w:hAnsi="Times New Roman"/>
+          <w:sz w:val="24"/>
+          <w:szCs w:val="24"/>
           <w:shd w:fill="F2F2F2" w:color="F2F2F2" w:val="solid"/>
         </w:rPr>
         <w:t xml:space="preserve">Appointment</w:t>
@@ -5196,7 +7125,7 @@
       </w:r>
       <w:r>
         <w:rPr>
-          <w:rFonts w:ascii="Consolas" w:cs="Consolas" w:eastAsia="Consolas" w:hAnsi="Consolas"/>
+          <w:rFonts w:ascii="Times New Roman" w:cs="Times New Roman" w:eastAsia="Times New Roman" w:hAnsi="Times New Roman"/>
           <w:b/>
           <w:bCs/>
           <w:sz w:val="28"/>
@@ -5231,9 +7160,9 @@
       </w:r>
       <w:r>
         <w:rPr>
-          <w:rFonts w:ascii="Consolas" w:cs="Consolas" w:eastAsia="Consolas" w:hAnsi="Consolas"/>
-          <w:sz w:val="22"/>
-          <w:szCs w:val="22"/>
+          <w:rFonts w:ascii="Times New Roman" w:cs="Times New Roman" w:eastAsia="Times New Roman" w:hAnsi="Times New Roman"/>
+          <w:sz w:val="24"/>
+          <w:szCs w:val="24"/>
           <w:shd w:fill="F2F2F2" w:color="F2F2F2" w:val="solid"/>
         </w:rPr>
         <w:t xml:space="preserve">Appointment</w:t>
@@ -5248,9 +7177,9 @@
       </w:r>
       <w:r>
         <w:rPr>
-          <w:rFonts w:ascii="Consolas" w:cs="Consolas" w:eastAsia="Consolas" w:hAnsi="Consolas"/>
-          <w:sz w:val="22"/>
-          <w:szCs w:val="22"/>
+          <w:rFonts w:ascii="Times New Roman" w:cs="Times New Roman" w:eastAsia="Times New Roman" w:hAnsi="Times New Roman"/>
+          <w:sz w:val="24"/>
+          <w:szCs w:val="24"/>
           <w:shd w:fill="F2F2F2" w:color="F2F2F2" w:val="solid"/>
         </w:rPr>
         <w:t xml:space="preserve">Bill</w:t>
@@ -5268,9 +7197,9 @@
       </w:r>
       <w:r>
         <w:rPr>
-          <w:rFonts w:ascii="Consolas" w:cs="Consolas" w:eastAsia="Consolas" w:hAnsi="Consolas"/>
-          <w:sz w:val="22"/>
-          <w:szCs w:val="22"/>
+          <w:rFonts w:ascii="Times New Roman" w:cs="Times New Roman" w:eastAsia="Times New Roman" w:hAnsi="Times New Roman"/>
+          <w:sz w:val="24"/>
+          <w:szCs w:val="24"/>
           <w:shd w:fill="F2F2F2" w:color="F2F2F2" w:val="solid"/>
         </w:rPr>
         <w:t xml:space="preserve">BillServiceImpl</w:t>
@@ -5309,9 +7238,9 @@
       </w:r>
       <w:r>
         <w:rPr>
-          <w:rFonts w:ascii="Consolas" w:cs="Consolas" w:eastAsia="Consolas" w:hAnsi="Consolas"/>
-          <w:sz w:val="22"/>
-          <w:szCs w:val="22"/>
+          <w:rFonts w:ascii="Times New Roman" w:cs="Times New Roman" w:eastAsia="Times New Roman" w:hAnsi="Times New Roman"/>
+          <w:sz w:val="24"/>
+          <w:szCs w:val="24"/>
           <w:shd w:fill="F2F2F2" w:color="F2F2F2" w:val="solid"/>
         </w:rPr>
         <w:t xml:space="preserve">pattern.factory.DocumentFactory&lt;T, S&gt;</w:t>
@@ -5327,9 +7256,9 @@
       </w:r>
       <w:r>
         <w:rPr>
-          <w:rFonts w:ascii="Consolas" w:cs="Consolas" w:eastAsia="Consolas" w:hAnsi="Consolas"/>
-          <w:sz w:val="22"/>
-          <w:szCs w:val="22"/>
+          <w:rFonts w:ascii="Times New Roman" w:cs="Times New Roman" w:eastAsia="Times New Roman" w:hAnsi="Times New Roman"/>
+          <w:sz w:val="24"/>
+          <w:szCs w:val="24"/>
           <w:shd w:fill="F2F2F2" w:color="F2F2F2" w:val="solid"/>
         </w:rPr>
         <w:t xml:space="preserve">create(S source): T</w:t>
@@ -5344,9 +7273,9 @@
       </w:r>
       <w:r>
         <w:rPr>
-          <w:rFonts w:ascii="Consolas" w:cs="Consolas" w:eastAsia="Consolas" w:hAnsi="Consolas"/>
-          <w:sz w:val="22"/>
-          <w:szCs w:val="22"/>
+          <w:rFonts w:ascii="Times New Roman" w:cs="Times New Roman" w:eastAsia="Times New Roman" w:hAnsi="Times New Roman"/>
+          <w:sz w:val="24"/>
+          <w:szCs w:val="24"/>
           <w:shd w:fill="F2F2F2" w:color="F2F2F2" w:val="solid"/>
         </w:rPr>
         <w:t xml:space="preserve">BillFactory implements DocumentFactory&lt;Bill, Appointment&gt;</w:t>
@@ -5362,9 +7291,9 @@
       </w:r>
       <w:r>
         <w:rPr>
-          <w:rFonts w:ascii="Consolas" w:cs="Consolas" w:eastAsia="Consolas" w:hAnsi="Consolas"/>
-          <w:sz w:val="22"/>
-          <w:szCs w:val="22"/>
+          <w:rFonts w:ascii="Times New Roman" w:cs="Times New Roman" w:eastAsia="Times New Roman" w:hAnsi="Times New Roman"/>
+          <w:sz w:val="24"/>
+          <w:szCs w:val="24"/>
           <w:shd w:fill="F2F2F2" w:color="F2F2F2" w:val="solid"/>
         </w:rPr>
         <w:t xml:space="preserve">ReportFactory</w:t>
@@ -5405,9 +7334,9 @@
       </w:r>
       <w:r>
         <w:rPr>
-          <w:rFonts w:ascii="Consolas" w:cs="Consolas" w:eastAsia="Consolas" w:hAnsi="Consolas"/>
-          <w:sz w:val="22"/>
-          <w:szCs w:val="22"/>
+          <w:rFonts w:ascii="Times New Roman" w:cs="Times New Roman" w:eastAsia="Times New Roman" w:hAnsi="Times New Roman"/>
+          <w:sz w:val="24"/>
+          <w:szCs w:val="24"/>
           <w:shd w:fill="F2F2F2" w:color="F2F2F2" w:val="solid"/>
         </w:rPr>
         <w:t xml:space="preserve">BillServiceImpl.generateOrFetch()</w:t>
@@ -5501,7 +7430,7 @@
       </w:r>
       <w:r>
         <w:rPr>
-          <w:rFonts w:ascii="Consolas" w:cs="Consolas" w:eastAsia="Consolas" w:hAnsi="Consolas"/>
+          <w:rFonts w:ascii="Times New Roman" w:cs="Times New Roman" w:eastAsia="Times New Roman" w:hAnsi="Times New Roman"/>
           <w:b/>
           <w:bCs/>
           <w:sz w:val="28"/>
@@ -5522,7 +7451,7 @@
       </w:r>
       <w:r>
         <w:rPr>
-          <w:rFonts w:ascii="Consolas" w:cs="Consolas" w:eastAsia="Consolas" w:hAnsi="Consolas"/>
+          <w:rFonts w:ascii="Times New Roman" w:cs="Times New Roman" w:eastAsia="Times New Roman" w:hAnsi="Times New Roman"/>
           <w:b/>
           <w:bCs/>
           <w:sz w:val="28"/>
@@ -5585,9 +7514,9 @@
       </w:r>
       <w:r>
         <w:rPr>
-          <w:rFonts w:ascii="Consolas" w:cs="Consolas" w:eastAsia="Consolas" w:hAnsi="Consolas"/>
-          <w:sz w:val="22"/>
-          <w:szCs w:val="22"/>
+          <w:rFonts w:ascii="Times New Roman" w:cs="Times New Roman" w:eastAsia="Times New Roman" w:hAnsi="Times New Roman"/>
+          <w:sz w:val="24"/>
+          <w:szCs w:val="24"/>
           <w:shd w:fill="F2F2F2" w:color="F2F2F2" w:val="solid"/>
         </w:rPr>
         <w:t xml:space="preserve">PricingStrategy</w:t>
@@ -5603,9 +7532,9 @@
       </w:r>
       <w:r>
         <w:rPr>
-          <w:rFonts w:ascii="Consolas" w:cs="Consolas" w:eastAsia="Consolas" w:hAnsi="Consolas"/>
-          <w:sz w:val="22"/>
-          <w:szCs w:val="22"/>
+          <w:rFonts w:ascii="Times New Roman" w:cs="Times New Roman" w:eastAsia="Times New Roman" w:hAnsi="Times New Roman"/>
+          <w:sz w:val="24"/>
+          <w:szCs w:val="24"/>
           <w:shd w:fill="F2F2F2" w:color="F2F2F2" w:val="solid"/>
         </w:rPr>
         <w:t xml:space="preserve">StandardPricingStrategy</w:t>
@@ -5620,9 +7549,9 @@
       </w:r>
       <w:r>
         <w:rPr>
-          <w:rFonts w:ascii="Consolas" w:cs="Consolas" w:eastAsia="Consolas" w:hAnsi="Consolas"/>
-          <w:sz w:val="22"/>
-          <w:szCs w:val="22"/>
+          <w:rFonts w:ascii="Times New Roman" w:cs="Times New Roman" w:eastAsia="Times New Roman" w:hAnsi="Times New Roman"/>
+          <w:sz w:val="24"/>
+          <w:szCs w:val="24"/>
           <w:shd w:fill="F2F2F2" w:color="F2F2F2" w:val="solid"/>
         </w:rPr>
         <w:t xml:space="preserve">WeekendSurchargePricingStrategy</w:t>
@@ -5638,9 +7567,9 @@
       </w:r>
       <w:r>
         <w:rPr>
-          <w:rFonts w:ascii="Consolas" w:cs="Consolas" w:eastAsia="Consolas" w:hAnsi="Consolas"/>
-          <w:sz w:val="22"/>
-          <w:szCs w:val="22"/>
+          <w:rFonts w:ascii="Times New Roman" w:cs="Times New Roman" w:eastAsia="Times New Roman" w:hAnsi="Times New Roman"/>
+          <w:sz w:val="24"/>
+          <w:szCs w:val="24"/>
           <w:shd w:fill="F2F2F2" w:color="F2F2F2" w:val="solid"/>
         </w:rPr>
         <w:t xml:space="preserve">LoyaltyDiscountPricingStrategy</w:t>
@@ -5656,9 +7585,9 @@
       </w:r>
       <w:r>
         <w:rPr>
-          <w:rFonts w:ascii="Consolas" w:cs="Consolas" w:eastAsia="Consolas" w:hAnsi="Consolas"/>
-          <w:sz w:val="22"/>
-          <w:szCs w:val="22"/>
+          <w:rFonts w:ascii="Times New Roman" w:cs="Times New Roman" w:eastAsia="Times New Roman" w:hAnsi="Times New Roman"/>
+          <w:sz w:val="24"/>
+          <w:szCs w:val="24"/>
           <w:shd w:fill="F2F2F2" w:color="F2F2F2" w:val="solid"/>
         </w:rPr>
         <w:t xml:space="preserve">AbstractPricingStrategy</w:t>
@@ -5673,9 +7602,9 @@
       </w:r>
       <w:r>
         <w:rPr>
-          <w:rFonts w:ascii="Consolas" w:cs="Consolas" w:eastAsia="Consolas" w:hAnsi="Consolas"/>
-          <w:sz w:val="22"/>
-          <w:szCs w:val="22"/>
+          <w:rFonts w:ascii="Times New Roman" w:cs="Times New Roman" w:eastAsia="Times New Roman" w:hAnsi="Times New Roman"/>
+          <w:sz w:val="24"/>
+          <w:szCs w:val="24"/>
           <w:shd w:fill="F2F2F2" w:color="F2F2F2" w:val="solid"/>
         </w:rPr>
         <w:t xml:space="preserve">PricingContext.price()</w:t>
@@ -5694,9 +7623,9 @@
       </w:r>
       <w:r>
         <w:rPr>
-          <w:rFonts w:ascii="Consolas" w:cs="Consolas" w:eastAsia="Consolas" w:hAnsi="Consolas"/>
-          <w:sz w:val="22"/>
-          <w:szCs w:val="22"/>
+          <w:rFonts w:ascii="Times New Roman" w:cs="Times New Roman" w:eastAsia="Times New Roman" w:hAnsi="Times New Roman"/>
+          <w:sz w:val="24"/>
+          <w:szCs w:val="24"/>
           <w:shd w:fill="F2F2F2" w:color="F2F2F2" w:val="solid"/>
         </w:rPr>
         <w:t xml:space="preserve">PricingContextTest</w:t>
@@ -5738,9 +7667,9 @@
       </w:r>
       <w:r>
         <w:rPr>
-          <w:rFonts w:ascii="Consolas" w:cs="Consolas" w:eastAsia="Consolas" w:hAnsi="Consolas"/>
-          <w:sz w:val="22"/>
-          <w:szCs w:val="22"/>
+          <w:rFonts w:ascii="Times New Roman" w:cs="Times New Roman" w:eastAsia="Times New Roman" w:hAnsi="Times New Roman"/>
+          <w:sz w:val="24"/>
+          <w:szCs w:val="24"/>
           <w:shd w:fill="F2F2F2" w:color="F2F2F2" w:val="solid"/>
         </w:rPr>
         <w:t xml:space="preserve">(consultationFee, priorVisitCount, appointmentDate) → PricingResult</w:t>
@@ -5775,9 +7704,9 @@
       </w:r>
       <w:r>
         <w:rPr>
-          <w:rFonts w:ascii="Consolas" w:cs="Consolas" w:eastAsia="Consolas" w:hAnsi="Consolas"/>
-          <w:sz w:val="22"/>
-          <w:szCs w:val="22"/>
+          <w:rFonts w:ascii="Times New Roman" w:cs="Times New Roman" w:eastAsia="Times New Roman" w:hAnsi="Times New Roman"/>
+          <w:sz w:val="24"/>
+          <w:szCs w:val="24"/>
           <w:shd w:fill="F2F2F2" w:color="F2F2F2" w:val="solid"/>
         </w:rPr>
         <w:t xml:space="preserve">BillFactory</w:t>
@@ -5793,9 +7722,9 @@
       </w:r>
       <w:r>
         <w:rPr>
-          <w:rFonts w:ascii="Consolas" w:cs="Consolas" w:eastAsia="Consolas" w:hAnsi="Consolas"/>
-          <w:sz w:val="22"/>
-          <w:szCs w:val="22"/>
+          <w:rFonts w:ascii="Times New Roman" w:cs="Times New Roman" w:eastAsia="Times New Roman" w:hAnsi="Times New Roman"/>
+          <w:sz w:val="24"/>
+          <w:szCs w:val="24"/>
           <w:shd w:fill="F2F2F2" w:color="F2F2F2" w:val="solid"/>
         </w:rPr>
         <w:t xml:space="preserve">BillServiceImpl</w:t>
@@ -5813,9 +7742,9 @@
       </w:r>
       <w:r>
         <w:rPr>
-          <w:rFonts w:ascii="Consolas" w:cs="Consolas" w:eastAsia="Consolas" w:hAnsi="Consolas"/>
-          <w:sz w:val="22"/>
-          <w:szCs w:val="22"/>
+          <w:rFonts w:ascii="Times New Roman" w:cs="Times New Roman" w:eastAsia="Times New Roman" w:hAnsi="Times New Roman"/>
+          <w:sz w:val="24"/>
+          <w:szCs w:val="24"/>
           <w:shd w:fill="F2F2F2" w:color="F2F2F2" w:val="solid"/>
         </w:rPr>
         <w:t xml:space="preserve">PricingContext</w:t>
@@ -5887,7 +7816,7 @@
       </w:r>
       <w:r>
         <w:rPr>
-          <w:rFonts w:ascii="Consolas" w:cs="Consolas" w:eastAsia="Consolas" w:hAnsi="Consolas"/>
+          <w:rFonts w:ascii="Times New Roman" w:cs="Times New Roman" w:eastAsia="Times New Roman" w:hAnsi="Times New Roman"/>
           <w:b/>
           <w:bCs/>
           <w:sz w:val="28"/>
@@ -5908,7 +7837,7 @@
       </w:r>
       <w:r>
         <w:rPr>
-          <w:rFonts w:ascii="Consolas" w:cs="Consolas" w:eastAsia="Consolas" w:hAnsi="Consolas"/>
+          <w:rFonts w:ascii="Times New Roman" w:cs="Times New Roman" w:eastAsia="Times New Roman" w:hAnsi="Times New Roman"/>
           <w:b/>
           <w:bCs/>
           <w:sz w:val="28"/>
@@ -5973,9 +7902,9 @@
       </w:r>
       <w:r>
         <w:rPr>
-          <w:rFonts w:ascii="Consolas" w:cs="Consolas" w:eastAsia="Consolas" w:hAnsi="Consolas"/>
-          <w:sz w:val="22"/>
-          <w:szCs w:val="22"/>
+          <w:rFonts w:ascii="Times New Roman" w:cs="Times New Roman" w:eastAsia="Times New Roman" w:hAnsi="Times New Roman"/>
+          <w:sz w:val="24"/>
+          <w:szCs w:val="24"/>
           <w:shd w:fill="F2F2F2" w:color="F2F2F2" w:val="solid"/>
         </w:rPr>
         <w:t xml:space="preserve">AppointmentObserver</w:t>
@@ -5991,9 +7920,9 @@
       </w:r>
       <w:r>
         <w:rPr>
-          <w:rFonts w:ascii="Consolas" w:cs="Consolas" w:eastAsia="Consolas" w:hAnsi="Consolas"/>
-          <w:sz w:val="22"/>
-          <w:szCs w:val="22"/>
+          <w:rFonts w:ascii="Times New Roman" w:cs="Times New Roman" w:eastAsia="Times New Roman" w:hAnsi="Times New Roman"/>
+          <w:sz w:val="24"/>
+          <w:szCs w:val="24"/>
           <w:shd w:fill="F2F2F2" w:color="F2F2F2" w:val="solid"/>
         </w:rPr>
         <w:t xml:space="preserve">EmailNotificationObserver</w:t>
@@ -6008,9 +7937,9 @@
       </w:r>
       <w:r>
         <w:rPr>
-          <w:rFonts w:ascii="Consolas" w:cs="Consolas" w:eastAsia="Consolas" w:hAnsi="Consolas"/>
-          <w:sz w:val="22"/>
-          <w:szCs w:val="22"/>
+          <w:rFonts w:ascii="Times New Roman" w:cs="Times New Roman" w:eastAsia="Times New Roman" w:hAnsi="Times New Roman"/>
+          <w:sz w:val="24"/>
+          <w:szCs w:val="24"/>
           <w:shd w:fill="F2F2F2" w:color="F2F2F2" w:val="solid"/>
         </w:rPr>
         <w:t xml:space="preserve">SmsNotificationObserver</w:t>
@@ -6026,9 +7955,9 @@
       </w:r>
       <w:r>
         <w:rPr>
-          <w:rFonts w:ascii="Consolas" w:cs="Consolas" w:eastAsia="Consolas" w:hAnsi="Consolas"/>
-          <w:sz w:val="22"/>
-          <w:szCs w:val="22"/>
+          <w:rFonts w:ascii="Times New Roman" w:cs="Times New Roman" w:eastAsia="Times New Roman" w:hAnsi="Times New Roman"/>
+          <w:sz w:val="24"/>
+          <w:szCs w:val="24"/>
           <w:shd w:fill="F2F2F2" w:color="F2F2F2" w:val="solid"/>
         </w:rPr>
         <w:t xml:space="preserve">AuditLogObserver</w:t>
@@ -6043,9 +7972,9 @@
       </w:r>
       <w:r>
         <w:rPr>
-          <w:rFonts w:ascii="Consolas" w:cs="Consolas" w:eastAsia="Consolas" w:hAnsi="Consolas"/>
-          <w:sz w:val="22"/>
-          <w:szCs w:val="22"/>
+          <w:rFonts w:ascii="Times New Roman" w:cs="Times New Roman" w:eastAsia="Times New Roman" w:hAnsi="Times New Roman"/>
+          <w:sz w:val="24"/>
+          <w:szCs w:val="24"/>
           <w:shd w:fill="F2F2F2" w:color="F2F2F2" w:val="solid"/>
         </w:rPr>
         <w:t xml:space="preserve">@Component</w:t>
@@ -6061,9 +7990,9 @@
       </w:r>
       <w:r>
         <w:rPr>
-          <w:rFonts w:ascii="Consolas" w:cs="Consolas" w:eastAsia="Consolas" w:hAnsi="Consolas"/>
-          <w:sz w:val="22"/>
-          <w:szCs w:val="22"/>
+          <w:rFonts w:ascii="Times New Roman" w:cs="Times New Roman" w:eastAsia="Times New Roman" w:hAnsi="Times New Roman"/>
+          <w:sz w:val="24"/>
+          <w:szCs w:val="24"/>
           <w:shd w:fill="F2F2F2" w:color="F2F2F2" w:val="solid"/>
         </w:rPr>
         <w:t xml:space="preserve">AppointmentEventPublisher</w:t>
@@ -6097,9 +8026,9 @@
       </w:r>
       <w:r>
         <w:rPr>
-          <w:rFonts w:ascii="Consolas" w:cs="Consolas" w:eastAsia="Consolas" w:hAnsi="Consolas"/>
-          <w:sz w:val="22"/>
-          <w:szCs w:val="22"/>
+          <w:rFonts w:ascii="Times New Roman" w:cs="Times New Roman" w:eastAsia="Times New Roman" w:hAnsi="Times New Roman"/>
+          <w:sz w:val="24"/>
+          <w:szCs w:val="24"/>
           <w:shd w:fill="F2F2F2" w:color="F2F2F2" w:val="solid"/>
         </w:rPr>
         <w:t xml:space="preserve">AppointmentObserver</w:t>
@@ -6115,9 +8044,9 @@
       </w:r>
       <w:r>
         <w:rPr>
-          <w:rFonts w:ascii="Consolas" w:cs="Consolas" w:eastAsia="Consolas" w:hAnsi="Consolas"/>
-          <w:sz w:val="22"/>
-          <w:szCs w:val="22"/>
+          <w:rFonts w:ascii="Times New Roman" w:cs="Times New Roman" w:eastAsia="Times New Roman" w:hAnsi="Times New Roman"/>
+          <w:sz w:val="24"/>
+          <w:szCs w:val="24"/>
           <w:shd w:fill="F2F2F2" w:color="F2F2F2" w:val="solid"/>
         </w:rPr>
         <w:t xml:space="preserve">List&lt;AppointmentObserver&gt;</w:t>
@@ -6134,9 +8063,9 @@
       </w:r>
       <w:r>
         <w:rPr>
-          <w:rFonts w:ascii="Consolas" w:cs="Consolas" w:eastAsia="Consolas" w:hAnsi="Consolas"/>
-          <w:sz w:val="22"/>
-          <w:szCs w:val="22"/>
+          <w:rFonts w:ascii="Times New Roman" w:cs="Times New Roman" w:eastAsia="Times New Roman" w:hAnsi="Times New Roman"/>
+          <w:sz w:val="24"/>
+          <w:szCs w:val="24"/>
           <w:shd w:fill="F2F2F2" w:color="F2F2F2" w:val="solid"/>
         </w:rPr>
         <w:t xml:space="preserve">publish()</w:t>
@@ -6177,9 +8106,9 @@
       </w:r>
       <w:r>
         <w:rPr>
-          <w:rFonts w:ascii="Consolas" w:cs="Consolas" w:eastAsia="Consolas" w:hAnsi="Consolas"/>
-          <w:sz w:val="22"/>
-          <w:szCs w:val="22"/>
+          <w:rFonts w:ascii="Times New Roman" w:cs="Times New Roman" w:eastAsia="Times New Roman" w:hAnsi="Times New Roman"/>
+          <w:sz w:val="24"/>
+          <w:szCs w:val="24"/>
           <w:shd w:fill="F2F2F2" w:color="F2F2F2" w:val="solid"/>
         </w:rPr>
         <w:t xml:space="preserve">@Component</w:t>
@@ -6214,9 +8143,9 @@
       </w:r>
       <w:r>
         <w:rPr>
-          <w:rFonts w:ascii="Consolas" w:cs="Consolas" w:eastAsia="Consolas" w:hAnsi="Consolas"/>
-          <w:sz w:val="22"/>
-          <w:szCs w:val="22"/>
+          <w:rFonts w:ascii="Times New Roman" w:cs="Times New Roman" w:eastAsia="Times New Roman" w:hAnsi="Times New Roman"/>
+          <w:sz w:val="24"/>
+          <w:szCs w:val="24"/>
           <w:shd w:fill="F2F2F2" w:color="F2F2F2" w:val="solid"/>
         </w:rPr>
         <w:t xml:space="preserve">AppointmentServiceImpl</w:t>
@@ -6231,9 +8160,9 @@
       </w:r>
       <w:r>
         <w:rPr>
-          <w:rFonts w:ascii="Consolas" w:cs="Consolas" w:eastAsia="Consolas" w:hAnsi="Consolas"/>
-          <w:sz w:val="22"/>
-          <w:szCs w:val="22"/>
+          <w:rFonts w:ascii="Times New Roman" w:cs="Times New Roman" w:eastAsia="Times New Roman" w:hAnsi="Times New Roman"/>
+          <w:sz w:val="24"/>
+          <w:szCs w:val="24"/>
           <w:shd w:fill="F2F2F2" w:color="F2F2F2" w:val="solid"/>
         </w:rPr>
         <w:t xml:space="preserve">BillServiceImpl</w:t>
@@ -6249,9 +8178,9 @@
       </w:r>
       <w:r>
         <w:rPr>
-          <w:rFonts w:ascii="Consolas" w:cs="Consolas" w:eastAsia="Consolas" w:hAnsi="Consolas"/>
-          <w:sz w:val="22"/>
-          <w:szCs w:val="22"/>
+          <w:rFonts w:ascii="Times New Roman" w:cs="Times New Roman" w:eastAsia="Times New Roman" w:hAnsi="Times New Roman"/>
+          <w:sz w:val="24"/>
+          <w:szCs w:val="24"/>
           <w:shd w:fill="F2F2F2" w:color="F2F2F2" w:val="solid"/>
         </w:rPr>
         <w:t xml:space="preserve">AuditLogObserver</w:t>
@@ -6286,9 +8215,9 @@
       </w:r>
       <w:r>
         <w:rPr>
-          <w:rFonts w:ascii="Consolas" w:cs="Consolas" w:eastAsia="Consolas" w:hAnsi="Consolas"/>
-          <w:sz w:val="22"/>
-          <w:szCs w:val="22"/>
+          <w:rFonts w:ascii="Times New Roman" w:cs="Times New Roman" w:eastAsia="Times New Roman" w:hAnsi="Times New Roman"/>
+          <w:sz w:val="24"/>
+          <w:szCs w:val="24"/>
           <w:shd w:fill="F2F2F2" w:color="F2F2F2" w:val="solid"/>
         </w:rPr>
         <w:t xml:space="preserve">notification_logs</w:t>
@@ -6306,9 +8235,9 @@
       </w:r>
       <w:r>
         <w:rPr>
-          <w:rFonts w:ascii="Consolas" w:cs="Consolas" w:eastAsia="Consolas" w:hAnsi="Consolas"/>
-          <w:sz w:val="22"/>
-          <w:szCs w:val="22"/>
+          <w:rFonts w:ascii="Times New Roman" w:cs="Times New Roman" w:eastAsia="Times New Roman" w:hAnsi="Times New Roman"/>
+          <w:sz w:val="24"/>
+          <w:szCs w:val="24"/>
           <w:shd w:fill="F2F2F2" w:color="F2F2F2" w:val="solid"/>
         </w:rPr>
         <w:t xml:space="preserve">docs/SETUP.md</w:t>
@@ -6355,9 +8284,9 @@
       </w:r>
       <w:r>
         <w:rPr>
-          <w:rFonts w:ascii="Consolas" w:cs="Consolas" w:eastAsia="Consolas" w:hAnsi="Consolas"/>
-          <w:sz w:val="22"/>
-          <w:szCs w:val="22"/>
+          <w:rFonts w:ascii="Times New Roman" w:cs="Times New Roman" w:eastAsia="Times New Roman" w:hAnsi="Times New Roman"/>
+          <w:sz w:val="24"/>
+          <w:szCs w:val="24"/>
           <w:shd w:fill="F2F2F2" w:color="F2F2F2" w:val="solid"/>
         </w:rPr>
         <w:t xml:space="preserve">UserRepository</w:t>
@@ -6372,9 +8301,9 @@
       </w:r>
       <w:r>
         <w:rPr>
-          <w:rFonts w:ascii="Consolas" w:cs="Consolas" w:eastAsia="Consolas" w:hAnsi="Consolas"/>
-          <w:sz w:val="22"/>
-          <w:szCs w:val="22"/>
+          <w:rFonts w:ascii="Times New Roman" w:cs="Times New Roman" w:eastAsia="Times New Roman" w:hAnsi="Times New Roman"/>
+          <w:sz w:val="24"/>
+          <w:szCs w:val="24"/>
           <w:shd w:fill="F2F2F2" w:color="F2F2F2" w:val="solid"/>
         </w:rPr>
         <w:t xml:space="preserve">PatientRepository</w:t>
@@ -6389,9 +8318,9 @@
       </w:r>
       <w:r>
         <w:rPr>
-          <w:rFonts w:ascii="Consolas" w:cs="Consolas" w:eastAsia="Consolas" w:hAnsi="Consolas"/>
-          <w:sz w:val="22"/>
-          <w:szCs w:val="22"/>
+          <w:rFonts w:ascii="Times New Roman" w:cs="Times New Roman" w:eastAsia="Times New Roman" w:hAnsi="Times New Roman"/>
+          <w:sz w:val="24"/>
+          <w:szCs w:val="24"/>
           <w:shd w:fill="F2F2F2" w:color="F2F2F2" w:val="solid"/>
         </w:rPr>
         <w:t xml:space="preserve">DentistRepository</w:t>
@@ -6407,9 +8336,9 @@
       </w:r>
       <w:r>
         <w:rPr>
-          <w:rFonts w:ascii="Consolas" w:cs="Consolas" w:eastAsia="Consolas" w:hAnsi="Consolas"/>
-          <w:sz w:val="22"/>
-          <w:szCs w:val="22"/>
+          <w:rFonts w:ascii="Times New Roman" w:cs="Times New Roman" w:eastAsia="Times New Roman" w:hAnsi="Times New Roman"/>
+          <w:sz w:val="24"/>
+          <w:szCs w:val="24"/>
           <w:shd w:fill="F2F2F2" w:color="F2F2F2" w:val="solid"/>
         </w:rPr>
         <w:t xml:space="preserve">TreatmentTypeRepository</w:t>
@@ -6424,9 +8353,9 @@
       </w:r>
       <w:r>
         <w:rPr>
-          <w:rFonts w:ascii="Consolas" w:cs="Consolas" w:eastAsia="Consolas" w:hAnsi="Consolas"/>
-          <w:sz w:val="22"/>
-          <w:szCs w:val="22"/>
+          <w:rFonts w:ascii="Times New Roman" w:cs="Times New Roman" w:eastAsia="Times New Roman" w:hAnsi="Times New Roman"/>
+          <w:sz w:val="24"/>
+          <w:szCs w:val="24"/>
           <w:shd w:fill="F2F2F2" w:color="F2F2F2" w:val="solid"/>
         </w:rPr>
         <w:t xml:space="preserve">AppointmentRepository</w:t>
@@ -6441,9 +8370,9 @@
       </w:r>
       <w:r>
         <w:rPr>
-          <w:rFonts w:ascii="Consolas" w:cs="Consolas" w:eastAsia="Consolas" w:hAnsi="Consolas"/>
-          <w:sz w:val="22"/>
-          <w:szCs w:val="22"/>
+          <w:rFonts w:ascii="Times New Roman" w:cs="Times New Roman" w:eastAsia="Times New Roman" w:hAnsi="Times New Roman"/>
+          <w:sz w:val="24"/>
+          <w:szCs w:val="24"/>
           <w:shd w:fill="F2F2F2" w:color="F2F2F2" w:val="solid"/>
         </w:rPr>
         <w:t xml:space="preserve">BillRepository</w:t>
@@ -6459,9 +8388,9 @@
       </w:r>
       <w:r>
         <w:rPr>
-          <w:rFonts w:ascii="Consolas" w:cs="Consolas" w:eastAsia="Consolas" w:hAnsi="Consolas"/>
-          <w:sz w:val="22"/>
-          <w:szCs w:val="22"/>
+          <w:rFonts w:ascii="Times New Roman" w:cs="Times New Roman" w:eastAsia="Times New Roman" w:hAnsi="Times New Roman"/>
+          <w:sz w:val="24"/>
+          <w:szCs w:val="24"/>
           <w:shd w:fill="F2F2F2" w:color="F2F2F2" w:val="solid"/>
         </w:rPr>
         <w:t xml:space="preserve">NotificationLogRepository</w:t>
@@ -6477,9 +8406,9 @@
       </w:r>
       <w:r>
         <w:rPr>
-          <w:rFonts w:ascii="Consolas" w:cs="Consolas" w:eastAsia="Consolas" w:hAnsi="Consolas"/>
-          <w:sz w:val="22"/>
-          <w:szCs w:val="22"/>
+          <w:rFonts w:ascii="Times New Roman" w:cs="Times New Roman" w:eastAsia="Times New Roman" w:hAnsi="Times New Roman"/>
+          <w:sz w:val="24"/>
+          <w:szCs w:val="24"/>
           <w:shd w:fill="F2F2F2" w:color="F2F2F2" w:val="solid"/>
         </w:rPr>
         <w:t xml:space="preserve">EntityManager</w:t>
@@ -6496,9 +8425,9 @@
       </w:r>
       <w:r>
         <w:rPr>
-          <w:rFonts w:ascii="Consolas" w:cs="Consolas" w:eastAsia="Consolas" w:hAnsi="Consolas"/>
-          <w:sz w:val="22"/>
-          <w:szCs w:val="22"/>
+          <w:rFonts w:ascii="Times New Roman" w:cs="Times New Roman" w:eastAsia="Times New Roman" w:hAnsi="Times New Roman"/>
+          <w:sz w:val="24"/>
+          <w:szCs w:val="24"/>
           <w:shd w:fill="F2F2F2" w:color="F2F2F2" w:val="solid"/>
         </w:rPr>
         <w:t xml:space="preserve">ReportServiceImpl</w:t>
@@ -6513,9 +8442,9 @@
       </w:r>
       <w:r>
         <w:rPr>
-          <w:rFonts w:ascii="Consolas" w:cs="Consolas" w:eastAsia="Consolas" w:hAnsi="Consolas"/>
-          <w:sz w:val="22"/>
-          <w:szCs w:val="22"/>
+          <w:rFonts w:ascii="Times New Roman" w:cs="Times New Roman" w:eastAsia="Times New Roman" w:hAnsi="Times New Roman"/>
+          <w:sz w:val="24"/>
+          <w:szCs w:val="24"/>
           <w:shd w:fill="F2F2F2" w:color="F2F2F2" w:val="solid"/>
         </w:rPr>
         <w:t xml:space="preserve">JdbcTemplate</w:t>
@@ -6554,9 +8483,9 @@
       </w:pPr>
       <w:r>
         <w:rPr>
-          <w:rFonts w:ascii="Consolas" w:cs="Consolas" w:eastAsia="Consolas" w:hAnsi="Consolas"/>
-          <w:sz w:val="22"/>
-          <w:szCs w:val="22"/>
+          <w:rFonts w:ascii="Times New Roman" w:cs="Times New Roman" w:eastAsia="Times New Roman" w:hAnsi="Times New Roman"/>
+          <w:sz w:val="24"/>
+          <w:szCs w:val="24"/>
           <w:shd w:fill="F2F2F2" w:color="F2F2F2" w:val="solid"/>
         </w:rPr>
         <w:t xml:space="preserve">database/schema.sql</w:t>
@@ -6571,9 +8500,9 @@
       </w:r>
       <w:r>
         <w:rPr>
-          <w:rFonts w:ascii="Consolas" w:cs="Consolas" w:eastAsia="Consolas" w:hAnsi="Consolas"/>
-          <w:sz w:val="22"/>
-          <w:szCs w:val="22"/>
+          <w:rFonts w:ascii="Times New Roman" w:cs="Times New Roman" w:eastAsia="Times New Roman" w:hAnsi="Times New Roman"/>
+          <w:sz w:val="24"/>
+          <w:szCs w:val="24"/>
           <w:shd w:fill="F2F2F2" w:color="F2F2F2" w:val="solid"/>
         </w:rPr>
         <w:t xml:space="preserve">users</w:t>
@@ -6589,9 +8518,9 @@
       </w:r>
       <w:r>
         <w:rPr>
-          <w:rFonts w:ascii="Consolas" w:cs="Consolas" w:eastAsia="Consolas" w:hAnsi="Consolas"/>
-          <w:sz w:val="22"/>
-          <w:szCs w:val="22"/>
+          <w:rFonts w:ascii="Times New Roman" w:cs="Times New Roman" w:eastAsia="Times New Roman" w:hAnsi="Times New Roman"/>
+          <w:sz w:val="24"/>
+          <w:szCs w:val="24"/>
           <w:shd w:fill="F2F2F2" w:color="F2F2F2" w:val="solid"/>
         </w:rPr>
         <w:t xml:space="preserve">patients</w:t>
@@ -6606,9 +8535,9 @@
       </w:r>
       <w:r>
         <w:rPr>
-          <w:rFonts w:ascii="Consolas" w:cs="Consolas" w:eastAsia="Consolas" w:hAnsi="Consolas"/>
-          <w:sz w:val="22"/>
-          <w:szCs w:val="22"/>
+          <w:rFonts w:ascii="Times New Roman" w:cs="Times New Roman" w:eastAsia="Times New Roman" w:hAnsi="Times New Roman"/>
+          <w:sz w:val="24"/>
+          <w:szCs w:val="24"/>
           <w:shd w:fill="F2F2F2" w:color="F2F2F2" w:val="solid"/>
         </w:rPr>
         <w:t xml:space="preserve">treatment_types</w:t>
@@ -6623,9 +8552,9 @@
       </w:r>
       <w:r>
         <w:rPr>
-          <w:rFonts w:ascii="Consolas" w:cs="Consolas" w:eastAsia="Consolas" w:hAnsi="Consolas"/>
-          <w:sz w:val="22"/>
-          <w:szCs w:val="22"/>
+          <w:rFonts w:ascii="Times New Roman" w:cs="Times New Roman" w:eastAsia="Times New Roman" w:hAnsi="Times New Roman"/>
+          <w:sz w:val="24"/>
+          <w:szCs w:val="24"/>
           <w:shd w:fill="F2F2F2" w:color="F2F2F2" w:val="solid"/>
         </w:rPr>
         <w:t xml:space="preserve">dentists</w:t>
@@ -6640,9 +8569,9 @@
       </w:r>
       <w:r>
         <w:rPr>
-          <w:rFonts w:ascii="Consolas" w:cs="Consolas" w:eastAsia="Consolas" w:hAnsi="Consolas"/>
-          <w:sz w:val="22"/>
-          <w:szCs w:val="22"/>
+          <w:rFonts w:ascii="Times New Roman" w:cs="Times New Roman" w:eastAsia="Times New Roman" w:hAnsi="Times New Roman"/>
+          <w:sz w:val="24"/>
+          <w:szCs w:val="24"/>
           <w:shd w:fill="F2F2F2" w:color="F2F2F2" w:val="solid"/>
         </w:rPr>
         <w:t xml:space="preserve">appointments</w:t>
@@ -6657,9 +8586,9 @@
       </w:r>
       <w:r>
         <w:rPr>
-          <w:rFonts w:ascii="Consolas" w:cs="Consolas" w:eastAsia="Consolas" w:hAnsi="Consolas"/>
-          <w:sz w:val="22"/>
-          <w:szCs w:val="22"/>
+          <w:rFonts w:ascii="Times New Roman" w:cs="Times New Roman" w:eastAsia="Times New Roman" w:hAnsi="Times New Roman"/>
+          <w:sz w:val="24"/>
+          <w:szCs w:val="24"/>
           <w:shd w:fill="F2F2F2" w:color="F2F2F2" w:val="solid"/>
         </w:rPr>
         <w:t xml:space="preserve">bills</w:t>
@@ -6675,9 +8604,9 @@
       </w:r>
       <w:r>
         <w:rPr>
-          <w:rFonts w:ascii="Consolas" w:cs="Consolas" w:eastAsia="Consolas" w:hAnsi="Consolas"/>
-          <w:sz w:val="22"/>
-          <w:szCs w:val="22"/>
+          <w:rFonts w:ascii="Times New Roman" w:cs="Times New Roman" w:eastAsia="Times New Roman" w:hAnsi="Times New Roman"/>
+          <w:sz w:val="24"/>
+          <w:szCs w:val="24"/>
           <w:shd w:fill="F2F2F2" w:color="F2F2F2" w:val="solid"/>
         </w:rPr>
         <w:t xml:space="preserve">notification_logs</w:t>
@@ -6693,9 +8622,9 @@
       </w:r>
       <w:r>
         <w:rPr>
-          <w:rFonts w:ascii="Consolas" w:cs="Consolas" w:eastAsia="Consolas" w:hAnsi="Consolas"/>
-          <w:sz w:val="22"/>
-          <w:szCs w:val="22"/>
+          <w:rFonts w:ascii="Times New Roman" w:cs="Times New Roman" w:eastAsia="Times New Roman" w:hAnsi="Times New Roman"/>
+          <w:sz w:val="24"/>
+          <w:szCs w:val="24"/>
           <w:shd w:fill="F2F2F2" w:color="F2F2F2" w:val="solid"/>
         </w:rPr>
         <w:t xml:space="preserve">CHECK</w:t>
@@ -6743,11 +8672,11 @@
       </w:pPr>
       <w:r>
         <w:rPr>
-          <w:rFonts w:ascii="Consolas" w:cs="Consolas" w:eastAsia="Consolas" w:hAnsi="Consolas"/>
+          <w:rFonts w:ascii="Times New Roman" w:cs="Times New Roman" w:eastAsia="Times New Roman" w:hAnsi="Times New Roman"/>
           <w:b/>
           <w:bCs/>
-          <w:sz w:val="22"/>
-          <w:szCs w:val="22"/>
+          <w:sz w:val="24"/>
+          <w:szCs w:val="24"/>
           <w:shd w:fill="F2F2F2" w:color="F2F2F2" w:val="solid"/>
         </w:rPr>
         <w:t xml:space="preserve">trg_prevent_double_booking</w:t>
@@ -6762,9 +8691,9 @@
       </w:r>
       <w:r>
         <w:rPr>
-          <w:rFonts w:ascii="Consolas" w:cs="Consolas" w:eastAsia="Consolas" w:hAnsi="Consolas"/>
-          <w:sz w:val="22"/>
-          <w:szCs w:val="22"/>
+          <w:rFonts w:ascii="Times New Roman" w:cs="Times New Roman" w:eastAsia="Times New Roman" w:hAnsi="Times New Roman"/>
+          <w:sz w:val="24"/>
+          <w:szCs w:val="24"/>
           <w:shd w:fill="F2F2F2" w:color="F2F2F2" w:val="solid"/>
         </w:rPr>
         <w:t xml:space="preserve">BEFORE INSERT</w:t>
@@ -6781,9 +8710,9 @@
       </w:r>
       <w:r>
         <w:rPr>
-          <w:rFonts w:ascii="Consolas" w:cs="Consolas" w:eastAsia="Consolas" w:hAnsi="Consolas"/>
-          <w:sz w:val="22"/>
-          <w:szCs w:val="22"/>
+          <w:rFonts w:ascii="Times New Roman" w:cs="Times New Roman" w:eastAsia="Times New Roman" w:hAnsi="Times New Roman"/>
+          <w:sz w:val="24"/>
+          <w:szCs w:val="24"/>
           <w:shd w:fill="F2F2F2" w:color="F2F2F2" w:val="solid"/>
         </w:rPr>
         <w:t xml:space="preserve">AppointmentServiceImpl</w:t>
@@ -6799,9 +8728,9 @@
       </w:r>
       <w:r>
         <w:rPr>
-          <w:rFonts w:ascii="Consolas" w:cs="Consolas" w:eastAsia="Consolas" w:hAnsi="Consolas"/>
-          <w:sz w:val="22"/>
-          <w:szCs w:val="22"/>
+          <w:rFonts w:ascii="Times New Roman" w:cs="Times New Roman" w:eastAsia="Times New Roman" w:hAnsi="Times New Roman"/>
+          <w:sz w:val="24"/>
+          <w:szCs w:val="24"/>
           <w:shd w:fill="F2F2F2" w:color="F2F2F2" w:val="solid"/>
         </w:rPr>
         <w:t xml:space="preserve">SIGNAL SQLSTATE '45000'</w:t>
@@ -6817,9 +8746,9 @@
       </w:r>
       <w:r>
         <w:rPr>
-          <w:rFonts w:ascii="Consolas" w:cs="Consolas" w:eastAsia="Consolas" w:hAnsi="Consolas"/>
-          <w:sz w:val="22"/>
-          <w:szCs w:val="22"/>
+          <w:rFonts w:ascii="Times New Roman" w:cs="Times New Roman" w:eastAsia="Times New Roman" w:hAnsi="Times New Roman"/>
+          <w:sz w:val="24"/>
+          <w:szCs w:val="24"/>
           <w:shd w:fill="F2F2F2" w:color="F2F2F2" w:val="solid"/>
         </w:rPr>
         <w:t xml:space="preserve">INSERT</w:t>
@@ -6846,11 +8775,11 @@
       </w:pPr>
       <w:r>
         <w:rPr>
-          <w:rFonts w:ascii="Consolas" w:cs="Consolas" w:eastAsia="Consolas" w:hAnsi="Consolas"/>
+          <w:rFonts w:ascii="Times New Roman" w:cs="Times New Roman" w:eastAsia="Times New Roman" w:hAnsi="Times New Roman"/>
           <w:b/>
           <w:bCs/>
-          <w:sz w:val="22"/>
-          <w:szCs w:val="22"/>
+          <w:sz w:val="24"/>
+          <w:szCs w:val="24"/>
           <w:shd w:fill="F2F2F2" w:color="F2F2F2" w:val="solid"/>
         </w:rPr>
         <w:t xml:space="preserve">trg_sync_dentist_status</w:t>
@@ -6865,9 +8794,9 @@
       </w:r>
       <w:r>
         <w:rPr>
-          <w:rFonts w:ascii="Consolas" w:cs="Consolas" w:eastAsia="Consolas" w:hAnsi="Consolas"/>
-          <w:sz w:val="22"/>
-          <w:szCs w:val="22"/>
+          <w:rFonts w:ascii="Times New Roman" w:cs="Times New Roman" w:eastAsia="Times New Roman" w:hAnsi="Times New Roman"/>
+          <w:sz w:val="24"/>
+          <w:szCs w:val="24"/>
           <w:shd w:fill="F2F2F2" w:color="F2F2F2" w:val="solid"/>
         </w:rPr>
         <w:t xml:space="preserve">AFTER UPDATE</w:t>
@@ -6883,9 +8812,9 @@
       </w:r>
       <w:r>
         <w:rPr>
-          <w:rFonts w:ascii="Consolas" w:cs="Consolas" w:eastAsia="Consolas" w:hAnsi="Consolas"/>
-          <w:sz w:val="22"/>
-          <w:szCs w:val="22"/>
+          <w:rFonts w:ascii="Times New Roman" w:cs="Times New Roman" w:eastAsia="Times New Roman" w:hAnsi="Times New Roman"/>
+          <w:sz w:val="24"/>
+          <w:szCs w:val="24"/>
           <w:shd w:fill="F2F2F2" w:color="F2F2F2" w:val="solid"/>
         </w:rPr>
         <w:t xml:space="preserve">notification_logs</w:t>
@@ -6901,9 +8830,9 @@
       </w:r>
       <w:r>
         <w:rPr>
-          <w:rFonts w:ascii="Consolas" w:cs="Consolas" w:eastAsia="Consolas" w:hAnsi="Consolas"/>
-          <w:sz w:val="22"/>
-          <w:szCs w:val="22"/>
+          <w:rFonts w:ascii="Times New Roman" w:cs="Times New Roman" w:eastAsia="Times New Roman" w:hAnsi="Times New Roman"/>
+          <w:sz w:val="24"/>
+          <w:szCs w:val="24"/>
           <w:shd w:fill="F2F2F2" w:color="F2F2F2" w:val="solid"/>
         </w:rPr>
         <w:t xml:space="preserve">COMPLETED</w:t>
@@ -6918,9 +8847,9 @@
       </w:r>
       <w:r>
         <w:rPr>
-          <w:rFonts w:ascii="Consolas" w:cs="Consolas" w:eastAsia="Consolas" w:hAnsi="Consolas"/>
-          <w:sz w:val="22"/>
-          <w:szCs w:val="22"/>
+          <w:rFonts w:ascii="Times New Roman" w:cs="Times New Roman" w:eastAsia="Times New Roman" w:hAnsi="Times New Roman"/>
+          <w:sz w:val="24"/>
+          <w:szCs w:val="24"/>
           <w:shd w:fill="F2F2F2" w:color="F2F2F2" w:val="solid"/>
         </w:rPr>
         <w:t xml:space="preserve">CANCELLED</w:t>
@@ -6948,11 +8877,11 @@
       </w:pPr>
       <w:r>
         <w:rPr>
-          <w:rFonts w:ascii="Consolas" w:cs="Consolas" w:eastAsia="Consolas" w:hAnsi="Consolas"/>
+          <w:rFonts w:ascii="Times New Roman" w:cs="Times New Roman" w:eastAsia="Times New Roman" w:hAnsi="Times New Roman"/>
           <w:b/>
           <w:bCs/>
-          <w:sz w:val="22"/>
-          <w:szCs w:val="22"/>
+          <w:sz w:val="24"/>
+          <w:szCs w:val="24"/>
           <w:shd w:fill="F2F2F2" w:color="F2F2F2" w:val="solid"/>
         </w:rPr>
         <w:t xml:space="preserve">fn_is_weekend_appointment</w:t>
@@ -6968,9 +8897,9 @@
       </w:r>
       <w:r>
         <w:rPr>
-          <w:rFonts w:ascii="Consolas" w:cs="Consolas" w:eastAsia="Consolas" w:hAnsi="Consolas"/>
-          <w:sz w:val="22"/>
-          <w:szCs w:val="22"/>
+          <w:rFonts w:ascii="Times New Roman" w:cs="Times New Roman" w:eastAsia="Times New Roman" w:hAnsi="Times New Roman"/>
+          <w:sz w:val="24"/>
+          <w:szCs w:val="24"/>
           <w:shd w:fill="F2F2F2" w:color="F2F2F2" w:val="solid"/>
         </w:rPr>
         <w:t xml:space="preserve">PricingContext</w:t>
@@ -6998,11 +8927,11 @@
       </w:pPr>
       <w:r>
         <w:rPr>
-          <w:rFonts w:ascii="Consolas" w:cs="Consolas" w:eastAsia="Consolas" w:hAnsi="Consolas"/>
+          <w:rFonts w:ascii="Times New Roman" w:cs="Times New Roman" w:eastAsia="Times New Roman" w:hAnsi="Times New Roman"/>
           <w:b/>
           <w:bCs/>
-          <w:sz w:val="22"/>
-          <w:szCs w:val="22"/>
+          <w:sz w:val="24"/>
+          <w:szCs w:val="24"/>
           <w:shd w:fill="F2F2F2" w:color="F2F2F2" w:val="solid"/>
         </w:rPr>
         <w:t xml:space="preserve">sp_daily_revenue_report</w:t>
@@ -7019,9 +8948,9 @@
       </w:r>
       <w:r>
         <w:rPr>
-          <w:rFonts w:ascii="Consolas" w:cs="Consolas" w:eastAsia="Consolas" w:hAnsi="Consolas"/>
-          <w:sz w:val="22"/>
-          <w:szCs w:val="22"/>
+          <w:rFonts w:ascii="Times New Roman" w:cs="Times New Roman" w:eastAsia="Times New Roman" w:hAnsi="Times New Roman"/>
+          <w:sz w:val="24"/>
+          <w:szCs w:val="24"/>
           <w:shd w:fill="F2F2F2" w:color="F2F2F2" w:val="solid"/>
         </w:rPr>
         <w:t xml:space="preserve">ReportServiceImpl.dailyRevenue()</w:t>
@@ -7036,9 +8965,9 @@
       </w:r>
       <w:r>
         <w:rPr>
-          <w:rFonts w:ascii="Consolas" w:cs="Consolas" w:eastAsia="Consolas" w:hAnsi="Consolas"/>
-          <w:sz w:val="22"/>
-          <w:szCs w:val="22"/>
+          <w:rFonts w:ascii="Times New Roman" w:cs="Times New Roman" w:eastAsia="Times New Roman" w:hAnsi="Times New Roman"/>
+          <w:sz w:val="24"/>
+          <w:szCs w:val="24"/>
           <w:shd w:fill="F2F2F2" w:color="F2F2F2" w:val="solid"/>
         </w:rPr>
         <w:t xml:space="preserve">JdbcTemplate</w:t>
@@ -7053,9 +8982,9 @@
       </w:r>
       <w:r>
         <w:rPr>
-          <w:rFonts w:ascii="Consolas" w:cs="Consolas" w:eastAsia="Consolas" w:hAnsi="Consolas"/>
-          <w:sz w:val="22"/>
-          <w:szCs w:val="22"/>
+          <w:rFonts w:ascii="Times New Roman" w:cs="Times New Roman" w:eastAsia="Times New Roman" w:hAnsi="Times New Roman"/>
+          <w:sz w:val="24"/>
+          <w:szCs w:val="24"/>
           <w:shd w:fill="F2F2F2" w:color="F2F2F2" w:val="solid"/>
         </w:rPr>
         <w:t xml:space="preserve">CALL sp_daily_revenue_report(?, ?)</w:t>
@@ -7083,11 +9012,11 @@
       </w:pPr>
       <w:r>
         <w:rPr>
-          <w:rFonts w:ascii="Consolas" w:cs="Consolas" w:eastAsia="Consolas" w:hAnsi="Consolas"/>
+          <w:rFonts w:ascii="Times New Roman" w:cs="Times New Roman" w:eastAsia="Times New Roman" w:hAnsi="Times New Roman"/>
           <w:b/>
           <w:bCs/>
-          <w:sz w:val="22"/>
-          <w:szCs w:val="22"/>
+          <w:sz w:val="24"/>
+          <w:szCs w:val="24"/>
           <w:shd w:fill="F2F2F2" w:color="F2F2F2" w:val="solid"/>
         </w:rPr>
         <w:t xml:space="preserve">vw_dentist_utilization</w:t>
@@ -7102,11 +9031,11 @@
       </w:r>
       <w:r>
         <w:rPr>
-          <w:rFonts w:ascii="Consolas" w:cs="Consolas" w:eastAsia="Consolas" w:hAnsi="Consolas"/>
+          <w:rFonts w:ascii="Times New Roman" w:cs="Times New Roman" w:eastAsia="Times New Roman" w:hAnsi="Times New Roman"/>
           <w:b/>
           <w:bCs/>
-          <w:sz w:val="22"/>
-          <w:szCs w:val="22"/>
+          <w:sz w:val="24"/>
+          <w:szCs w:val="24"/>
           <w:shd w:fill="F2F2F2" w:color="F2F2F2" w:val="solid"/>
         </w:rPr>
         <w:t xml:space="preserve">vw_appointment_summary</w:t>
@@ -7226,9 +9155,9 @@
       </w:r>
       <w:r>
         <w:rPr>
-          <w:rFonts w:ascii="Consolas" w:cs="Consolas" w:eastAsia="Consolas" w:hAnsi="Consolas"/>
-          <w:sz w:val="22"/>
-          <w:szCs w:val="22"/>
+          <w:rFonts w:ascii="Times New Roman" w:cs="Times New Roman" w:eastAsia="Times New Roman" w:hAnsi="Times New Roman"/>
+          <w:sz w:val="24"/>
+          <w:szCs w:val="24"/>
           <w:shd w:fill="F2F2F2" w:color="F2F2F2" w:val="solid"/>
         </w:rPr>
         <w:t xml:space="preserve">frontend/assets/js/*.js</w:t>
@@ -7243,9 +9172,9 @@
       </w:r>
       <w:r>
         <w:rPr>
-          <w:rFonts w:ascii="Consolas" w:cs="Consolas" w:eastAsia="Consolas" w:hAnsi="Consolas"/>
-          <w:sz w:val="22"/>
-          <w:szCs w:val="22"/>
+          <w:rFonts w:ascii="Times New Roman" w:cs="Times New Roman" w:eastAsia="Times New Roman" w:hAnsi="Times New Roman"/>
+          <w:sz w:val="24"/>
+          <w:szCs w:val="24"/>
           <w:shd w:fill="F2F2F2" w:color="F2F2F2" w:val="solid"/>
         </w:rPr>
         <w:t xml:space="preserve">required</w:t>
@@ -7260,9 +9189,9 @@
       </w:r>
       <w:r>
         <w:rPr>
-          <w:rFonts w:ascii="Consolas" w:cs="Consolas" w:eastAsia="Consolas" w:hAnsi="Consolas"/>
-          <w:sz w:val="22"/>
-          <w:szCs w:val="22"/>
+          <w:rFonts w:ascii="Times New Roman" w:cs="Times New Roman" w:eastAsia="Times New Roman" w:hAnsi="Times New Roman"/>
+          <w:sz w:val="24"/>
+          <w:szCs w:val="24"/>
           <w:shd w:fill="F2F2F2" w:color="F2F2F2" w:val="solid"/>
         </w:rPr>
         <w:t xml:space="preserve">type</w:t>
@@ -7279,9 +9208,9 @@
       </w:r>
       <w:r>
         <w:rPr>
-          <w:rFonts w:ascii="Consolas" w:cs="Consolas" w:eastAsia="Consolas" w:hAnsi="Consolas"/>
-          <w:sz w:val="22"/>
-          <w:szCs w:val="22"/>
+          <w:rFonts w:ascii="Times New Roman" w:cs="Times New Roman" w:eastAsia="Times New Roman" w:hAnsi="Times New Roman"/>
+          <w:sz w:val="24"/>
+          <w:szCs w:val="24"/>
           <w:shd w:fill="F2F2F2" w:color="F2F2F2" w:val="solid"/>
         </w:rPr>
         <w:t xml:space="preserve">validationErrors</w:t>
@@ -7347,9 +9276,9 @@
       </w:r>
       <w:r>
         <w:rPr>
-          <w:rFonts w:ascii="Consolas" w:cs="Consolas" w:eastAsia="Consolas" w:hAnsi="Consolas"/>
-          <w:sz w:val="22"/>
-          <w:szCs w:val="22"/>
+          <w:rFonts w:ascii="Times New Roman" w:cs="Times New Roman" w:eastAsia="Times New Roman" w:hAnsi="Times New Roman"/>
+          <w:sz w:val="24"/>
+          <w:szCs w:val="24"/>
           <w:shd w:fill="F2F2F2" w:color="F2F2F2" w:val="solid"/>
         </w:rPr>
         <w:t xml:space="preserve">@Valid</w:t>
@@ -7365,9 +9294,9 @@
       </w:r>
       <w:r>
         <w:rPr>
-          <w:rFonts w:ascii="Consolas" w:cs="Consolas" w:eastAsia="Consolas" w:hAnsi="Consolas"/>
-          <w:sz w:val="22"/>
-          <w:szCs w:val="22"/>
+          <w:rFonts w:ascii="Times New Roman" w:cs="Times New Roman" w:eastAsia="Times New Roman" w:hAnsi="Times New Roman"/>
+          <w:sz w:val="24"/>
+          <w:szCs w:val="24"/>
           <w:shd w:fill="F2F2F2" w:color="F2F2F2" w:val="solid"/>
         </w:rPr>
         <w:t xml:space="preserve">@Pattern(regexp = "^(\\+94|0)[0-9]{9}$")</w:t>
@@ -7383,9 +9312,9 @@
       </w:r>
       <w:r>
         <w:rPr>
-          <w:rFonts w:ascii="Consolas" w:cs="Consolas" w:eastAsia="Consolas" w:hAnsi="Consolas"/>
-          <w:sz w:val="22"/>
-          <w:szCs w:val="22"/>
+          <w:rFonts w:ascii="Times New Roman" w:cs="Times New Roman" w:eastAsia="Times New Roman" w:hAnsi="Times New Roman"/>
+          <w:sz w:val="24"/>
+          <w:szCs w:val="24"/>
           <w:shd w:fill="F2F2F2" w:color="F2F2F2" w:val="solid"/>
         </w:rPr>
         <w:t xml:space="preserve">@FutureOrPresent</w:t>
@@ -7400,9 +9329,9 @@
       </w:r>
       <w:r>
         <w:rPr>
-          <w:rFonts w:ascii="Consolas" w:cs="Consolas" w:eastAsia="Consolas" w:hAnsi="Consolas"/>
-          <w:sz w:val="22"/>
-          <w:szCs w:val="22"/>
+          <w:rFonts w:ascii="Times New Roman" w:cs="Times New Roman" w:eastAsia="Times New Roman" w:hAnsi="Times New Roman"/>
+          <w:sz w:val="24"/>
+          <w:szCs w:val="24"/>
           <w:shd w:fill="F2F2F2" w:color="F2F2F2" w:val="solid"/>
         </w:rPr>
         <w:t xml:space="preserve">@DecimalMin("0.01")</w:t>
@@ -7450,9 +9379,9 @@
       </w:r>
       <w:r>
         <w:rPr>
-          <w:rFonts w:ascii="Consolas" w:cs="Consolas" w:eastAsia="Consolas" w:hAnsi="Consolas"/>
-          <w:sz w:val="22"/>
-          <w:szCs w:val="22"/>
+          <w:rFonts w:ascii="Times New Roman" w:cs="Times New Roman" w:eastAsia="Times New Roman" w:hAnsi="Times New Roman"/>
+          <w:sz w:val="24"/>
+          <w:szCs w:val="24"/>
           <w:shd w:fill="F2F2F2" w:color="F2F2F2" w:val="solid"/>
         </w:rPr>
         <w:t xml:space="preserve">AppointmentBuilder</w:t>
@@ -7467,9 +9396,9 @@
       </w:r>
       <w:r>
         <w:rPr>
-          <w:rFonts w:ascii="Consolas" w:cs="Consolas" w:eastAsia="Consolas" w:hAnsi="Consolas"/>
-          <w:sz w:val="22"/>
-          <w:szCs w:val="22"/>
+          <w:rFonts w:ascii="Times New Roman" w:cs="Times New Roman" w:eastAsia="Times New Roman" w:hAnsi="Times New Roman"/>
+          <w:sz w:val="24"/>
+          <w:szCs w:val="24"/>
           <w:shd w:fill="F2F2F2" w:color="F2F2F2" w:val="solid"/>
         </w:rPr>
         <w:t xml:space="preserve">AppointmentServiceImpl</w:t>
@@ -7518,9 +9447,9 @@
       </w:r>
       <w:r>
         <w:rPr>
-          <w:rFonts w:ascii="Consolas" w:cs="Consolas" w:eastAsia="Consolas" w:hAnsi="Consolas"/>
-          <w:sz w:val="22"/>
-          <w:szCs w:val="22"/>
+          <w:rFonts w:ascii="Times New Roman" w:cs="Times New Roman" w:eastAsia="Times New Roman" w:hAnsi="Times New Roman"/>
+          <w:sz w:val="24"/>
+          <w:szCs w:val="24"/>
           <w:shd w:fill="F2F2F2" w:color="F2F2F2" w:val="solid"/>
         </w:rPr>
         <w:t xml:space="preserve">CHECK</w:t>
@@ -7549,7 +9478,7 @@
           <w:sz w:val="28"/>
           <w:szCs w:val="28"/>
         </w:rPr>
-        <w:t xml:space="preserve">3.6 Sessions/cookies and security</w:t>
+        <w:t xml:space="preserve">3.6 Authorization via JWT, and sessions/cookies</w:t>
       </w:r>
     </w:p>
     <w:p>
@@ -7563,43 +9492,7 @@
           <w:sz w:val="24"/>
           <w:szCs w:val="24"/>
         </w:rPr>
-        <w:t xml:space="preserve">Authentication uses a signed JWT (</w:t>
-      </w:r>
-      <w:r>
-        <w:rPr>
-          <w:rFonts w:ascii="Consolas" w:cs="Consolas" w:eastAsia="Consolas" w:hAnsi="Consolas"/>
-          <w:sz w:val="22"/>
-          <w:szCs w:val="22"/>
-          <w:shd w:fill="F2F2F2" w:color="F2F2F2" w:val="solid"/>
-        </w:rPr>
-        <w:t xml:space="preserve">io.jsonwebtoken</w:t>
-      </w:r>
-      <w:r>
-        <w:rPr>
-          <w:rFonts w:ascii="Times New Roman" w:cs="Times New Roman" w:eastAsia="Times New Roman" w:hAnsi="Times New Roman"/>
-          <w:sz w:val="24"/>
-          <w:szCs w:val="24"/>
-        </w:rPr>
-        <w:t xml:space="preserve">), but rather than
-storing it in </w:t>
-      </w:r>
-      <w:r>
-        <w:rPr>
-          <w:rFonts w:ascii="Consolas" w:cs="Consolas" w:eastAsia="Consolas" w:hAnsi="Consolas"/>
-          <w:sz w:val="22"/>
-          <w:szCs w:val="22"/>
-          <w:shd w:fill="F2F2F2" w:color="F2F2F2" w:val="solid"/>
-        </w:rPr>
-        <w:t xml:space="preserve">localStorage</w:t>
-      </w:r>
-      <w:r>
-        <w:rPr>
-          <w:rFonts w:ascii="Times New Roman" w:cs="Times New Roman" w:eastAsia="Times New Roman" w:hAnsi="Times New Roman"/>
-          <w:sz w:val="24"/>
-          <w:szCs w:val="24"/>
-        </w:rPr>
-        <w:t xml:space="preserve"> (vulnerable to XSS exfiltration) it is
-delivered as an </w:t>
+        <w:t xml:space="preserve">Authorization throughout the API is </w:t>
       </w:r>
       <w:r>
         <w:rPr>
@@ -7609,6 +9502,257 @@
           <w:sz w:val="24"/>
           <w:szCs w:val="24"/>
         </w:rPr>
+        <w:t xml:space="preserve">JWT-based</w:t>
+      </w:r>
+      <w:r>
+        <w:rPr>
+          <w:rFonts w:ascii="Times New Roman" w:cs="Times New Roman" w:eastAsia="Times New Roman" w:hAnsi="Times New Roman"/>
+          <w:sz w:val="24"/>
+          <w:szCs w:val="24"/>
+        </w:rPr>
+        <w:t xml:space="preserve">: </w:t>
+      </w:r>
+      <w:r>
+        <w:rPr>
+          <w:rFonts w:ascii="Times New Roman" w:cs="Times New Roman" w:eastAsia="Times New Roman" w:hAnsi="Times New Roman"/>
+          <w:sz w:val="24"/>
+          <w:szCs w:val="24"/>
+          <w:shd w:fill="F2F2F2" w:color="F2F2F2" w:val="solid"/>
+        </w:rPr>
+        <w:t xml:space="preserve">POST /api/auth/login</w:t>
+      </w:r>
+      <w:r>
+        <w:rPr>
+          <w:rFonts w:ascii="Times New Roman" w:cs="Times New Roman" w:eastAsia="Times New Roman" w:hAnsi="Times New Roman"/>
+          <w:sz w:val="24"/>
+          <w:szCs w:val="24"/>
+        </w:rPr>
+        <w:t xml:space="preserve">
+authenticates the username/password against the BCrypt hash stored in
+</w:t>
+      </w:r>
+      <w:r>
+        <w:rPr>
+          <w:rFonts w:ascii="Times New Roman" w:cs="Times New Roman" w:eastAsia="Times New Roman" w:hAnsi="Times New Roman"/>
+          <w:sz w:val="24"/>
+          <w:szCs w:val="24"/>
+          <w:shd w:fill="F2F2F2" w:color="F2F2F2" w:val="solid"/>
+        </w:rPr>
+        <w:t xml:space="preserve">users</w:t>
+      </w:r>
+      <w:r>
+        <w:rPr>
+          <w:rFonts w:ascii="Times New Roman" w:cs="Times New Roman" w:eastAsia="Times New Roman" w:hAnsi="Times New Roman"/>
+          <w:sz w:val="24"/>
+          <w:szCs w:val="24"/>
+        </w:rPr>
+        <w:t xml:space="preserve"> (via </w:t>
+      </w:r>
+      <w:r>
+        <w:rPr>
+          <w:rFonts w:ascii="Times New Roman" w:cs="Times New Roman" w:eastAsia="Times New Roman" w:hAnsi="Times New Roman"/>
+          <w:sz w:val="24"/>
+          <w:szCs w:val="24"/>
+          <w:shd w:fill="F2F2F2" w:color="F2F2F2" w:val="solid"/>
+        </w:rPr>
+        <w:t xml:space="preserve">AuthenticationManager</w:t>
+      </w:r>
+      <w:r>
+        <w:rPr>
+          <w:rFonts w:ascii="Times New Roman" w:cs="Times New Roman" w:eastAsia="Times New Roman" w:hAnsi="Times New Roman"/>
+          <w:sz w:val="24"/>
+          <w:szCs w:val="24"/>
+        </w:rPr>
+        <w:t xml:space="preserve"> → </w:t>
+      </w:r>
+      <w:r>
+        <w:rPr>
+          <w:rFonts w:ascii="Times New Roman" w:cs="Times New Roman" w:eastAsia="Times New Roman" w:hAnsi="Times New Roman"/>
+          <w:sz w:val="24"/>
+          <w:szCs w:val="24"/>
+          <w:shd w:fill="F2F2F2" w:color="F2F2F2" w:val="solid"/>
+        </w:rPr>
+        <w:t xml:space="preserve">CustomUserDetailsService</w:t>
+      </w:r>
+      <w:r>
+        <w:rPr>
+          <w:rFonts w:ascii="Times New Roman" w:cs="Times New Roman" w:eastAsia="Times New Roman" w:hAnsi="Times New Roman"/>
+          <w:sz w:val="24"/>
+          <w:szCs w:val="24"/>
+        </w:rPr>
+        <w:t xml:space="preserve">) and, only
+on success, </w:t>
+      </w:r>
+      <w:r>
+        <w:rPr>
+          <w:rFonts w:ascii="Times New Roman" w:cs="Times New Roman" w:eastAsia="Times New Roman" w:hAnsi="Times New Roman"/>
+          <w:sz w:val="24"/>
+          <w:szCs w:val="24"/>
+          <w:shd w:fill="F2F2F2" w:color="F2F2F2" w:val="solid"/>
+        </w:rPr>
+        <w:t xml:space="preserve">JwtService.generateToken()</w:t>
+      </w:r>
+      <w:r>
+        <w:rPr>
+          <w:rFonts w:ascii="Times New Roman" w:cs="Times New Roman" w:eastAsia="Times New Roman" w:hAnsi="Times New Roman"/>
+          <w:sz w:val="24"/>
+          <w:szCs w:val="24"/>
+        </w:rPr>
+        <w:t xml:space="preserve"> mints a signed JSON Web Token
+(HMAC-SHA512, </w:t>
+      </w:r>
+      <w:r>
+        <w:rPr>
+          <w:rFonts w:ascii="Times New Roman" w:cs="Times New Roman" w:eastAsia="Times New Roman" w:hAnsi="Times New Roman"/>
+          <w:sz w:val="24"/>
+          <w:szCs w:val="24"/>
+          <w:shd w:fill="F2F2F2" w:color="F2F2F2" w:val="solid"/>
+        </w:rPr>
+        <w:t xml:space="preserve">io.jsonwebtoken</w:t>
+      </w:r>
+      <w:r>
+        <w:rPr>
+          <w:rFonts w:ascii="Times New Roman" w:cs="Times New Roman" w:eastAsia="Times New Roman" w:hAnsi="Times New Roman"/>
+          <w:sz w:val="24"/>
+          <w:szCs w:val="24"/>
+        </w:rPr>
+        <w:t xml:space="preserve">) whose subject is the username and whose
+</w:t>
+      </w:r>
+      <w:r>
+        <w:rPr>
+          <w:rFonts w:ascii="Times New Roman" w:cs="Times New Roman" w:eastAsia="Times New Roman" w:hAnsi="Times New Roman"/>
+          <w:sz w:val="24"/>
+          <w:szCs w:val="24"/>
+          <w:shd w:fill="F2F2F2" w:color="F2F2F2" w:val="solid"/>
+        </w:rPr>
+        <w:t xml:space="preserve">role</w:t>
+      </w:r>
+      <w:r>
+        <w:rPr>
+          <w:rFonts w:ascii="Times New Roman" w:cs="Times New Roman" w:eastAsia="Times New Roman" w:hAnsi="Times New Roman"/>
+          <w:sz w:val="24"/>
+          <w:szCs w:val="24"/>
+        </w:rPr>
+        <w:t xml:space="preserve"> claim carries </w:t>
+      </w:r>
+      <w:r>
+        <w:rPr>
+          <w:rFonts w:ascii="Times New Roman" w:cs="Times New Roman" w:eastAsia="Times New Roman" w:hAnsi="Times New Roman"/>
+          <w:sz w:val="24"/>
+          <w:szCs w:val="24"/>
+          <w:shd w:fill="F2F2F2" w:color="F2F2F2" w:val="solid"/>
+        </w:rPr>
+        <w:t xml:space="preserve">ADMIN</w:t>
+      </w:r>
+      <w:r>
+        <w:rPr>
+          <w:rFonts w:ascii="Times New Roman" w:cs="Times New Roman" w:eastAsia="Times New Roman" w:hAnsi="Times New Roman"/>
+          <w:sz w:val="24"/>
+          <w:szCs w:val="24"/>
+        </w:rPr>
+        <w:t xml:space="preserve">/</w:t>
+      </w:r>
+      <w:r>
+        <w:rPr>
+          <w:rFonts w:ascii="Times New Roman" w:cs="Times New Roman" w:eastAsia="Times New Roman" w:hAnsi="Times New Roman"/>
+          <w:sz w:val="24"/>
+          <w:szCs w:val="24"/>
+          <w:shd w:fill="F2F2F2" w:color="F2F2F2" w:val="solid"/>
+        </w:rPr>
+        <w:t xml:space="preserve">STAFF</w:t>
+      </w:r>
+      <w:r>
+        <w:rPr>
+          <w:rFonts w:ascii="Times New Roman" w:cs="Times New Roman" w:eastAsia="Times New Roman" w:hAnsi="Times New Roman"/>
+          <w:sz w:val="24"/>
+          <w:szCs w:val="24"/>
+        </w:rPr>
+        <w:t xml:space="preserve">, with a 1-hour expiry
+(</w:t>
+      </w:r>
+      <w:r>
+        <w:rPr>
+          <w:rFonts w:ascii="Times New Roman" w:cs="Times New Roman" w:eastAsia="Times New Roman" w:hAnsi="Times New Roman"/>
+          <w:sz w:val="24"/>
+          <w:szCs w:val="24"/>
+          <w:shd w:fill="F2F2F2" w:color="F2F2F2" w:val="solid"/>
+        </w:rPr>
+        <w:t xml:space="preserve">app.security.jwt.expiration-ms</w:t>
+      </w:r>
+      <w:r>
+        <w:rPr>
+          <w:rFonts w:ascii="Times New Roman" w:cs="Times New Roman" w:eastAsia="Times New Roman" w:hAnsi="Times New Roman"/>
+          <w:sz w:val="24"/>
+          <w:szCs w:val="24"/>
+        </w:rPr>
+        <w:t xml:space="preserve">). That token is what every subsequent
+request is authorized against — there is no server-side session store; the
+API is fully stateless, and a request without a valid token never reaches a
+controller.</w:t>
+      </w:r>
+    </w:p>
+    <w:p>
+      <w:pPr>
+        <w:spacing w:after="160" w:line="360" w:lineRule="auto"/>
+        <w:jc w:val="both"/>
+      </w:pPr>
+      <w:r>
+        <w:rPr>
+          <w:rFonts w:ascii="Times New Roman" w:cs="Times New Roman" w:eastAsia="Times New Roman" w:hAnsi="Times New Roman"/>
+          <w:sz w:val="24"/>
+          <w:szCs w:val="24"/>
+        </w:rPr>
+        <w:t xml:space="preserve">The token is delivered to the client </w:t>
+      </w:r>
+      <w:r>
+        <w:rPr>
+          <w:rFonts w:ascii="Times New Roman" w:cs="Times New Roman" w:eastAsia="Times New Roman" w:hAnsi="Times New Roman"/>
+          <w:b/>
+          <w:bCs/>
+          <w:sz w:val="24"/>
+          <w:szCs w:val="24"/>
+        </w:rPr>
+        <w:t xml:space="preserve">two ways</w:t>
+      </w:r>
+      <w:r>
+        <w:rPr>
+          <w:rFonts w:ascii="Times New Roman" w:cs="Times New Roman" w:eastAsia="Times New Roman" w:hAnsi="Times New Roman"/>
+          <w:sz w:val="24"/>
+          <w:szCs w:val="24"/>
+        </w:rPr>
+        <w:t xml:space="preserve">, deliberately:</w:t>
+      </w:r>
+    </w:p>
+    <w:p>
+      <w:pPr>
+        <w:spacing w:after="80" w:line="360" w:lineRule="auto"/>
+        <w:ind w:left="420" w:hanging="260"/>
+      </w:pPr>
+      <w:r>
+        <w:rPr>
+          <w:rFonts w:ascii="Times New Roman" w:cs="Times New Roman" w:eastAsia="Times New Roman" w:hAnsi="Times New Roman"/>
+          <w:sz w:val="24"/>
+          <w:szCs w:val="24"/>
+        </w:rPr>
+        <w:t xml:space="preserve">1. </w:t>
+      </w:r>
+      <w:r>
+        <w:rPr>
+          <w:rFonts w:ascii="Times New Roman" w:cs="Times New Roman" w:eastAsia="Times New Roman" w:hAnsi="Times New Roman"/>
+          <w:sz w:val="24"/>
+          <w:szCs w:val="24"/>
+        </w:rPr>
+        <w:t xml:space="preserve">As an </w:t>
+      </w:r>
+      <w:r>
+        <w:rPr>
+          <w:rFonts w:ascii="Times New Roman" w:cs="Times New Roman" w:eastAsia="Times New Roman" w:hAnsi="Times New Roman"/>
+          <w:b/>
+          <w:bCs/>
+          <w:sz w:val="24"/>
+          <w:szCs w:val="24"/>
+        </w:rPr>
         <w:t xml:space="preserve">HttpOnly, path-scoped cookie</w:t>
       </w:r>
       <w:r>
@@ -7621,22 +9765,41 @@
       </w:r>
       <w:r>
         <w:rPr>
-          <w:rFonts w:ascii="Consolas" w:cs="Consolas" w:eastAsia="Consolas" w:hAnsi="Consolas"/>
-          <w:sz w:val="22"/>
-          <w:szCs w:val="22"/>
-          <w:shd w:fill="F2F2F2" w:color="F2F2F2" w:val="solid"/>
-        </w:rPr>
-        <w:t xml:space="preserve">AuthController.login()</w:t>
-      </w:r>
-      <w:r>
-        <w:rPr>
-          <w:rFonts w:ascii="Times New Roman" w:cs="Times New Roman" w:eastAsia="Times New Roman" w:hAnsi="Times New Roman"/>
-          <w:sz w:val="24"/>
-          <w:szCs w:val="24"/>
-        </w:rPr>
-        <w:t xml:space="preserve">),
-which the browser attaches automatically and JavaScript can never read — a
-deliberate, documented security decision satisfying both the
+          <w:rFonts w:ascii="Times New Roman" w:cs="Times New Roman" w:eastAsia="Times New Roman" w:hAnsi="Times New Roman"/>
+          <w:sz w:val="24"/>
+          <w:szCs w:val="24"/>
+          <w:shd w:fill="F2F2F2" w:color="F2F2F2" w:val="solid"/>
+        </w:rPr>
+        <w:t xml:space="preserve">dc_token</w:t>
+      </w:r>
+      <w:r>
+        <w:rPr>
+          <w:rFonts w:ascii="Times New Roman" w:cs="Times New Roman" w:eastAsia="Times New Roman" w:hAnsi="Times New Roman"/>
+          <w:sz w:val="24"/>
+          <w:szCs w:val="24"/>
+        </w:rPr>
+        <w:t xml:space="preserve">) — what the browser
+client actually relies on. Rather than storing the token in
+</w:t>
+      </w:r>
+      <w:r>
+        <w:rPr>
+          <w:rFonts w:ascii="Times New Roman" w:cs="Times New Roman" w:eastAsia="Times New Roman" w:hAnsi="Times New Roman"/>
+          <w:sz w:val="24"/>
+          <w:szCs w:val="24"/>
+          <w:shd w:fill="F2F2F2" w:color="F2F2F2" w:val="solid"/>
+        </w:rPr>
+        <w:t xml:space="preserve">localStorage</w:t>
+      </w:r>
+      <w:r>
+        <w:rPr>
+          <w:rFonts w:ascii="Times New Roman" w:cs="Times New Roman" w:eastAsia="Times New Roman" w:hAnsi="Times New Roman"/>
+          <w:sz w:val="24"/>
+          <w:szCs w:val="24"/>
+        </w:rPr>
+        <w:t xml:space="preserve"> (vulnerable to XSS exfiltration), the cookie is attached
+to every request automatically by the browser and JavaScript can never
+read it — a deliberate, documented security decision satisfying both the
 Excellent-band's </w:t>
       </w:r>
       <w:r>
@@ -7656,14 +9819,252 @@
           <w:szCs w:val="24"/>
         </w:rPr>
         <w:t xml:space="preserve"> criterion and the
-module's Ethical/EDGE requirement to protect user data. Every request
-passes through </w:t>
-      </w:r>
-      <w:r>
-        <w:rPr>
-          <w:rFonts w:ascii="Consolas" w:cs="Consolas" w:eastAsia="Consolas" w:hAnsi="Consolas"/>
-          <w:sz w:val="22"/>
-          <w:szCs w:val="22"/>
+module's Ethical/EDGE requirement to protect user data.</w:t>
+      </w:r>
+    </w:p>
+    <w:p>
+      <w:pPr>
+        <w:spacing w:after="80" w:line="360" w:lineRule="auto"/>
+        <w:ind w:left="420" w:hanging="260"/>
+      </w:pPr>
+      <w:r>
+        <w:rPr>
+          <w:rFonts w:ascii="Times New Roman" w:cs="Times New Roman" w:eastAsia="Times New Roman" w:hAnsi="Times New Roman"/>
+          <w:sz w:val="24"/>
+          <w:szCs w:val="24"/>
+        </w:rPr>
+        <w:t xml:space="preserve">2. </w:t>
+      </w:r>
+      <w:r>
+        <w:rPr>
+          <w:rFonts w:ascii="Times New Roman" w:cs="Times New Roman" w:eastAsia="Times New Roman" w:hAnsi="Times New Roman"/>
+          <w:sz w:val="24"/>
+          <w:szCs w:val="24"/>
+        </w:rPr>
+        <w:t xml:space="preserve">As the </w:t>
+      </w:r>
+      <w:r>
+        <w:rPr>
+          <w:rFonts w:ascii="Times New Roman" w:cs="Times New Roman" w:eastAsia="Times New Roman" w:hAnsi="Times New Roman"/>
+          <w:sz w:val="24"/>
+          <w:szCs w:val="24"/>
+          <w:shd w:fill="F2F2F2" w:color="F2F2F2" w:val="solid"/>
+        </w:rPr>
+        <w:t xml:space="preserve">token</w:t>
+      </w:r>
+      <w:r>
+        <w:rPr>
+          <w:rFonts w:ascii="Times New Roman" w:cs="Times New Roman" w:eastAsia="Times New Roman" w:hAnsi="Times New Roman"/>
+          <w:sz w:val="24"/>
+          <w:szCs w:val="24"/>
+        </w:rPr>
+        <w:t xml:space="preserve"> field in the </w:t>
+      </w:r>
+      <w:r>
+        <w:rPr>
+          <w:rFonts w:ascii="Times New Roman" w:cs="Times New Roman" w:eastAsia="Times New Roman" w:hAnsi="Times New Roman"/>
+          <w:b/>
+          <w:bCs/>
+          <w:sz w:val="24"/>
+          <w:szCs w:val="24"/>
+        </w:rPr>
+        <w:t xml:space="preserve">login response body itself</w:t>
+      </w:r>
+      <w:r>
+        <w:rPr>
+          <w:rFonts w:ascii="Times New Roman" w:cs="Times New Roman" w:eastAsia="Times New Roman" w:hAnsi="Times New Roman"/>
+          <w:sz w:val="24"/>
+          <w:szCs w:val="24"/>
+        </w:rPr>
+        <w:t xml:space="preserve"> — so a
+non-browser API client (Postman, curl, a future mobile app, or Swagger's
+own </w:t>
+      </w:r>
+      <w:r>
+        <w:rPr>
+          <w:rFonts w:ascii="Times New Roman" w:cs="Times New Roman" w:eastAsia="Times New Roman" w:hAnsi="Times New Roman"/>
+          <w:b/>
+          <w:bCs/>
+          <w:sz w:val="24"/>
+          <w:szCs w:val="24"/>
+        </w:rPr>
+        <w:t xml:space="preserve">Authorize</w:t>
+      </w:r>
+      <w:r>
+        <w:rPr>
+          <w:rFonts w:ascii="Times New Roman" w:cs="Times New Roman" w:eastAsia="Times New Roman" w:hAnsi="Times New Roman"/>
+          <w:sz w:val="24"/>
+          <w:szCs w:val="24"/>
+        </w:rPr>
+        <w:t xml:space="preserve"> button) that cannot hold an HttpOnly cookie can carry
+it explicitly as an </w:t>
+      </w:r>
+      <w:r>
+        <w:rPr>
+          <w:rFonts w:ascii="Times New Roman" w:cs="Times New Roman" w:eastAsia="Times New Roman" w:hAnsi="Times New Roman"/>
+          <w:sz w:val="24"/>
+          <w:szCs w:val="24"/>
+          <w:shd w:fill="F2F2F2" w:color="F2F2F2" w:val="solid"/>
+        </w:rPr>
+        <w:t xml:space="preserve">Authorization: Bearer &lt;token&gt;</w:t>
+      </w:r>
+      <w:r>
+        <w:rPr>
+          <w:rFonts w:ascii="Times New Roman" w:cs="Times New Roman" w:eastAsia="Times New Roman" w:hAnsi="Times New Roman"/>
+          <w:sz w:val="24"/>
+          <w:szCs w:val="24"/>
+        </w:rPr>
+        <w:t xml:space="preserve"> header instead.
+</w:t>
+      </w:r>
+      <w:r>
+        <w:rPr>
+          <w:rFonts w:ascii="Times New Roman" w:cs="Times New Roman" w:eastAsia="Times New Roman" w:hAnsi="Times New Roman"/>
+          <w:sz w:val="24"/>
+          <w:szCs w:val="24"/>
+          <w:shd w:fill="F2F2F2" w:color="F2F2F2" w:val="solid"/>
+        </w:rPr>
+        <w:t xml:space="preserve">JwtAuthenticationFilter.resolveToken()</w:t>
+      </w:r>
+      <w:r>
+        <w:rPr>
+          <w:rFonts w:ascii="Times New Roman" w:cs="Times New Roman" w:eastAsia="Times New Roman" w:hAnsi="Times New Roman"/>
+          <w:sz w:val="24"/>
+          <w:szCs w:val="24"/>
+        </w:rPr>
+        <w:t xml:space="preserve"> checks the cookie first and
+falls back to that header, so either mechanism authenticates identically
+— verified directly by
+</w:t>
+      </w:r>
+      <w:r>
+        <w:rPr>
+          <w:rFonts w:ascii="Times New Roman" w:cs="Times New Roman" w:eastAsia="Times New Roman" w:hAnsi="Times New Roman"/>
+          <w:sz w:val="24"/>
+          <w:szCs w:val="24"/>
+          <w:shd w:fill="F2F2F2" w:color="F2F2F2" w:val="solid"/>
+        </w:rPr>
+        <w:t xml:space="preserve">AppointmentFlowIntegrationTest.loginResponseTokenWorksAsBearerAuthorization</w:t>
+      </w:r>
+      <w:r>
+        <w:rPr>
+          <w:rFonts w:ascii="Times New Roman" w:cs="Times New Roman" w:eastAsia="Times New Roman" w:hAnsi="Times New Roman"/>
+          <w:sz w:val="24"/>
+          <w:szCs w:val="24"/>
+        </w:rPr>
+        <w:t xml:space="preserve">,
+which logs in, extracts </w:t>
+      </w:r>
+      <w:r>
+        <w:rPr>
+          <w:rFonts w:ascii="Times New Roman" w:cs="Times New Roman" w:eastAsia="Times New Roman" w:hAnsi="Times New Roman"/>
+          <w:sz w:val="24"/>
+          <w:szCs w:val="24"/>
+          <w:shd w:fill="F2F2F2" w:color="F2F2F2" w:val="solid"/>
+        </w:rPr>
+        <w:t xml:space="preserve">token</w:t>
+      </w:r>
+      <w:r>
+        <w:rPr>
+          <w:rFonts w:ascii="Times New Roman" w:cs="Times New Roman" w:eastAsia="Times New Roman" w:hAnsi="Times New Roman"/>
+          <w:sz w:val="24"/>
+          <w:szCs w:val="24"/>
+        </w:rPr>
+        <w:t xml:space="preserve"> from the JSON body with no cookie
+involved at all, and successfully calls a protected endpoint with only
+</w:t>
+      </w:r>
+      <w:r>
+        <w:rPr>
+          <w:rFonts w:ascii="Times New Roman" w:cs="Times New Roman" w:eastAsia="Times New Roman" w:hAnsi="Times New Roman"/>
+          <w:sz w:val="24"/>
+          <w:szCs w:val="24"/>
+          <w:shd w:fill="F2F2F2" w:color="F2F2F2" w:val="solid"/>
+        </w:rPr>
+        <w:t xml:space="preserve">Authorization: Bearer &lt;token&gt;</w:t>
+      </w:r>
+      <w:r>
+        <w:rPr>
+          <w:rFonts w:ascii="Times New Roman" w:cs="Times New Roman" w:eastAsia="Times New Roman" w:hAnsi="Times New Roman"/>
+          <w:sz w:val="24"/>
+          <w:szCs w:val="24"/>
+        </w:rPr>
+        <w:t xml:space="preserve"> (§4). </w:t>
+      </w:r>
+      <w:r>
+        <w:rPr>
+          <w:rFonts w:ascii="Times New Roman" w:cs="Times New Roman" w:eastAsia="Times New Roman" w:hAnsi="Times New Roman"/>
+          <w:sz w:val="24"/>
+          <w:szCs w:val="24"/>
+          <w:shd w:fill="F2F2F2" w:color="F2F2F2" w:val="solid"/>
+        </w:rPr>
+        <w:t xml:space="preserve">testing/postman/SunriseDentalClinic.postman_collection.json</w:t>
+      </w:r>
+      <w:r>
+        <w:rPr>
+          <w:rFonts w:ascii="Times New Roman" w:cs="Times New Roman" w:eastAsia="Times New Roman" w:hAnsi="Times New Roman"/>
+          <w:sz w:val="24"/>
+          <w:szCs w:val="24"/>
+        </w:rPr>
+        <w:t xml:space="preserve">
+demonstrates the same thing at the collection level: its "Login" requests
+capture the returned token into a </w:t>
+      </w:r>
+      <w:r>
+        <w:rPr>
+          <w:rFonts w:ascii="Times New Roman" w:cs="Times New Roman" w:eastAsia="Times New Roman" w:hAnsi="Times New Roman"/>
+          <w:sz w:val="24"/>
+          <w:szCs w:val="24"/>
+          <w:shd w:fill="F2F2F2" w:color="F2F2F2" w:val="solid"/>
+        </w:rPr>
+        <w:t xml:space="preserve">{{token}}</w:t>
+      </w:r>
+      <w:r>
+        <w:rPr>
+          <w:rFonts w:ascii="Times New Roman" w:cs="Times New Roman" w:eastAsia="Times New Roman" w:hAnsi="Times New Roman"/>
+          <w:sz w:val="24"/>
+          <w:szCs w:val="24"/>
+        </w:rPr>
+        <w:t xml:space="preserve"> variable via a test script,
+and the collection's inherited Bearer auth (</w:t>
+      </w:r>
+      <w:r>
+        <w:rPr>
+          <w:rFonts w:ascii="Times New Roman" w:cs="Times New Roman" w:eastAsia="Times New Roman" w:hAnsi="Times New Roman"/>
+          <w:sz w:val="24"/>
+          <w:szCs w:val="24"/>
+          <w:shd w:fill="F2F2F2" w:color="F2F2F2" w:val="solid"/>
+        </w:rPr>
+        <w:t xml:space="preserve">Authorization: Bearer {{token}}</w:t>
+      </w:r>
+      <w:r>
+        <w:rPr>
+          <w:rFonts w:ascii="Times New Roman" w:cs="Times New Roman" w:eastAsia="Times New Roman" w:hAnsi="Times New Roman"/>
+          <w:sz w:val="24"/>
+          <w:szCs w:val="24"/>
+        </w:rPr>
+        <w:t xml:space="preserve">) is applied to every other request, alongside Postman's normal
+cookie jar.</w:t>
+      </w:r>
+    </w:p>
+    <w:p>
+      <w:pPr>
+        <w:spacing w:after="160" w:line="360" w:lineRule="auto"/>
+        <w:jc w:val="both"/>
+      </w:pPr>
+      <w:r>
+        <w:rPr>
+          <w:rFonts w:ascii="Times New Roman" w:cs="Times New Roman" w:eastAsia="Times New Roman" w:hAnsi="Times New Roman"/>
+          <w:sz w:val="24"/>
+          <w:szCs w:val="24"/>
+        </w:rPr>
+        <w:t xml:space="preserve">Every request passes through </w:t>
+      </w:r>
+      <w:r>
+        <w:rPr>
+          <w:rFonts w:ascii="Times New Roman" w:cs="Times New Roman" w:eastAsia="Times New Roman" w:hAnsi="Times New Roman"/>
+          <w:sz w:val="24"/>
+          <w:szCs w:val="24"/>
           <w:shd w:fill="F2F2F2" w:color="F2F2F2" w:val="solid"/>
         </w:rPr>
         <w:t xml:space="preserve">JwtAuthenticationFilter</w:t>
@@ -7674,15 +10075,106 @@
           <w:sz w:val="24"/>
           <w:szCs w:val="24"/>
         </w:rPr>
-        <w:t xml:space="preserve">, which validates the token and
-populates Spring Security's context; role-based method security
-(</w:t>
-      </w:r>
-      <w:r>
-        <w:rPr>
-          <w:rFonts w:ascii="Consolas" w:cs="Consolas" w:eastAsia="Consolas" w:hAnsi="Consolas"/>
-          <w:sz w:val="22"/>
-          <w:szCs w:val="22"/>
+        <w:t xml:space="preserve">, which resolves and
+validates the token (signature </w:t>
+      </w:r>
+      <w:r>
+        <w:rPr>
+          <w:rFonts w:ascii="Times New Roman" w:cs="Times New Roman" w:eastAsia="Times New Roman" w:hAnsi="Times New Roman"/>
+          <w:i/>
+          <w:iCs/>
+          <w:sz w:val="24"/>
+          <w:szCs w:val="24"/>
+        </w:rPr>
+        <w:t xml:space="preserve">and</w:t>
+      </w:r>
+      <w:r>
+        <w:rPr>
+          <w:rFonts w:ascii="Times New Roman" w:cs="Times New Roman" w:eastAsia="Times New Roman" w:hAnsi="Times New Roman"/>
+          <w:sz w:val="24"/>
+          <w:szCs w:val="24"/>
+        </w:rPr>
+        <w:t xml:space="preserve"> expiry, via
+</w:t>
+      </w:r>
+      <w:r>
+        <w:rPr>
+          <w:rFonts w:ascii="Times New Roman" w:cs="Times New Roman" w:eastAsia="Times New Roman" w:hAnsi="Times New Roman"/>
+          <w:sz w:val="24"/>
+          <w:szCs w:val="24"/>
+          <w:shd w:fill="F2F2F2" w:color="F2F2F2" w:val="solid"/>
+        </w:rPr>
+        <w:t xml:space="preserve">JwtService.isTokenValid()</w:t>
+      </w:r>
+      <w:r>
+        <w:rPr>
+          <w:rFonts w:ascii="Times New Roman" w:cs="Times New Roman" w:eastAsia="Times New Roman" w:hAnsi="Times New Roman"/>
+          <w:sz w:val="24"/>
+          <w:szCs w:val="24"/>
+        </w:rPr>
+        <w:t xml:space="preserve">) and populates Spring Security's context for
+that request only; an invalid, tampered, or expired token is simply treated
+as anonymous, and </w:t>
+      </w:r>
+      <w:r>
+        <w:rPr>
+          <w:rFonts w:ascii="Times New Roman" w:cs="Times New Roman" w:eastAsia="Times New Roman" w:hAnsi="Times New Roman"/>
+          <w:sz w:val="24"/>
+          <w:szCs w:val="24"/>
+          <w:shd w:fill="F2F2F2" w:color="F2F2F2" w:val="solid"/>
+        </w:rPr>
+        <w:t xml:space="preserve">SecurityConfig</w:t>
+      </w:r>
+      <w:r>
+        <w:rPr>
+          <w:rFonts w:ascii="Times New Roman" w:cs="Times New Roman" w:eastAsia="Times New Roman" w:hAnsi="Times New Roman"/>
+          <w:sz w:val="24"/>
+          <w:szCs w:val="24"/>
+        </w:rPr>
+        <w:t xml:space="preserve">'s explicit
+</w:t>
+      </w:r>
+      <w:r>
+        <w:rPr>
+          <w:rFonts w:ascii="Times New Roman" w:cs="Times New Roman" w:eastAsia="Times New Roman" w:hAnsi="Times New Roman"/>
+          <w:sz w:val="24"/>
+          <w:szCs w:val="24"/>
+          <w:shd w:fill="F2F2F2" w:color="F2F2F2" w:val="solid"/>
+        </w:rPr>
+        <w:t xml:space="preserve">HttpStatusEntryPoint(HttpStatus.UNAUTHORIZED)</w:t>
+      </w:r>
+      <w:r>
+        <w:rPr>
+          <w:rFonts w:ascii="Times New Roman" w:cs="Times New Roman" w:eastAsia="Times New Roman" w:hAnsi="Times New Roman"/>
+          <w:sz w:val="24"/>
+          <w:szCs w:val="24"/>
+        </w:rPr>
+        <w:t xml:space="preserve"> then returns a clean </w:t>
+      </w:r>
+      <w:r>
+        <w:rPr>
+          <w:rFonts w:ascii="Times New Roman" w:cs="Times New Roman" w:eastAsia="Times New Roman" w:hAnsi="Times New Roman"/>
+          <w:sz w:val="24"/>
+          <w:szCs w:val="24"/>
+          <w:shd w:fill="F2F2F2" w:color="F2F2F2" w:val="solid"/>
+        </w:rPr>
+        <w:t xml:space="preserve">401</w:t>
+      </w:r>
+      <w:r>
+        <w:rPr>
+          <w:rFonts w:ascii="Times New Roman" w:cs="Times New Roman" w:eastAsia="Times New Roman" w:hAnsi="Times New Roman"/>
+          <w:sz w:val="24"/>
+          <w:szCs w:val="24"/>
+        </w:rPr>
+        <w:t xml:space="preserve">
+rather than leaking a stack trace (§4, AUTH-05/AUTH-09). Role-based method
+security (</w:t>
+      </w:r>
+      <w:r>
+        <w:rPr>
+          <w:rFonts w:ascii="Times New Roman" w:cs="Times New Roman" w:eastAsia="Times New Roman" w:hAnsi="Times New Roman"/>
+          <w:sz w:val="24"/>
+          <w:szCs w:val="24"/>
           <w:shd w:fill="F2F2F2" w:color="F2F2F2" w:val="solid"/>
         </w:rPr>
         <w:t xml:space="preserve">@PreAuthorize("hasRole('ADMIN')")</w:t>
@@ -7698,9 +10190,9 @@
       </w:r>
       <w:r>
         <w:rPr>
-          <w:rFonts w:ascii="Consolas" w:cs="Consolas" w:eastAsia="Consolas" w:hAnsi="Consolas"/>
-          <w:sz w:val="22"/>
-          <w:szCs w:val="22"/>
+          <w:rFonts w:ascii="Times New Roman" w:cs="Times New Roman" w:eastAsia="Times New Roman" w:hAnsi="Times New Roman"/>
+          <w:sz w:val="24"/>
+          <w:szCs w:val="24"/>
           <w:shd w:fill="F2F2F2" w:color="F2F2F2" w:val="solid"/>
         </w:rPr>
         <w:t xml:space="preserve">SecurityConfig</w:t>
@@ -7711,8 +10203,98 @@
           <w:sz w:val="24"/>
           <w:szCs w:val="24"/>
         </w:rPr>
-        <w:t xml:space="preserve">) restricts dentist/treatment-type/staff management to
-administrators, verified directly in testing (§4, AUTH-07).</w:t>
+        <w:t xml:space="preserve">) further restricts dentist/treatment-type/staff management
+to administrators, verified directly in testing (§4, AUTH-07). Swagger UI
+itself is wired to this scheme via </w:t>
+      </w:r>
+      <w:r>
+        <w:rPr>
+          <w:rFonts w:ascii="Times New Roman" w:cs="Times New Roman" w:eastAsia="Times New Roman" w:hAnsi="Times New Roman"/>
+          <w:sz w:val="24"/>
+          <w:szCs w:val="24"/>
+          <w:shd w:fill="F2F2F2" w:color="F2F2F2" w:val="solid"/>
+        </w:rPr>
+        <w:t xml:space="preserve">OpenApiConfig</w:t>
+      </w:r>
+      <w:r>
+        <w:rPr>
+          <w:rFonts w:ascii="Times New Roman" w:cs="Times New Roman" w:eastAsia="Times New Roman" w:hAnsi="Times New Roman"/>
+          <w:sz w:val="24"/>
+          <w:szCs w:val="24"/>
+        </w:rPr>
+        <w:t xml:space="preserve"> (a </w:t>
+      </w:r>
+      <w:r>
+        <w:rPr>
+          <w:rFonts w:ascii="Times New Roman" w:cs="Times New Roman" w:eastAsia="Times New Roman" w:hAnsi="Times New Roman"/>
+          <w:sz w:val="24"/>
+          <w:szCs w:val="24"/>
+          <w:shd w:fill="F2F2F2" w:color="F2F2F2" w:val="solid"/>
+        </w:rPr>
+        <w:t xml:space="preserve">bearerAuth</w:t>
+      </w:r>
+      <w:r>
+        <w:rPr>
+          <w:rFonts w:ascii="Times New Roman" w:cs="Times New Roman" w:eastAsia="Times New Roman" w:hAnsi="Times New Roman"/>
+          <w:sz w:val="24"/>
+          <w:szCs w:val="24"/>
+        </w:rPr>
+        <w:t xml:space="preserve">
+</w:t>
+      </w:r>
+      <w:r>
+        <w:rPr>
+          <w:rFonts w:ascii="Times New Roman" w:cs="Times New Roman" w:eastAsia="Times New Roman" w:hAnsi="Times New Roman"/>
+          <w:sz w:val="24"/>
+          <w:szCs w:val="24"/>
+          <w:shd w:fill="F2F2F2" w:color="F2F2F2" w:val="solid"/>
+        </w:rPr>
+        <w:t xml:space="preserve">SecurityScheme</w:t>
+      </w:r>
+      <w:r>
+        <w:rPr>
+          <w:rFonts w:ascii="Times New Roman" w:cs="Times New Roman" w:eastAsia="Times New Roman" w:hAnsi="Times New Roman"/>
+          <w:sz w:val="24"/>
+          <w:szCs w:val="24"/>
+        </w:rPr>
+        <w:t xml:space="preserve">), so its </w:t>
+      </w:r>
+      <w:r>
+        <w:rPr>
+          <w:rFonts w:ascii="Times New Roman" w:cs="Times New Roman" w:eastAsia="Times New Roman" w:hAnsi="Times New Roman"/>
+          <w:b/>
+          <w:bCs/>
+          <w:sz w:val="24"/>
+          <w:szCs w:val="24"/>
+        </w:rPr>
+        <w:t xml:space="preserve">Authorize</w:t>
+      </w:r>
+      <w:r>
+        <w:rPr>
+          <w:rFonts w:ascii="Times New Roman" w:cs="Times New Roman" w:eastAsia="Times New Roman" w:hAnsi="Times New Roman"/>
+          <w:sz w:val="24"/>
+          <w:szCs w:val="24"/>
+        </w:rPr>
+        <w:t xml:space="preserve"> padlock accepts the same token
+end-to-end — see the Swagger screenshots in §3.2.1, including a login
+executed live and its </w:t>
+      </w:r>
+      <w:r>
+        <w:rPr>
+          <w:rFonts w:ascii="Times New Roman" w:cs="Times New Roman" w:eastAsia="Times New Roman" w:hAnsi="Times New Roman"/>
+          <w:sz w:val="24"/>
+          <w:szCs w:val="24"/>
+          <w:shd w:fill="F2F2F2" w:color="F2F2F2" w:val="solid"/>
+        </w:rPr>
+        <w:t xml:space="preserve">token</w:t>
+      </w:r>
+      <w:r>
+        <w:rPr>
+          <w:rFonts w:ascii="Times New Roman" w:cs="Times New Roman" w:eastAsia="Times New Roman" w:hAnsi="Times New Roman"/>
+          <w:sz w:val="24"/>
+          <w:szCs w:val="24"/>
+        </w:rPr>
+        <w:t xml:space="preserve"> visible in the response body.</w:t>
       </w:r>
     </w:p>
     <w:p>
@@ -7770,9 +10352,9 @@
       </w:r>
       <w:r>
         <w:rPr>
-          <w:rFonts w:ascii="Consolas" w:cs="Consolas" w:eastAsia="Consolas" w:hAnsi="Consolas"/>
-          <w:sz w:val="22"/>
-          <w:szCs w:val="22"/>
+          <w:rFonts w:ascii="Times New Roman" w:cs="Times New Roman" w:eastAsia="Times New Roman" w:hAnsi="Times New Roman"/>
+          <w:sz w:val="24"/>
+          <w:szCs w:val="24"/>
           <w:shd w:fill="F2F2F2" w:color="F2F2F2" w:val="solid"/>
         </w:rPr>
         <w:t xml:space="preserve">docs/SETUP.md</w:t>
@@ -7787,9 +10369,9 @@
       </w:r>
       <w:r>
         <w:rPr>
-          <w:rFonts w:ascii="Consolas" w:cs="Consolas" w:eastAsia="Consolas" w:hAnsi="Consolas"/>
-          <w:sz w:val="22"/>
-          <w:szCs w:val="22"/>
+          <w:rFonts w:ascii="Times New Roman" w:cs="Times New Roman" w:eastAsia="Times New Roman" w:hAnsi="Times New Roman"/>
+          <w:sz w:val="24"/>
+          <w:szCs w:val="24"/>
           <w:shd w:fill="F2F2F2" w:color="F2F2F2" w:val="solid"/>
         </w:rPr>
         <w:t xml:space="preserve">admin</w:t>
@@ -8323,9 +10905,9 @@
       </w:r>
       <w:r>
         <w:rPr>
-          <w:rFonts w:ascii="Consolas" w:cs="Consolas" w:eastAsia="Consolas" w:hAnsi="Consolas"/>
-          <w:sz w:val="22"/>
-          <w:szCs w:val="22"/>
+          <w:rFonts w:ascii="Times New Roman" w:cs="Times New Roman" w:eastAsia="Times New Roman" w:hAnsi="Times New Roman"/>
+          <w:sz w:val="24"/>
+          <w:szCs w:val="24"/>
           <w:shd w:fill="F2F2F2" w:color="F2F2F2" w:val="solid"/>
         </w:rPr>
         <w:t xml:space="preserve">PATCH /api/users/{id}</w:t>
@@ -8340,9 +10922,9 @@
       </w:r>
       <w:r>
         <w:rPr>
-          <w:rFonts w:ascii="Consolas" w:cs="Consolas" w:eastAsia="Consolas" w:hAnsi="Consolas"/>
-          <w:sz w:val="22"/>
-          <w:szCs w:val="22"/>
+          <w:rFonts w:ascii="Times New Roman" w:cs="Times New Roman" w:eastAsia="Times New Roman" w:hAnsi="Times New Roman"/>
+          <w:sz w:val="24"/>
+          <w:szCs w:val="24"/>
           <w:shd w:fill="F2F2F2" w:color="F2F2F2" w:val="solid"/>
         </w:rPr>
         <w:t xml:space="preserve">UserController.update()</w:t>
@@ -8358,9 +10940,9 @@
       </w:r>
       <w:r>
         <w:rPr>
-          <w:rFonts w:ascii="Consolas" w:cs="Consolas" w:eastAsia="Consolas" w:hAnsi="Consolas"/>
-          <w:sz w:val="22"/>
-          <w:szCs w:val="22"/>
+          <w:rFonts w:ascii="Times New Roman" w:cs="Times New Roman" w:eastAsia="Times New Roman" w:hAnsi="Times New Roman"/>
+          <w:sz w:val="24"/>
+          <w:szCs w:val="24"/>
           <w:shd w:fill="F2F2F2" w:color="F2F2F2" w:val="solid"/>
         </w:rPr>
         <w:t xml:space="preserve">UserServiceImpl.update()</w:t>
@@ -8375,9 +10957,9 @@
       </w:r>
       <w:r>
         <w:rPr>
-          <w:rFonts w:ascii="Consolas" w:cs="Consolas" w:eastAsia="Consolas" w:hAnsi="Consolas"/>
-          <w:sz w:val="22"/>
-          <w:szCs w:val="22"/>
+          <w:rFonts w:ascii="Times New Roman" w:cs="Times New Roman" w:eastAsia="Times New Roman" w:hAnsi="Times New Roman"/>
+          <w:sz w:val="24"/>
+          <w:szCs w:val="24"/>
           <w:shd w:fill="F2F2F2" w:color="F2F2F2" w:val="solid"/>
         </w:rPr>
         <w:t xml:space="preserve">UpdateUserRequest</w:t>
@@ -8400,9 +10982,9 @@
       </w:r>
       <w:r>
         <w:rPr>
-          <w:rFonts w:ascii="Consolas" w:cs="Consolas" w:eastAsia="Consolas" w:hAnsi="Consolas"/>
-          <w:sz w:val="22"/>
-          <w:szCs w:val="22"/>
+          <w:rFonts w:ascii="Times New Roman" w:cs="Times New Roman" w:eastAsia="Times New Roman" w:hAnsi="Times New Roman"/>
+          <w:sz w:val="24"/>
+          <w:szCs w:val="24"/>
           <w:shd w:fill="F2F2F2" w:color="F2F2F2" w:val="solid"/>
         </w:rPr>
         <w:t xml:space="preserve">@PreAuthorize("hasRole('ADMIN')")</w:t>
@@ -8417,9 +10999,9 @@
       </w:r>
       <w:r>
         <w:rPr>
-          <w:rFonts w:ascii="Consolas" w:cs="Consolas" w:eastAsia="Consolas" w:hAnsi="Consolas"/>
-          <w:sz w:val="22"/>
-          <w:szCs w:val="22"/>
+          <w:rFonts w:ascii="Times New Roman" w:cs="Times New Roman" w:eastAsia="Times New Roman" w:hAnsi="Times New Roman"/>
+          <w:sz w:val="24"/>
+          <w:szCs w:val="24"/>
           <w:shd w:fill="F2F2F2" w:color="F2F2F2" w:val="solid"/>
         </w:rPr>
         <w:t xml:space="preserve">STAFF</w:t>
@@ -8435,9 +11017,9 @@
       </w:r>
       <w:r>
         <w:rPr>
-          <w:rFonts w:ascii="Consolas" w:cs="Consolas" w:eastAsia="Consolas" w:hAnsi="Consolas"/>
-          <w:sz w:val="22"/>
-          <w:szCs w:val="22"/>
+          <w:rFonts w:ascii="Times New Roman" w:cs="Times New Roman" w:eastAsia="Times New Roman" w:hAnsi="Times New Roman"/>
+          <w:sz w:val="24"/>
+          <w:szCs w:val="24"/>
           <w:shd w:fill="F2F2F2" w:color="F2F2F2" w:val="solid"/>
         </w:rPr>
         <w:t xml:space="preserve">403 Forbidden</w:t>
@@ -8453,9 +11035,9 @@
       </w:r>
       <w:r>
         <w:rPr>
-          <w:rFonts w:ascii="Consolas" w:cs="Consolas" w:eastAsia="Consolas" w:hAnsi="Consolas"/>
-          <w:sz w:val="22"/>
-          <w:szCs w:val="22"/>
+          <w:rFonts w:ascii="Times New Roman" w:cs="Times New Roman" w:eastAsia="Times New Roman" w:hAnsi="Times New Roman"/>
+          <w:sz w:val="24"/>
+          <w:szCs w:val="24"/>
           <w:shd w:fill="F2F2F2" w:color="F2F2F2" w:val="solid"/>
         </w:rPr>
         <w:t xml:space="preserve">UserServiceImplTest</w:t>
@@ -8471,9 +11053,9 @@
       </w:r>
       <w:r>
         <w:rPr>
-          <w:rFonts w:ascii="Consolas" w:cs="Consolas" w:eastAsia="Consolas" w:hAnsi="Consolas"/>
-          <w:sz w:val="22"/>
-          <w:szCs w:val="22"/>
+          <w:rFonts w:ascii="Times New Roman" w:cs="Times New Roman" w:eastAsia="Times New Roman" w:hAnsi="Times New Roman"/>
+          <w:sz w:val="24"/>
+          <w:szCs w:val="24"/>
           <w:shd w:fill="F2F2F2" w:color="F2F2F2" w:val="solid"/>
         </w:rPr>
         <w:t xml:space="preserve">testing/TEST_CASES.md</w:t>
@@ -8626,9 +11208,9 @@
       </w:r>
       <w:r>
         <w:rPr>
-          <w:rFonts w:ascii="Consolas" w:cs="Consolas" w:eastAsia="Consolas" w:hAnsi="Consolas"/>
-          <w:sz w:val="22"/>
-          <w:szCs w:val="22"/>
+          <w:rFonts w:ascii="Times New Roman" w:cs="Times New Roman" w:eastAsia="Times New Roman" w:hAnsi="Times New Roman"/>
+          <w:sz w:val="24"/>
+          <w:szCs w:val="24"/>
           <w:shd w:fill="F2F2F2" w:color="F2F2F2" w:val="solid"/>
         </w:rPr>
         <w:t xml:space="preserve">diagrams/use-case-diagram.mmd</w:t>
@@ -8662,9 +11244,9 @@
       </w:r>
       <w:r>
         <w:rPr>
-          <w:rFonts w:ascii="Consolas" w:cs="Consolas" w:eastAsia="Consolas" w:hAnsi="Consolas"/>
-          <w:sz w:val="22"/>
-          <w:szCs w:val="22"/>
+          <w:rFonts w:ascii="Times New Roman" w:cs="Times New Roman" w:eastAsia="Times New Roman" w:hAnsi="Times New Roman"/>
+          <w:sz w:val="24"/>
+          <w:szCs w:val="24"/>
           <w:shd w:fill="F2F2F2" w:color="F2F2F2" w:val="solid"/>
         </w:rPr>
         <w:t xml:space="preserve">&lt;&lt;extend&gt;&gt;</w:t>
@@ -8698,9 +11280,9 @@
       </w:r>
       <w:r>
         <w:rPr>
-          <w:rFonts w:ascii="Consolas" w:cs="Consolas" w:eastAsia="Consolas" w:hAnsi="Consolas"/>
-          <w:sz w:val="22"/>
-          <w:szCs w:val="22"/>
+          <w:rFonts w:ascii="Times New Roman" w:cs="Times New Roman" w:eastAsia="Times New Roman" w:hAnsi="Times New Roman"/>
+          <w:sz w:val="24"/>
+          <w:szCs w:val="24"/>
           <w:shd w:fill="F2F2F2" w:color="F2F2F2" w:val="solid"/>
         </w:rPr>
         <w:t xml:space="preserve">diagrams/class-diagram.mmd</w:t>
@@ -8715,9 +11297,9 @@
       </w:r>
       <w:r>
         <w:rPr>
-          <w:rFonts w:ascii="Consolas" w:cs="Consolas" w:eastAsia="Consolas" w:hAnsi="Consolas"/>
-          <w:sz w:val="22"/>
-          <w:szCs w:val="22"/>
+          <w:rFonts w:ascii="Times New Roman" w:cs="Times New Roman" w:eastAsia="Times New Roman" w:hAnsi="Times New Roman"/>
+          <w:sz w:val="24"/>
+          <w:szCs w:val="24"/>
           <w:shd w:fill="F2F2F2" w:color="F2F2F2" w:val="solid"/>
         </w:rPr>
         <w:t xml:space="preserve">UserService</w:t>
@@ -8733,9 +11315,9 @@
       </w:r>
       <w:r>
         <w:rPr>
-          <w:rFonts w:ascii="Consolas" w:cs="Consolas" w:eastAsia="Consolas" w:hAnsi="Consolas"/>
-          <w:sz w:val="22"/>
-          <w:szCs w:val="22"/>
+          <w:rFonts w:ascii="Times New Roman" w:cs="Times New Roman" w:eastAsia="Times New Roman" w:hAnsi="Times New Roman"/>
+          <w:sz w:val="24"/>
+          <w:szCs w:val="24"/>
           <w:shd w:fill="F2F2F2" w:color="F2F2F2" w:val="solid"/>
         </w:rPr>
         <w:t xml:space="preserve">UserServiceImpl</w:t>
@@ -8750,9 +11332,9 @@
       </w:r>
       <w:r>
         <w:rPr>
-          <w:rFonts w:ascii="Consolas" w:cs="Consolas" w:eastAsia="Consolas" w:hAnsi="Consolas"/>
-          <w:sz w:val="22"/>
-          <w:szCs w:val="22"/>
+          <w:rFonts w:ascii="Times New Roman" w:cs="Times New Roman" w:eastAsia="Times New Roman" w:hAnsi="Times New Roman"/>
+          <w:sz w:val="24"/>
+          <w:szCs w:val="24"/>
           <w:shd w:fill="F2F2F2" w:color="F2F2F2" w:val="solid"/>
         </w:rPr>
         <w:t xml:space="preserve">AppointmentService</w:t>
@@ -8767,9 +11349,9 @@
       </w:r>
       <w:r>
         <w:rPr>
-          <w:rFonts w:ascii="Consolas" w:cs="Consolas" w:eastAsia="Consolas" w:hAnsi="Consolas"/>
-          <w:sz w:val="22"/>
-          <w:szCs w:val="22"/>
+          <w:rFonts w:ascii="Times New Roman" w:cs="Times New Roman" w:eastAsia="Times New Roman" w:hAnsi="Times New Roman"/>
+          <w:sz w:val="24"/>
+          <w:szCs w:val="24"/>
           <w:shd w:fill="F2F2F2" w:color="F2F2F2" w:val="solid"/>
         </w:rPr>
         <w:t xml:space="preserve">BillService</w:t>
@@ -8785,9 +11367,9 @@
       </w:r>
       <w:r>
         <w:rPr>
-          <w:rFonts w:ascii="Consolas" w:cs="Consolas" w:eastAsia="Consolas" w:hAnsi="Consolas"/>
-          <w:sz w:val="22"/>
-          <w:szCs w:val="22"/>
+          <w:rFonts w:ascii="Times New Roman" w:cs="Times New Roman" w:eastAsia="Times New Roman" w:hAnsi="Times New Roman"/>
+          <w:sz w:val="24"/>
+          <w:szCs w:val="24"/>
           <w:shd w:fill="F2F2F2" w:color="F2F2F2" w:val="solid"/>
         </w:rPr>
         <w:t xml:space="preserve">update(Long, UpdateUserRequest)</w:t>
@@ -8841,9 +11423,9 @@
       </w:r>
       <w:r>
         <w:rPr>
-          <w:rFonts w:ascii="Consolas" w:cs="Consolas" w:eastAsia="Consolas" w:hAnsi="Consolas"/>
-          <w:sz w:val="22"/>
-          <w:szCs w:val="22"/>
+          <w:rFonts w:ascii="Times New Roman" w:cs="Times New Roman" w:eastAsia="Times New Roman" w:hAnsi="Times New Roman"/>
+          <w:sz w:val="24"/>
+          <w:szCs w:val="24"/>
           <w:shd w:fill="F2F2F2" w:color="F2F2F2" w:val="solid"/>
         </w:rPr>
         <w:t xml:space="preserve">testing/TEST_PLAN.md</w:t>
@@ -8861,9 +11443,9 @@
       </w:r>
       <w:r>
         <w:rPr>
-          <w:rFonts w:ascii="Consolas" w:cs="Consolas" w:eastAsia="Consolas" w:hAnsi="Consolas"/>
-          <w:sz w:val="22"/>
-          <w:szCs w:val="22"/>
+          <w:rFonts w:ascii="Times New Roman" w:cs="Times New Roman" w:eastAsia="Times New Roman" w:hAnsi="Times New Roman"/>
+          <w:sz w:val="24"/>
+          <w:szCs w:val="24"/>
           <w:shd w:fill="F2F2F2" w:color="F2F2F2" w:val="solid"/>
         </w:rPr>
         <w:t xml:space="preserve">testing/TEST_CASES.md</w:t>
@@ -8911,9 +11493,9 @@
       </w:r>
       <w:r>
         <w:rPr>
-          <w:rFonts w:ascii="Consolas" w:cs="Consolas" w:eastAsia="Consolas" w:hAnsi="Consolas"/>
-          <w:sz w:val="22"/>
-          <w:szCs w:val="22"/>
+          <w:rFonts w:ascii="Times New Roman" w:cs="Times New Roman" w:eastAsia="Times New Roman" w:hAnsi="Times New Roman"/>
+          <w:sz w:val="24"/>
+          <w:szCs w:val="24"/>
           <w:shd w:fill="F2F2F2" w:color="F2F2F2" w:val="solid"/>
         </w:rPr>
         <w:t xml:space="preserve">pattern.strategy</w:t>
@@ -8950,9 +11532,9 @@
       </w:r>
       <w:r>
         <w:rPr>
-          <w:rFonts w:ascii="Consolas" w:cs="Consolas" w:eastAsia="Consolas" w:hAnsi="Consolas"/>
-          <w:sz w:val="22"/>
-          <w:szCs w:val="22"/>
+          <w:rFonts w:ascii="Times New Roman" w:cs="Times New Roman" w:eastAsia="Times New Roman" w:hAnsi="Times New Roman"/>
+          <w:sz w:val="24"/>
+          <w:szCs w:val="24"/>
           <w:shd w:fill="F2F2F2" w:color="F2F2F2" w:val="solid"/>
         </w:rPr>
         <w:t xml:space="preserve">testing/TEST_PLAN.md</w:t>
@@ -8968,9 +11550,9 @@
       </w:r>
       <w:r>
         <w:rPr>
-          <w:rFonts w:ascii="Consolas" w:cs="Consolas" w:eastAsia="Consolas" w:hAnsi="Consolas"/>
-          <w:sz w:val="22"/>
-          <w:szCs w:val="22"/>
+          <w:rFonts w:ascii="Times New Roman" w:cs="Times New Roman" w:eastAsia="Times New Roman" w:hAnsi="Times New Roman"/>
+          <w:sz w:val="24"/>
+          <w:szCs w:val="24"/>
           <w:shd w:fill="F2F2F2" w:color="F2F2F2" w:val="solid"/>
         </w:rPr>
         <w:t xml:space="preserve">PricingContextTest.java</w:t>
@@ -8986,9 +11568,9 @@
       </w:r>
       <w:r>
         <w:rPr>
-          <w:rFonts w:ascii="Consolas" w:cs="Consolas" w:eastAsia="Consolas" w:hAnsi="Consolas"/>
-          <w:sz w:val="22"/>
-          <w:szCs w:val="22"/>
+          <w:rFonts w:ascii="Times New Roman" w:cs="Times New Roman" w:eastAsia="Times New Roman" w:hAnsi="Times New Roman"/>
+          <w:sz w:val="24"/>
+          <w:szCs w:val="24"/>
           <w:shd w:fill="F2F2F2" w:color="F2F2F2" w:val="solid"/>
         </w:rPr>
         <w:t xml:space="preserve">PricingContext</w:t>
@@ -9006,9 +11588,9 @@
       </w:r>
       <w:r>
         <w:rPr>
-          <w:rFonts w:ascii="Consolas" w:cs="Consolas" w:eastAsia="Consolas" w:hAnsi="Consolas"/>
-          <w:sz w:val="22"/>
-          <w:szCs w:val="22"/>
+          <w:rFonts w:ascii="Times New Roman" w:cs="Times New Roman" w:eastAsia="Times New Roman" w:hAnsi="Times New Roman"/>
+          <w:sz w:val="24"/>
+          <w:szCs w:val="24"/>
           <w:shd w:fill="F2F2F2" w:color="F2F2F2" w:val="solid"/>
         </w:rPr>
         <w:t xml:space="preserve">AbstractPricingStrategy</w:t>
@@ -9052,13 +11634,13 @@
           <w:sz w:val="24"/>
           <w:szCs w:val="24"/>
         </w:rPr>
-        <w:t xml:space="preserve">25 automated JUnit 5 tests run with a single command (</w:t>
-      </w:r>
-      <w:r>
-        <w:rPr>
-          <w:rFonts w:ascii="Consolas" w:cs="Consolas" w:eastAsia="Consolas" w:hAnsi="Consolas"/>
-          <w:sz w:val="22"/>
-          <w:szCs w:val="22"/>
+        <w:t xml:space="preserve">26 automated JUnit 5 tests run with a single command (</w:t>
+      </w:r>
+      <w:r>
+        <w:rPr>
+          <w:rFonts w:ascii="Times New Roman" w:cs="Times New Roman" w:eastAsia="Times New Roman" w:hAnsi="Times New Roman"/>
+          <w:sz w:val="24"/>
+          <w:szCs w:val="24"/>
           <w:shd w:fill="F2F2F2" w:color="F2F2F2" w:val="solid"/>
         </w:rPr>
         <w:t xml:space="preserve">./mvnw test</w:t>
@@ -9074,9 +11656,9 @@
       </w:r>
       <w:r>
         <w:rPr>
-          <w:rFonts w:ascii="Consolas" w:cs="Consolas" w:eastAsia="Consolas" w:hAnsi="Consolas"/>
-          <w:sz w:val="22"/>
-          <w:szCs w:val="22"/>
+          <w:rFonts w:ascii="Times New Roman" w:cs="Times New Roman" w:eastAsia="Times New Roman" w:hAnsi="Times New Roman"/>
+          <w:sz w:val="24"/>
+          <w:szCs w:val="24"/>
           <w:shd w:fill="F2F2F2" w:color="F2F2F2" w:val="solid"/>
         </w:rPr>
         <w:t xml:space="preserve">docs/SETUP.md</w:t>
@@ -9120,9 +11702,9 @@
       </w:r>
       <w:r>
         <w:rPr>
-          <w:rFonts w:ascii="Consolas" w:cs="Consolas" w:eastAsia="Consolas" w:hAnsi="Consolas"/>
-          <w:sz w:val="22"/>
-          <w:szCs w:val="22"/>
+          <w:rFonts w:ascii="Times New Roman" w:cs="Times New Roman" w:eastAsia="Times New Roman" w:hAnsi="Times New Roman"/>
+          <w:sz w:val="24"/>
+          <w:szCs w:val="24"/>
           <w:shd w:fill="F2F2F2" w:color="F2F2F2" w:val="solid"/>
         </w:rPr>
         <w:t xml:space="preserve">PricingContextTest</w:t>
@@ -9137,9 +11719,9 @@
       </w:r>
       <w:r>
         <w:rPr>
-          <w:rFonts w:ascii="Consolas" w:cs="Consolas" w:eastAsia="Consolas" w:hAnsi="Consolas"/>
-          <w:sz w:val="22"/>
-          <w:szCs w:val="22"/>
+          <w:rFonts w:ascii="Times New Roman" w:cs="Times New Roman" w:eastAsia="Times New Roman" w:hAnsi="Times New Roman"/>
+          <w:sz w:val="24"/>
+          <w:szCs w:val="24"/>
           <w:shd w:fill="F2F2F2" w:color="F2F2F2" w:val="solid"/>
         </w:rPr>
         <w:t xml:space="preserve">AppointmentBuilderTest</w:t>
@@ -9184,9 +11766,9 @@
       </w:r>
       <w:r>
         <w:rPr>
-          <w:rFonts w:ascii="Consolas" w:cs="Consolas" w:eastAsia="Consolas" w:hAnsi="Consolas"/>
-          <w:sz w:val="22"/>
-          <w:szCs w:val="22"/>
+          <w:rFonts w:ascii="Times New Roman" w:cs="Times New Roman" w:eastAsia="Times New Roman" w:hAnsi="Times New Roman"/>
+          <w:sz w:val="24"/>
+          <w:szCs w:val="24"/>
           <w:shd w:fill="F2F2F2" w:color="F2F2F2" w:val="solid"/>
         </w:rPr>
         <w:t xml:space="preserve">AppointmentServiceImplTest</w:t>
@@ -9202,9 +11784,9 @@
       </w:r>
       <w:r>
         <w:rPr>
-          <w:rFonts w:ascii="Consolas" w:cs="Consolas" w:eastAsia="Consolas" w:hAnsi="Consolas"/>
-          <w:sz w:val="22"/>
-          <w:szCs w:val="22"/>
+          <w:rFonts w:ascii="Times New Roman" w:cs="Times New Roman" w:eastAsia="Times New Roman" w:hAnsi="Times New Roman"/>
+          <w:sz w:val="24"/>
+          <w:szCs w:val="24"/>
           <w:shd w:fill="F2F2F2" w:color="F2F2F2" w:val="solid"/>
         </w:rPr>
         <w:t xml:space="preserve">BillFactoryTest</w:t>
@@ -9219,9 +11801,9 @@
       </w:r>
       <w:r>
         <w:rPr>
-          <w:rFonts w:ascii="Consolas" w:cs="Consolas" w:eastAsia="Consolas" w:hAnsi="Consolas"/>
-          <w:sz w:val="22"/>
-          <w:szCs w:val="22"/>
+          <w:rFonts w:ascii="Times New Roman" w:cs="Times New Roman" w:eastAsia="Times New Roman" w:hAnsi="Times New Roman"/>
+          <w:sz w:val="24"/>
+          <w:szCs w:val="24"/>
           <w:shd w:fill="F2F2F2" w:color="F2F2F2" w:val="solid"/>
         </w:rPr>
         <w:t xml:space="preserve">UserServiceImplTest</w:t>
@@ -9256,7 +11838,7 @@
           <w:sz w:val="24"/>
           <w:szCs w:val="24"/>
         </w:rPr>
-        <w:t xml:space="preserve">One full Spring Boot integration test</w:t>
+        <w:t xml:space="preserve">One full Spring Boot integration test class</w:t>
       </w:r>
       <w:r>
         <w:rPr>
@@ -9269,9 +11851,9 @@
       </w:r>
       <w:r>
         <w:rPr>
-          <w:rFonts w:ascii="Consolas" w:cs="Consolas" w:eastAsia="Consolas" w:hAnsi="Consolas"/>
-          <w:sz w:val="22"/>
-          <w:szCs w:val="22"/>
+          <w:rFonts w:ascii="Times New Roman" w:cs="Times New Roman" w:eastAsia="Times New Roman" w:hAnsi="Times New Roman"/>
+          <w:sz w:val="24"/>
+          <w:szCs w:val="24"/>
           <w:shd w:fill="F2F2F2" w:color="F2F2F2" w:val="solid"/>
         </w:rPr>
         <w:t xml:space="preserve">AppointmentFlowIntegrationTest</w:t>
@@ -9282,11 +11864,50 @@
           <w:sz w:val="24"/>
           <w:szCs w:val="24"/>
         </w:rPr>
-        <w:t xml:space="preserve">) — boots the real Spring context, the
-real Spring Security filter chain, and an in-memory H2 database, then
-drives the system exactly as a browser client would: login → register an
-appointment → generate a bill, plus negative cases (anonymous access,
-double-booking via the live REST layer).</w:t>
+        <w:t xml:space="preserve">, 3 methods) — boots the real Spring
+context, the real Spring Security filter chain, and an in-memory H2
+database, then drives the system exactly as a browser client would:
+login → register an appointment → generate a bill, plus negative cases
+(anonymous access, double-booking via the live REST layer) and a
+dedicated JWT test that logs in, reads </w:t>
+      </w:r>
+      <w:r>
+        <w:rPr>
+          <w:rFonts w:ascii="Times New Roman" w:cs="Times New Roman" w:eastAsia="Times New Roman" w:hAnsi="Times New Roman"/>
+          <w:sz w:val="24"/>
+          <w:szCs w:val="24"/>
+          <w:shd w:fill="F2F2F2" w:color="F2F2F2" w:val="solid"/>
+        </w:rPr>
+        <w:t xml:space="preserve">token</w:t>
+      </w:r>
+      <w:r>
+        <w:rPr>
+          <w:rFonts w:ascii="Times New Roman" w:cs="Times New Roman" w:eastAsia="Times New Roman" w:hAnsi="Times New Roman"/>
+          <w:sz w:val="24"/>
+          <w:szCs w:val="24"/>
+        </w:rPr>
+        <w:t xml:space="preserve"> straight out of the JSON
+response body with no cookie involved at all, and calls a protected
+endpoint using only </w:t>
+      </w:r>
+      <w:r>
+        <w:rPr>
+          <w:rFonts w:ascii="Times New Roman" w:cs="Times New Roman" w:eastAsia="Times New Roman" w:hAnsi="Times New Roman"/>
+          <w:sz w:val="24"/>
+          <w:szCs w:val="24"/>
+          <w:shd w:fill="F2F2F2" w:color="F2F2F2" w:val="solid"/>
+        </w:rPr>
+        <w:t xml:space="preserve">Authorization: Bearer &lt;token&gt;</w:t>
+      </w:r>
+      <w:r>
+        <w:rPr>
+          <w:rFonts w:ascii="Times New Roman" w:cs="Times New Roman" w:eastAsia="Times New Roman" w:hAnsi="Times New Roman"/>
+          <w:sz w:val="24"/>
+          <w:szCs w:val="24"/>
+        </w:rPr>
+        <w:t xml:space="preserve"> — proving the
+JWT-based authorization described in §3.6 actually works end-to-end, not
+only in the cookie path the browser client happens to use.</w:t>
       </w:r>
     </w:p>
     <w:p>
@@ -9304,9 +11925,9 @@
       </w:r>
       <w:r>
         <w:rPr>
-          <w:rFonts w:ascii="Consolas" w:cs="Consolas" w:eastAsia="Consolas" w:hAnsi="Consolas"/>
-          <w:sz w:val="22"/>
-          <w:szCs w:val="22"/>
+          <w:rFonts w:ascii="Times New Roman" w:cs="Times New Roman" w:eastAsia="Times New Roman" w:hAnsi="Times New Roman"/>
+          <w:sz w:val="24"/>
+          <w:szCs w:val="24"/>
           <w:shd w:fill="F2F2F2" w:color="F2F2F2" w:val="solid"/>
         </w:rPr>
         <w:t xml:space="preserve">testing/evidence/*.txt</w:t>
@@ -9322,12 +11943,12 @@
       </w:r>
       <w:r>
         <w:rPr>
-          <w:rFonts w:ascii="Consolas" w:cs="Consolas" w:eastAsia="Consolas" w:hAnsi="Consolas"/>
-          <w:sz w:val="22"/>
-          <w:szCs w:val="22"/>
-          <w:shd w:fill="F2F2F2" w:color="F2F2F2" w:val="solid"/>
-        </w:rPr>
-        <w:t xml:space="preserve">Tests run: 25, Failures: 0, Errors: 0</w:t>
+          <w:rFonts w:ascii="Times New Roman" w:cs="Times New Roman" w:eastAsia="Times New Roman" w:hAnsi="Times New Roman"/>
+          <w:sz w:val="24"/>
+          <w:szCs w:val="24"/>
+          <w:shd w:fill="F2F2F2" w:color="F2F2F2" w:val="solid"/>
+        </w:rPr>
+        <w:t xml:space="preserve">Tests run: 26, Failures: 0, Errors: 0</w:t>
       </w:r>
       <w:r>
         <w:rPr>
@@ -9348,7 +11969,7 @@
       <w:r>
         <w:drawing>
           <wp:inline distT="0" distB="0" distL="0" distR="0">
-            <wp:extent cx="5334000" cy="5048250"/>
+            <wp:extent cx="5334000" cy="3857625"/>
             <wp:effectExtent t="0" r="0" b="0" l="0"/>
             <wp:docPr id="1" name="" descr="" title=""/>
             <wp:cNvGraphicFramePr>
@@ -9373,7 +11994,7 @@
                   <pic:spPr bwMode="auto">
                     <a:xfrm>
                       <a:off x="0" y="0"/>
-                      <a:ext cx="5334000" cy="5048250"/>
+                      <a:ext cx="5334000" cy="3857625"/>
                     </a:xfrm>
                     <a:prstGeom prst="rect">
                       <a:avLst/>
@@ -9399,7 +12020,7 @@
           <w:sz w:val="20"/>
           <w:szCs w:val="20"/>
         </w:rPr>
-        <w:t xml:space="preserve">`./mvnw test` - all 25 tests passing, BUILD SUCCESS</w:t>
+        <w:t xml:space="preserve">`./mvnw test` - all 26 tests passing, BUILD SUCCESS</w:t>
       </w:r>
     </w:p>
     <w:p>
@@ -9457,9 +12078,9 @@
       </w:r>
       <w:r>
         <w:rPr>
-          <w:rFonts w:ascii="Consolas" w:cs="Consolas" w:eastAsia="Consolas" w:hAnsi="Consolas"/>
-          <w:sz w:val="22"/>
-          <w:szCs w:val="22"/>
+          <w:rFonts w:ascii="Times New Roman" w:cs="Times New Roman" w:eastAsia="Times New Roman" w:hAnsi="Times New Roman"/>
+          <w:sz w:val="24"/>
+          <w:szCs w:val="24"/>
           <w:shd w:fill="F2F2F2" w:color="F2F2F2" w:val="solid"/>
         </w:rPr>
         <w:t xml:space="preserve">testing/TEST_CASES.md</w:t>
@@ -9475,9 +12096,9 @@
       </w:r>
       <w:r>
         <w:rPr>
-          <w:rFonts w:ascii="Consolas" w:cs="Consolas" w:eastAsia="Consolas" w:hAnsi="Consolas"/>
-          <w:sz w:val="22"/>
-          <w:szCs w:val="22"/>
+          <w:rFonts w:ascii="Times New Roman" w:cs="Times New Roman" w:eastAsia="Times New Roman" w:hAnsi="Times New Roman"/>
+          <w:sz w:val="24"/>
+          <w:szCs w:val="24"/>
           <w:shd w:fill="F2F2F2" w:color="F2F2F2" w:val="solid"/>
         </w:rPr>
         <w:t xml:space="preserve">INSERT</w:t>
@@ -9493,9 +12114,9 @@
       </w:r>
       <w:r>
         <w:rPr>
-          <w:rFonts w:ascii="Consolas" w:cs="Consolas" w:eastAsia="Consolas" w:hAnsi="Consolas"/>
-          <w:sz w:val="22"/>
-          <w:szCs w:val="22"/>
+          <w:rFonts w:ascii="Times New Roman" w:cs="Times New Roman" w:eastAsia="Times New Roman" w:hAnsi="Times New Roman"/>
+          <w:sz w:val="24"/>
+          <w:szCs w:val="24"/>
           <w:shd w:fill="F2F2F2" w:color="F2F2F2" w:val="solid"/>
         </w:rPr>
         <w:t xml:space="preserve">trg_prevent_double_booking</w:t>
@@ -9510,9 +12131,9 @@
       </w:r>
       <w:r>
         <w:rPr>
-          <w:rFonts w:ascii="Consolas" w:cs="Consolas" w:eastAsia="Consolas" w:hAnsi="Consolas"/>
-          <w:sz w:val="22"/>
-          <w:szCs w:val="22"/>
+          <w:rFonts w:ascii="Times New Roman" w:cs="Times New Roman" w:eastAsia="Times New Roman" w:hAnsi="Times New Roman"/>
+          <w:sz w:val="24"/>
+          <w:szCs w:val="24"/>
           <w:shd w:fill="F2F2F2" w:color="F2F2F2" w:val="solid"/>
         </w:rPr>
         <w:t xml:space="preserve">SIGNAL SQLSTATE '45000'</w:t>
@@ -9532,9 +12153,9 @@
       </w:r>
       <w:r>
         <w:rPr>
-          <w:rFonts w:ascii="Consolas" w:cs="Consolas" w:eastAsia="Consolas" w:hAnsi="Consolas"/>
-          <w:sz w:val="22"/>
-          <w:szCs w:val="22"/>
+          <w:rFonts w:ascii="Times New Roman" w:cs="Times New Roman" w:eastAsia="Times New Roman" w:hAnsi="Times New Roman"/>
+          <w:sz w:val="24"/>
+          <w:szCs w:val="24"/>
           <w:shd w:fill="F2F2F2" w:color="F2F2F2" w:val="solid"/>
         </w:rPr>
         <w:t xml:space="preserve">testing/postman/SunriseDentalClinic.postman_collection.json</w:t>
@@ -9575,7 +12196,7 @@
           <w:sz w:val="24"/>
           <w:szCs w:val="24"/>
         </w:rPr>
-        <w:t xml:space="preserve">The suite is honestly reported as fully passing (25/25), and it reached
+        <w:t xml:space="preserve">The suite is honestly reported as fully passing (26/26), and it reached
 that state considerably more smoothly than a first attempt at a system of
 this shape typically does, because two lessons learned on an earlier,
 companion coursework build were applied proactively rather than
@@ -9616,9 +12237,9 @@
       </w:r>
       <w:r>
         <w:rPr>
-          <w:rFonts w:ascii="Consolas" w:cs="Consolas" w:eastAsia="Consolas" w:hAnsi="Consolas"/>
-          <w:sz w:val="22"/>
-          <w:szCs w:val="22"/>
+          <w:rFonts w:ascii="Times New Roman" w:cs="Times New Roman" w:eastAsia="Times New Roman" w:hAnsi="Times New Roman"/>
+          <w:sz w:val="24"/>
+          <w:szCs w:val="24"/>
           <w:shd w:fill="F2F2F2" w:color="F2F2F2" w:val="solid"/>
         </w:rPr>
         <w:t xml:space="preserve">401 Unauthorized</w:t>
@@ -9634,9 +12255,9 @@
       </w:r>
       <w:r>
         <w:rPr>
-          <w:rFonts w:ascii="Consolas" w:cs="Consolas" w:eastAsia="Consolas" w:hAnsi="Consolas"/>
-          <w:sz w:val="22"/>
-          <w:szCs w:val="22"/>
+          <w:rFonts w:ascii="Times New Roman" w:cs="Times New Roman" w:eastAsia="Times New Roman" w:hAnsi="Times New Roman"/>
+          <w:sz w:val="24"/>
+          <w:szCs w:val="24"/>
           <w:shd w:fill="F2F2F2" w:color="F2F2F2" w:val="solid"/>
         </w:rPr>
         <w:t xml:space="preserve">403 Forbidden</w:t>
@@ -9652,9 +12273,9 @@
       </w:r>
       <w:r>
         <w:rPr>
-          <w:rFonts w:ascii="Consolas" w:cs="Consolas" w:eastAsia="Consolas" w:hAnsi="Consolas"/>
-          <w:sz w:val="22"/>
-          <w:szCs w:val="22"/>
+          <w:rFonts w:ascii="Times New Roman" w:cs="Times New Roman" w:eastAsia="Times New Roman" w:hAnsi="Times New Roman"/>
+          <w:sz w:val="24"/>
+          <w:szCs w:val="24"/>
           <w:shd w:fill="F2F2F2" w:color="F2F2F2" w:val="solid"/>
         </w:rPr>
         <w:t xml:space="preserve">AuthenticationEntryPoint</w:t>
@@ -9671,9 +12292,9 @@
       </w:r>
       <w:r>
         <w:rPr>
-          <w:rFonts w:ascii="Consolas" w:cs="Consolas" w:eastAsia="Consolas" w:hAnsi="Consolas"/>
-          <w:sz w:val="22"/>
-          <w:szCs w:val="22"/>
+          <w:rFonts w:ascii="Times New Roman" w:cs="Times New Roman" w:eastAsia="Times New Roman" w:hAnsi="Times New Roman"/>
+          <w:sz w:val="24"/>
+          <w:szCs w:val="24"/>
           <w:shd w:fill="F2F2F2" w:color="F2F2F2" w:val="solid"/>
         </w:rPr>
         <w:t xml:space="preserve">SecurityConfig</w:t>
@@ -9690,9 +12311,9 @@
       </w:r>
       <w:r>
         <w:rPr>
-          <w:rFonts w:ascii="Consolas" w:cs="Consolas" w:eastAsia="Consolas" w:hAnsi="Consolas"/>
-          <w:sz w:val="22"/>
-          <w:szCs w:val="22"/>
+          <w:rFonts w:ascii="Times New Roman" w:cs="Times New Roman" w:eastAsia="Times New Roman" w:hAnsi="Times New Roman"/>
+          <w:sz w:val="24"/>
+          <w:szCs w:val="24"/>
           <w:shd w:fill="F2F2F2" w:color="F2F2F2" w:val="solid"/>
         </w:rPr>
         <w:t xml:space="preserve">.exceptionHandling(eh -&gt; eh.authenticationEntryPoint(new HttpStatusEntryPoint(HttpStatus.UNAUTHORIZED)))</w:t>
@@ -9708,9 +12329,9 @@
       </w:r>
       <w:r>
         <w:rPr>
-          <w:rFonts w:ascii="Consolas" w:cs="Consolas" w:eastAsia="Consolas" w:hAnsi="Consolas"/>
-          <w:sz w:val="22"/>
-          <w:szCs w:val="22"/>
+          <w:rFonts w:ascii="Times New Roman" w:cs="Times New Roman" w:eastAsia="Times New Roman" w:hAnsi="Times New Roman"/>
+          <w:sz w:val="24"/>
+          <w:szCs w:val="24"/>
           <w:shd w:fill="F2F2F2" w:color="F2F2F2" w:val="solid"/>
         </w:rPr>
         <w:t xml:space="preserve">AppointmentFlowIntegrationTest.protectedEndpointRequiresAuthentication</w:t>
@@ -9761,9 +12382,9 @@
       </w:r>
       <w:r>
         <w:rPr>
-          <w:rFonts w:ascii="Consolas" w:cs="Consolas" w:eastAsia="Consolas" w:hAnsi="Consolas"/>
-          <w:sz w:val="22"/>
-          <w:szCs w:val="22"/>
+          <w:rFonts w:ascii="Times New Roman" w:cs="Times New Roman" w:eastAsia="Times New Roman" w:hAnsi="Times New Roman"/>
+          <w:sz w:val="24"/>
+          <w:szCs w:val="24"/>
           <w:shd w:fill="F2F2F2" w:color="F2F2F2" w:val="solid"/>
         </w:rPr>
         <w:t xml:space="preserve">database-platform</w:t>
@@ -9779,9 +12400,9 @@
       </w:r>
       <w:r>
         <w:rPr>
-          <w:rFonts w:ascii="Consolas" w:cs="Consolas" w:eastAsia="Consolas" w:hAnsi="Consolas"/>
-          <w:sz w:val="22"/>
-          <w:szCs w:val="22"/>
+          <w:rFonts w:ascii="Times New Roman" w:cs="Times New Roman" w:eastAsia="Times New Roman" w:hAnsi="Times New Roman"/>
+          <w:sz w:val="24"/>
+          <w:szCs w:val="24"/>
           <w:shd w:fill="F2F2F2" w:color="F2F2F2" w:val="solid"/>
         </w:rPr>
         <w:t xml:space="preserve">spring.jpa.properties.hibernate.dialect</w:t>
@@ -9797,9 +12418,9 @@
       </w:r>
       <w:r>
         <w:rPr>
-          <w:rFonts w:ascii="Consolas" w:cs="Consolas" w:eastAsia="Consolas" w:hAnsi="Consolas"/>
-          <w:sz w:val="22"/>
-          <w:szCs w:val="22"/>
+          <w:rFonts w:ascii="Times New Roman" w:cs="Times New Roman" w:eastAsia="Times New Roman" w:hAnsi="Times New Roman"/>
+          <w:sz w:val="24"/>
+          <w:szCs w:val="24"/>
           <w:shd w:fill="F2F2F2" w:color="F2F2F2" w:val="solid"/>
         </w:rPr>
         <w:t xml:space="preserve">backend/src/test/resources/application-test.yml</w:t>
@@ -9815,9 +12436,9 @@
       </w:r>
       <w:r>
         <w:rPr>
-          <w:rFonts w:ascii="Consolas" w:cs="Consolas" w:eastAsia="Consolas" w:hAnsi="Consolas"/>
-          <w:sz w:val="22"/>
-          <w:szCs w:val="22"/>
+          <w:rFonts w:ascii="Times New Roman" w:cs="Times New Roman" w:eastAsia="Times New Roman" w:hAnsi="Times New Roman"/>
+          <w:sz w:val="24"/>
+          <w:szCs w:val="24"/>
           <w:shd w:fill="F2F2F2" w:color="F2F2F2" w:val="solid"/>
         </w:rPr>
         <w:t xml:space="preserve">application.yml</w:t>
@@ -9866,9 +12487,9 @@
       </w:r>
       <w:r>
         <w:rPr>
-          <w:rFonts w:ascii="Consolas" w:cs="Consolas" w:eastAsia="Consolas" w:hAnsi="Consolas"/>
-          <w:sz w:val="22"/>
-          <w:szCs w:val="22"/>
+          <w:rFonts w:ascii="Times New Roman" w:cs="Times New Roman" w:eastAsia="Times New Roman" w:hAnsi="Times New Roman"/>
+          <w:sz w:val="24"/>
+          <w:szCs w:val="24"/>
           <w:shd w:fill="F2F2F2" w:color="F2F2F2" w:val="solid"/>
         </w:rPr>
         <w:t xml:space="preserve">AppointmentFlowIntegrationTest</w:t>
@@ -9884,12 +12505,12 @@
       </w:r>
       <w:r>
         <w:rPr>
-          <w:rFonts w:ascii="Consolas" w:cs="Consolas" w:eastAsia="Consolas" w:hAnsi="Consolas"/>
-          <w:sz w:val="22"/>
-          <w:szCs w:val="22"/>
-          <w:shd w:fill="F2F2F2" w:color="F2F2F2" w:val="solid"/>
-        </w:rPr>
-        <w:t xml:space="preserve">nadeesha</w:t>
+          <w:rFonts w:ascii="Times New Roman" w:cs="Times New Roman" w:eastAsia="Times New Roman" w:hAnsi="Times New Roman"/>
+          <w:sz w:val="24"/>
+          <w:szCs w:val="24"/>
+          <w:shd w:fill="F2F2F2" w:color="F2F2F2" w:val="solid"/>
+        </w:rPr>
+        <w:t xml:space="preserve">kirisha</w:t>
       </w:r>
       <w:r>
         <w:rPr>
@@ -9902,9 +12523,9 @@
       </w:r>
       <w:r>
         <w:rPr>
-          <w:rFonts w:ascii="Consolas" w:cs="Consolas" w:eastAsia="Consolas" w:hAnsi="Consolas"/>
-          <w:sz w:val="22"/>
-          <w:szCs w:val="22"/>
+          <w:rFonts w:ascii="Times New Roman" w:cs="Times New Roman" w:eastAsia="Times New Roman" w:hAnsi="Times New Roman"/>
+          <w:sz w:val="24"/>
+          <w:szCs w:val="24"/>
           <w:shd w:fill="F2F2F2" w:color="F2F2F2" w:val="solid"/>
         </w:rPr>
         <w:t xml:space="preserve">@BeforeEach</w:t>
@@ -9920,9 +12541,9 @@
       </w:r>
       <w:r>
         <w:rPr>
-          <w:rFonts w:ascii="Consolas" w:cs="Consolas" w:eastAsia="Consolas" w:hAnsi="Consolas"/>
-          <w:sz w:val="22"/>
-          <w:szCs w:val="22"/>
+          <w:rFonts w:ascii="Times New Roman" w:cs="Times New Roman" w:eastAsia="Times New Roman" w:hAnsi="Times New Roman"/>
+          <w:sz w:val="24"/>
+          <w:szCs w:val="24"/>
           <w:shd w:fill="F2F2F2" w:color="F2F2F2" w:val="solid"/>
         </w:rPr>
         <w:t xml:space="preserve">@BeforeEach</w:t>
@@ -9938,9 +12559,9 @@
       </w:r>
       <w:r>
         <w:rPr>
-          <w:rFonts w:ascii="Consolas" w:cs="Consolas" w:eastAsia="Consolas" w:hAnsi="Consolas"/>
-          <w:sz w:val="22"/>
-          <w:szCs w:val="22"/>
+          <w:rFonts w:ascii="Times New Roman" w:cs="Times New Roman" w:eastAsia="Times New Roman" w:hAnsi="Times New Roman"/>
+          <w:sz w:val="24"/>
+          <w:szCs w:val="24"/>
           <w:shd w:fill="F2F2F2" w:color="F2F2F2" w:val="solid"/>
         </w:rPr>
         <w:t xml:space="preserve">@Transactional</w:t>
@@ -9957,9 +12578,9 @@
       </w:r>
       <w:r>
         <w:rPr>
-          <w:rFonts w:ascii="Consolas" w:cs="Consolas" w:eastAsia="Consolas" w:hAnsi="Consolas"/>
-          <w:sz w:val="22"/>
-          <w:szCs w:val="22"/>
+          <w:rFonts w:ascii="Times New Roman" w:cs="Times New Roman" w:eastAsia="Times New Roman" w:hAnsi="Times New Roman"/>
+          <w:sz w:val="24"/>
+          <w:szCs w:val="24"/>
           <w:shd w:fill="F2F2F2" w:color="F2F2F2" w:val="solid"/>
         </w:rPr>
         <w:t xml:space="preserve">testing/TEST_PLAN.md</w:t>
@@ -10028,9 +12649,9 @@
       </w:r>
       <w:r>
         <w:rPr>
-          <w:rFonts w:ascii="Consolas" w:cs="Consolas" w:eastAsia="Consolas" w:hAnsi="Consolas"/>
-          <w:sz w:val="22"/>
-          <w:szCs w:val="22"/>
+          <w:rFonts w:ascii="Times New Roman" w:cs="Times New Roman" w:eastAsia="Times New Roman" w:hAnsi="Times New Roman"/>
+          <w:sz w:val="24"/>
+          <w:szCs w:val="24"/>
           <w:shd w:fill="F2F2F2" w:color="F2F2F2" w:val="solid"/>
         </w:rPr>
         <w:t xml:space="preserve">testing/TEST_CASES.md</w:t>
@@ -10090,9 +12711,9 @@
       </w:r>
       <w:r>
         <w:rPr>
-          <w:rFonts w:ascii="Consolas" w:cs="Consolas" w:eastAsia="Consolas" w:hAnsi="Consolas"/>
-          <w:sz w:val="22"/>
-          <w:szCs w:val="22"/>
+          <w:rFonts w:ascii="Times New Roman" w:cs="Times New Roman" w:eastAsia="Times New Roman" w:hAnsi="Times New Roman"/>
+          <w:sz w:val="24"/>
+          <w:szCs w:val="24"/>
           <w:shd w:fill="F2F2F2" w:color="F2F2F2" w:val="solid"/>
         </w:rPr>
         <w:t xml:space="preserve">docs/GIT_WORKFLOW.md</w:t>
@@ -10122,9 +12743,9 @@
       </w:r>
       <w:r>
         <w:rPr>
-          <w:rFonts w:ascii="Consolas" w:cs="Consolas" w:eastAsia="Consolas" w:hAnsi="Consolas"/>
-          <w:sz w:val="22"/>
-          <w:szCs w:val="22"/>
+          <w:rFonts w:ascii="Times New Roman" w:cs="Times New Roman" w:eastAsia="Times New Roman" w:hAnsi="Times New Roman"/>
+          <w:sz w:val="24"/>
+          <w:szCs w:val="24"/>
           <w:shd w:fill="F2F2F2" w:color="F2F2F2" w:val="solid"/>
         </w:rPr>
         <w:t xml:space="preserve">git init -b dev</w:t>
@@ -10140,9 +12761,9 @@
       </w:r>
       <w:r>
         <w:rPr>
-          <w:rFonts w:ascii="Consolas" w:cs="Consolas" w:eastAsia="Consolas" w:hAnsi="Consolas"/>
-          <w:sz w:val="22"/>
-          <w:szCs w:val="22"/>
+          <w:rFonts w:ascii="Times New Roman" w:cs="Times New Roman" w:eastAsia="Times New Roman" w:hAnsi="Times New Roman"/>
+          <w:sz w:val="24"/>
+          <w:szCs w:val="24"/>
           <w:shd w:fill="F2F2F2" w:color="F2F2F2" w:val="solid"/>
         </w:rPr>
         <w:t xml:space="preserve">dev</w:t>
@@ -10157,9 +12778,9 @@
       </w:r>
       <w:r>
         <w:rPr>
-          <w:rFonts w:ascii="Consolas" w:cs="Consolas" w:eastAsia="Consolas" w:hAnsi="Consolas"/>
-          <w:sz w:val="22"/>
-          <w:szCs w:val="22"/>
+          <w:rFonts w:ascii="Times New Roman" w:cs="Times New Roman" w:eastAsia="Times New Roman" w:hAnsi="Times New Roman"/>
+          <w:sz w:val="24"/>
+          <w:szCs w:val="24"/>
           <w:shd w:fill="F2F2F2" w:color="F2F2F2" w:val="solid"/>
         </w:rPr>
         <w:t xml:space="preserve">main</w:t>
@@ -10198,9 +12819,9 @@
       </w:r>
       <w:r>
         <w:rPr>
-          <w:rFonts w:ascii="Consolas" w:cs="Consolas" w:eastAsia="Consolas" w:hAnsi="Consolas"/>
-          <w:sz w:val="22"/>
-          <w:szCs w:val="22"/>
+          <w:rFonts w:ascii="Times New Roman" w:cs="Times New Roman" w:eastAsia="Times New Roman" w:hAnsi="Times New Roman"/>
+          <w:sz w:val="24"/>
+          <w:szCs w:val="24"/>
           <w:shd w:fill="F2F2F2" w:color="F2F2F2" w:val="solid"/>
         </w:rPr>
         <w:t xml:space="preserve">.gitignore</w:t>
@@ -10216,9 +12837,9 @@
       </w:r>
       <w:r>
         <w:rPr>
-          <w:rFonts w:ascii="Consolas" w:cs="Consolas" w:eastAsia="Consolas" w:hAnsi="Consolas"/>
-          <w:sz w:val="22"/>
-          <w:szCs w:val="22"/>
+          <w:rFonts w:ascii="Times New Roman" w:cs="Times New Roman" w:eastAsia="Times New Roman" w:hAnsi="Times New Roman"/>
+          <w:sz w:val="24"/>
+          <w:szCs w:val="24"/>
           <w:shd w:fill="F2F2F2" w:color="F2F2F2" w:val="solid"/>
         </w:rPr>
         <w:t xml:space="preserve">target/</w:t>
@@ -10269,9 +12890,9 @@
       </w:r>
       <w:r>
         <w:rPr>
-          <w:rFonts w:ascii="Consolas" w:cs="Consolas" w:eastAsia="Consolas" w:hAnsi="Consolas"/>
-          <w:sz w:val="22"/>
-          <w:szCs w:val="22"/>
+          <w:rFonts w:ascii="Times New Roman" w:cs="Times New Roman" w:eastAsia="Times New Roman" w:hAnsi="Times New Roman"/>
+          <w:sz w:val="24"/>
+          <w:szCs w:val="24"/>
           <w:shd w:fill="F2F2F2" w:color="F2F2F2" w:val="solid"/>
         </w:rPr>
         <w:t xml:space="preserve">main</w:t>
@@ -10286,9 +12907,9 @@
       </w:r>
       <w:r>
         <w:rPr>
-          <w:rFonts w:ascii="Consolas" w:cs="Consolas" w:eastAsia="Consolas" w:hAnsi="Consolas"/>
-          <w:sz w:val="22"/>
-          <w:szCs w:val="22"/>
+          <w:rFonts w:ascii="Times New Roman" w:cs="Times New Roman" w:eastAsia="Times New Roman" w:hAnsi="Times New Roman"/>
+          <w:sz w:val="24"/>
+          <w:szCs w:val="24"/>
           <w:shd w:fill="F2F2F2" w:color="F2F2F2" w:val="solid"/>
         </w:rPr>
         <w:t xml:space="preserve">dev</w:t>
@@ -10304,9 +12925,9 @@
       </w:r>
       <w:r>
         <w:rPr>
-          <w:rFonts w:ascii="Consolas" w:cs="Consolas" w:eastAsia="Consolas" w:hAnsi="Consolas"/>
-          <w:sz w:val="22"/>
-          <w:szCs w:val="22"/>
+          <w:rFonts w:ascii="Times New Roman" w:cs="Times New Roman" w:eastAsia="Times New Roman" w:hAnsi="Times New Roman"/>
+          <w:sz w:val="24"/>
+          <w:szCs w:val="24"/>
           <w:shd w:fill="F2F2F2" w:color="F2F2F2" w:val="solid"/>
         </w:rPr>
         <w:t xml:space="preserve">release</w:t>
@@ -10321,9 +12942,9 @@
       </w:r>
       <w:r>
         <w:rPr>
-          <w:rFonts w:ascii="Consolas" w:cs="Consolas" w:eastAsia="Consolas" w:hAnsi="Consolas"/>
-          <w:sz w:val="22"/>
-          <w:szCs w:val="22"/>
+          <w:rFonts w:ascii="Times New Roman" w:cs="Times New Roman" w:eastAsia="Times New Roman" w:hAnsi="Times New Roman"/>
+          <w:sz w:val="24"/>
+          <w:szCs w:val="24"/>
           <w:shd w:fill="F2F2F2" w:color="F2F2F2" w:val="solid"/>
         </w:rPr>
         <w:t xml:space="preserve">dev</w:t>
@@ -10340,9 +12961,9 @@
       </w:r>
       <w:r>
         <w:rPr>
-          <w:rFonts w:ascii="Consolas" w:cs="Consolas" w:eastAsia="Consolas" w:hAnsi="Consolas"/>
-          <w:sz w:val="22"/>
-          <w:szCs w:val="22"/>
+          <w:rFonts w:ascii="Times New Roman" w:cs="Times New Roman" w:eastAsia="Times New Roman" w:hAnsi="Times New Roman"/>
+          <w:sz w:val="24"/>
+          <w:szCs w:val="24"/>
           <w:shd w:fill="F2F2F2" w:color="F2F2F2" w:val="solid"/>
         </w:rPr>
         <w:t xml:space="preserve">release</w:t>
@@ -10358,9 +12979,9 @@
       </w:r>
       <w:r>
         <w:rPr>
-          <w:rFonts w:ascii="Consolas" w:cs="Consolas" w:eastAsia="Consolas" w:hAnsi="Consolas"/>
-          <w:sz w:val="22"/>
-          <w:szCs w:val="22"/>
+          <w:rFonts w:ascii="Times New Roman" w:cs="Times New Roman" w:eastAsia="Times New Roman" w:hAnsi="Times New Roman"/>
+          <w:sz w:val="24"/>
+          <w:szCs w:val="24"/>
           <w:shd w:fill="F2F2F2" w:color="F2F2F2" w:val="solid"/>
         </w:rPr>
         <w:t xml:space="preserve">docs/GIT_WORKFLOW.md</w:t>
@@ -10376,9 +12997,9 @@
       </w:r>
       <w:r>
         <w:rPr>
-          <w:rFonts w:ascii="Consolas" w:cs="Consolas" w:eastAsia="Consolas" w:hAnsi="Consolas"/>
-          <w:sz w:val="22"/>
-          <w:szCs w:val="22"/>
+          <w:rFonts w:ascii="Times New Roman" w:cs="Times New Roman" w:eastAsia="Times New Roman" w:hAnsi="Times New Roman"/>
+          <w:sz w:val="24"/>
+          <w:szCs w:val="24"/>
           <w:shd w:fill="F2F2F2" w:color="F2F2F2" w:val="solid"/>
         </w:rPr>
         <w:t xml:space="preserve">dev</w:t>
@@ -10410,9 +13031,9 @@
       </w:r>
       <w:r>
         <w:rPr>
-          <w:rFonts w:ascii="Consolas" w:cs="Consolas" w:eastAsia="Consolas" w:hAnsi="Consolas"/>
-          <w:sz w:val="22"/>
-          <w:szCs w:val="22"/>
+          <w:rFonts w:ascii="Times New Roman" w:cs="Times New Roman" w:eastAsia="Times New Roman" w:hAnsi="Times New Roman"/>
+          <w:sz w:val="24"/>
+          <w:szCs w:val="24"/>
           <w:shd w:fill="F2F2F2" w:color="F2F2F2" w:val="solid"/>
         </w:rPr>
         <w:t xml:space="preserve">.github/workflows/ci.yml</w:t>
@@ -10428,9 +13049,9 @@
       </w:r>
       <w:r>
         <w:rPr>
-          <w:rFonts w:ascii="Consolas" w:cs="Consolas" w:eastAsia="Consolas" w:hAnsi="Consolas"/>
-          <w:sz w:val="22"/>
-          <w:szCs w:val="22"/>
+          <w:rFonts w:ascii="Times New Roman" w:cs="Times New Roman" w:eastAsia="Times New Roman" w:hAnsi="Times New Roman"/>
+          <w:sz w:val="24"/>
+          <w:szCs w:val="24"/>
           <w:shd w:fill="F2F2F2" w:color="F2F2F2" w:val="solid"/>
         </w:rPr>
         <w:t xml:space="preserve">dev</w:t>
@@ -10445,9 +13066,9 @@
       </w:r>
       <w:r>
         <w:rPr>
-          <w:rFonts w:ascii="Consolas" w:cs="Consolas" w:eastAsia="Consolas" w:hAnsi="Consolas"/>
-          <w:sz w:val="22"/>
-          <w:szCs w:val="22"/>
+          <w:rFonts w:ascii="Times New Roman" w:cs="Times New Roman" w:eastAsia="Times New Roman" w:hAnsi="Times New Roman"/>
+          <w:sz w:val="24"/>
+          <w:szCs w:val="24"/>
           <w:shd w:fill="F2F2F2" w:color="F2F2F2" w:val="solid"/>
         </w:rPr>
         <w:t xml:space="preserve">release</w:t>
@@ -10463,9 +13084,9 @@
       </w:r>
       <w:r>
         <w:rPr>
-          <w:rFonts w:ascii="Consolas" w:cs="Consolas" w:eastAsia="Consolas" w:hAnsi="Consolas"/>
-          <w:sz w:val="22"/>
-          <w:szCs w:val="22"/>
+          <w:rFonts w:ascii="Times New Roman" w:cs="Times New Roman" w:eastAsia="Times New Roman" w:hAnsi="Times New Roman"/>
+          <w:sz w:val="24"/>
+          <w:szCs w:val="24"/>
           <w:shd w:fill="F2F2F2" w:color="F2F2F2" w:val="solid"/>
         </w:rPr>
         <w:t xml:space="preserve">feature/**</w:t>
@@ -10480,9 +13101,9 @@
       </w:r>
       <w:r>
         <w:rPr>
-          <w:rFonts w:ascii="Consolas" w:cs="Consolas" w:eastAsia="Consolas" w:hAnsi="Consolas"/>
-          <w:sz w:val="22"/>
-          <w:szCs w:val="22"/>
+          <w:rFonts w:ascii="Times New Roman" w:cs="Times New Roman" w:eastAsia="Times New Roman" w:hAnsi="Times New Roman"/>
+          <w:sz w:val="24"/>
+          <w:szCs w:val="24"/>
           <w:shd w:fill="F2F2F2" w:color="F2F2F2" w:val="solid"/>
         </w:rPr>
         <w:t xml:space="preserve">dev</w:t>
@@ -10497,9 +13118,9 @@
       </w:r>
       <w:r>
         <w:rPr>
-          <w:rFonts w:ascii="Consolas" w:cs="Consolas" w:eastAsia="Consolas" w:hAnsi="Consolas"/>
-          <w:sz w:val="22"/>
-          <w:szCs w:val="22"/>
+          <w:rFonts w:ascii="Times New Roman" w:cs="Times New Roman" w:eastAsia="Times New Roman" w:hAnsi="Times New Roman"/>
+          <w:sz w:val="24"/>
+          <w:szCs w:val="24"/>
           <w:shd w:fill="F2F2F2" w:color="F2F2F2" w:val="solid"/>
         </w:rPr>
         <w:t xml:space="preserve">release</w:t>
@@ -10518,9 +13139,9 @@
       </w:r>
       <w:r>
         <w:rPr>
-          <w:rFonts w:ascii="Consolas" w:cs="Consolas" w:eastAsia="Consolas" w:hAnsi="Consolas"/>
-          <w:sz w:val="22"/>
-          <w:szCs w:val="22"/>
+          <w:rFonts w:ascii="Times New Roman" w:cs="Times New Roman" w:eastAsia="Times New Roman" w:hAnsi="Times New Roman"/>
+          <w:sz w:val="24"/>
+          <w:szCs w:val="24"/>
           <w:shd w:fill="F2F2F2" w:color="F2F2F2" w:val="solid"/>
         </w:rPr>
         <w:t xml:space="preserve">mvnw</w:t>
@@ -10536,9 +13157,9 @@
       </w:r>
       <w:r>
         <w:rPr>
-          <w:rFonts w:ascii="Consolas" w:cs="Consolas" w:eastAsia="Consolas" w:hAnsi="Consolas"/>
-          <w:sz w:val="22"/>
-          <w:szCs w:val="22"/>
+          <w:rFonts w:ascii="Times New Roman" w:cs="Times New Roman" w:eastAsia="Times New Roman" w:hAnsi="Times New Roman"/>
+          <w:sz w:val="24"/>
+          <w:szCs w:val="24"/>
           <w:shd w:fill="F2F2F2" w:color="F2F2F2" w:val="solid"/>
         </w:rPr>
         <w:t xml:space="preserve">backend/mvnw</w:t>
@@ -10554,9 +13175,9 @@
       </w:r>
       <w:r>
         <w:rPr>
-          <w:rFonts w:ascii="Consolas" w:cs="Consolas" w:eastAsia="Consolas" w:hAnsi="Consolas"/>
-          <w:sz w:val="22"/>
-          <w:szCs w:val="22"/>
+          <w:rFonts w:ascii="Times New Roman" w:cs="Times New Roman" w:eastAsia="Times New Roman" w:hAnsi="Times New Roman"/>
+          <w:sz w:val="24"/>
+          <w:szCs w:val="24"/>
           <w:shd w:fill="F2F2F2" w:color="F2F2F2" w:val="solid"/>
         </w:rPr>
         <w:t xml:space="preserve">git update-index --chmod=+x</w:t>
@@ -10585,7 +13206,7 @@
         <w:t xml:space="preserve">The repository has been pushed to
 </w:t>
       </w:r>
-      <w:hyperlink w:history="1" r:id="rIdu9dacscbfkxgkzrh6zwtp">
+      <w:hyperlink w:history="1" r:id="rIdoaeyh9qzj650a5mm8o1wk">
         <w:r>
           <w:rPr>
             <w:rFonts w:ascii="Times New Roman" w:cs="Times New Roman" w:eastAsia="Times New Roman" w:hAnsi="Times New Roman"/>
@@ -10609,9 +13230,9 @@
       </w:r>
       <w:r>
         <w:rPr>
-          <w:rFonts w:ascii="Consolas" w:cs="Consolas" w:eastAsia="Consolas" w:hAnsi="Consolas"/>
-          <w:sz w:val="22"/>
-          <w:szCs w:val="22"/>
+          <w:rFonts w:ascii="Times New Roman" w:cs="Times New Roman" w:eastAsia="Times New Roman" w:hAnsi="Times New Roman"/>
+          <w:sz w:val="24"/>
+          <w:szCs w:val="24"/>
           <w:shd w:fill="F2F2F2" w:color="F2F2F2" w:val="solid"/>
         </w:rPr>
         <w:t xml:space="preserve">dev</w:t>
@@ -10627,9 +13248,9 @@
       </w:r>
       <w:r>
         <w:rPr>
-          <w:rFonts w:ascii="Consolas" w:cs="Consolas" w:eastAsia="Consolas" w:hAnsi="Consolas"/>
-          <w:sz w:val="22"/>
-          <w:szCs w:val="22"/>
+          <w:rFonts w:ascii="Times New Roman" w:cs="Times New Roman" w:eastAsia="Times New Roman" w:hAnsi="Times New Roman"/>
+          <w:sz w:val="24"/>
+          <w:szCs w:val="24"/>
           <w:shd w:fill="F2F2F2" w:color="F2F2F2" w:val="solid"/>
         </w:rPr>
         <w:t xml:space="preserve">release</w:t>
@@ -10644,9 +13265,9 @@
       </w:r>
       <w:r>
         <w:rPr>
-          <w:rFonts w:ascii="Consolas" w:cs="Consolas" w:eastAsia="Consolas" w:hAnsi="Consolas"/>
-          <w:sz w:val="22"/>
-          <w:szCs w:val="22"/>
+          <w:rFonts w:ascii="Times New Roman" w:cs="Times New Roman" w:eastAsia="Times New Roman" w:hAnsi="Times New Roman"/>
+          <w:sz w:val="24"/>
+          <w:szCs w:val="24"/>
           <w:shd w:fill="F2F2F2" w:color="F2F2F2" w:val="solid"/>
         </w:rPr>
         <w:t xml:space="preserve">dev</w:t>
@@ -10843,13 +13464,16 @@
             <w:vAlign w:val="center"/>
           </w:tcPr>
           <w:p>
+            <w:pPr>
+              <w:spacing w:line="360" w:lineRule="auto"/>
+            </w:pPr>
             <w:r>
               <w:rPr>
                 <w:rFonts w:ascii="Times New Roman" w:cs="Times New Roman" w:eastAsia="Times New Roman" w:hAnsi="Times New Roman"/>
                 <w:b/>
                 <w:bCs/>
-                <w:sz w:val="22"/>
-                <w:szCs w:val="22"/>
+                <w:sz w:val="24"/>
+                <w:szCs w:val="24"/>
               </w:rPr>
               <w:t xml:space="preserve">Criterion (from the Marking/Assessment Criteria table)</w:t>
             </w:r>
@@ -10867,13 +13491,16 @@
             <w:vAlign w:val="center"/>
           </w:tcPr>
           <w:p>
+            <w:pPr>
+              <w:spacing w:line="360" w:lineRule="auto"/>
+            </w:pPr>
             <w:r>
               <w:rPr>
                 <w:rFonts w:ascii="Times New Roman" w:cs="Times New Roman" w:eastAsia="Times New Roman" w:hAnsi="Times New Roman"/>
                 <w:b/>
                 <w:bCs/>
-                <w:sz w:val="22"/>
-                <w:szCs w:val="22"/>
+                <w:sz w:val="24"/>
+                <w:szCs w:val="24"/>
               </w:rPr>
               <w:t xml:space="preserve">Evidence in this project</w:t>
             </w:r>
@@ -10892,11 +13519,14 @@
             <w:vAlign w:val="top"/>
           </w:tcPr>
           <w:p>
+            <w:pPr>
+              <w:spacing w:line="360" w:lineRule="auto"/>
+            </w:pPr>
             <w:r>
               <w:rPr>
                 <w:rFonts w:ascii="Times New Roman" w:cs="Times New Roman" w:eastAsia="Times New Roman" w:hAnsi="Times New Roman"/>
-                <w:sz w:val="22"/>
-                <w:szCs w:val="22"/>
+                <w:sz w:val="24"/>
+                <w:szCs w:val="24"/>
               </w:rPr>
               <w:t xml:space="preserve">Highly detailed diagrams; clear OO concepts; assumptions documented</w:t>
             </w:r>
@@ -10913,19 +13543,22 @@
             <w:vAlign w:val="top"/>
           </w:tcPr>
           <w:p>
+            <w:pPr>
+              <w:spacing w:line="360" w:lineRule="auto"/>
+            </w:pPr>
             <w:r>
               <w:rPr>
                 <w:rFonts w:ascii="Times New Roman" w:cs="Times New Roman" w:eastAsia="Times New Roman" w:hAnsi="Times New Roman"/>
-                <w:sz w:val="22"/>
-                <w:szCs w:val="22"/>
+                <w:sz w:val="24"/>
+                <w:szCs w:val="24"/>
               </w:rPr>
               <w:t xml:space="preserve">§2, </w:t>
             </w:r>
             <w:r>
               <w:rPr>
-                <w:rFonts w:ascii="Consolas" w:cs="Consolas" w:eastAsia="Consolas" w:hAnsi="Consolas"/>
-                <w:sz w:val="22"/>
-                <w:szCs w:val="22"/>
+                <w:rFonts w:ascii="Times New Roman" w:cs="Times New Roman" w:eastAsia="Times New Roman" w:hAnsi="Times New Roman"/>
+                <w:sz w:val="24"/>
+                <w:szCs w:val="24"/>
                 <w:shd w:fill="F2F2F2" w:color="F2F2F2" w:val="solid"/>
               </w:rPr>
               <w:t xml:space="preserve">diagrams/*.png</w:t>
@@ -10933,16 +13566,16 @@
             <w:r>
               <w:rPr>
                 <w:rFonts w:ascii="Times New Roman" w:cs="Times New Roman" w:eastAsia="Times New Roman" w:hAnsi="Times New Roman"/>
-                <w:sz w:val="22"/>
-                <w:szCs w:val="22"/>
+                <w:sz w:val="24"/>
+                <w:szCs w:val="24"/>
               </w:rPr>
               <w:t xml:space="preserve">, </w:t>
             </w:r>
             <w:r>
               <w:rPr>
-                <w:rFonts w:ascii="Consolas" w:cs="Consolas" w:eastAsia="Consolas" w:hAnsi="Consolas"/>
-                <w:sz w:val="22"/>
-                <w:szCs w:val="22"/>
+                <w:rFonts w:ascii="Times New Roman" w:cs="Times New Roman" w:eastAsia="Times New Roman" w:hAnsi="Times New Roman"/>
+                <w:sz w:val="24"/>
+                <w:szCs w:val="24"/>
                 <w:shd w:fill="F2F2F2" w:color="F2F2F2" w:val="solid"/>
               </w:rPr>
               <w:t xml:space="preserve">diagrams/README.md</w:t>
@@ -10962,11 +13595,14 @@
             <w:vAlign w:val="top"/>
           </w:tcPr>
           <w:p>
+            <w:pPr>
+              <w:spacing w:line="360" w:lineRule="auto"/>
+            </w:pPr>
             <w:r>
               <w:rPr>
                 <w:rFonts w:ascii="Times New Roman" w:cs="Times New Roman" w:eastAsia="Times New Roman" w:hAnsi="Times New Roman"/>
-                <w:sz w:val="22"/>
-                <w:szCs w:val="22"/>
+                <w:sz w:val="24"/>
+                <w:szCs w:val="24"/>
               </w:rPr>
               <w:t xml:space="preserve">Multiplicity, navigability, aggregation, composition visible in class diagram</w:t>
             </w:r>
@@ -10983,19 +13619,22 @@
             <w:vAlign w:val="top"/>
           </w:tcPr>
           <w:p>
+            <w:pPr>
+              <w:spacing w:line="360" w:lineRule="auto"/>
+            </w:pPr>
             <w:r>
               <w:rPr>
                 <w:rFonts w:ascii="Times New Roman" w:cs="Times New Roman" w:eastAsia="Times New Roman" w:hAnsi="Times New Roman"/>
-                <w:sz w:val="22"/>
-                <w:szCs w:val="22"/>
+                <w:sz w:val="24"/>
+                <w:szCs w:val="24"/>
               </w:rPr>
               <w:t xml:space="preserve">§2.2, </w:t>
             </w:r>
             <w:r>
               <w:rPr>
-                <w:rFonts w:ascii="Consolas" w:cs="Consolas" w:eastAsia="Consolas" w:hAnsi="Consolas"/>
-                <w:sz w:val="22"/>
-                <w:szCs w:val="22"/>
+                <w:rFonts w:ascii="Times New Roman" w:cs="Times New Roman" w:eastAsia="Times New Roman" w:hAnsi="Times New Roman"/>
+                <w:sz w:val="24"/>
+                <w:szCs w:val="24"/>
                 <w:shd w:fill="F2F2F2" w:color="F2F2F2" w:val="solid"/>
               </w:rPr>
               <w:t xml:space="preserve">class-diagram.mmd</w:t>
@@ -11015,11 +13654,14 @@
             <w:vAlign w:val="top"/>
           </w:tcPr>
           <w:p>
+            <w:pPr>
+              <w:spacing w:line="360" w:lineRule="auto"/>
+            </w:pPr>
             <w:r>
               <w:rPr>
-                <w:rFonts w:ascii="Consolas" w:cs="Consolas" w:eastAsia="Consolas" w:hAnsi="Consolas"/>
-                <w:sz w:val="22"/>
-                <w:szCs w:val="22"/>
+                <w:rFonts w:ascii="Times New Roman" w:cs="Times New Roman" w:eastAsia="Times New Roman" w:hAnsi="Times New Roman"/>
+                <w:sz w:val="24"/>
+                <w:szCs w:val="24"/>
                 <w:shd w:fill="F2F2F2" w:color="F2F2F2" w:val="solid"/>
               </w:rPr>
               <w:t xml:space="preserve">&lt;&lt;include&gt;&gt;</w:t>
@@ -11027,16 +13669,16 @@
             <w:r>
               <w:rPr>
                 <w:rFonts w:ascii="Times New Roman" w:cs="Times New Roman" w:eastAsia="Times New Roman" w:hAnsi="Times New Roman"/>
-                <w:sz w:val="22"/>
-                <w:szCs w:val="22"/>
+                <w:sz w:val="24"/>
+                <w:szCs w:val="24"/>
               </w:rPr>
               <w:t xml:space="preserve">/</w:t>
             </w:r>
             <w:r>
               <w:rPr>
-                <w:rFonts w:ascii="Consolas" w:cs="Consolas" w:eastAsia="Consolas" w:hAnsi="Consolas"/>
-                <w:sz w:val="22"/>
-                <w:szCs w:val="22"/>
+                <w:rFonts w:ascii="Times New Roman" w:cs="Times New Roman" w:eastAsia="Times New Roman" w:hAnsi="Times New Roman"/>
+                <w:sz w:val="24"/>
+                <w:szCs w:val="24"/>
                 <w:shd w:fill="F2F2F2" w:color="F2F2F2" w:val="solid"/>
               </w:rPr>
               <w:t xml:space="preserve">&lt;&lt;extend&gt;&gt;</w:t>
@@ -11044,8 +13686,8 @@
             <w:r>
               <w:rPr>
                 <w:rFonts w:ascii="Times New Roman" w:cs="Times New Roman" w:eastAsia="Times New Roman" w:hAnsi="Times New Roman"/>
-                <w:sz w:val="22"/>
-                <w:szCs w:val="22"/>
+                <w:sz w:val="24"/>
+                <w:szCs w:val="24"/>
               </w:rPr>
               <w:t xml:space="preserve"> used accurately, with reasoning</w:t>
             </w:r>
@@ -11062,11 +13704,14 @@
             <w:vAlign w:val="top"/>
           </w:tcPr>
           <w:p>
+            <w:pPr>
+              <w:spacing w:line="360" w:lineRule="auto"/>
+            </w:pPr>
             <w:r>
               <w:rPr>
                 <w:rFonts w:ascii="Times New Roman" w:cs="Times New Roman" w:eastAsia="Times New Roman" w:hAnsi="Times New Roman"/>
-                <w:sz w:val="22"/>
-                <w:szCs w:val="22"/>
+                <w:sz w:val="24"/>
+                <w:szCs w:val="24"/>
               </w:rPr>
               <w:t xml:space="preserve">§2.1</w:t>
             </w:r>
@@ -11085,11 +13730,14 @@
             <w:vAlign w:val="top"/>
           </w:tcPr>
           <w:p>
+            <w:pPr>
+              <w:spacing w:line="360" w:lineRule="auto"/>
+            </w:pPr>
             <w:r>
               <w:rPr>
                 <w:rFonts w:ascii="Times New Roman" w:cs="Times New Roman" w:eastAsia="Times New Roman" w:hAnsi="Times New Roman"/>
-                <w:sz w:val="22"/>
-                <w:szCs w:val="22"/>
+                <w:sz w:val="24"/>
+                <w:szCs w:val="24"/>
               </w:rPr>
               <w:t xml:space="preserve">Good justification, critical reflection, design fluency</w:t>
             </w:r>
@@ -11106,11 +13754,14 @@
             <w:vAlign w:val="top"/>
           </w:tcPr>
           <w:p>
+            <w:pPr>
+              <w:spacing w:line="360" w:lineRule="auto"/>
+            </w:pPr>
             <w:r>
               <w:rPr>
                 <w:rFonts w:ascii="Times New Roman" w:cs="Times New Roman" w:eastAsia="Times New Roman" w:hAnsi="Times New Roman"/>
-                <w:sz w:val="22"/>
-                <w:szCs w:val="22"/>
+                <w:sz w:val="24"/>
+                <w:szCs w:val="24"/>
               </w:rPr>
               <w:t xml:space="preserve">§2.5, §3.3 (per-pattern critical evaluation)</w:t>
             </w:r>
@@ -11129,11 +13780,14 @@
             <w:vAlign w:val="top"/>
           </w:tcPr>
           <w:p>
+            <w:pPr>
+              <w:spacing w:line="360" w:lineRule="auto"/>
+            </w:pPr>
             <w:r>
               <w:rPr>
                 <w:rFonts w:ascii="Times New Roman" w:cs="Times New Roman" w:eastAsia="Times New Roman" w:hAnsi="Times New Roman"/>
-                <w:sz w:val="22"/>
-                <w:szCs w:val="22"/>
+                <w:sz w:val="24"/>
+                <w:szCs w:val="24"/>
               </w:rPr>
               <w:t xml:space="preserve">Identification + evaluation of different design pattern types</w:t>
             </w:r>
@@ -11150,11 +13804,14 @@
             <w:vAlign w:val="top"/>
           </w:tcPr>
           <w:p>
+            <w:pPr>
+              <w:spacing w:line="360" w:lineRule="auto"/>
+            </w:pPr>
             <w:r>
               <w:rPr>
                 <w:rFonts w:ascii="Times New Roman" w:cs="Times New Roman" w:eastAsia="Times New Roman" w:hAnsi="Times New Roman"/>
-                <w:sz w:val="22"/>
-                <w:szCs w:val="22"/>
+                <w:sz w:val="24"/>
+                <w:szCs w:val="24"/>
               </w:rPr>
               <w:t xml:space="preserve">§3.3 (5 patterns + DAO, each with problem/implementation/evaluation)</w:t>
             </w:r>
@@ -11173,11 +13830,14 @@
             <w:vAlign w:val="top"/>
           </w:tcPr>
           <w:p>
+            <w:pPr>
+              <w:spacing w:line="360" w:lineRule="auto"/>
+            </w:pPr>
             <w:r>
               <w:rPr>
                 <w:rFonts w:ascii="Times New Roman" w:cs="Times New Roman" w:eastAsia="Times New Roman" w:hAnsi="Times New Roman"/>
-                <w:sz w:val="22"/>
-                <w:szCs w:val="22"/>
+                <w:sz w:val="24"/>
+                <w:szCs w:val="24"/>
               </w:rPr>
               <w:t xml:space="preserve">Application of the most suitable patterns, clearly evidenced</w:t>
             </w:r>
@@ -11194,11 +13854,14 @@
             <w:vAlign w:val="top"/>
           </w:tcPr>
           <w:p>
+            <w:pPr>
+              <w:spacing w:line="360" w:lineRule="auto"/>
+            </w:pPr>
             <w:r>
               <w:rPr>
                 <w:rFonts w:ascii="Times New Roman" w:cs="Times New Roman" w:eastAsia="Times New Roman" w:hAnsi="Times New Roman"/>
-                <w:sz w:val="22"/>
-                <w:szCs w:val="22"/>
+                <w:sz w:val="24"/>
+                <w:szCs w:val="24"/>
               </w:rPr>
               <w:t xml:space="preserve">§3.3, cross-referenced to exact source files</w:t>
             </w:r>
@@ -11217,11 +13880,14 @@
             <w:vAlign w:val="top"/>
           </w:tcPr>
           <w:p>
+            <w:pPr>
+              <w:spacing w:line="360" w:lineRule="auto"/>
+            </w:pPr>
             <w:r>
               <w:rPr>
                 <w:rFonts w:ascii="Times New Roman" w:cs="Times New Roman" w:eastAsia="Times New Roman" w:hAnsi="Times New Roman"/>
-                <w:sz w:val="22"/>
-                <w:szCs w:val="22"/>
+                <w:sz w:val="24"/>
+                <w:szCs w:val="24"/>
               </w:rPr>
               <w:t xml:space="preserve">Sophisticated UI; complex functionality (email/SMS alerts)</w:t>
             </w:r>
@@ -11238,11 +13904,14 @@
             <w:vAlign w:val="top"/>
           </w:tcPr>
           <w:p>
+            <w:pPr>
+              <w:spacing w:line="360" w:lineRule="auto"/>
+            </w:pPr>
             <w:r>
               <w:rPr>
                 <w:rFonts w:ascii="Times New Roman" w:cs="Times New Roman" w:eastAsia="Times New Roman" w:hAnsi="Times New Roman"/>
-                <w:sz w:val="22"/>
-                <w:szCs w:val="22"/>
+                <w:sz w:val="24"/>
+                <w:szCs w:val="24"/>
               </w:rPr>
               <w:t xml:space="preserve">§3.7 (13 pages); §3.3.5 (Observer-driven notifications)</w:t>
             </w:r>
@@ -11261,11 +13930,14 @@
             <w:vAlign w:val="top"/>
           </w:tcPr>
           <w:p>
+            <w:pPr>
+              <w:spacing w:line="360" w:lineRule="auto"/>
+            </w:pPr>
             <w:r>
               <w:rPr>
                 <w:rFonts w:ascii="Times New Roman" w:cs="Times New Roman" w:eastAsia="Times New Roman" w:hAnsi="Times New Roman"/>
-                <w:sz w:val="22"/>
-                <w:szCs w:val="22"/>
+                <w:sz w:val="24"/>
+                <w:szCs w:val="24"/>
               </w:rPr>
               <w:t xml:space="preserve">3-tier architecture</w:t>
             </w:r>
@@ -11282,11 +13954,14 @@
             <w:vAlign w:val="top"/>
           </w:tcPr>
           <w:p>
+            <w:pPr>
+              <w:spacing w:line="360" w:lineRule="auto"/>
+            </w:pPr>
             <w:r>
               <w:rPr>
                 <w:rFonts w:ascii="Times New Roman" w:cs="Times New Roman" w:eastAsia="Times New Roman" w:hAnsi="Times New Roman"/>
-                <w:sz w:val="22"/>
-                <w:szCs w:val="22"/>
+                <w:sz w:val="24"/>
+                <w:szCs w:val="24"/>
               </w:rPr>
               <w:t xml:space="preserve">§3.1</w:t>
             </w:r>
@@ -11305,11 +13980,14 @@
             <w:vAlign w:val="top"/>
           </w:tcPr>
           <w:p>
+            <w:pPr>
+              <w:spacing w:line="360" w:lineRule="auto"/>
+            </w:pPr>
             <w:r>
               <w:rPr>
                 <w:rFonts w:ascii="Times New Roman" w:cs="Times New Roman" w:eastAsia="Times New Roman" w:hAnsi="Times New Roman"/>
-                <w:sz w:val="22"/>
-                <w:szCs w:val="22"/>
+                <w:sz w:val="24"/>
+                <w:szCs w:val="24"/>
               </w:rPr>
               <w:t xml:space="preserve">Advanced DB features (stored procedures, functions, triggers)</w:t>
             </w:r>
@@ -11326,11 +14004,14 @@
             <w:vAlign w:val="top"/>
           </w:tcPr>
           <w:p>
+            <w:pPr>
+              <w:spacing w:line="360" w:lineRule="auto"/>
+            </w:pPr>
             <w:r>
               <w:rPr>
                 <w:rFonts w:ascii="Times New Roman" w:cs="Times New Roman" w:eastAsia="Times New Roman" w:hAnsi="Times New Roman"/>
-                <w:sz w:val="22"/>
-                <w:szCs w:val="22"/>
+                <w:sz w:val="24"/>
+                <w:szCs w:val="24"/>
               </w:rPr>
               <w:t xml:space="preserve">§3.4, verified live in §4.3</w:t>
             </w:r>
@@ -11349,11 +14030,14 @@
             <w:vAlign w:val="top"/>
           </w:tcPr>
           <w:p>
+            <w:pPr>
+              <w:spacing w:line="360" w:lineRule="auto"/>
+            </w:pPr>
             <w:r>
               <w:rPr>
                 <w:rFonts w:ascii="Times New Roman" w:cs="Times New Roman" w:eastAsia="Times New Roman" w:hAnsi="Times New Roman"/>
-                <w:sz w:val="22"/>
-                <w:szCs w:val="22"/>
+                <w:sz w:val="24"/>
+                <w:szCs w:val="24"/>
               </w:rPr>
               <w:t xml:space="preserve">Proposed reports for decision-making</w:t>
             </w:r>
@@ -11370,19 +14054,22 @@
             <w:vAlign w:val="top"/>
           </w:tcPr>
           <w:p>
+            <w:pPr>
+              <w:spacing w:line="360" w:lineRule="auto"/>
+            </w:pPr>
             <w:r>
               <w:rPr>
                 <w:rFonts w:ascii="Times New Roman" w:cs="Times New Roman" w:eastAsia="Times New Roman" w:hAnsi="Times New Roman"/>
-                <w:sz w:val="22"/>
-                <w:szCs w:val="22"/>
+                <w:sz w:val="24"/>
+                <w:szCs w:val="24"/>
               </w:rPr>
               <w:t xml:space="preserve">§3.4 (</w:t>
             </w:r>
             <w:r>
               <w:rPr>
-                <w:rFonts w:ascii="Consolas" w:cs="Consolas" w:eastAsia="Consolas" w:hAnsi="Consolas"/>
-                <w:sz w:val="22"/>
-                <w:szCs w:val="22"/>
+                <w:rFonts w:ascii="Times New Roman" w:cs="Times New Roman" w:eastAsia="Times New Roman" w:hAnsi="Times New Roman"/>
+                <w:sz w:val="24"/>
+                <w:szCs w:val="24"/>
                 <w:shd w:fill="F2F2F2" w:color="F2F2F2" w:val="solid"/>
               </w:rPr>
               <w:t xml:space="preserve">vw_appointment_summary</w:t>
@@ -11390,8 +14077,8 @@
             <w:r>
               <w:rPr>
                 <w:rFonts w:ascii="Times New Roman" w:cs="Times New Roman" w:eastAsia="Times New Roman" w:hAnsi="Times New Roman"/>
-                <w:sz w:val="22"/>
-                <w:szCs w:val="22"/>
+                <w:sz w:val="24"/>
+                <w:szCs w:val="24"/>
               </w:rPr>
               <w:t xml:space="preserve">, revenue/utilisation reports)</w:t>
             </w:r>
@@ -11410,11 +14097,14 @@
             <w:vAlign w:val="top"/>
           </w:tcPr>
           <w:p>
+            <w:pPr>
+              <w:spacing w:line="360" w:lineRule="auto"/>
+            </w:pPr>
             <w:r>
               <w:rPr>
                 <w:rFonts w:ascii="Times New Roman" w:cs="Times New Roman" w:eastAsia="Times New Roman" w:hAnsi="Times New Roman"/>
-                <w:sz w:val="22"/>
-                <w:szCs w:val="22"/>
+                <w:sz w:val="24"/>
+                <w:szCs w:val="24"/>
               </w:rPr>
               <w:t xml:space="preserve">Effective use of sessions/cookies</w:t>
             </w:r>
@@ -11431,11 +14121,14 @@
             <w:vAlign w:val="top"/>
           </w:tcPr>
           <w:p>
+            <w:pPr>
+              <w:spacing w:line="360" w:lineRule="auto"/>
+            </w:pPr>
             <w:r>
               <w:rPr>
                 <w:rFonts w:ascii="Times New Roman" w:cs="Times New Roman" w:eastAsia="Times New Roman" w:hAnsi="Times New Roman"/>
-                <w:sz w:val="22"/>
-                <w:szCs w:val="22"/>
+                <w:sz w:val="24"/>
+                <w:szCs w:val="24"/>
               </w:rPr>
               <w:t xml:space="preserve">§3.6</w:t>
             </w:r>
@@ -11454,11 +14147,14 @@
             <w:vAlign w:val="top"/>
           </w:tcPr>
           <w:p>
+            <w:pPr>
+              <w:spacing w:line="360" w:lineRule="auto"/>
+            </w:pPr>
             <w:r>
               <w:rPr>
                 <w:rFonts w:ascii="Times New Roman" w:cs="Times New Roman" w:eastAsia="Times New Roman" w:hAnsi="Times New Roman"/>
-                <w:sz w:val="22"/>
-                <w:szCs w:val="22"/>
+                <w:sz w:val="24"/>
+                <w:szCs w:val="24"/>
               </w:rPr>
               <w:t xml:space="preserve">Test rationale + TDD explanation</w:t>
             </w:r>
@@ -11475,19 +14171,22 @@
             <w:vAlign w:val="top"/>
           </w:tcPr>
           <w:p>
+            <w:pPr>
+              <w:spacing w:line="360" w:lineRule="auto"/>
+            </w:pPr>
             <w:r>
               <w:rPr>
                 <w:rFonts w:ascii="Times New Roman" w:cs="Times New Roman" w:eastAsia="Times New Roman" w:hAnsi="Times New Roman"/>
-                <w:sz w:val="22"/>
-                <w:szCs w:val="22"/>
+                <w:sz w:val="24"/>
+                <w:szCs w:val="24"/>
               </w:rPr>
               <w:t xml:space="preserve">§4.1, </w:t>
             </w:r>
             <w:r>
               <w:rPr>
-                <w:rFonts w:ascii="Consolas" w:cs="Consolas" w:eastAsia="Consolas" w:hAnsi="Consolas"/>
-                <w:sz w:val="22"/>
-                <w:szCs w:val="22"/>
+                <w:rFonts w:ascii="Times New Roman" w:cs="Times New Roman" w:eastAsia="Times New Roman" w:hAnsi="Times New Roman"/>
+                <w:sz w:val="24"/>
+                <w:szCs w:val="24"/>
                 <w:shd w:fill="F2F2F2" w:color="F2F2F2" w:val="solid"/>
               </w:rPr>
               <w:t xml:space="preserve">testing/TEST_PLAN.md</w:t>
@@ -11507,11 +14206,14 @@
             <w:vAlign w:val="top"/>
           </w:tcPr>
           <w:p>
+            <w:pPr>
+              <w:spacing w:line="360" w:lineRule="auto"/>
+            </w:pPr>
             <w:r>
               <w:rPr>
                 <w:rFonts w:ascii="Times New Roman" w:cs="Times New Roman" w:eastAsia="Times New Roman" w:hAnsi="Times New Roman"/>
-                <w:sz w:val="22"/>
-                <w:szCs w:val="22"/>
+                <w:sz w:val="24"/>
+                <w:szCs w:val="24"/>
               </w:rPr>
               <w:t xml:space="preserve">Devised/derived test data; test plan produced and applied</w:t>
             </w:r>
@@ -11528,11 +14230,14 @@
             <w:vAlign w:val="top"/>
           </w:tcPr>
           <w:p>
+            <w:pPr>
+              <w:spacing w:line="360" w:lineRule="auto"/>
+            </w:pPr>
             <w:r>
               <w:rPr>
-                <w:rFonts w:ascii="Consolas" w:cs="Consolas" w:eastAsia="Consolas" w:hAnsi="Consolas"/>
-                <w:sz w:val="22"/>
-                <w:szCs w:val="22"/>
+                <w:rFonts w:ascii="Times New Roman" w:cs="Times New Roman" w:eastAsia="Times New Roman" w:hAnsi="Times New Roman"/>
+                <w:sz w:val="24"/>
+                <w:szCs w:val="24"/>
                 <w:shd w:fill="F2F2F2" w:color="F2F2F2" w:val="solid"/>
               </w:rPr>
               <w:t xml:space="preserve">testing/TEST_PLAN.md</w:t>
@@ -11540,16 +14245,16 @@
             <w:r>
               <w:rPr>
                 <w:rFonts w:ascii="Times New Roman" w:cs="Times New Roman" w:eastAsia="Times New Roman" w:hAnsi="Times New Roman"/>
-                <w:sz w:val="22"/>
-                <w:szCs w:val="22"/>
+                <w:sz w:val="24"/>
+                <w:szCs w:val="24"/>
               </w:rPr>
               <w:t xml:space="preserve"> §5, </w:t>
             </w:r>
             <w:r>
               <w:rPr>
-                <w:rFonts w:ascii="Consolas" w:cs="Consolas" w:eastAsia="Consolas" w:hAnsi="Consolas"/>
-                <w:sz w:val="22"/>
-                <w:szCs w:val="22"/>
+                <w:rFonts w:ascii="Times New Roman" w:cs="Times New Roman" w:eastAsia="Times New Roman" w:hAnsi="Times New Roman"/>
+                <w:sz w:val="24"/>
+                <w:szCs w:val="24"/>
                 <w:shd w:fill="F2F2F2" w:color="F2F2F2" w:val="solid"/>
               </w:rPr>
               <w:t xml:space="preserve">testing/TEST_CASES.md</w:t>
@@ -11569,11 +14274,14 @@
             <w:vAlign w:val="top"/>
           </w:tcPr>
           <w:p>
+            <w:pPr>
+              <w:spacing w:line="360" w:lineRule="auto"/>
+            </w:pPr>
             <w:r>
               <w:rPr>
                 <w:rFonts w:ascii="Times New Roman" w:cs="Times New Roman" w:eastAsia="Times New Roman" w:hAnsi="Times New Roman"/>
-                <w:sz w:val="22"/>
-                <w:szCs w:val="22"/>
+                <w:sz w:val="24"/>
+                <w:szCs w:val="24"/>
               </w:rPr>
               <w:t xml:space="preserve">Test classes created; relevant tests carried out and documented</w:t>
             </w:r>
@@ -11590,13 +14298,16 @@
             <w:vAlign w:val="top"/>
           </w:tcPr>
           <w:p>
+            <w:pPr>
+              <w:spacing w:line="360" w:lineRule="auto"/>
+            </w:pPr>
             <w:r>
               <w:rPr>
                 <w:rFonts w:ascii="Times New Roman" w:cs="Times New Roman" w:eastAsia="Times New Roman" w:hAnsi="Times New Roman"/>
-                <w:sz w:val="22"/>
-                <w:szCs w:val="22"/>
+                <w:sz w:val="24"/>
+                <w:szCs w:val="24"/>
               </w:rPr>
-              <w:t xml:space="preserve">§4.2, 9 test classes, 25 methods</w:t>
+              <w:t xml:space="preserve">§4.2, 9 test classes, 26 methods</w:t>
             </w:r>
           </w:p>
         </w:tc>
@@ -11613,11 +14324,14 @@
             <w:vAlign w:val="top"/>
           </w:tcPr>
           <w:p>
+            <w:pPr>
+              <w:spacing w:line="360" w:lineRule="auto"/>
+            </w:pPr>
             <w:r>
               <w:rPr>
                 <w:rFonts w:ascii="Times New Roman" w:cs="Times New Roman" w:eastAsia="Times New Roman" w:hAnsi="Times New Roman"/>
-                <w:sz w:val="22"/>
-                <w:szCs w:val="22"/>
+                <w:sz w:val="24"/>
+                <w:szCs w:val="24"/>
               </w:rPr>
               <w:t xml:space="preserve">Demonstrate code passes all tests (screen-grab evidence)</w:t>
             </w:r>
@@ -11634,19 +14348,22 @@
             <w:vAlign w:val="top"/>
           </w:tcPr>
           <w:p>
+            <w:pPr>
+              <w:spacing w:line="360" w:lineRule="auto"/>
+            </w:pPr>
             <w:r>
               <w:rPr>
                 <w:rFonts w:ascii="Times New Roman" w:cs="Times New Roman" w:eastAsia="Times New Roman" w:hAnsi="Times New Roman"/>
-                <w:sz w:val="22"/>
-                <w:szCs w:val="22"/>
+                <w:sz w:val="24"/>
+                <w:szCs w:val="24"/>
               </w:rPr>
               <w:t xml:space="preserve">§4.2, </w:t>
             </w:r>
             <w:r>
               <w:rPr>
-                <w:rFonts w:ascii="Consolas" w:cs="Consolas" w:eastAsia="Consolas" w:hAnsi="Consolas"/>
-                <w:sz w:val="22"/>
-                <w:szCs w:val="22"/>
+                <w:rFonts w:ascii="Times New Roman" w:cs="Times New Roman" w:eastAsia="Times New Roman" w:hAnsi="Times New Roman"/>
+                <w:sz w:val="24"/>
+                <w:szCs w:val="24"/>
                 <w:shd w:fill="F2F2F2" w:color="F2F2F2" w:val="solid"/>
               </w:rPr>
               <w:t xml:space="preserve">testing/evidence/</w:t>
@@ -11654,8 +14371,8 @@
             <w:r>
               <w:rPr>
                 <w:rFonts w:ascii="Times New Roman" w:cs="Times New Roman" w:eastAsia="Times New Roman" w:hAnsi="Times New Roman"/>
-                <w:sz w:val="22"/>
-                <w:szCs w:val="22"/>
+                <w:sz w:val="24"/>
+                <w:szCs w:val="24"/>
               </w:rPr>
               <w:t xml:space="preserve">, screenshot included</w:t>
             </w:r>
@@ -11674,11 +14391,14 @@
             <w:vAlign w:val="top"/>
           </w:tcPr>
           <w:p>
+            <w:pPr>
+              <w:spacing w:line="360" w:lineRule="auto"/>
+            </w:pPr>
             <w:r>
               <w:rPr>
                 <w:rFonts w:ascii="Times New Roman" w:cs="Times New Roman" w:eastAsia="Times New Roman" w:hAnsi="Times New Roman"/>
-                <w:sz w:val="22"/>
-                <w:szCs w:val="22"/>
+                <w:sz w:val="24"/>
+                <w:szCs w:val="24"/>
               </w:rPr>
               <w:t xml:space="preserve">Test automation used</w:t>
             </w:r>
@@ -11695,19 +14415,22 @@
             <w:vAlign w:val="top"/>
           </w:tcPr>
           <w:p>
+            <w:pPr>
+              <w:spacing w:line="360" w:lineRule="auto"/>
+            </w:pPr>
             <w:r>
               <w:rPr>
                 <w:rFonts w:ascii="Times New Roman" w:cs="Times New Roman" w:eastAsia="Times New Roman" w:hAnsi="Times New Roman"/>
-                <w:sz w:val="22"/>
-                <w:szCs w:val="22"/>
+                <w:sz w:val="24"/>
+                <w:szCs w:val="24"/>
               </w:rPr>
               <w:t xml:space="preserve">§4.2 (</w:t>
             </w:r>
             <w:r>
               <w:rPr>
-                <w:rFonts w:ascii="Consolas" w:cs="Consolas" w:eastAsia="Consolas" w:hAnsi="Consolas"/>
-                <w:sz w:val="22"/>
-                <w:szCs w:val="22"/>
+                <w:rFonts w:ascii="Times New Roman" w:cs="Times New Roman" w:eastAsia="Times New Roman" w:hAnsi="Times New Roman"/>
+                <w:sz w:val="24"/>
+                <w:szCs w:val="24"/>
                 <w:shd w:fill="F2F2F2" w:color="F2F2F2" w:val="solid"/>
               </w:rPr>
               <w:t xml:space="preserve">./mvnw test</w:t>
@@ -11715,16 +14438,16 @@
             <w:r>
               <w:rPr>
                 <w:rFonts w:ascii="Times New Roman" w:cs="Times New Roman" w:eastAsia="Times New Roman" w:hAnsi="Times New Roman"/>
-                <w:sz w:val="22"/>
-                <w:szCs w:val="22"/>
+                <w:sz w:val="24"/>
+                <w:szCs w:val="24"/>
               </w:rPr>
               <w:t xml:space="preserve">), </w:t>
             </w:r>
             <w:r>
               <w:rPr>
-                <w:rFonts w:ascii="Consolas" w:cs="Consolas" w:eastAsia="Consolas" w:hAnsi="Consolas"/>
-                <w:sz w:val="22"/>
-                <w:szCs w:val="22"/>
+                <w:rFonts w:ascii="Times New Roman" w:cs="Times New Roman" w:eastAsia="Times New Roman" w:hAnsi="Times New Roman"/>
+                <w:sz w:val="24"/>
+                <w:szCs w:val="24"/>
                 <w:shd w:fill="F2F2F2" w:color="F2F2F2" w:val="solid"/>
               </w:rPr>
               <w:t xml:space="preserve">.github/workflows/ci.yml</w:t>
@@ -11744,11 +14467,14 @@
             <w:vAlign w:val="top"/>
           </w:tcPr>
           <w:p>
+            <w:pPr>
+              <w:spacing w:line="360" w:lineRule="auto"/>
+            </w:pPr>
             <w:r>
               <w:rPr>
                 <w:rFonts w:ascii="Times New Roman" w:cs="Times New Roman" w:eastAsia="Times New Roman" w:hAnsi="Times New Roman"/>
-                <w:sz w:val="22"/>
-                <w:szCs w:val="22"/>
+                <w:sz w:val="24"/>
+                <w:szCs w:val="24"/>
               </w:rPr>
               <w:t xml:space="preserve">Evaluate success/failure incl. lessons learned</w:t>
             </w:r>
@@ -11765,11 +14491,14 @@
             <w:vAlign w:val="top"/>
           </w:tcPr>
           <w:p>
+            <w:pPr>
+              <w:spacing w:line="360" w:lineRule="auto"/>
+            </w:pPr>
             <w:r>
               <w:rPr>
                 <w:rFonts w:ascii="Times New Roman" w:cs="Times New Roman" w:eastAsia="Times New Roman" w:hAnsi="Times New Roman"/>
-                <w:sz w:val="22"/>
-                <w:szCs w:val="22"/>
+                <w:sz w:val="24"/>
+                <w:szCs w:val="24"/>
               </w:rPr>
               <w:t xml:space="preserve">§4.4</w:t>
             </w:r>
@@ -11788,11 +14517,14 @@
             <w:vAlign w:val="top"/>
           </w:tcPr>
           <w:p>
+            <w:pPr>
+              <w:spacing w:line="360" w:lineRule="auto"/>
+            </w:pPr>
             <w:r>
               <w:rPr>
                 <w:rFonts w:ascii="Times New Roman" w:cs="Times New Roman" w:eastAsia="Times New Roman" w:hAnsi="Times New Roman"/>
-                <w:sz w:val="22"/>
-                <w:szCs w:val="22"/>
+                <w:sz w:val="24"/>
+                <w:szCs w:val="24"/>
               </w:rPr>
               <w:t xml:space="preserve">Traceability: requirement → design → test</w:t>
             </w:r>
@@ -11809,11 +14541,14 @@
             <w:vAlign w:val="top"/>
           </w:tcPr>
           <w:p>
+            <w:pPr>
+              <w:spacing w:line="360" w:lineRule="auto"/>
+            </w:pPr>
             <w:r>
               <w:rPr>
                 <w:rFonts w:ascii="Times New Roman" w:cs="Times New Roman" w:eastAsia="Times New Roman" w:hAnsi="Times New Roman"/>
-                <w:sz w:val="22"/>
-                <w:szCs w:val="22"/>
+                <w:sz w:val="24"/>
+                <w:szCs w:val="24"/>
               </w:rPr>
               <w:t xml:space="preserve">§4.5</w:t>
             </w:r>
@@ -11832,11 +14567,14 @@
             <w:vAlign w:val="top"/>
           </w:tcPr>
           <w:p>
+            <w:pPr>
+              <w:spacing w:line="360" w:lineRule="auto"/>
+            </w:pPr>
             <w:r>
               <w:rPr>
                 <w:rFonts w:ascii="Times New Roman" w:cs="Times New Roman" w:eastAsia="Times New Roman" w:hAnsi="Times New Roman"/>
-                <w:sz w:val="22"/>
-                <w:szCs w:val="22"/>
+                <w:sz w:val="24"/>
+                <w:szCs w:val="24"/>
               </w:rPr>
               <w:t xml:space="preserve">Professional documentation with screenshots and clear explanations</w:t>
             </w:r>
@@ -11853,19 +14591,22 @@
             <w:vAlign w:val="top"/>
           </w:tcPr>
           <w:p>
+            <w:pPr>
+              <w:spacing w:line="360" w:lineRule="auto"/>
+            </w:pPr>
             <w:r>
               <w:rPr>
                 <w:rFonts w:ascii="Times New Roman" w:cs="Times New Roman" w:eastAsia="Times New Roman" w:hAnsi="Times New Roman"/>
-                <w:sz w:val="22"/>
-                <w:szCs w:val="22"/>
+                <w:sz w:val="24"/>
+                <w:szCs w:val="24"/>
               </w:rPr>
               <w:t xml:space="preserve">This report; </w:t>
             </w:r>
             <w:r>
               <w:rPr>
-                <w:rFonts w:ascii="Consolas" w:cs="Consolas" w:eastAsia="Consolas" w:hAnsi="Consolas"/>
-                <w:sz w:val="22"/>
-                <w:szCs w:val="22"/>
+                <w:rFonts w:ascii="Times New Roman" w:cs="Times New Roman" w:eastAsia="Times New Roman" w:hAnsi="Times New Roman"/>
+                <w:sz w:val="24"/>
+                <w:szCs w:val="24"/>
                 <w:shd w:fill="F2F2F2" w:color="F2F2F2" w:val="solid"/>
               </w:rPr>
               <w:t xml:space="preserve">docs/SETUP.md</w:t>
@@ -11873,16 +14614,16 @@
             <w:r>
               <w:rPr>
                 <w:rFonts w:ascii="Times New Roman" w:cs="Times New Roman" w:eastAsia="Times New Roman" w:hAnsi="Times New Roman"/>
-                <w:sz w:val="22"/>
-                <w:szCs w:val="22"/>
+                <w:sz w:val="24"/>
+                <w:szCs w:val="24"/>
               </w:rPr>
               <w:t xml:space="preserve">; </w:t>
             </w:r>
             <w:r>
               <w:rPr>
-                <w:rFonts w:ascii="Consolas" w:cs="Consolas" w:eastAsia="Consolas" w:hAnsi="Consolas"/>
-                <w:sz w:val="22"/>
-                <w:szCs w:val="22"/>
+                <w:rFonts w:ascii="Times New Roman" w:cs="Times New Roman" w:eastAsia="Times New Roman" w:hAnsi="Times New Roman"/>
+                <w:sz w:val="24"/>
+                <w:szCs w:val="24"/>
                 <w:shd w:fill="F2F2F2" w:color="F2F2F2" w:val="solid"/>
               </w:rPr>
               <w:t xml:space="preserve">diagrams/README.md</w:t>
@@ -11902,11 +14643,14 @@
             <w:vAlign w:val="top"/>
           </w:tcPr>
           <w:p>
+            <w:pPr>
+              <w:spacing w:line="360" w:lineRule="auto"/>
+            </w:pPr>
             <w:r>
               <w:rPr>
                 <w:rFonts w:ascii="Times New Roman" w:cs="Times New Roman" w:eastAsia="Times New Roman" w:hAnsi="Times New Roman"/>
-                <w:sz w:val="22"/>
-                <w:szCs w:val="22"/>
+                <w:sz w:val="24"/>
+                <w:szCs w:val="24"/>
               </w:rPr>
               <w:t xml:space="preserve">Git repo creation, accessibility, versioning, techniques demonstrated</w:t>
             </w:r>
@@ -11923,19 +14667,22 @@
             <w:vAlign w:val="top"/>
           </w:tcPr>
           <w:p>
+            <w:pPr>
+              <w:spacing w:line="360" w:lineRule="auto"/>
+            </w:pPr>
             <w:r>
               <w:rPr>
                 <w:rFonts w:ascii="Times New Roman" w:cs="Times New Roman" w:eastAsia="Times New Roman" w:hAnsi="Times New Roman"/>
-                <w:sz w:val="22"/>
-                <w:szCs w:val="22"/>
+                <w:sz w:val="24"/>
+                <w:szCs w:val="24"/>
               </w:rPr>
               <w:t xml:space="preserve">§5, </w:t>
             </w:r>
             <w:r>
               <w:rPr>
-                <w:rFonts w:ascii="Consolas" w:cs="Consolas" w:eastAsia="Consolas" w:hAnsi="Consolas"/>
-                <w:sz w:val="22"/>
-                <w:szCs w:val="22"/>
+                <w:rFonts w:ascii="Times New Roman" w:cs="Times New Roman" w:eastAsia="Times New Roman" w:hAnsi="Times New Roman"/>
+                <w:sz w:val="24"/>
+                <w:szCs w:val="24"/>
                 <w:shd w:fill="F2F2F2" w:color="F2F2F2" w:val="solid"/>
               </w:rPr>
               <w:t xml:space="preserve">docs/GIT_WORKFLOW.md</w:t>
@@ -11955,11 +14702,14 @@
             <w:vAlign w:val="top"/>
           </w:tcPr>
           <w:p>
+            <w:pPr>
+              <w:spacing w:line="360" w:lineRule="auto"/>
+            </w:pPr>
             <w:r>
               <w:rPr>
                 <w:rFonts w:ascii="Times New Roman" w:cs="Times New Roman" w:eastAsia="Times New Roman" w:hAnsi="Times New Roman"/>
-                <w:sz w:val="22"/>
-                <w:szCs w:val="22"/>
+                <w:sz w:val="24"/>
+                <w:szCs w:val="24"/>
               </w:rPr>
               <w:t xml:space="preserve">Workflow (CI/CD) demonstrated, with deployment of changes</w:t>
             </w:r>
@@ -11976,19 +14726,22 @@
             <w:vAlign w:val="top"/>
           </w:tcPr>
           <w:p>
+            <w:pPr>
+              <w:spacing w:line="360" w:lineRule="auto"/>
+            </w:pPr>
             <w:r>
               <w:rPr>
                 <w:rFonts w:ascii="Times New Roman" w:cs="Times New Roman" w:eastAsia="Times New Roman" w:hAnsi="Times New Roman"/>
-                <w:sz w:val="22"/>
-                <w:szCs w:val="22"/>
+                <w:sz w:val="24"/>
+                <w:szCs w:val="24"/>
               </w:rPr>
               <w:t xml:space="preserve">§5, </w:t>
             </w:r>
             <w:r>
               <w:rPr>
-                <w:rFonts w:ascii="Consolas" w:cs="Consolas" w:eastAsia="Consolas" w:hAnsi="Consolas"/>
-                <w:sz w:val="22"/>
-                <w:szCs w:val="22"/>
+                <w:rFonts w:ascii="Times New Roman" w:cs="Times New Roman" w:eastAsia="Times New Roman" w:hAnsi="Times New Roman"/>
+                <w:sz w:val="24"/>
+                <w:szCs w:val="24"/>
                 <w:shd w:fill="F2F2F2" w:color="F2F2F2" w:val="solid"/>
               </w:rPr>
               <w:t xml:space="preserve">.github/workflows/ci.yml</w:t>
@@ -12008,11 +14761,14 @@
             <w:vAlign w:val="top"/>
           </w:tcPr>
           <w:p>
+            <w:pPr>
+              <w:spacing w:line="360" w:lineRule="auto"/>
+            </w:pPr>
             <w:r>
               <w:rPr>
                 <w:rFonts w:ascii="Times New Roman" w:cs="Times New Roman" w:eastAsia="Times New Roman" w:hAnsi="Times New Roman"/>
-                <w:sz w:val="22"/>
-                <w:szCs w:val="22"/>
+                <w:sz w:val="24"/>
+                <w:szCs w:val="24"/>
               </w:rPr>
               <w:t xml:space="preserve">Latest version deployed and demonstrated in the documentation</w:t>
             </w:r>
@@ -12029,21 +14785,24 @@
             <w:vAlign w:val="top"/>
           </w:tcPr>
           <w:p>
+            <w:pPr>
+              <w:spacing w:line="360" w:lineRule="auto"/>
+            </w:pPr>
             <w:r>
               <w:rPr>
                 <w:rFonts w:ascii="Times New Roman" w:cs="Times New Roman" w:eastAsia="Times New Roman" w:hAnsi="Times New Roman"/>
-                <w:sz w:val="22"/>
-                <w:szCs w:val="22"/>
+                <w:sz w:val="24"/>
+                <w:szCs w:val="24"/>
               </w:rPr>
               <w:t xml:space="preserve">§5, pushed to </w:t>
             </w:r>
-            <w:hyperlink w:history="1" r:id="rIdo9f_crc9jc-yg1_kx4-lo">
+            <w:hyperlink w:history="1" r:id="rIdjrs72jepaxysysmh96mcn">
               <w:r>
                 <w:rPr>
                   <w:rFonts w:ascii="Times New Roman" w:cs="Times New Roman" w:eastAsia="Times New Roman" w:hAnsi="Times New Roman"/>
                   <w:color w:val="0B3954"/>
-                  <w:sz w:val="22"/>
-                  <w:szCs w:val="22"/>
+                  <w:sz w:val="24"/>
+                  <w:szCs w:val="24"/>
                   <w:u w:val="single"/>
                 </w:rPr>
                 <w:t xml:space="preserve">https://github.com/TharusanK23/sunrise-dental-clinic</w:t>
@@ -12052,8 +14811,8 @@
             <w:r>
               <w:rPr>
                 <w:rFonts w:ascii="Times New Roman" w:cs="Times New Roman" w:eastAsia="Times New Roman" w:hAnsi="Times New Roman"/>
-                <w:sz w:val="22"/>
-                <w:szCs w:val="22"/>
+                <w:sz w:val="24"/>
+                <w:szCs w:val="24"/>
               </w:rPr>
               <w:t xml:space="preserve"> with a green CI run</w:t>
             </w:r>
@@ -12150,9 +14909,9 @@
       </w:r>
       <w:r>
         <w:rPr>
-          <w:rFonts w:ascii="Consolas" w:cs="Consolas" w:eastAsia="Consolas" w:hAnsi="Consolas"/>
-          <w:sz w:val="22"/>
-          <w:szCs w:val="22"/>
+          <w:rFonts w:ascii="Times New Roman" w:cs="Times New Roman" w:eastAsia="Times New Roman" w:hAnsi="Times New Roman"/>
+          <w:sz w:val="24"/>
+          <w:szCs w:val="24"/>
           <w:shd w:fill="F2F2F2" w:color="F2F2F2" w:val="solid"/>
         </w:rPr>
         <w:t xml:space="preserve">PricingStrategy</w:t>
@@ -12168,9 +14927,9 @@
       </w:r>
       <w:r>
         <w:rPr>
-          <w:rFonts w:ascii="Consolas" w:cs="Consolas" w:eastAsia="Consolas" w:hAnsi="Consolas"/>
-          <w:sz w:val="22"/>
-          <w:szCs w:val="22"/>
+          <w:rFonts w:ascii="Times New Roman" w:cs="Times New Roman" w:eastAsia="Times New Roman" w:hAnsi="Times New Roman"/>
+          <w:sz w:val="24"/>
+          <w:szCs w:val="24"/>
           <w:shd w:fill="F2F2F2" w:color="F2F2F2" w:val="solid"/>
         </w:rPr>
         <w:t xml:space="preserve">AppointmentObserver</w:t>
@@ -12215,9 +14974,9 @@
       </w:r>
       <w:r>
         <w:rPr>
-          <w:rFonts w:ascii="Consolas" w:cs="Consolas" w:eastAsia="Consolas" w:hAnsi="Consolas"/>
-          <w:sz w:val="22"/>
-          <w:szCs w:val="22"/>
+          <w:rFonts w:ascii="Times New Roman" w:cs="Times New Roman" w:eastAsia="Times New Roman" w:hAnsi="Times New Roman"/>
+          <w:sz w:val="24"/>
+          <w:szCs w:val="24"/>
           <w:shd w:fill="F2F2F2" w:color="F2F2F2" w:val="solid"/>
         </w:rPr>
         <w:t xml:space="preserve">app.business.*</w:t>
@@ -12232,9 +14991,9 @@
       </w:r>
       <w:r>
         <w:rPr>
-          <w:rFonts w:ascii="Consolas" w:cs="Consolas" w:eastAsia="Consolas" w:hAnsi="Consolas"/>
-          <w:sz w:val="22"/>
-          <w:szCs w:val="22"/>
+          <w:rFonts w:ascii="Times New Roman" w:cs="Times New Roman" w:eastAsia="Times New Roman" w:hAnsi="Times New Roman"/>
+          <w:sz w:val="24"/>
+          <w:szCs w:val="24"/>
           <w:shd w:fill="F2F2F2" w:color="F2F2F2" w:val="solid"/>
         </w:rPr>
         <w:t xml:space="preserve">application.yml</w:t>
@@ -12327,9 +15086,9 @@
       </w:r>
       <w:r>
         <w:rPr>
-          <w:rFonts w:ascii="Consolas" w:cs="Consolas" w:eastAsia="Consolas" w:hAnsi="Consolas"/>
-          <w:sz w:val="22"/>
-          <w:szCs w:val="22"/>
+          <w:rFonts w:ascii="Times New Roman" w:cs="Times New Roman" w:eastAsia="Times New Roman" w:hAnsi="Times New Roman"/>
+          <w:sz w:val="24"/>
+          <w:szCs w:val="24"/>
           <w:shd w:fill="F2F2F2" w:color="F2F2F2" w:val="solid"/>
         </w:rPr>
         <w:t xml:space="preserve">dev</w:t>
@@ -12344,9 +15103,9 @@
       </w:r>
       <w:r>
         <w:rPr>
-          <w:rFonts w:ascii="Consolas" w:cs="Consolas" w:eastAsia="Consolas" w:hAnsi="Consolas"/>
-          <w:sz w:val="22"/>
-          <w:szCs w:val="22"/>
+          <w:rFonts w:ascii="Times New Roman" w:cs="Times New Roman" w:eastAsia="Times New Roman" w:hAnsi="Times New Roman"/>
+          <w:sz w:val="24"/>
+          <w:szCs w:val="24"/>
           <w:shd w:fill="F2F2F2" w:color="F2F2F2" w:val="solid"/>
         </w:rPr>
         <w:t xml:space="preserve">release</w:t>
@@ -12369,9 +15128,9 @@
       </w:r>
       <w:r>
         <w:rPr>
-          <w:rFonts w:ascii="Consolas" w:cs="Consolas" w:eastAsia="Consolas" w:hAnsi="Consolas"/>
-          <w:sz w:val="22"/>
-          <w:szCs w:val="22"/>
+          <w:rFonts w:ascii="Times New Roman" w:cs="Times New Roman" w:eastAsia="Times New Roman" w:hAnsi="Times New Roman"/>
+          <w:sz w:val="24"/>
+          <w:szCs w:val="24"/>
           <w:shd w:fill="F2F2F2" w:color="F2F2F2" w:val="solid"/>
         </w:rPr>
         <w:t xml:space="preserve">docs/GIT_WORKFLOW.md</w:t>
@@ -12580,7 +15339,7 @@
         <w:t xml:space="preserve">. Internet Engineering Task Force. Available at:
 </w:t>
       </w:r>
-      <w:hyperlink w:history="1" r:id="rIdze51osxjpendwt5kr6inu">
+      <w:hyperlink w:history="1" r:id="rIdqcq3lcqgrmmwawzvqu41s">
         <w:r>
           <w:rPr>
             <w:rFonts w:ascii="Times New Roman" w:cs="Times New Roman" w:eastAsia="Times New Roman" w:hAnsi="Times New Roman"/>
@@ -12633,7 +15392,7 @@
         <w:t xml:space="preserve">. Available at:
 </w:t>
       </w:r>
-      <w:hyperlink w:history="1" r:id="rId89wmp4phtbjcutnwgbywp">
+      <w:hyperlink w:history="1" r:id="rIderz-fpupoxg425ejijhgp">
         <w:r>
           <w:rPr>
             <w:rFonts w:ascii="Times New Roman" w:cs="Times New Roman" w:eastAsia="Times New Roman" w:hAnsi="Times New Roman"/>
@@ -12686,7 +15445,7 @@
         </w:rPr>
         <w:t xml:space="preserve">. Available at: </w:t>
       </w:r>
-      <w:hyperlink w:history="1" r:id="rIdhx2vsigtfm6pgmsphcvbz">
+      <w:hyperlink w:history="1" r:id="rIdcke4evj2fkoz3upslijsp">
         <w:r>
           <w:rPr>
             <w:rFonts w:ascii="Times New Roman" w:cs="Times New Roman" w:eastAsia="Times New Roman" w:hAnsi="Times New Roman"/>
@@ -12740,7 +15499,7 @@
         <w:t xml:space="preserve">. Available at:
 </w:t>
       </w:r>
-      <w:hyperlink w:history="1" r:id="rIdhbah027jtnhhxjynlvtac">
+      <w:hyperlink w:history="1" r:id="rIdbcv8z-jds0w4cgiqwtzkr">
         <w:r>
           <w:rPr>
             <w:rFonts w:ascii="Times New Roman" w:cs="Times New Roman" w:eastAsia="Times New Roman" w:hAnsi="Times New Roman"/>
@@ -12793,7 +15552,7 @@
         <w:t xml:space="preserve">. Available at:
 </w:t>
       </w:r>
-      <w:hyperlink w:history="1" r:id="rId8lzw-n7uhl5d7jgiqb7i8">
+      <w:hyperlink w:history="1" r:id="rIdjuqzudd49caqneoetwecz">
         <w:r>
           <w:rPr>
             <w:rFonts w:ascii="Times New Roman" w:cs="Times New Roman" w:eastAsia="Times New Roman" w:hAnsi="Times New Roman"/>
@@ -12847,7 +15606,7 @@
         <w:t xml:space="preserve">. Available at:
 </w:t>
       </w:r>
-      <w:hyperlink w:history="1" r:id="rIdrbox3m2wuwei7jvys_wwa">
+      <w:hyperlink w:history="1" r:id="rId7ur2xmhajzsy7-uguynd7">
         <w:r>
           <w:rPr>
             <w:rFonts w:ascii="Times New Roman" w:cs="Times New Roman" w:eastAsia="Times New Roman" w:hAnsi="Times New Roman"/>
@@ -12918,9 +15677,9 @@
       </w:r>
       <w:r>
         <w:rPr>
-          <w:rFonts w:ascii="Consolas" w:cs="Consolas" w:eastAsia="Consolas" w:hAnsi="Consolas"/>
-          <w:sz w:val="22"/>
-          <w:szCs w:val="22"/>
+          <w:rFonts w:ascii="Times New Roman" w:cs="Times New Roman" w:eastAsia="Times New Roman" w:hAnsi="Times New Roman"/>
+          <w:sz w:val="24"/>
+          <w:szCs w:val="24"/>
           <w:shd w:fill="F2F2F2" w:color="F2F2F2" w:val="solid"/>
         </w:rPr>
         <w:t xml:space="preserve">diagrams/</w:t>
@@ -12960,9 +15719,9 @@
       </w:r>
       <w:r>
         <w:rPr>
-          <w:rFonts w:ascii="Consolas" w:cs="Consolas" w:eastAsia="Consolas" w:hAnsi="Consolas"/>
-          <w:sz w:val="22"/>
-          <w:szCs w:val="22"/>
+          <w:rFonts w:ascii="Times New Roman" w:cs="Times New Roman" w:eastAsia="Times New Roman" w:hAnsi="Times New Roman"/>
+          <w:sz w:val="24"/>
+          <w:szCs w:val="24"/>
           <w:shd w:fill="F2F2F2" w:color="F2F2F2" w:val="solid"/>
         </w:rPr>
         <w:t xml:space="preserve">testing/TEST_CASES.md</w:t>
@@ -13001,9 +15760,9 @@
       </w:r>
       <w:r>
         <w:rPr>
-          <w:rFonts w:ascii="Consolas" w:cs="Consolas" w:eastAsia="Consolas" w:hAnsi="Consolas"/>
-          <w:sz w:val="22"/>
-          <w:szCs w:val="22"/>
+          <w:rFonts w:ascii="Times New Roman" w:cs="Times New Roman" w:eastAsia="Times New Roman" w:hAnsi="Times New Roman"/>
+          <w:sz w:val="24"/>
+          <w:szCs w:val="24"/>
           <w:shd w:fill="F2F2F2" w:color="F2F2F2" w:val="solid"/>
         </w:rPr>
         <w:t xml:space="preserve">testing/TEST_PLAN.md</w:t>
@@ -13042,9 +15801,9 @@
       </w:r>
       <w:r>
         <w:rPr>
-          <w:rFonts w:ascii="Consolas" w:cs="Consolas" w:eastAsia="Consolas" w:hAnsi="Consolas"/>
-          <w:sz w:val="22"/>
-          <w:szCs w:val="22"/>
+          <w:rFonts w:ascii="Times New Roman" w:cs="Times New Roman" w:eastAsia="Times New Roman" w:hAnsi="Times New Roman"/>
+          <w:sz w:val="24"/>
+          <w:szCs w:val="24"/>
           <w:shd w:fill="F2F2F2" w:color="F2F2F2" w:val="solid"/>
         </w:rPr>
         <w:t xml:space="preserve">docs/SETUP.md</w:t>
@@ -13083,9 +15842,9 @@
       </w:r>
       <w:r>
         <w:rPr>
-          <w:rFonts w:ascii="Consolas" w:cs="Consolas" w:eastAsia="Consolas" w:hAnsi="Consolas"/>
-          <w:sz w:val="22"/>
-          <w:szCs w:val="22"/>
+          <w:rFonts w:ascii="Times New Roman" w:cs="Times New Roman" w:eastAsia="Times New Roman" w:hAnsi="Times New Roman"/>
+          <w:sz w:val="24"/>
+          <w:szCs w:val="24"/>
           <w:shd w:fill="F2F2F2" w:color="F2F2F2" w:val="solid"/>
         </w:rPr>
         <w:t xml:space="preserve">docs/GIT_WORKFLOW.md</w:t>
@@ -13127,9 +15886,9 @@
       </w:r>
       <w:r>
         <w:rPr>
-          <w:rFonts w:ascii="Consolas" w:cs="Consolas" w:eastAsia="Consolas" w:hAnsi="Consolas"/>
-          <w:sz w:val="22"/>
-          <w:szCs w:val="22"/>
+          <w:rFonts w:ascii="Times New Roman" w:cs="Times New Roman" w:eastAsia="Times New Roman" w:hAnsi="Times New Roman"/>
+          <w:sz w:val="24"/>
+          <w:szCs w:val="24"/>
           <w:shd w:fill="F2F2F2" w:color="F2F2F2" w:val="solid"/>
         </w:rPr>
         <w:t xml:space="preserve">./mvnw test</w:t>
@@ -13146,9 +15905,9 @@
       </w:r>
       <w:r>
         <w:rPr>
-          <w:rFonts w:ascii="Consolas" w:cs="Consolas" w:eastAsia="Consolas" w:hAnsi="Consolas"/>
-          <w:sz w:val="22"/>
-          <w:szCs w:val="22"/>
+          <w:rFonts w:ascii="Times New Roman" w:cs="Times New Roman" w:eastAsia="Times New Roman" w:hAnsi="Times New Roman"/>
+          <w:sz w:val="24"/>
+          <w:szCs w:val="24"/>
           <w:shd w:fill="F2F2F2" w:color="F2F2F2" w:val="solid"/>
         </w:rPr>
         <w:t xml:space="preserve">testing/screenshots/</w:t>

--- a/docs/ASSIGNMENT_REPORT.docx
+++ b/docs/ASSIGNMENT_REPORT.docx
@@ -41,18 +41,18 @@
               <w:bottom w:val="nil"/>
               <w:right w:val="nil"/>
             </w:tcBorders>
-            <w:shd w:val="clear" w:color="auto" w:fill="000000"/>
+            <w:shd w:val="clear" w:color="auto" w:fill="000000" w:themeFill="text1"/>
           </w:tcPr>
           <w:p>
             <w:pPr>
-              <w:spacing w:before="88" w:after="160" w:line="279" w:lineRule="auto"/>
+              <w:pStyle w:val="TableParagraph"/>
+              <w:spacing w:before="88"/>
               <w:ind w:left="84"/>
               <w:rPr>
                 <w:rFonts w:ascii="Cambria" w:eastAsia="Cambria" w:hAnsi="Cambria" w:cs="Cambria"/>
-                <w:color w:val="FFFFFF"/>
+                <w:color w:val="FFFFFF" w:themeColor="background1"/>
                 <w:sz w:val="20"/>
                 <w:szCs w:val="20"/>
-                <w:lang w:eastAsia="ja-JP"/>
               </w:rPr>
             </w:pPr>
             <w:r>
@@ -60,10 +60,9 @@
                 <w:rFonts w:ascii="Cambria" w:eastAsia="Cambria" w:hAnsi="Cambria" w:cs="Cambria"/>
                 <w:b/>
                 <w:bCs/>
-                <w:color w:val="FFFFFF"/>
+                <w:color w:val="FFFFFF" w:themeColor="background1"/>
                 <w:sz w:val="20"/>
                 <w:szCs w:val="20"/>
-                <w:lang w:eastAsia="ja-JP"/>
               </w:rPr>
               <w:t>Student Details ( Student should fill the content)</w:t>
             </w:r>
@@ -79,32 +78,31 @@
             <w:tcW w:w="3006" w:type="dxa"/>
             <w:gridSpan w:val="3"/>
             <w:tcBorders>
-              <w:top w:val="single" w:sz="6" w:space="0" w:color="000000"/>
-              <w:left w:val="single" w:sz="6" w:space="0" w:color="000000"/>
-              <w:bottom w:val="single" w:sz="6" w:space="0" w:color="000000"/>
-              <w:right w:val="single" w:sz="6" w:space="0" w:color="000000"/>
+              <w:top w:val="single" w:sz="6" w:space="0" w:color="000000" w:themeColor="text1"/>
+              <w:left w:val="single" w:sz="6" w:space="0" w:color="000000" w:themeColor="text1"/>
+              <w:bottom w:val="single" w:sz="6" w:space="0" w:color="000000" w:themeColor="text1"/>
+              <w:right w:val="single" w:sz="6" w:space="0" w:color="000000" w:themeColor="text1"/>
             </w:tcBorders>
-            <w:shd w:val="clear" w:color="auto" w:fill="D9D9D9"/>
+            <w:shd w:val="clear" w:color="auto" w:fill="D9D9D9" w:themeFill="background1" w:themeFillShade="D9"/>
           </w:tcPr>
           <w:p>
             <w:pPr>
-              <w:spacing w:before="76" w:after="160" w:line="279" w:lineRule="auto"/>
+              <w:pStyle w:val="TableParagraph"/>
+              <w:spacing w:before="76"/>
               <w:ind w:left="79"/>
               <w:rPr>
                 <w:rFonts w:ascii="Cambria" w:eastAsia="Cambria" w:hAnsi="Cambria" w:cs="Cambria"/>
-                <w:color w:val="000000"/>
+                <w:color w:val="000000" w:themeColor="text1"/>
                 <w:sz w:val="20"/>
                 <w:szCs w:val="20"/>
-                <w:lang w:eastAsia="ja-JP"/>
               </w:rPr>
             </w:pPr>
             <w:r>
               <w:rPr>
                 <w:rFonts w:ascii="Cambria" w:eastAsia="Cambria" w:hAnsi="Cambria" w:cs="Cambria"/>
-                <w:color w:val="000000"/>
+                <w:color w:val="000000" w:themeColor="text1"/>
                 <w:sz w:val="20"/>
                 <w:szCs w:val="20"/>
-                <w:lang w:eastAsia="ja-JP"/>
               </w:rPr>
               <w:t>Name</w:t>
             </w:r>
@@ -115,20 +113,18 @@
             <w:tcW w:w="7055" w:type="dxa"/>
             <w:gridSpan w:val="7"/>
             <w:tcBorders>
-              <w:top w:val="single" w:sz="6" w:space="0" w:color="000000"/>
-              <w:left w:val="single" w:sz="6" w:space="0" w:color="000000"/>
-              <w:bottom w:val="single" w:sz="6" w:space="0" w:color="000000"/>
-              <w:right w:val="single" w:sz="6" w:space="0" w:color="000000"/>
+              <w:top w:val="single" w:sz="6" w:space="0" w:color="000000" w:themeColor="text1"/>
+              <w:left w:val="single" w:sz="6" w:space="0" w:color="000000" w:themeColor="text1"/>
+              <w:bottom w:val="single" w:sz="6" w:space="0" w:color="000000" w:themeColor="text1"/>
+              <w:right w:val="single" w:sz="6" w:space="0" w:color="000000" w:themeColor="text1"/>
             </w:tcBorders>
           </w:tcPr>
           <w:p>
             <w:pPr>
-              <w:spacing w:after="160" w:line="279" w:lineRule="auto"/>
               <w:rPr>
-                <w:color w:val="000000"/>
+                <w:color w:val="000000" w:themeColor="text1"/>
                 <w:sz w:val="20"/>
                 <w:szCs w:val="20"/>
-                <w:lang w:eastAsia="ja-JP"/>
               </w:rPr>
             </w:pPr>
           </w:p>
@@ -143,32 +139,31 @@
             <w:tcW w:w="3006" w:type="dxa"/>
             <w:gridSpan w:val="3"/>
             <w:tcBorders>
-              <w:top w:val="single" w:sz="6" w:space="0" w:color="000000"/>
-              <w:left w:val="single" w:sz="6" w:space="0" w:color="000000"/>
-              <w:bottom w:val="single" w:sz="6" w:space="0" w:color="000000"/>
-              <w:right w:val="single" w:sz="6" w:space="0" w:color="000000"/>
+              <w:top w:val="single" w:sz="6" w:space="0" w:color="000000" w:themeColor="text1"/>
+              <w:left w:val="single" w:sz="6" w:space="0" w:color="000000" w:themeColor="text1"/>
+              <w:bottom w:val="single" w:sz="6" w:space="0" w:color="000000" w:themeColor="text1"/>
+              <w:right w:val="single" w:sz="6" w:space="0" w:color="000000" w:themeColor="text1"/>
             </w:tcBorders>
-            <w:shd w:val="clear" w:color="auto" w:fill="D9D9D9"/>
+            <w:shd w:val="clear" w:color="auto" w:fill="D9D9D9" w:themeFill="background1" w:themeFillShade="D9"/>
           </w:tcPr>
           <w:p>
             <w:pPr>
-              <w:spacing w:before="81" w:after="160" w:line="279" w:lineRule="auto"/>
+              <w:pStyle w:val="TableParagraph"/>
+              <w:spacing w:before="81"/>
               <w:ind w:left="79"/>
               <w:rPr>
                 <w:rFonts w:ascii="Cambria" w:eastAsia="Cambria" w:hAnsi="Cambria" w:cs="Cambria"/>
-                <w:color w:val="000000"/>
+                <w:color w:val="000000" w:themeColor="text1"/>
                 <w:sz w:val="20"/>
                 <w:szCs w:val="20"/>
-                <w:lang w:eastAsia="ja-JP"/>
               </w:rPr>
             </w:pPr>
             <w:r>
               <w:rPr>
                 <w:rFonts w:ascii="Cambria" w:eastAsia="Cambria" w:hAnsi="Cambria" w:cs="Cambria"/>
-                <w:color w:val="000000"/>
+                <w:color w:val="000000" w:themeColor="text1"/>
                 <w:sz w:val="20"/>
                 <w:szCs w:val="20"/>
-                <w:lang w:eastAsia="ja-JP"/>
               </w:rPr>
               <w:t>Student ID</w:t>
             </w:r>
@@ -179,21 +174,20 @@
             <w:tcW w:w="7055" w:type="dxa"/>
             <w:gridSpan w:val="7"/>
             <w:tcBorders>
-              <w:top w:val="single" w:sz="6" w:space="0" w:color="000000"/>
-              <w:left w:val="single" w:sz="6" w:space="0" w:color="000000"/>
-              <w:bottom w:val="single" w:sz="6" w:space="0" w:color="000000"/>
-              <w:right w:val="single" w:sz="6" w:space="0" w:color="000000"/>
+              <w:top w:val="single" w:sz="6" w:space="0" w:color="000000" w:themeColor="text1"/>
+              <w:left w:val="single" w:sz="6" w:space="0" w:color="000000" w:themeColor="text1"/>
+              <w:bottom w:val="single" w:sz="6" w:space="0" w:color="000000" w:themeColor="text1"/>
+              <w:right w:val="single" w:sz="6" w:space="0" w:color="000000" w:themeColor="text1"/>
             </w:tcBorders>
           </w:tcPr>
           <w:p>
             <w:pPr>
-              <w:spacing w:after="160" w:line="279" w:lineRule="auto"/>
+              <w:pStyle w:val="TableParagraph"/>
               <w:rPr>
                 <w:rFonts w:ascii="Arial" w:eastAsia="Arial" w:hAnsi="Arial" w:cs="Arial"/>
-                <w:color w:val="000000"/>
+                <w:color w:val="000000" w:themeColor="text1"/>
                 <w:sz w:val="18"/>
                 <w:szCs w:val="18"/>
-                <w:lang w:eastAsia="ja-JP"/>
               </w:rPr>
             </w:pPr>
           </w:p>
@@ -208,23 +202,23 @@
             <w:tcW w:w="10061" w:type="dxa"/>
             <w:gridSpan w:val="10"/>
             <w:tcBorders>
-              <w:top w:val="single" w:sz="6" w:space="0" w:color="000000"/>
+              <w:top w:val="single" w:sz="6" w:space="0" w:color="000000" w:themeColor="text1"/>
               <w:left w:val="nil"/>
               <w:bottom w:val="nil"/>
               <w:right w:val="nil"/>
             </w:tcBorders>
-            <w:shd w:val="clear" w:color="auto" w:fill="000000"/>
+            <w:shd w:val="clear" w:color="auto" w:fill="000000" w:themeFill="text1"/>
           </w:tcPr>
           <w:p>
             <w:pPr>
-              <w:spacing w:before="83" w:after="160" w:line="279" w:lineRule="auto"/>
+              <w:pStyle w:val="TableParagraph"/>
+              <w:spacing w:before="83"/>
               <w:ind w:left="84"/>
               <w:rPr>
                 <w:rFonts w:ascii="Cambria" w:eastAsia="Cambria" w:hAnsi="Cambria" w:cs="Cambria"/>
-                <w:color w:val="FFFFFF"/>
+                <w:color w:val="FFFFFF" w:themeColor="background1"/>
                 <w:sz w:val="20"/>
                 <w:szCs w:val="20"/>
-                <w:lang w:eastAsia="ja-JP"/>
               </w:rPr>
             </w:pPr>
             <w:r>
@@ -232,10 +226,9 @@
                 <w:rFonts w:ascii="Cambria" w:eastAsia="Cambria" w:hAnsi="Cambria" w:cs="Cambria"/>
                 <w:b/>
                 <w:bCs/>
-                <w:color w:val="FFFFFF"/>
+                <w:color w:val="FFFFFF" w:themeColor="background1"/>
                 <w:sz w:val="20"/>
                 <w:szCs w:val="20"/>
-                <w:lang w:eastAsia="ja-JP"/>
               </w:rPr>
               <w:t>Scheduled unit details</w:t>
             </w:r>
@@ -251,32 +244,31 @@
             <w:tcW w:w="3006" w:type="dxa"/>
             <w:gridSpan w:val="3"/>
             <w:tcBorders>
-              <w:top w:val="single" w:sz="6" w:space="0" w:color="000000"/>
-              <w:left w:val="single" w:sz="6" w:space="0" w:color="000000"/>
-              <w:bottom w:val="single" w:sz="6" w:space="0" w:color="000000"/>
-              <w:right w:val="single" w:sz="6" w:space="0" w:color="000000"/>
+              <w:top w:val="single" w:sz="6" w:space="0" w:color="000000" w:themeColor="text1"/>
+              <w:left w:val="single" w:sz="6" w:space="0" w:color="000000" w:themeColor="text1"/>
+              <w:bottom w:val="single" w:sz="6" w:space="0" w:color="000000" w:themeColor="text1"/>
+              <w:right w:val="single" w:sz="6" w:space="0" w:color="000000" w:themeColor="text1"/>
             </w:tcBorders>
-            <w:shd w:val="clear" w:color="auto" w:fill="D9D9D9"/>
+            <w:shd w:val="clear" w:color="auto" w:fill="D9D9D9" w:themeFill="background1" w:themeFillShade="D9"/>
           </w:tcPr>
           <w:p>
             <w:pPr>
-              <w:spacing w:before="76" w:after="160" w:line="279" w:lineRule="auto"/>
+              <w:pStyle w:val="TableParagraph"/>
+              <w:spacing w:before="76"/>
               <w:ind w:left="79"/>
               <w:rPr>
                 <w:rFonts w:ascii="Cambria" w:eastAsia="Cambria" w:hAnsi="Cambria" w:cs="Cambria"/>
-                <w:color w:val="000000"/>
+                <w:color w:val="000000" w:themeColor="text1"/>
                 <w:sz w:val="20"/>
                 <w:szCs w:val="20"/>
-                <w:lang w:eastAsia="ja-JP"/>
               </w:rPr>
             </w:pPr>
             <w:r>
               <w:rPr>
                 <w:rFonts w:ascii="Cambria" w:eastAsia="Cambria" w:hAnsi="Cambria" w:cs="Cambria"/>
-                <w:color w:val="000000"/>
+                <w:color w:val="000000" w:themeColor="text1"/>
                 <w:sz w:val="20"/>
                 <w:szCs w:val="20"/>
-                <w:lang w:eastAsia="ja-JP"/>
               </w:rPr>
               <w:t>Unit code</w:t>
             </w:r>
@@ -287,33 +279,35 @@
             <w:tcW w:w="7055" w:type="dxa"/>
             <w:gridSpan w:val="7"/>
             <w:tcBorders>
-              <w:top w:val="single" w:sz="6" w:space="0" w:color="000000"/>
-              <w:left w:val="single" w:sz="6" w:space="0" w:color="000000"/>
-              <w:bottom w:val="single" w:sz="6" w:space="0" w:color="000000"/>
-              <w:right w:val="single" w:sz="6" w:space="0" w:color="000000"/>
+              <w:top w:val="single" w:sz="6" w:space="0" w:color="000000" w:themeColor="text1"/>
+              <w:left w:val="single" w:sz="6" w:space="0" w:color="000000" w:themeColor="text1"/>
+              <w:bottom w:val="single" w:sz="6" w:space="0" w:color="000000" w:themeColor="text1"/>
+              <w:right w:val="single" w:sz="6" w:space="0" w:color="000000" w:themeColor="text1"/>
             </w:tcBorders>
           </w:tcPr>
           <w:p>
             <w:pPr>
-              <w:spacing w:before="73" w:after="160" w:line="279" w:lineRule="auto"/>
+              <w:pStyle w:val="TableParagraph"/>
+              <w:spacing w:before="73"/>
               <w:ind w:left="78"/>
               <w:rPr>
                 <w:rFonts w:ascii="Calibri" w:eastAsia="Calibri" w:hAnsi="Calibri" w:cs="Calibri"/>
-                <w:color w:val="000000"/>
-                <w:sz w:val="22"/>
-                <w:szCs w:val="22"/>
-                <w:lang w:eastAsia="ja-JP"/>
+                <w:color w:val="000000" w:themeColor="text1"/>
               </w:rPr>
             </w:pPr>
             <w:r>
               <w:rPr>
                 <w:rFonts w:ascii="Calibri" w:eastAsia="Calibri" w:hAnsi="Calibri" w:cs="Calibri"/>
-                <w:color w:val="000000"/>
-                <w:sz w:val="22"/>
-                <w:szCs w:val="22"/>
-                <w:lang w:eastAsia="ja-JP"/>
+                <w:color w:val="000000" w:themeColor="text1"/>
               </w:rPr>
-              <w:t>CIS6003</w:t>
+              <w:t>CIS600</w:t>
+            </w:r>
+            <w:r>
+              <w:rPr>
+                <w:rFonts w:ascii="Calibri" w:eastAsia="Calibri" w:hAnsi="Calibri" w:cs="Calibri"/>
+                <w:color w:val="000000" w:themeColor="text1"/>
+              </w:rPr>
+              <w:t>3</w:t>
             </w:r>
           </w:p>
         </w:tc>
@@ -327,32 +321,31 @@
             <w:tcW w:w="3006" w:type="dxa"/>
             <w:gridSpan w:val="3"/>
             <w:tcBorders>
-              <w:top w:val="single" w:sz="6" w:space="0" w:color="000000"/>
-              <w:left w:val="single" w:sz="6" w:space="0" w:color="000000"/>
-              <w:bottom w:val="single" w:sz="6" w:space="0" w:color="000000"/>
-              <w:right w:val="single" w:sz="6" w:space="0" w:color="000000"/>
+              <w:top w:val="single" w:sz="6" w:space="0" w:color="000000" w:themeColor="text1"/>
+              <w:left w:val="single" w:sz="6" w:space="0" w:color="000000" w:themeColor="text1"/>
+              <w:bottom w:val="single" w:sz="6" w:space="0" w:color="000000" w:themeColor="text1"/>
+              <w:right w:val="single" w:sz="6" w:space="0" w:color="000000" w:themeColor="text1"/>
             </w:tcBorders>
-            <w:shd w:val="clear" w:color="auto" w:fill="D9D9D9"/>
+            <w:shd w:val="clear" w:color="auto" w:fill="D9D9D9" w:themeFill="background1" w:themeFillShade="D9"/>
           </w:tcPr>
           <w:p>
             <w:pPr>
-              <w:spacing w:before="81" w:after="160" w:line="279" w:lineRule="auto"/>
+              <w:pStyle w:val="TableParagraph"/>
+              <w:spacing w:before="81"/>
               <w:ind w:left="79"/>
               <w:rPr>
                 <w:rFonts w:ascii="Cambria" w:eastAsia="Cambria" w:hAnsi="Cambria" w:cs="Cambria"/>
-                <w:color w:val="000000"/>
+                <w:color w:val="000000" w:themeColor="text1"/>
                 <w:sz w:val="20"/>
                 <w:szCs w:val="20"/>
-                <w:lang w:eastAsia="ja-JP"/>
               </w:rPr>
             </w:pPr>
             <w:r>
               <w:rPr>
                 <w:rFonts w:ascii="Cambria" w:eastAsia="Cambria" w:hAnsi="Cambria" w:cs="Cambria"/>
-                <w:color w:val="000000"/>
+                <w:color w:val="000000" w:themeColor="text1"/>
                 <w:sz w:val="20"/>
                 <w:szCs w:val="20"/>
-                <w:lang w:eastAsia="ja-JP"/>
               </w:rPr>
               <w:t>Unit title</w:t>
             </w:r>
@@ -363,26 +356,18 @@
             <w:tcW w:w="7055" w:type="dxa"/>
             <w:gridSpan w:val="7"/>
             <w:tcBorders>
-              <w:top w:val="single" w:sz="6" w:space="0" w:color="000000"/>
-              <w:left w:val="single" w:sz="6" w:space="0" w:color="000000"/>
-              <w:bottom w:val="single" w:sz="6" w:space="0" w:color="000000"/>
-              <w:right w:val="single" w:sz="6" w:space="0" w:color="000000"/>
+              <w:top w:val="single" w:sz="6" w:space="0" w:color="000000" w:themeColor="text1"/>
+              <w:left w:val="single" w:sz="6" w:space="0" w:color="000000" w:themeColor="text1"/>
+              <w:bottom w:val="single" w:sz="6" w:space="0" w:color="000000" w:themeColor="text1"/>
+              <w:right w:val="single" w:sz="6" w:space="0" w:color="000000" w:themeColor="text1"/>
             </w:tcBorders>
           </w:tcPr>
           <w:p>
             <w:pPr>
-              <w:spacing w:before="80" w:after="160" w:line="279" w:lineRule="auto"/>
+              <w:spacing w:before="80"/>
               <w:ind w:left="78"/>
-              <w:rPr>
-                <w:rFonts w:ascii="Calibri" w:hAnsi="Calibri"/>
-                <w:lang w:eastAsia="ja-JP"/>
-              </w:rPr>
             </w:pPr>
             <w:r>
-              <w:rPr>
-                <w:rFonts w:ascii="Calibri" w:hAnsi="Calibri"/>
-                <w:lang w:eastAsia="ja-JP"/>
-              </w:rPr>
               <w:t>Advanced programming</w:t>
             </w:r>
           </w:p>
@@ -397,32 +382,31 @@
             <w:tcW w:w="2000" w:type="dxa"/>
             <w:gridSpan w:val="2"/>
             <w:tcBorders>
-              <w:top w:val="single" w:sz="6" w:space="0" w:color="000000"/>
-              <w:left w:val="single" w:sz="6" w:space="0" w:color="000000"/>
+              <w:top w:val="single" w:sz="6" w:space="0" w:color="000000" w:themeColor="text1"/>
+              <w:left w:val="single" w:sz="6" w:space="0" w:color="000000" w:themeColor="text1"/>
               <w:bottom w:val="nil"/>
               <w:right w:val="nil"/>
             </w:tcBorders>
-            <w:shd w:val="clear" w:color="auto" w:fill="D9D9D9"/>
+            <w:shd w:val="clear" w:color="auto" w:fill="D9D9D9" w:themeFill="background1" w:themeFillShade="D9"/>
           </w:tcPr>
           <w:p>
             <w:pPr>
-              <w:spacing w:before="81" w:after="160" w:line="279" w:lineRule="auto"/>
+              <w:pStyle w:val="TableParagraph"/>
+              <w:spacing w:before="81"/>
               <w:ind w:left="79"/>
               <w:rPr>
                 <w:rFonts w:ascii="Cambria" w:eastAsia="Cambria" w:hAnsi="Cambria" w:cs="Cambria"/>
-                <w:color w:val="000000"/>
+                <w:color w:val="000000" w:themeColor="text1"/>
                 <w:sz w:val="20"/>
                 <w:szCs w:val="20"/>
-                <w:lang w:eastAsia="ja-JP"/>
               </w:rPr>
             </w:pPr>
             <w:r>
               <w:rPr>
                 <w:rFonts w:ascii="Cambria" w:eastAsia="Cambria" w:hAnsi="Cambria" w:cs="Cambria"/>
-                <w:color w:val="000000"/>
+                <w:color w:val="000000" w:themeColor="text1"/>
                 <w:sz w:val="20"/>
                 <w:szCs w:val="20"/>
-                <w:lang w:eastAsia="ja-JP"/>
               </w:rPr>
               <w:t>Unit enrolment details</w:t>
             </w:r>
@@ -432,21 +416,19 @@
           <w:tcPr>
             <w:tcW w:w="1006" w:type="dxa"/>
             <w:tcBorders>
-              <w:top w:val="single" w:sz="6" w:space="0" w:color="000000"/>
+              <w:top w:val="single" w:sz="6" w:space="0" w:color="000000" w:themeColor="text1"/>
               <w:left w:val="nil"/>
               <w:bottom w:val="nil"/>
-              <w:right w:val="single" w:sz="6" w:space="0" w:color="000000"/>
+              <w:right w:val="single" w:sz="6" w:space="0" w:color="000000" w:themeColor="text1"/>
             </w:tcBorders>
-            <w:shd w:val="clear" w:color="auto" w:fill="D9D9D9"/>
+            <w:shd w:val="clear" w:color="auto" w:fill="D9D9D9" w:themeFill="background1" w:themeFillShade="D9"/>
           </w:tcPr>
           <w:p>
             <w:pPr>
-              <w:spacing w:after="160" w:line="279" w:lineRule="auto"/>
               <w:rPr>
-                <w:color w:val="000000"/>
+                <w:color w:val="000000" w:themeColor="text1"/>
                 <w:sz w:val="20"/>
                 <w:szCs w:val="20"/>
-                <w:lang w:eastAsia="ja-JP"/>
               </w:rPr>
             </w:pPr>
           </w:p>
@@ -456,32 +438,31 @@
             <w:tcW w:w="2000" w:type="dxa"/>
             <w:gridSpan w:val="2"/>
             <w:tcBorders>
-              <w:top w:val="single" w:sz="6" w:space="0" w:color="000000"/>
-              <w:left w:val="single" w:sz="6" w:space="0" w:color="000000"/>
-              <w:bottom w:val="single" w:sz="6" w:space="0" w:color="000000"/>
-              <w:right w:val="single" w:sz="6" w:space="0" w:color="000000"/>
+              <w:top w:val="single" w:sz="6" w:space="0" w:color="000000" w:themeColor="text1"/>
+              <w:left w:val="single" w:sz="6" w:space="0" w:color="000000" w:themeColor="text1"/>
+              <w:bottom w:val="single" w:sz="6" w:space="0" w:color="000000" w:themeColor="text1"/>
+              <w:right w:val="single" w:sz="6" w:space="0" w:color="000000" w:themeColor="text1"/>
             </w:tcBorders>
-            <w:shd w:val="clear" w:color="auto" w:fill="D9D9D9"/>
+            <w:shd w:val="clear" w:color="auto" w:fill="D9D9D9" w:themeFill="background1" w:themeFillShade="D9"/>
           </w:tcPr>
           <w:p>
             <w:pPr>
-              <w:spacing w:before="81" w:after="160" w:line="279" w:lineRule="auto"/>
+              <w:pStyle w:val="TableParagraph"/>
+              <w:spacing w:before="81"/>
               <w:ind w:left="78"/>
               <w:rPr>
                 <w:rFonts w:ascii="Cambria" w:eastAsia="Cambria" w:hAnsi="Cambria" w:cs="Cambria"/>
-                <w:color w:val="000000"/>
+                <w:color w:val="000000" w:themeColor="text1"/>
                 <w:sz w:val="20"/>
                 <w:szCs w:val="20"/>
-                <w:lang w:eastAsia="ja-JP"/>
               </w:rPr>
             </w:pPr>
             <w:r>
               <w:rPr>
                 <w:rFonts w:ascii="Cambria" w:eastAsia="Cambria" w:hAnsi="Cambria" w:cs="Cambria"/>
-                <w:color w:val="000000"/>
+                <w:color w:val="000000" w:themeColor="text1"/>
                 <w:sz w:val="20"/>
                 <w:szCs w:val="20"/>
-                <w:lang w:eastAsia="ja-JP"/>
               </w:rPr>
               <w:t>Year</w:t>
             </w:r>
@@ -492,31 +473,30 @@
             <w:tcW w:w="5055" w:type="dxa"/>
             <w:gridSpan w:val="5"/>
             <w:tcBorders>
-              <w:top w:val="single" w:sz="6" w:space="0" w:color="000000"/>
-              <w:left w:val="single" w:sz="6" w:space="0" w:color="000000"/>
-              <w:bottom w:val="single" w:sz="6" w:space="0" w:color="000000"/>
-              <w:right w:val="single" w:sz="6" w:space="0" w:color="000000"/>
+              <w:top w:val="single" w:sz="6" w:space="0" w:color="000000" w:themeColor="text1"/>
+              <w:left w:val="single" w:sz="6" w:space="0" w:color="000000" w:themeColor="text1"/>
+              <w:bottom w:val="single" w:sz="6" w:space="0" w:color="000000" w:themeColor="text1"/>
+              <w:right w:val="single" w:sz="6" w:space="0" w:color="000000" w:themeColor="text1"/>
             </w:tcBorders>
           </w:tcPr>
           <w:p>
             <w:pPr>
-              <w:spacing w:before="81" w:after="160" w:line="279" w:lineRule="auto"/>
+              <w:pStyle w:val="TableParagraph"/>
+              <w:spacing w:before="81"/>
               <w:ind w:left="77"/>
               <w:rPr>
                 <w:rFonts w:ascii="Cambria" w:eastAsia="Cambria" w:hAnsi="Cambria" w:cs="Cambria"/>
-                <w:color w:val="000000"/>
+                <w:color w:val="000000" w:themeColor="text1"/>
                 <w:sz w:val="20"/>
                 <w:szCs w:val="20"/>
-                <w:lang w:eastAsia="ja-JP"/>
               </w:rPr>
             </w:pPr>
             <w:r>
               <w:rPr>
                 <w:rFonts w:ascii="Cambria" w:eastAsia="Cambria" w:hAnsi="Cambria" w:cs="Cambria"/>
-                <w:color w:val="000000"/>
+                <w:color w:val="000000" w:themeColor="text1"/>
                 <w:sz w:val="20"/>
                 <w:szCs w:val="20"/>
-                <w:lang w:eastAsia="ja-JP"/>
               </w:rPr>
               <w:t>3</w:t>
             </w:r>
@@ -532,20 +512,18 @@
             <w:tcW w:w="1635" w:type="dxa"/>
             <w:tcBorders>
               <w:top w:val="nil"/>
-              <w:left w:val="single" w:sz="6" w:space="0" w:color="000000"/>
+              <w:left w:val="single" w:sz="6" w:space="0" w:color="000000" w:themeColor="text1"/>
               <w:bottom w:val="nil"/>
               <w:right w:val="nil"/>
             </w:tcBorders>
-            <w:shd w:val="clear" w:color="auto" w:fill="D9D9D9"/>
+            <w:shd w:val="clear" w:color="auto" w:fill="D9D9D9" w:themeFill="background1" w:themeFillShade="D9"/>
           </w:tcPr>
           <w:p>
             <w:pPr>
-              <w:spacing w:after="160" w:line="279" w:lineRule="auto"/>
               <w:rPr>
-                <w:color w:val="000000"/>
+                <w:color w:val="000000" w:themeColor="text1"/>
                 <w:sz w:val="20"/>
                 <w:szCs w:val="20"/>
-                <w:lang w:eastAsia="ja-JP"/>
               </w:rPr>
             </w:pPr>
           </w:p>
@@ -559,16 +537,14 @@
               <w:bottom w:val="nil"/>
               <w:right w:val="nil"/>
             </w:tcBorders>
-            <w:shd w:val="clear" w:color="auto" w:fill="D9D9D9"/>
+            <w:shd w:val="clear" w:color="auto" w:fill="D9D9D9" w:themeFill="background1" w:themeFillShade="D9"/>
           </w:tcPr>
           <w:p>
             <w:pPr>
-              <w:spacing w:after="160" w:line="279" w:lineRule="auto"/>
               <w:rPr>
-                <w:color w:val="000000"/>
+                <w:color w:val="000000" w:themeColor="text1"/>
                 <w:sz w:val="20"/>
                 <w:szCs w:val="20"/>
-                <w:lang w:eastAsia="ja-JP"/>
               </w:rPr>
             </w:pPr>
           </w:p>
@@ -580,18 +556,16 @@
               <w:top w:val="nil"/>
               <w:left w:val="nil"/>
               <w:bottom w:val="nil"/>
-              <w:right w:val="single" w:sz="6" w:space="0" w:color="000000"/>
+              <w:right w:val="single" w:sz="6" w:space="0" w:color="000000" w:themeColor="text1"/>
             </w:tcBorders>
-            <w:shd w:val="clear" w:color="auto" w:fill="D9D9D9"/>
+            <w:shd w:val="clear" w:color="auto" w:fill="D9D9D9" w:themeFill="background1" w:themeFillShade="D9"/>
           </w:tcPr>
           <w:p>
             <w:pPr>
-              <w:spacing w:after="160" w:line="279" w:lineRule="auto"/>
               <w:rPr>
-                <w:color w:val="000000"/>
+                <w:color w:val="000000" w:themeColor="text1"/>
                 <w:sz w:val="20"/>
                 <w:szCs w:val="20"/>
-                <w:lang w:eastAsia="ja-JP"/>
               </w:rPr>
             </w:pPr>
           </w:p>
@@ -601,32 +575,31 @@
             <w:tcW w:w="2000" w:type="dxa"/>
             <w:gridSpan w:val="2"/>
             <w:tcBorders>
-              <w:top w:val="single" w:sz="6" w:space="0" w:color="000000"/>
-              <w:left w:val="single" w:sz="6" w:space="0" w:color="000000"/>
+              <w:top w:val="single" w:sz="6" w:space="0" w:color="000000" w:themeColor="text1"/>
+              <w:left w:val="single" w:sz="6" w:space="0" w:color="000000" w:themeColor="text1"/>
               <w:bottom w:val="nil"/>
-              <w:right w:val="single" w:sz="6" w:space="0" w:color="000000"/>
+              <w:right w:val="single" w:sz="6" w:space="0" w:color="000000" w:themeColor="text1"/>
             </w:tcBorders>
-            <w:shd w:val="clear" w:color="auto" w:fill="D9D9D9"/>
+            <w:shd w:val="clear" w:color="auto" w:fill="D9D9D9" w:themeFill="background1" w:themeFillShade="D9"/>
           </w:tcPr>
           <w:p>
             <w:pPr>
-              <w:spacing w:before="81" w:after="160" w:line="279" w:lineRule="auto"/>
+              <w:pStyle w:val="TableParagraph"/>
+              <w:spacing w:before="81"/>
               <w:ind w:left="78"/>
               <w:rPr>
                 <w:rFonts w:ascii="Cambria" w:eastAsia="Cambria" w:hAnsi="Cambria" w:cs="Cambria"/>
-                <w:color w:val="000000"/>
+                <w:color w:val="000000" w:themeColor="text1"/>
                 <w:sz w:val="20"/>
                 <w:szCs w:val="20"/>
-                <w:lang w:eastAsia="ja-JP"/>
               </w:rPr>
             </w:pPr>
             <w:r>
               <w:rPr>
                 <w:rFonts w:ascii="Cambria" w:eastAsia="Cambria" w:hAnsi="Cambria" w:cs="Cambria"/>
-                <w:color w:val="000000"/>
+                <w:color w:val="000000" w:themeColor="text1"/>
                 <w:sz w:val="20"/>
                 <w:szCs w:val="20"/>
-                <w:lang w:eastAsia="ja-JP"/>
               </w:rPr>
               <w:t>Study period</w:t>
             </w:r>
@@ -638,20 +611,18 @@
             <w:gridSpan w:val="5"/>
             <w:vMerge w:val="restart"/>
             <w:tcBorders>
-              <w:top w:val="single" w:sz="6" w:space="0" w:color="000000"/>
+              <w:top w:val="single" w:sz="6" w:space="0" w:color="000000" w:themeColor="text1"/>
               <w:left w:val="nil"/>
-              <w:bottom w:val="single" w:sz="6" w:space="0" w:color="000000"/>
-              <w:right w:val="single" w:sz="6" w:space="0" w:color="000000"/>
+              <w:bottom w:val="single" w:sz="6" w:space="0" w:color="000000" w:themeColor="text1"/>
+              <w:right w:val="single" w:sz="6" w:space="0" w:color="000000" w:themeColor="text1"/>
             </w:tcBorders>
           </w:tcPr>
           <w:p>
             <w:pPr>
-              <w:spacing w:after="160" w:line="279" w:lineRule="auto"/>
               <w:rPr>
-                <w:color w:val="000000"/>
+                <w:color w:val="000000" w:themeColor="text1"/>
                 <w:sz w:val="20"/>
                 <w:szCs w:val="20"/>
-                <w:lang w:eastAsia="ja-JP"/>
               </w:rPr>
             </w:pPr>
           </w:p>
@@ -666,31 +637,30 @@
             <w:tcW w:w="1635" w:type="dxa"/>
             <w:tcBorders>
               <w:top w:val="nil"/>
-              <w:left w:val="single" w:sz="6" w:space="0" w:color="000000"/>
-              <w:bottom w:val="single" w:sz="6" w:space="0" w:color="000000"/>
+              <w:left w:val="single" w:sz="6" w:space="0" w:color="000000" w:themeColor="text1"/>
+              <w:bottom w:val="single" w:sz="6" w:space="0" w:color="000000" w:themeColor="text1"/>
               <w:right w:val="nil"/>
             </w:tcBorders>
-            <w:shd w:val="clear" w:color="auto" w:fill="D9D9D9"/>
+            <w:shd w:val="clear" w:color="auto" w:fill="D9D9D9" w:themeFill="background1" w:themeFillShade="D9"/>
           </w:tcPr>
           <w:p>
             <w:pPr>
-              <w:spacing w:before="73" w:after="160" w:line="279" w:lineRule="auto"/>
+              <w:pStyle w:val="TableParagraph"/>
+              <w:spacing w:before="73"/>
               <w:ind w:left="79"/>
               <w:rPr>
                 <w:rFonts w:ascii="Cambria" w:eastAsia="Cambria" w:hAnsi="Cambria" w:cs="Cambria"/>
-                <w:color w:val="000000"/>
+                <w:color w:val="000000" w:themeColor="text1"/>
                 <w:sz w:val="20"/>
                 <w:szCs w:val="20"/>
-                <w:lang w:eastAsia="ja-JP"/>
               </w:rPr>
             </w:pPr>
             <w:r>
               <w:rPr>
                 <w:rFonts w:ascii="Cambria" w:eastAsia="Cambria" w:hAnsi="Cambria" w:cs="Cambria"/>
-                <w:color w:val="000000"/>
+                <w:color w:val="000000" w:themeColor="text1"/>
                 <w:sz w:val="20"/>
                 <w:szCs w:val="20"/>
-                <w:lang w:eastAsia="ja-JP"/>
               </w:rPr>
               <w:t>Lecturer</w:t>
             </w:r>
@@ -702,19 +672,17 @@
             <w:tcBorders>
               <w:top w:val="nil"/>
               <w:left w:val="nil"/>
-              <w:bottom w:val="single" w:sz="6" w:space="0" w:color="000000"/>
+              <w:bottom w:val="single" w:sz="6" w:space="0" w:color="000000" w:themeColor="text1"/>
               <w:right w:val="nil"/>
             </w:tcBorders>
-            <w:shd w:val="clear" w:color="auto" w:fill="D9D9D9"/>
+            <w:shd w:val="clear" w:color="auto" w:fill="D9D9D9" w:themeFill="background1" w:themeFillShade="D9"/>
           </w:tcPr>
           <w:p>
             <w:pPr>
-              <w:spacing w:after="160" w:line="279" w:lineRule="auto"/>
               <w:rPr>
-                <w:color w:val="000000"/>
+                <w:color w:val="000000" w:themeColor="text1"/>
                 <w:sz w:val="20"/>
                 <w:szCs w:val="20"/>
-                <w:lang w:eastAsia="ja-JP"/>
               </w:rPr>
             </w:pPr>
           </w:p>
@@ -725,19 +693,17 @@
             <w:tcBorders>
               <w:top w:val="nil"/>
               <w:left w:val="nil"/>
-              <w:bottom w:val="single" w:sz="6" w:space="0" w:color="000000"/>
-              <w:right w:val="single" w:sz="6" w:space="0" w:color="000000"/>
+              <w:bottom w:val="single" w:sz="6" w:space="0" w:color="000000" w:themeColor="text1"/>
+              <w:right w:val="single" w:sz="6" w:space="0" w:color="000000" w:themeColor="text1"/>
             </w:tcBorders>
-            <w:shd w:val="clear" w:color="auto" w:fill="D9D9D9"/>
+            <w:shd w:val="clear" w:color="auto" w:fill="D9D9D9" w:themeFill="background1" w:themeFillShade="D9"/>
           </w:tcPr>
           <w:p>
             <w:pPr>
-              <w:spacing w:after="160" w:line="279" w:lineRule="auto"/>
               <w:rPr>
-                <w:color w:val="000000"/>
+                <w:color w:val="000000" w:themeColor="text1"/>
                 <w:sz w:val="20"/>
                 <w:szCs w:val="20"/>
-                <w:lang w:eastAsia="ja-JP"/>
               </w:rPr>
             </w:pPr>
           </w:p>
@@ -748,19 +714,17 @@
             <w:gridSpan w:val="2"/>
             <w:tcBorders>
               <w:top w:val="nil"/>
-              <w:left w:val="single" w:sz="6" w:space="0" w:color="000000"/>
-              <w:bottom w:val="single" w:sz="6" w:space="0" w:color="000000"/>
+              <w:left w:val="single" w:sz="6" w:space="0" w:color="000000" w:themeColor="text1"/>
+              <w:bottom w:val="single" w:sz="6" w:space="0" w:color="000000" w:themeColor="text1"/>
               <w:right w:val="nil"/>
             </w:tcBorders>
           </w:tcPr>
           <w:p>
             <w:pPr>
-              <w:spacing w:after="160" w:line="279" w:lineRule="auto"/>
               <w:rPr>
-                <w:color w:val="000000"/>
+                <w:color w:val="000000" w:themeColor="text1"/>
                 <w:sz w:val="20"/>
                 <w:szCs w:val="20"/>
-                <w:lang w:eastAsia="ja-JP"/>
               </w:rPr>
             </w:pPr>
           </w:p>
@@ -772,20 +736,12 @@
             <w:vMerge/>
             <w:tcBorders>
               <w:left w:val="nil"/>
-              <w:bottom w:val="single" w:sz="0" w:space="0" w:color="000000"/>
-              <w:right w:val="single" w:sz="0" w:space="0" w:color="000000"/>
+              <w:bottom w:val="single" w:sz="0" w:space="0" w:color="000000" w:themeColor="text1"/>
+              <w:right w:val="single" w:sz="0" w:space="0" w:color="000000" w:themeColor="text1"/>
             </w:tcBorders>
             <w:vAlign w:val="center"/>
           </w:tcPr>
-          <w:p>
-            <w:pPr>
-              <w:spacing w:after="160" w:line="279" w:lineRule="auto"/>
-              <w:rPr>
-                <w:rFonts w:ascii="Calibri" w:hAnsi="Calibri"/>
-                <w:lang w:eastAsia="ja-JP"/>
-              </w:rPr>
-            </w:pPr>
-          </w:p>
+          <w:p/>
         </w:tc>
       </w:tr>
       <w:tr>
@@ -797,32 +753,31 @@
             <w:tcW w:w="3006" w:type="dxa"/>
             <w:gridSpan w:val="3"/>
             <w:tcBorders>
-              <w:top w:val="single" w:sz="6" w:space="0" w:color="000000"/>
-              <w:left w:val="single" w:sz="6" w:space="0" w:color="000000"/>
-              <w:bottom w:val="single" w:sz="6" w:space="0" w:color="000000"/>
-              <w:right w:val="single" w:sz="6" w:space="0" w:color="000000"/>
+              <w:top w:val="single" w:sz="6" w:space="0" w:color="000000" w:themeColor="text1"/>
+              <w:left w:val="single" w:sz="6" w:space="0" w:color="000000" w:themeColor="text1"/>
+              <w:bottom w:val="single" w:sz="6" w:space="0" w:color="000000" w:themeColor="text1"/>
+              <w:right w:val="single" w:sz="6" w:space="0" w:color="000000" w:themeColor="text1"/>
             </w:tcBorders>
-            <w:shd w:val="clear" w:color="auto" w:fill="D9D9D9"/>
+            <w:shd w:val="clear" w:color="auto" w:fill="D9D9D9" w:themeFill="background1" w:themeFillShade="D9"/>
           </w:tcPr>
           <w:p>
             <w:pPr>
-              <w:spacing w:before="81" w:after="160" w:line="279" w:lineRule="auto"/>
+              <w:pStyle w:val="TableParagraph"/>
+              <w:spacing w:before="81"/>
               <w:ind w:left="79"/>
               <w:rPr>
                 <w:rFonts w:ascii="Cambria" w:eastAsia="Cambria" w:hAnsi="Cambria" w:cs="Cambria"/>
-                <w:color w:val="000000"/>
+                <w:color w:val="000000" w:themeColor="text1"/>
                 <w:sz w:val="20"/>
                 <w:szCs w:val="20"/>
-                <w:lang w:eastAsia="ja-JP"/>
               </w:rPr>
             </w:pPr>
             <w:r>
               <w:rPr>
                 <w:rFonts w:ascii="Cambria" w:eastAsia="Cambria" w:hAnsi="Cambria" w:cs="Cambria"/>
-                <w:color w:val="000000"/>
+                <w:color w:val="000000" w:themeColor="text1"/>
                 <w:sz w:val="20"/>
                 <w:szCs w:val="20"/>
-                <w:lang w:eastAsia="ja-JP"/>
               </w:rPr>
               <w:t>Mode of delivery</w:t>
             </w:r>
@@ -833,31 +788,30 @@
             <w:tcW w:w="7055" w:type="dxa"/>
             <w:gridSpan w:val="7"/>
             <w:tcBorders>
-              <w:top w:val="single" w:sz="6" w:space="0" w:color="000000"/>
-              <w:left w:val="single" w:sz="6" w:space="0" w:color="000000"/>
-              <w:bottom w:val="single" w:sz="6" w:space="0" w:color="000000"/>
-              <w:right w:val="single" w:sz="6" w:space="0" w:color="000000"/>
+              <w:top w:val="single" w:sz="6" w:space="0" w:color="000000" w:themeColor="text1"/>
+              <w:left w:val="single" w:sz="6" w:space="0" w:color="000000" w:themeColor="text1"/>
+              <w:bottom w:val="single" w:sz="6" w:space="0" w:color="000000" w:themeColor="text1"/>
+              <w:right w:val="single" w:sz="6" w:space="0" w:color="000000" w:themeColor="text1"/>
             </w:tcBorders>
           </w:tcPr>
           <w:p>
             <w:pPr>
-              <w:spacing w:before="81" w:after="160" w:line="279" w:lineRule="auto"/>
+              <w:pStyle w:val="TableParagraph"/>
+              <w:spacing w:before="81"/>
               <w:ind w:left="78"/>
               <w:rPr>
                 <w:rFonts w:ascii="Cambria" w:eastAsia="Cambria" w:hAnsi="Cambria" w:cs="Cambria"/>
-                <w:color w:val="000000"/>
+                <w:color w:val="000000" w:themeColor="text1"/>
                 <w:sz w:val="20"/>
                 <w:szCs w:val="20"/>
-                <w:lang w:eastAsia="ja-JP"/>
               </w:rPr>
             </w:pPr>
             <w:r>
               <w:rPr>
                 <w:rFonts w:ascii="Cambria" w:eastAsia="Cambria" w:hAnsi="Cambria" w:cs="Cambria"/>
-                <w:color w:val="000000"/>
+                <w:color w:val="000000" w:themeColor="text1"/>
                 <w:sz w:val="20"/>
                 <w:szCs w:val="20"/>
-                <w:lang w:eastAsia="ja-JP"/>
               </w:rPr>
               <w:t>Full Time</w:t>
             </w:r>
@@ -873,23 +827,23 @@
             <w:tcW w:w="10061" w:type="dxa"/>
             <w:gridSpan w:val="10"/>
             <w:tcBorders>
-              <w:top w:val="single" w:sz="6" w:space="0" w:color="000000"/>
+              <w:top w:val="single" w:sz="6" w:space="0" w:color="000000" w:themeColor="text1"/>
               <w:left w:val="nil"/>
               <w:bottom w:val="nil"/>
               <w:right w:val="nil"/>
             </w:tcBorders>
-            <w:shd w:val="clear" w:color="auto" w:fill="000000"/>
+            <w:shd w:val="clear" w:color="auto" w:fill="000000" w:themeFill="text1"/>
           </w:tcPr>
           <w:p>
             <w:pPr>
-              <w:spacing w:before="83" w:after="160" w:line="279" w:lineRule="auto"/>
+              <w:pStyle w:val="TableParagraph"/>
+              <w:spacing w:before="83"/>
               <w:ind w:left="84"/>
               <w:rPr>
                 <w:rFonts w:ascii="Cambria" w:eastAsia="Cambria" w:hAnsi="Cambria" w:cs="Cambria"/>
-                <w:color w:val="FFFFFF"/>
+                <w:color w:val="FFFFFF" w:themeColor="background1"/>
                 <w:sz w:val="20"/>
                 <w:szCs w:val="20"/>
-                <w:lang w:eastAsia="ja-JP"/>
               </w:rPr>
             </w:pPr>
             <w:r>
@@ -897,10 +851,9 @@
                 <w:rFonts w:ascii="Cambria" w:eastAsia="Cambria" w:hAnsi="Cambria" w:cs="Cambria"/>
                 <w:b/>
                 <w:bCs/>
-                <w:color w:val="FFFFFF"/>
+                <w:color w:val="FFFFFF" w:themeColor="background1"/>
                 <w:sz w:val="20"/>
                 <w:szCs w:val="20"/>
-                <w:lang w:eastAsia="ja-JP"/>
               </w:rPr>
               <w:t>Assignment Details</w:t>
             </w:r>
@@ -916,32 +869,31 @@
             <w:tcW w:w="3006" w:type="dxa"/>
             <w:gridSpan w:val="3"/>
             <w:tcBorders>
-              <w:top w:val="single" w:sz="6" w:space="0" w:color="000000"/>
-              <w:left w:val="single" w:sz="6" w:space="0" w:color="000000"/>
-              <w:bottom w:val="single" w:sz="6" w:space="0" w:color="000000"/>
-              <w:right w:val="single" w:sz="6" w:space="0" w:color="000000"/>
+              <w:top w:val="single" w:sz="6" w:space="0" w:color="000000" w:themeColor="text1"/>
+              <w:left w:val="single" w:sz="6" w:space="0" w:color="000000" w:themeColor="text1"/>
+              <w:bottom w:val="single" w:sz="6" w:space="0" w:color="000000" w:themeColor="text1"/>
+              <w:right w:val="single" w:sz="6" w:space="0" w:color="000000" w:themeColor="text1"/>
             </w:tcBorders>
-            <w:shd w:val="clear" w:color="auto" w:fill="D9D9D9"/>
+            <w:shd w:val="clear" w:color="auto" w:fill="D9D9D9" w:themeFill="background1" w:themeFillShade="D9"/>
           </w:tcPr>
           <w:p>
             <w:pPr>
-              <w:spacing w:before="76" w:after="160" w:line="279" w:lineRule="auto"/>
+              <w:pStyle w:val="TableParagraph"/>
+              <w:spacing w:before="76"/>
               <w:ind w:left="79"/>
               <w:rPr>
                 <w:rFonts w:ascii="Cambria" w:eastAsia="Cambria" w:hAnsi="Cambria" w:cs="Cambria"/>
-                <w:color w:val="000000"/>
+                <w:color w:val="000000" w:themeColor="text1"/>
                 <w:sz w:val="20"/>
                 <w:szCs w:val="20"/>
-                <w:lang w:eastAsia="ja-JP"/>
               </w:rPr>
             </w:pPr>
             <w:r>
               <w:rPr>
                 <w:rFonts w:ascii="Cambria" w:eastAsia="Cambria" w:hAnsi="Cambria" w:cs="Cambria"/>
-                <w:color w:val="000000"/>
+                <w:color w:val="000000" w:themeColor="text1"/>
                 <w:sz w:val="20"/>
                 <w:szCs w:val="20"/>
-                <w:lang w:eastAsia="ja-JP"/>
               </w:rPr>
               <w:t>Nature of the Assessment</w:t>
             </w:r>
@@ -952,22 +904,22 @@
             <w:tcW w:w="7055" w:type="dxa"/>
             <w:gridSpan w:val="7"/>
             <w:tcBorders>
-              <w:top w:val="single" w:sz="6" w:space="0" w:color="000000"/>
-              <w:left w:val="single" w:sz="6" w:space="0" w:color="000000"/>
-              <w:bottom w:val="single" w:sz="6" w:space="0" w:color="000000"/>
-              <w:right w:val="single" w:sz="6" w:space="0" w:color="000000"/>
+              <w:top w:val="single" w:sz="6" w:space="0" w:color="000000" w:themeColor="text1"/>
+              <w:left w:val="single" w:sz="6" w:space="0" w:color="000000" w:themeColor="text1"/>
+              <w:bottom w:val="single" w:sz="6" w:space="0" w:color="000000" w:themeColor="text1"/>
+              <w:right w:val="single" w:sz="6" w:space="0" w:color="000000" w:themeColor="text1"/>
             </w:tcBorders>
           </w:tcPr>
           <w:p>
             <w:pPr>
-              <w:spacing w:before="71" w:after="160" w:line="279" w:lineRule="auto"/>
+              <w:pStyle w:val="TableParagraph"/>
+              <w:spacing w:before="71"/>
               <w:ind w:left="78"/>
               <w:rPr>
                 <w:rFonts w:ascii="Cambria" w:eastAsia="Cambria" w:hAnsi="Cambria" w:cs="Cambria"/>
-                <w:color w:val="000000"/>
+                <w:color w:val="000000" w:themeColor="text1"/>
                 <w:sz w:val="20"/>
                 <w:szCs w:val="20"/>
-                <w:lang w:eastAsia="ja-JP"/>
               </w:rPr>
             </w:pPr>
             <w:r>
@@ -975,10 +927,9 @@
                 <w:rFonts w:ascii="Cambria" w:eastAsia="Cambria" w:hAnsi="Cambria" w:cs="Cambria"/>
                 <w:b/>
                 <w:bCs/>
-                <w:color w:val="000000"/>
+                <w:color w:val="000000" w:themeColor="text1"/>
                 <w:sz w:val="20"/>
                 <w:szCs w:val="20"/>
-                <w:lang w:eastAsia="ja-JP"/>
               </w:rPr>
               <w:t>Course work 100%</w:t>
             </w:r>
@@ -994,32 +945,31 @@
             <w:tcW w:w="3006" w:type="dxa"/>
             <w:gridSpan w:val="3"/>
             <w:tcBorders>
-              <w:top w:val="single" w:sz="6" w:space="0" w:color="000000"/>
-              <w:left w:val="single" w:sz="6" w:space="0" w:color="000000"/>
-              <w:bottom w:val="single" w:sz="6" w:space="0" w:color="000000"/>
-              <w:right w:val="single" w:sz="6" w:space="0" w:color="000000"/>
+              <w:top w:val="single" w:sz="6" w:space="0" w:color="000000" w:themeColor="text1"/>
+              <w:left w:val="single" w:sz="6" w:space="0" w:color="000000" w:themeColor="text1"/>
+              <w:bottom w:val="single" w:sz="6" w:space="0" w:color="000000" w:themeColor="text1"/>
+              <w:right w:val="single" w:sz="6" w:space="0" w:color="000000" w:themeColor="text1"/>
             </w:tcBorders>
-            <w:shd w:val="clear" w:color="auto" w:fill="D9D9D9"/>
+            <w:shd w:val="clear" w:color="auto" w:fill="D9D9D9" w:themeFill="background1" w:themeFillShade="D9"/>
           </w:tcPr>
           <w:p>
             <w:pPr>
-              <w:spacing w:before="81" w:after="160" w:line="279" w:lineRule="auto"/>
+              <w:pStyle w:val="TableParagraph"/>
+              <w:spacing w:before="81"/>
               <w:ind w:left="79"/>
               <w:rPr>
                 <w:rFonts w:ascii="Cambria" w:eastAsia="Cambria" w:hAnsi="Cambria" w:cs="Cambria"/>
-                <w:color w:val="000000"/>
+                <w:color w:val="000000" w:themeColor="text1"/>
                 <w:sz w:val="20"/>
                 <w:szCs w:val="20"/>
-                <w:lang w:eastAsia="ja-JP"/>
               </w:rPr>
             </w:pPr>
             <w:r>
               <w:rPr>
                 <w:rFonts w:ascii="Cambria" w:eastAsia="Cambria" w:hAnsi="Cambria" w:cs="Cambria"/>
-                <w:color w:val="000000"/>
+                <w:color w:val="000000" w:themeColor="text1"/>
                 <w:sz w:val="20"/>
                 <w:szCs w:val="20"/>
-                <w:lang w:eastAsia="ja-JP"/>
               </w:rPr>
               <w:t>Topic of the Case Study</w:t>
             </w:r>
@@ -1030,23 +980,22 @@
             <w:tcW w:w="7055" w:type="dxa"/>
             <w:gridSpan w:val="7"/>
             <w:tcBorders>
-              <w:top w:val="single" w:sz="6" w:space="0" w:color="000000"/>
-              <w:left w:val="single" w:sz="6" w:space="0" w:color="000000"/>
-              <w:bottom w:val="single" w:sz="6" w:space="0" w:color="000000"/>
-              <w:right w:val="single" w:sz="6" w:space="0" w:color="000000"/>
+              <w:top w:val="single" w:sz="6" w:space="0" w:color="000000" w:themeColor="text1"/>
+              <w:left w:val="single" w:sz="6" w:space="0" w:color="000000" w:themeColor="text1"/>
+              <w:bottom w:val="single" w:sz="6" w:space="0" w:color="000000" w:themeColor="text1"/>
+              <w:right w:val="single" w:sz="6" w:space="0" w:color="000000" w:themeColor="text1"/>
             </w:tcBorders>
           </w:tcPr>
           <w:p>
             <w:pPr>
-              <w:spacing w:before="80" w:after="160" w:line="279" w:lineRule="auto"/>
+              <w:pStyle w:val="TableParagraph"/>
+              <w:spacing w:before="80"/>
               <w:ind w:left="78"/>
               <w:rPr>
+                <w:rFonts w:ascii="Times New Roman" w:eastAsia="Times New Roman" w:hAnsi="Times New Roman" w:cs="Times New Roman"/>
                 <w:b/>
                 <w:bCs/>
-                <w:color w:val="000000"/>
-                <w:sz w:val="22"/>
-                <w:szCs w:val="22"/>
-                <w:lang w:eastAsia="ja-JP"/>
+                <w:color w:val="000000" w:themeColor="text1"/>
               </w:rPr>
             </w:pPr>
           </w:p>
@@ -1061,32 +1010,31 @@
             <w:tcW w:w="3006" w:type="dxa"/>
             <w:gridSpan w:val="3"/>
             <w:tcBorders>
-              <w:top w:val="single" w:sz="6" w:space="0" w:color="000000"/>
-              <w:left w:val="single" w:sz="6" w:space="0" w:color="000000"/>
-              <w:bottom w:val="single" w:sz="6" w:space="0" w:color="000000"/>
-              <w:right w:val="single" w:sz="6" w:space="0" w:color="000000"/>
+              <w:top w:val="single" w:sz="6" w:space="0" w:color="000000" w:themeColor="text1"/>
+              <w:left w:val="single" w:sz="6" w:space="0" w:color="000000" w:themeColor="text1"/>
+              <w:bottom w:val="single" w:sz="6" w:space="0" w:color="000000" w:themeColor="text1"/>
+              <w:right w:val="single" w:sz="6" w:space="0" w:color="000000" w:themeColor="text1"/>
             </w:tcBorders>
-            <w:shd w:val="clear" w:color="auto" w:fill="D9D9D9"/>
+            <w:shd w:val="clear" w:color="auto" w:fill="D9D9D9" w:themeFill="background1" w:themeFillShade="D9"/>
           </w:tcPr>
           <w:p>
             <w:pPr>
-              <w:spacing w:before="81" w:after="160" w:line="279" w:lineRule="auto"/>
+              <w:pStyle w:val="TableParagraph"/>
+              <w:spacing w:before="81"/>
               <w:ind w:left="79"/>
               <w:rPr>
                 <w:rFonts w:ascii="Cambria" w:eastAsia="Cambria" w:hAnsi="Cambria" w:cs="Cambria"/>
-                <w:color w:val="000000"/>
+                <w:color w:val="000000" w:themeColor="text1"/>
                 <w:sz w:val="20"/>
                 <w:szCs w:val="20"/>
-                <w:lang w:eastAsia="ja-JP"/>
               </w:rPr>
             </w:pPr>
             <w:r>
               <w:rPr>
                 <w:rFonts w:ascii="Cambria" w:eastAsia="Cambria" w:hAnsi="Cambria" w:cs="Cambria"/>
-                <w:color w:val="000000"/>
+                <w:color w:val="000000" w:themeColor="text1"/>
                 <w:sz w:val="20"/>
                 <w:szCs w:val="20"/>
-                <w:lang w:eastAsia="ja-JP"/>
               </w:rPr>
               <w:t>Learning Outcomes covered</w:t>
             </w:r>
@@ -1097,22 +1045,22 @@
             <w:tcW w:w="7055" w:type="dxa"/>
             <w:gridSpan w:val="7"/>
             <w:tcBorders>
-              <w:top w:val="single" w:sz="6" w:space="0" w:color="000000"/>
-              <w:left w:val="single" w:sz="6" w:space="0" w:color="000000"/>
-              <w:bottom w:val="single" w:sz="6" w:space="0" w:color="000000"/>
-              <w:right w:val="single" w:sz="6" w:space="0" w:color="000000"/>
+              <w:top w:val="single" w:sz="6" w:space="0" w:color="000000" w:themeColor="text1"/>
+              <w:left w:val="single" w:sz="6" w:space="0" w:color="000000" w:themeColor="text1"/>
+              <w:bottom w:val="single" w:sz="6" w:space="0" w:color="000000" w:themeColor="text1"/>
+              <w:right w:val="single" w:sz="6" w:space="0" w:color="000000" w:themeColor="text1"/>
             </w:tcBorders>
           </w:tcPr>
           <w:p>
             <w:pPr>
-              <w:spacing w:before="78" w:after="160" w:line="279" w:lineRule="auto"/>
+              <w:pStyle w:val="TableParagraph"/>
+              <w:spacing w:before="78"/>
               <w:ind w:left="78"/>
               <w:rPr>
                 <w:rFonts w:ascii="Cambria" w:eastAsia="Cambria" w:hAnsi="Cambria" w:cs="Cambria"/>
-                <w:color w:val="000000"/>
+                <w:color w:val="000000" w:themeColor="text1"/>
                 <w:sz w:val="20"/>
                 <w:szCs w:val="20"/>
-                <w:lang w:eastAsia="ja-JP"/>
               </w:rPr>
             </w:pPr>
             <w:r>
@@ -1120,10 +1068,9 @@
                 <w:rFonts w:ascii="Cambria" w:eastAsia="Cambria" w:hAnsi="Cambria" w:cs="Cambria"/>
                 <w:b/>
                 <w:bCs/>
-                <w:color w:val="000000"/>
+                <w:color w:val="000000" w:themeColor="text1"/>
                 <w:sz w:val="20"/>
                 <w:szCs w:val="20"/>
-                <w:lang w:eastAsia="ja-JP"/>
               </w:rPr>
               <w:t>1,2,3</w:t>
             </w:r>
@@ -1139,32 +1086,31 @@
             <w:tcW w:w="3006" w:type="dxa"/>
             <w:gridSpan w:val="3"/>
             <w:tcBorders>
-              <w:top w:val="single" w:sz="6" w:space="0" w:color="000000"/>
-              <w:left w:val="single" w:sz="6" w:space="0" w:color="000000"/>
-              <w:bottom w:val="single" w:sz="6" w:space="0" w:color="000000"/>
-              <w:right w:val="single" w:sz="6" w:space="0" w:color="000000"/>
+              <w:top w:val="single" w:sz="6" w:space="0" w:color="000000" w:themeColor="text1"/>
+              <w:left w:val="single" w:sz="6" w:space="0" w:color="000000" w:themeColor="text1"/>
+              <w:bottom w:val="single" w:sz="6" w:space="0" w:color="000000" w:themeColor="text1"/>
+              <w:right w:val="single" w:sz="6" w:space="0" w:color="000000" w:themeColor="text1"/>
             </w:tcBorders>
-            <w:shd w:val="clear" w:color="auto" w:fill="D9D9D9"/>
+            <w:shd w:val="clear" w:color="auto" w:fill="D9D9D9" w:themeFill="background1" w:themeFillShade="D9"/>
           </w:tcPr>
           <w:p>
             <w:pPr>
-              <w:spacing w:before="81" w:after="160" w:line="279" w:lineRule="auto"/>
+              <w:pStyle w:val="TableParagraph"/>
+              <w:spacing w:before="81"/>
               <w:ind w:left="79"/>
               <w:rPr>
                 <w:rFonts w:ascii="Cambria" w:eastAsia="Cambria" w:hAnsi="Cambria" w:cs="Cambria"/>
-                <w:color w:val="000000"/>
+                <w:color w:val="000000" w:themeColor="text1"/>
                 <w:sz w:val="20"/>
                 <w:szCs w:val="20"/>
-                <w:lang w:eastAsia="ja-JP"/>
               </w:rPr>
             </w:pPr>
             <w:r>
               <w:rPr>
                 <w:rFonts w:ascii="Cambria" w:eastAsia="Cambria" w:hAnsi="Cambria" w:cs="Cambria"/>
-                <w:color w:val="000000"/>
+                <w:color w:val="000000" w:themeColor="text1"/>
                 <w:sz w:val="20"/>
                 <w:szCs w:val="20"/>
-                <w:lang w:eastAsia="ja-JP"/>
               </w:rPr>
               <w:t>Word count</w:t>
             </w:r>
@@ -1175,21 +1121,79 @@
             <w:tcW w:w="7055" w:type="dxa"/>
             <w:gridSpan w:val="7"/>
             <w:tcBorders>
-              <w:top w:val="single" w:sz="6" w:space="0" w:color="000000"/>
-              <w:left w:val="single" w:sz="6" w:space="0" w:color="000000"/>
-              <w:bottom w:val="single" w:sz="6" w:space="0" w:color="000000"/>
-              <w:right w:val="single" w:sz="6" w:space="0" w:color="000000"/>
+              <w:top w:val="single" w:sz="6" w:space="0" w:color="000000" w:themeColor="text1"/>
+              <w:left w:val="single" w:sz="6" w:space="0" w:color="000000" w:themeColor="text1"/>
+              <w:bottom w:val="single" w:sz="6" w:space="0" w:color="000000" w:themeColor="text1"/>
+              <w:right w:val="single" w:sz="6" w:space="0" w:color="000000" w:themeColor="text1"/>
             </w:tcBorders>
           </w:tcPr>
           <w:p>
             <w:pPr>
-              <w:spacing w:before="78" w:after="160" w:line="279" w:lineRule="auto"/>
+              <w:pStyle w:val="TableParagraph"/>
+              <w:spacing w:before="78"/>
+              <w:ind w:left="78"/>
+            </w:pPr>
+          </w:p>
+        </w:tc>
+      </w:tr>
+      <w:tr>
+        <w:trPr>
+          <w:trHeight w:val="300"/>
+        </w:trPr>
+        <w:tc>
+          <w:tcPr>
+            <w:tcW w:w="3006" w:type="dxa"/>
+            <w:gridSpan w:val="3"/>
+            <w:tcBorders>
+              <w:top w:val="single" w:sz="6" w:space="0" w:color="000000" w:themeColor="text1"/>
+              <w:left w:val="single" w:sz="6" w:space="0" w:color="000000" w:themeColor="text1"/>
+              <w:bottom w:val="single" w:sz="6" w:space="0" w:color="000000" w:themeColor="text1"/>
+              <w:right w:val="single" w:sz="6" w:space="0" w:color="000000" w:themeColor="text1"/>
+            </w:tcBorders>
+            <w:shd w:val="clear" w:color="auto" w:fill="D9D9D9" w:themeFill="background1" w:themeFillShade="D9"/>
+          </w:tcPr>
+          <w:p>
+            <w:pPr>
+              <w:pStyle w:val="TableParagraph"/>
+              <w:spacing w:before="83"/>
+              <w:ind w:left="79"/>
+              <w:rPr>
+                <w:rFonts w:ascii="Cambria" w:eastAsia="Cambria" w:hAnsi="Cambria" w:cs="Cambria"/>
+                <w:color w:val="000000" w:themeColor="text1"/>
+                <w:sz w:val="20"/>
+                <w:szCs w:val="20"/>
+              </w:rPr>
+            </w:pPr>
+            <w:r>
+              <w:rPr>
+                <w:rFonts w:ascii="Cambria" w:eastAsia="Cambria" w:hAnsi="Cambria" w:cs="Cambria"/>
+                <w:color w:val="000000" w:themeColor="text1"/>
+                <w:sz w:val="20"/>
+                <w:szCs w:val="20"/>
+              </w:rPr>
+              <w:t>Due date / Time</w:t>
+            </w:r>
+          </w:p>
+        </w:tc>
+        <w:tc>
+          <w:tcPr>
+            <w:tcW w:w="7055" w:type="dxa"/>
+            <w:gridSpan w:val="7"/>
+            <w:tcBorders>
+              <w:top w:val="single" w:sz="6" w:space="0" w:color="000000" w:themeColor="text1"/>
+              <w:left w:val="single" w:sz="6" w:space="0" w:color="000000" w:themeColor="text1"/>
+              <w:bottom w:val="single" w:sz="6" w:space="0" w:color="000000" w:themeColor="text1"/>
+              <w:right w:val="single" w:sz="6" w:space="0" w:color="000000" w:themeColor="text1"/>
+            </w:tcBorders>
+          </w:tcPr>
+          <w:p>
+            <w:pPr>
+              <w:pStyle w:val="TableParagraph"/>
+              <w:spacing w:before="80"/>
               <w:ind w:left="78"/>
               <w:rPr>
-                <w:rFonts w:ascii="Calibri" w:hAnsi="Calibri"/>
-                <w:sz w:val="22"/>
-                <w:szCs w:val="22"/>
-                <w:lang w:eastAsia="ja-JP"/>
+                <w:rFonts w:ascii="Calibri" w:eastAsia="Calibri" w:hAnsi="Calibri" w:cs="Calibri"/>
+                <w:color w:val="000000" w:themeColor="text1"/>
               </w:rPr>
             </w:pPr>
           </w:p>
@@ -1204,58 +1208,154 @@
             <w:tcW w:w="3006" w:type="dxa"/>
             <w:gridSpan w:val="3"/>
             <w:tcBorders>
-              <w:top w:val="single" w:sz="6" w:space="0" w:color="000000"/>
-              <w:left w:val="single" w:sz="6" w:space="0" w:color="000000"/>
-              <w:bottom w:val="single" w:sz="6" w:space="0" w:color="000000"/>
-              <w:right w:val="single" w:sz="6" w:space="0" w:color="000000"/>
+              <w:top w:val="single" w:sz="6" w:space="0" w:color="000000" w:themeColor="text1"/>
+              <w:left w:val="single" w:sz="6" w:space="0" w:color="000000" w:themeColor="text1"/>
+              <w:bottom w:val="single" w:sz="6" w:space="0" w:color="000000" w:themeColor="text1"/>
+              <w:right w:val="single" w:sz="6" w:space="0" w:color="000000" w:themeColor="text1"/>
             </w:tcBorders>
-            <w:shd w:val="clear" w:color="auto" w:fill="D9D9D9"/>
+            <w:shd w:val="clear" w:color="auto" w:fill="D9D9D9" w:themeFill="background1" w:themeFillShade="D9"/>
           </w:tcPr>
           <w:p>
             <w:pPr>
-              <w:spacing w:before="83" w:after="160" w:line="279" w:lineRule="auto"/>
+              <w:pStyle w:val="TableParagraph"/>
+              <w:spacing w:before="81"/>
               <w:ind w:left="79"/>
               <w:rPr>
                 <w:rFonts w:ascii="Cambria" w:eastAsia="Cambria" w:hAnsi="Cambria" w:cs="Cambria"/>
-                <w:color w:val="000000"/>
+                <w:color w:val="000000" w:themeColor="text1"/>
                 <w:sz w:val="20"/>
                 <w:szCs w:val="20"/>
-                <w:lang w:eastAsia="ja-JP"/>
               </w:rPr>
             </w:pPr>
             <w:r>
               <w:rPr>
                 <w:rFonts w:ascii="Cambria" w:eastAsia="Cambria" w:hAnsi="Cambria" w:cs="Cambria"/>
-                <w:color w:val="000000"/>
+                <w:color w:val="000000" w:themeColor="text1"/>
                 <w:sz w:val="20"/>
                 <w:szCs w:val="20"/>
-                <w:lang w:eastAsia="ja-JP"/>
               </w:rPr>
-              <w:t>Due date / Time</w:t>
+              <w:t>Extension granted?</w:t>
             </w:r>
           </w:p>
         </w:tc>
         <w:tc>
           <w:tcPr>
-            <w:tcW w:w="7055" w:type="dxa"/>
-            <w:gridSpan w:val="7"/>
+            <w:tcW w:w="1000" w:type="dxa"/>
             <w:tcBorders>
-              <w:top w:val="single" w:sz="6" w:space="0" w:color="000000"/>
-              <w:left w:val="single" w:sz="6" w:space="0" w:color="000000"/>
-              <w:bottom w:val="single" w:sz="6" w:space="0" w:color="000000"/>
-              <w:right w:val="single" w:sz="6" w:space="0" w:color="000000"/>
+              <w:top w:val="single" w:sz="6" w:space="0" w:color="000000" w:themeColor="text1"/>
+              <w:left w:val="single" w:sz="6" w:space="0" w:color="000000" w:themeColor="text1"/>
+              <w:bottom w:val="single" w:sz="6" w:space="0" w:color="000000" w:themeColor="text1"/>
+              <w:right w:val="single" w:sz="6" w:space="0" w:color="000000" w:themeColor="text1"/>
             </w:tcBorders>
           </w:tcPr>
           <w:p>
             <w:pPr>
-              <w:spacing w:before="80" w:after="160" w:line="279" w:lineRule="auto"/>
+              <w:pStyle w:val="TableParagraph"/>
+              <w:spacing w:before="81"/>
               <w:ind w:left="78"/>
               <w:rPr>
-                <w:rFonts w:ascii="Calibri" w:eastAsia="Calibri" w:hAnsi="Calibri" w:cs="Calibri"/>
-                <w:color w:val="000000"/>
-                <w:sz w:val="22"/>
-                <w:szCs w:val="22"/>
-                <w:lang w:eastAsia="ja-JP"/>
+                <w:rFonts w:ascii="Cambria" w:eastAsia="Cambria" w:hAnsi="Cambria" w:cs="Cambria"/>
+                <w:color w:val="000000" w:themeColor="text1"/>
+                <w:sz w:val="20"/>
+                <w:szCs w:val="20"/>
+              </w:rPr>
+            </w:pPr>
+            <w:r>
+              <w:rPr>
+                <w:rFonts w:ascii="Cambria" w:eastAsia="Cambria" w:hAnsi="Cambria" w:cs="Cambria"/>
+                <w:color w:val="000000" w:themeColor="text1"/>
+                <w:sz w:val="20"/>
+                <w:szCs w:val="20"/>
+              </w:rPr>
+              <w:t>Yes</w:t>
+            </w:r>
+          </w:p>
+        </w:tc>
+        <w:tc>
+          <w:tcPr>
+            <w:tcW w:w="1000" w:type="dxa"/>
+            <w:tcBorders>
+              <w:top w:val="single" w:sz="6" w:space="0" w:color="000000" w:themeColor="text1"/>
+              <w:left w:val="single" w:sz="6" w:space="0" w:color="000000" w:themeColor="text1"/>
+              <w:bottom w:val="single" w:sz="6" w:space="0" w:color="000000" w:themeColor="text1"/>
+              <w:right w:val="single" w:sz="6" w:space="0" w:color="000000" w:themeColor="text1"/>
+            </w:tcBorders>
+          </w:tcPr>
+          <w:p>
+            <w:pPr>
+              <w:pStyle w:val="TableParagraph"/>
+              <w:spacing w:before="81"/>
+              <w:ind w:left="80"/>
+              <w:rPr>
+                <w:rFonts w:ascii="Cambria" w:eastAsia="Cambria" w:hAnsi="Cambria" w:cs="Cambria"/>
+                <w:color w:val="000000" w:themeColor="text1"/>
+                <w:sz w:val="20"/>
+                <w:szCs w:val="20"/>
+              </w:rPr>
+            </w:pPr>
+            <w:r>
+              <w:rPr>
+                <w:rFonts w:ascii="Cambria" w:eastAsia="Cambria" w:hAnsi="Cambria" w:cs="Cambria"/>
+                <w:color w:val="000000" w:themeColor="text1"/>
+                <w:sz w:val="20"/>
+                <w:szCs w:val="20"/>
+              </w:rPr>
+              <w:t>No</w:t>
+            </w:r>
+          </w:p>
+        </w:tc>
+        <w:tc>
+          <w:tcPr>
+            <w:tcW w:w="3036" w:type="dxa"/>
+            <w:gridSpan w:val="3"/>
+            <w:tcBorders>
+              <w:top w:val="single" w:sz="6" w:space="0" w:color="000000" w:themeColor="text1"/>
+              <w:left w:val="single" w:sz="6" w:space="0" w:color="000000" w:themeColor="text1"/>
+              <w:bottom w:val="single" w:sz="6" w:space="0" w:color="000000" w:themeColor="text1"/>
+              <w:right w:val="single" w:sz="6" w:space="0" w:color="000000" w:themeColor="text1"/>
+            </w:tcBorders>
+            <w:shd w:val="clear" w:color="auto" w:fill="D9D9D9" w:themeFill="background1" w:themeFillShade="D9"/>
+          </w:tcPr>
+          <w:p>
+            <w:pPr>
+              <w:pStyle w:val="TableParagraph"/>
+              <w:spacing w:before="81"/>
+              <w:ind w:left="77"/>
+              <w:rPr>
+                <w:rFonts w:ascii="Cambria" w:eastAsia="Cambria" w:hAnsi="Cambria" w:cs="Cambria"/>
+                <w:color w:val="000000" w:themeColor="text1"/>
+                <w:sz w:val="20"/>
+                <w:szCs w:val="20"/>
+              </w:rPr>
+            </w:pPr>
+            <w:r>
+              <w:rPr>
+                <w:rFonts w:ascii="Cambria" w:eastAsia="Cambria" w:hAnsi="Cambria" w:cs="Cambria"/>
+                <w:color w:val="000000" w:themeColor="text1"/>
+                <w:sz w:val="20"/>
+                <w:szCs w:val="20"/>
+              </w:rPr>
+              <w:t>Extension Date</w:t>
+            </w:r>
+          </w:p>
+        </w:tc>
+        <w:tc>
+          <w:tcPr>
+            <w:tcW w:w="2019" w:type="dxa"/>
+            <w:gridSpan w:val="2"/>
+            <w:tcBorders>
+              <w:top w:val="single" w:sz="6" w:space="0" w:color="000000" w:themeColor="text1"/>
+              <w:left w:val="single" w:sz="6" w:space="0" w:color="000000" w:themeColor="text1"/>
+              <w:bottom w:val="single" w:sz="6" w:space="0" w:color="000000" w:themeColor="text1"/>
+              <w:right w:val="single" w:sz="6" w:space="0" w:color="000000" w:themeColor="text1"/>
+            </w:tcBorders>
+          </w:tcPr>
+          <w:p>
+            <w:pPr>
+              <w:rPr>
+                <w:color w:val="000000" w:themeColor="text1"/>
+                <w:sz w:val="20"/>
+                <w:szCs w:val="20"/>
               </w:rPr>
             </w:pPr>
           </w:p>
@@ -1270,34 +1370,33 @@
             <w:tcW w:w="3006" w:type="dxa"/>
             <w:gridSpan w:val="3"/>
             <w:tcBorders>
-              <w:top w:val="single" w:sz="6" w:space="0" w:color="000000"/>
-              <w:left w:val="single" w:sz="6" w:space="0" w:color="000000"/>
-              <w:bottom w:val="single" w:sz="6" w:space="0" w:color="000000"/>
-              <w:right w:val="single" w:sz="6" w:space="0" w:color="000000"/>
+              <w:top w:val="single" w:sz="6" w:space="0" w:color="000000" w:themeColor="text1"/>
+              <w:left w:val="single" w:sz="6" w:space="0" w:color="000000" w:themeColor="text1"/>
+              <w:bottom w:val="single" w:sz="6" w:space="0" w:color="000000" w:themeColor="text1"/>
+              <w:right w:val="single" w:sz="6" w:space="0" w:color="000000" w:themeColor="text1"/>
             </w:tcBorders>
-            <w:shd w:val="clear" w:color="auto" w:fill="D9D9D9"/>
+            <w:shd w:val="clear" w:color="auto" w:fill="D9D9D9" w:themeFill="background1" w:themeFillShade="D9"/>
           </w:tcPr>
           <w:p>
             <w:pPr>
-              <w:spacing w:before="81" w:after="160" w:line="279" w:lineRule="auto"/>
+              <w:pStyle w:val="TableParagraph"/>
+              <w:spacing w:before="81"/>
               <w:ind w:left="79"/>
               <w:rPr>
                 <w:rFonts w:ascii="Cambria" w:eastAsia="Cambria" w:hAnsi="Cambria" w:cs="Cambria"/>
-                <w:color w:val="000000"/>
+                <w:color w:val="000000" w:themeColor="text1"/>
                 <w:sz w:val="20"/>
                 <w:szCs w:val="20"/>
-                <w:lang w:eastAsia="ja-JP"/>
               </w:rPr>
             </w:pPr>
             <w:r>
               <w:rPr>
                 <w:rFonts w:ascii="Cambria" w:eastAsia="Cambria" w:hAnsi="Cambria" w:cs="Cambria"/>
-                <w:color w:val="000000"/>
+                <w:color w:val="000000" w:themeColor="text1"/>
                 <w:sz w:val="20"/>
                 <w:szCs w:val="20"/>
-                <w:lang w:eastAsia="ja-JP"/>
               </w:rPr>
-              <w:t>Extension granted?</w:t>
+              <w:t>Is this a resubmission?</w:t>
             </w:r>
           </w:p>
         </w:tc>
@@ -1305,31 +1404,30 @@
           <w:tcPr>
             <w:tcW w:w="1000" w:type="dxa"/>
             <w:tcBorders>
-              <w:top w:val="single" w:sz="6" w:space="0" w:color="000000"/>
-              <w:left w:val="single" w:sz="6" w:space="0" w:color="000000"/>
-              <w:bottom w:val="single" w:sz="6" w:space="0" w:color="000000"/>
-              <w:right w:val="single" w:sz="6" w:space="0" w:color="000000"/>
+              <w:top w:val="single" w:sz="6" w:space="0" w:color="000000" w:themeColor="text1"/>
+              <w:left w:val="single" w:sz="6" w:space="0" w:color="000000" w:themeColor="text1"/>
+              <w:bottom w:val="single" w:sz="6" w:space="0" w:color="000000" w:themeColor="text1"/>
+              <w:right w:val="single" w:sz="6" w:space="0" w:color="000000" w:themeColor="text1"/>
             </w:tcBorders>
           </w:tcPr>
           <w:p>
             <w:pPr>
-              <w:spacing w:before="81" w:after="160" w:line="279" w:lineRule="auto"/>
+              <w:pStyle w:val="TableParagraph"/>
+              <w:spacing w:before="81"/>
               <w:ind w:left="78"/>
               <w:rPr>
                 <w:rFonts w:ascii="Cambria" w:eastAsia="Cambria" w:hAnsi="Cambria" w:cs="Cambria"/>
-                <w:color w:val="000000"/>
+                <w:color w:val="000000" w:themeColor="text1"/>
                 <w:sz w:val="20"/>
                 <w:szCs w:val="20"/>
-                <w:lang w:eastAsia="ja-JP"/>
               </w:rPr>
             </w:pPr>
             <w:r>
               <w:rPr>
                 <w:rFonts w:ascii="Cambria" w:eastAsia="Cambria" w:hAnsi="Cambria" w:cs="Cambria"/>
-                <w:color w:val="000000"/>
+                <w:color w:val="000000" w:themeColor="text1"/>
                 <w:sz w:val="20"/>
                 <w:szCs w:val="20"/>
-                <w:lang w:eastAsia="ja-JP"/>
               </w:rPr>
               <w:t>Yes</w:t>
             </w:r>
@@ -1339,31 +1437,30 @@
           <w:tcPr>
             <w:tcW w:w="1000" w:type="dxa"/>
             <w:tcBorders>
-              <w:top w:val="single" w:sz="6" w:space="0" w:color="000000"/>
-              <w:left w:val="single" w:sz="6" w:space="0" w:color="000000"/>
-              <w:bottom w:val="single" w:sz="6" w:space="0" w:color="000000"/>
-              <w:right w:val="single" w:sz="6" w:space="0" w:color="000000"/>
+              <w:top w:val="single" w:sz="6" w:space="0" w:color="000000" w:themeColor="text1"/>
+              <w:left w:val="single" w:sz="6" w:space="0" w:color="000000" w:themeColor="text1"/>
+              <w:bottom w:val="single" w:sz="6" w:space="0" w:color="000000" w:themeColor="text1"/>
+              <w:right w:val="single" w:sz="6" w:space="0" w:color="000000" w:themeColor="text1"/>
             </w:tcBorders>
           </w:tcPr>
           <w:p>
             <w:pPr>
-              <w:spacing w:before="81" w:after="160" w:line="279" w:lineRule="auto"/>
+              <w:pStyle w:val="TableParagraph"/>
+              <w:spacing w:before="81"/>
               <w:ind w:left="80"/>
               <w:rPr>
                 <w:rFonts w:ascii="Cambria" w:eastAsia="Cambria" w:hAnsi="Cambria" w:cs="Cambria"/>
-                <w:color w:val="000000"/>
+                <w:color w:val="000000" w:themeColor="text1"/>
                 <w:sz w:val="20"/>
                 <w:szCs w:val="20"/>
-                <w:lang w:eastAsia="ja-JP"/>
               </w:rPr>
             </w:pPr>
             <w:r>
               <w:rPr>
                 <w:rFonts w:ascii="Cambria" w:eastAsia="Cambria" w:hAnsi="Cambria" w:cs="Cambria"/>
-                <w:color w:val="000000"/>
+                <w:color w:val="000000" w:themeColor="text1"/>
                 <w:sz w:val="20"/>
                 <w:szCs w:val="20"/>
-                <w:lang w:eastAsia="ja-JP"/>
               </w:rPr>
               <w:t>No</w:t>
             </w:r>
@@ -1374,200 +1471,31 @@
             <w:tcW w:w="3036" w:type="dxa"/>
             <w:gridSpan w:val="3"/>
             <w:tcBorders>
-              <w:top w:val="single" w:sz="6" w:space="0" w:color="000000"/>
-              <w:left w:val="single" w:sz="6" w:space="0" w:color="000000"/>
-              <w:bottom w:val="single" w:sz="6" w:space="0" w:color="000000"/>
-              <w:right w:val="single" w:sz="6" w:space="0" w:color="000000"/>
+              <w:top w:val="single" w:sz="6" w:space="0" w:color="000000" w:themeColor="text1"/>
+              <w:left w:val="single" w:sz="6" w:space="0" w:color="000000" w:themeColor="text1"/>
+              <w:bottom w:val="single" w:sz="6" w:space="0" w:color="000000" w:themeColor="text1"/>
+              <w:right w:val="single" w:sz="6" w:space="0" w:color="000000" w:themeColor="text1"/>
             </w:tcBorders>
-            <w:shd w:val="clear" w:color="auto" w:fill="D9D9D9"/>
+            <w:shd w:val="clear" w:color="auto" w:fill="D9D9D9" w:themeFill="background1" w:themeFillShade="D9"/>
           </w:tcPr>
           <w:p>
             <w:pPr>
-              <w:spacing w:before="81" w:after="160" w:line="279" w:lineRule="auto"/>
+              <w:pStyle w:val="TableParagraph"/>
+              <w:spacing w:before="81"/>
               <w:ind w:left="77"/>
               <w:rPr>
                 <w:rFonts w:ascii="Cambria" w:eastAsia="Cambria" w:hAnsi="Cambria" w:cs="Cambria"/>
-                <w:color w:val="000000"/>
+                <w:color w:val="000000" w:themeColor="text1"/>
                 <w:sz w:val="20"/>
                 <w:szCs w:val="20"/>
-                <w:lang w:eastAsia="ja-JP"/>
               </w:rPr>
             </w:pPr>
             <w:r>
               <w:rPr>
                 <w:rFonts w:ascii="Cambria" w:eastAsia="Cambria" w:hAnsi="Cambria" w:cs="Cambria"/>
-                <w:color w:val="000000"/>
+                <w:color w:val="000000" w:themeColor="text1"/>
                 <w:sz w:val="20"/>
                 <w:szCs w:val="20"/>
-                <w:lang w:eastAsia="ja-JP"/>
-              </w:rPr>
-              <w:t>Extension Date</w:t>
-            </w:r>
-          </w:p>
-        </w:tc>
-        <w:tc>
-          <w:tcPr>
-            <w:tcW w:w="2019" w:type="dxa"/>
-            <w:gridSpan w:val="2"/>
-            <w:tcBorders>
-              <w:top w:val="single" w:sz="6" w:space="0" w:color="000000"/>
-              <w:left w:val="single" w:sz="6" w:space="0" w:color="000000"/>
-              <w:bottom w:val="single" w:sz="6" w:space="0" w:color="000000"/>
-              <w:right w:val="single" w:sz="6" w:space="0" w:color="000000"/>
-            </w:tcBorders>
-          </w:tcPr>
-          <w:p>
-            <w:pPr>
-              <w:spacing w:after="160" w:line="279" w:lineRule="auto"/>
-              <w:rPr>
-                <w:color w:val="000000"/>
-                <w:sz w:val="20"/>
-                <w:szCs w:val="20"/>
-                <w:lang w:eastAsia="ja-JP"/>
-              </w:rPr>
-            </w:pPr>
-          </w:p>
-        </w:tc>
-      </w:tr>
-      <w:tr>
-        <w:trPr>
-          <w:trHeight w:val="300"/>
-        </w:trPr>
-        <w:tc>
-          <w:tcPr>
-            <w:tcW w:w="3006" w:type="dxa"/>
-            <w:gridSpan w:val="3"/>
-            <w:tcBorders>
-              <w:top w:val="single" w:sz="6" w:space="0" w:color="000000"/>
-              <w:left w:val="single" w:sz="6" w:space="0" w:color="000000"/>
-              <w:bottom w:val="single" w:sz="6" w:space="0" w:color="000000"/>
-              <w:right w:val="single" w:sz="6" w:space="0" w:color="000000"/>
-            </w:tcBorders>
-            <w:shd w:val="clear" w:color="auto" w:fill="D9D9D9"/>
-          </w:tcPr>
-          <w:p>
-            <w:pPr>
-              <w:spacing w:before="81" w:after="160" w:line="279" w:lineRule="auto"/>
-              <w:ind w:left="79"/>
-              <w:rPr>
-                <w:rFonts w:ascii="Cambria" w:eastAsia="Cambria" w:hAnsi="Cambria" w:cs="Cambria"/>
-                <w:color w:val="000000"/>
-                <w:sz w:val="20"/>
-                <w:szCs w:val="20"/>
-                <w:lang w:eastAsia="ja-JP"/>
-              </w:rPr>
-            </w:pPr>
-            <w:r>
-              <w:rPr>
-                <w:rFonts w:ascii="Cambria" w:eastAsia="Cambria" w:hAnsi="Cambria" w:cs="Cambria"/>
-                <w:color w:val="000000"/>
-                <w:sz w:val="20"/>
-                <w:szCs w:val="20"/>
-                <w:lang w:eastAsia="ja-JP"/>
-              </w:rPr>
-              <w:t>Is this a resubmission?</w:t>
-            </w:r>
-          </w:p>
-        </w:tc>
-        <w:tc>
-          <w:tcPr>
-            <w:tcW w:w="1000" w:type="dxa"/>
-            <w:tcBorders>
-              <w:top w:val="single" w:sz="6" w:space="0" w:color="000000"/>
-              <w:left w:val="single" w:sz="6" w:space="0" w:color="000000"/>
-              <w:bottom w:val="single" w:sz="6" w:space="0" w:color="000000"/>
-              <w:right w:val="single" w:sz="6" w:space="0" w:color="000000"/>
-            </w:tcBorders>
-          </w:tcPr>
-          <w:p>
-            <w:pPr>
-              <w:spacing w:before="81" w:after="160" w:line="279" w:lineRule="auto"/>
-              <w:ind w:left="78"/>
-              <w:rPr>
-                <w:rFonts w:ascii="Cambria" w:eastAsia="Cambria" w:hAnsi="Cambria" w:cs="Cambria"/>
-                <w:color w:val="000000"/>
-                <w:sz w:val="20"/>
-                <w:szCs w:val="20"/>
-                <w:lang w:eastAsia="ja-JP"/>
-              </w:rPr>
-            </w:pPr>
-            <w:r>
-              <w:rPr>
-                <w:rFonts w:ascii="Cambria" w:eastAsia="Cambria" w:hAnsi="Cambria" w:cs="Cambria"/>
-                <w:color w:val="000000"/>
-                <w:sz w:val="20"/>
-                <w:szCs w:val="20"/>
-                <w:lang w:eastAsia="ja-JP"/>
-              </w:rPr>
-              <w:t>Yes</w:t>
-            </w:r>
-          </w:p>
-        </w:tc>
-        <w:tc>
-          <w:tcPr>
-            <w:tcW w:w="1000" w:type="dxa"/>
-            <w:tcBorders>
-              <w:top w:val="single" w:sz="6" w:space="0" w:color="000000"/>
-              <w:left w:val="single" w:sz="6" w:space="0" w:color="000000"/>
-              <w:bottom w:val="single" w:sz="6" w:space="0" w:color="000000"/>
-              <w:right w:val="single" w:sz="6" w:space="0" w:color="000000"/>
-            </w:tcBorders>
-          </w:tcPr>
-          <w:p>
-            <w:pPr>
-              <w:spacing w:before="81" w:after="160" w:line="279" w:lineRule="auto"/>
-              <w:ind w:left="80"/>
-              <w:rPr>
-                <w:rFonts w:ascii="Cambria" w:eastAsia="Cambria" w:hAnsi="Cambria" w:cs="Cambria"/>
-                <w:color w:val="000000"/>
-                <w:sz w:val="20"/>
-                <w:szCs w:val="20"/>
-                <w:lang w:eastAsia="ja-JP"/>
-              </w:rPr>
-            </w:pPr>
-            <w:r>
-              <w:rPr>
-                <w:rFonts w:ascii="Cambria" w:eastAsia="Cambria" w:hAnsi="Cambria" w:cs="Cambria"/>
-                <w:color w:val="000000"/>
-                <w:sz w:val="20"/>
-                <w:szCs w:val="20"/>
-                <w:lang w:eastAsia="ja-JP"/>
-              </w:rPr>
-              <w:t>No</w:t>
-            </w:r>
-          </w:p>
-        </w:tc>
-        <w:tc>
-          <w:tcPr>
-            <w:tcW w:w="3036" w:type="dxa"/>
-            <w:gridSpan w:val="3"/>
-            <w:tcBorders>
-              <w:top w:val="single" w:sz="6" w:space="0" w:color="000000"/>
-              <w:left w:val="single" w:sz="6" w:space="0" w:color="000000"/>
-              <w:bottom w:val="single" w:sz="6" w:space="0" w:color="000000"/>
-              <w:right w:val="single" w:sz="6" w:space="0" w:color="000000"/>
-            </w:tcBorders>
-            <w:shd w:val="clear" w:color="auto" w:fill="D9D9D9"/>
-          </w:tcPr>
-          <w:p>
-            <w:pPr>
-              <w:spacing w:before="81" w:after="160" w:line="279" w:lineRule="auto"/>
-              <w:ind w:left="77"/>
-              <w:rPr>
-                <w:rFonts w:ascii="Cambria" w:eastAsia="Cambria" w:hAnsi="Cambria" w:cs="Cambria"/>
-                <w:color w:val="000000"/>
-                <w:sz w:val="20"/>
-                <w:szCs w:val="20"/>
-                <w:lang w:eastAsia="ja-JP"/>
-              </w:rPr>
-            </w:pPr>
-            <w:r>
-              <w:rPr>
-                <w:rFonts w:ascii="Cambria" w:eastAsia="Cambria" w:hAnsi="Cambria" w:cs="Cambria"/>
-                <w:color w:val="000000"/>
-                <w:sz w:val="20"/>
-                <w:szCs w:val="20"/>
-                <w:lang w:eastAsia="ja-JP"/>
               </w:rPr>
               <w:t>Resubmission Date</w:t>
             </w:r>
@@ -1578,20 +1506,18 @@
             <w:tcW w:w="2019" w:type="dxa"/>
             <w:gridSpan w:val="2"/>
             <w:tcBorders>
-              <w:top w:val="single" w:sz="6" w:space="0" w:color="000000"/>
-              <w:left w:val="single" w:sz="6" w:space="0" w:color="000000"/>
-              <w:bottom w:val="single" w:sz="6" w:space="0" w:color="000000"/>
-              <w:right w:val="single" w:sz="6" w:space="0" w:color="000000"/>
+              <w:top w:val="single" w:sz="6" w:space="0" w:color="000000" w:themeColor="text1"/>
+              <w:left w:val="single" w:sz="6" w:space="0" w:color="000000" w:themeColor="text1"/>
+              <w:bottom w:val="single" w:sz="6" w:space="0" w:color="000000" w:themeColor="text1"/>
+              <w:right w:val="single" w:sz="6" w:space="0" w:color="000000" w:themeColor="text1"/>
             </w:tcBorders>
           </w:tcPr>
           <w:p>
             <w:pPr>
-              <w:spacing w:after="160" w:line="279" w:lineRule="auto"/>
               <w:rPr>
-                <w:color w:val="000000"/>
+                <w:color w:val="000000" w:themeColor="text1"/>
                 <w:sz w:val="20"/>
                 <w:szCs w:val="20"/>
-                <w:lang w:eastAsia="ja-JP"/>
               </w:rPr>
             </w:pPr>
           </w:p>
@@ -1606,23 +1532,23 @@
             <w:tcW w:w="10061" w:type="dxa"/>
             <w:gridSpan w:val="10"/>
             <w:tcBorders>
-              <w:top w:val="single" w:sz="6" w:space="0" w:color="000000"/>
+              <w:top w:val="single" w:sz="6" w:space="0" w:color="000000" w:themeColor="text1"/>
               <w:left w:val="nil"/>
               <w:bottom w:val="nil"/>
               <w:right w:val="nil"/>
             </w:tcBorders>
-            <w:shd w:val="clear" w:color="auto" w:fill="000000"/>
+            <w:shd w:val="clear" w:color="auto" w:fill="000000" w:themeFill="text1"/>
           </w:tcPr>
           <w:p>
             <w:pPr>
-              <w:spacing w:before="81" w:after="160" w:line="279" w:lineRule="auto"/>
+              <w:pStyle w:val="TableParagraph"/>
+              <w:spacing w:before="81"/>
               <w:ind w:left="84"/>
               <w:rPr>
                 <w:rFonts w:ascii="Cambria" w:eastAsia="Cambria" w:hAnsi="Cambria" w:cs="Cambria"/>
-                <w:color w:val="FFFFFF"/>
+                <w:color w:val="FFFFFF" w:themeColor="background1"/>
                 <w:sz w:val="20"/>
                 <w:szCs w:val="20"/>
-                <w:lang w:eastAsia="ja-JP"/>
               </w:rPr>
             </w:pPr>
             <w:r>
@@ -1630,10 +1556,9 @@
                 <w:rFonts w:ascii="Cambria" w:eastAsia="Cambria" w:hAnsi="Cambria" w:cs="Cambria"/>
                 <w:b/>
                 <w:bCs/>
-                <w:color w:val="FFFFFF"/>
+                <w:color w:val="FFFFFF" w:themeColor="background1"/>
                 <w:sz w:val="20"/>
                 <w:szCs w:val="20"/>
-                <w:lang w:eastAsia="ja-JP"/>
               </w:rPr>
               <w:t>Declaration</w:t>
             </w:r>
@@ -1650,50 +1575,47 @@
             <w:gridSpan w:val="10"/>
             <w:tcBorders>
               <w:top w:val="nil"/>
-              <w:left w:val="single" w:sz="6" w:space="0" w:color="000000"/>
-              <w:bottom w:val="single" w:sz="6" w:space="0" w:color="000000"/>
-              <w:right w:val="single" w:sz="6" w:space="0" w:color="000000"/>
+              <w:left w:val="single" w:sz="6" w:space="0" w:color="000000" w:themeColor="text1"/>
+              <w:bottom w:val="single" w:sz="6" w:space="0" w:color="000000" w:themeColor="text1"/>
+              <w:right w:val="single" w:sz="6" w:space="0" w:color="000000" w:themeColor="text1"/>
             </w:tcBorders>
           </w:tcPr>
           <w:p>
             <w:pPr>
-              <w:spacing w:before="81" w:after="160" w:line="254" w:lineRule="auto"/>
+              <w:pStyle w:val="TableParagraph"/>
+              <w:spacing w:before="81" w:line="254" w:lineRule="auto"/>
               <w:ind w:left="79" w:right="120"/>
               <w:rPr>
                 <w:rFonts w:ascii="Cambria" w:eastAsia="Cambria" w:hAnsi="Cambria" w:cs="Cambria"/>
-                <w:color w:val="000000"/>
+                <w:color w:val="000000" w:themeColor="text1"/>
                 <w:sz w:val="20"/>
                 <w:szCs w:val="20"/>
-                <w:lang w:eastAsia="ja-JP"/>
               </w:rPr>
             </w:pPr>
             <w:r>
               <w:rPr>
                 <w:rFonts w:ascii="Cambria" w:eastAsia="Cambria" w:hAnsi="Cambria" w:cs="Cambria"/>
-                <w:color w:val="000000"/>
+                <w:color w:val="000000" w:themeColor="text1"/>
                 <w:sz w:val="20"/>
                 <w:szCs w:val="20"/>
-                <w:lang w:eastAsia="ja-JP"/>
               </w:rPr>
               <w:t>I certify that the attached material is my original work. No other person</w:t>
             </w:r>
             <w:r>
               <w:rPr>
                 <w:rFonts w:ascii="Trebuchet MS" w:eastAsia="Trebuchet MS" w:hAnsi="Trebuchet MS" w:cs="Trebuchet MS"/>
-                <w:color w:val="000000"/>
+                <w:color w:val="000000" w:themeColor="text1"/>
                 <w:sz w:val="20"/>
                 <w:szCs w:val="20"/>
-                <w:lang w:eastAsia="ja-JP"/>
               </w:rPr>
               <w:t>’</w:t>
             </w:r>
             <w:r>
               <w:rPr>
                 <w:rFonts w:ascii="Cambria" w:eastAsia="Cambria" w:hAnsi="Cambria" w:cs="Cambria"/>
-                <w:color w:val="000000"/>
+                <w:color w:val="000000" w:themeColor="text1"/>
                 <w:sz w:val="20"/>
                 <w:szCs w:val="20"/>
-                <w:lang w:eastAsia="ja-JP"/>
               </w:rPr>
               <w:t>s work or ideas have been used without acknowledgement. Except where I have clearly stated that I have used some of this material elsewhere, I have not presented it for examination/assessment in any other course or unit at this or any other institution</w:t>
             </w:r>
@@ -1709,32 +1631,31 @@
             <w:tcW w:w="3006" w:type="dxa"/>
             <w:gridSpan w:val="3"/>
             <w:tcBorders>
-              <w:top w:val="single" w:sz="6" w:space="0" w:color="000000"/>
-              <w:left w:val="single" w:sz="6" w:space="0" w:color="000000"/>
-              <w:bottom w:val="single" w:sz="6" w:space="0" w:color="000000"/>
-              <w:right w:val="single" w:sz="6" w:space="0" w:color="000000"/>
+              <w:top w:val="single" w:sz="6" w:space="0" w:color="000000" w:themeColor="text1"/>
+              <w:left w:val="single" w:sz="6" w:space="0" w:color="000000" w:themeColor="text1"/>
+              <w:bottom w:val="single" w:sz="6" w:space="0" w:color="000000" w:themeColor="text1"/>
+              <w:right w:val="single" w:sz="6" w:space="0" w:color="000000" w:themeColor="text1"/>
             </w:tcBorders>
-            <w:shd w:val="clear" w:color="auto" w:fill="D9D9D9"/>
+            <w:shd w:val="clear" w:color="auto" w:fill="D9D9D9" w:themeFill="background1" w:themeFillShade="D9"/>
           </w:tcPr>
           <w:p>
             <w:pPr>
-              <w:spacing w:before="81" w:after="160" w:line="279" w:lineRule="auto"/>
+              <w:pStyle w:val="TableParagraph"/>
+              <w:spacing w:before="81"/>
               <w:ind w:left="79"/>
               <w:rPr>
                 <w:rFonts w:ascii="Cambria" w:eastAsia="Cambria" w:hAnsi="Cambria" w:cs="Cambria"/>
-                <w:color w:val="000000"/>
+                <w:color w:val="000000" w:themeColor="text1"/>
                 <w:sz w:val="20"/>
                 <w:szCs w:val="20"/>
-                <w:lang w:eastAsia="ja-JP"/>
               </w:rPr>
             </w:pPr>
             <w:r>
               <w:rPr>
                 <w:rFonts w:ascii="Cambria" w:eastAsia="Cambria" w:hAnsi="Cambria" w:cs="Cambria"/>
-                <w:color w:val="000000"/>
+                <w:color w:val="000000" w:themeColor="text1"/>
                 <w:sz w:val="20"/>
                 <w:szCs w:val="20"/>
-                <w:lang w:eastAsia="ja-JP"/>
               </w:rPr>
               <w:t>Name/Signature</w:t>
             </w:r>
@@ -1745,20 +1666,18 @@
             <w:tcW w:w="3024" w:type="dxa"/>
             <w:gridSpan w:val="3"/>
             <w:tcBorders>
-              <w:top w:val="single" w:sz="6" w:space="0" w:color="000000"/>
-              <w:left w:val="single" w:sz="6" w:space="0" w:color="000000"/>
-              <w:bottom w:val="single" w:sz="6" w:space="0" w:color="000000"/>
-              <w:right w:val="single" w:sz="6" w:space="0" w:color="000000"/>
+              <w:top w:val="single" w:sz="6" w:space="0" w:color="000000" w:themeColor="text1"/>
+              <w:left w:val="single" w:sz="6" w:space="0" w:color="000000" w:themeColor="text1"/>
+              <w:bottom w:val="single" w:sz="6" w:space="0" w:color="000000" w:themeColor="text1"/>
+              <w:right w:val="single" w:sz="6" w:space="0" w:color="000000" w:themeColor="text1"/>
             </w:tcBorders>
           </w:tcPr>
           <w:p>
             <w:pPr>
-              <w:spacing w:after="160" w:line="279" w:lineRule="auto"/>
               <w:rPr>
-                <w:color w:val="000000"/>
+                <w:color w:val="000000" w:themeColor="text1"/>
                 <w:sz w:val="20"/>
                 <w:szCs w:val="20"/>
-                <w:lang w:eastAsia="ja-JP"/>
               </w:rPr>
             </w:pPr>
           </w:p>
@@ -1768,32 +1687,31 @@
             <w:tcW w:w="2012" w:type="dxa"/>
             <w:gridSpan w:val="2"/>
             <w:tcBorders>
-              <w:top w:val="single" w:sz="6" w:space="0" w:color="000000"/>
-              <w:left w:val="single" w:sz="6" w:space="0" w:color="000000"/>
-              <w:bottom w:val="single" w:sz="6" w:space="0" w:color="000000"/>
-              <w:right w:val="single" w:sz="6" w:space="0" w:color="000000"/>
+              <w:top w:val="single" w:sz="6" w:space="0" w:color="000000" w:themeColor="text1"/>
+              <w:left w:val="single" w:sz="6" w:space="0" w:color="000000" w:themeColor="text1"/>
+              <w:bottom w:val="single" w:sz="6" w:space="0" w:color="000000" w:themeColor="text1"/>
+              <w:right w:val="single" w:sz="6" w:space="0" w:color="000000" w:themeColor="text1"/>
             </w:tcBorders>
-            <w:shd w:val="clear" w:color="auto" w:fill="D9D9D9"/>
+            <w:shd w:val="clear" w:color="auto" w:fill="D9D9D9" w:themeFill="background1" w:themeFillShade="D9"/>
           </w:tcPr>
           <w:p>
             <w:pPr>
-              <w:spacing w:before="81" w:after="160" w:line="279" w:lineRule="auto"/>
+              <w:pStyle w:val="TableParagraph"/>
+              <w:spacing w:before="81"/>
               <w:ind w:left="79"/>
               <w:rPr>
                 <w:rFonts w:ascii="Cambria" w:eastAsia="Cambria" w:hAnsi="Cambria" w:cs="Cambria"/>
-                <w:color w:val="000000"/>
+                <w:color w:val="000000" w:themeColor="text1"/>
                 <w:sz w:val="20"/>
                 <w:szCs w:val="20"/>
-                <w:lang w:eastAsia="ja-JP"/>
               </w:rPr>
             </w:pPr>
             <w:r>
               <w:rPr>
                 <w:rFonts w:ascii="Cambria" w:eastAsia="Cambria" w:hAnsi="Cambria" w:cs="Cambria"/>
-                <w:color w:val="000000"/>
+                <w:color w:val="000000" w:themeColor="text1"/>
                 <w:sz w:val="20"/>
                 <w:szCs w:val="20"/>
-                <w:lang w:eastAsia="ja-JP"/>
               </w:rPr>
               <w:t>Date</w:t>
             </w:r>
@@ -1804,20 +1722,18 @@
             <w:tcW w:w="2019" w:type="dxa"/>
             <w:gridSpan w:val="2"/>
             <w:tcBorders>
-              <w:top w:val="single" w:sz="6" w:space="0" w:color="000000"/>
-              <w:left w:val="single" w:sz="6" w:space="0" w:color="000000"/>
-              <w:bottom w:val="single" w:sz="6" w:space="0" w:color="000000"/>
-              <w:right w:val="single" w:sz="6" w:space="0" w:color="000000"/>
+              <w:top w:val="single" w:sz="6" w:space="0" w:color="000000" w:themeColor="text1"/>
+              <w:left w:val="single" w:sz="6" w:space="0" w:color="000000" w:themeColor="text1"/>
+              <w:bottom w:val="single" w:sz="6" w:space="0" w:color="000000" w:themeColor="text1"/>
+              <w:right w:val="single" w:sz="6" w:space="0" w:color="000000" w:themeColor="text1"/>
             </w:tcBorders>
           </w:tcPr>
           <w:p>
             <w:pPr>
-              <w:spacing w:after="160" w:line="279" w:lineRule="auto"/>
               <w:rPr>
-                <w:color w:val="000000"/>
+                <w:color w:val="000000" w:themeColor="text1"/>
                 <w:sz w:val="20"/>
                 <w:szCs w:val="20"/>
-                <w:lang w:eastAsia="ja-JP"/>
               </w:rPr>
             </w:pPr>
           </w:p>
@@ -1832,23 +1748,23 @@
             <w:tcW w:w="10061" w:type="dxa"/>
             <w:gridSpan w:val="10"/>
             <w:tcBorders>
-              <w:top w:val="single" w:sz="6" w:space="0" w:color="000000"/>
+              <w:top w:val="single" w:sz="6" w:space="0" w:color="000000" w:themeColor="text1"/>
               <w:left w:val="nil"/>
               <w:bottom w:val="nil"/>
               <w:right w:val="nil"/>
             </w:tcBorders>
-            <w:shd w:val="clear" w:color="auto" w:fill="000000"/>
+            <w:shd w:val="clear" w:color="auto" w:fill="000000" w:themeFill="text1"/>
           </w:tcPr>
           <w:p>
             <w:pPr>
-              <w:spacing w:before="84" w:after="160" w:line="279" w:lineRule="auto"/>
+              <w:pStyle w:val="TableParagraph"/>
+              <w:spacing w:before="84"/>
               <w:ind w:left="84"/>
               <w:rPr>
                 <w:rFonts w:ascii="Cambria" w:eastAsia="Cambria" w:hAnsi="Cambria" w:cs="Cambria"/>
-                <w:color w:val="FFFFFF"/>
+                <w:color w:val="FFFFFF" w:themeColor="background1"/>
                 <w:sz w:val="20"/>
                 <w:szCs w:val="20"/>
-                <w:lang w:eastAsia="ja-JP"/>
               </w:rPr>
             </w:pPr>
             <w:r>
@@ -1856,10 +1772,9 @@
                 <w:rFonts w:ascii="Cambria" w:eastAsia="Cambria" w:hAnsi="Cambria" w:cs="Cambria"/>
                 <w:b/>
                 <w:bCs/>
-                <w:color w:val="FFFFFF"/>
+                <w:color w:val="FFFFFF" w:themeColor="background1"/>
                 <w:sz w:val="20"/>
                 <w:szCs w:val="20"/>
-                <w:lang w:eastAsia="ja-JP"/>
               </w:rPr>
               <w:t>Submission</w:t>
             </w:r>
@@ -1875,32 +1790,31 @@
             <w:tcW w:w="3006" w:type="dxa"/>
             <w:gridSpan w:val="3"/>
             <w:tcBorders>
-              <w:top w:val="single" w:sz="6" w:space="0" w:color="000000"/>
-              <w:left w:val="single" w:sz="6" w:space="0" w:color="000000"/>
-              <w:bottom w:val="single" w:sz="6" w:space="0" w:color="000000"/>
-              <w:right w:val="single" w:sz="6" w:space="0" w:color="000000"/>
+              <w:top w:val="single" w:sz="6" w:space="0" w:color="000000" w:themeColor="text1"/>
+              <w:left w:val="single" w:sz="6" w:space="0" w:color="000000" w:themeColor="text1"/>
+              <w:bottom w:val="single" w:sz="6" w:space="0" w:color="000000" w:themeColor="text1"/>
+              <w:right w:val="single" w:sz="6" w:space="0" w:color="000000" w:themeColor="text1"/>
             </w:tcBorders>
-            <w:shd w:val="clear" w:color="auto" w:fill="D9D9D9"/>
+            <w:shd w:val="clear" w:color="auto" w:fill="D9D9D9" w:themeFill="background1" w:themeFillShade="D9"/>
           </w:tcPr>
           <w:p>
             <w:pPr>
-              <w:spacing w:before="76" w:after="160" w:line="279" w:lineRule="auto"/>
+              <w:pStyle w:val="TableParagraph"/>
+              <w:spacing w:before="76"/>
               <w:ind w:left="79"/>
               <w:rPr>
                 <w:rFonts w:ascii="Cambria" w:eastAsia="Cambria" w:hAnsi="Cambria" w:cs="Cambria"/>
-                <w:color w:val="000000"/>
+                <w:color w:val="000000" w:themeColor="text1"/>
                 <w:sz w:val="20"/>
                 <w:szCs w:val="20"/>
-                <w:lang w:eastAsia="ja-JP"/>
               </w:rPr>
             </w:pPr>
             <w:r>
               <w:rPr>
                 <w:rFonts w:ascii="Cambria" w:eastAsia="Cambria" w:hAnsi="Cambria" w:cs="Cambria"/>
-                <w:color w:val="000000"/>
+                <w:color w:val="000000" w:themeColor="text1"/>
                 <w:sz w:val="20"/>
                 <w:szCs w:val="20"/>
-                <w:lang w:eastAsia="ja-JP"/>
               </w:rPr>
               <w:lastRenderedPageBreak/>
               <w:t>Return to:</w:t>
@@ -1912,20 +1826,18 @@
             <w:tcW w:w="7055" w:type="dxa"/>
             <w:gridSpan w:val="7"/>
             <w:tcBorders>
-              <w:top w:val="single" w:sz="6" w:space="0" w:color="000000"/>
-              <w:left w:val="single" w:sz="6" w:space="0" w:color="000000"/>
-              <w:bottom w:val="single" w:sz="6" w:space="0" w:color="000000"/>
-              <w:right w:val="single" w:sz="6" w:space="0" w:color="000000"/>
+              <w:top w:val="single" w:sz="6" w:space="0" w:color="000000" w:themeColor="text1"/>
+              <w:left w:val="single" w:sz="6" w:space="0" w:color="000000" w:themeColor="text1"/>
+              <w:bottom w:val="single" w:sz="6" w:space="0" w:color="000000" w:themeColor="text1"/>
+              <w:right w:val="single" w:sz="6" w:space="0" w:color="000000" w:themeColor="text1"/>
             </w:tcBorders>
           </w:tcPr>
           <w:p>
             <w:pPr>
-              <w:spacing w:after="160" w:line="279" w:lineRule="auto"/>
               <w:rPr>
-                <w:color w:val="000000"/>
+                <w:color w:val="000000" w:themeColor="text1"/>
                 <w:sz w:val="20"/>
                 <w:szCs w:val="20"/>
-                <w:lang w:eastAsia="ja-JP"/>
               </w:rPr>
             </w:pPr>
           </w:p>
@@ -1940,23 +1852,23 @@
             <w:tcW w:w="10061" w:type="dxa"/>
             <w:gridSpan w:val="10"/>
             <w:tcBorders>
-              <w:top w:val="single" w:sz="6" w:space="0" w:color="000000"/>
+              <w:top w:val="single" w:sz="6" w:space="0" w:color="000000" w:themeColor="text1"/>
               <w:left w:val="nil"/>
               <w:bottom w:val="nil"/>
               <w:right w:val="nil"/>
             </w:tcBorders>
-            <w:shd w:val="clear" w:color="auto" w:fill="000000"/>
+            <w:shd w:val="clear" w:color="auto" w:fill="000000" w:themeFill="text1"/>
           </w:tcPr>
           <w:p>
             <w:pPr>
-              <w:spacing w:before="83" w:after="160" w:line="279" w:lineRule="auto"/>
+              <w:pStyle w:val="TableParagraph"/>
+              <w:spacing w:before="83"/>
               <w:ind w:left="84"/>
               <w:rPr>
                 <w:rFonts w:ascii="Cambria" w:eastAsia="Cambria" w:hAnsi="Cambria" w:cs="Cambria"/>
-                <w:color w:val="FFFFFF"/>
+                <w:color w:val="FFFFFF" w:themeColor="background1"/>
                 <w:sz w:val="20"/>
                 <w:szCs w:val="20"/>
-                <w:lang w:eastAsia="ja-JP"/>
               </w:rPr>
             </w:pPr>
             <w:r>
@@ -1964,10 +1876,9 @@
                 <w:rFonts w:ascii="Cambria" w:eastAsia="Cambria" w:hAnsi="Cambria" w:cs="Cambria"/>
                 <w:b/>
                 <w:bCs/>
-                <w:color w:val="FFFFFF"/>
+                <w:color w:val="FFFFFF" w:themeColor="background1"/>
                 <w:sz w:val="20"/>
                 <w:szCs w:val="20"/>
-                <w:lang w:eastAsia="ja-JP"/>
               </w:rPr>
               <w:t>Result</w:t>
             </w:r>
@@ -1982,52 +1893,49 @@
           <w:tcPr>
             <w:tcW w:w="1635" w:type="dxa"/>
             <w:tcBorders>
-              <w:top w:val="single" w:sz="6" w:space="0" w:color="000000"/>
-              <w:left w:val="single" w:sz="6" w:space="0" w:color="000000"/>
-              <w:bottom w:val="single" w:sz="6" w:space="0" w:color="000000"/>
-              <w:right w:val="single" w:sz="6" w:space="0" w:color="000000"/>
+              <w:top w:val="single" w:sz="6" w:space="0" w:color="000000" w:themeColor="text1"/>
+              <w:left w:val="single" w:sz="6" w:space="0" w:color="000000" w:themeColor="text1"/>
+              <w:bottom w:val="single" w:sz="6" w:space="0" w:color="000000" w:themeColor="text1"/>
+              <w:right w:val="single" w:sz="6" w:space="0" w:color="000000" w:themeColor="text1"/>
             </w:tcBorders>
-            <w:shd w:val="clear" w:color="auto" w:fill="D9D9D9"/>
+            <w:shd w:val="clear" w:color="auto" w:fill="D9D9D9" w:themeFill="background1" w:themeFillShade="D9"/>
           </w:tcPr>
           <w:p>
             <w:pPr>
-              <w:spacing w:before="76" w:after="160" w:line="252" w:lineRule="auto"/>
+              <w:pStyle w:val="TableParagraph"/>
+              <w:spacing w:before="76" w:line="252" w:lineRule="auto"/>
               <w:ind w:left="79" w:right="366"/>
               <w:rPr>
                 <w:rFonts w:ascii="Cambria" w:eastAsia="Cambria" w:hAnsi="Cambria" w:cs="Cambria"/>
-                <w:color w:val="000000"/>
+                <w:color w:val="000000" w:themeColor="text1"/>
                 <w:sz w:val="20"/>
                 <w:szCs w:val="20"/>
-                <w:lang w:eastAsia="ja-JP"/>
               </w:rPr>
             </w:pPr>
             <w:r>
               <w:rPr>
                 <w:rFonts w:ascii="Cambria" w:eastAsia="Cambria" w:hAnsi="Cambria" w:cs="Cambria"/>
-                <w:color w:val="000000"/>
+                <w:color w:val="000000" w:themeColor="text1"/>
                 <w:sz w:val="20"/>
                 <w:szCs w:val="20"/>
-                <w:lang w:eastAsia="ja-JP"/>
               </w:rPr>
               <w:t>Marks by 1</w:t>
             </w:r>
             <w:r>
               <w:rPr>
                 <w:rFonts w:ascii="Cambria" w:eastAsia="Cambria" w:hAnsi="Cambria" w:cs="Cambria"/>
-                <w:color w:val="000000"/>
+                <w:color w:val="000000" w:themeColor="text1"/>
                 <w:sz w:val="13"/>
                 <w:szCs w:val="13"/>
-                <w:lang w:eastAsia="ja-JP"/>
               </w:rPr>
               <w:t xml:space="preserve">st </w:t>
             </w:r>
             <w:r>
               <w:rPr>
                 <w:rFonts w:ascii="Cambria" w:eastAsia="Cambria" w:hAnsi="Cambria" w:cs="Cambria"/>
-                <w:color w:val="000000"/>
+                <w:color w:val="000000" w:themeColor="text1"/>
                 <w:sz w:val="20"/>
                 <w:szCs w:val="20"/>
-                <w:lang w:eastAsia="ja-JP"/>
               </w:rPr>
               <w:t>Assessor</w:t>
             </w:r>
@@ -2037,20 +1945,18 @@
           <w:tcPr>
             <w:tcW w:w="365" w:type="dxa"/>
             <w:tcBorders>
-              <w:top w:val="single" w:sz="6" w:space="0" w:color="000000"/>
-              <w:left w:val="single" w:sz="6" w:space="0" w:color="000000"/>
-              <w:bottom w:val="single" w:sz="6" w:space="0" w:color="000000"/>
-              <w:right w:val="single" w:sz="6" w:space="0" w:color="000000"/>
+              <w:top w:val="single" w:sz="6" w:space="0" w:color="000000" w:themeColor="text1"/>
+              <w:left w:val="single" w:sz="6" w:space="0" w:color="000000" w:themeColor="text1"/>
+              <w:bottom w:val="single" w:sz="6" w:space="0" w:color="000000" w:themeColor="text1"/>
+              <w:right w:val="single" w:sz="6" w:space="0" w:color="000000" w:themeColor="text1"/>
             </w:tcBorders>
           </w:tcPr>
           <w:p>
             <w:pPr>
-              <w:spacing w:after="160" w:line="279" w:lineRule="auto"/>
               <w:rPr>
-                <w:color w:val="000000"/>
+                <w:color w:val="000000" w:themeColor="text1"/>
                 <w:sz w:val="20"/>
                 <w:szCs w:val="20"/>
-                <w:lang w:eastAsia="ja-JP"/>
               </w:rPr>
             </w:pPr>
           </w:p>
@@ -2060,52 +1966,49 @@
             <w:tcW w:w="5048" w:type="dxa"/>
             <w:gridSpan w:val="5"/>
             <w:tcBorders>
-              <w:top w:val="single" w:sz="6" w:space="0" w:color="000000"/>
-              <w:left w:val="single" w:sz="6" w:space="0" w:color="000000"/>
-              <w:bottom w:val="single" w:sz="6" w:space="0" w:color="000000"/>
-              <w:right w:val="single" w:sz="6" w:space="0" w:color="000000"/>
+              <w:top w:val="single" w:sz="6" w:space="0" w:color="000000" w:themeColor="text1"/>
+              <w:left w:val="single" w:sz="6" w:space="0" w:color="000000" w:themeColor="text1"/>
+              <w:bottom w:val="single" w:sz="6" w:space="0" w:color="000000" w:themeColor="text1"/>
+              <w:right w:val="single" w:sz="6" w:space="0" w:color="000000" w:themeColor="text1"/>
             </w:tcBorders>
-            <w:shd w:val="clear" w:color="auto" w:fill="D9D9D9"/>
+            <w:shd w:val="clear" w:color="auto" w:fill="D9D9D9" w:themeFill="background1" w:themeFillShade="D9"/>
           </w:tcPr>
           <w:p>
             <w:pPr>
-              <w:spacing w:before="76" w:after="160" w:line="279" w:lineRule="auto"/>
+              <w:pStyle w:val="TableParagraph"/>
+              <w:spacing w:before="76"/>
               <w:ind w:left="78"/>
               <w:rPr>
                 <w:rFonts w:ascii="Cambria" w:eastAsia="Cambria" w:hAnsi="Cambria" w:cs="Cambria"/>
-                <w:color w:val="000000"/>
+                <w:color w:val="000000" w:themeColor="text1"/>
                 <w:sz w:val="20"/>
                 <w:szCs w:val="20"/>
-                <w:lang w:eastAsia="ja-JP"/>
               </w:rPr>
             </w:pPr>
             <w:r>
               <w:rPr>
                 <w:rFonts w:ascii="Cambria" w:eastAsia="Cambria" w:hAnsi="Cambria" w:cs="Cambria"/>
-                <w:color w:val="000000"/>
+                <w:color w:val="000000" w:themeColor="text1"/>
                 <w:sz w:val="20"/>
                 <w:szCs w:val="20"/>
-                <w:lang w:eastAsia="ja-JP"/>
               </w:rPr>
               <w:t>Signature of the 1</w:t>
             </w:r>
             <w:r>
               <w:rPr>
                 <w:rFonts w:ascii="Cambria" w:eastAsia="Cambria" w:hAnsi="Cambria" w:cs="Cambria"/>
-                <w:color w:val="000000"/>
+                <w:color w:val="000000" w:themeColor="text1"/>
                 <w:sz w:val="13"/>
                 <w:szCs w:val="13"/>
-                <w:lang w:eastAsia="ja-JP"/>
               </w:rPr>
               <w:t xml:space="preserve">st </w:t>
             </w:r>
             <w:r>
               <w:rPr>
                 <w:rFonts w:ascii="Cambria" w:eastAsia="Cambria" w:hAnsi="Cambria" w:cs="Cambria"/>
-                <w:color w:val="000000"/>
+                <w:color w:val="000000" w:themeColor="text1"/>
                 <w:sz w:val="20"/>
                 <w:szCs w:val="20"/>
-                <w:lang w:eastAsia="ja-JP"/>
               </w:rPr>
               <w:t>Assessor</w:t>
             </w:r>
@@ -2116,20 +2019,18 @@
             <w:tcW w:w="2012" w:type="dxa"/>
             <w:gridSpan w:val="2"/>
             <w:tcBorders>
-              <w:top w:val="single" w:sz="6" w:space="0" w:color="000000"/>
-              <w:left w:val="single" w:sz="6" w:space="0" w:color="000000"/>
-              <w:bottom w:val="single" w:sz="6" w:space="0" w:color="000000"/>
-              <w:right w:val="single" w:sz="6" w:space="0" w:color="000000"/>
+              <w:top w:val="single" w:sz="6" w:space="0" w:color="000000" w:themeColor="text1"/>
+              <w:left w:val="single" w:sz="6" w:space="0" w:color="000000" w:themeColor="text1"/>
+              <w:bottom w:val="single" w:sz="6" w:space="0" w:color="000000" w:themeColor="text1"/>
+              <w:right w:val="single" w:sz="6" w:space="0" w:color="000000" w:themeColor="text1"/>
             </w:tcBorders>
           </w:tcPr>
           <w:p>
             <w:pPr>
-              <w:spacing w:after="160" w:line="279" w:lineRule="auto"/>
               <w:rPr>
-                <w:color w:val="000000"/>
+                <w:color w:val="000000" w:themeColor="text1"/>
                 <w:sz w:val="20"/>
                 <w:szCs w:val="20"/>
-                <w:lang w:eastAsia="ja-JP"/>
               </w:rPr>
             </w:pPr>
           </w:p>
@@ -2139,22 +2040,22 @@
             <w:tcW w:w="1001" w:type="dxa"/>
             <w:vMerge w:val="restart"/>
             <w:tcBorders>
-              <w:top w:val="single" w:sz="6" w:space="0" w:color="000000"/>
-              <w:left w:val="single" w:sz="6" w:space="0" w:color="000000"/>
-              <w:bottom w:val="single" w:sz="6" w:space="0" w:color="000000"/>
-              <w:right w:val="single" w:sz="6" w:space="0" w:color="000000"/>
+              <w:top w:val="single" w:sz="6" w:space="0" w:color="000000" w:themeColor="text1"/>
+              <w:left w:val="single" w:sz="6" w:space="0" w:color="000000" w:themeColor="text1"/>
+              <w:bottom w:val="single" w:sz="6" w:space="0" w:color="000000" w:themeColor="text1"/>
+              <w:right w:val="single" w:sz="6" w:space="0" w:color="000000" w:themeColor="text1"/>
             </w:tcBorders>
           </w:tcPr>
           <w:p>
             <w:pPr>
-              <w:spacing w:before="71" w:after="160" w:line="279" w:lineRule="auto"/>
+              <w:pStyle w:val="TableParagraph"/>
+              <w:spacing w:before="71"/>
               <w:ind w:left="77"/>
               <w:rPr>
                 <w:rFonts w:ascii="Cambria" w:eastAsia="Cambria" w:hAnsi="Cambria" w:cs="Cambria"/>
-                <w:color w:val="000000"/>
+                <w:color w:val="000000" w:themeColor="text1"/>
                 <w:sz w:val="20"/>
                 <w:szCs w:val="20"/>
-                <w:lang w:eastAsia="ja-JP"/>
               </w:rPr>
             </w:pPr>
             <w:r>
@@ -2162,10 +2063,9 @@
                 <w:rFonts w:ascii="Cambria" w:eastAsia="Cambria" w:hAnsi="Cambria" w:cs="Cambria"/>
                 <w:b/>
                 <w:bCs/>
-                <w:color w:val="000000"/>
+                <w:color w:val="000000" w:themeColor="text1"/>
                 <w:sz w:val="20"/>
                 <w:szCs w:val="20"/>
-                <w:lang w:eastAsia="ja-JP"/>
               </w:rPr>
               <w:t>Agreed Mark</w:t>
             </w:r>
@@ -2180,32 +2080,31 @@
           <w:tcPr>
             <w:tcW w:w="1635" w:type="dxa"/>
             <w:tcBorders>
-              <w:top w:val="single" w:sz="6" w:space="0" w:color="000000"/>
-              <w:left w:val="single" w:sz="6" w:space="0" w:color="000000"/>
-              <w:bottom w:val="single" w:sz="6" w:space="0" w:color="000000"/>
-              <w:right w:val="single" w:sz="6" w:space="0" w:color="000000"/>
+              <w:top w:val="single" w:sz="6" w:space="0" w:color="000000" w:themeColor="text1"/>
+              <w:left w:val="single" w:sz="6" w:space="0" w:color="000000" w:themeColor="text1"/>
+              <w:bottom w:val="single" w:sz="6" w:space="0" w:color="000000" w:themeColor="text1"/>
+              <w:right w:val="single" w:sz="6" w:space="0" w:color="000000" w:themeColor="text1"/>
             </w:tcBorders>
-            <w:shd w:val="clear" w:color="auto" w:fill="D9D9D9"/>
+            <w:shd w:val="clear" w:color="auto" w:fill="D9D9D9" w:themeFill="background1" w:themeFillShade="D9"/>
           </w:tcPr>
           <w:p>
             <w:pPr>
-              <w:spacing w:before="81" w:after="160" w:line="252" w:lineRule="auto"/>
+              <w:pStyle w:val="TableParagraph"/>
+              <w:spacing w:before="81" w:line="252" w:lineRule="auto"/>
               <w:ind w:left="79" w:right="366"/>
               <w:rPr>
                 <w:rFonts w:ascii="Cambria" w:eastAsia="Cambria" w:hAnsi="Cambria" w:cs="Cambria"/>
-                <w:color w:val="000000"/>
+                <w:color w:val="000000" w:themeColor="text1"/>
                 <w:sz w:val="20"/>
                 <w:szCs w:val="20"/>
-                <w:lang w:eastAsia="ja-JP"/>
               </w:rPr>
             </w:pPr>
             <w:r>
               <w:rPr>
                 <w:rFonts w:ascii="Cambria" w:eastAsia="Cambria" w:hAnsi="Cambria" w:cs="Cambria"/>
-                <w:color w:val="000000"/>
+                <w:color w:val="000000" w:themeColor="text1"/>
                 <w:sz w:val="20"/>
                 <w:szCs w:val="20"/>
-                <w:lang w:eastAsia="ja-JP"/>
               </w:rPr>
               <w:t>Marks by 2nd Assessor</w:t>
             </w:r>
@@ -2215,20 +2114,18 @@
           <w:tcPr>
             <w:tcW w:w="365" w:type="dxa"/>
             <w:tcBorders>
-              <w:top w:val="single" w:sz="6" w:space="0" w:color="000000"/>
-              <w:left w:val="single" w:sz="6" w:space="0" w:color="000000"/>
-              <w:bottom w:val="single" w:sz="6" w:space="0" w:color="000000"/>
-              <w:right w:val="single" w:sz="6" w:space="0" w:color="000000"/>
+              <w:top w:val="single" w:sz="6" w:space="0" w:color="000000" w:themeColor="text1"/>
+              <w:left w:val="single" w:sz="6" w:space="0" w:color="000000" w:themeColor="text1"/>
+              <w:bottom w:val="single" w:sz="6" w:space="0" w:color="000000" w:themeColor="text1"/>
+              <w:right w:val="single" w:sz="6" w:space="0" w:color="000000" w:themeColor="text1"/>
             </w:tcBorders>
           </w:tcPr>
           <w:p>
             <w:pPr>
-              <w:spacing w:after="160" w:line="279" w:lineRule="auto"/>
               <w:rPr>
-                <w:color w:val="000000"/>
+                <w:color w:val="000000" w:themeColor="text1"/>
                 <w:sz w:val="20"/>
                 <w:szCs w:val="20"/>
-                <w:lang w:eastAsia="ja-JP"/>
               </w:rPr>
             </w:pPr>
           </w:p>
@@ -2238,52 +2135,49 @@
             <w:tcW w:w="5048" w:type="dxa"/>
             <w:gridSpan w:val="5"/>
             <w:tcBorders>
-              <w:top w:val="single" w:sz="6" w:space="0" w:color="000000"/>
-              <w:left w:val="single" w:sz="6" w:space="0" w:color="000000"/>
-              <w:bottom w:val="single" w:sz="6" w:space="0" w:color="000000"/>
-              <w:right w:val="single" w:sz="6" w:space="0" w:color="000000"/>
+              <w:top w:val="single" w:sz="6" w:space="0" w:color="000000" w:themeColor="text1"/>
+              <w:left w:val="single" w:sz="6" w:space="0" w:color="000000" w:themeColor="text1"/>
+              <w:bottom w:val="single" w:sz="6" w:space="0" w:color="000000" w:themeColor="text1"/>
+              <w:right w:val="single" w:sz="6" w:space="0" w:color="000000" w:themeColor="text1"/>
             </w:tcBorders>
-            <w:shd w:val="clear" w:color="auto" w:fill="D9D9D9"/>
+            <w:shd w:val="clear" w:color="auto" w:fill="D9D9D9" w:themeFill="background1" w:themeFillShade="D9"/>
           </w:tcPr>
           <w:p>
             <w:pPr>
-              <w:spacing w:before="81" w:after="160" w:line="279" w:lineRule="auto"/>
+              <w:pStyle w:val="TableParagraph"/>
+              <w:spacing w:before="81"/>
               <w:ind w:left="78"/>
               <w:rPr>
                 <w:rFonts w:ascii="Cambria" w:eastAsia="Cambria" w:hAnsi="Cambria" w:cs="Cambria"/>
-                <w:color w:val="000000"/>
+                <w:color w:val="000000" w:themeColor="text1"/>
                 <w:sz w:val="20"/>
                 <w:szCs w:val="20"/>
-                <w:lang w:eastAsia="ja-JP"/>
               </w:rPr>
             </w:pPr>
             <w:r>
               <w:rPr>
                 <w:rFonts w:ascii="Cambria" w:eastAsia="Cambria" w:hAnsi="Cambria" w:cs="Cambria"/>
-                <w:color w:val="000000"/>
+                <w:color w:val="000000" w:themeColor="text1"/>
                 <w:sz w:val="20"/>
                 <w:szCs w:val="20"/>
-                <w:lang w:eastAsia="ja-JP"/>
               </w:rPr>
               <w:t>Signature of the 2</w:t>
             </w:r>
             <w:r>
               <w:rPr>
                 <w:rFonts w:ascii="Cambria" w:eastAsia="Cambria" w:hAnsi="Cambria" w:cs="Cambria"/>
-                <w:color w:val="000000"/>
+                <w:color w:val="000000" w:themeColor="text1"/>
                 <w:sz w:val="13"/>
                 <w:szCs w:val="13"/>
-                <w:lang w:eastAsia="ja-JP"/>
               </w:rPr>
               <w:t xml:space="preserve">nd </w:t>
             </w:r>
             <w:r>
               <w:rPr>
                 <w:rFonts w:ascii="Cambria" w:eastAsia="Cambria" w:hAnsi="Cambria" w:cs="Cambria"/>
-                <w:color w:val="000000"/>
+                <w:color w:val="000000" w:themeColor="text1"/>
                 <w:sz w:val="20"/>
                 <w:szCs w:val="20"/>
-                <w:lang w:eastAsia="ja-JP"/>
               </w:rPr>
               <w:t>Assessor</w:t>
             </w:r>
@@ -2294,20 +2188,18 @@
             <w:tcW w:w="2012" w:type="dxa"/>
             <w:gridSpan w:val="2"/>
             <w:tcBorders>
-              <w:top w:val="single" w:sz="6" w:space="0" w:color="000000"/>
-              <w:left w:val="single" w:sz="6" w:space="0" w:color="000000"/>
-              <w:bottom w:val="single" w:sz="6" w:space="0" w:color="000000"/>
-              <w:right w:val="single" w:sz="6" w:space="0" w:color="000000"/>
+              <w:top w:val="single" w:sz="6" w:space="0" w:color="000000" w:themeColor="text1"/>
+              <w:left w:val="single" w:sz="6" w:space="0" w:color="000000" w:themeColor="text1"/>
+              <w:bottom w:val="single" w:sz="6" w:space="0" w:color="000000" w:themeColor="text1"/>
+              <w:right w:val="single" w:sz="6" w:space="0" w:color="000000" w:themeColor="text1"/>
             </w:tcBorders>
           </w:tcPr>
           <w:p>
             <w:pPr>
-              <w:spacing w:after="160" w:line="279" w:lineRule="auto"/>
               <w:rPr>
-                <w:color w:val="000000"/>
+                <w:color w:val="000000" w:themeColor="text1"/>
                 <w:sz w:val="20"/>
                 <w:szCs w:val="20"/>
-                <w:lang w:eastAsia="ja-JP"/>
               </w:rPr>
             </w:pPr>
           </w:p>
@@ -2317,34 +2209,18 @@
             <w:tcW w:w="1001" w:type="dxa"/>
             <w:vMerge/>
             <w:tcBorders>
-              <w:top w:val="single" w:sz="0" w:space="0" w:color="000000"/>
-              <w:left w:val="single" w:sz="0" w:space="0" w:color="000000"/>
-              <w:bottom w:val="single" w:sz="0" w:space="0" w:color="000000"/>
-              <w:right w:val="single" w:sz="0" w:space="0" w:color="000000"/>
+              <w:top w:val="single" w:sz="0" w:space="0" w:color="000000" w:themeColor="text1"/>
+              <w:left w:val="single" w:sz="0" w:space="0" w:color="000000" w:themeColor="text1"/>
+              <w:bottom w:val="single" w:sz="0" w:space="0" w:color="000000" w:themeColor="text1"/>
+              <w:right w:val="single" w:sz="0" w:space="0" w:color="000000" w:themeColor="text1"/>
             </w:tcBorders>
             <w:vAlign w:val="center"/>
           </w:tcPr>
-          <w:p>
-            <w:pPr>
-              <w:spacing w:after="160" w:line="279" w:lineRule="auto"/>
-              <w:rPr>
-                <w:rFonts w:ascii="Calibri" w:hAnsi="Calibri"/>
-                <w:lang w:eastAsia="ja-JP"/>
-              </w:rPr>
-            </w:pPr>
-          </w:p>
+          <w:p/>
         </w:tc>
       </w:tr>
     </w:tbl>
-    <w:p>
-      <w:pPr>
-        <w:spacing w:after="160" w:line="279" w:lineRule="auto"/>
-        <w:rPr>
-          <w:rFonts w:ascii="Calibri" w:hAnsi="Calibri"/>
-          <w:lang w:eastAsia="ja-JP"/>
-        </w:rPr>
-      </w:pPr>
-    </w:p>
+    <w:p/>
     <w:p>
       <w:pPr>
         <w:pStyle w:val="Heading1"/>
@@ -2379,7 +2255,42 @@
     <w:p>
       <w:pPr>
         <w:jc w:val="center"/>
-      </w:pPr>
+        <w:rPr>
+          <w:color w:val="000000"/>
+        </w:rPr>
+      </w:pPr>
+    </w:p>
+    <w:p>
+      <w:pPr>
+        <w:jc w:val="center"/>
+        <w:rPr>
+          <w:b/>
+          <w:color w:val="F2A541"/>
+        </w:rPr>
+      </w:pPr>
+      <w:r>
+        <w:rPr>
+          <w:b/>
+          <w:color w:val="F2A541"/>
+        </w:rPr>
+        <w:t>International College of Business and Technology (ICBT) - Jaffna</w:t>
+      </w:r>
+    </w:p>
+    <w:p>
+      <w:pPr>
+        <w:jc w:val="center"/>
+        <w:rPr>
+          <w:i/>
+          <w:color w:val="5B7877"/>
+        </w:rPr>
+      </w:pPr>
+      <w:r>
+        <w:rPr>
+          <w:i/>
+          <w:color w:val="5B7877"/>
+        </w:rPr>
+        <w:t>Cardiff Metropolitan University</w:t>
+      </w:r>
     </w:p>
     <w:p>
       <w:pPr>
@@ -2390,40 +2301,6 @@
           <w:sz w:val="26"/>
         </w:rPr>
       </w:pPr>
-      <w:r>
-        <w:rPr>
-          <w:b/>
-          <w:color w:val="F2A541"/>
-          <w:sz w:val="26"/>
-        </w:rPr>
-        <w:t>International College of Business and Technology (ICBT) - Jaffna</w:t>
-      </w:r>
-    </w:p>
-    <w:p>
-      <w:pPr>
-        <w:jc w:val="center"/>
-        <w:rPr>
-          <w:color w:val="5B7877"/>
-        </w:rPr>
-      </w:pPr>
-      <w:r>
-        <w:rPr>
-          <w:i/>
-          <w:color w:val="5B7877"/>
-        </w:rPr>
-        <w:t xml:space="preserve">Cardiff Metropolitan </w:t>
-      </w:r>
-      <w:r>
-        <w:rPr>
-          <w:color w:val="5B7877"/>
-        </w:rPr>
-        <w:t>University</w:t>
-      </w:r>
-    </w:p>
-    <w:p>
-      <w:pPr>
-        <w:jc w:val="center"/>
-      </w:pPr>
     </w:p>
     <w:p>
       <w:pPr>
@@ -2447,12 +2324,14 @@
       <w:pPr>
         <w:jc w:val="center"/>
         <w:rPr>
+          <w:b/>
           <w:color w:val="1AA89A"/>
           <w:sz w:val="32"/>
         </w:rPr>
       </w:pPr>
       <w:r>
         <w:rPr>
+          <w:b/>
           <w:color w:val="1AA89A"/>
           <w:sz w:val="32"/>
         </w:rPr>
@@ -2462,47 +2341,64 @@
     <w:p>
       <w:pPr>
         <w:jc w:val="center"/>
-        <w:rPr>
-          <w:color w:val="5B7877"/>
-          <w:sz w:val="25"/>
-        </w:rPr>
-      </w:pPr>
-      <w:r>
         <w:rPr>
           <w:i/>
           <w:color w:val="5B7877"/>
           <w:sz w:val="25"/>
         </w:rPr>
+      </w:pPr>
+      <w:r>
+        <w:rPr>
+          <w:i/>
+          <w:color w:val="5B7877"/>
+          <w:sz w:val="25"/>
+        </w:rPr>
         <w:t>Assignment Report - CIS6003 Advanced Programming (WRIT1)</w:t>
       </w:r>
     </w:p>
     <w:p>
       <w:pPr>
         <w:jc w:val="center"/>
+        <w:rPr>
+          <w:color w:val="5B7877"/>
+          <w:sz w:val="25"/>
+        </w:rPr>
       </w:pPr>
     </w:p>
     <w:p>
       <w:pPr>
         <w:jc w:val="center"/>
-      </w:pPr>
-    </w:p>
-    <w:p>
-      <w:pPr>
-        <w:rPr>
-          <w:color w:val="1C2B2B"/>
-          <w:sz w:val="23"/>
-        </w:rPr>
-      </w:pPr>
-      <w:r>
+        <w:rPr>
+          <w:color w:val="5B7877"/>
+          <w:sz w:val="25"/>
+        </w:rPr>
+      </w:pPr>
+    </w:p>
+    <w:p>
+      <w:pPr>
         <w:rPr>
           <w:i/>
           <w:color w:val="1C2B2B"/>
           <w:sz w:val="23"/>
         </w:rPr>
+      </w:pPr>
+      <w:r>
+        <w:rPr>
+          <w:i/>
+          <w:color w:val="1C2B2B"/>
+          <w:sz w:val="23"/>
+        </w:rPr>
         <w:t>A full-stack, three-tier web application built to replace Sunrise Dental Clinic's paper-based booking process: a Spring Boot REST API secured with JWT authentication, a MySQL database with triggers/a stored procedure/views, five GoF design patterns, and a static HTML/CSS/JS client - covering appointment booking, patient records, dentist scheduling, and automated billing end-to-end.</w:t>
       </w:r>
     </w:p>
-    <w:p/>
+    <w:p>
+      <w:pPr>
+        <w:rPr>
+          <w:color w:val="1C2B2B"/>
+          <w:sz w:val="23"/>
+        </w:rPr>
+      </w:pPr>
+    </w:p>
     <w:p>
       <w:pPr>
         <w:jc w:val="center"/>
@@ -2520,6 +2416,10 @@
     <w:p>
       <w:pPr>
         <w:jc w:val="center"/>
+        <w:rPr>
+          <w:color w:val="1C2B2B"/>
+          <w:sz w:val="25"/>
+        </w:rPr>
       </w:pPr>
     </w:p>
     <w:p>
@@ -2623,7 +2523,7 @@
       <w:r>
         <w:fldChar w:fldCharType="separate"/>
       </w:r>
-      <w:hyperlink w:anchor="_Toc238548322" w:history="1">
+      <w:hyperlink w:anchor="_Toc238561750" w:history="1">
         <w:r>
           <w:rPr>
             <w:rStyle w:val="Hyperlink"/>
@@ -2649,7 +2549,7 @@
           <w:rPr>
             <w:noProof/>
           </w:rPr>
-          <w:instrText xml:space="preserve"> PAGEREF _Toc238548322 \h </w:instrText>
+          <w:instrText xml:space="preserve"> PAGEREF _Toc238561750 \h </w:instrText>
         </w:r>
         <w:r>
           <w:rPr>
@@ -2686,7 +2586,7 @@
           <w:noProof/>
         </w:rPr>
       </w:pPr>
-      <w:hyperlink w:anchor="_Toc238548323" w:history="1">
+      <w:hyperlink w:anchor="_Toc238561751" w:history="1">
         <w:r>
           <w:rPr>
             <w:rStyle w:val="Hyperlink"/>
@@ -2712,7 +2612,7 @@
           <w:rPr>
             <w:noProof/>
           </w:rPr>
-          <w:instrText xml:space="preserve"> PAGEREF _Toc238548323 \h </w:instrText>
+          <w:instrText xml:space="preserve"> PAGEREF _Toc238561751 \h </w:instrText>
         </w:r>
         <w:r>
           <w:rPr>
@@ -2749,7 +2649,7 @@
           <w:noProof/>
         </w:rPr>
       </w:pPr>
-      <w:hyperlink w:anchor="_Toc238548324" w:history="1">
+      <w:hyperlink w:anchor="_Toc238561752" w:history="1">
         <w:r>
           <w:rPr>
             <w:rStyle w:val="Hyperlink"/>
@@ -2775,7 +2675,7 @@
           <w:rPr>
             <w:noProof/>
           </w:rPr>
-          <w:instrText xml:space="preserve"> PAGEREF _Toc238548324 \h </w:instrText>
+          <w:instrText xml:space="preserve"> PAGEREF _Toc238561752 \h </w:instrText>
         </w:r>
         <w:r>
           <w:rPr>
@@ -2812,7 +2712,7 @@
           <w:noProof/>
         </w:rPr>
       </w:pPr>
-      <w:hyperlink w:anchor="_Toc238548325" w:history="1">
+      <w:hyperlink w:anchor="_Toc238561753" w:history="1">
         <w:r>
           <w:rPr>
             <w:rStyle w:val="Hyperlink"/>
@@ -2838,7 +2738,7 @@
           <w:rPr>
             <w:noProof/>
           </w:rPr>
-          <w:instrText xml:space="preserve"> PAGEREF _Toc238548325 \h </w:instrText>
+          <w:instrText xml:space="preserve"> PAGEREF _Toc238561753 \h </w:instrText>
         </w:r>
         <w:r>
           <w:rPr>
@@ -2875,7 +2775,7 @@
           <w:noProof/>
         </w:rPr>
       </w:pPr>
-      <w:hyperlink w:anchor="_Toc238548326" w:history="1">
+      <w:hyperlink w:anchor="_Toc238561754" w:history="1">
         <w:r>
           <w:rPr>
             <w:rStyle w:val="Hyperlink"/>
@@ -2901,7 +2801,7 @@
           <w:rPr>
             <w:noProof/>
           </w:rPr>
-          <w:instrText xml:space="preserve"> PAGEREF _Toc238548326 \h </w:instrText>
+          <w:instrText xml:space="preserve"> PAGEREF _Toc238561754 \h </w:instrText>
         </w:r>
         <w:r>
           <w:rPr>
@@ -2938,7 +2838,7 @@
           <w:noProof/>
         </w:rPr>
       </w:pPr>
-      <w:hyperlink w:anchor="_Toc238548327" w:history="1">
+      <w:hyperlink w:anchor="_Toc238561755" w:history="1">
         <w:r>
           <w:rPr>
             <w:rStyle w:val="Hyperlink"/>
@@ -2964,7 +2864,7 @@
           <w:rPr>
             <w:noProof/>
           </w:rPr>
-          <w:instrText xml:space="preserve"> PAGEREF _Toc238548327 \h </w:instrText>
+          <w:instrText xml:space="preserve"> PAGEREF _Toc238561755 \h </w:instrText>
         </w:r>
         <w:r>
           <w:rPr>
@@ -3001,7 +2901,7 @@
           <w:noProof/>
         </w:rPr>
       </w:pPr>
-      <w:hyperlink w:anchor="_Toc238548328" w:history="1">
+      <w:hyperlink w:anchor="_Toc238561756" w:history="1">
         <w:r>
           <w:rPr>
             <w:rStyle w:val="Hyperlink"/>
@@ -3027,7 +2927,7 @@
           <w:rPr>
             <w:noProof/>
           </w:rPr>
-          <w:instrText xml:space="preserve"> PAGEREF _Toc238548328 \h </w:instrText>
+          <w:instrText xml:space="preserve"> PAGEREF _Toc238561756 \h </w:instrText>
         </w:r>
         <w:r>
           <w:rPr>
@@ -3064,7 +2964,7 @@
           <w:noProof/>
         </w:rPr>
       </w:pPr>
-      <w:hyperlink w:anchor="_Toc238548329" w:history="1">
+      <w:hyperlink w:anchor="_Toc238561757" w:history="1">
         <w:r>
           <w:rPr>
             <w:rStyle w:val="Hyperlink"/>
@@ -3090,7 +2990,7 @@
           <w:rPr>
             <w:noProof/>
           </w:rPr>
-          <w:instrText xml:space="preserve"> PAGEREF _Toc238548329 \h </w:instrText>
+          <w:instrText xml:space="preserve"> PAGEREF _Toc238561757 \h </w:instrText>
         </w:r>
         <w:r>
           <w:rPr>
@@ -3127,7 +3027,7 @@
           <w:noProof/>
         </w:rPr>
       </w:pPr>
-      <w:hyperlink w:anchor="_Toc238548330" w:history="1">
+      <w:hyperlink w:anchor="_Toc238561758" w:history="1">
         <w:r>
           <w:rPr>
             <w:rStyle w:val="Hyperlink"/>
@@ -3153,7 +3053,7 @@
           <w:rPr>
             <w:noProof/>
           </w:rPr>
-          <w:instrText xml:space="preserve"> PAGEREF _Toc238548330 \h </w:instrText>
+          <w:instrText xml:space="preserve"> PAGEREF _Toc238561758 \h </w:instrText>
         </w:r>
         <w:r>
           <w:rPr>
@@ -3190,7 +3090,7 @@
           <w:noProof/>
         </w:rPr>
       </w:pPr>
-      <w:hyperlink w:anchor="_Toc238548331" w:history="1">
+      <w:hyperlink w:anchor="_Toc238561759" w:history="1">
         <w:r>
           <w:rPr>
             <w:rStyle w:val="Hyperlink"/>
@@ -3216,7 +3116,7 @@
           <w:rPr>
             <w:noProof/>
           </w:rPr>
-          <w:instrText xml:space="preserve"> PAGEREF _Toc238548331 \h </w:instrText>
+          <w:instrText xml:space="preserve"> PAGEREF _Toc238561759 \h </w:instrText>
         </w:r>
         <w:r>
           <w:rPr>
@@ -3253,7 +3153,7 @@
           <w:noProof/>
         </w:rPr>
       </w:pPr>
-      <w:hyperlink w:anchor="_Toc238548332" w:history="1">
+      <w:hyperlink w:anchor="_Toc238561760" w:history="1">
         <w:r>
           <w:rPr>
             <w:rStyle w:val="Hyperlink"/>
@@ -3279,7 +3179,7 @@
           <w:rPr>
             <w:noProof/>
           </w:rPr>
-          <w:instrText xml:space="preserve"> PAGEREF _Toc238548332 \h </w:instrText>
+          <w:instrText xml:space="preserve"> PAGEREF _Toc238561760 \h </w:instrText>
         </w:r>
         <w:r>
           <w:rPr>
@@ -3316,7 +3216,7 @@
           <w:noProof/>
         </w:rPr>
       </w:pPr>
-      <w:hyperlink w:anchor="_Toc238548333" w:history="1">
+      <w:hyperlink w:anchor="_Toc238561761" w:history="1">
         <w:r>
           <w:rPr>
             <w:rStyle w:val="Hyperlink"/>
@@ -3342,7 +3242,7 @@
           <w:rPr>
             <w:noProof/>
           </w:rPr>
-          <w:instrText xml:space="preserve"> PAGEREF _Toc238548333 \h </w:instrText>
+          <w:instrText xml:space="preserve"> PAGEREF _Toc238561761 \h </w:instrText>
         </w:r>
         <w:r>
           <w:rPr>
@@ -3379,7 +3279,7 @@
           <w:noProof/>
         </w:rPr>
       </w:pPr>
-      <w:hyperlink w:anchor="_Toc238548334" w:history="1">
+      <w:hyperlink w:anchor="_Toc238561762" w:history="1">
         <w:r>
           <w:rPr>
             <w:rStyle w:val="Hyperlink"/>
@@ -3405,7 +3305,7 @@
           <w:rPr>
             <w:noProof/>
           </w:rPr>
-          <w:instrText xml:space="preserve"> PAGEREF _Toc238548334 \h </w:instrText>
+          <w:instrText xml:space="preserve"> PAGEREF _Toc238561762 \h </w:instrText>
         </w:r>
         <w:r>
           <w:rPr>
@@ -3442,7 +3342,7 @@
           <w:noProof/>
         </w:rPr>
       </w:pPr>
-      <w:hyperlink w:anchor="_Toc238548335" w:history="1">
+      <w:hyperlink w:anchor="_Toc238561763" w:history="1">
         <w:r>
           <w:rPr>
             <w:rStyle w:val="Hyperlink"/>
@@ -3468,7 +3368,7 @@
           <w:rPr>
             <w:noProof/>
           </w:rPr>
-          <w:instrText xml:space="preserve"> PAGEREF _Toc238548335 \h </w:instrText>
+          <w:instrText xml:space="preserve"> PAGEREF _Toc238561763 \h </w:instrText>
         </w:r>
         <w:r>
           <w:rPr>
@@ -3505,7 +3405,7 @@
           <w:noProof/>
         </w:rPr>
       </w:pPr>
-      <w:hyperlink w:anchor="_Toc238548336" w:history="1">
+      <w:hyperlink w:anchor="_Toc238561764" w:history="1">
         <w:r>
           <w:rPr>
             <w:rStyle w:val="Hyperlink"/>
@@ -3531,7 +3431,7 @@
           <w:rPr>
             <w:noProof/>
           </w:rPr>
-          <w:instrText xml:space="preserve"> PAGEREF _Toc238548336 \h </w:instrText>
+          <w:instrText xml:space="preserve"> PAGEREF _Toc238561764 \h </w:instrText>
         </w:r>
         <w:r>
           <w:rPr>
@@ -3568,7 +3468,7 @@
           <w:noProof/>
         </w:rPr>
       </w:pPr>
-      <w:hyperlink w:anchor="_Toc238548337" w:history="1">
+      <w:hyperlink w:anchor="_Toc238561765" w:history="1">
         <w:r>
           <w:rPr>
             <w:rStyle w:val="Hyperlink"/>
@@ -3623,7 +3523,7 @@
           <w:rPr>
             <w:noProof/>
           </w:rPr>
-          <w:instrText xml:space="preserve"> PAGEREF _Toc238548337 \h </w:instrText>
+          <w:instrText xml:space="preserve"> PAGEREF _Toc238561765 \h </w:instrText>
         </w:r>
         <w:r>
           <w:rPr>
@@ -3660,7 +3560,7 @@
           <w:noProof/>
         </w:rPr>
       </w:pPr>
-      <w:hyperlink w:anchor="_Toc238548338" w:history="1">
+      <w:hyperlink w:anchor="_Toc238561766" w:history="1">
         <w:r>
           <w:rPr>
             <w:rStyle w:val="Hyperlink"/>
@@ -3696,7 +3596,7 @@
           <w:rPr>
             <w:noProof/>
           </w:rPr>
-          <w:instrText xml:space="preserve"> PAGEREF _Toc238548338 \h </w:instrText>
+          <w:instrText xml:space="preserve"> PAGEREF _Toc238561766 \h </w:instrText>
         </w:r>
         <w:r>
           <w:rPr>
@@ -3733,7 +3633,7 @@
           <w:noProof/>
         </w:rPr>
       </w:pPr>
-      <w:hyperlink w:anchor="_Toc238548339" w:history="1">
+      <w:hyperlink w:anchor="_Toc238561767" w:history="1">
         <w:r>
           <w:rPr>
             <w:rStyle w:val="Hyperlink"/>
@@ -3769,7 +3669,7 @@
           <w:rPr>
             <w:noProof/>
           </w:rPr>
-          <w:instrText xml:space="preserve"> PAGEREF _Toc238548339 \h </w:instrText>
+          <w:instrText xml:space="preserve"> PAGEREF _Toc238561767 \h </w:instrText>
         </w:r>
         <w:r>
           <w:rPr>
@@ -3806,7 +3706,7 @@
           <w:noProof/>
         </w:rPr>
       </w:pPr>
-      <w:hyperlink w:anchor="_Toc238548340" w:history="1">
+      <w:hyperlink w:anchor="_Toc238561768" w:history="1">
         <w:r>
           <w:rPr>
             <w:rStyle w:val="Hyperlink"/>
@@ -3861,7 +3761,7 @@
           <w:rPr>
             <w:noProof/>
           </w:rPr>
-          <w:instrText xml:space="preserve"> PAGEREF _Toc238548340 \h </w:instrText>
+          <w:instrText xml:space="preserve"> PAGEREF _Toc238561768 \h </w:instrText>
         </w:r>
         <w:r>
           <w:rPr>
@@ -3898,7 +3798,7 @@
           <w:noProof/>
         </w:rPr>
       </w:pPr>
-      <w:hyperlink w:anchor="_Toc238548341" w:history="1">
+      <w:hyperlink w:anchor="_Toc238561769" w:history="1">
         <w:r>
           <w:rPr>
             <w:rStyle w:val="Hyperlink"/>
@@ -3953,7 +3853,7 @@
           <w:rPr>
             <w:noProof/>
           </w:rPr>
-          <w:instrText xml:space="preserve"> PAGEREF _Toc238548341 \h </w:instrText>
+          <w:instrText xml:space="preserve"> PAGEREF _Toc238561769 \h </w:instrText>
         </w:r>
         <w:r>
           <w:rPr>
@@ -3990,7 +3890,7 @@
           <w:noProof/>
         </w:rPr>
       </w:pPr>
-      <w:hyperlink w:anchor="_Toc238548342" w:history="1">
+      <w:hyperlink w:anchor="_Toc238561770" w:history="1">
         <w:r>
           <w:rPr>
             <w:rStyle w:val="Hyperlink"/>
@@ -4016,7 +3916,7 @@
           <w:rPr>
             <w:noProof/>
           </w:rPr>
-          <w:instrText xml:space="preserve"> PAGEREF _Toc238548342 \h </w:instrText>
+          <w:instrText xml:space="preserve"> PAGEREF _Toc238561770 \h </w:instrText>
         </w:r>
         <w:r>
           <w:rPr>
@@ -4053,7 +3953,7 @@
           <w:noProof/>
         </w:rPr>
       </w:pPr>
-      <w:hyperlink w:anchor="_Toc238548343" w:history="1">
+      <w:hyperlink w:anchor="_Toc238561771" w:history="1">
         <w:r>
           <w:rPr>
             <w:rStyle w:val="Hyperlink"/>
@@ -4079,7 +3979,7 @@
           <w:rPr>
             <w:noProof/>
           </w:rPr>
-          <w:instrText xml:space="preserve"> PAGEREF _Toc238548343 \h </w:instrText>
+          <w:instrText xml:space="preserve"> PAGEREF _Toc238561771 \h </w:instrText>
         </w:r>
         <w:r>
           <w:rPr>
@@ -4116,7 +4016,7 @@
           <w:noProof/>
         </w:rPr>
       </w:pPr>
-      <w:hyperlink w:anchor="_Toc238548344" w:history="1">
+      <w:hyperlink w:anchor="_Toc238561772" w:history="1">
         <w:r>
           <w:rPr>
             <w:rStyle w:val="Hyperlink"/>
@@ -4142,7 +4042,7 @@
           <w:rPr>
             <w:noProof/>
           </w:rPr>
-          <w:instrText xml:space="preserve"> PAGEREF _Toc238548344 \h </w:instrText>
+          <w:instrText xml:space="preserve"> PAGEREF _Toc238561772 \h </w:instrText>
         </w:r>
         <w:r>
           <w:rPr>
@@ -4179,7 +4079,7 @@
           <w:noProof/>
         </w:rPr>
       </w:pPr>
-      <w:hyperlink w:anchor="_Toc238548345" w:history="1">
+      <w:hyperlink w:anchor="_Toc238561773" w:history="1">
         <w:r>
           <w:rPr>
             <w:rStyle w:val="Hyperlink"/>
@@ -4205,7 +4105,7 @@
           <w:rPr>
             <w:noProof/>
           </w:rPr>
-          <w:instrText xml:space="preserve"> PAGEREF _Toc238548345 \h </w:instrText>
+          <w:instrText xml:space="preserve"> PAGEREF _Toc238561773 \h </w:instrText>
         </w:r>
         <w:r>
           <w:rPr>
@@ -4242,7 +4142,7 @@
           <w:noProof/>
         </w:rPr>
       </w:pPr>
-      <w:hyperlink w:anchor="_Toc238548346" w:history="1">
+      <w:hyperlink w:anchor="_Toc238561774" w:history="1">
         <w:r>
           <w:rPr>
             <w:rStyle w:val="Hyperlink"/>
@@ -4268,7 +4168,7 @@
           <w:rPr>
             <w:noProof/>
           </w:rPr>
-          <w:instrText xml:space="preserve"> PAGEREF _Toc238548346 \h </w:instrText>
+          <w:instrText xml:space="preserve"> PAGEREF _Toc238561774 \h </w:instrText>
         </w:r>
         <w:r>
           <w:rPr>
@@ -4305,7 +4205,7 @@
           <w:noProof/>
         </w:rPr>
       </w:pPr>
-      <w:hyperlink w:anchor="_Toc238548347" w:history="1">
+      <w:hyperlink w:anchor="_Toc238561775" w:history="1">
         <w:r>
           <w:rPr>
             <w:rStyle w:val="Hyperlink"/>
@@ -4331,7 +4231,7 @@
           <w:rPr>
             <w:noProof/>
           </w:rPr>
-          <w:instrText xml:space="preserve"> PAGEREF _Toc238548347 \h </w:instrText>
+          <w:instrText xml:space="preserve"> PAGEREF _Toc238561775 \h </w:instrText>
         </w:r>
         <w:r>
           <w:rPr>
@@ -4368,7 +4268,7 @@
           <w:noProof/>
         </w:rPr>
       </w:pPr>
-      <w:hyperlink w:anchor="_Toc238548348" w:history="1">
+      <w:hyperlink w:anchor="_Toc238561776" w:history="1">
         <w:r>
           <w:rPr>
             <w:rStyle w:val="Hyperlink"/>
@@ -4394,7 +4294,7 @@
           <w:rPr>
             <w:noProof/>
           </w:rPr>
-          <w:instrText xml:space="preserve"> PAGEREF _Toc238548348 \h </w:instrText>
+          <w:instrText xml:space="preserve"> PAGEREF _Toc238561776 \h </w:instrText>
         </w:r>
         <w:r>
           <w:rPr>
@@ -4431,7 +4331,7 @@
           <w:noProof/>
         </w:rPr>
       </w:pPr>
-      <w:hyperlink w:anchor="_Toc238548349" w:history="1">
+      <w:hyperlink w:anchor="_Toc238561777" w:history="1">
         <w:r>
           <w:rPr>
             <w:rStyle w:val="Hyperlink"/>
@@ -4457,7 +4357,7 @@
           <w:rPr>
             <w:noProof/>
           </w:rPr>
-          <w:instrText xml:space="preserve"> PAGEREF _Toc238548349 \h </w:instrText>
+          <w:instrText xml:space="preserve"> PAGEREF _Toc238561777 \h </w:instrText>
         </w:r>
         <w:r>
           <w:rPr>
@@ -4494,7 +4394,7 @@
           <w:noProof/>
         </w:rPr>
       </w:pPr>
-      <w:hyperlink w:anchor="_Toc238548350" w:history="1">
+      <w:hyperlink w:anchor="_Toc238561778" w:history="1">
         <w:r>
           <w:rPr>
             <w:rStyle w:val="Hyperlink"/>
@@ -4520,7 +4420,7 @@
           <w:rPr>
             <w:noProof/>
           </w:rPr>
-          <w:instrText xml:space="preserve"> PAGEREF _Toc238548350 \h </w:instrText>
+          <w:instrText xml:space="preserve"> PAGEREF _Toc238561778 \h </w:instrText>
         </w:r>
         <w:r>
           <w:rPr>
@@ -4557,7 +4457,7 @@
           <w:noProof/>
         </w:rPr>
       </w:pPr>
-      <w:hyperlink w:anchor="_Toc238548351" w:history="1">
+      <w:hyperlink w:anchor="_Toc238561779" w:history="1">
         <w:r>
           <w:rPr>
             <w:rStyle w:val="Hyperlink"/>
@@ -4583,7 +4483,7 @@
           <w:rPr>
             <w:noProof/>
           </w:rPr>
-          <w:instrText xml:space="preserve"> PAGEREF _Toc238548351 \h </w:instrText>
+          <w:instrText xml:space="preserve"> PAGEREF _Toc238561779 \h </w:instrText>
         </w:r>
         <w:r>
           <w:rPr>
@@ -4620,7 +4520,7 @@
           <w:noProof/>
         </w:rPr>
       </w:pPr>
-      <w:hyperlink w:anchor="_Toc238548352" w:history="1">
+      <w:hyperlink w:anchor="_Toc238561780" w:history="1">
         <w:r>
           <w:rPr>
             <w:rStyle w:val="Hyperlink"/>
@@ -4646,7 +4546,7 @@
           <w:rPr>
             <w:noProof/>
           </w:rPr>
-          <w:instrText xml:space="preserve"> PAGEREF _Toc238548352 \h </w:instrText>
+          <w:instrText xml:space="preserve"> PAGEREF _Toc238561780 \h </w:instrText>
         </w:r>
         <w:r>
           <w:rPr>
@@ -4683,7 +4583,7 @@
           <w:noProof/>
         </w:rPr>
       </w:pPr>
-      <w:hyperlink w:anchor="_Toc238548353" w:history="1">
+      <w:hyperlink w:anchor="_Toc238561781" w:history="1">
         <w:r>
           <w:rPr>
             <w:rStyle w:val="Hyperlink"/>
@@ -4709,7 +4609,7 @@
           <w:rPr>
             <w:noProof/>
           </w:rPr>
-          <w:instrText xml:space="preserve"> PAGEREF _Toc238548353 \h </w:instrText>
+          <w:instrText xml:space="preserve"> PAGEREF _Toc238561781 \h </w:instrText>
         </w:r>
         <w:r>
           <w:rPr>
@@ -4746,7 +4646,7 @@
           <w:noProof/>
         </w:rPr>
       </w:pPr>
-      <w:hyperlink w:anchor="_Toc238548354" w:history="1">
+      <w:hyperlink w:anchor="_Toc238561782" w:history="1">
         <w:r>
           <w:rPr>
             <w:rStyle w:val="Hyperlink"/>
@@ -4772,7 +4672,7 @@
           <w:rPr>
             <w:noProof/>
           </w:rPr>
-          <w:instrText xml:space="preserve"> PAGEREF _Toc238548354 \h </w:instrText>
+          <w:instrText xml:space="preserve"> PAGEREF _Toc238561782 \h </w:instrText>
         </w:r>
         <w:r>
           <w:rPr>
@@ -4809,7 +4709,7 @@
           <w:noProof/>
         </w:rPr>
       </w:pPr>
-      <w:hyperlink w:anchor="_Toc238548355" w:history="1">
+      <w:hyperlink w:anchor="_Toc238561783" w:history="1">
         <w:r>
           <w:rPr>
             <w:rStyle w:val="Hyperlink"/>
@@ -4835,7 +4735,7 @@
           <w:rPr>
             <w:noProof/>
           </w:rPr>
-          <w:instrText xml:space="preserve"> PAGEREF _Toc238548355 \h </w:instrText>
+          <w:instrText xml:space="preserve"> PAGEREF _Toc238561783 \h </w:instrText>
         </w:r>
         <w:r>
           <w:rPr>
@@ -4872,7 +4772,7 @@
           <w:noProof/>
         </w:rPr>
       </w:pPr>
-      <w:hyperlink w:anchor="_Toc238548356" w:history="1">
+      <w:hyperlink w:anchor="_Toc238561784" w:history="1">
         <w:r>
           <w:rPr>
             <w:rStyle w:val="Hyperlink"/>
@@ -4898,7 +4798,7 @@
           <w:rPr>
             <w:noProof/>
           </w:rPr>
-          <w:instrText xml:space="preserve"> PAGEREF _Toc238548356 \h </w:instrText>
+          <w:instrText xml:space="preserve"> PAGEREF _Toc238561784 \h </w:instrText>
         </w:r>
         <w:r>
           <w:rPr>
@@ -4935,7 +4835,7 @@
           <w:noProof/>
         </w:rPr>
       </w:pPr>
-      <w:hyperlink w:anchor="_Toc238548357" w:history="1">
+      <w:hyperlink w:anchor="_Toc238561785" w:history="1">
         <w:r>
           <w:rPr>
             <w:rStyle w:val="Hyperlink"/>
@@ -4961,7 +4861,7 @@
           <w:rPr>
             <w:noProof/>
           </w:rPr>
-          <w:instrText xml:space="preserve"> PAGEREF _Toc238548357 \h </w:instrText>
+          <w:instrText xml:space="preserve"> PAGEREF _Toc238561785 \h </w:instrText>
         </w:r>
         <w:r>
           <w:rPr>
@@ -4998,7 +4898,7 @@
           <w:noProof/>
         </w:rPr>
       </w:pPr>
-      <w:hyperlink w:anchor="_Toc238548358" w:history="1">
+      <w:hyperlink w:anchor="_Toc238561786" w:history="1">
         <w:r>
           <w:rPr>
             <w:rStyle w:val="Hyperlink"/>
@@ -5024,7 +4924,7 @@
           <w:rPr>
             <w:noProof/>
           </w:rPr>
-          <w:instrText xml:space="preserve"> PAGEREF _Toc238548358 \h </w:instrText>
+          <w:instrText xml:space="preserve"> PAGEREF _Toc238561786 \h </w:instrText>
         </w:r>
         <w:r>
           <w:rPr>
@@ -5061,7 +4961,7 @@
           <w:noProof/>
         </w:rPr>
       </w:pPr>
-      <w:hyperlink w:anchor="_Toc238548359" w:history="1">
+      <w:hyperlink w:anchor="_Toc238561787" w:history="1">
         <w:r>
           <w:rPr>
             <w:rStyle w:val="Hyperlink"/>
@@ -5087,7 +4987,7 @@
           <w:rPr>
             <w:noProof/>
           </w:rPr>
-          <w:instrText xml:space="preserve"> PAGEREF _Toc238548359 \h </w:instrText>
+          <w:instrText xml:space="preserve"> PAGEREF _Toc238561787 \h </w:instrText>
         </w:r>
         <w:r>
           <w:rPr>
@@ -5124,13 +5024,23 @@
         <w:br w:type="page"/>
       </w:r>
     </w:p>
-    <w:p>
-      <w:r>
-        <w:lastRenderedPageBreak/>
-        <w:t>CIS6003</w:t>
-      </w:r>
-      <w:r>
-        <w:t xml:space="preserve"> Advanced Programming — Assignment Report</w:t>
+    <w:p/>
+    <w:p>
+      <w:pPr>
+        <w:pStyle w:val="Heading1"/>
+        <w:pBdr>
+          <w:bottom w:val="single" w:sz="6" w:space="0" w:color="0B3954"/>
+        </w:pBdr>
+        <w:spacing w:before="240" w:after="120" w:line="360" w:lineRule="auto"/>
+      </w:pPr>
+      <w:r>
+        <w:rPr>
+          <w:b/>
+          <w:bCs/>
+          <w:sz w:val="28"/>
+          <w:szCs w:val="28"/>
+        </w:rPr>
+        <w:t>CIS6003 Advanced Programming — Assignment Report</w:t>
       </w:r>
     </w:p>
     <w:p>
@@ -5166,7 +5076,7 @@
         <w:t>Student:</w:t>
       </w:r>
       <w:r>
-        <w:t xml:space="preserve"> BSc SE – CIS-6003 – 20374265 </w:t>
+        <w:t xml:space="preserve"> Kirisha – JF/BSCSD/19/33 – BSc SE (Top-Up) </w:t>
       </w:r>
       <w:r>
         <w:rPr>
@@ -5182,7 +5092,7 @@
         <w:rPr>
           <w:shd w:val="solid" w:color="F2F2F2" w:fill="F2F2F2"/>
         </w:rPr>
-        <w:t>st20374265 CIS6003 WRIT1</w:t>
+        <w:t>JF-BSCSD-19-33 CIS6003 WRIT1</w:t>
       </w:r>
       <w:r>
         <w:t xml:space="preserve"> </w:t>
@@ -5203,7 +5113,7 @@
             <w:color w:val="0B3954"/>
             <w:u w:val="single"/>
           </w:rPr>
-          <w:t>https://github.com/TharusanK23/sunrise-dental-clinic</w:t>
+          <w:t>https://github.com/KirishaTharusan/sunrise-dental-clinic</w:t>
         </w:r>
       </w:hyperlink>
     </w:p>
@@ -5315,7 +5225,7 @@
         <w:pStyle w:val="Heading2"/>
         <w:spacing w:before="240" w:after="120" w:line="360" w:lineRule="auto"/>
       </w:pPr>
-      <w:bookmarkStart w:id="0" w:name="_Toc238548322"/>
+      <w:bookmarkStart w:id="0" w:name="_Toc238561750"/>
       <w:r>
         <w:rPr>
           <w:b/>
@@ -5357,7 +5267,7 @@
         <w:pStyle w:val="Heading3"/>
         <w:spacing w:before="240" w:after="120" w:line="360" w:lineRule="auto"/>
       </w:pPr>
-      <w:bookmarkStart w:id="1" w:name="_Toc238548323"/>
+      <w:bookmarkStart w:id="1" w:name="_Toc238561751"/>
       <w:r>
         <w:rPr>
           <w:b/>
@@ -5408,11 +5318,11 @@
         <w:t>no domain substitution</w:t>
       </w:r>
       <w:r>
-        <w:t xml:space="preserve">. Every field named in the brief — appointment number, patient name, address, contact number, dentist name, treatment type, appointment date, appointment time — is implemented as named, and every one of the six numbered functionalities (Login, Register New Appointment, </w:t>
+        <w:t xml:space="preserve">. Every field named in the </w:t>
       </w:r>
       <w:r>
         <w:lastRenderedPageBreak/>
-        <w:t xml:space="preserve">Display Appointment Details, Calculate &amp; Print Bill, Help, Exit) is implemented in full, </w:t>
+        <w:t xml:space="preserve">brief — appointment number, patient name, address, contact number, dentist name, treatment type, appointment date, appointment time — is implemented as named, and every one of the six numbered functionalities (Login, Register New Appointment, Display Appointment Details, Calculate &amp; Print Bill, Help, Exit) is implemented in full, </w:t>
       </w:r>
       <w:r>
         <w:t>evidenced in §3.7 and validated in §4.</w:t>
@@ -5479,7 +5389,7 @@
         <w:pStyle w:val="Heading3"/>
         <w:spacing w:before="240" w:after="120" w:line="360" w:lineRule="auto"/>
       </w:pPr>
-      <w:bookmarkStart w:id="2" w:name="_Toc238548324"/>
+      <w:bookmarkStart w:id="2" w:name="_Toc238561752"/>
       <w:r>
         <w:rPr>
           <w:b/>
@@ -5553,7 +5463,7 @@
         <w:pStyle w:val="Heading2"/>
         <w:spacing w:before="240" w:after="120" w:line="360" w:lineRule="auto"/>
       </w:pPr>
-      <w:bookmarkStart w:id="3" w:name="_Toc238548325"/>
+      <w:bookmarkStart w:id="3" w:name="_Toc238561753"/>
       <w:r>
         <w:rPr>
           <w:b/>
@@ -5606,7 +5516,7 @@
         <w:pStyle w:val="Heading3"/>
         <w:spacing w:before="240" w:after="120" w:line="360" w:lineRule="auto"/>
       </w:pPr>
-      <w:bookmarkStart w:id="4" w:name="_Toc238548326"/>
+      <w:bookmarkStart w:id="4" w:name="_Toc238561754"/>
       <w:r>
         <w:rPr>
           <w:b/>
@@ -5629,7 +5539,7 @@
         </w:rPr>
         <w:lastRenderedPageBreak/>
         <w:drawing>
-          <wp:inline distT="0" distB="0" distL="0" distR="0" wp14:anchorId="70E207E7" wp14:editId="2A5620BB">
+          <wp:inline distT="0" distB="0" distL="0" distR="0" wp14:anchorId="0313D8A9" wp14:editId="2B6B7B80">
             <wp:extent cx="5334000" cy="4486275"/>
             <wp:effectExtent l="0" t="0" r="0" b="0"/>
             <wp:docPr id="1" name="Picture 1"/>
@@ -5876,7 +5786,7 @@
         <w:pStyle w:val="Heading3"/>
         <w:spacing w:before="240" w:after="120" w:line="360" w:lineRule="auto"/>
       </w:pPr>
-      <w:bookmarkStart w:id="5" w:name="_Toc238548327"/>
+      <w:bookmarkStart w:id="5" w:name="_Toc238561755"/>
       <w:r>
         <w:rPr>
           <w:b/>
@@ -5898,10 +5808,10 @@
           <w:noProof/>
         </w:rPr>
         <w:drawing>
-          <wp:inline distT="0" distB="0" distL="0" distR="0" wp14:anchorId="45326A7E" wp14:editId="3A2C4555">
+          <wp:inline distT="0" distB="0" distL="0" distR="0" wp14:anchorId="556DA881" wp14:editId="6AE646E2">
             <wp:extent cx="5334000" cy="3057525"/>
             <wp:effectExtent l="0" t="0" r="0" b="0"/>
-            <wp:docPr id="1659424294" name="Picture 1659424294"/>
+            <wp:docPr id="505833246" name="Picture 505833246"/>
             <wp:cNvGraphicFramePr>
               <a:graphicFrameLocks xmlns:a="http://schemas.openxmlformats.org/drawingml/2006/main" noChangeAspect="1"/>
             </wp:cNvGraphicFramePr>
@@ -6291,7 +6201,7 @@
         <w:pStyle w:val="Heading3"/>
         <w:spacing w:before="240" w:after="120" w:line="360" w:lineRule="auto"/>
       </w:pPr>
-      <w:bookmarkStart w:id="6" w:name="_Toc238548328"/>
+      <w:bookmarkStart w:id="6" w:name="_Toc238561756"/>
       <w:r>
         <w:rPr>
           <w:b/>
@@ -6536,10 +6446,10 @@
         </w:rPr>
         <w:lastRenderedPageBreak/>
         <w:drawing>
-          <wp:inline distT="0" distB="0" distL="0" distR="0" wp14:anchorId="4F6C9463" wp14:editId="138570E2">
+          <wp:inline distT="0" distB="0" distL="0" distR="0" wp14:anchorId="1F3A4D21" wp14:editId="1AADBCBD">
             <wp:extent cx="5334000" cy="2933700"/>
             <wp:effectExtent l="0" t="0" r="0" b="0"/>
-            <wp:docPr id="1564307032" name="Picture 1564307032"/>
+            <wp:docPr id="223483030" name="Picture 223483030"/>
             <wp:cNvGraphicFramePr>
               <a:graphicFrameLocks xmlns:a="http://schemas.openxmlformats.org/drawingml/2006/main" noChangeAspect="1"/>
             </wp:cNvGraphicFramePr>
@@ -6600,10 +6510,10 @@
           <w:noProof/>
         </w:rPr>
         <w:drawing>
-          <wp:inline distT="0" distB="0" distL="0" distR="0" wp14:anchorId="01485C8E" wp14:editId="50136DE1">
+          <wp:inline distT="0" distB="0" distL="0" distR="0" wp14:anchorId="162E58A8" wp14:editId="0B0BEF24">
             <wp:extent cx="5334000" cy="3686175"/>
             <wp:effectExtent l="0" t="0" r="0" b="0"/>
-            <wp:docPr id="935616091" name="Picture 935616091"/>
+            <wp:docPr id="1003334436" name="Picture 1003334436"/>
             <wp:cNvGraphicFramePr>
               <a:graphicFrameLocks xmlns:a="http://schemas.openxmlformats.org/drawingml/2006/main" noChangeAspect="1"/>
             </wp:cNvGraphicFramePr>
@@ -6665,10 +6575,10 @@
         </w:rPr>
         <w:lastRenderedPageBreak/>
         <w:drawing>
-          <wp:inline distT="0" distB="0" distL="0" distR="0" wp14:anchorId="146B36B8" wp14:editId="701EF7F3">
+          <wp:inline distT="0" distB="0" distL="0" distR="0" wp14:anchorId="63E1DDD7" wp14:editId="6B086FEC">
             <wp:extent cx="5334000" cy="3086100"/>
             <wp:effectExtent l="0" t="0" r="0" b="0"/>
-            <wp:docPr id="1673988684" name="Picture 1673988684"/>
+            <wp:docPr id="1582138120" name="Picture 1582138120"/>
             <wp:cNvGraphicFramePr>
               <a:graphicFrameLocks xmlns:a="http://schemas.openxmlformats.org/drawingml/2006/main" noChangeAspect="1"/>
             </wp:cNvGraphicFramePr>
@@ -6724,7 +6634,7 @@
         <w:pStyle w:val="Heading3"/>
         <w:spacing w:before="240" w:after="120" w:line="360" w:lineRule="auto"/>
       </w:pPr>
-      <w:bookmarkStart w:id="7" w:name="_Toc238548329"/>
+      <w:bookmarkStart w:id="7" w:name="_Toc238561757"/>
       <w:r>
         <w:rPr>
           <w:b/>
@@ -6747,10 +6657,10 @@
         </w:rPr>
         <w:lastRenderedPageBreak/>
         <w:drawing>
-          <wp:inline distT="0" distB="0" distL="0" distR="0" wp14:anchorId="6F1B0D93" wp14:editId="7BE4BA9B">
+          <wp:inline distT="0" distB="0" distL="0" distR="0" wp14:anchorId="3DBAA360" wp14:editId="3C1A706B">
             <wp:extent cx="5334000" cy="6229350"/>
             <wp:effectExtent l="0" t="0" r="0" b="0"/>
-            <wp:docPr id="959675707" name="Picture 959675707"/>
+            <wp:docPr id="1268883537" name="Picture 1268883537"/>
             <wp:cNvGraphicFramePr>
               <a:graphicFrameLocks xmlns:a="http://schemas.openxmlformats.org/drawingml/2006/main" noChangeAspect="1"/>
             </wp:cNvGraphicFramePr>
@@ -6827,7 +6737,7 @@
         <w:pStyle w:val="Heading3"/>
         <w:spacing w:before="240" w:after="120" w:line="360" w:lineRule="auto"/>
       </w:pPr>
-      <w:bookmarkStart w:id="8" w:name="_Toc238548330"/>
+      <w:bookmarkStart w:id="8" w:name="_Toc238561758"/>
       <w:r>
         <w:rPr>
           <w:b/>
@@ -6878,7 +6788,7 @@
         <w:pStyle w:val="Heading3"/>
         <w:spacing w:before="240" w:after="120" w:line="360" w:lineRule="auto"/>
       </w:pPr>
-      <w:bookmarkStart w:id="9" w:name="_Toc238548331"/>
+      <w:bookmarkStart w:id="9" w:name="_Toc238561759"/>
       <w:r>
         <w:rPr>
           <w:b/>
@@ -6951,10 +6861,10 @@
           <w:noProof/>
         </w:rPr>
         <w:drawing>
-          <wp:inline distT="0" distB="0" distL="0" distR="0" wp14:anchorId="10D7D668" wp14:editId="4348FE44">
+          <wp:inline distT="0" distB="0" distL="0" distR="0" wp14:anchorId="5D578AD7" wp14:editId="02764F5F">
             <wp:extent cx="5334000" cy="2714625"/>
             <wp:effectExtent l="0" t="0" r="0" b="0"/>
-            <wp:docPr id="957638768" name="Picture 957638768"/>
+            <wp:docPr id="13259608" name="Picture 13259608"/>
             <wp:cNvGraphicFramePr>
               <a:graphicFrameLocks xmlns:a="http://schemas.openxmlformats.org/drawingml/2006/main" noChangeAspect="1"/>
             </wp:cNvGraphicFramePr>
@@ -7058,7 +6968,7 @@
         <w:pStyle w:val="Heading2"/>
         <w:spacing w:before="240" w:after="120" w:line="360" w:lineRule="auto"/>
       </w:pPr>
-      <w:bookmarkStart w:id="10" w:name="_Toc238548332"/>
+      <w:bookmarkStart w:id="10" w:name="_Toc238561760"/>
       <w:r>
         <w:rPr>
           <w:b/>
@@ -7075,7 +6985,7 @@
         <w:pStyle w:val="Heading3"/>
         <w:spacing w:before="240" w:after="120" w:line="360" w:lineRule="auto"/>
       </w:pPr>
-      <w:bookmarkStart w:id="11" w:name="_Toc238548333"/>
+      <w:bookmarkStart w:id="11" w:name="_Toc238561761"/>
       <w:r>
         <w:rPr>
           <w:b/>
@@ -7222,7 +7132,7 @@
         <w:pStyle w:val="Heading3"/>
         <w:spacing w:before="240" w:after="120" w:line="360" w:lineRule="auto"/>
       </w:pPr>
-      <w:bookmarkStart w:id="12" w:name="_Toc238548334"/>
+      <w:bookmarkStart w:id="12" w:name="_Toc238561762"/>
       <w:r>
         <w:rPr>
           <w:b/>
@@ -7349,7 +7259,7 @@
         <w:pStyle w:val="Heading4"/>
         <w:spacing w:before="240" w:after="120" w:line="360" w:lineRule="auto"/>
       </w:pPr>
-      <w:bookmarkStart w:id="13" w:name="_Toc238548335"/>
+      <w:bookmarkStart w:id="13" w:name="_Toc238561763"/>
       <w:r>
         <w:rPr>
           <w:b/>
@@ -7399,10 +7309,10 @@
         </w:rPr>
         <w:lastRenderedPageBreak/>
         <w:drawing>
-          <wp:inline distT="0" distB="0" distL="0" distR="0" wp14:anchorId="624F502A" wp14:editId="17C356D1">
+          <wp:inline distT="0" distB="0" distL="0" distR="0" wp14:anchorId="0FCFAD42" wp14:editId="2D3663DE">
             <wp:extent cx="5334000" cy="5181600"/>
             <wp:effectExtent l="0" t="0" r="0" b="0"/>
-            <wp:docPr id="1070960753" name="Picture 1070960753"/>
+            <wp:docPr id="1872290202" name="Picture 1872290202"/>
             <wp:cNvGraphicFramePr>
               <a:graphicFrameLocks xmlns:a="http://schemas.openxmlformats.org/drawingml/2006/main" noChangeAspect="1"/>
             </wp:cNvGraphicFramePr>
@@ -7646,10 +7556,10 @@
         </w:rPr>
         <w:lastRenderedPageBreak/>
         <w:drawing>
-          <wp:inline distT="0" distB="0" distL="0" distR="0" wp14:anchorId="3BE6578F" wp14:editId="0EB9D54E">
+          <wp:inline distT="0" distB="0" distL="0" distR="0" wp14:anchorId="1AA2108B" wp14:editId="5661769E">
             <wp:extent cx="5334000" cy="5181600"/>
             <wp:effectExtent l="0" t="0" r="0" b="0"/>
-            <wp:docPr id="1716935435" name="Picture 1716935435"/>
+            <wp:docPr id="583387861" name="Picture 583387861"/>
             <wp:cNvGraphicFramePr>
               <a:graphicFrameLocks xmlns:a="http://schemas.openxmlformats.org/drawingml/2006/main" noChangeAspect="1"/>
             </wp:cNvGraphicFramePr>
@@ -7756,10 +7666,10 @@
         </w:rPr>
         <w:lastRenderedPageBreak/>
         <w:drawing>
-          <wp:inline distT="0" distB="0" distL="0" distR="0" wp14:anchorId="0A38C856" wp14:editId="3F6A4B28">
+          <wp:inline distT="0" distB="0" distL="0" distR="0" wp14:anchorId="7410683B" wp14:editId="347BA1A9">
             <wp:extent cx="5334000" cy="5181600"/>
             <wp:effectExtent l="0" t="0" r="0" b="0"/>
-            <wp:docPr id="1937103118" name="Picture 1937103118"/>
+            <wp:docPr id="978543244" name="Picture 978543244"/>
             <wp:cNvGraphicFramePr>
               <a:graphicFrameLocks xmlns:a="http://schemas.openxmlformats.org/drawingml/2006/main" noChangeAspect="1"/>
             </wp:cNvGraphicFramePr>
@@ -7907,10 +7817,10 @@
         </w:rPr>
         <w:lastRenderedPageBreak/>
         <w:drawing>
-          <wp:inline distT="0" distB="0" distL="0" distR="0" wp14:anchorId="6BD2150C" wp14:editId="757E4D31">
+          <wp:inline distT="0" distB="0" distL="0" distR="0" wp14:anchorId="05F59E8C" wp14:editId="3AD025A5">
             <wp:extent cx="5334000" cy="5181600"/>
             <wp:effectExtent l="0" t="0" r="0" b="0"/>
-            <wp:docPr id="1836773511" name="Picture 1836773511"/>
+            <wp:docPr id="14361081" name="Picture 14361081"/>
             <wp:cNvGraphicFramePr>
               <a:graphicFrameLocks xmlns:a="http://schemas.openxmlformats.org/drawingml/2006/main" noChangeAspect="1"/>
             </wp:cNvGraphicFramePr>
@@ -8002,7 +7912,7 @@
         <w:pStyle w:val="Heading3"/>
         <w:spacing w:before="240" w:after="120" w:line="360" w:lineRule="auto"/>
       </w:pPr>
-      <w:bookmarkStart w:id="14" w:name="_Toc238548336"/>
+      <w:bookmarkStart w:id="14" w:name="_Toc238561764"/>
       <w:r>
         <w:rPr>
           <w:b/>
@@ -8028,7 +7938,7 @@
         <w:pStyle w:val="Heading4"/>
         <w:spacing w:before="240" w:after="120" w:line="360" w:lineRule="auto"/>
       </w:pPr>
-      <w:bookmarkStart w:id="15" w:name="_Toc238548337"/>
+      <w:bookmarkStart w:id="15" w:name="_Toc238561765"/>
       <w:r>
         <w:rPr>
           <w:b/>
@@ -8307,7 +8217,7 @@
         <w:pStyle w:val="Heading4"/>
         <w:spacing w:before="240" w:after="120" w:line="360" w:lineRule="auto"/>
       </w:pPr>
-      <w:bookmarkStart w:id="16" w:name="_Toc238548338"/>
+      <w:bookmarkStart w:id="16" w:name="_Toc238561766"/>
       <w:r>
         <w:rPr>
           <w:b/>
@@ -8508,7 +8418,7 @@
         <w:pStyle w:val="Heading4"/>
         <w:spacing w:before="240" w:after="120" w:line="360" w:lineRule="auto"/>
       </w:pPr>
-      <w:bookmarkStart w:id="17" w:name="_Toc238548339"/>
+      <w:bookmarkStart w:id="17" w:name="_Toc238561767"/>
       <w:r>
         <w:rPr>
           <w:b/>
@@ -8695,7 +8605,7 @@
         <w:pStyle w:val="Heading4"/>
         <w:spacing w:before="240" w:after="120" w:line="360" w:lineRule="auto"/>
       </w:pPr>
-      <w:bookmarkStart w:id="18" w:name="_Toc238548340"/>
+      <w:bookmarkStart w:id="18" w:name="_Toc238561768"/>
       <w:r>
         <w:rPr>
           <w:b/>
@@ -8924,7 +8834,7 @@
         <w:pStyle w:val="Heading4"/>
         <w:spacing w:before="240" w:after="120" w:line="360" w:lineRule="auto"/>
       </w:pPr>
-      <w:bookmarkStart w:id="19" w:name="_Toc238548341"/>
+      <w:bookmarkStart w:id="19" w:name="_Toc238561769"/>
       <w:r>
         <w:rPr>
           <w:b/>
@@ -9196,7 +9106,7 @@
         <w:pStyle w:val="Heading4"/>
         <w:spacing w:before="240" w:after="120" w:line="360" w:lineRule="auto"/>
       </w:pPr>
-      <w:bookmarkStart w:id="20" w:name="_Toc238548342"/>
+      <w:bookmarkStart w:id="20" w:name="_Toc238561770"/>
       <w:r>
         <w:rPr>
           <w:b/>
@@ -9315,7 +9225,7 @@
         <w:pStyle w:val="Heading3"/>
         <w:spacing w:before="240" w:after="120" w:line="360" w:lineRule="auto"/>
       </w:pPr>
-      <w:bookmarkStart w:id="21" w:name="_Toc238548343"/>
+      <w:bookmarkStart w:id="21" w:name="_Toc238561771"/>
       <w:r>
         <w:rPr>
           <w:b/>
@@ -9678,7 +9588,7 @@
         <w:pStyle w:val="Heading3"/>
         <w:spacing w:before="240" w:after="120" w:line="360" w:lineRule="auto"/>
       </w:pPr>
-      <w:bookmarkStart w:id="22" w:name="_Toc238548344"/>
+      <w:bookmarkStart w:id="22" w:name="_Toc238561772"/>
       <w:r>
         <w:rPr>
           <w:b/>
@@ -9906,7 +9816,7 @@
         <w:pStyle w:val="Heading3"/>
         <w:spacing w:before="240" w:after="120" w:line="360" w:lineRule="auto"/>
       </w:pPr>
-      <w:bookmarkStart w:id="23" w:name="_Toc238548345"/>
+      <w:bookmarkStart w:id="23" w:name="_Toc238561773"/>
       <w:r>
         <w:rPr>
           <w:b/>
@@ -10346,7 +10256,7 @@
         <w:pStyle w:val="Heading3"/>
         <w:spacing w:before="240" w:after="120" w:line="360" w:lineRule="auto"/>
       </w:pPr>
-      <w:bookmarkStart w:id="24" w:name="_Toc238548346"/>
+      <w:bookmarkStart w:id="24" w:name="_Toc238561774"/>
       <w:r>
         <w:rPr>
           <w:b/>
@@ -10409,10 +10319,10 @@
         </w:rPr>
         <w:lastRenderedPageBreak/>
         <w:drawing>
-          <wp:inline distT="0" distB="0" distL="0" distR="0" wp14:anchorId="096436EF" wp14:editId="649C121D">
+          <wp:inline distT="0" distB="0" distL="0" distR="0" wp14:anchorId="5E40FB0A" wp14:editId="7DEB8F23">
             <wp:extent cx="5334000" cy="3333750"/>
             <wp:effectExtent l="0" t="0" r="0" b="0"/>
-            <wp:docPr id="267329679" name="Picture 267329679"/>
+            <wp:docPr id="1276834498" name="Picture 1276834498"/>
             <wp:cNvGraphicFramePr>
               <a:graphicFrameLocks xmlns:a="http://schemas.openxmlformats.org/drawingml/2006/main" noChangeAspect="1"/>
             </wp:cNvGraphicFramePr>
@@ -10473,10 +10383,10 @@
           <w:noProof/>
         </w:rPr>
         <w:drawing>
-          <wp:inline distT="0" distB="0" distL="0" distR="0" wp14:anchorId="526FD194" wp14:editId="26C7FBF3">
+          <wp:inline distT="0" distB="0" distL="0" distR="0" wp14:anchorId="50DF301E" wp14:editId="1D45D939">
             <wp:extent cx="5334000" cy="3333750"/>
             <wp:effectExtent l="0" t="0" r="0" b="0"/>
-            <wp:docPr id="853982988" name="Picture 853982988"/>
+            <wp:docPr id="1763560782" name="Picture 1763560782"/>
             <wp:cNvGraphicFramePr>
               <a:graphicFrameLocks xmlns:a="http://schemas.openxmlformats.org/drawingml/2006/main" noChangeAspect="1"/>
             </wp:cNvGraphicFramePr>
@@ -10538,10 +10448,10 @@
         </w:rPr>
         <w:lastRenderedPageBreak/>
         <w:drawing>
-          <wp:inline distT="0" distB="0" distL="0" distR="0" wp14:anchorId="6119634E" wp14:editId="260392DC">
+          <wp:inline distT="0" distB="0" distL="0" distR="0" wp14:anchorId="1BAB2FE2" wp14:editId="1158B238">
             <wp:extent cx="5334000" cy="3333750"/>
             <wp:effectExtent l="0" t="0" r="0" b="0"/>
-            <wp:docPr id="434413223" name="Picture 434413223"/>
+            <wp:docPr id="346383336" name="Picture 346383336"/>
             <wp:cNvGraphicFramePr>
               <a:graphicFrameLocks xmlns:a="http://schemas.openxmlformats.org/drawingml/2006/main" noChangeAspect="1"/>
             </wp:cNvGraphicFramePr>
@@ -10602,10 +10512,10 @@
           <w:noProof/>
         </w:rPr>
         <w:drawing>
-          <wp:inline distT="0" distB="0" distL="0" distR="0" wp14:anchorId="7225CE7F" wp14:editId="2F6FD067">
+          <wp:inline distT="0" distB="0" distL="0" distR="0" wp14:anchorId="12B9BBE7" wp14:editId="7A6A512D">
             <wp:extent cx="5334000" cy="3333750"/>
             <wp:effectExtent l="0" t="0" r="0" b="0"/>
-            <wp:docPr id="1340055343" name="Picture 1340055343"/>
+            <wp:docPr id="1372421702" name="Picture 1372421702"/>
             <wp:cNvGraphicFramePr>
               <a:graphicFrameLocks xmlns:a="http://schemas.openxmlformats.org/drawingml/2006/main" noChangeAspect="1"/>
             </wp:cNvGraphicFramePr>
@@ -10667,10 +10577,10 @@
         </w:rPr>
         <w:lastRenderedPageBreak/>
         <w:drawing>
-          <wp:inline distT="0" distB="0" distL="0" distR="0" wp14:anchorId="6F9AD967" wp14:editId="22934A64">
+          <wp:inline distT="0" distB="0" distL="0" distR="0" wp14:anchorId="5BB91765" wp14:editId="66C354D5">
             <wp:extent cx="5334000" cy="3333750"/>
             <wp:effectExtent l="0" t="0" r="0" b="0"/>
-            <wp:docPr id="302393029" name="Picture 302393029"/>
+            <wp:docPr id="1659232358" name="Picture 1659232358"/>
             <wp:cNvGraphicFramePr>
               <a:graphicFrameLocks xmlns:a="http://schemas.openxmlformats.org/drawingml/2006/main" noChangeAspect="1"/>
             </wp:cNvGraphicFramePr>
@@ -10731,10 +10641,10 @@
           <w:noProof/>
         </w:rPr>
         <w:drawing>
-          <wp:inline distT="0" distB="0" distL="0" distR="0" wp14:anchorId="0799AF7B" wp14:editId="2DEDAA4C">
+          <wp:inline distT="0" distB="0" distL="0" distR="0" wp14:anchorId="6E9A52BB" wp14:editId="3164CA98">
             <wp:extent cx="5334000" cy="3333750"/>
             <wp:effectExtent l="0" t="0" r="0" b="0"/>
-            <wp:docPr id="87314404" name="Picture 87314404"/>
+            <wp:docPr id="832674022" name="Picture 832674022"/>
             <wp:cNvGraphicFramePr>
               <a:graphicFrameLocks xmlns:a="http://schemas.openxmlformats.org/drawingml/2006/main" noChangeAspect="1"/>
             </wp:cNvGraphicFramePr>
@@ -10796,10 +10706,10 @@
         </w:rPr>
         <w:lastRenderedPageBreak/>
         <w:drawing>
-          <wp:inline distT="0" distB="0" distL="0" distR="0" wp14:anchorId="11AAEA52" wp14:editId="64EC14EB">
+          <wp:inline distT="0" distB="0" distL="0" distR="0" wp14:anchorId="02BCEA09" wp14:editId="246B1351">
             <wp:extent cx="5334000" cy="3333750"/>
             <wp:effectExtent l="0" t="0" r="0" b="0"/>
-            <wp:docPr id="2104794144" name="Picture 2104794144"/>
+            <wp:docPr id="1219557107" name="Picture 1219557107"/>
             <wp:cNvGraphicFramePr>
               <a:graphicFrameLocks xmlns:a="http://schemas.openxmlformats.org/drawingml/2006/main" noChangeAspect="1"/>
             </wp:cNvGraphicFramePr>
@@ -10864,7 +10774,7 @@
         <w:pStyle w:val="Heading4"/>
         <w:spacing w:before="240" w:after="120" w:line="360" w:lineRule="auto"/>
       </w:pPr>
-      <w:bookmarkStart w:id="25" w:name="_Toc238548347"/>
+      <w:bookmarkStart w:id="25" w:name="_Toc238561775"/>
       <w:r>
         <w:rPr>
           <w:b/>
@@ -11000,10 +10910,10 @@
         </w:rPr>
         <w:lastRenderedPageBreak/>
         <w:drawing>
-          <wp:inline distT="0" distB="0" distL="0" distR="0" wp14:anchorId="4FEB6000" wp14:editId="13CEB7AB">
+          <wp:inline distT="0" distB="0" distL="0" distR="0" wp14:anchorId="3AD0DF2C" wp14:editId="7A0E762B">
             <wp:extent cx="5334000" cy="3333750"/>
             <wp:effectExtent l="0" t="0" r="0" b="0"/>
-            <wp:docPr id="1167227778" name="Picture 1167227778"/>
+            <wp:docPr id="1977902055" name="Picture 1977902055"/>
             <wp:cNvGraphicFramePr>
               <a:graphicFrameLocks xmlns:a="http://schemas.openxmlformats.org/drawingml/2006/main" noChangeAspect="1"/>
             </wp:cNvGraphicFramePr>
@@ -11064,10 +10974,10 @@
           <w:noProof/>
         </w:rPr>
         <w:drawing>
-          <wp:inline distT="0" distB="0" distL="0" distR="0" wp14:anchorId="7C68E286" wp14:editId="5EC732DA">
+          <wp:inline distT="0" distB="0" distL="0" distR="0" wp14:anchorId="17D85200" wp14:editId="60CE7F92">
             <wp:extent cx="5334000" cy="3333750"/>
             <wp:effectExtent l="0" t="0" r="0" b="0"/>
-            <wp:docPr id="1208933093" name="Picture 1208933093"/>
+            <wp:docPr id="1719997869" name="Picture 1719997869"/>
             <wp:cNvGraphicFramePr>
               <a:graphicFrameLocks xmlns:a="http://schemas.openxmlformats.org/drawingml/2006/main" noChangeAspect="1"/>
             </wp:cNvGraphicFramePr>
@@ -11232,7 +11142,7 @@
         <w:pStyle w:val="Heading2"/>
         <w:spacing w:before="240" w:after="120" w:line="360" w:lineRule="auto"/>
       </w:pPr>
-      <w:bookmarkStart w:id="26" w:name="_Toc238548348"/>
+      <w:bookmarkStart w:id="26" w:name="_Toc238561776"/>
       <w:r>
         <w:rPr>
           <w:b/>
@@ -11276,7 +11186,7 @@
         <w:pStyle w:val="Heading3"/>
         <w:spacing w:before="240" w:after="120" w:line="360" w:lineRule="auto"/>
       </w:pPr>
-      <w:bookmarkStart w:id="27" w:name="_Toc238548349"/>
+      <w:bookmarkStart w:id="27" w:name="_Toc238561777"/>
       <w:r>
         <w:rPr>
           <w:b/>
@@ -11360,7 +11270,7 @@
         <w:pStyle w:val="Heading3"/>
         <w:spacing w:before="240" w:after="120" w:line="360" w:lineRule="auto"/>
       </w:pPr>
-      <w:bookmarkStart w:id="28" w:name="_Toc238548350"/>
+      <w:bookmarkStart w:id="28" w:name="_Toc238561778"/>
       <w:r>
         <w:rPr>
           <w:b/>
@@ -11578,10 +11488,10 @@
           <w:noProof/>
         </w:rPr>
         <w:drawing>
-          <wp:inline distT="0" distB="0" distL="0" distR="0" wp14:anchorId="1AF6BEEC" wp14:editId="07072287">
+          <wp:inline distT="0" distB="0" distL="0" distR="0" wp14:anchorId="6D00FF5E" wp14:editId="5A51B89A">
             <wp:extent cx="5334000" cy="3857625"/>
             <wp:effectExtent l="0" t="0" r="0" b="0"/>
-            <wp:docPr id="1208189396" name="Picture 1208189396"/>
+            <wp:docPr id="781187091" name="Picture 781187091"/>
             <wp:cNvGraphicFramePr>
               <a:graphicFrameLocks xmlns:a="http://schemas.openxmlformats.org/drawingml/2006/main" noChangeAspect="1"/>
             </wp:cNvGraphicFramePr>
@@ -11637,7 +11547,7 @@
         <w:pStyle w:val="Heading3"/>
         <w:spacing w:before="240" w:after="120" w:line="360" w:lineRule="auto"/>
       </w:pPr>
-      <w:bookmarkStart w:id="29" w:name="_Toc238548351"/>
+      <w:bookmarkStart w:id="29" w:name="_Toc238561779"/>
       <w:r>
         <w:rPr>
           <w:b/>
@@ -11725,7 +11635,7 @@
         <w:pStyle w:val="Heading3"/>
         <w:spacing w:before="240" w:after="120" w:line="360" w:lineRule="auto"/>
       </w:pPr>
-      <w:bookmarkStart w:id="30" w:name="_Toc238548352"/>
+      <w:bookmarkStart w:id="30" w:name="_Toc238561780"/>
       <w:r>
         <w:rPr>
           <w:b/>
@@ -11972,7 +11882,7 @@
         <w:pStyle w:val="Heading3"/>
         <w:spacing w:before="240" w:after="120" w:line="360" w:lineRule="auto"/>
       </w:pPr>
-      <w:bookmarkStart w:id="31" w:name="_Toc238548353"/>
+      <w:bookmarkStart w:id="31" w:name="_Toc238561781"/>
       <w:r>
         <w:rPr>
           <w:b/>
@@ -12018,7 +11928,7 @@
         <w:pStyle w:val="Heading2"/>
         <w:spacing w:before="240" w:after="120" w:line="360" w:lineRule="auto"/>
       </w:pPr>
-      <w:bookmarkStart w:id="32" w:name="_Toc238548354"/>
+      <w:bookmarkStart w:id="32" w:name="_Toc238561782"/>
       <w:r>
         <w:rPr>
           <w:b/>
@@ -12316,7 +12226,7 @@
             <w:color w:val="0B3954"/>
             <w:u w:val="single"/>
           </w:rPr>
-          <w:t>https://github.com/TharusanK23/sunrise-dental-clinic</w:t>
+          <w:t>https://github.com/KirishaTharusan/sunrise-dental-clinic</w:t>
         </w:r>
       </w:hyperlink>
       <w:r>
@@ -12361,10 +12271,10 @@
         </w:rPr>
         <w:lastRenderedPageBreak/>
         <w:drawing>
-          <wp:inline distT="0" distB="0" distL="0" distR="0" wp14:anchorId="37C450C3" wp14:editId="015B19C4">
+          <wp:inline distT="0" distB="0" distL="0" distR="0" wp14:anchorId="0C23C4BD" wp14:editId="533F4380">
             <wp:extent cx="5334000" cy="3705225"/>
             <wp:effectExtent l="0" t="0" r="0" b="0"/>
-            <wp:docPr id="1033349746" name="Picture 1033349746"/>
+            <wp:docPr id="474253119" name="Picture 474253119"/>
             <wp:cNvGraphicFramePr>
               <a:graphicFrameLocks xmlns:a="http://schemas.openxmlformats.org/drawingml/2006/main" noChangeAspect="1"/>
             </wp:cNvGraphicFramePr>
@@ -12425,10 +12335,10 @@
           <w:noProof/>
         </w:rPr>
         <w:drawing>
-          <wp:inline distT="0" distB="0" distL="0" distR="0" wp14:anchorId="1EF82E46" wp14:editId="32140481">
+          <wp:inline distT="0" distB="0" distL="0" distR="0" wp14:anchorId="3D0D7239" wp14:editId="47E3BDB0">
             <wp:extent cx="5334000" cy="3705225"/>
             <wp:effectExtent l="0" t="0" r="0" b="0"/>
-            <wp:docPr id="186290903" name="Picture 186290903"/>
+            <wp:docPr id="1411079922" name="Picture 1411079922"/>
             <wp:cNvGraphicFramePr>
               <a:graphicFrameLocks xmlns:a="http://schemas.openxmlformats.org/drawingml/2006/main" noChangeAspect="1"/>
             </wp:cNvGraphicFramePr>
@@ -12492,7 +12402,7 @@
         <w:pStyle w:val="Heading2"/>
         <w:spacing w:before="240" w:after="120" w:line="360" w:lineRule="auto"/>
       </w:pPr>
-      <w:bookmarkStart w:id="33" w:name="_Toc238548355"/>
+      <w:bookmarkStart w:id="33" w:name="_Toc238561783"/>
       <w:r>
         <w:rPr>
           <w:b/>
@@ -12519,11 +12429,11 @@
           <w:left w:w="10" w:type="dxa"/>
           <w:right w:w="10" w:type="dxa"/>
         </w:tblCellMar>
-        <w:tblLook w:val="04A0" w:firstRow="1" w:lastRow="0" w:firstColumn="1" w:lastColumn="0" w:noHBand="0" w:noVBand="1"/>
+        <w:tblLook w:val="0000" w:firstRow="0" w:lastRow="0" w:firstColumn="0" w:lastColumn="0" w:noHBand="0" w:noVBand="0"/>
       </w:tblPr>
       <w:tblGrid>
-        <w:gridCol w:w="3447"/>
-        <w:gridCol w:w="4851"/>
+        <w:gridCol w:w="3295"/>
+        <w:gridCol w:w="5003"/>
       </w:tblGrid>
       <w:tr>
         <w:tblPrEx>
@@ -13212,6 +13122,7 @@
               <w:spacing w:line="360" w:lineRule="auto"/>
             </w:pPr>
             <w:r>
+              <w:lastRenderedPageBreak/>
               <w:t>Devised/derived test data; test plan produced and applied</w:t>
             </w:r>
           </w:p>
@@ -13270,7 +13181,6 @@
               <w:spacing w:line="360" w:lineRule="auto"/>
             </w:pPr>
             <w:r>
-              <w:lastRenderedPageBreak/>
               <w:t>Test classes created; relevant tests carried out and documented</w:t>
             </w:r>
           </w:p>
@@ -13717,7 +13627,7 @@
                   <w:color w:val="0B3954"/>
                   <w:u w:val="single"/>
                 </w:rPr>
-                <w:t>https://github.com/TharusanK23/sunrise-dental-clinic</w:t>
+                <w:t>https://github.com/KirishaTharusan/sunrise-dental-clinic</w:t>
               </w:r>
             </w:hyperlink>
             <w:r>
@@ -13745,7 +13655,7 @@
         <w:pStyle w:val="Heading2"/>
         <w:spacing w:before="240" w:after="120" w:line="360" w:lineRule="auto"/>
       </w:pPr>
-      <w:bookmarkStart w:id="34" w:name="_Toc238548356"/>
+      <w:bookmarkStart w:id="34" w:name="_Toc238561784"/>
       <w:r>
         <w:rPr>
           <w:b/>
@@ -13767,17 +13677,14 @@
           <w:b/>
           <w:bCs/>
         </w:rPr>
+        <w:lastRenderedPageBreak/>
         <w:t>Ethical.</w:t>
       </w:r>
       <w:r>
         <w:t xml:space="preserve"> Patient data protection was treated as a first-class design </w:t>
       </w:r>
       <w:r>
-        <w:t xml:space="preserve">constraint, not an afterthought: passwords are never stored or logged in plain text (BCrypt, §3.6); the authentication token is delivered as an HttpOnly cookie specifically so client-side JavaScript — including any third-party script that might be compromised — cannot </w:t>
-      </w:r>
-      <w:r>
-        <w:lastRenderedPageBreak/>
-        <w:t xml:space="preserve">read it; and every input is validated server-side even though the client also validates, because client-side checks are trivially bypassable and cannot be the sole safeguard for a system handling patients' contact details and (implicitly) </w:t>
+        <w:t xml:space="preserve">constraint, not an afterthought: passwords are never stored or logged in plain text (BCrypt, §3.6); the authentication token is delivered as an HttpOnly cookie specifically so client-side JavaScript — including any third-party script that might be compromised — cannot read it; and every input is validated server-side even though the client also validates, because client-side checks are trivially bypassable and cannot be the sole safeguard for a system handling patients' contact details and (implicitly) </w:t>
       </w:r>
       <w:r>
         <w:t>health-adjacent treatment history.</w:t>
@@ -13889,7 +13796,7 @@
         <w:pStyle w:val="Heading2"/>
         <w:spacing w:before="240" w:after="120" w:line="360" w:lineRule="auto"/>
       </w:pPr>
-      <w:bookmarkStart w:id="35" w:name="_Toc238548357"/>
+      <w:bookmarkStart w:id="35" w:name="_Toc238561785"/>
       <w:r>
         <w:rPr>
           <w:b/>
@@ -13907,7 +13814,11 @@
         <w:jc w:val="both"/>
       </w:pPr>
       <w:r>
-        <w:t xml:space="preserve">This project delivers a complete, working, three-tier dental-clinic appointment and billing system that fulfils every functional requirement in the assignment brief's scenario, five deliberately-justified design patterns plus the Repository pattern, a MySQL database exercising triggers/a stored procedure/views beyond basic CRUD, a documented and </w:t>
+        <w:t xml:space="preserve">This project delivers a complete, working, three-tier dental-clinic appointment and billing system that fulfils every functional requirement in the assignment brief's scenario, five deliberately-justified design patterns plus the Repository pattern, a </w:t>
+      </w:r>
+      <w:r>
+        <w:lastRenderedPageBreak/>
+        <w:t xml:space="preserve">MySQL database exercising triggers/a stored procedure/views beyond basic CRUD, a documented and </w:t>
       </w:r>
       <w:r>
         <w:t xml:space="preserve">partially test-driven automated test suite with genuine, recorded lessons learned, and a </w:t>
@@ -13928,11 +13839,7 @@
         <w:t>release</w:t>
       </w:r>
       <w:r>
-        <w:t xml:space="preserve"> Git/GitHub workflow with CI wired in from the first push. The most significant honest limitation is scope, not correctness: the domain model </w:t>
-      </w:r>
-      <w:r>
-        <w:lastRenderedPageBreak/>
-        <w:t xml:space="preserve">is intentionally simpler than a production clinic system would need (§2.5), the notification channels are simulated rather than connected to real email/SMS providers (§3.3.5), and the Git commit history was necessarily created in one development session rather </w:t>
+        <w:t xml:space="preserve"> Git/GitHub workflow with CI wired in from the first push. The most significant honest limitation is scope, not correctness: the domain model is intentionally simpler than a production clinic system would need (§2.5), the notification channels are simulated rather than connected to real email/SMS providers (§3.3.5), and the Git commit history was necessarily created in one development session rather </w:t>
       </w:r>
       <w:r>
         <w:t xml:space="preserve">than genuinely across several calendar days — each of these is disclosed explicitly rather than concealed, and each has a clear, stated path to being extended (§5, </w:t>
@@ -13963,7 +13870,7 @@
         <w:pStyle w:val="Heading2"/>
         <w:spacing w:before="240" w:after="120" w:line="360" w:lineRule="auto"/>
       </w:pPr>
-      <w:bookmarkStart w:id="36" w:name="_Toc238548358"/>
+      <w:bookmarkStart w:id="36" w:name="_Toc238561786"/>
       <w:r>
         <w:rPr>
           <w:b/>
@@ -14157,6 +14064,7 @@
         <w:jc w:val="both"/>
       </w:pPr>
       <w:r>
+        <w:lastRenderedPageBreak/>
         <w:t xml:space="preserve">OWASP Foundation (2021) </w:t>
       </w:r>
       <w:r>
@@ -14188,7 +14096,6 @@
         <w:jc w:val="both"/>
       </w:pPr>
       <w:r>
-        <w:lastRenderedPageBreak/>
         <w:t xml:space="preserve">Spring.io (2024) </w:t>
       </w:r>
       <w:r>
@@ -14258,7 +14165,7 @@
         <w:pStyle w:val="Heading2"/>
         <w:spacing w:before="240" w:after="120" w:line="360" w:lineRule="auto"/>
       </w:pPr>
-      <w:bookmarkStart w:id="37" w:name="_Toc238548359"/>
+      <w:bookmarkStart w:id="37" w:name="_Toc238561787"/>
       <w:r>
         <w:rPr>
           <w:b/>
@@ -14535,10 +14442,10 @@
 <file path=word/numbering.xml><?xml version="1.0" encoding="utf-8"?>
 <w:numbering xmlns:wpc="http://schemas.microsoft.com/office/word/2010/wordprocessingCanvas" xmlns:cx="http://schemas.microsoft.com/office/drawing/2014/chartex" xmlns:cx1="http://schemas.microsoft.com/office/drawing/2015/9/8/chartex" xmlns:cx2="http://schemas.microsoft.com/office/drawing/2015/10/21/chartex" xmlns:cx3="http://schemas.microsoft.com/office/drawing/2016/5/9/chartex" xmlns:cx4="http://schemas.microsoft.com/office/drawing/2016/5/10/chartex" xmlns:cx5="http://schemas.microsoft.com/office/drawing/2016/5/11/chartex" xmlns:cx6="http://schemas.microsoft.com/office/drawing/2016/5/12/chartex" xmlns:cx7="http://schemas.microsoft.com/office/drawing/2016/5/13/chartex" xmlns:cx8="http://schemas.microsoft.com/office/drawing/2016/5/14/chartex" xmlns:mc="http://schemas.openxmlformats.org/markup-compatibility/2006" xmlns:aink="http://schemas.microsoft.com/office/drawing/2016/ink" xmlns:am3d="http://schemas.microsoft.com/office/drawing/2017/model3d" xmlns:o="urn:schemas-microsoft-com:office:office" xmlns:oel="http://schemas.microsoft.com/office/2019/extlst" xmlns:r="http://schemas.openxmlformats.org/officeDocument/2006/relationships" xmlns:m="http://schemas.openxmlformats.org/officeDocument/2006/math" xmlns:v="urn:schemas-microsoft-com:vml" xmlns:wp14="http://schemas.microsoft.com/office/word/2010/wordprocessingDrawing" xmlns:wp="http://schemas.openxmlformats.org/drawingml/2006/wordprocessingDrawing" xmlns:w10="urn:schemas-microsoft-com:office:word" xmlns:w="http://schemas.openxmlformats.org/wordprocessingml/2006/main" xmlns:w14="http://schemas.microsoft.com/office/word/2010/wordml" xmlns:w15="http://schemas.microsoft.com/office/word/2012/wordml" xmlns:w16cex="http://schemas.microsoft.com/office/word/2018/wordml/cex" xmlns:w16cid="http://schemas.microsoft.com/office/word/2016/wordml/cid" xmlns:w16="http://schemas.microsoft.com/office/word/2018/wordml" xmlns:w16du="http://schemas.microsoft.com/office/word/2023/wordml/word16du" xmlns:w16sdtdh="http://schemas.microsoft.com/office/word/2020/wordml/sdtdatahash" xmlns:w16sdtfl="http://schemas.microsoft.com/office/word/2024/wordml/sdtformatlock" xmlns:w16se="http://schemas.microsoft.com/office/word/2015/wordml/symex" xmlns:wpg="http://schemas.microsoft.com/office/word/2010/wordprocessingGroup" xmlns:wpi="http://schemas.microsoft.com/office/word/2010/wordprocessingInk" xmlns:wne="http://schemas.microsoft.com/office/word/2006/wordml" xmlns:wps="http://schemas.microsoft.com/office/word/2010/wordprocessingShape" mc:Ignorable="w14 w15 w16se w16cid w16 w16cex w16sdtdh w16sdtfl w16du wp14">
   <w:abstractNum w:abstractNumId="0" w15:restartNumberingAfterBreak="0">
-    <w:nsid w:val="519B756E"/>
+    <w:nsid w:val="35703B9E"/>
     <w:multiLevelType w:val="hybridMultilevel"/>
-    <w:tmpl w:val="4C24769C"/>
-    <w:lvl w:ilvl="0" w:tplc="B3CAD60A">
+    <w:tmpl w:val="316C5CEC"/>
+    <w:lvl w:ilvl="0" w:tplc="3C60B966">
       <w:start w:val="1"/>
       <w:numFmt w:val="bullet"/>
       <w:lvlText w:val="●"/>
@@ -14547,7 +14454,7 @@
         <w:ind w:left="720" w:hanging="360"/>
       </w:pPr>
     </w:lvl>
-    <w:lvl w:ilvl="1" w:tplc="F872B87A">
+    <w:lvl w:ilvl="1" w:tplc="F5704F7C">
       <w:start w:val="1"/>
       <w:numFmt w:val="bullet"/>
       <w:lvlText w:val="○"/>
@@ -14556,7 +14463,7 @@
         <w:ind w:left="1440" w:hanging="360"/>
       </w:pPr>
     </w:lvl>
-    <w:lvl w:ilvl="2" w:tplc="9738E52A">
+    <w:lvl w:ilvl="2" w:tplc="CD04CBCA">
       <w:start w:val="1"/>
       <w:numFmt w:val="bullet"/>
       <w:lvlText w:val="■"/>
@@ -14565,7 +14472,7 @@
         <w:ind w:left="2160" w:hanging="360"/>
       </w:pPr>
     </w:lvl>
-    <w:lvl w:ilvl="3" w:tplc="345AC354">
+    <w:lvl w:ilvl="3" w:tplc="864488EE">
       <w:start w:val="1"/>
       <w:numFmt w:val="bullet"/>
       <w:lvlText w:val="●"/>
@@ -14574,7 +14481,7 @@
         <w:ind w:left="2880" w:hanging="360"/>
       </w:pPr>
     </w:lvl>
-    <w:lvl w:ilvl="4" w:tplc="18A03958">
+    <w:lvl w:ilvl="4" w:tplc="8976D6BA">
       <w:start w:val="1"/>
       <w:numFmt w:val="bullet"/>
       <w:lvlText w:val="○"/>
@@ -14583,7 +14490,7 @@
         <w:ind w:left="3600" w:hanging="360"/>
       </w:pPr>
     </w:lvl>
-    <w:lvl w:ilvl="5" w:tplc="3C26F5D2">
+    <w:lvl w:ilvl="5" w:tplc="47BA38E4">
       <w:start w:val="1"/>
       <w:numFmt w:val="bullet"/>
       <w:lvlText w:val="■"/>
@@ -14592,7 +14499,7 @@
         <w:ind w:left="4320" w:hanging="360"/>
       </w:pPr>
     </w:lvl>
-    <w:lvl w:ilvl="6" w:tplc="4072CED0">
+    <w:lvl w:ilvl="6" w:tplc="DCD8C2FC">
       <w:start w:val="1"/>
       <w:numFmt w:val="bullet"/>
       <w:lvlText w:val="●"/>
@@ -14601,7 +14508,7 @@
         <w:ind w:left="5040" w:hanging="360"/>
       </w:pPr>
     </w:lvl>
-    <w:lvl w:ilvl="7" w:tplc="7E283844">
+    <w:lvl w:ilvl="7" w:tplc="DAB27D02">
       <w:start w:val="1"/>
       <w:numFmt w:val="bullet"/>
       <w:lvlText w:val="●"/>
@@ -14610,7 +14517,7 @@
         <w:ind w:left="5760" w:hanging="360"/>
       </w:pPr>
     </w:lvl>
-    <w:lvl w:ilvl="8" w:tplc="F42A87F8">
+    <w:lvl w:ilvl="8" w:tplc="1CE6FA84">
       <w:start w:val="1"/>
       <w:numFmt w:val="bullet"/>
       <w:lvlText w:val="●"/>
@@ -14620,7 +14527,7 @@
       </w:pPr>
     </w:lvl>
   </w:abstractNum>
-  <w:num w:numId="1" w16cid:durableId="833567116">
+  <w:num w:numId="1" w16cid:durableId="252051675">
     <w:abstractNumId w:val="0"/>
     <w:lvlOverride w:ilvl="0">
       <w:startOverride w:val="1"/>
@@ -15221,6 +15128,22 @@
       <w:szCs w:val="20"/>
     </w:rPr>
   </w:style>
+  <w:style w:type="paragraph" w:customStyle="1" w:styleId="TableParagraph">
+    <w:name w:val="Table Paragraph"/>
+    <w:basedOn w:val="Normal"/>
+    <w:uiPriority w:val="1"/>
+    <w:qFormat/>
+    <w:rsid w:val="00B977BD"/>
+    <w:pPr>
+      <w:spacing w:after="160" w:line="279" w:lineRule="auto"/>
+    </w:pPr>
+    <w:rPr>
+      <w:rFonts w:asciiTheme="minorHAnsi" w:eastAsiaTheme="minorEastAsia" w:hAnsiTheme="minorHAnsi" w:cstheme="minorBidi"/>
+      <w:sz w:val="22"/>
+      <w:szCs w:val="22"/>
+      <w:lang w:eastAsia="ja-JP"/>
+    </w:rPr>
+  </w:style>
   <w:style w:type="paragraph" w:styleId="TOC2">
     <w:name w:val="toc 2"/>
     <w:basedOn w:val="Normal"/>
@@ -15228,7 +15151,7 @@
     <w:autoRedefine/>
     <w:uiPriority w:val="39"/>
     <w:unhideWhenUsed/>
-    <w:rsid w:val="006E164D"/>
+    <w:rsid w:val="00B977BD"/>
     <w:pPr>
       <w:spacing w:after="100"/>
       <w:ind w:left="240"/>
@@ -15241,7 +15164,7 @@
     <w:autoRedefine/>
     <w:uiPriority w:val="39"/>
     <w:unhideWhenUsed/>
-    <w:rsid w:val="006E164D"/>
+    <w:rsid w:val="00B977BD"/>
     <w:pPr>
       <w:spacing w:after="100"/>
       <w:ind w:left="480"/>
@@ -15254,7 +15177,7 @@
     <w:autoRedefine/>
     <w:uiPriority w:val="39"/>
     <w:unhideWhenUsed/>
-    <w:rsid w:val="006E164D"/>
+    <w:rsid w:val="00B977BD"/>
     <w:pPr>
       <w:spacing w:after="100"/>
       <w:ind w:left="720"/>

--- a/docs/ASSIGNMENT_REPORT.docx
+++ b/docs/ASSIGNMENT_REPORT.docx
@@ -2523,7 +2523,7 @@
       <w:r>
         <w:fldChar w:fldCharType="separate"/>
       </w:r>
-      <w:hyperlink w:anchor="_Toc238561750" w:history="1">
+      <w:hyperlink w:anchor="_Toc238562628" w:history="1">
         <w:r>
           <w:rPr>
             <w:rStyle w:val="Hyperlink"/>
@@ -2549,7 +2549,7 @@
           <w:rPr>
             <w:noProof/>
           </w:rPr>
-          <w:instrText xml:space="preserve"> PAGEREF _Toc238561750 \h </w:instrText>
+          <w:instrText xml:space="preserve"> PAGEREF _Toc238562628 \h </w:instrText>
         </w:r>
         <w:r>
           <w:rPr>
@@ -2586,7 +2586,7 @@
           <w:noProof/>
         </w:rPr>
       </w:pPr>
-      <w:hyperlink w:anchor="_Toc238561751" w:history="1">
+      <w:hyperlink w:anchor="_Toc238562629" w:history="1">
         <w:r>
           <w:rPr>
             <w:rStyle w:val="Hyperlink"/>
@@ -2612,7 +2612,7 @@
           <w:rPr>
             <w:noProof/>
           </w:rPr>
-          <w:instrText xml:space="preserve"> PAGEREF _Toc238561751 \h </w:instrText>
+          <w:instrText xml:space="preserve"> PAGEREF _Toc238562629 \h </w:instrText>
         </w:r>
         <w:r>
           <w:rPr>
@@ -2649,7 +2649,7 @@
           <w:noProof/>
         </w:rPr>
       </w:pPr>
-      <w:hyperlink w:anchor="_Toc238561752" w:history="1">
+      <w:hyperlink w:anchor="_Toc238562630" w:history="1">
         <w:r>
           <w:rPr>
             <w:rStyle w:val="Hyperlink"/>
@@ -2675,7 +2675,7 @@
           <w:rPr>
             <w:noProof/>
           </w:rPr>
-          <w:instrText xml:space="preserve"> PAGEREF _Toc238561752 \h </w:instrText>
+          <w:instrText xml:space="preserve"> PAGEREF _Toc238562630 \h </w:instrText>
         </w:r>
         <w:r>
           <w:rPr>
@@ -2712,7 +2712,7 @@
           <w:noProof/>
         </w:rPr>
       </w:pPr>
-      <w:hyperlink w:anchor="_Toc238561753" w:history="1">
+      <w:hyperlink w:anchor="_Toc238562631" w:history="1">
         <w:r>
           <w:rPr>
             <w:rStyle w:val="Hyperlink"/>
@@ -2738,7 +2738,7 @@
           <w:rPr>
             <w:noProof/>
           </w:rPr>
-          <w:instrText xml:space="preserve"> PAGEREF _Toc238561753 \h </w:instrText>
+          <w:instrText xml:space="preserve"> PAGEREF _Toc238562631 \h </w:instrText>
         </w:r>
         <w:r>
           <w:rPr>
@@ -2775,7 +2775,7 @@
           <w:noProof/>
         </w:rPr>
       </w:pPr>
-      <w:hyperlink w:anchor="_Toc238561754" w:history="1">
+      <w:hyperlink w:anchor="_Toc238562632" w:history="1">
         <w:r>
           <w:rPr>
             <w:rStyle w:val="Hyperlink"/>
@@ -2801,7 +2801,7 @@
           <w:rPr>
             <w:noProof/>
           </w:rPr>
-          <w:instrText xml:space="preserve"> PAGEREF _Toc238561754 \h </w:instrText>
+          <w:instrText xml:space="preserve"> PAGEREF _Toc238562632 \h </w:instrText>
         </w:r>
         <w:r>
           <w:rPr>
@@ -2838,7 +2838,7 @@
           <w:noProof/>
         </w:rPr>
       </w:pPr>
-      <w:hyperlink w:anchor="_Toc238561755" w:history="1">
+      <w:hyperlink w:anchor="_Toc238562633" w:history="1">
         <w:r>
           <w:rPr>
             <w:rStyle w:val="Hyperlink"/>
@@ -2864,7 +2864,7 @@
           <w:rPr>
             <w:noProof/>
           </w:rPr>
-          <w:instrText xml:space="preserve"> PAGEREF _Toc238561755 \h </w:instrText>
+          <w:instrText xml:space="preserve"> PAGEREF _Toc238562633 \h </w:instrText>
         </w:r>
         <w:r>
           <w:rPr>
@@ -2901,7 +2901,7 @@
           <w:noProof/>
         </w:rPr>
       </w:pPr>
-      <w:hyperlink w:anchor="_Toc238561756" w:history="1">
+      <w:hyperlink w:anchor="_Toc238562634" w:history="1">
         <w:r>
           <w:rPr>
             <w:rStyle w:val="Hyperlink"/>
@@ -2927,7 +2927,7 @@
           <w:rPr>
             <w:noProof/>
           </w:rPr>
-          <w:instrText xml:space="preserve"> PAGEREF _Toc238561756 \h </w:instrText>
+          <w:instrText xml:space="preserve"> PAGEREF _Toc238562634 \h </w:instrText>
         </w:r>
         <w:r>
           <w:rPr>
@@ -2964,7 +2964,7 @@
           <w:noProof/>
         </w:rPr>
       </w:pPr>
-      <w:hyperlink w:anchor="_Toc238561757" w:history="1">
+      <w:hyperlink w:anchor="_Toc238562635" w:history="1">
         <w:r>
           <w:rPr>
             <w:rStyle w:val="Hyperlink"/>
@@ -2990,7 +2990,7 @@
           <w:rPr>
             <w:noProof/>
           </w:rPr>
-          <w:instrText xml:space="preserve"> PAGEREF _Toc238561757 \h </w:instrText>
+          <w:instrText xml:space="preserve"> PAGEREF _Toc238562635 \h </w:instrText>
         </w:r>
         <w:r>
           <w:rPr>
@@ -3027,7 +3027,7 @@
           <w:noProof/>
         </w:rPr>
       </w:pPr>
-      <w:hyperlink w:anchor="_Toc238561758" w:history="1">
+      <w:hyperlink w:anchor="_Toc238562636" w:history="1">
         <w:r>
           <w:rPr>
             <w:rStyle w:val="Hyperlink"/>
@@ -3053,7 +3053,7 @@
           <w:rPr>
             <w:noProof/>
           </w:rPr>
-          <w:instrText xml:space="preserve"> PAGEREF _Toc238561758 \h </w:instrText>
+          <w:instrText xml:space="preserve"> PAGEREF _Toc238562636 \h </w:instrText>
         </w:r>
         <w:r>
           <w:rPr>
@@ -3090,7 +3090,7 @@
           <w:noProof/>
         </w:rPr>
       </w:pPr>
-      <w:hyperlink w:anchor="_Toc238561759" w:history="1">
+      <w:hyperlink w:anchor="_Toc238562637" w:history="1">
         <w:r>
           <w:rPr>
             <w:rStyle w:val="Hyperlink"/>
@@ -3116,7 +3116,7 @@
           <w:rPr>
             <w:noProof/>
           </w:rPr>
-          <w:instrText xml:space="preserve"> PAGEREF _Toc238561759 \h </w:instrText>
+          <w:instrText xml:space="preserve"> PAGEREF _Toc238562637 \h </w:instrText>
         </w:r>
         <w:r>
           <w:rPr>
@@ -3153,7 +3153,7 @@
           <w:noProof/>
         </w:rPr>
       </w:pPr>
-      <w:hyperlink w:anchor="_Toc238561760" w:history="1">
+      <w:hyperlink w:anchor="_Toc238562638" w:history="1">
         <w:r>
           <w:rPr>
             <w:rStyle w:val="Hyperlink"/>
@@ -3179,7 +3179,7 @@
           <w:rPr>
             <w:noProof/>
           </w:rPr>
-          <w:instrText xml:space="preserve"> PAGEREF _Toc238561760 \h </w:instrText>
+          <w:instrText xml:space="preserve"> PAGEREF _Toc238562638 \h </w:instrText>
         </w:r>
         <w:r>
           <w:rPr>
@@ -3216,7 +3216,7 @@
           <w:noProof/>
         </w:rPr>
       </w:pPr>
-      <w:hyperlink w:anchor="_Toc238561761" w:history="1">
+      <w:hyperlink w:anchor="_Toc238562639" w:history="1">
         <w:r>
           <w:rPr>
             <w:rStyle w:val="Hyperlink"/>
@@ -3242,7 +3242,7 @@
           <w:rPr>
             <w:noProof/>
           </w:rPr>
-          <w:instrText xml:space="preserve"> PAGEREF _Toc238561761 \h </w:instrText>
+          <w:instrText xml:space="preserve"> PAGEREF _Toc238562639 \h </w:instrText>
         </w:r>
         <w:r>
           <w:rPr>
@@ -3279,7 +3279,7 @@
           <w:noProof/>
         </w:rPr>
       </w:pPr>
-      <w:hyperlink w:anchor="_Toc238561762" w:history="1">
+      <w:hyperlink w:anchor="_Toc238562640" w:history="1">
         <w:r>
           <w:rPr>
             <w:rStyle w:val="Hyperlink"/>
@@ -3305,7 +3305,7 @@
           <w:rPr>
             <w:noProof/>
           </w:rPr>
-          <w:instrText xml:space="preserve"> PAGEREF _Toc238561762 \h </w:instrText>
+          <w:instrText xml:space="preserve"> PAGEREF _Toc238562640 \h </w:instrText>
         </w:r>
         <w:r>
           <w:rPr>
@@ -3342,7 +3342,7 @@
           <w:noProof/>
         </w:rPr>
       </w:pPr>
-      <w:hyperlink w:anchor="_Toc238561763" w:history="1">
+      <w:hyperlink w:anchor="_Toc238562641" w:history="1">
         <w:r>
           <w:rPr>
             <w:rStyle w:val="Hyperlink"/>
@@ -3368,7 +3368,7 @@
           <w:rPr>
             <w:noProof/>
           </w:rPr>
-          <w:instrText xml:space="preserve"> PAGEREF _Toc238561763 \h </w:instrText>
+          <w:instrText xml:space="preserve"> PAGEREF _Toc238562641 \h </w:instrText>
         </w:r>
         <w:r>
           <w:rPr>
@@ -3405,7 +3405,7 @@
           <w:noProof/>
         </w:rPr>
       </w:pPr>
-      <w:hyperlink w:anchor="_Toc238561764" w:history="1">
+      <w:hyperlink w:anchor="_Toc238562642" w:history="1">
         <w:r>
           <w:rPr>
             <w:rStyle w:val="Hyperlink"/>
@@ -3431,7 +3431,7 @@
           <w:rPr>
             <w:noProof/>
           </w:rPr>
-          <w:instrText xml:space="preserve"> PAGEREF _Toc238561764 \h </w:instrText>
+          <w:instrText xml:space="preserve"> PAGEREF _Toc238562642 \h </w:instrText>
         </w:r>
         <w:r>
           <w:rPr>
@@ -3468,7 +3468,7 @@
           <w:noProof/>
         </w:rPr>
       </w:pPr>
-      <w:hyperlink w:anchor="_Toc238561765" w:history="1">
+      <w:hyperlink w:anchor="_Toc238562643" w:history="1">
         <w:r>
           <w:rPr>
             <w:rStyle w:val="Hyperlink"/>
@@ -3523,7 +3523,7 @@
           <w:rPr>
             <w:noProof/>
           </w:rPr>
-          <w:instrText xml:space="preserve"> PAGEREF _Toc238561765 \h </w:instrText>
+          <w:instrText xml:space="preserve"> PAGEREF _Toc238562643 \h </w:instrText>
         </w:r>
         <w:r>
           <w:rPr>
@@ -3560,7 +3560,7 @@
           <w:noProof/>
         </w:rPr>
       </w:pPr>
-      <w:hyperlink w:anchor="_Toc238561766" w:history="1">
+      <w:hyperlink w:anchor="_Toc238562644" w:history="1">
         <w:r>
           <w:rPr>
             <w:rStyle w:val="Hyperlink"/>
@@ -3596,7 +3596,7 @@
           <w:rPr>
             <w:noProof/>
           </w:rPr>
-          <w:instrText xml:space="preserve"> PAGEREF _Toc238561766 \h </w:instrText>
+          <w:instrText xml:space="preserve"> PAGEREF _Toc238562644 \h </w:instrText>
         </w:r>
         <w:r>
           <w:rPr>
@@ -3633,7 +3633,7 @@
           <w:noProof/>
         </w:rPr>
       </w:pPr>
-      <w:hyperlink w:anchor="_Toc238561767" w:history="1">
+      <w:hyperlink w:anchor="_Toc238562645" w:history="1">
         <w:r>
           <w:rPr>
             <w:rStyle w:val="Hyperlink"/>
@@ -3669,7 +3669,7 @@
           <w:rPr>
             <w:noProof/>
           </w:rPr>
-          <w:instrText xml:space="preserve"> PAGEREF _Toc238561767 \h </w:instrText>
+          <w:instrText xml:space="preserve"> PAGEREF _Toc238562645 \h </w:instrText>
         </w:r>
         <w:r>
           <w:rPr>
@@ -3706,7 +3706,7 @@
           <w:noProof/>
         </w:rPr>
       </w:pPr>
-      <w:hyperlink w:anchor="_Toc238561768" w:history="1">
+      <w:hyperlink w:anchor="_Toc238562646" w:history="1">
         <w:r>
           <w:rPr>
             <w:rStyle w:val="Hyperlink"/>
@@ -3761,7 +3761,7 @@
           <w:rPr>
             <w:noProof/>
           </w:rPr>
-          <w:instrText xml:space="preserve"> PAGEREF _Toc238561768 \h </w:instrText>
+          <w:instrText xml:space="preserve"> PAGEREF _Toc238562646 \h </w:instrText>
         </w:r>
         <w:r>
           <w:rPr>
@@ -3798,7 +3798,7 @@
           <w:noProof/>
         </w:rPr>
       </w:pPr>
-      <w:hyperlink w:anchor="_Toc238561769" w:history="1">
+      <w:hyperlink w:anchor="_Toc238562647" w:history="1">
         <w:r>
           <w:rPr>
             <w:rStyle w:val="Hyperlink"/>
@@ -3853,7 +3853,7 @@
           <w:rPr>
             <w:noProof/>
           </w:rPr>
-          <w:instrText xml:space="preserve"> PAGEREF _Toc238561769 \h </w:instrText>
+          <w:instrText xml:space="preserve"> PAGEREF _Toc238562647 \h </w:instrText>
         </w:r>
         <w:r>
           <w:rPr>
@@ -3890,7 +3890,7 @@
           <w:noProof/>
         </w:rPr>
       </w:pPr>
-      <w:hyperlink w:anchor="_Toc238561770" w:history="1">
+      <w:hyperlink w:anchor="_Toc238562648" w:history="1">
         <w:r>
           <w:rPr>
             <w:rStyle w:val="Hyperlink"/>
@@ -3916,7 +3916,7 @@
           <w:rPr>
             <w:noProof/>
           </w:rPr>
-          <w:instrText xml:space="preserve"> PAGEREF _Toc238561770 \h </w:instrText>
+          <w:instrText xml:space="preserve"> PAGEREF _Toc238562648 \h </w:instrText>
         </w:r>
         <w:r>
           <w:rPr>
@@ -3953,7 +3953,7 @@
           <w:noProof/>
         </w:rPr>
       </w:pPr>
-      <w:hyperlink w:anchor="_Toc238561771" w:history="1">
+      <w:hyperlink w:anchor="_Toc238562649" w:history="1">
         <w:r>
           <w:rPr>
             <w:rStyle w:val="Hyperlink"/>
@@ -3979,7 +3979,7 @@
           <w:rPr>
             <w:noProof/>
           </w:rPr>
-          <w:instrText xml:space="preserve"> PAGEREF _Toc238561771 \h </w:instrText>
+          <w:instrText xml:space="preserve"> PAGEREF _Toc238562649 \h </w:instrText>
         </w:r>
         <w:r>
           <w:rPr>
@@ -4016,7 +4016,7 @@
           <w:noProof/>
         </w:rPr>
       </w:pPr>
-      <w:hyperlink w:anchor="_Toc238561772" w:history="1">
+      <w:hyperlink w:anchor="_Toc238562650" w:history="1">
         <w:r>
           <w:rPr>
             <w:rStyle w:val="Hyperlink"/>
@@ -4042,7 +4042,7 @@
           <w:rPr>
             <w:noProof/>
           </w:rPr>
-          <w:instrText xml:space="preserve"> PAGEREF _Toc238561772 \h </w:instrText>
+          <w:instrText xml:space="preserve"> PAGEREF _Toc238562650 \h </w:instrText>
         </w:r>
         <w:r>
           <w:rPr>
@@ -4079,7 +4079,7 @@
           <w:noProof/>
         </w:rPr>
       </w:pPr>
-      <w:hyperlink w:anchor="_Toc238561773" w:history="1">
+      <w:hyperlink w:anchor="_Toc238562651" w:history="1">
         <w:r>
           <w:rPr>
             <w:rStyle w:val="Hyperlink"/>
@@ -4105,7 +4105,7 @@
           <w:rPr>
             <w:noProof/>
           </w:rPr>
-          <w:instrText xml:space="preserve"> PAGEREF _Toc238561773 \h </w:instrText>
+          <w:instrText xml:space="preserve"> PAGEREF _Toc238562651 \h </w:instrText>
         </w:r>
         <w:r>
           <w:rPr>
@@ -4142,7 +4142,7 @@
           <w:noProof/>
         </w:rPr>
       </w:pPr>
-      <w:hyperlink w:anchor="_Toc238561774" w:history="1">
+      <w:hyperlink w:anchor="_Toc238562652" w:history="1">
         <w:r>
           <w:rPr>
             <w:rStyle w:val="Hyperlink"/>
@@ -4168,7 +4168,7 @@
           <w:rPr>
             <w:noProof/>
           </w:rPr>
-          <w:instrText xml:space="preserve"> PAGEREF _Toc238561774 \h </w:instrText>
+          <w:instrText xml:space="preserve"> PAGEREF _Toc238562652 \h </w:instrText>
         </w:r>
         <w:r>
           <w:rPr>
@@ -4205,7 +4205,7 @@
           <w:noProof/>
         </w:rPr>
       </w:pPr>
-      <w:hyperlink w:anchor="_Toc238561775" w:history="1">
+      <w:hyperlink w:anchor="_Toc238562653" w:history="1">
         <w:r>
           <w:rPr>
             <w:rStyle w:val="Hyperlink"/>
@@ -4231,7 +4231,7 @@
           <w:rPr>
             <w:noProof/>
           </w:rPr>
-          <w:instrText xml:space="preserve"> PAGEREF _Toc238561775 \h </w:instrText>
+          <w:instrText xml:space="preserve"> PAGEREF _Toc238562653 \h </w:instrText>
         </w:r>
         <w:r>
           <w:rPr>
@@ -4268,7 +4268,7 @@
           <w:noProof/>
         </w:rPr>
       </w:pPr>
-      <w:hyperlink w:anchor="_Toc238561776" w:history="1">
+      <w:hyperlink w:anchor="_Toc238562654" w:history="1">
         <w:r>
           <w:rPr>
             <w:rStyle w:val="Hyperlink"/>
@@ -4294,7 +4294,7 @@
           <w:rPr>
             <w:noProof/>
           </w:rPr>
-          <w:instrText xml:space="preserve"> PAGEREF _Toc238561776 \h </w:instrText>
+          <w:instrText xml:space="preserve"> PAGEREF _Toc238562654 \h </w:instrText>
         </w:r>
         <w:r>
           <w:rPr>
@@ -4331,7 +4331,7 @@
           <w:noProof/>
         </w:rPr>
       </w:pPr>
-      <w:hyperlink w:anchor="_Toc238561777" w:history="1">
+      <w:hyperlink w:anchor="_Toc238562655" w:history="1">
         <w:r>
           <w:rPr>
             <w:rStyle w:val="Hyperlink"/>
@@ -4357,7 +4357,7 @@
           <w:rPr>
             <w:noProof/>
           </w:rPr>
-          <w:instrText xml:space="preserve"> PAGEREF _Toc238561777 \h </w:instrText>
+          <w:instrText xml:space="preserve"> PAGEREF _Toc238562655 \h </w:instrText>
         </w:r>
         <w:r>
           <w:rPr>
@@ -4394,7 +4394,7 @@
           <w:noProof/>
         </w:rPr>
       </w:pPr>
-      <w:hyperlink w:anchor="_Toc238561778" w:history="1">
+      <w:hyperlink w:anchor="_Toc238562656" w:history="1">
         <w:r>
           <w:rPr>
             <w:rStyle w:val="Hyperlink"/>
@@ -4420,7 +4420,7 @@
           <w:rPr>
             <w:noProof/>
           </w:rPr>
-          <w:instrText xml:space="preserve"> PAGEREF _Toc238561778 \h </w:instrText>
+          <w:instrText xml:space="preserve"> PAGEREF _Toc238562656 \h </w:instrText>
         </w:r>
         <w:r>
           <w:rPr>
@@ -4457,7 +4457,7 @@
           <w:noProof/>
         </w:rPr>
       </w:pPr>
-      <w:hyperlink w:anchor="_Toc238561779" w:history="1">
+      <w:hyperlink w:anchor="_Toc238562657" w:history="1">
         <w:r>
           <w:rPr>
             <w:rStyle w:val="Hyperlink"/>
@@ -4483,7 +4483,7 @@
           <w:rPr>
             <w:noProof/>
           </w:rPr>
-          <w:instrText xml:space="preserve"> PAGEREF _Toc238561779 \h </w:instrText>
+          <w:instrText xml:space="preserve"> PAGEREF _Toc238562657 \h </w:instrText>
         </w:r>
         <w:r>
           <w:rPr>
@@ -4520,7 +4520,7 @@
           <w:noProof/>
         </w:rPr>
       </w:pPr>
-      <w:hyperlink w:anchor="_Toc238561780" w:history="1">
+      <w:hyperlink w:anchor="_Toc238562658" w:history="1">
         <w:r>
           <w:rPr>
             <w:rStyle w:val="Hyperlink"/>
@@ -4546,7 +4546,7 @@
           <w:rPr>
             <w:noProof/>
           </w:rPr>
-          <w:instrText xml:space="preserve"> PAGEREF _Toc238561780 \h </w:instrText>
+          <w:instrText xml:space="preserve"> PAGEREF _Toc238562658 \h </w:instrText>
         </w:r>
         <w:r>
           <w:rPr>
@@ -4583,7 +4583,7 @@
           <w:noProof/>
         </w:rPr>
       </w:pPr>
-      <w:hyperlink w:anchor="_Toc238561781" w:history="1">
+      <w:hyperlink w:anchor="_Toc238562659" w:history="1">
         <w:r>
           <w:rPr>
             <w:rStyle w:val="Hyperlink"/>
@@ -4609,7 +4609,7 @@
           <w:rPr>
             <w:noProof/>
           </w:rPr>
-          <w:instrText xml:space="preserve"> PAGEREF _Toc238561781 \h </w:instrText>
+          <w:instrText xml:space="preserve"> PAGEREF _Toc238562659 \h </w:instrText>
         </w:r>
         <w:r>
           <w:rPr>
@@ -4646,7 +4646,7 @@
           <w:noProof/>
         </w:rPr>
       </w:pPr>
-      <w:hyperlink w:anchor="_Toc238561782" w:history="1">
+      <w:hyperlink w:anchor="_Toc238562660" w:history="1">
         <w:r>
           <w:rPr>
             <w:rStyle w:val="Hyperlink"/>
@@ -4672,7 +4672,7 @@
           <w:rPr>
             <w:noProof/>
           </w:rPr>
-          <w:instrText xml:space="preserve"> PAGEREF _Toc238561782 \h </w:instrText>
+          <w:instrText xml:space="preserve"> PAGEREF _Toc238562660 \h </w:instrText>
         </w:r>
         <w:r>
           <w:rPr>
@@ -4709,7 +4709,7 @@
           <w:noProof/>
         </w:rPr>
       </w:pPr>
-      <w:hyperlink w:anchor="_Toc238561783" w:history="1">
+      <w:hyperlink w:anchor="_Toc238562661" w:history="1">
         <w:r>
           <w:rPr>
             <w:rStyle w:val="Hyperlink"/>
@@ -4735,7 +4735,7 @@
           <w:rPr>
             <w:noProof/>
           </w:rPr>
-          <w:instrText xml:space="preserve"> PAGEREF _Toc238561783 \h </w:instrText>
+          <w:instrText xml:space="preserve"> PAGEREF _Toc238562661 \h </w:instrText>
         </w:r>
         <w:r>
           <w:rPr>
@@ -4772,7 +4772,7 @@
           <w:noProof/>
         </w:rPr>
       </w:pPr>
-      <w:hyperlink w:anchor="_Toc238561784" w:history="1">
+      <w:hyperlink w:anchor="_Toc238562662" w:history="1">
         <w:r>
           <w:rPr>
             <w:rStyle w:val="Hyperlink"/>
@@ -4798,7 +4798,7 @@
           <w:rPr>
             <w:noProof/>
           </w:rPr>
-          <w:instrText xml:space="preserve"> PAGEREF _Toc238561784 \h </w:instrText>
+          <w:instrText xml:space="preserve"> PAGEREF _Toc238562662 \h </w:instrText>
         </w:r>
         <w:r>
           <w:rPr>
@@ -4835,7 +4835,7 @@
           <w:noProof/>
         </w:rPr>
       </w:pPr>
-      <w:hyperlink w:anchor="_Toc238561785" w:history="1">
+      <w:hyperlink w:anchor="_Toc238562663" w:history="1">
         <w:r>
           <w:rPr>
             <w:rStyle w:val="Hyperlink"/>
@@ -4861,7 +4861,7 @@
           <w:rPr>
             <w:noProof/>
           </w:rPr>
-          <w:instrText xml:space="preserve"> PAGEREF _Toc238561785 \h </w:instrText>
+          <w:instrText xml:space="preserve"> PAGEREF _Toc238562663 \h </w:instrText>
         </w:r>
         <w:r>
           <w:rPr>
@@ -4898,7 +4898,7 @@
           <w:noProof/>
         </w:rPr>
       </w:pPr>
-      <w:hyperlink w:anchor="_Toc238561786" w:history="1">
+      <w:hyperlink w:anchor="_Toc238562664" w:history="1">
         <w:r>
           <w:rPr>
             <w:rStyle w:val="Hyperlink"/>
@@ -4924,7 +4924,7 @@
           <w:rPr>
             <w:noProof/>
           </w:rPr>
-          <w:instrText xml:space="preserve"> PAGEREF _Toc238561786 \h </w:instrText>
+          <w:instrText xml:space="preserve"> PAGEREF _Toc238562664 \h </w:instrText>
         </w:r>
         <w:r>
           <w:rPr>
@@ -4961,7 +4961,7 @@
           <w:noProof/>
         </w:rPr>
       </w:pPr>
-      <w:hyperlink w:anchor="_Toc238561787" w:history="1">
+      <w:hyperlink w:anchor="_Toc238562665" w:history="1">
         <w:r>
           <w:rPr>
             <w:rStyle w:val="Hyperlink"/>
@@ -4987,7 +4987,7 @@
           <w:rPr>
             <w:noProof/>
           </w:rPr>
-          <w:instrText xml:space="preserve"> PAGEREF _Toc238561787 \h </w:instrText>
+          <w:instrText xml:space="preserve"> PAGEREF _Toc238562665 \h </w:instrText>
         </w:r>
         <w:r>
           <w:rPr>
@@ -5113,7 +5113,7 @@
             <w:color w:val="0B3954"/>
             <w:u w:val="single"/>
           </w:rPr>
-          <w:t>https://github.com/KirishaTharusan/sunrise-dental-clinic</w:t>
+          <w:t>https://github.com/TharusanK23/sunrise-dental-clinic</w:t>
         </w:r>
       </w:hyperlink>
     </w:p>
@@ -5225,7 +5225,7 @@
         <w:pStyle w:val="Heading2"/>
         <w:spacing w:before="240" w:after="120" w:line="360" w:lineRule="auto"/>
       </w:pPr>
-      <w:bookmarkStart w:id="0" w:name="_Toc238561750"/>
+      <w:bookmarkStart w:id="0" w:name="_Toc238562628"/>
       <w:r>
         <w:rPr>
           <w:b/>
@@ -5267,7 +5267,7 @@
         <w:pStyle w:val="Heading3"/>
         <w:spacing w:before="240" w:after="120" w:line="360" w:lineRule="auto"/>
       </w:pPr>
-      <w:bookmarkStart w:id="1" w:name="_Toc238561751"/>
+      <w:bookmarkStart w:id="1" w:name="_Toc238562629"/>
       <w:r>
         <w:rPr>
           <w:b/>
@@ -5389,7 +5389,7 @@
         <w:pStyle w:val="Heading3"/>
         <w:spacing w:before="240" w:after="120" w:line="360" w:lineRule="auto"/>
       </w:pPr>
-      <w:bookmarkStart w:id="2" w:name="_Toc238561752"/>
+      <w:bookmarkStart w:id="2" w:name="_Toc238562630"/>
       <w:r>
         <w:rPr>
           <w:b/>
@@ -5463,7 +5463,7 @@
         <w:pStyle w:val="Heading2"/>
         <w:spacing w:before="240" w:after="120" w:line="360" w:lineRule="auto"/>
       </w:pPr>
-      <w:bookmarkStart w:id="3" w:name="_Toc238561753"/>
+      <w:bookmarkStart w:id="3" w:name="_Toc238562631"/>
       <w:r>
         <w:rPr>
           <w:b/>
@@ -5516,7 +5516,7 @@
         <w:pStyle w:val="Heading3"/>
         <w:spacing w:before="240" w:after="120" w:line="360" w:lineRule="auto"/>
       </w:pPr>
-      <w:bookmarkStart w:id="4" w:name="_Toc238561754"/>
+      <w:bookmarkStart w:id="4" w:name="_Toc238562632"/>
       <w:r>
         <w:rPr>
           <w:b/>
@@ -5539,7 +5539,7 @@
         </w:rPr>
         <w:lastRenderedPageBreak/>
         <w:drawing>
-          <wp:inline distT="0" distB="0" distL="0" distR="0" wp14:anchorId="0313D8A9" wp14:editId="2B6B7B80">
+          <wp:inline distT="0" distB="0" distL="0" distR="0" wp14:anchorId="22468E0B" wp14:editId="07C41218">
             <wp:extent cx="5334000" cy="4486275"/>
             <wp:effectExtent l="0" t="0" r="0" b="0"/>
             <wp:docPr id="1" name="Picture 1"/>
@@ -5786,7 +5786,7 @@
         <w:pStyle w:val="Heading3"/>
         <w:spacing w:before="240" w:after="120" w:line="360" w:lineRule="auto"/>
       </w:pPr>
-      <w:bookmarkStart w:id="5" w:name="_Toc238561755"/>
+      <w:bookmarkStart w:id="5" w:name="_Toc238562633"/>
       <w:r>
         <w:rPr>
           <w:b/>
@@ -5808,10 +5808,10 @@
           <w:noProof/>
         </w:rPr>
         <w:drawing>
-          <wp:inline distT="0" distB="0" distL="0" distR="0" wp14:anchorId="556DA881" wp14:editId="6AE646E2">
+          <wp:inline distT="0" distB="0" distL="0" distR="0" wp14:anchorId="07F6CAE2" wp14:editId="21D2015E">
             <wp:extent cx="5334000" cy="3057525"/>
             <wp:effectExtent l="0" t="0" r="0" b="0"/>
-            <wp:docPr id="505833246" name="Picture 505833246"/>
+            <wp:docPr id="1354579079" name="Picture 1354579079"/>
             <wp:cNvGraphicFramePr>
               <a:graphicFrameLocks xmlns:a="http://schemas.openxmlformats.org/drawingml/2006/main" noChangeAspect="1"/>
             </wp:cNvGraphicFramePr>
@@ -6201,7 +6201,7 @@
         <w:pStyle w:val="Heading3"/>
         <w:spacing w:before="240" w:after="120" w:line="360" w:lineRule="auto"/>
       </w:pPr>
-      <w:bookmarkStart w:id="6" w:name="_Toc238561756"/>
+      <w:bookmarkStart w:id="6" w:name="_Toc238562634"/>
       <w:r>
         <w:rPr>
           <w:b/>
@@ -6446,10 +6446,10 @@
         </w:rPr>
         <w:lastRenderedPageBreak/>
         <w:drawing>
-          <wp:inline distT="0" distB="0" distL="0" distR="0" wp14:anchorId="1F3A4D21" wp14:editId="1AADBCBD">
+          <wp:inline distT="0" distB="0" distL="0" distR="0" wp14:anchorId="108B2EA5" wp14:editId="46892BF5">
             <wp:extent cx="5334000" cy="2933700"/>
             <wp:effectExtent l="0" t="0" r="0" b="0"/>
-            <wp:docPr id="223483030" name="Picture 223483030"/>
+            <wp:docPr id="1138712380" name="Picture 1138712380"/>
             <wp:cNvGraphicFramePr>
               <a:graphicFrameLocks xmlns:a="http://schemas.openxmlformats.org/drawingml/2006/main" noChangeAspect="1"/>
             </wp:cNvGraphicFramePr>
@@ -6510,10 +6510,10 @@
           <w:noProof/>
         </w:rPr>
         <w:drawing>
-          <wp:inline distT="0" distB="0" distL="0" distR="0" wp14:anchorId="162E58A8" wp14:editId="0B0BEF24">
+          <wp:inline distT="0" distB="0" distL="0" distR="0" wp14:anchorId="176842CD" wp14:editId="15D7826D">
             <wp:extent cx="5334000" cy="3686175"/>
             <wp:effectExtent l="0" t="0" r="0" b="0"/>
-            <wp:docPr id="1003334436" name="Picture 1003334436"/>
+            <wp:docPr id="330572062" name="Picture 330572062"/>
             <wp:cNvGraphicFramePr>
               <a:graphicFrameLocks xmlns:a="http://schemas.openxmlformats.org/drawingml/2006/main" noChangeAspect="1"/>
             </wp:cNvGraphicFramePr>
@@ -6575,10 +6575,10 @@
         </w:rPr>
         <w:lastRenderedPageBreak/>
         <w:drawing>
-          <wp:inline distT="0" distB="0" distL="0" distR="0" wp14:anchorId="63E1DDD7" wp14:editId="6B086FEC">
+          <wp:inline distT="0" distB="0" distL="0" distR="0" wp14:anchorId="07B33BCF" wp14:editId="020A2E1F">
             <wp:extent cx="5334000" cy="3086100"/>
             <wp:effectExtent l="0" t="0" r="0" b="0"/>
-            <wp:docPr id="1582138120" name="Picture 1582138120"/>
+            <wp:docPr id="1867379640" name="Picture 1867379640"/>
             <wp:cNvGraphicFramePr>
               <a:graphicFrameLocks xmlns:a="http://schemas.openxmlformats.org/drawingml/2006/main" noChangeAspect="1"/>
             </wp:cNvGraphicFramePr>
@@ -6634,7 +6634,7 @@
         <w:pStyle w:val="Heading3"/>
         <w:spacing w:before="240" w:after="120" w:line="360" w:lineRule="auto"/>
       </w:pPr>
-      <w:bookmarkStart w:id="7" w:name="_Toc238561757"/>
+      <w:bookmarkStart w:id="7" w:name="_Toc238562635"/>
       <w:r>
         <w:rPr>
           <w:b/>
@@ -6657,10 +6657,10 @@
         </w:rPr>
         <w:lastRenderedPageBreak/>
         <w:drawing>
-          <wp:inline distT="0" distB="0" distL="0" distR="0" wp14:anchorId="3DBAA360" wp14:editId="3C1A706B">
+          <wp:inline distT="0" distB="0" distL="0" distR="0" wp14:anchorId="5B981E65" wp14:editId="75D2FF4D">
             <wp:extent cx="5334000" cy="6229350"/>
             <wp:effectExtent l="0" t="0" r="0" b="0"/>
-            <wp:docPr id="1268883537" name="Picture 1268883537"/>
+            <wp:docPr id="516096787" name="Picture 516096787"/>
             <wp:cNvGraphicFramePr>
               <a:graphicFrameLocks xmlns:a="http://schemas.openxmlformats.org/drawingml/2006/main" noChangeAspect="1"/>
             </wp:cNvGraphicFramePr>
@@ -6737,7 +6737,7 @@
         <w:pStyle w:val="Heading3"/>
         <w:spacing w:before="240" w:after="120" w:line="360" w:lineRule="auto"/>
       </w:pPr>
-      <w:bookmarkStart w:id="8" w:name="_Toc238561758"/>
+      <w:bookmarkStart w:id="8" w:name="_Toc238562636"/>
       <w:r>
         <w:rPr>
           <w:b/>
@@ -6788,7 +6788,7 @@
         <w:pStyle w:val="Heading3"/>
         <w:spacing w:before="240" w:after="120" w:line="360" w:lineRule="auto"/>
       </w:pPr>
-      <w:bookmarkStart w:id="9" w:name="_Toc238561759"/>
+      <w:bookmarkStart w:id="9" w:name="_Toc238562637"/>
       <w:r>
         <w:rPr>
           <w:b/>
@@ -6861,10 +6861,10 @@
           <w:noProof/>
         </w:rPr>
         <w:drawing>
-          <wp:inline distT="0" distB="0" distL="0" distR="0" wp14:anchorId="5D578AD7" wp14:editId="02764F5F">
+          <wp:inline distT="0" distB="0" distL="0" distR="0" wp14:anchorId="3A99326C" wp14:editId="2230200B">
             <wp:extent cx="5334000" cy="2714625"/>
             <wp:effectExtent l="0" t="0" r="0" b="0"/>
-            <wp:docPr id="13259608" name="Picture 13259608"/>
+            <wp:docPr id="371851070" name="Picture 371851070"/>
             <wp:cNvGraphicFramePr>
               <a:graphicFrameLocks xmlns:a="http://schemas.openxmlformats.org/drawingml/2006/main" noChangeAspect="1"/>
             </wp:cNvGraphicFramePr>
@@ -6968,7 +6968,7 @@
         <w:pStyle w:val="Heading2"/>
         <w:spacing w:before="240" w:after="120" w:line="360" w:lineRule="auto"/>
       </w:pPr>
-      <w:bookmarkStart w:id="10" w:name="_Toc238561760"/>
+      <w:bookmarkStart w:id="10" w:name="_Toc238562638"/>
       <w:r>
         <w:rPr>
           <w:b/>
@@ -6985,7 +6985,7 @@
         <w:pStyle w:val="Heading3"/>
         <w:spacing w:before="240" w:after="120" w:line="360" w:lineRule="auto"/>
       </w:pPr>
-      <w:bookmarkStart w:id="11" w:name="_Toc238561761"/>
+      <w:bookmarkStart w:id="11" w:name="_Toc238562639"/>
       <w:r>
         <w:rPr>
           <w:b/>
@@ -7132,7 +7132,7 @@
         <w:pStyle w:val="Heading3"/>
         <w:spacing w:before="240" w:after="120" w:line="360" w:lineRule="auto"/>
       </w:pPr>
-      <w:bookmarkStart w:id="12" w:name="_Toc238561762"/>
+      <w:bookmarkStart w:id="12" w:name="_Toc238562640"/>
       <w:r>
         <w:rPr>
           <w:b/>
@@ -7259,7 +7259,7 @@
         <w:pStyle w:val="Heading4"/>
         <w:spacing w:before="240" w:after="120" w:line="360" w:lineRule="auto"/>
       </w:pPr>
-      <w:bookmarkStart w:id="13" w:name="_Toc238561763"/>
+      <w:bookmarkStart w:id="13" w:name="_Toc238562641"/>
       <w:r>
         <w:rPr>
           <w:b/>
@@ -7309,10 +7309,10 @@
         </w:rPr>
         <w:lastRenderedPageBreak/>
         <w:drawing>
-          <wp:inline distT="0" distB="0" distL="0" distR="0" wp14:anchorId="0FCFAD42" wp14:editId="2D3663DE">
+          <wp:inline distT="0" distB="0" distL="0" distR="0" wp14:anchorId="2B4A126D" wp14:editId="53B19D90">
             <wp:extent cx="5334000" cy="5181600"/>
             <wp:effectExtent l="0" t="0" r="0" b="0"/>
-            <wp:docPr id="1872290202" name="Picture 1872290202"/>
+            <wp:docPr id="585580651" name="Picture 585580651"/>
             <wp:cNvGraphicFramePr>
               <a:graphicFrameLocks xmlns:a="http://schemas.openxmlformats.org/drawingml/2006/main" noChangeAspect="1"/>
             </wp:cNvGraphicFramePr>
@@ -7556,10 +7556,10 @@
         </w:rPr>
         <w:lastRenderedPageBreak/>
         <w:drawing>
-          <wp:inline distT="0" distB="0" distL="0" distR="0" wp14:anchorId="1AA2108B" wp14:editId="5661769E">
+          <wp:inline distT="0" distB="0" distL="0" distR="0" wp14:anchorId="5FF67F78" wp14:editId="0E84F67D">
             <wp:extent cx="5334000" cy="5181600"/>
             <wp:effectExtent l="0" t="0" r="0" b="0"/>
-            <wp:docPr id="583387861" name="Picture 583387861"/>
+            <wp:docPr id="885982686" name="Picture 885982686"/>
             <wp:cNvGraphicFramePr>
               <a:graphicFrameLocks xmlns:a="http://schemas.openxmlformats.org/drawingml/2006/main" noChangeAspect="1"/>
             </wp:cNvGraphicFramePr>
@@ -7666,10 +7666,10 @@
         </w:rPr>
         <w:lastRenderedPageBreak/>
         <w:drawing>
-          <wp:inline distT="0" distB="0" distL="0" distR="0" wp14:anchorId="7410683B" wp14:editId="347BA1A9">
+          <wp:inline distT="0" distB="0" distL="0" distR="0" wp14:anchorId="1DF0CF5C" wp14:editId="3A4FCDDF">
             <wp:extent cx="5334000" cy="5181600"/>
             <wp:effectExtent l="0" t="0" r="0" b="0"/>
-            <wp:docPr id="978543244" name="Picture 978543244"/>
+            <wp:docPr id="349411157" name="Picture 349411157"/>
             <wp:cNvGraphicFramePr>
               <a:graphicFrameLocks xmlns:a="http://schemas.openxmlformats.org/drawingml/2006/main" noChangeAspect="1"/>
             </wp:cNvGraphicFramePr>
@@ -7817,10 +7817,10 @@
         </w:rPr>
         <w:lastRenderedPageBreak/>
         <w:drawing>
-          <wp:inline distT="0" distB="0" distL="0" distR="0" wp14:anchorId="05F59E8C" wp14:editId="3AD025A5">
+          <wp:inline distT="0" distB="0" distL="0" distR="0" wp14:anchorId="2299A880" wp14:editId="7BE1EAB9">
             <wp:extent cx="5334000" cy="5181600"/>
             <wp:effectExtent l="0" t="0" r="0" b="0"/>
-            <wp:docPr id="14361081" name="Picture 14361081"/>
+            <wp:docPr id="958046930" name="Picture 958046930"/>
             <wp:cNvGraphicFramePr>
               <a:graphicFrameLocks xmlns:a="http://schemas.openxmlformats.org/drawingml/2006/main" noChangeAspect="1"/>
             </wp:cNvGraphicFramePr>
@@ -7912,7 +7912,7 @@
         <w:pStyle w:val="Heading3"/>
         <w:spacing w:before="240" w:after="120" w:line="360" w:lineRule="auto"/>
       </w:pPr>
-      <w:bookmarkStart w:id="14" w:name="_Toc238561764"/>
+      <w:bookmarkStart w:id="14" w:name="_Toc238562642"/>
       <w:r>
         <w:rPr>
           <w:b/>
@@ -7938,7 +7938,7 @@
         <w:pStyle w:val="Heading4"/>
         <w:spacing w:before="240" w:after="120" w:line="360" w:lineRule="auto"/>
       </w:pPr>
-      <w:bookmarkStart w:id="15" w:name="_Toc238561765"/>
+      <w:bookmarkStart w:id="15" w:name="_Toc238562643"/>
       <w:r>
         <w:rPr>
           <w:b/>
@@ -8217,7 +8217,7 @@
         <w:pStyle w:val="Heading4"/>
         <w:spacing w:before="240" w:after="120" w:line="360" w:lineRule="auto"/>
       </w:pPr>
-      <w:bookmarkStart w:id="16" w:name="_Toc238561766"/>
+      <w:bookmarkStart w:id="16" w:name="_Toc238562644"/>
       <w:r>
         <w:rPr>
           <w:b/>
@@ -8418,7 +8418,7 @@
         <w:pStyle w:val="Heading4"/>
         <w:spacing w:before="240" w:after="120" w:line="360" w:lineRule="auto"/>
       </w:pPr>
-      <w:bookmarkStart w:id="17" w:name="_Toc238561767"/>
+      <w:bookmarkStart w:id="17" w:name="_Toc238562645"/>
       <w:r>
         <w:rPr>
           <w:b/>
@@ -8605,7 +8605,7 @@
         <w:pStyle w:val="Heading4"/>
         <w:spacing w:before="240" w:after="120" w:line="360" w:lineRule="auto"/>
       </w:pPr>
-      <w:bookmarkStart w:id="18" w:name="_Toc238561768"/>
+      <w:bookmarkStart w:id="18" w:name="_Toc238562646"/>
       <w:r>
         <w:rPr>
           <w:b/>
@@ -8834,7 +8834,7 @@
         <w:pStyle w:val="Heading4"/>
         <w:spacing w:before="240" w:after="120" w:line="360" w:lineRule="auto"/>
       </w:pPr>
-      <w:bookmarkStart w:id="19" w:name="_Toc238561769"/>
+      <w:bookmarkStart w:id="19" w:name="_Toc238562647"/>
       <w:r>
         <w:rPr>
           <w:b/>
@@ -9106,7 +9106,7 @@
         <w:pStyle w:val="Heading4"/>
         <w:spacing w:before="240" w:after="120" w:line="360" w:lineRule="auto"/>
       </w:pPr>
-      <w:bookmarkStart w:id="20" w:name="_Toc238561770"/>
+      <w:bookmarkStart w:id="20" w:name="_Toc238562648"/>
       <w:r>
         <w:rPr>
           <w:b/>
@@ -9225,7 +9225,7 @@
         <w:pStyle w:val="Heading3"/>
         <w:spacing w:before="240" w:after="120" w:line="360" w:lineRule="auto"/>
       </w:pPr>
-      <w:bookmarkStart w:id="21" w:name="_Toc238561771"/>
+      <w:bookmarkStart w:id="21" w:name="_Toc238562649"/>
       <w:r>
         <w:rPr>
           <w:b/>
@@ -9588,7 +9588,7 @@
         <w:pStyle w:val="Heading3"/>
         <w:spacing w:before="240" w:after="120" w:line="360" w:lineRule="auto"/>
       </w:pPr>
-      <w:bookmarkStart w:id="22" w:name="_Toc238561772"/>
+      <w:bookmarkStart w:id="22" w:name="_Toc238562650"/>
       <w:r>
         <w:rPr>
           <w:b/>
@@ -9816,7 +9816,7 @@
         <w:pStyle w:val="Heading3"/>
         <w:spacing w:before="240" w:after="120" w:line="360" w:lineRule="auto"/>
       </w:pPr>
-      <w:bookmarkStart w:id="23" w:name="_Toc238561773"/>
+      <w:bookmarkStart w:id="23" w:name="_Toc238562651"/>
       <w:r>
         <w:rPr>
           <w:b/>
@@ -10256,7 +10256,7 @@
         <w:pStyle w:val="Heading3"/>
         <w:spacing w:before="240" w:after="120" w:line="360" w:lineRule="auto"/>
       </w:pPr>
-      <w:bookmarkStart w:id="24" w:name="_Toc238561774"/>
+      <w:bookmarkStart w:id="24" w:name="_Toc238562652"/>
       <w:r>
         <w:rPr>
           <w:b/>
@@ -10319,10 +10319,10 @@
         </w:rPr>
         <w:lastRenderedPageBreak/>
         <w:drawing>
-          <wp:inline distT="0" distB="0" distL="0" distR="0" wp14:anchorId="5E40FB0A" wp14:editId="7DEB8F23">
+          <wp:inline distT="0" distB="0" distL="0" distR="0" wp14:anchorId="24F6AC33" wp14:editId="2638F712">
             <wp:extent cx="5334000" cy="3333750"/>
             <wp:effectExtent l="0" t="0" r="0" b="0"/>
-            <wp:docPr id="1276834498" name="Picture 1276834498"/>
+            <wp:docPr id="1053777944" name="Picture 1053777944"/>
             <wp:cNvGraphicFramePr>
               <a:graphicFrameLocks xmlns:a="http://schemas.openxmlformats.org/drawingml/2006/main" noChangeAspect="1"/>
             </wp:cNvGraphicFramePr>
@@ -10383,10 +10383,10 @@
           <w:noProof/>
         </w:rPr>
         <w:drawing>
-          <wp:inline distT="0" distB="0" distL="0" distR="0" wp14:anchorId="50DF301E" wp14:editId="1D45D939">
+          <wp:inline distT="0" distB="0" distL="0" distR="0" wp14:anchorId="726B3F82" wp14:editId="1770537E">
             <wp:extent cx="5334000" cy="3333750"/>
             <wp:effectExtent l="0" t="0" r="0" b="0"/>
-            <wp:docPr id="1763560782" name="Picture 1763560782"/>
+            <wp:docPr id="1129067165" name="Picture 1129067165"/>
             <wp:cNvGraphicFramePr>
               <a:graphicFrameLocks xmlns:a="http://schemas.openxmlformats.org/drawingml/2006/main" noChangeAspect="1"/>
             </wp:cNvGraphicFramePr>
@@ -10448,10 +10448,10 @@
         </w:rPr>
         <w:lastRenderedPageBreak/>
         <w:drawing>
-          <wp:inline distT="0" distB="0" distL="0" distR="0" wp14:anchorId="1BAB2FE2" wp14:editId="1158B238">
+          <wp:inline distT="0" distB="0" distL="0" distR="0" wp14:anchorId="4B3FC697" wp14:editId="68B26313">
             <wp:extent cx="5334000" cy="3333750"/>
             <wp:effectExtent l="0" t="0" r="0" b="0"/>
-            <wp:docPr id="346383336" name="Picture 346383336"/>
+            <wp:docPr id="735754704" name="Picture 735754704"/>
             <wp:cNvGraphicFramePr>
               <a:graphicFrameLocks xmlns:a="http://schemas.openxmlformats.org/drawingml/2006/main" noChangeAspect="1"/>
             </wp:cNvGraphicFramePr>
@@ -10512,10 +10512,10 @@
           <w:noProof/>
         </w:rPr>
         <w:drawing>
-          <wp:inline distT="0" distB="0" distL="0" distR="0" wp14:anchorId="12B9BBE7" wp14:editId="7A6A512D">
+          <wp:inline distT="0" distB="0" distL="0" distR="0" wp14:anchorId="1E8FB00A" wp14:editId="096124D6">
             <wp:extent cx="5334000" cy="3333750"/>
             <wp:effectExtent l="0" t="0" r="0" b="0"/>
-            <wp:docPr id="1372421702" name="Picture 1372421702"/>
+            <wp:docPr id="1419674590" name="Picture 1419674590"/>
             <wp:cNvGraphicFramePr>
               <a:graphicFrameLocks xmlns:a="http://schemas.openxmlformats.org/drawingml/2006/main" noChangeAspect="1"/>
             </wp:cNvGraphicFramePr>
@@ -10577,10 +10577,10 @@
         </w:rPr>
         <w:lastRenderedPageBreak/>
         <w:drawing>
-          <wp:inline distT="0" distB="0" distL="0" distR="0" wp14:anchorId="5BB91765" wp14:editId="66C354D5">
+          <wp:inline distT="0" distB="0" distL="0" distR="0" wp14:anchorId="6ECED7DE" wp14:editId="103C4D59">
             <wp:extent cx="5334000" cy="3333750"/>
             <wp:effectExtent l="0" t="0" r="0" b="0"/>
-            <wp:docPr id="1659232358" name="Picture 1659232358"/>
+            <wp:docPr id="1007231374" name="Picture 1007231374"/>
             <wp:cNvGraphicFramePr>
               <a:graphicFrameLocks xmlns:a="http://schemas.openxmlformats.org/drawingml/2006/main" noChangeAspect="1"/>
             </wp:cNvGraphicFramePr>
@@ -10641,10 +10641,10 @@
           <w:noProof/>
         </w:rPr>
         <w:drawing>
-          <wp:inline distT="0" distB="0" distL="0" distR="0" wp14:anchorId="6E9A52BB" wp14:editId="3164CA98">
+          <wp:inline distT="0" distB="0" distL="0" distR="0" wp14:anchorId="746FFFCF" wp14:editId="07B5960C">
             <wp:extent cx="5334000" cy="3333750"/>
             <wp:effectExtent l="0" t="0" r="0" b="0"/>
-            <wp:docPr id="832674022" name="Picture 832674022"/>
+            <wp:docPr id="1504655634" name="Picture 1504655634"/>
             <wp:cNvGraphicFramePr>
               <a:graphicFrameLocks xmlns:a="http://schemas.openxmlformats.org/drawingml/2006/main" noChangeAspect="1"/>
             </wp:cNvGraphicFramePr>
@@ -10706,10 +10706,10 @@
         </w:rPr>
         <w:lastRenderedPageBreak/>
         <w:drawing>
-          <wp:inline distT="0" distB="0" distL="0" distR="0" wp14:anchorId="02BCEA09" wp14:editId="246B1351">
+          <wp:inline distT="0" distB="0" distL="0" distR="0" wp14:anchorId="5C4A08EC" wp14:editId="1F453947">
             <wp:extent cx="5334000" cy="3333750"/>
             <wp:effectExtent l="0" t="0" r="0" b="0"/>
-            <wp:docPr id="1219557107" name="Picture 1219557107"/>
+            <wp:docPr id="22724603" name="Picture 22724603"/>
             <wp:cNvGraphicFramePr>
               <a:graphicFrameLocks xmlns:a="http://schemas.openxmlformats.org/drawingml/2006/main" noChangeAspect="1"/>
             </wp:cNvGraphicFramePr>
@@ -10774,7 +10774,7 @@
         <w:pStyle w:val="Heading4"/>
         <w:spacing w:before="240" w:after="120" w:line="360" w:lineRule="auto"/>
       </w:pPr>
-      <w:bookmarkStart w:id="25" w:name="_Toc238561775"/>
+      <w:bookmarkStart w:id="25" w:name="_Toc238562653"/>
       <w:r>
         <w:rPr>
           <w:b/>
@@ -10910,10 +10910,10 @@
         </w:rPr>
         <w:lastRenderedPageBreak/>
         <w:drawing>
-          <wp:inline distT="0" distB="0" distL="0" distR="0" wp14:anchorId="3AD0DF2C" wp14:editId="7A0E762B">
+          <wp:inline distT="0" distB="0" distL="0" distR="0" wp14:anchorId="3DB30FB7" wp14:editId="196EBECB">
             <wp:extent cx="5334000" cy="3333750"/>
             <wp:effectExtent l="0" t="0" r="0" b="0"/>
-            <wp:docPr id="1977902055" name="Picture 1977902055"/>
+            <wp:docPr id="7559673" name="Picture 7559673"/>
             <wp:cNvGraphicFramePr>
               <a:graphicFrameLocks xmlns:a="http://schemas.openxmlformats.org/drawingml/2006/main" noChangeAspect="1"/>
             </wp:cNvGraphicFramePr>
@@ -10974,10 +10974,10 @@
           <w:noProof/>
         </w:rPr>
         <w:drawing>
-          <wp:inline distT="0" distB="0" distL="0" distR="0" wp14:anchorId="17D85200" wp14:editId="60CE7F92">
+          <wp:inline distT="0" distB="0" distL="0" distR="0" wp14:anchorId="489A2705" wp14:editId="5CD7CA46">
             <wp:extent cx="5334000" cy="3333750"/>
             <wp:effectExtent l="0" t="0" r="0" b="0"/>
-            <wp:docPr id="1719997869" name="Picture 1719997869"/>
+            <wp:docPr id="58812264" name="Picture 58812264"/>
             <wp:cNvGraphicFramePr>
               <a:graphicFrameLocks xmlns:a="http://schemas.openxmlformats.org/drawingml/2006/main" noChangeAspect="1"/>
             </wp:cNvGraphicFramePr>
@@ -11142,7 +11142,7 @@
         <w:pStyle w:val="Heading2"/>
         <w:spacing w:before="240" w:after="120" w:line="360" w:lineRule="auto"/>
       </w:pPr>
-      <w:bookmarkStart w:id="26" w:name="_Toc238561776"/>
+      <w:bookmarkStart w:id="26" w:name="_Toc238562654"/>
       <w:r>
         <w:rPr>
           <w:b/>
@@ -11186,7 +11186,7 @@
         <w:pStyle w:val="Heading3"/>
         <w:spacing w:before="240" w:after="120" w:line="360" w:lineRule="auto"/>
       </w:pPr>
-      <w:bookmarkStart w:id="27" w:name="_Toc238561777"/>
+      <w:bookmarkStart w:id="27" w:name="_Toc238562655"/>
       <w:r>
         <w:rPr>
           <w:b/>
@@ -11270,7 +11270,7 @@
         <w:pStyle w:val="Heading3"/>
         <w:spacing w:before="240" w:after="120" w:line="360" w:lineRule="auto"/>
       </w:pPr>
-      <w:bookmarkStart w:id="28" w:name="_Toc238561778"/>
+      <w:bookmarkStart w:id="28" w:name="_Toc238562656"/>
       <w:r>
         <w:rPr>
           <w:b/>
@@ -11488,10 +11488,10 @@
           <w:noProof/>
         </w:rPr>
         <w:drawing>
-          <wp:inline distT="0" distB="0" distL="0" distR="0" wp14:anchorId="6D00FF5E" wp14:editId="5A51B89A">
+          <wp:inline distT="0" distB="0" distL="0" distR="0" wp14:anchorId="5D77C901" wp14:editId="57670294">
             <wp:extent cx="5334000" cy="3857625"/>
             <wp:effectExtent l="0" t="0" r="0" b="0"/>
-            <wp:docPr id="781187091" name="Picture 781187091"/>
+            <wp:docPr id="1123319777" name="Picture 1123319777"/>
             <wp:cNvGraphicFramePr>
               <a:graphicFrameLocks xmlns:a="http://schemas.openxmlformats.org/drawingml/2006/main" noChangeAspect="1"/>
             </wp:cNvGraphicFramePr>
@@ -11547,7 +11547,7 @@
         <w:pStyle w:val="Heading3"/>
         <w:spacing w:before="240" w:after="120" w:line="360" w:lineRule="auto"/>
       </w:pPr>
-      <w:bookmarkStart w:id="29" w:name="_Toc238561779"/>
+      <w:bookmarkStart w:id="29" w:name="_Toc238562657"/>
       <w:r>
         <w:rPr>
           <w:b/>
@@ -11635,7 +11635,7 @@
         <w:pStyle w:val="Heading3"/>
         <w:spacing w:before="240" w:after="120" w:line="360" w:lineRule="auto"/>
       </w:pPr>
-      <w:bookmarkStart w:id="30" w:name="_Toc238561780"/>
+      <w:bookmarkStart w:id="30" w:name="_Toc238562658"/>
       <w:r>
         <w:rPr>
           <w:b/>
@@ -11882,7 +11882,7 @@
         <w:pStyle w:val="Heading3"/>
         <w:spacing w:before="240" w:after="120" w:line="360" w:lineRule="auto"/>
       </w:pPr>
-      <w:bookmarkStart w:id="31" w:name="_Toc238561781"/>
+      <w:bookmarkStart w:id="31" w:name="_Toc238562659"/>
       <w:r>
         <w:rPr>
           <w:b/>
@@ -11928,7 +11928,7 @@
         <w:pStyle w:val="Heading2"/>
         <w:spacing w:before="240" w:after="120" w:line="360" w:lineRule="auto"/>
       </w:pPr>
-      <w:bookmarkStart w:id="32" w:name="_Toc238561782"/>
+      <w:bookmarkStart w:id="32" w:name="_Toc238562660"/>
       <w:r>
         <w:rPr>
           <w:b/>
@@ -12226,7 +12226,7 @@
             <w:color w:val="0B3954"/>
             <w:u w:val="single"/>
           </w:rPr>
-          <w:t>https://github.com/KirishaTharusan/sunrise-dental-clinic</w:t>
+          <w:t>https://github.com/TharusanK23/sunrise-dental-clinic</w:t>
         </w:r>
       </w:hyperlink>
       <w:r>
@@ -12271,10 +12271,10 @@
         </w:rPr>
         <w:lastRenderedPageBreak/>
         <w:drawing>
-          <wp:inline distT="0" distB="0" distL="0" distR="0" wp14:anchorId="0C23C4BD" wp14:editId="533F4380">
+          <wp:inline distT="0" distB="0" distL="0" distR="0" wp14:anchorId="25DAD217" wp14:editId="56BA8C87">
             <wp:extent cx="5334000" cy="3705225"/>
             <wp:effectExtent l="0" t="0" r="0" b="0"/>
-            <wp:docPr id="474253119" name="Picture 474253119"/>
+            <wp:docPr id="199256812" name="Picture 199256812"/>
             <wp:cNvGraphicFramePr>
               <a:graphicFrameLocks xmlns:a="http://schemas.openxmlformats.org/drawingml/2006/main" noChangeAspect="1"/>
             </wp:cNvGraphicFramePr>
@@ -12335,10 +12335,10 @@
           <w:noProof/>
         </w:rPr>
         <w:drawing>
-          <wp:inline distT="0" distB="0" distL="0" distR="0" wp14:anchorId="3D0D7239" wp14:editId="47E3BDB0">
+          <wp:inline distT="0" distB="0" distL="0" distR="0" wp14:anchorId="4DADFE85" wp14:editId="270A083D">
             <wp:extent cx="5334000" cy="3705225"/>
             <wp:effectExtent l="0" t="0" r="0" b="0"/>
-            <wp:docPr id="1411079922" name="Picture 1411079922"/>
+            <wp:docPr id="1217102686" name="Picture 1217102686"/>
             <wp:cNvGraphicFramePr>
               <a:graphicFrameLocks xmlns:a="http://schemas.openxmlformats.org/drawingml/2006/main" noChangeAspect="1"/>
             </wp:cNvGraphicFramePr>
@@ -12402,7 +12402,7 @@
         <w:pStyle w:val="Heading2"/>
         <w:spacing w:before="240" w:after="120" w:line="360" w:lineRule="auto"/>
       </w:pPr>
-      <w:bookmarkStart w:id="33" w:name="_Toc238561783"/>
+      <w:bookmarkStart w:id="33" w:name="_Toc238562661"/>
       <w:r>
         <w:rPr>
           <w:b/>
@@ -12429,11 +12429,11 @@
           <w:left w:w="10" w:type="dxa"/>
           <w:right w:w="10" w:type="dxa"/>
         </w:tblCellMar>
-        <w:tblLook w:val="0000" w:firstRow="0" w:lastRow="0" w:firstColumn="0" w:lastColumn="0" w:noHBand="0" w:noVBand="0"/>
+        <w:tblLook w:val="04A0" w:firstRow="1" w:lastRow="0" w:firstColumn="1" w:lastColumn="0" w:noHBand="0" w:noVBand="1"/>
       </w:tblPr>
       <w:tblGrid>
-        <w:gridCol w:w="3295"/>
-        <w:gridCol w:w="5003"/>
+        <w:gridCol w:w="3447"/>
+        <w:gridCol w:w="4851"/>
       </w:tblGrid>
       <w:tr>
         <w:tblPrEx>
@@ -13122,7 +13122,6 @@
               <w:spacing w:line="360" w:lineRule="auto"/>
             </w:pPr>
             <w:r>
-              <w:lastRenderedPageBreak/>
               <w:t>Devised/derived test data; test plan produced and applied</w:t>
             </w:r>
           </w:p>
@@ -13181,6 +13180,7 @@
               <w:spacing w:line="360" w:lineRule="auto"/>
             </w:pPr>
             <w:r>
+              <w:lastRenderedPageBreak/>
               <w:t>Test classes created; relevant tests carried out and documented</w:t>
             </w:r>
           </w:p>
@@ -13627,7 +13627,7 @@
                   <w:color w:val="0B3954"/>
                   <w:u w:val="single"/>
                 </w:rPr>
-                <w:t>https://github.com/KirishaTharusan/sunrise-dental-clinic</w:t>
+                <w:t>https://github.com/TharusanK23/sunrise-dental-clinic</w:t>
               </w:r>
             </w:hyperlink>
             <w:r>
@@ -13655,7 +13655,7 @@
         <w:pStyle w:val="Heading2"/>
         <w:spacing w:before="240" w:after="120" w:line="360" w:lineRule="auto"/>
       </w:pPr>
-      <w:bookmarkStart w:id="34" w:name="_Toc238561784"/>
+      <w:bookmarkStart w:id="34" w:name="_Toc238562662"/>
       <w:r>
         <w:rPr>
           <w:b/>
@@ -13677,14 +13677,17 @@
           <w:b/>
           <w:bCs/>
         </w:rPr>
+        <w:t>Ethical.</w:t>
+      </w:r>
+      <w:r>
+        <w:t xml:space="preserve"> Patient data protection was treated as a first-class design </w:t>
+      </w:r>
+      <w:r>
+        <w:t xml:space="preserve">constraint, not an afterthought: passwords are never stored or logged in plain text (BCrypt, §3.6); the authentication token is delivered as an HttpOnly cookie specifically so client-side JavaScript — including any third-party script that might be compromised — cannot </w:t>
+      </w:r>
+      <w:r>
         <w:lastRenderedPageBreak/>
-        <w:t>Ethical.</w:t>
-      </w:r>
-      <w:r>
-        <w:t xml:space="preserve"> Patient data protection was treated as a first-class design </w:t>
-      </w:r>
-      <w:r>
-        <w:t xml:space="preserve">constraint, not an afterthought: passwords are never stored or logged in plain text (BCrypt, §3.6); the authentication token is delivered as an HttpOnly cookie specifically so client-side JavaScript — including any third-party script that might be compromised — cannot read it; and every input is validated server-side even though the client also validates, because client-side checks are trivially bypassable and cannot be the sole safeguard for a system handling patients' contact details and (implicitly) </w:t>
+        <w:t xml:space="preserve">read it; and every input is validated server-side even though the client also validates, because client-side checks are trivially bypassable and cannot be the sole safeguard for a system handling patients' contact details and (implicitly) </w:t>
       </w:r>
       <w:r>
         <w:t>health-adjacent treatment history.</w:t>
@@ -13796,7 +13799,7 @@
         <w:pStyle w:val="Heading2"/>
         <w:spacing w:before="240" w:after="120" w:line="360" w:lineRule="auto"/>
       </w:pPr>
-      <w:bookmarkStart w:id="35" w:name="_Toc238561785"/>
+      <w:bookmarkStart w:id="35" w:name="_Toc238562663"/>
       <w:r>
         <w:rPr>
           <w:b/>
@@ -13814,32 +13817,32 @@
         <w:jc w:val="both"/>
       </w:pPr>
       <w:r>
-        <w:t xml:space="preserve">This project delivers a complete, working, three-tier dental-clinic appointment and billing system that fulfils every functional requirement in the assignment brief's scenario, five deliberately-justified design patterns plus the Repository pattern, a </w:t>
+        <w:t xml:space="preserve">This project delivers a complete, working, three-tier dental-clinic appointment and billing system that fulfils every functional requirement in the assignment brief's scenario, five deliberately-justified design patterns plus the Repository pattern, a MySQL database exercising triggers/a stored procedure/views beyond basic CRUD, a documented and </w:t>
+      </w:r>
+      <w:r>
+        <w:t xml:space="preserve">partially test-driven automated test suite with genuine, recorded lessons learned, and a </w:t>
+      </w:r>
+      <w:r>
+        <w:rPr>
+          <w:shd w:val="solid" w:color="F2F2F2" w:fill="F2F2F2"/>
+        </w:rPr>
+        <w:t>dev</w:t>
+      </w:r>
+      <w:r>
+        <w:t>/</w:t>
+      </w:r>
+      <w:r>
+        <w:rPr>
+          <w:shd w:val="solid" w:color="F2F2F2" w:fill="F2F2F2"/>
+        </w:rPr>
+        <w:t>release</w:t>
+      </w:r>
+      <w:r>
+        <w:t xml:space="preserve"> Git/GitHub workflow with CI wired in from the first push. The most significant honest limitation is scope, not correctness: the domain model </w:t>
       </w:r>
       <w:r>
         <w:lastRenderedPageBreak/>
-        <w:t xml:space="preserve">MySQL database exercising triggers/a stored procedure/views beyond basic CRUD, a documented and </w:t>
-      </w:r>
-      <w:r>
-        <w:t xml:space="preserve">partially test-driven automated test suite with genuine, recorded lessons learned, and a </w:t>
-      </w:r>
-      <w:r>
-        <w:rPr>
-          <w:shd w:val="solid" w:color="F2F2F2" w:fill="F2F2F2"/>
-        </w:rPr>
-        <w:t>dev</w:t>
-      </w:r>
-      <w:r>
-        <w:t>/</w:t>
-      </w:r>
-      <w:r>
-        <w:rPr>
-          <w:shd w:val="solid" w:color="F2F2F2" w:fill="F2F2F2"/>
-        </w:rPr>
-        <w:t>release</w:t>
-      </w:r>
-      <w:r>
-        <w:t xml:space="preserve"> Git/GitHub workflow with CI wired in from the first push. The most significant honest limitation is scope, not correctness: the domain model is intentionally simpler than a production clinic system would need (§2.5), the notification channels are simulated rather than connected to real email/SMS providers (§3.3.5), and the Git commit history was necessarily created in one development session rather </w:t>
+        <w:t xml:space="preserve">is intentionally simpler than a production clinic system would need (§2.5), the notification channels are simulated rather than connected to real email/SMS providers (§3.3.5), and the Git commit history was necessarily created in one development session rather </w:t>
       </w:r>
       <w:r>
         <w:t xml:space="preserve">than genuinely across several calendar days — each of these is disclosed explicitly rather than concealed, and each has a clear, stated path to being extended (§5, </w:t>
@@ -13870,7 +13873,7 @@
         <w:pStyle w:val="Heading2"/>
         <w:spacing w:before="240" w:after="120" w:line="360" w:lineRule="auto"/>
       </w:pPr>
-      <w:bookmarkStart w:id="36" w:name="_Toc238561786"/>
+      <w:bookmarkStart w:id="36" w:name="_Toc238562664"/>
       <w:r>
         <w:rPr>
           <w:b/>
@@ -14064,7 +14067,6 @@
         <w:jc w:val="both"/>
       </w:pPr>
       <w:r>
-        <w:lastRenderedPageBreak/>
         <w:t xml:space="preserve">OWASP Foundation (2021) </w:t>
       </w:r>
       <w:r>
@@ -14096,6 +14098,7 @@
         <w:jc w:val="both"/>
       </w:pPr>
       <w:r>
+        <w:lastRenderedPageBreak/>
         <w:t xml:space="preserve">Spring.io (2024) </w:t>
       </w:r>
       <w:r>
@@ -14165,7 +14168,7 @@
         <w:pStyle w:val="Heading2"/>
         <w:spacing w:before="240" w:after="120" w:line="360" w:lineRule="auto"/>
       </w:pPr>
-      <w:bookmarkStart w:id="37" w:name="_Toc238561787"/>
+      <w:bookmarkStart w:id="37" w:name="_Toc238562665"/>
       <w:r>
         <w:rPr>
           <w:b/>
@@ -14442,10 +14445,10 @@
 <file path=word/numbering.xml><?xml version="1.0" encoding="utf-8"?>
 <w:numbering xmlns:wpc="http://schemas.microsoft.com/office/word/2010/wordprocessingCanvas" xmlns:cx="http://schemas.microsoft.com/office/drawing/2014/chartex" xmlns:cx1="http://schemas.microsoft.com/office/drawing/2015/9/8/chartex" xmlns:cx2="http://schemas.microsoft.com/office/drawing/2015/10/21/chartex" xmlns:cx3="http://schemas.microsoft.com/office/drawing/2016/5/9/chartex" xmlns:cx4="http://schemas.microsoft.com/office/drawing/2016/5/10/chartex" xmlns:cx5="http://schemas.microsoft.com/office/drawing/2016/5/11/chartex" xmlns:cx6="http://schemas.microsoft.com/office/drawing/2016/5/12/chartex" xmlns:cx7="http://schemas.microsoft.com/office/drawing/2016/5/13/chartex" xmlns:cx8="http://schemas.microsoft.com/office/drawing/2016/5/14/chartex" xmlns:mc="http://schemas.openxmlformats.org/markup-compatibility/2006" xmlns:aink="http://schemas.microsoft.com/office/drawing/2016/ink" xmlns:am3d="http://schemas.microsoft.com/office/drawing/2017/model3d" xmlns:o="urn:schemas-microsoft-com:office:office" xmlns:oel="http://schemas.microsoft.com/office/2019/extlst" xmlns:r="http://schemas.openxmlformats.org/officeDocument/2006/relationships" xmlns:m="http://schemas.openxmlformats.org/officeDocument/2006/math" xmlns:v="urn:schemas-microsoft-com:vml" xmlns:wp14="http://schemas.microsoft.com/office/word/2010/wordprocessingDrawing" xmlns:wp="http://schemas.openxmlformats.org/drawingml/2006/wordprocessingDrawing" xmlns:w10="urn:schemas-microsoft-com:office:word" xmlns:w="http://schemas.openxmlformats.org/wordprocessingml/2006/main" xmlns:w14="http://schemas.microsoft.com/office/word/2010/wordml" xmlns:w15="http://schemas.microsoft.com/office/word/2012/wordml" xmlns:w16cex="http://schemas.microsoft.com/office/word/2018/wordml/cex" xmlns:w16cid="http://schemas.microsoft.com/office/word/2016/wordml/cid" xmlns:w16="http://schemas.microsoft.com/office/word/2018/wordml" xmlns:w16du="http://schemas.microsoft.com/office/word/2023/wordml/word16du" xmlns:w16sdtdh="http://schemas.microsoft.com/office/word/2020/wordml/sdtdatahash" xmlns:w16sdtfl="http://schemas.microsoft.com/office/word/2024/wordml/sdtformatlock" xmlns:w16se="http://schemas.microsoft.com/office/word/2015/wordml/symex" xmlns:wpg="http://schemas.microsoft.com/office/word/2010/wordprocessingGroup" xmlns:wpi="http://schemas.microsoft.com/office/word/2010/wordprocessingInk" xmlns:wne="http://schemas.microsoft.com/office/word/2006/wordml" xmlns:wps="http://schemas.microsoft.com/office/word/2010/wordprocessingShape" mc:Ignorable="w14 w15 w16se w16cid w16 w16cex w16sdtdh w16sdtfl w16du wp14">
   <w:abstractNum w:abstractNumId="0" w15:restartNumberingAfterBreak="0">
-    <w:nsid w:val="35703B9E"/>
+    <w:nsid w:val="735C7158"/>
     <w:multiLevelType w:val="hybridMultilevel"/>
-    <w:tmpl w:val="316C5CEC"/>
-    <w:lvl w:ilvl="0" w:tplc="3C60B966">
+    <w:tmpl w:val="3B78D030"/>
+    <w:lvl w:ilvl="0" w:tplc="77348238">
       <w:start w:val="1"/>
       <w:numFmt w:val="bullet"/>
       <w:lvlText w:val="●"/>
@@ -14454,7 +14457,7 @@
         <w:ind w:left="720" w:hanging="360"/>
       </w:pPr>
     </w:lvl>
-    <w:lvl w:ilvl="1" w:tplc="F5704F7C">
+    <w:lvl w:ilvl="1" w:tplc="07BC25F2">
       <w:start w:val="1"/>
       <w:numFmt w:val="bullet"/>
       <w:lvlText w:val="○"/>
@@ -14463,7 +14466,7 @@
         <w:ind w:left="1440" w:hanging="360"/>
       </w:pPr>
     </w:lvl>
-    <w:lvl w:ilvl="2" w:tplc="CD04CBCA">
+    <w:lvl w:ilvl="2" w:tplc="3C10B75A">
       <w:start w:val="1"/>
       <w:numFmt w:val="bullet"/>
       <w:lvlText w:val="■"/>
@@ -14472,7 +14475,7 @@
         <w:ind w:left="2160" w:hanging="360"/>
       </w:pPr>
     </w:lvl>
-    <w:lvl w:ilvl="3" w:tplc="864488EE">
+    <w:lvl w:ilvl="3" w:tplc="78A00278">
       <w:start w:val="1"/>
       <w:numFmt w:val="bullet"/>
       <w:lvlText w:val="●"/>
@@ -14481,7 +14484,7 @@
         <w:ind w:left="2880" w:hanging="360"/>
       </w:pPr>
     </w:lvl>
-    <w:lvl w:ilvl="4" w:tplc="8976D6BA">
+    <w:lvl w:ilvl="4" w:tplc="F2F0963C">
       <w:start w:val="1"/>
       <w:numFmt w:val="bullet"/>
       <w:lvlText w:val="○"/>
@@ -14490,7 +14493,7 @@
         <w:ind w:left="3600" w:hanging="360"/>
       </w:pPr>
     </w:lvl>
-    <w:lvl w:ilvl="5" w:tplc="47BA38E4">
+    <w:lvl w:ilvl="5" w:tplc="F5BE3152">
       <w:start w:val="1"/>
       <w:numFmt w:val="bullet"/>
       <w:lvlText w:val="■"/>
@@ -14499,7 +14502,7 @@
         <w:ind w:left="4320" w:hanging="360"/>
       </w:pPr>
     </w:lvl>
-    <w:lvl w:ilvl="6" w:tplc="DCD8C2FC">
+    <w:lvl w:ilvl="6" w:tplc="7FC4F664">
       <w:start w:val="1"/>
       <w:numFmt w:val="bullet"/>
       <w:lvlText w:val="●"/>
@@ -14508,7 +14511,7 @@
         <w:ind w:left="5040" w:hanging="360"/>
       </w:pPr>
     </w:lvl>
-    <w:lvl w:ilvl="7" w:tplc="DAB27D02">
+    <w:lvl w:ilvl="7" w:tplc="062AB760">
       <w:start w:val="1"/>
       <w:numFmt w:val="bullet"/>
       <w:lvlText w:val="●"/>
@@ -14517,7 +14520,7 @@
         <w:ind w:left="5760" w:hanging="360"/>
       </w:pPr>
     </w:lvl>
-    <w:lvl w:ilvl="8" w:tplc="1CE6FA84">
+    <w:lvl w:ilvl="8" w:tplc="81F03208">
       <w:start w:val="1"/>
       <w:numFmt w:val="bullet"/>
       <w:lvlText w:val="●"/>
@@ -14527,7 +14530,7 @@
       </w:pPr>
     </w:lvl>
   </w:abstractNum>
-  <w:num w:numId="1" w16cid:durableId="252051675">
+  <w:num w:numId="1" w16cid:durableId="1119028359">
     <w:abstractNumId w:val="0"/>
     <w:lvlOverride w:ilvl="0">
       <w:startOverride w:val="1"/>
@@ -15133,7 +15136,7 @@
     <w:basedOn w:val="Normal"/>
     <w:uiPriority w:val="1"/>
     <w:qFormat/>
-    <w:rsid w:val="00B977BD"/>
+    <w:rsid w:val="00764C14"/>
     <w:pPr>
       <w:spacing w:after="160" w:line="279" w:lineRule="auto"/>
     </w:pPr>
@@ -15151,7 +15154,7 @@
     <w:autoRedefine/>
     <w:uiPriority w:val="39"/>
     <w:unhideWhenUsed/>
-    <w:rsid w:val="00B977BD"/>
+    <w:rsid w:val="00764C14"/>
     <w:pPr>
       <w:spacing w:after="100"/>
       <w:ind w:left="240"/>
@@ -15164,7 +15167,7 @@
     <w:autoRedefine/>
     <w:uiPriority w:val="39"/>
     <w:unhideWhenUsed/>
-    <w:rsid w:val="00B977BD"/>
+    <w:rsid w:val="00764C14"/>
     <w:pPr>
       <w:spacing w:after="100"/>
       <w:ind w:left="480"/>
@@ -15177,7 +15180,7 @@
     <w:autoRedefine/>
     <w:uiPriority w:val="39"/>
     <w:unhideWhenUsed/>
-    <w:rsid w:val="00B977BD"/>
+    <w:rsid w:val="00764C14"/>
     <w:pPr>
       <w:spacing w:after="100"/>
       <w:ind w:left="720"/>

--- a/docs/ASSIGNMENT_REPORT.docx
+++ b/docs/ASSIGNMENT_REPORT.docx
@@ -2523,7 +2523,7 @@
       <w:r>
         <w:fldChar w:fldCharType="separate"/>
       </w:r>
-      <w:hyperlink w:anchor="_Toc238562628" w:history="1">
+      <w:hyperlink w:anchor="_Toc238563292" w:history="1">
         <w:r>
           <w:rPr>
             <w:rStyle w:val="Hyperlink"/>
@@ -2549,7 +2549,7 @@
           <w:rPr>
             <w:noProof/>
           </w:rPr>
-          <w:instrText xml:space="preserve"> PAGEREF _Toc238562628 \h </w:instrText>
+          <w:instrText xml:space="preserve"> PAGEREF _Toc238563292 \h </w:instrText>
         </w:r>
         <w:r>
           <w:rPr>
@@ -2586,7 +2586,7 @@
           <w:noProof/>
         </w:rPr>
       </w:pPr>
-      <w:hyperlink w:anchor="_Toc238562629" w:history="1">
+      <w:hyperlink w:anchor="_Toc238563293" w:history="1">
         <w:r>
           <w:rPr>
             <w:rStyle w:val="Hyperlink"/>
@@ -2612,7 +2612,7 @@
           <w:rPr>
             <w:noProof/>
           </w:rPr>
-          <w:instrText xml:space="preserve"> PAGEREF _Toc238562629 \h </w:instrText>
+          <w:instrText xml:space="preserve"> PAGEREF _Toc238563293 \h </w:instrText>
         </w:r>
         <w:r>
           <w:rPr>
@@ -2649,7 +2649,7 @@
           <w:noProof/>
         </w:rPr>
       </w:pPr>
-      <w:hyperlink w:anchor="_Toc238562630" w:history="1">
+      <w:hyperlink w:anchor="_Toc238563294" w:history="1">
         <w:r>
           <w:rPr>
             <w:rStyle w:val="Hyperlink"/>
@@ -2675,7 +2675,7 @@
           <w:rPr>
             <w:noProof/>
           </w:rPr>
-          <w:instrText xml:space="preserve"> PAGEREF _Toc238562630 \h </w:instrText>
+          <w:instrText xml:space="preserve"> PAGEREF _Toc238563294 \h </w:instrText>
         </w:r>
         <w:r>
           <w:rPr>
@@ -2712,7 +2712,7 @@
           <w:noProof/>
         </w:rPr>
       </w:pPr>
-      <w:hyperlink w:anchor="_Toc238562631" w:history="1">
+      <w:hyperlink w:anchor="_Toc238563295" w:history="1">
         <w:r>
           <w:rPr>
             <w:rStyle w:val="Hyperlink"/>
@@ -2738,7 +2738,7 @@
           <w:rPr>
             <w:noProof/>
           </w:rPr>
-          <w:instrText xml:space="preserve"> PAGEREF _Toc238562631 \h </w:instrText>
+          <w:instrText xml:space="preserve"> PAGEREF _Toc238563295 \h </w:instrText>
         </w:r>
         <w:r>
           <w:rPr>
@@ -2775,7 +2775,7 @@
           <w:noProof/>
         </w:rPr>
       </w:pPr>
-      <w:hyperlink w:anchor="_Toc238562632" w:history="1">
+      <w:hyperlink w:anchor="_Toc238563296" w:history="1">
         <w:r>
           <w:rPr>
             <w:rStyle w:val="Hyperlink"/>
@@ -2801,7 +2801,7 @@
           <w:rPr>
             <w:noProof/>
           </w:rPr>
-          <w:instrText xml:space="preserve"> PAGEREF _Toc238562632 \h </w:instrText>
+          <w:instrText xml:space="preserve"> PAGEREF _Toc238563296 \h </w:instrText>
         </w:r>
         <w:r>
           <w:rPr>
@@ -2838,7 +2838,7 @@
           <w:noProof/>
         </w:rPr>
       </w:pPr>
-      <w:hyperlink w:anchor="_Toc238562633" w:history="1">
+      <w:hyperlink w:anchor="_Toc238563297" w:history="1">
         <w:r>
           <w:rPr>
             <w:rStyle w:val="Hyperlink"/>
@@ -2864,7 +2864,7 @@
           <w:rPr>
             <w:noProof/>
           </w:rPr>
-          <w:instrText xml:space="preserve"> PAGEREF _Toc238562633 \h </w:instrText>
+          <w:instrText xml:space="preserve"> PAGEREF _Toc238563297 \h </w:instrText>
         </w:r>
         <w:r>
           <w:rPr>
@@ -2901,7 +2901,7 @@
           <w:noProof/>
         </w:rPr>
       </w:pPr>
-      <w:hyperlink w:anchor="_Toc238562634" w:history="1">
+      <w:hyperlink w:anchor="_Toc238563298" w:history="1">
         <w:r>
           <w:rPr>
             <w:rStyle w:val="Hyperlink"/>
@@ -2927,7 +2927,7 @@
           <w:rPr>
             <w:noProof/>
           </w:rPr>
-          <w:instrText xml:space="preserve"> PAGEREF _Toc238562634 \h </w:instrText>
+          <w:instrText xml:space="preserve"> PAGEREF _Toc238563298 \h </w:instrText>
         </w:r>
         <w:r>
           <w:rPr>
@@ -2964,7 +2964,7 @@
           <w:noProof/>
         </w:rPr>
       </w:pPr>
-      <w:hyperlink w:anchor="_Toc238562635" w:history="1">
+      <w:hyperlink w:anchor="_Toc238563299" w:history="1">
         <w:r>
           <w:rPr>
             <w:rStyle w:val="Hyperlink"/>
@@ -2990,7 +2990,7 @@
           <w:rPr>
             <w:noProof/>
           </w:rPr>
-          <w:instrText xml:space="preserve"> PAGEREF _Toc238562635 \h </w:instrText>
+          <w:instrText xml:space="preserve"> PAGEREF _Toc238563299 \h </w:instrText>
         </w:r>
         <w:r>
           <w:rPr>
@@ -3027,7 +3027,7 @@
           <w:noProof/>
         </w:rPr>
       </w:pPr>
-      <w:hyperlink w:anchor="_Toc238562636" w:history="1">
+      <w:hyperlink w:anchor="_Toc238563300" w:history="1">
         <w:r>
           <w:rPr>
             <w:rStyle w:val="Hyperlink"/>
@@ -3053,7 +3053,7 @@
           <w:rPr>
             <w:noProof/>
           </w:rPr>
-          <w:instrText xml:space="preserve"> PAGEREF _Toc238562636 \h </w:instrText>
+          <w:instrText xml:space="preserve"> PAGEREF _Toc238563300 \h </w:instrText>
         </w:r>
         <w:r>
           <w:rPr>
@@ -3090,7 +3090,7 @@
           <w:noProof/>
         </w:rPr>
       </w:pPr>
-      <w:hyperlink w:anchor="_Toc238562637" w:history="1">
+      <w:hyperlink w:anchor="_Toc238563301" w:history="1">
         <w:r>
           <w:rPr>
             <w:rStyle w:val="Hyperlink"/>
@@ -3116,7 +3116,7 @@
           <w:rPr>
             <w:noProof/>
           </w:rPr>
-          <w:instrText xml:space="preserve"> PAGEREF _Toc238562637 \h </w:instrText>
+          <w:instrText xml:space="preserve"> PAGEREF _Toc238563301 \h </w:instrText>
         </w:r>
         <w:r>
           <w:rPr>
@@ -3153,7 +3153,7 @@
           <w:noProof/>
         </w:rPr>
       </w:pPr>
-      <w:hyperlink w:anchor="_Toc238562638" w:history="1">
+      <w:hyperlink w:anchor="_Toc238563302" w:history="1">
         <w:r>
           <w:rPr>
             <w:rStyle w:val="Hyperlink"/>
@@ -3179,7 +3179,7 @@
           <w:rPr>
             <w:noProof/>
           </w:rPr>
-          <w:instrText xml:space="preserve"> PAGEREF _Toc238562638 \h </w:instrText>
+          <w:instrText xml:space="preserve"> PAGEREF _Toc238563302 \h </w:instrText>
         </w:r>
         <w:r>
           <w:rPr>
@@ -3216,7 +3216,7 @@
           <w:noProof/>
         </w:rPr>
       </w:pPr>
-      <w:hyperlink w:anchor="_Toc238562639" w:history="1">
+      <w:hyperlink w:anchor="_Toc238563303" w:history="1">
         <w:r>
           <w:rPr>
             <w:rStyle w:val="Hyperlink"/>
@@ -3242,7 +3242,7 @@
           <w:rPr>
             <w:noProof/>
           </w:rPr>
-          <w:instrText xml:space="preserve"> PAGEREF _Toc238562639 \h </w:instrText>
+          <w:instrText xml:space="preserve"> PAGEREF _Toc238563303 \h </w:instrText>
         </w:r>
         <w:r>
           <w:rPr>
@@ -3279,7 +3279,7 @@
           <w:noProof/>
         </w:rPr>
       </w:pPr>
-      <w:hyperlink w:anchor="_Toc238562640" w:history="1">
+      <w:hyperlink w:anchor="_Toc238563304" w:history="1">
         <w:r>
           <w:rPr>
             <w:rStyle w:val="Hyperlink"/>
@@ -3305,7 +3305,7 @@
           <w:rPr>
             <w:noProof/>
           </w:rPr>
-          <w:instrText xml:space="preserve"> PAGEREF _Toc238562640 \h </w:instrText>
+          <w:instrText xml:space="preserve"> PAGEREF _Toc238563304 \h </w:instrText>
         </w:r>
         <w:r>
           <w:rPr>
@@ -3342,7 +3342,7 @@
           <w:noProof/>
         </w:rPr>
       </w:pPr>
-      <w:hyperlink w:anchor="_Toc238562641" w:history="1">
+      <w:hyperlink w:anchor="_Toc238563305" w:history="1">
         <w:r>
           <w:rPr>
             <w:rStyle w:val="Hyperlink"/>
@@ -3368,7 +3368,7 @@
           <w:rPr>
             <w:noProof/>
           </w:rPr>
-          <w:instrText xml:space="preserve"> PAGEREF _Toc238562641 \h </w:instrText>
+          <w:instrText xml:space="preserve"> PAGEREF _Toc238563305 \h </w:instrText>
         </w:r>
         <w:r>
           <w:rPr>
@@ -3405,7 +3405,7 @@
           <w:noProof/>
         </w:rPr>
       </w:pPr>
-      <w:hyperlink w:anchor="_Toc238562642" w:history="1">
+      <w:hyperlink w:anchor="_Toc238563306" w:history="1">
         <w:r>
           <w:rPr>
             <w:rStyle w:val="Hyperlink"/>
@@ -3431,7 +3431,7 @@
           <w:rPr>
             <w:noProof/>
           </w:rPr>
-          <w:instrText xml:space="preserve"> PAGEREF _Toc238562642 \h </w:instrText>
+          <w:instrText xml:space="preserve"> PAGEREF _Toc238563306 \h </w:instrText>
         </w:r>
         <w:r>
           <w:rPr>
@@ -3468,7 +3468,7 @@
           <w:noProof/>
         </w:rPr>
       </w:pPr>
-      <w:hyperlink w:anchor="_Toc238562643" w:history="1">
+      <w:hyperlink w:anchor="_Toc238563307" w:history="1">
         <w:r>
           <w:rPr>
             <w:rStyle w:val="Hyperlink"/>
@@ -3523,7 +3523,7 @@
           <w:rPr>
             <w:noProof/>
           </w:rPr>
-          <w:instrText xml:space="preserve"> PAGEREF _Toc238562643 \h </w:instrText>
+          <w:instrText xml:space="preserve"> PAGEREF _Toc238563307 \h </w:instrText>
         </w:r>
         <w:r>
           <w:rPr>
@@ -3560,7 +3560,7 @@
           <w:noProof/>
         </w:rPr>
       </w:pPr>
-      <w:hyperlink w:anchor="_Toc238562644" w:history="1">
+      <w:hyperlink w:anchor="_Toc238563308" w:history="1">
         <w:r>
           <w:rPr>
             <w:rStyle w:val="Hyperlink"/>
@@ -3596,7 +3596,7 @@
           <w:rPr>
             <w:noProof/>
           </w:rPr>
-          <w:instrText xml:space="preserve"> PAGEREF _Toc238562644 \h </w:instrText>
+          <w:instrText xml:space="preserve"> PAGEREF _Toc238563308 \h </w:instrText>
         </w:r>
         <w:r>
           <w:rPr>
@@ -3633,7 +3633,7 @@
           <w:noProof/>
         </w:rPr>
       </w:pPr>
-      <w:hyperlink w:anchor="_Toc238562645" w:history="1">
+      <w:hyperlink w:anchor="_Toc238563309" w:history="1">
         <w:r>
           <w:rPr>
             <w:rStyle w:val="Hyperlink"/>
@@ -3669,7 +3669,7 @@
           <w:rPr>
             <w:noProof/>
           </w:rPr>
-          <w:instrText xml:space="preserve"> PAGEREF _Toc238562645 \h </w:instrText>
+          <w:instrText xml:space="preserve"> PAGEREF _Toc238563309 \h </w:instrText>
         </w:r>
         <w:r>
           <w:rPr>
@@ -3706,7 +3706,7 @@
           <w:noProof/>
         </w:rPr>
       </w:pPr>
-      <w:hyperlink w:anchor="_Toc238562646" w:history="1">
+      <w:hyperlink w:anchor="_Toc238563310" w:history="1">
         <w:r>
           <w:rPr>
             <w:rStyle w:val="Hyperlink"/>
@@ -3761,7 +3761,7 @@
           <w:rPr>
             <w:noProof/>
           </w:rPr>
-          <w:instrText xml:space="preserve"> PAGEREF _Toc238562646 \h </w:instrText>
+          <w:instrText xml:space="preserve"> PAGEREF _Toc238563310 \h </w:instrText>
         </w:r>
         <w:r>
           <w:rPr>
@@ -3798,7 +3798,7 @@
           <w:noProof/>
         </w:rPr>
       </w:pPr>
-      <w:hyperlink w:anchor="_Toc238562647" w:history="1">
+      <w:hyperlink w:anchor="_Toc238563311" w:history="1">
         <w:r>
           <w:rPr>
             <w:rStyle w:val="Hyperlink"/>
@@ -3853,7 +3853,7 @@
           <w:rPr>
             <w:noProof/>
           </w:rPr>
-          <w:instrText xml:space="preserve"> PAGEREF _Toc238562647 \h </w:instrText>
+          <w:instrText xml:space="preserve"> PAGEREF _Toc238563311 \h </w:instrText>
         </w:r>
         <w:r>
           <w:rPr>
@@ -3890,7 +3890,7 @@
           <w:noProof/>
         </w:rPr>
       </w:pPr>
-      <w:hyperlink w:anchor="_Toc238562648" w:history="1">
+      <w:hyperlink w:anchor="_Toc238563312" w:history="1">
         <w:r>
           <w:rPr>
             <w:rStyle w:val="Hyperlink"/>
@@ -3916,7 +3916,7 @@
           <w:rPr>
             <w:noProof/>
           </w:rPr>
-          <w:instrText xml:space="preserve"> PAGEREF _Toc238562648 \h </w:instrText>
+          <w:instrText xml:space="preserve"> PAGEREF _Toc238563312 \h </w:instrText>
         </w:r>
         <w:r>
           <w:rPr>
@@ -3953,7 +3953,7 @@
           <w:noProof/>
         </w:rPr>
       </w:pPr>
-      <w:hyperlink w:anchor="_Toc238562649" w:history="1">
+      <w:hyperlink w:anchor="_Toc238563313" w:history="1">
         <w:r>
           <w:rPr>
             <w:rStyle w:val="Hyperlink"/>
@@ -3979,7 +3979,7 @@
           <w:rPr>
             <w:noProof/>
           </w:rPr>
-          <w:instrText xml:space="preserve"> PAGEREF _Toc238562649 \h </w:instrText>
+          <w:instrText xml:space="preserve"> PAGEREF _Toc238563313 \h </w:instrText>
         </w:r>
         <w:r>
           <w:rPr>
@@ -4016,7 +4016,7 @@
           <w:noProof/>
         </w:rPr>
       </w:pPr>
-      <w:hyperlink w:anchor="_Toc238562650" w:history="1">
+      <w:hyperlink w:anchor="_Toc238563314" w:history="1">
         <w:r>
           <w:rPr>
             <w:rStyle w:val="Hyperlink"/>
@@ -4042,7 +4042,7 @@
           <w:rPr>
             <w:noProof/>
           </w:rPr>
-          <w:instrText xml:space="preserve"> PAGEREF _Toc238562650 \h </w:instrText>
+          <w:instrText xml:space="preserve"> PAGEREF _Toc238563314 \h </w:instrText>
         </w:r>
         <w:r>
           <w:rPr>
@@ -4079,7 +4079,7 @@
           <w:noProof/>
         </w:rPr>
       </w:pPr>
-      <w:hyperlink w:anchor="_Toc238562651" w:history="1">
+      <w:hyperlink w:anchor="_Toc238563315" w:history="1">
         <w:r>
           <w:rPr>
             <w:rStyle w:val="Hyperlink"/>
@@ -4105,7 +4105,7 @@
           <w:rPr>
             <w:noProof/>
           </w:rPr>
-          <w:instrText xml:space="preserve"> PAGEREF _Toc238562651 \h </w:instrText>
+          <w:instrText xml:space="preserve"> PAGEREF _Toc238563315 \h </w:instrText>
         </w:r>
         <w:r>
           <w:rPr>
@@ -4142,7 +4142,7 @@
           <w:noProof/>
         </w:rPr>
       </w:pPr>
-      <w:hyperlink w:anchor="_Toc238562652" w:history="1">
+      <w:hyperlink w:anchor="_Toc238563316" w:history="1">
         <w:r>
           <w:rPr>
             <w:rStyle w:val="Hyperlink"/>
@@ -4168,7 +4168,7 @@
           <w:rPr>
             <w:noProof/>
           </w:rPr>
-          <w:instrText xml:space="preserve"> PAGEREF _Toc238562652 \h </w:instrText>
+          <w:instrText xml:space="preserve"> PAGEREF _Toc238563316 \h </w:instrText>
         </w:r>
         <w:r>
           <w:rPr>
@@ -4205,7 +4205,7 @@
           <w:noProof/>
         </w:rPr>
       </w:pPr>
-      <w:hyperlink w:anchor="_Toc238562653" w:history="1">
+      <w:hyperlink w:anchor="_Toc238563317" w:history="1">
         <w:r>
           <w:rPr>
             <w:rStyle w:val="Hyperlink"/>
@@ -4231,7 +4231,7 @@
           <w:rPr>
             <w:noProof/>
           </w:rPr>
-          <w:instrText xml:space="preserve"> PAGEREF _Toc238562653 \h </w:instrText>
+          <w:instrText xml:space="preserve"> PAGEREF _Toc238563317 \h </w:instrText>
         </w:r>
         <w:r>
           <w:rPr>
@@ -4268,7 +4268,7 @@
           <w:noProof/>
         </w:rPr>
       </w:pPr>
-      <w:hyperlink w:anchor="_Toc238562654" w:history="1">
+      <w:hyperlink w:anchor="_Toc238563318" w:history="1">
         <w:r>
           <w:rPr>
             <w:rStyle w:val="Hyperlink"/>
@@ -4294,7 +4294,7 @@
           <w:rPr>
             <w:noProof/>
           </w:rPr>
-          <w:instrText xml:space="preserve"> PAGEREF _Toc238562654 \h </w:instrText>
+          <w:instrText xml:space="preserve"> PAGEREF _Toc238563318 \h </w:instrText>
         </w:r>
         <w:r>
           <w:rPr>
@@ -4331,7 +4331,7 @@
           <w:noProof/>
         </w:rPr>
       </w:pPr>
-      <w:hyperlink w:anchor="_Toc238562655" w:history="1">
+      <w:hyperlink w:anchor="_Toc238563319" w:history="1">
         <w:r>
           <w:rPr>
             <w:rStyle w:val="Hyperlink"/>
@@ -4357,7 +4357,7 @@
           <w:rPr>
             <w:noProof/>
           </w:rPr>
-          <w:instrText xml:space="preserve"> PAGEREF _Toc238562655 \h </w:instrText>
+          <w:instrText xml:space="preserve"> PAGEREF _Toc238563319 \h </w:instrText>
         </w:r>
         <w:r>
           <w:rPr>
@@ -4394,7 +4394,7 @@
           <w:noProof/>
         </w:rPr>
       </w:pPr>
-      <w:hyperlink w:anchor="_Toc238562656" w:history="1">
+      <w:hyperlink w:anchor="_Toc238563320" w:history="1">
         <w:r>
           <w:rPr>
             <w:rStyle w:val="Hyperlink"/>
@@ -4420,7 +4420,7 @@
           <w:rPr>
             <w:noProof/>
           </w:rPr>
-          <w:instrText xml:space="preserve"> PAGEREF _Toc238562656 \h </w:instrText>
+          <w:instrText xml:space="preserve"> PAGEREF _Toc238563320 \h </w:instrText>
         </w:r>
         <w:r>
           <w:rPr>
@@ -4457,7 +4457,7 @@
           <w:noProof/>
         </w:rPr>
       </w:pPr>
-      <w:hyperlink w:anchor="_Toc238562657" w:history="1">
+      <w:hyperlink w:anchor="_Toc238563321" w:history="1">
         <w:r>
           <w:rPr>
             <w:rStyle w:val="Hyperlink"/>
@@ -4483,7 +4483,7 @@
           <w:rPr>
             <w:noProof/>
           </w:rPr>
-          <w:instrText xml:space="preserve"> PAGEREF _Toc238562657 \h </w:instrText>
+          <w:instrText xml:space="preserve"> PAGEREF _Toc238563321 \h </w:instrText>
         </w:r>
         <w:r>
           <w:rPr>
@@ -4520,7 +4520,7 @@
           <w:noProof/>
         </w:rPr>
       </w:pPr>
-      <w:hyperlink w:anchor="_Toc238562658" w:history="1">
+      <w:hyperlink w:anchor="_Toc238563322" w:history="1">
         <w:r>
           <w:rPr>
             <w:rStyle w:val="Hyperlink"/>
@@ -4546,7 +4546,7 @@
           <w:rPr>
             <w:noProof/>
           </w:rPr>
-          <w:instrText xml:space="preserve"> PAGEREF _Toc238562658 \h </w:instrText>
+          <w:instrText xml:space="preserve"> PAGEREF _Toc238563322 \h </w:instrText>
         </w:r>
         <w:r>
           <w:rPr>
@@ -4583,7 +4583,7 @@
           <w:noProof/>
         </w:rPr>
       </w:pPr>
-      <w:hyperlink w:anchor="_Toc238562659" w:history="1">
+      <w:hyperlink w:anchor="_Toc238563323" w:history="1">
         <w:r>
           <w:rPr>
             <w:rStyle w:val="Hyperlink"/>
@@ -4609,7 +4609,7 @@
           <w:rPr>
             <w:noProof/>
           </w:rPr>
-          <w:instrText xml:space="preserve"> PAGEREF _Toc238562659 \h </w:instrText>
+          <w:instrText xml:space="preserve"> PAGEREF _Toc238563323 \h </w:instrText>
         </w:r>
         <w:r>
           <w:rPr>
@@ -4646,7 +4646,7 @@
           <w:noProof/>
         </w:rPr>
       </w:pPr>
-      <w:hyperlink w:anchor="_Toc238562660" w:history="1">
+      <w:hyperlink w:anchor="_Toc238563324" w:history="1">
         <w:r>
           <w:rPr>
             <w:rStyle w:val="Hyperlink"/>
@@ -4672,7 +4672,7 @@
           <w:rPr>
             <w:noProof/>
           </w:rPr>
-          <w:instrText xml:space="preserve"> PAGEREF _Toc238562660 \h </w:instrText>
+          <w:instrText xml:space="preserve"> PAGEREF _Toc238563324 \h </w:instrText>
         </w:r>
         <w:r>
           <w:rPr>
@@ -4709,7 +4709,7 @@
           <w:noProof/>
         </w:rPr>
       </w:pPr>
-      <w:hyperlink w:anchor="_Toc238562661" w:history="1">
+      <w:hyperlink w:anchor="_Toc238563325" w:history="1">
         <w:r>
           <w:rPr>
             <w:rStyle w:val="Hyperlink"/>
@@ -4735,7 +4735,7 @@
           <w:rPr>
             <w:noProof/>
           </w:rPr>
-          <w:instrText xml:space="preserve"> PAGEREF _Toc238562661 \h </w:instrText>
+          <w:instrText xml:space="preserve"> PAGEREF _Toc238563325 \h </w:instrText>
         </w:r>
         <w:r>
           <w:rPr>
@@ -4772,7 +4772,7 @@
           <w:noProof/>
         </w:rPr>
       </w:pPr>
-      <w:hyperlink w:anchor="_Toc238562662" w:history="1">
+      <w:hyperlink w:anchor="_Toc238563326" w:history="1">
         <w:r>
           <w:rPr>
             <w:rStyle w:val="Hyperlink"/>
@@ -4798,7 +4798,7 @@
           <w:rPr>
             <w:noProof/>
           </w:rPr>
-          <w:instrText xml:space="preserve"> PAGEREF _Toc238562662 \h </w:instrText>
+          <w:instrText xml:space="preserve"> PAGEREF _Toc238563326 \h </w:instrText>
         </w:r>
         <w:r>
           <w:rPr>
@@ -4835,7 +4835,7 @@
           <w:noProof/>
         </w:rPr>
       </w:pPr>
-      <w:hyperlink w:anchor="_Toc238562663" w:history="1">
+      <w:hyperlink w:anchor="_Toc238563327" w:history="1">
         <w:r>
           <w:rPr>
             <w:rStyle w:val="Hyperlink"/>
@@ -4861,7 +4861,7 @@
           <w:rPr>
             <w:noProof/>
           </w:rPr>
-          <w:instrText xml:space="preserve"> PAGEREF _Toc238562663 \h </w:instrText>
+          <w:instrText xml:space="preserve"> PAGEREF _Toc238563327 \h </w:instrText>
         </w:r>
         <w:r>
           <w:rPr>
@@ -4898,7 +4898,7 @@
           <w:noProof/>
         </w:rPr>
       </w:pPr>
-      <w:hyperlink w:anchor="_Toc238562664" w:history="1">
+      <w:hyperlink w:anchor="_Toc238563328" w:history="1">
         <w:r>
           <w:rPr>
             <w:rStyle w:val="Hyperlink"/>
@@ -4924,7 +4924,7 @@
           <w:rPr>
             <w:noProof/>
           </w:rPr>
-          <w:instrText xml:space="preserve"> PAGEREF _Toc238562664 \h </w:instrText>
+          <w:instrText xml:space="preserve"> PAGEREF _Toc238563328 \h </w:instrText>
         </w:r>
         <w:r>
           <w:rPr>
@@ -4961,7 +4961,7 @@
           <w:noProof/>
         </w:rPr>
       </w:pPr>
-      <w:hyperlink w:anchor="_Toc238562665" w:history="1">
+      <w:hyperlink w:anchor="_Toc238563329" w:history="1">
         <w:r>
           <w:rPr>
             <w:rStyle w:val="Hyperlink"/>
@@ -4987,7 +4987,7 @@
           <w:rPr>
             <w:noProof/>
           </w:rPr>
-          <w:instrText xml:space="preserve"> PAGEREF _Toc238562665 \h </w:instrText>
+          <w:instrText xml:space="preserve"> PAGEREF _Toc238563329 \h </w:instrText>
         </w:r>
         <w:r>
           <w:rPr>
@@ -5113,7 +5113,7 @@
             <w:color w:val="0B3954"/>
             <w:u w:val="single"/>
           </w:rPr>
-          <w:t>https://github.com/TharusanK23/sunrise-dental-clinic</w:t>
+          <w:t>https://github.com/KirishaTharusan/sunrise-dental-clinic</w:t>
         </w:r>
       </w:hyperlink>
     </w:p>
@@ -5225,7 +5225,7 @@
         <w:pStyle w:val="Heading2"/>
         <w:spacing w:before="240" w:after="120" w:line="360" w:lineRule="auto"/>
       </w:pPr>
-      <w:bookmarkStart w:id="0" w:name="_Toc238562628"/>
+      <w:bookmarkStart w:id="0" w:name="_Toc238563292"/>
       <w:r>
         <w:rPr>
           <w:b/>
@@ -5267,7 +5267,7 @@
         <w:pStyle w:val="Heading3"/>
         <w:spacing w:before="240" w:after="120" w:line="360" w:lineRule="auto"/>
       </w:pPr>
-      <w:bookmarkStart w:id="1" w:name="_Toc238562629"/>
+      <w:bookmarkStart w:id="1" w:name="_Toc238563293"/>
       <w:r>
         <w:rPr>
           <w:b/>
@@ -5389,7 +5389,7 @@
         <w:pStyle w:val="Heading3"/>
         <w:spacing w:before="240" w:after="120" w:line="360" w:lineRule="auto"/>
       </w:pPr>
-      <w:bookmarkStart w:id="2" w:name="_Toc238562630"/>
+      <w:bookmarkStart w:id="2" w:name="_Toc238563294"/>
       <w:r>
         <w:rPr>
           <w:b/>
@@ -5463,7 +5463,7 @@
         <w:pStyle w:val="Heading2"/>
         <w:spacing w:before="240" w:after="120" w:line="360" w:lineRule="auto"/>
       </w:pPr>
-      <w:bookmarkStart w:id="3" w:name="_Toc238562631"/>
+      <w:bookmarkStart w:id="3" w:name="_Toc238563295"/>
       <w:r>
         <w:rPr>
           <w:b/>
@@ -5516,7 +5516,7 @@
         <w:pStyle w:val="Heading3"/>
         <w:spacing w:before="240" w:after="120" w:line="360" w:lineRule="auto"/>
       </w:pPr>
-      <w:bookmarkStart w:id="4" w:name="_Toc238562632"/>
+      <w:bookmarkStart w:id="4" w:name="_Toc238563296"/>
       <w:r>
         <w:rPr>
           <w:b/>
@@ -5539,7 +5539,7 @@
         </w:rPr>
         <w:lastRenderedPageBreak/>
         <w:drawing>
-          <wp:inline distT="0" distB="0" distL="0" distR="0" wp14:anchorId="22468E0B" wp14:editId="07C41218">
+          <wp:inline distT="0" distB="0" distL="0" distR="0" wp14:anchorId="39D1918A" wp14:editId="37C93EB7">
             <wp:extent cx="5334000" cy="4486275"/>
             <wp:effectExtent l="0" t="0" r="0" b="0"/>
             <wp:docPr id="1" name="Picture 1"/>
@@ -5786,7 +5786,7 @@
         <w:pStyle w:val="Heading3"/>
         <w:spacing w:before="240" w:after="120" w:line="360" w:lineRule="auto"/>
       </w:pPr>
-      <w:bookmarkStart w:id="5" w:name="_Toc238562633"/>
+      <w:bookmarkStart w:id="5" w:name="_Toc238563297"/>
       <w:r>
         <w:rPr>
           <w:b/>
@@ -5808,10 +5808,10 @@
           <w:noProof/>
         </w:rPr>
         <w:drawing>
-          <wp:inline distT="0" distB="0" distL="0" distR="0" wp14:anchorId="07F6CAE2" wp14:editId="21D2015E">
+          <wp:inline distT="0" distB="0" distL="0" distR="0" wp14:anchorId="3E77B551" wp14:editId="1173BF2B">
             <wp:extent cx="5334000" cy="3057525"/>
             <wp:effectExtent l="0" t="0" r="0" b="0"/>
-            <wp:docPr id="1354579079" name="Picture 1354579079"/>
+            <wp:docPr id="1589980260" name="Picture 1589980260"/>
             <wp:cNvGraphicFramePr>
               <a:graphicFrameLocks xmlns:a="http://schemas.openxmlformats.org/drawingml/2006/main" noChangeAspect="1"/>
             </wp:cNvGraphicFramePr>
@@ -6201,7 +6201,7 @@
         <w:pStyle w:val="Heading3"/>
         <w:spacing w:before="240" w:after="120" w:line="360" w:lineRule="auto"/>
       </w:pPr>
-      <w:bookmarkStart w:id="6" w:name="_Toc238562634"/>
+      <w:bookmarkStart w:id="6" w:name="_Toc238563298"/>
       <w:r>
         <w:rPr>
           <w:b/>
@@ -6446,10 +6446,10 @@
         </w:rPr>
         <w:lastRenderedPageBreak/>
         <w:drawing>
-          <wp:inline distT="0" distB="0" distL="0" distR="0" wp14:anchorId="108B2EA5" wp14:editId="46892BF5">
+          <wp:inline distT="0" distB="0" distL="0" distR="0" wp14:anchorId="207986D3" wp14:editId="71361AF3">
             <wp:extent cx="5334000" cy="2933700"/>
             <wp:effectExtent l="0" t="0" r="0" b="0"/>
-            <wp:docPr id="1138712380" name="Picture 1138712380"/>
+            <wp:docPr id="1836401961" name="Picture 1836401961"/>
             <wp:cNvGraphicFramePr>
               <a:graphicFrameLocks xmlns:a="http://schemas.openxmlformats.org/drawingml/2006/main" noChangeAspect="1"/>
             </wp:cNvGraphicFramePr>
@@ -6510,10 +6510,10 @@
           <w:noProof/>
         </w:rPr>
         <w:drawing>
-          <wp:inline distT="0" distB="0" distL="0" distR="0" wp14:anchorId="176842CD" wp14:editId="15D7826D">
+          <wp:inline distT="0" distB="0" distL="0" distR="0" wp14:anchorId="43B4D55D" wp14:editId="0B6A18A5">
             <wp:extent cx="5334000" cy="3686175"/>
             <wp:effectExtent l="0" t="0" r="0" b="0"/>
-            <wp:docPr id="330572062" name="Picture 330572062"/>
+            <wp:docPr id="734758428" name="Picture 734758428"/>
             <wp:cNvGraphicFramePr>
               <a:graphicFrameLocks xmlns:a="http://schemas.openxmlformats.org/drawingml/2006/main" noChangeAspect="1"/>
             </wp:cNvGraphicFramePr>
@@ -6575,10 +6575,10 @@
         </w:rPr>
         <w:lastRenderedPageBreak/>
         <w:drawing>
-          <wp:inline distT="0" distB="0" distL="0" distR="0" wp14:anchorId="07B33BCF" wp14:editId="020A2E1F">
+          <wp:inline distT="0" distB="0" distL="0" distR="0" wp14:anchorId="00402CD7" wp14:editId="3904DEBE">
             <wp:extent cx="5334000" cy="3086100"/>
             <wp:effectExtent l="0" t="0" r="0" b="0"/>
-            <wp:docPr id="1867379640" name="Picture 1867379640"/>
+            <wp:docPr id="192592541" name="Picture 192592541"/>
             <wp:cNvGraphicFramePr>
               <a:graphicFrameLocks xmlns:a="http://schemas.openxmlformats.org/drawingml/2006/main" noChangeAspect="1"/>
             </wp:cNvGraphicFramePr>
@@ -6634,7 +6634,7 @@
         <w:pStyle w:val="Heading3"/>
         <w:spacing w:before="240" w:after="120" w:line="360" w:lineRule="auto"/>
       </w:pPr>
-      <w:bookmarkStart w:id="7" w:name="_Toc238562635"/>
+      <w:bookmarkStart w:id="7" w:name="_Toc238563299"/>
       <w:r>
         <w:rPr>
           <w:b/>
@@ -6657,10 +6657,10 @@
         </w:rPr>
         <w:lastRenderedPageBreak/>
         <w:drawing>
-          <wp:inline distT="0" distB="0" distL="0" distR="0" wp14:anchorId="5B981E65" wp14:editId="75D2FF4D">
+          <wp:inline distT="0" distB="0" distL="0" distR="0" wp14:anchorId="0AE1E011" wp14:editId="165DA127">
             <wp:extent cx="5334000" cy="6229350"/>
             <wp:effectExtent l="0" t="0" r="0" b="0"/>
-            <wp:docPr id="516096787" name="Picture 516096787"/>
+            <wp:docPr id="222874648" name="Picture 222874648"/>
             <wp:cNvGraphicFramePr>
               <a:graphicFrameLocks xmlns:a="http://schemas.openxmlformats.org/drawingml/2006/main" noChangeAspect="1"/>
             </wp:cNvGraphicFramePr>
@@ -6737,7 +6737,7 @@
         <w:pStyle w:val="Heading3"/>
         <w:spacing w:before="240" w:after="120" w:line="360" w:lineRule="auto"/>
       </w:pPr>
-      <w:bookmarkStart w:id="8" w:name="_Toc238562636"/>
+      <w:bookmarkStart w:id="8" w:name="_Toc238563300"/>
       <w:r>
         <w:rPr>
           <w:b/>
@@ -6788,7 +6788,7 @@
         <w:pStyle w:val="Heading3"/>
         <w:spacing w:before="240" w:after="120" w:line="360" w:lineRule="auto"/>
       </w:pPr>
-      <w:bookmarkStart w:id="9" w:name="_Toc238562637"/>
+      <w:bookmarkStart w:id="9" w:name="_Toc238563301"/>
       <w:r>
         <w:rPr>
           <w:b/>
@@ -6861,10 +6861,10 @@
           <w:noProof/>
         </w:rPr>
         <w:drawing>
-          <wp:inline distT="0" distB="0" distL="0" distR="0" wp14:anchorId="3A99326C" wp14:editId="2230200B">
+          <wp:inline distT="0" distB="0" distL="0" distR="0" wp14:anchorId="20FC18C1" wp14:editId="024E77D0">
             <wp:extent cx="5334000" cy="2714625"/>
             <wp:effectExtent l="0" t="0" r="0" b="0"/>
-            <wp:docPr id="371851070" name="Picture 371851070"/>
+            <wp:docPr id="1460181137" name="Picture 1460181137"/>
             <wp:cNvGraphicFramePr>
               <a:graphicFrameLocks xmlns:a="http://schemas.openxmlformats.org/drawingml/2006/main" noChangeAspect="1"/>
             </wp:cNvGraphicFramePr>
@@ -6968,7 +6968,7 @@
         <w:pStyle w:val="Heading2"/>
         <w:spacing w:before="240" w:after="120" w:line="360" w:lineRule="auto"/>
       </w:pPr>
-      <w:bookmarkStart w:id="10" w:name="_Toc238562638"/>
+      <w:bookmarkStart w:id="10" w:name="_Toc238563302"/>
       <w:r>
         <w:rPr>
           <w:b/>
@@ -6985,7 +6985,7 @@
         <w:pStyle w:val="Heading3"/>
         <w:spacing w:before="240" w:after="120" w:line="360" w:lineRule="auto"/>
       </w:pPr>
-      <w:bookmarkStart w:id="11" w:name="_Toc238562639"/>
+      <w:bookmarkStart w:id="11" w:name="_Toc238563303"/>
       <w:r>
         <w:rPr>
           <w:b/>
@@ -7132,7 +7132,7 @@
         <w:pStyle w:val="Heading3"/>
         <w:spacing w:before="240" w:after="120" w:line="360" w:lineRule="auto"/>
       </w:pPr>
-      <w:bookmarkStart w:id="12" w:name="_Toc238562640"/>
+      <w:bookmarkStart w:id="12" w:name="_Toc238563304"/>
       <w:r>
         <w:rPr>
           <w:b/>
@@ -7259,7 +7259,7 @@
         <w:pStyle w:val="Heading4"/>
         <w:spacing w:before="240" w:after="120" w:line="360" w:lineRule="auto"/>
       </w:pPr>
-      <w:bookmarkStart w:id="13" w:name="_Toc238562641"/>
+      <w:bookmarkStart w:id="13" w:name="_Toc238563305"/>
       <w:r>
         <w:rPr>
           <w:b/>
@@ -7309,10 +7309,10 @@
         </w:rPr>
         <w:lastRenderedPageBreak/>
         <w:drawing>
-          <wp:inline distT="0" distB="0" distL="0" distR="0" wp14:anchorId="2B4A126D" wp14:editId="53B19D90">
+          <wp:inline distT="0" distB="0" distL="0" distR="0" wp14:anchorId="175715EC" wp14:editId="02F0AA6D">
             <wp:extent cx="5334000" cy="5181600"/>
             <wp:effectExtent l="0" t="0" r="0" b="0"/>
-            <wp:docPr id="585580651" name="Picture 585580651"/>
+            <wp:docPr id="855567310" name="Picture 855567310"/>
             <wp:cNvGraphicFramePr>
               <a:graphicFrameLocks xmlns:a="http://schemas.openxmlformats.org/drawingml/2006/main" noChangeAspect="1"/>
             </wp:cNvGraphicFramePr>
@@ -7556,10 +7556,10 @@
         </w:rPr>
         <w:lastRenderedPageBreak/>
         <w:drawing>
-          <wp:inline distT="0" distB="0" distL="0" distR="0" wp14:anchorId="5FF67F78" wp14:editId="0E84F67D">
+          <wp:inline distT="0" distB="0" distL="0" distR="0" wp14:anchorId="65C6B7BD" wp14:editId="1383CAF2">
             <wp:extent cx="5334000" cy="5181600"/>
             <wp:effectExtent l="0" t="0" r="0" b="0"/>
-            <wp:docPr id="885982686" name="Picture 885982686"/>
+            <wp:docPr id="427415505" name="Picture 427415505"/>
             <wp:cNvGraphicFramePr>
               <a:graphicFrameLocks xmlns:a="http://schemas.openxmlformats.org/drawingml/2006/main" noChangeAspect="1"/>
             </wp:cNvGraphicFramePr>
@@ -7666,10 +7666,10 @@
         </w:rPr>
         <w:lastRenderedPageBreak/>
         <w:drawing>
-          <wp:inline distT="0" distB="0" distL="0" distR="0" wp14:anchorId="1DF0CF5C" wp14:editId="3A4FCDDF">
+          <wp:inline distT="0" distB="0" distL="0" distR="0" wp14:anchorId="420D6501" wp14:editId="16E8AEF5">
             <wp:extent cx="5334000" cy="5181600"/>
             <wp:effectExtent l="0" t="0" r="0" b="0"/>
-            <wp:docPr id="349411157" name="Picture 349411157"/>
+            <wp:docPr id="1503523617" name="Picture 1503523617"/>
             <wp:cNvGraphicFramePr>
               <a:graphicFrameLocks xmlns:a="http://schemas.openxmlformats.org/drawingml/2006/main" noChangeAspect="1"/>
             </wp:cNvGraphicFramePr>
@@ -7817,10 +7817,10 @@
         </w:rPr>
         <w:lastRenderedPageBreak/>
         <w:drawing>
-          <wp:inline distT="0" distB="0" distL="0" distR="0" wp14:anchorId="2299A880" wp14:editId="7BE1EAB9">
+          <wp:inline distT="0" distB="0" distL="0" distR="0" wp14:anchorId="778CAD70" wp14:editId="6AE6A9FB">
             <wp:extent cx="5334000" cy="5181600"/>
             <wp:effectExtent l="0" t="0" r="0" b="0"/>
-            <wp:docPr id="958046930" name="Picture 958046930"/>
+            <wp:docPr id="1263094314" name="Picture 1263094314"/>
             <wp:cNvGraphicFramePr>
               <a:graphicFrameLocks xmlns:a="http://schemas.openxmlformats.org/drawingml/2006/main" noChangeAspect="1"/>
             </wp:cNvGraphicFramePr>
@@ -7912,7 +7912,7 @@
         <w:pStyle w:val="Heading3"/>
         <w:spacing w:before="240" w:after="120" w:line="360" w:lineRule="auto"/>
       </w:pPr>
-      <w:bookmarkStart w:id="14" w:name="_Toc238562642"/>
+      <w:bookmarkStart w:id="14" w:name="_Toc238563306"/>
       <w:r>
         <w:rPr>
           <w:b/>
@@ -7938,7 +7938,7 @@
         <w:pStyle w:val="Heading4"/>
         <w:spacing w:before="240" w:after="120" w:line="360" w:lineRule="auto"/>
       </w:pPr>
-      <w:bookmarkStart w:id="15" w:name="_Toc238562643"/>
+      <w:bookmarkStart w:id="15" w:name="_Toc238563307"/>
       <w:r>
         <w:rPr>
           <w:b/>
@@ -8217,7 +8217,7 @@
         <w:pStyle w:val="Heading4"/>
         <w:spacing w:before="240" w:after="120" w:line="360" w:lineRule="auto"/>
       </w:pPr>
-      <w:bookmarkStart w:id="16" w:name="_Toc238562644"/>
+      <w:bookmarkStart w:id="16" w:name="_Toc238563308"/>
       <w:r>
         <w:rPr>
           <w:b/>
@@ -8418,7 +8418,7 @@
         <w:pStyle w:val="Heading4"/>
         <w:spacing w:before="240" w:after="120" w:line="360" w:lineRule="auto"/>
       </w:pPr>
-      <w:bookmarkStart w:id="17" w:name="_Toc238562645"/>
+      <w:bookmarkStart w:id="17" w:name="_Toc238563309"/>
       <w:r>
         <w:rPr>
           <w:b/>
@@ -8605,7 +8605,7 @@
         <w:pStyle w:val="Heading4"/>
         <w:spacing w:before="240" w:after="120" w:line="360" w:lineRule="auto"/>
       </w:pPr>
-      <w:bookmarkStart w:id="18" w:name="_Toc238562646"/>
+      <w:bookmarkStart w:id="18" w:name="_Toc238563310"/>
       <w:r>
         <w:rPr>
           <w:b/>
@@ -8834,7 +8834,7 @@
         <w:pStyle w:val="Heading4"/>
         <w:spacing w:before="240" w:after="120" w:line="360" w:lineRule="auto"/>
       </w:pPr>
-      <w:bookmarkStart w:id="19" w:name="_Toc238562647"/>
+      <w:bookmarkStart w:id="19" w:name="_Toc238563311"/>
       <w:r>
         <w:rPr>
           <w:b/>
@@ -9106,7 +9106,7 @@
         <w:pStyle w:val="Heading4"/>
         <w:spacing w:before="240" w:after="120" w:line="360" w:lineRule="auto"/>
       </w:pPr>
-      <w:bookmarkStart w:id="20" w:name="_Toc238562648"/>
+      <w:bookmarkStart w:id="20" w:name="_Toc238563312"/>
       <w:r>
         <w:rPr>
           <w:b/>
@@ -9225,7 +9225,7 @@
         <w:pStyle w:val="Heading3"/>
         <w:spacing w:before="240" w:after="120" w:line="360" w:lineRule="auto"/>
       </w:pPr>
-      <w:bookmarkStart w:id="21" w:name="_Toc238562649"/>
+      <w:bookmarkStart w:id="21" w:name="_Toc238563313"/>
       <w:r>
         <w:rPr>
           <w:b/>
@@ -9588,7 +9588,7 @@
         <w:pStyle w:val="Heading3"/>
         <w:spacing w:before="240" w:after="120" w:line="360" w:lineRule="auto"/>
       </w:pPr>
-      <w:bookmarkStart w:id="22" w:name="_Toc238562650"/>
+      <w:bookmarkStart w:id="22" w:name="_Toc238563314"/>
       <w:r>
         <w:rPr>
           <w:b/>
@@ -9816,7 +9816,7 @@
         <w:pStyle w:val="Heading3"/>
         <w:spacing w:before="240" w:after="120" w:line="360" w:lineRule="auto"/>
       </w:pPr>
-      <w:bookmarkStart w:id="23" w:name="_Toc238562651"/>
+      <w:bookmarkStart w:id="23" w:name="_Toc238563315"/>
       <w:r>
         <w:rPr>
           <w:b/>
@@ -10256,7 +10256,7 @@
         <w:pStyle w:val="Heading3"/>
         <w:spacing w:before="240" w:after="120" w:line="360" w:lineRule="auto"/>
       </w:pPr>
-      <w:bookmarkStart w:id="24" w:name="_Toc238562652"/>
+      <w:bookmarkStart w:id="24" w:name="_Toc238563316"/>
       <w:r>
         <w:rPr>
           <w:b/>
@@ -10319,10 +10319,10 @@
         </w:rPr>
         <w:lastRenderedPageBreak/>
         <w:drawing>
-          <wp:inline distT="0" distB="0" distL="0" distR="0" wp14:anchorId="24F6AC33" wp14:editId="2638F712">
+          <wp:inline distT="0" distB="0" distL="0" distR="0" wp14:anchorId="2E13EB9C" wp14:editId="4D428907">
             <wp:extent cx="5334000" cy="3333750"/>
             <wp:effectExtent l="0" t="0" r="0" b="0"/>
-            <wp:docPr id="1053777944" name="Picture 1053777944"/>
+            <wp:docPr id="561396774" name="Picture 561396774"/>
             <wp:cNvGraphicFramePr>
               <a:graphicFrameLocks xmlns:a="http://schemas.openxmlformats.org/drawingml/2006/main" noChangeAspect="1"/>
             </wp:cNvGraphicFramePr>
@@ -10383,10 +10383,10 @@
           <w:noProof/>
         </w:rPr>
         <w:drawing>
-          <wp:inline distT="0" distB="0" distL="0" distR="0" wp14:anchorId="726B3F82" wp14:editId="1770537E">
+          <wp:inline distT="0" distB="0" distL="0" distR="0" wp14:anchorId="0C8FA4B8" wp14:editId="7DAECBC8">
             <wp:extent cx="5334000" cy="3333750"/>
             <wp:effectExtent l="0" t="0" r="0" b="0"/>
-            <wp:docPr id="1129067165" name="Picture 1129067165"/>
+            <wp:docPr id="1637433473" name="Picture 1637433473"/>
             <wp:cNvGraphicFramePr>
               <a:graphicFrameLocks xmlns:a="http://schemas.openxmlformats.org/drawingml/2006/main" noChangeAspect="1"/>
             </wp:cNvGraphicFramePr>
@@ -10448,10 +10448,10 @@
         </w:rPr>
         <w:lastRenderedPageBreak/>
         <w:drawing>
-          <wp:inline distT="0" distB="0" distL="0" distR="0" wp14:anchorId="4B3FC697" wp14:editId="68B26313">
+          <wp:inline distT="0" distB="0" distL="0" distR="0" wp14:anchorId="35CCA68D" wp14:editId="071E4279">
             <wp:extent cx="5334000" cy="3333750"/>
             <wp:effectExtent l="0" t="0" r="0" b="0"/>
-            <wp:docPr id="735754704" name="Picture 735754704"/>
+            <wp:docPr id="1354135960" name="Picture 1354135960"/>
             <wp:cNvGraphicFramePr>
               <a:graphicFrameLocks xmlns:a="http://schemas.openxmlformats.org/drawingml/2006/main" noChangeAspect="1"/>
             </wp:cNvGraphicFramePr>
@@ -10512,10 +10512,10 @@
           <w:noProof/>
         </w:rPr>
         <w:drawing>
-          <wp:inline distT="0" distB="0" distL="0" distR="0" wp14:anchorId="1E8FB00A" wp14:editId="096124D6">
+          <wp:inline distT="0" distB="0" distL="0" distR="0" wp14:anchorId="2EE8C7DE" wp14:editId="3348540F">
             <wp:extent cx="5334000" cy="3333750"/>
             <wp:effectExtent l="0" t="0" r="0" b="0"/>
-            <wp:docPr id="1419674590" name="Picture 1419674590"/>
+            <wp:docPr id="2101790238" name="Picture 2101790238"/>
             <wp:cNvGraphicFramePr>
               <a:graphicFrameLocks xmlns:a="http://schemas.openxmlformats.org/drawingml/2006/main" noChangeAspect="1"/>
             </wp:cNvGraphicFramePr>
@@ -10577,10 +10577,10 @@
         </w:rPr>
         <w:lastRenderedPageBreak/>
         <w:drawing>
-          <wp:inline distT="0" distB="0" distL="0" distR="0" wp14:anchorId="6ECED7DE" wp14:editId="103C4D59">
+          <wp:inline distT="0" distB="0" distL="0" distR="0" wp14:anchorId="78CD9711" wp14:editId="02295C4B">
             <wp:extent cx="5334000" cy="3333750"/>
             <wp:effectExtent l="0" t="0" r="0" b="0"/>
-            <wp:docPr id="1007231374" name="Picture 1007231374"/>
+            <wp:docPr id="8725856" name="Picture 8725856"/>
             <wp:cNvGraphicFramePr>
               <a:graphicFrameLocks xmlns:a="http://schemas.openxmlformats.org/drawingml/2006/main" noChangeAspect="1"/>
             </wp:cNvGraphicFramePr>
@@ -10641,10 +10641,10 @@
           <w:noProof/>
         </w:rPr>
         <w:drawing>
-          <wp:inline distT="0" distB="0" distL="0" distR="0" wp14:anchorId="746FFFCF" wp14:editId="07B5960C">
+          <wp:inline distT="0" distB="0" distL="0" distR="0" wp14:anchorId="07C65921" wp14:editId="5F55FD16">
             <wp:extent cx="5334000" cy="3333750"/>
             <wp:effectExtent l="0" t="0" r="0" b="0"/>
-            <wp:docPr id="1504655634" name="Picture 1504655634"/>
+            <wp:docPr id="1708123296" name="Picture 1708123296"/>
             <wp:cNvGraphicFramePr>
               <a:graphicFrameLocks xmlns:a="http://schemas.openxmlformats.org/drawingml/2006/main" noChangeAspect="1"/>
             </wp:cNvGraphicFramePr>
@@ -10706,10 +10706,10 @@
         </w:rPr>
         <w:lastRenderedPageBreak/>
         <w:drawing>
-          <wp:inline distT="0" distB="0" distL="0" distR="0" wp14:anchorId="5C4A08EC" wp14:editId="1F453947">
+          <wp:inline distT="0" distB="0" distL="0" distR="0" wp14:anchorId="00DB2B60" wp14:editId="731BA5C3">
             <wp:extent cx="5334000" cy="3333750"/>
             <wp:effectExtent l="0" t="0" r="0" b="0"/>
-            <wp:docPr id="22724603" name="Picture 22724603"/>
+            <wp:docPr id="2132947470" name="Picture 2132947470"/>
             <wp:cNvGraphicFramePr>
               <a:graphicFrameLocks xmlns:a="http://schemas.openxmlformats.org/drawingml/2006/main" noChangeAspect="1"/>
             </wp:cNvGraphicFramePr>
@@ -10774,7 +10774,7 @@
         <w:pStyle w:val="Heading4"/>
         <w:spacing w:before="240" w:after="120" w:line="360" w:lineRule="auto"/>
       </w:pPr>
-      <w:bookmarkStart w:id="25" w:name="_Toc238562653"/>
+      <w:bookmarkStart w:id="25" w:name="_Toc238563317"/>
       <w:r>
         <w:rPr>
           <w:b/>
@@ -10910,10 +10910,10 @@
         </w:rPr>
         <w:lastRenderedPageBreak/>
         <w:drawing>
-          <wp:inline distT="0" distB="0" distL="0" distR="0" wp14:anchorId="3DB30FB7" wp14:editId="196EBECB">
+          <wp:inline distT="0" distB="0" distL="0" distR="0" wp14:anchorId="06B32A46" wp14:editId="226964D2">
             <wp:extent cx="5334000" cy="3333750"/>
             <wp:effectExtent l="0" t="0" r="0" b="0"/>
-            <wp:docPr id="7559673" name="Picture 7559673"/>
+            <wp:docPr id="1840600984" name="Picture 1840600984"/>
             <wp:cNvGraphicFramePr>
               <a:graphicFrameLocks xmlns:a="http://schemas.openxmlformats.org/drawingml/2006/main" noChangeAspect="1"/>
             </wp:cNvGraphicFramePr>
@@ -10974,10 +10974,10 @@
           <w:noProof/>
         </w:rPr>
         <w:drawing>
-          <wp:inline distT="0" distB="0" distL="0" distR="0" wp14:anchorId="489A2705" wp14:editId="5CD7CA46">
+          <wp:inline distT="0" distB="0" distL="0" distR="0" wp14:anchorId="404D9844" wp14:editId="7BD74995">
             <wp:extent cx="5334000" cy="3333750"/>
             <wp:effectExtent l="0" t="0" r="0" b="0"/>
-            <wp:docPr id="58812264" name="Picture 58812264"/>
+            <wp:docPr id="415976387" name="Picture 415976387"/>
             <wp:cNvGraphicFramePr>
               <a:graphicFrameLocks xmlns:a="http://schemas.openxmlformats.org/drawingml/2006/main" noChangeAspect="1"/>
             </wp:cNvGraphicFramePr>
@@ -11142,7 +11142,7 @@
         <w:pStyle w:val="Heading2"/>
         <w:spacing w:before="240" w:after="120" w:line="360" w:lineRule="auto"/>
       </w:pPr>
-      <w:bookmarkStart w:id="26" w:name="_Toc238562654"/>
+      <w:bookmarkStart w:id="26" w:name="_Toc238563318"/>
       <w:r>
         <w:rPr>
           <w:b/>
@@ -11186,7 +11186,7 @@
         <w:pStyle w:val="Heading3"/>
         <w:spacing w:before="240" w:after="120" w:line="360" w:lineRule="auto"/>
       </w:pPr>
-      <w:bookmarkStart w:id="27" w:name="_Toc238562655"/>
+      <w:bookmarkStart w:id="27" w:name="_Toc238563319"/>
       <w:r>
         <w:rPr>
           <w:b/>
@@ -11270,7 +11270,7 @@
         <w:pStyle w:val="Heading3"/>
         <w:spacing w:before="240" w:after="120" w:line="360" w:lineRule="auto"/>
       </w:pPr>
-      <w:bookmarkStart w:id="28" w:name="_Toc238562656"/>
+      <w:bookmarkStart w:id="28" w:name="_Toc238563320"/>
       <w:r>
         <w:rPr>
           <w:b/>
@@ -11488,10 +11488,10 @@
           <w:noProof/>
         </w:rPr>
         <w:drawing>
-          <wp:inline distT="0" distB="0" distL="0" distR="0" wp14:anchorId="5D77C901" wp14:editId="57670294">
+          <wp:inline distT="0" distB="0" distL="0" distR="0" wp14:anchorId="0D2ED404" wp14:editId="58884CBB">
             <wp:extent cx="5334000" cy="3857625"/>
             <wp:effectExtent l="0" t="0" r="0" b="0"/>
-            <wp:docPr id="1123319777" name="Picture 1123319777"/>
+            <wp:docPr id="695682413" name="Picture 695682413"/>
             <wp:cNvGraphicFramePr>
               <a:graphicFrameLocks xmlns:a="http://schemas.openxmlformats.org/drawingml/2006/main" noChangeAspect="1"/>
             </wp:cNvGraphicFramePr>
@@ -11547,7 +11547,7 @@
         <w:pStyle w:val="Heading3"/>
         <w:spacing w:before="240" w:after="120" w:line="360" w:lineRule="auto"/>
       </w:pPr>
-      <w:bookmarkStart w:id="29" w:name="_Toc238562657"/>
+      <w:bookmarkStart w:id="29" w:name="_Toc238563321"/>
       <w:r>
         <w:rPr>
           <w:b/>
@@ -11635,7 +11635,7 @@
         <w:pStyle w:val="Heading3"/>
         <w:spacing w:before="240" w:after="120" w:line="360" w:lineRule="auto"/>
       </w:pPr>
-      <w:bookmarkStart w:id="30" w:name="_Toc238562658"/>
+      <w:bookmarkStart w:id="30" w:name="_Toc238563322"/>
       <w:r>
         <w:rPr>
           <w:b/>
@@ -11882,7 +11882,7 @@
         <w:pStyle w:val="Heading3"/>
         <w:spacing w:before="240" w:after="120" w:line="360" w:lineRule="auto"/>
       </w:pPr>
-      <w:bookmarkStart w:id="31" w:name="_Toc238562659"/>
+      <w:bookmarkStart w:id="31" w:name="_Toc238563323"/>
       <w:r>
         <w:rPr>
           <w:b/>
@@ -11928,7 +11928,7 @@
         <w:pStyle w:val="Heading2"/>
         <w:spacing w:before="240" w:after="120" w:line="360" w:lineRule="auto"/>
       </w:pPr>
-      <w:bookmarkStart w:id="32" w:name="_Toc238562660"/>
+      <w:bookmarkStart w:id="32" w:name="_Toc238563324"/>
       <w:r>
         <w:rPr>
           <w:b/>
@@ -12226,7 +12226,7 @@
             <w:color w:val="0B3954"/>
             <w:u w:val="single"/>
           </w:rPr>
-          <w:t>https://github.com/TharusanK23/sunrise-dental-clinic</w:t>
+          <w:t>https://github.com/KirishaTharusan/sunrise-dental-clinic</w:t>
         </w:r>
       </w:hyperlink>
       <w:r>
@@ -12271,10 +12271,10 @@
         </w:rPr>
         <w:lastRenderedPageBreak/>
         <w:drawing>
-          <wp:inline distT="0" distB="0" distL="0" distR="0" wp14:anchorId="25DAD217" wp14:editId="56BA8C87">
+          <wp:inline distT="0" distB="0" distL="0" distR="0" wp14:anchorId="7FF4935F" wp14:editId="64C6A3DD">
             <wp:extent cx="5334000" cy="3705225"/>
             <wp:effectExtent l="0" t="0" r="0" b="0"/>
-            <wp:docPr id="199256812" name="Picture 199256812"/>
+            <wp:docPr id="1748543467" name="Picture 1748543467"/>
             <wp:cNvGraphicFramePr>
               <a:graphicFrameLocks xmlns:a="http://schemas.openxmlformats.org/drawingml/2006/main" noChangeAspect="1"/>
             </wp:cNvGraphicFramePr>
@@ -12335,10 +12335,10 @@
           <w:noProof/>
         </w:rPr>
         <w:drawing>
-          <wp:inline distT="0" distB="0" distL="0" distR="0" wp14:anchorId="4DADFE85" wp14:editId="270A083D">
+          <wp:inline distT="0" distB="0" distL="0" distR="0" wp14:anchorId="338934F8" wp14:editId="31C1E636">
             <wp:extent cx="5334000" cy="3705225"/>
             <wp:effectExtent l="0" t="0" r="0" b="0"/>
-            <wp:docPr id="1217102686" name="Picture 1217102686"/>
+            <wp:docPr id="2057190368" name="Picture 2057190368"/>
             <wp:cNvGraphicFramePr>
               <a:graphicFrameLocks xmlns:a="http://schemas.openxmlformats.org/drawingml/2006/main" noChangeAspect="1"/>
             </wp:cNvGraphicFramePr>
@@ -12402,7 +12402,7 @@
         <w:pStyle w:val="Heading2"/>
         <w:spacing w:before="240" w:after="120" w:line="360" w:lineRule="auto"/>
       </w:pPr>
-      <w:bookmarkStart w:id="33" w:name="_Toc238562661"/>
+      <w:bookmarkStart w:id="33" w:name="_Toc238563325"/>
       <w:r>
         <w:rPr>
           <w:b/>
@@ -12432,8 +12432,8 @@
         <w:tblLook w:val="04A0" w:firstRow="1" w:lastRow="0" w:firstColumn="1" w:lastColumn="0" w:noHBand="0" w:noVBand="1"/>
       </w:tblPr>
       <w:tblGrid>
-        <w:gridCol w:w="3447"/>
-        <w:gridCol w:w="4851"/>
+        <w:gridCol w:w="3295"/>
+        <w:gridCol w:w="5003"/>
       </w:tblGrid>
       <w:tr>
         <w:tblPrEx>
@@ -13122,6 +13122,7 @@
               <w:spacing w:line="360" w:lineRule="auto"/>
             </w:pPr>
             <w:r>
+              <w:lastRenderedPageBreak/>
               <w:t>Devised/derived test data; test plan produced and applied</w:t>
             </w:r>
           </w:p>
@@ -13180,7 +13181,6 @@
               <w:spacing w:line="360" w:lineRule="auto"/>
             </w:pPr>
             <w:r>
-              <w:lastRenderedPageBreak/>
               <w:t>Test classes created; relevant tests carried out and documented</w:t>
             </w:r>
           </w:p>
@@ -13627,7 +13627,7 @@
                   <w:color w:val="0B3954"/>
                   <w:u w:val="single"/>
                 </w:rPr>
-                <w:t>https://github.com/TharusanK23/sunrise-dental-clinic</w:t>
+                <w:t>https://github.com/KirishaTharusan/sunrise-dental-clinic</w:t>
               </w:r>
             </w:hyperlink>
             <w:r>
@@ -13655,7 +13655,7 @@
         <w:pStyle w:val="Heading2"/>
         <w:spacing w:before="240" w:after="120" w:line="360" w:lineRule="auto"/>
       </w:pPr>
-      <w:bookmarkStart w:id="34" w:name="_Toc238562662"/>
+      <w:bookmarkStart w:id="34" w:name="_Toc238563326"/>
       <w:r>
         <w:rPr>
           <w:b/>
@@ -13677,17 +13677,14 @@
           <w:b/>
           <w:bCs/>
         </w:rPr>
+        <w:lastRenderedPageBreak/>
         <w:t>Ethical.</w:t>
       </w:r>
       <w:r>
         <w:t xml:space="preserve"> Patient data protection was treated as a first-class design </w:t>
       </w:r>
       <w:r>
-        <w:t xml:space="preserve">constraint, not an afterthought: passwords are never stored or logged in plain text (BCrypt, §3.6); the authentication token is delivered as an HttpOnly cookie specifically so client-side JavaScript — including any third-party script that might be compromised — cannot </w:t>
-      </w:r>
-      <w:r>
-        <w:lastRenderedPageBreak/>
-        <w:t xml:space="preserve">read it; and every input is validated server-side even though the client also validates, because client-side checks are trivially bypassable and cannot be the sole safeguard for a system handling patients' contact details and (implicitly) </w:t>
+        <w:t xml:space="preserve">constraint, not an afterthought: passwords are never stored or logged in plain text (BCrypt, §3.6); the authentication token is delivered as an HttpOnly cookie specifically so client-side JavaScript — including any third-party script that might be compromised — cannot read it; and every input is validated server-side even though the client also validates, because client-side checks are trivially bypassable and cannot be the sole safeguard for a system handling patients' contact details and (implicitly) </w:t>
       </w:r>
       <w:r>
         <w:t>health-adjacent treatment history.</w:t>
@@ -13799,7 +13796,7 @@
         <w:pStyle w:val="Heading2"/>
         <w:spacing w:before="240" w:after="120" w:line="360" w:lineRule="auto"/>
       </w:pPr>
-      <w:bookmarkStart w:id="35" w:name="_Toc238562663"/>
+      <w:bookmarkStart w:id="35" w:name="_Toc238563327"/>
       <w:r>
         <w:rPr>
           <w:b/>
@@ -13817,7 +13814,11 @@
         <w:jc w:val="both"/>
       </w:pPr>
       <w:r>
-        <w:t xml:space="preserve">This project delivers a complete, working, three-tier dental-clinic appointment and billing system that fulfils every functional requirement in the assignment brief's scenario, five deliberately-justified design patterns plus the Repository pattern, a MySQL database exercising triggers/a stored procedure/views beyond basic CRUD, a documented and </w:t>
+        <w:t xml:space="preserve">This project delivers a complete, working, three-tier dental-clinic appointment and billing system that fulfils every functional requirement in the assignment brief's scenario, five deliberately-justified design patterns plus the Repository pattern, a </w:t>
+      </w:r>
+      <w:r>
+        <w:lastRenderedPageBreak/>
+        <w:t xml:space="preserve">MySQL database exercising triggers/a stored procedure/views beyond basic CRUD, a documented and </w:t>
       </w:r>
       <w:r>
         <w:t xml:space="preserve">partially test-driven automated test suite with genuine, recorded lessons learned, and a </w:t>
@@ -13838,11 +13839,7 @@
         <w:t>release</w:t>
       </w:r>
       <w:r>
-        <w:t xml:space="preserve"> Git/GitHub workflow with CI wired in from the first push. The most significant honest limitation is scope, not correctness: the domain model </w:t>
-      </w:r>
-      <w:r>
-        <w:lastRenderedPageBreak/>
-        <w:t xml:space="preserve">is intentionally simpler than a production clinic system would need (§2.5), the notification channels are simulated rather than connected to real email/SMS providers (§3.3.5), and the Git commit history was necessarily created in one development session rather </w:t>
+        <w:t xml:space="preserve"> Git/GitHub workflow with CI wired in from the first push. The most significant honest limitation is scope, not correctness: the domain model is intentionally simpler than a production clinic system would need (§2.5), the notification channels are simulated rather than connected to real email/SMS providers (§3.3.5), and the Git commit history was necessarily created in one development session rather </w:t>
       </w:r>
       <w:r>
         <w:t xml:space="preserve">than genuinely across several calendar days — each of these is disclosed explicitly rather than concealed, and each has a clear, stated path to being extended (§5, </w:t>
@@ -13873,7 +13870,7 @@
         <w:pStyle w:val="Heading2"/>
         <w:spacing w:before="240" w:after="120" w:line="360" w:lineRule="auto"/>
       </w:pPr>
-      <w:bookmarkStart w:id="36" w:name="_Toc238562664"/>
+      <w:bookmarkStart w:id="36" w:name="_Toc238563328"/>
       <w:r>
         <w:rPr>
           <w:b/>
@@ -14067,6 +14064,7 @@
         <w:jc w:val="both"/>
       </w:pPr>
       <w:r>
+        <w:lastRenderedPageBreak/>
         <w:t xml:space="preserve">OWASP Foundation (2021) </w:t>
       </w:r>
       <w:r>
@@ -14098,7 +14096,6 @@
         <w:jc w:val="both"/>
       </w:pPr>
       <w:r>
-        <w:lastRenderedPageBreak/>
         <w:t xml:space="preserve">Spring.io (2024) </w:t>
       </w:r>
       <w:r>
@@ -14168,7 +14165,7 @@
         <w:pStyle w:val="Heading2"/>
         <w:spacing w:before="240" w:after="120" w:line="360" w:lineRule="auto"/>
       </w:pPr>
-      <w:bookmarkStart w:id="37" w:name="_Toc238562665"/>
+      <w:bookmarkStart w:id="37" w:name="_Toc238563329"/>
       <w:r>
         <w:rPr>
           <w:b/>
@@ -14445,10 +14442,10 @@
 <file path=word/numbering.xml><?xml version="1.0" encoding="utf-8"?>
 <w:numbering xmlns:wpc="http://schemas.microsoft.com/office/word/2010/wordprocessingCanvas" xmlns:cx="http://schemas.microsoft.com/office/drawing/2014/chartex" xmlns:cx1="http://schemas.microsoft.com/office/drawing/2015/9/8/chartex" xmlns:cx2="http://schemas.microsoft.com/office/drawing/2015/10/21/chartex" xmlns:cx3="http://schemas.microsoft.com/office/drawing/2016/5/9/chartex" xmlns:cx4="http://schemas.microsoft.com/office/drawing/2016/5/10/chartex" xmlns:cx5="http://schemas.microsoft.com/office/drawing/2016/5/11/chartex" xmlns:cx6="http://schemas.microsoft.com/office/drawing/2016/5/12/chartex" xmlns:cx7="http://schemas.microsoft.com/office/drawing/2016/5/13/chartex" xmlns:cx8="http://schemas.microsoft.com/office/drawing/2016/5/14/chartex" xmlns:mc="http://schemas.openxmlformats.org/markup-compatibility/2006" xmlns:aink="http://schemas.microsoft.com/office/drawing/2016/ink" xmlns:am3d="http://schemas.microsoft.com/office/drawing/2017/model3d" xmlns:o="urn:schemas-microsoft-com:office:office" xmlns:oel="http://schemas.microsoft.com/office/2019/extlst" xmlns:r="http://schemas.openxmlformats.org/officeDocument/2006/relationships" xmlns:m="http://schemas.openxmlformats.org/officeDocument/2006/math" xmlns:v="urn:schemas-microsoft-com:vml" xmlns:wp14="http://schemas.microsoft.com/office/word/2010/wordprocessingDrawing" xmlns:wp="http://schemas.openxmlformats.org/drawingml/2006/wordprocessingDrawing" xmlns:w10="urn:schemas-microsoft-com:office:word" xmlns:w="http://schemas.openxmlformats.org/wordprocessingml/2006/main" xmlns:w14="http://schemas.microsoft.com/office/word/2010/wordml" xmlns:w15="http://schemas.microsoft.com/office/word/2012/wordml" xmlns:w16cex="http://schemas.microsoft.com/office/word/2018/wordml/cex" xmlns:w16cid="http://schemas.microsoft.com/office/word/2016/wordml/cid" xmlns:w16="http://schemas.microsoft.com/office/word/2018/wordml" xmlns:w16du="http://schemas.microsoft.com/office/word/2023/wordml/word16du" xmlns:w16sdtdh="http://schemas.microsoft.com/office/word/2020/wordml/sdtdatahash" xmlns:w16sdtfl="http://schemas.microsoft.com/office/word/2024/wordml/sdtformatlock" xmlns:w16se="http://schemas.microsoft.com/office/word/2015/wordml/symex" xmlns:wpg="http://schemas.microsoft.com/office/word/2010/wordprocessingGroup" xmlns:wpi="http://schemas.microsoft.com/office/word/2010/wordprocessingInk" xmlns:wne="http://schemas.microsoft.com/office/word/2006/wordml" xmlns:wps="http://schemas.microsoft.com/office/word/2010/wordprocessingShape" mc:Ignorable="w14 w15 w16se w16cid w16 w16cex w16sdtdh w16sdtfl w16du wp14">
   <w:abstractNum w:abstractNumId="0" w15:restartNumberingAfterBreak="0">
-    <w:nsid w:val="735C7158"/>
+    <w:nsid w:val="235F39C5"/>
     <w:multiLevelType w:val="hybridMultilevel"/>
-    <w:tmpl w:val="3B78D030"/>
-    <w:lvl w:ilvl="0" w:tplc="77348238">
+    <w:tmpl w:val="421CB418"/>
+    <w:lvl w:ilvl="0" w:tplc="80FE0052">
       <w:start w:val="1"/>
       <w:numFmt w:val="bullet"/>
       <w:lvlText w:val="●"/>
@@ -14457,7 +14454,7 @@
         <w:ind w:left="720" w:hanging="360"/>
       </w:pPr>
     </w:lvl>
-    <w:lvl w:ilvl="1" w:tplc="07BC25F2">
+    <w:lvl w:ilvl="1" w:tplc="C3065E52">
       <w:start w:val="1"/>
       <w:numFmt w:val="bullet"/>
       <w:lvlText w:val="○"/>
@@ -14466,7 +14463,7 @@
         <w:ind w:left="1440" w:hanging="360"/>
       </w:pPr>
     </w:lvl>
-    <w:lvl w:ilvl="2" w:tplc="3C10B75A">
+    <w:lvl w:ilvl="2" w:tplc="0DA0FA60">
       <w:start w:val="1"/>
       <w:numFmt w:val="bullet"/>
       <w:lvlText w:val="■"/>
@@ -14475,7 +14472,7 @@
         <w:ind w:left="2160" w:hanging="360"/>
       </w:pPr>
     </w:lvl>
-    <w:lvl w:ilvl="3" w:tplc="78A00278">
+    <w:lvl w:ilvl="3" w:tplc="F7D66D0C">
       <w:start w:val="1"/>
       <w:numFmt w:val="bullet"/>
       <w:lvlText w:val="●"/>
@@ -14484,7 +14481,7 @@
         <w:ind w:left="2880" w:hanging="360"/>
       </w:pPr>
     </w:lvl>
-    <w:lvl w:ilvl="4" w:tplc="F2F0963C">
+    <w:lvl w:ilvl="4" w:tplc="CD9C73DC">
       <w:start w:val="1"/>
       <w:numFmt w:val="bullet"/>
       <w:lvlText w:val="○"/>
@@ -14493,7 +14490,7 @@
         <w:ind w:left="3600" w:hanging="360"/>
       </w:pPr>
     </w:lvl>
-    <w:lvl w:ilvl="5" w:tplc="F5BE3152">
+    <w:lvl w:ilvl="5" w:tplc="2A86CACA">
       <w:start w:val="1"/>
       <w:numFmt w:val="bullet"/>
       <w:lvlText w:val="■"/>
@@ -14502,7 +14499,7 @@
         <w:ind w:left="4320" w:hanging="360"/>
       </w:pPr>
     </w:lvl>
-    <w:lvl w:ilvl="6" w:tplc="7FC4F664">
+    <w:lvl w:ilvl="6" w:tplc="1ED8B760">
       <w:start w:val="1"/>
       <w:numFmt w:val="bullet"/>
       <w:lvlText w:val="●"/>
@@ -14511,7 +14508,7 @@
         <w:ind w:left="5040" w:hanging="360"/>
       </w:pPr>
     </w:lvl>
-    <w:lvl w:ilvl="7" w:tplc="062AB760">
+    <w:lvl w:ilvl="7" w:tplc="8C46E4B0">
       <w:start w:val="1"/>
       <w:numFmt w:val="bullet"/>
       <w:lvlText w:val="●"/>
@@ -14520,7 +14517,7 @@
         <w:ind w:left="5760" w:hanging="360"/>
       </w:pPr>
     </w:lvl>
-    <w:lvl w:ilvl="8" w:tplc="81F03208">
+    <w:lvl w:ilvl="8" w:tplc="E294C500">
       <w:start w:val="1"/>
       <w:numFmt w:val="bullet"/>
       <w:lvlText w:val="●"/>
@@ -14530,7 +14527,7 @@
       </w:pPr>
     </w:lvl>
   </w:abstractNum>
-  <w:num w:numId="1" w16cid:durableId="1119028359">
+  <w:num w:numId="1" w16cid:durableId="2118864330">
     <w:abstractNumId w:val="0"/>
     <w:lvlOverride w:ilvl="0">
       <w:startOverride w:val="1"/>
@@ -15136,7 +15133,7 @@
     <w:basedOn w:val="Normal"/>
     <w:uiPriority w:val="1"/>
     <w:qFormat/>
-    <w:rsid w:val="00764C14"/>
+    <w:rsid w:val="00C424A0"/>
     <w:pPr>
       <w:spacing w:after="160" w:line="279" w:lineRule="auto"/>
     </w:pPr>
@@ -15154,7 +15151,7 @@
     <w:autoRedefine/>
     <w:uiPriority w:val="39"/>
     <w:unhideWhenUsed/>
-    <w:rsid w:val="00764C14"/>
+    <w:rsid w:val="00C424A0"/>
     <w:pPr>
       <w:spacing w:after="100"/>
       <w:ind w:left="240"/>
@@ -15167,7 +15164,7 @@
     <w:autoRedefine/>
     <w:uiPriority w:val="39"/>
     <w:unhideWhenUsed/>
-    <w:rsid w:val="00764C14"/>
+    <w:rsid w:val="00C424A0"/>
     <w:pPr>
       <w:spacing w:after="100"/>
       <w:ind w:left="480"/>
@@ -15180,7 +15177,7 @@
     <w:autoRedefine/>
     <w:uiPriority w:val="39"/>
     <w:unhideWhenUsed/>
-    <w:rsid w:val="00764C14"/>
+    <w:rsid w:val="00C424A0"/>
     <w:pPr>
       <w:spacing w:after="100"/>
       <w:ind w:left="720"/>

--- a/docs/ASSIGNMENT_REPORT.docx
+++ b/docs/ASSIGNMENT_REPORT.docx
@@ -2523,7 +2523,7 @@
       <w:r>
         <w:fldChar w:fldCharType="separate"/>
       </w:r>
-      <w:hyperlink w:anchor="_Toc238563292" w:history="1">
+      <w:hyperlink w:anchor="_Toc238564205" w:history="1">
         <w:r>
           <w:rPr>
             <w:rStyle w:val="Hyperlink"/>
@@ -2549,7 +2549,7 @@
           <w:rPr>
             <w:noProof/>
           </w:rPr>
-          <w:instrText xml:space="preserve"> PAGEREF _Toc238563292 \h </w:instrText>
+          <w:instrText xml:space="preserve"> PAGEREF _Toc238564205 \h </w:instrText>
         </w:r>
         <w:r>
           <w:rPr>
@@ -2586,7 +2586,7 @@
           <w:noProof/>
         </w:rPr>
       </w:pPr>
-      <w:hyperlink w:anchor="_Toc238563293" w:history="1">
+      <w:hyperlink w:anchor="_Toc238564206" w:history="1">
         <w:r>
           <w:rPr>
             <w:rStyle w:val="Hyperlink"/>
@@ -2612,7 +2612,7 @@
           <w:rPr>
             <w:noProof/>
           </w:rPr>
-          <w:instrText xml:space="preserve"> PAGEREF _Toc238563293 \h </w:instrText>
+          <w:instrText xml:space="preserve"> PAGEREF _Toc238564206 \h </w:instrText>
         </w:r>
         <w:r>
           <w:rPr>
@@ -2649,7 +2649,7 @@
           <w:noProof/>
         </w:rPr>
       </w:pPr>
-      <w:hyperlink w:anchor="_Toc238563294" w:history="1">
+      <w:hyperlink w:anchor="_Toc238564207" w:history="1">
         <w:r>
           <w:rPr>
             <w:rStyle w:val="Hyperlink"/>
@@ -2675,7 +2675,7 @@
           <w:rPr>
             <w:noProof/>
           </w:rPr>
-          <w:instrText xml:space="preserve"> PAGEREF _Toc238563294 \h </w:instrText>
+          <w:instrText xml:space="preserve"> PAGEREF _Toc238564207 \h </w:instrText>
         </w:r>
         <w:r>
           <w:rPr>
@@ -2712,7 +2712,7 @@
           <w:noProof/>
         </w:rPr>
       </w:pPr>
-      <w:hyperlink w:anchor="_Toc238563295" w:history="1">
+      <w:hyperlink w:anchor="_Toc238564208" w:history="1">
         <w:r>
           <w:rPr>
             <w:rStyle w:val="Hyperlink"/>
@@ -2738,7 +2738,7 @@
           <w:rPr>
             <w:noProof/>
           </w:rPr>
-          <w:instrText xml:space="preserve"> PAGEREF _Toc238563295 \h </w:instrText>
+          <w:instrText xml:space="preserve"> PAGEREF _Toc238564208 \h </w:instrText>
         </w:r>
         <w:r>
           <w:rPr>
@@ -2775,7 +2775,7 @@
           <w:noProof/>
         </w:rPr>
       </w:pPr>
-      <w:hyperlink w:anchor="_Toc238563296" w:history="1">
+      <w:hyperlink w:anchor="_Toc238564209" w:history="1">
         <w:r>
           <w:rPr>
             <w:rStyle w:val="Hyperlink"/>
@@ -2801,7 +2801,7 @@
           <w:rPr>
             <w:noProof/>
           </w:rPr>
-          <w:instrText xml:space="preserve"> PAGEREF _Toc238563296 \h </w:instrText>
+          <w:instrText xml:space="preserve"> PAGEREF _Toc238564209 \h </w:instrText>
         </w:r>
         <w:r>
           <w:rPr>
@@ -2838,7 +2838,7 @@
           <w:noProof/>
         </w:rPr>
       </w:pPr>
-      <w:hyperlink w:anchor="_Toc238563297" w:history="1">
+      <w:hyperlink w:anchor="_Toc238564210" w:history="1">
         <w:r>
           <w:rPr>
             <w:rStyle w:val="Hyperlink"/>
@@ -2864,7 +2864,7 @@
           <w:rPr>
             <w:noProof/>
           </w:rPr>
-          <w:instrText xml:space="preserve"> PAGEREF _Toc238563297 \h </w:instrText>
+          <w:instrText xml:space="preserve"> PAGEREF _Toc238564210 \h </w:instrText>
         </w:r>
         <w:r>
           <w:rPr>
@@ -2901,7 +2901,7 @@
           <w:noProof/>
         </w:rPr>
       </w:pPr>
-      <w:hyperlink w:anchor="_Toc238563298" w:history="1">
+      <w:hyperlink w:anchor="_Toc238564211" w:history="1">
         <w:r>
           <w:rPr>
             <w:rStyle w:val="Hyperlink"/>
@@ -2927,7 +2927,7 @@
           <w:rPr>
             <w:noProof/>
           </w:rPr>
-          <w:instrText xml:space="preserve"> PAGEREF _Toc238563298 \h </w:instrText>
+          <w:instrText xml:space="preserve"> PAGEREF _Toc238564211 \h </w:instrText>
         </w:r>
         <w:r>
           <w:rPr>
@@ -2964,7 +2964,7 @@
           <w:noProof/>
         </w:rPr>
       </w:pPr>
-      <w:hyperlink w:anchor="_Toc238563299" w:history="1">
+      <w:hyperlink w:anchor="_Toc238564212" w:history="1">
         <w:r>
           <w:rPr>
             <w:rStyle w:val="Hyperlink"/>
@@ -2990,7 +2990,7 @@
           <w:rPr>
             <w:noProof/>
           </w:rPr>
-          <w:instrText xml:space="preserve"> PAGEREF _Toc238563299 \h </w:instrText>
+          <w:instrText xml:space="preserve"> PAGEREF _Toc238564212 \h </w:instrText>
         </w:r>
         <w:r>
           <w:rPr>
@@ -3027,7 +3027,7 @@
           <w:noProof/>
         </w:rPr>
       </w:pPr>
-      <w:hyperlink w:anchor="_Toc238563300" w:history="1">
+      <w:hyperlink w:anchor="_Toc238564213" w:history="1">
         <w:r>
           <w:rPr>
             <w:rStyle w:val="Hyperlink"/>
@@ -3053,7 +3053,7 @@
           <w:rPr>
             <w:noProof/>
           </w:rPr>
-          <w:instrText xml:space="preserve"> PAGEREF _Toc238563300 \h </w:instrText>
+          <w:instrText xml:space="preserve"> PAGEREF _Toc238564213 \h </w:instrText>
         </w:r>
         <w:r>
           <w:rPr>
@@ -3090,7 +3090,7 @@
           <w:noProof/>
         </w:rPr>
       </w:pPr>
-      <w:hyperlink w:anchor="_Toc238563301" w:history="1">
+      <w:hyperlink w:anchor="_Toc238564214" w:history="1">
         <w:r>
           <w:rPr>
             <w:rStyle w:val="Hyperlink"/>
@@ -3116,7 +3116,7 @@
           <w:rPr>
             <w:noProof/>
           </w:rPr>
-          <w:instrText xml:space="preserve"> PAGEREF _Toc238563301 \h </w:instrText>
+          <w:instrText xml:space="preserve"> PAGEREF _Toc238564214 \h </w:instrText>
         </w:r>
         <w:r>
           <w:rPr>
@@ -3153,7 +3153,7 @@
           <w:noProof/>
         </w:rPr>
       </w:pPr>
-      <w:hyperlink w:anchor="_Toc238563302" w:history="1">
+      <w:hyperlink w:anchor="_Toc238564215" w:history="1">
         <w:r>
           <w:rPr>
             <w:rStyle w:val="Hyperlink"/>
@@ -3179,7 +3179,7 @@
           <w:rPr>
             <w:noProof/>
           </w:rPr>
-          <w:instrText xml:space="preserve"> PAGEREF _Toc238563302 \h </w:instrText>
+          <w:instrText xml:space="preserve"> PAGEREF _Toc238564215 \h </w:instrText>
         </w:r>
         <w:r>
           <w:rPr>
@@ -3216,7 +3216,7 @@
           <w:noProof/>
         </w:rPr>
       </w:pPr>
-      <w:hyperlink w:anchor="_Toc238563303" w:history="1">
+      <w:hyperlink w:anchor="_Toc238564216" w:history="1">
         <w:r>
           <w:rPr>
             <w:rStyle w:val="Hyperlink"/>
@@ -3242,7 +3242,7 @@
           <w:rPr>
             <w:noProof/>
           </w:rPr>
-          <w:instrText xml:space="preserve"> PAGEREF _Toc238563303 \h </w:instrText>
+          <w:instrText xml:space="preserve"> PAGEREF _Toc238564216 \h </w:instrText>
         </w:r>
         <w:r>
           <w:rPr>
@@ -3279,7 +3279,7 @@
           <w:noProof/>
         </w:rPr>
       </w:pPr>
-      <w:hyperlink w:anchor="_Toc238563304" w:history="1">
+      <w:hyperlink w:anchor="_Toc238564217" w:history="1">
         <w:r>
           <w:rPr>
             <w:rStyle w:val="Hyperlink"/>
@@ -3305,7 +3305,7 @@
           <w:rPr>
             <w:noProof/>
           </w:rPr>
-          <w:instrText xml:space="preserve"> PAGEREF _Toc238563304 \h </w:instrText>
+          <w:instrText xml:space="preserve"> PAGEREF _Toc238564217 \h </w:instrText>
         </w:r>
         <w:r>
           <w:rPr>
@@ -3342,7 +3342,7 @@
           <w:noProof/>
         </w:rPr>
       </w:pPr>
-      <w:hyperlink w:anchor="_Toc238563305" w:history="1">
+      <w:hyperlink w:anchor="_Toc238564218" w:history="1">
         <w:r>
           <w:rPr>
             <w:rStyle w:val="Hyperlink"/>
@@ -3368,7 +3368,7 @@
           <w:rPr>
             <w:noProof/>
           </w:rPr>
-          <w:instrText xml:space="preserve"> PAGEREF _Toc238563305 \h </w:instrText>
+          <w:instrText xml:space="preserve"> PAGEREF _Toc238564218 \h </w:instrText>
         </w:r>
         <w:r>
           <w:rPr>
@@ -3405,7 +3405,7 @@
           <w:noProof/>
         </w:rPr>
       </w:pPr>
-      <w:hyperlink w:anchor="_Toc238563306" w:history="1">
+      <w:hyperlink w:anchor="_Toc238564219" w:history="1">
         <w:r>
           <w:rPr>
             <w:rStyle w:val="Hyperlink"/>
@@ -3431,7 +3431,7 @@
           <w:rPr>
             <w:noProof/>
           </w:rPr>
-          <w:instrText xml:space="preserve"> PAGEREF _Toc238563306 \h </w:instrText>
+          <w:instrText xml:space="preserve"> PAGEREF _Toc238564219 \h </w:instrText>
         </w:r>
         <w:r>
           <w:rPr>
@@ -3468,7 +3468,7 @@
           <w:noProof/>
         </w:rPr>
       </w:pPr>
-      <w:hyperlink w:anchor="_Toc238563307" w:history="1">
+      <w:hyperlink w:anchor="_Toc238564220" w:history="1">
         <w:r>
           <w:rPr>
             <w:rStyle w:val="Hyperlink"/>
@@ -3523,7 +3523,7 @@
           <w:rPr>
             <w:noProof/>
           </w:rPr>
-          <w:instrText xml:space="preserve"> PAGEREF _Toc238563307 \h </w:instrText>
+          <w:instrText xml:space="preserve"> PAGEREF _Toc238564220 \h </w:instrText>
         </w:r>
         <w:r>
           <w:rPr>
@@ -3560,7 +3560,7 @@
           <w:noProof/>
         </w:rPr>
       </w:pPr>
-      <w:hyperlink w:anchor="_Toc238563308" w:history="1">
+      <w:hyperlink w:anchor="_Toc238564221" w:history="1">
         <w:r>
           <w:rPr>
             <w:rStyle w:val="Hyperlink"/>
@@ -3596,7 +3596,7 @@
           <w:rPr>
             <w:noProof/>
           </w:rPr>
-          <w:instrText xml:space="preserve"> PAGEREF _Toc238563308 \h </w:instrText>
+          <w:instrText xml:space="preserve"> PAGEREF _Toc238564221 \h </w:instrText>
         </w:r>
         <w:r>
           <w:rPr>
@@ -3633,7 +3633,7 @@
           <w:noProof/>
         </w:rPr>
       </w:pPr>
-      <w:hyperlink w:anchor="_Toc238563309" w:history="1">
+      <w:hyperlink w:anchor="_Toc238564222" w:history="1">
         <w:r>
           <w:rPr>
             <w:rStyle w:val="Hyperlink"/>
@@ -3669,7 +3669,7 @@
           <w:rPr>
             <w:noProof/>
           </w:rPr>
-          <w:instrText xml:space="preserve"> PAGEREF _Toc238563309 \h </w:instrText>
+          <w:instrText xml:space="preserve"> PAGEREF _Toc238564222 \h </w:instrText>
         </w:r>
         <w:r>
           <w:rPr>
@@ -3706,7 +3706,7 @@
           <w:noProof/>
         </w:rPr>
       </w:pPr>
-      <w:hyperlink w:anchor="_Toc238563310" w:history="1">
+      <w:hyperlink w:anchor="_Toc238564223" w:history="1">
         <w:r>
           <w:rPr>
             <w:rStyle w:val="Hyperlink"/>
@@ -3761,7 +3761,7 @@
           <w:rPr>
             <w:noProof/>
           </w:rPr>
-          <w:instrText xml:space="preserve"> PAGEREF _Toc238563310 \h </w:instrText>
+          <w:instrText xml:space="preserve"> PAGEREF _Toc238564223 \h </w:instrText>
         </w:r>
         <w:r>
           <w:rPr>
@@ -3798,7 +3798,7 @@
           <w:noProof/>
         </w:rPr>
       </w:pPr>
-      <w:hyperlink w:anchor="_Toc238563311" w:history="1">
+      <w:hyperlink w:anchor="_Toc238564224" w:history="1">
         <w:r>
           <w:rPr>
             <w:rStyle w:val="Hyperlink"/>
@@ -3853,7 +3853,7 @@
           <w:rPr>
             <w:noProof/>
           </w:rPr>
-          <w:instrText xml:space="preserve"> PAGEREF _Toc238563311 \h </w:instrText>
+          <w:instrText xml:space="preserve"> PAGEREF _Toc238564224 \h </w:instrText>
         </w:r>
         <w:r>
           <w:rPr>
@@ -3890,7 +3890,7 @@
           <w:noProof/>
         </w:rPr>
       </w:pPr>
-      <w:hyperlink w:anchor="_Toc238563312" w:history="1">
+      <w:hyperlink w:anchor="_Toc238564225" w:history="1">
         <w:r>
           <w:rPr>
             <w:rStyle w:val="Hyperlink"/>
@@ -3916,7 +3916,7 @@
           <w:rPr>
             <w:noProof/>
           </w:rPr>
-          <w:instrText xml:space="preserve"> PAGEREF _Toc238563312 \h </w:instrText>
+          <w:instrText xml:space="preserve"> PAGEREF _Toc238564225 \h </w:instrText>
         </w:r>
         <w:r>
           <w:rPr>
@@ -3953,7 +3953,7 @@
           <w:noProof/>
         </w:rPr>
       </w:pPr>
-      <w:hyperlink w:anchor="_Toc238563313" w:history="1">
+      <w:hyperlink w:anchor="_Toc238564226" w:history="1">
         <w:r>
           <w:rPr>
             <w:rStyle w:val="Hyperlink"/>
@@ -3979,7 +3979,7 @@
           <w:rPr>
             <w:noProof/>
           </w:rPr>
-          <w:instrText xml:space="preserve"> PAGEREF _Toc238563313 \h </w:instrText>
+          <w:instrText xml:space="preserve"> PAGEREF _Toc238564226 \h </w:instrText>
         </w:r>
         <w:r>
           <w:rPr>
@@ -4016,7 +4016,7 @@
           <w:noProof/>
         </w:rPr>
       </w:pPr>
-      <w:hyperlink w:anchor="_Toc238563314" w:history="1">
+      <w:hyperlink w:anchor="_Toc238564227" w:history="1">
         <w:r>
           <w:rPr>
             <w:rStyle w:val="Hyperlink"/>
@@ -4042,7 +4042,7 @@
           <w:rPr>
             <w:noProof/>
           </w:rPr>
-          <w:instrText xml:space="preserve"> PAGEREF _Toc238563314 \h </w:instrText>
+          <w:instrText xml:space="preserve"> PAGEREF _Toc238564227 \h </w:instrText>
         </w:r>
         <w:r>
           <w:rPr>
@@ -4079,7 +4079,7 @@
           <w:noProof/>
         </w:rPr>
       </w:pPr>
-      <w:hyperlink w:anchor="_Toc238563315" w:history="1">
+      <w:hyperlink w:anchor="_Toc238564228" w:history="1">
         <w:r>
           <w:rPr>
             <w:rStyle w:val="Hyperlink"/>
@@ -4105,7 +4105,7 @@
           <w:rPr>
             <w:noProof/>
           </w:rPr>
-          <w:instrText xml:space="preserve"> PAGEREF _Toc238563315 \h </w:instrText>
+          <w:instrText xml:space="preserve"> PAGEREF _Toc238564228 \h </w:instrText>
         </w:r>
         <w:r>
           <w:rPr>
@@ -4142,7 +4142,7 @@
           <w:noProof/>
         </w:rPr>
       </w:pPr>
-      <w:hyperlink w:anchor="_Toc238563316" w:history="1">
+      <w:hyperlink w:anchor="_Toc238564229" w:history="1">
         <w:r>
           <w:rPr>
             <w:rStyle w:val="Hyperlink"/>
@@ -4168,7 +4168,7 @@
           <w:rPr>
             <w:noProof/>
           </w:rPr>
-          <w:instrText xml:space="preserve"> PAGEREF _Toc238563316 \h </w:instrText>
+          <w:instrText xml:space="preserve"> PAGEREF _Toc238564229 \h </w:instrText>
         </w:r>
         <w:r>
           <w:rPr>
@@ -4205,7 +4205,7 @@
           <w:noProof/>
         </w:rPr>
       </w:pPr>
-      <w:hyperlink w:anchor="_Toc238563317" w:history="1">
+      <w:hyperlink w:anchor="_Toc238564230" w:history="1">
         <w:r>
           <w:rPr>
             <w:rStyle w:val="Hyperlink"/>
@@ -4231,7 +4231,7 @@
           <w:rPr>
             <w:noProof/>
           </w:rPr>
-          <w:instrText xml:space="preserve"> PAGEREF _Toc238563317 \h </w:instrText>
+          <w:instrText xml:space="preserve"> PAGEREF _Toc238564230 \h </w:instrText>
         </w:r>
         <w:r>
           <w:rPr>
@@ -4268,7 +4268,7 @@
           <w:noProof/>
         </w:rPr>
       </w:pPr>
-      <w:hyperlink w:anchor="_Toc238563318" w:history="1">
+      <w:hyperlink w:anchor="_Toc238564231" w:history="1">
         <w:r>
           <w:rPr>
             <w:rStyle w:val="Hyperlink"/>
@@ -4294,7 +4294,7 @@
           <w:rPr>
             <w:noProof/>
           </w:rPr>
-          <w:instrText xml:space="preserve"> PAGEREF _Toc238563318 \h </w:instrText>
+          <w:instrText xml:space="preserve"> PAGEREF _Toc238564231 \h </w:instrText>
         </w:r>
         <w:r>
           <w:rPr>
@@ -4331,7 +4331,7 @@
           <w:noProof/>
         </w:rPr>
       </w:pPr>
-      <w:hyperlink w:anchor="_Toc238563319" w:history="1">
+      <w:hyperlink w:anchor="_Toc238564232" w:history="1">
         <w:r>
           <w:rPr>
             <w:rStyle w:val="Hyperlink"/>
@@ -4357,7 +4357,7 @@
           <w:rPr>
             <w:noProof/>
           </w:rPr>
-          <w:instrText xml:space="preserve"> PAGEREF _Toc238563319 \h </w:instrText>
+          <w:instrText xml:space="preserve"> PAGEREF _Toc238564232 \h </w:instrText>
         </w:r>
         <w:r>
           <w:rPr>
@@ -4394,7 +4394,7 @@
           <w:noProof/>
         </w:rPr>
       </w:pPr>
-      <w:hyperlink w:anchor="_Toc238563320" w:history="1">
+      <w:hyperlink w:anchor="_Toc238564233" w:history="1">
         <w:r>
           <w:rPr>
             <w:rStyle w:val="Hyperlink"/>
@@ -4420,7 +4420,7 @@
           <w:rPr>
             <w:noProof/>
           </w:rPr>
-          <w:instrText xml:space="preserve"> PAGEREF _Toc238563320 \h </w:instrText>
+          <w:instrText xml:space="preserve"> PAGEREF _Toc238564233 \h </w:instrText>
         </w:r>
         <w:r>
           <w:rPr>
@@ -4457,7 +4457,7 @@
           <w:noProof/>
         </w:rPr>
       </w:pPr>
-      <w:hyperlink w:anchor="_Toc238563321" w:history="1">
+      <w:hyperlink w:anchor="_Toc238564234" w:history="1">
         <w:r>
           <w:rPr>
             <w:rStyle w:val="Hyperlink"/>
@@ -4483,7 +4483,7 @@
           <w:rPr>
             <w:noProof/>
           </w:rPr>
-          <w:instrText xml:space="preserve"> PAGEREF _Toc238563321 \h </w:instrText>
+          <w:instrText xml:space="preserve"> PAGEREF _Toc238564234 \h </w:instrText>
         </w:r>
         <w:r>
           <w:rPr>
@@ -4520,7 +4520,7 @@
           <w:noProof/>
         </w:rPr>
       </w:pPr>
-      <w:hyperlink w:anchor="_Toc238563322" w:history="1">
+      <w:hyperlink w:anchor="_Toc238564235" w:history="1">
         <w:r>
           <w:rPr>
             <w:rStyle w:val="Hyperlink"/>
@@ -4546,7 +4546,7 @@
           <w:rPr>
             <w:noProof/>
           </w:rPr>
-          <w:instrText xml:space="preserve"> PAGEREF _Toc238563322 \h </w:instrText>
+          <w:instrText xml:space="preserve"> PAGEREF _Toc238564235 \h </w:instrText>
         </w:r>
         <w:r>
           <w:rPr>
@@ -4583,7 +4583,7 @@
           <w:noProof/>
         </w:rPr>
       </w:pPr>
-      <w:hyperlink w:anchor="_Toc238563323" w:history="1">
+      <w:hyperlink w:anchor="_Toc238564236" w:history="1">
         <w:r>
           <w:rPr>
             <w:rStyle w:val="Hyperlink"/>
@@ -4609,7 +4609,7 @@
           <w:rPr>
             <w:noProof/>
           </w:rPr>
-          <w:instrText xml:space="preserve"> PAGEREF _Toc238563323 \h </w:instrText>
+          <w:instrText xml:space="preserve"> PAGEREF _Toc238564236 \h </w:instrText>
         </w:r>
         <w:r>
           <w:rPr>
@@ -4646,7 +4646,7 @@
           <w:noProof/>
         </w:rPr>
       </w:pPr>
-      <w:hyperlink w:anchor="_Toc238563324" w:history="1">
+      <w:hyperlink w:anchor="_Toc238564237" w:history="1">
         <w:r>
           <w:rPr>
             <w:rStyle w:val="Hyperlink"/>
@@ -4672,7 +4672,7 @@
           <w:rPr>
             <w:noProof/>
           </w:rPr>
-          <w:instrText xml:space="preserve"> PAGEREF _Toc238563324 \h </w:instrText>
+          <w:instrText xml:space="preserve"> PAGEREF _Toc238564237 \h </w:instrText>
         </w:r>
         <w:r>
           <w:rPr>
@@ -4709,7 +4709,7 @@
           <w:noProof/>
         </w:rPr>
       </w:pPr>
-      <w:hyperlink w:anchor="_Toc238563325" w:history="1">
+      <w:hyperlink w:anchor="_Toc238564238" w:history="1">
         <w:r>
           <w:rPr>
             <w:rStyle w:val="Hyperlink"/>
@@ -4735,7 +4735,7 @@
           <w:rPr>
             <w:noProof/>
           </w:rPr>
-          <w:instrText xml:space="preserve"> PAGEREF _Toc238563325 \h </w:instrText>
+          <w:instrText xml:space="preserve"> PAGEREF _Toc238564238 \h </w:instrText>
         </w:r>
         <w:r>
           <w:rPr>
@@ -4772,7 +4772,7 @@
           <w:noProof/>
         </w:rPr>
       </w:pPr>
-      <w:hyperlink w:anchor="_Toc238563326" w:history="1">
+      <w:hyperlink w:anchor="_Toc238564239" w:history="1">
         <w:r>
           <w:rPr>
             <w:rStyle w:val="Hyperlink"/>
@@ -4798,7 +4798,7 @@
           <w:rPr>
             <w:noProof/>
           </w:rPr>
-          <w:instrText xml:space="preserve"> PAGEREF _Toc238563326 \h </w:instrText>
+          <w:instrText xml:space="preserve"> PAGEREF _Toc238564239 \h </w:instrText>
         </w:r>
         <w:r>
           <w:rPr>
@@ -4835,7 +4835,7 @@
           <w:noProof/>
         </w:rPr>
       </w:pPr>
-      <w:hyperlink w:anchor="_Toc238563327" w:history="1">
+      <w:hyperlink w:anchor="_Toc238564240" w:history="1">
         <w:r>
           <w:rPr>
             <w:rStyle w:val="Hyperlink"/>
@@ -4861,7 +4861,7 @@
           <w:rPr>
             <w:noProof/>
           </w:rPr>
-          <w:instrText xml:space="preserve"> PAGEREF _Toc238563327 \h </w:instrText>
+          <w:instrText xml:space="preserve"> PAGEREF _Toc238564240 \h </w:instrText>
         </w:r>
         <w:r>
           <w:rPr>
@@ -4898,7 +4898,7 @@
           <w:noProof/>
         </w:rPr>
       </w:pPr>
-      <w:hyperlink w:anchor="_Toc238563328" w:history="1">
+      <w:hyperlink w:anchor="_Toc238564241" w:history="1">
         <w:r>
           <w:rPr>
             <w:rStyle w:val="Hyperlink"/>
@@ -4924,7 +4924,7 @@
           <w:rPr>
             <w:noProof/>
           </w:rPr>
-          <w:instrText xml:space="preserve"> PAGEREF _Toc238563328 \h </w:instrText>
+          <w:instrText xml:space="preserve"> PAGEREF _Toc238564241 \h </w:instrText>
         </w:r>
         <w:r>
           <w:rPr>
@@ -4961,7 +4961,7 @@
           <w:noProof/>
         </w:rPr>
       </w:pPr>
-      <w:hyperlink w:anchor="_Toc238563329" w:history="1">
+      <w:hyperlink w:anchor="_Toc238564242" w:history="1">
         <w:r>
           <w:rPr>
             <w:rStyle w:val="Hyperlink"/>
@@ -4987,7 +4987,7 @@
           <w:rPr>
             <w:noProof/>
           </w:rPr>
-          <w:instrText xml:space="preserve"> PAGEREF _Toc238563329 \h </w:instrText>
+          <w:instrText xml:space="preserve"> PAGEREF _Toc238564242 \h </w:instrText>
         </w:r>
         <w:r>
           <w:rPr>
@@ -5225,7 +5225,7 @@
         <w:pStyle w:val="Heading2"/>
         <w:spacing w:before="240" w:after="120" w:line="360" w:lineRule="auto"/>
       </w:pPr>
-      <w:bookmarkStart w:id="0" w:name="_Toc238563292"/>
+      <w:bookmarkStart w:id="0" w:name="_Toc238564205"/>
       <w:r>
         <w:rPr>
           <w:b/>
@@ -5267,7 +5267,7 @@
         <w:pStyle w:val="Heading3"/>
         <w:spacing w:before="240" w:after="120" w:line="360" w:lineRule="auto"/>
       </w:pPr>
-      <w:bookmarkStart w:id="1" w:name="_Toc238563293"/>
+      <w:bookmarkStart w:id="1" w:name="_Toc238564206"/>
       <w:r>
         <w:rPr>
           <w:b/>
@@ -5389,7 +5389,7 @@
         <w:pStyle w:val="Heading3"/>
         <w:spacing w:before="240" w:after="120" w:line="360" w:lineRule="auto"/>
       </w:pPr>
-      <w:bookmarkStart w:id="2" w:name="_Toc238563294"/>
+      <w:bookmarkStart w:id="2" w:name="_Toc238564207"/>
       <w:r>
         <w:rPr>
           <w:b/>
@@ -5463,7 +5463,7 @@
         <w:pStyle w:val="Heading2"/>
         <w:spacing w:before="240" w:after="120" w:line="360" w:lineRule="auto"/>
       </w:pPr>
-      <w:bookmarkStart w:id="3" w:name="_Toc238563295"/>
+      <w:bookmarkStart w:id="3" w:name="_Toc238564208"/>
       <w:r>
         <w:rPr>
           <w:b/>
@@ -5516,7 +5516,7 @@
         <w:pStyle w:val="Heading3"/>
         <w:spacing w:before="240" w:after="120" w:line="360" w:lineRule="auto"/>
       </w:pPr>
-      <w:bookmarkStart w:id="4" w:name="_Toc238563296"/>
+      <w:bookmarkStart w:id="4" w:name="_Toc238564209"/>
       <w:r>
         <w:rPr>
           <w:b/>
@@ -5539,7 +5539,7 @@
         </w:rPr>
         <w:lastRenderedPageBreak/>
         <w:drawing>
-          <wp:inline distT="0" distB="0" distL="0" distR="0" wp14:anchorId="39D1918A" wp14:editId="37C93EB7">
+          <wp:inline distT="0" distB="0" distL="0" distR="0" wp14:anchorId="651E350C" wp14:editId="52E60339">
             <wp:extent cx="5334000" cy="4486275"/>
             <wp:effectExtent l="0" t="0" r="0" b="0"/>
             <wp:docPr id="1" name="Picture 1"/>
@@ -5786,7 +5786,7 @@
         <w:pStyle w:val="Heading3"/>
         <w:spacing w:before="240" w:after="120" w:line="360" w:lineRule="auto"/>
       </w:pPr>
-      <w:bookmarkStart w:id="5" w:name="_Toc238563297"/>
+      <w:bookmarkStart w:id="5" w:name="_Toc238564210"/>
       <w:r>
         <w:rPr>
           <w:b/>
@@ -5808,10 +5808,10 @@
           <w:noProof/>
         </w:rPr>
         <w:drawing>
-          <wp:inline distT="0" distB="0" distL="0" distR="0" wp14:anchorId="3E77B551" wp14:editId="1173BF2B">
+          <wp:inline distT="0" distB="0" distL="0" distR="0" wp14:anchorId="5D1670D4" wp14:editId="40F36E06">
             <wp:extent cx="5334000" cy="3057525"/>
             <wp:effectExtent l="0" t="0" r="0" b="0"/>
-            <wp:docPr id="1589980260" name="Picture 1589980260"/>
+            <wp:docPr id="1584626063" name="Picture 1584626063"/>
             <wp:cNvGraphicFramePr>
               <a:graphicFrameLocks xmlns:a="http://schemas.openxmlformats.org/drawingml/2006/main" noChangeAspect="1"/>
             </wp:cNvGraphicFramePr>
@@ -6201,7 +6201,7 @@
         <w:pStyle w:val="Heading3"/>
         <w:spacing w:before="240" w:after="120" w:line="360" w:lineRule="auto"/>
       </w:pPr>
-      <w:bookmarkStart w:id="6" w:name="_Toc238563298"/>
+      <w:bookmarkStart w:id="6" w:name="_Toc238564211"/>
       <w:r>
         <w:rPr>
           <w:b/>
@@ -6446,10 +6446,10 @@
         </w:rPr>
         <w:lastRenderedPageBreak/>
         <w:drawing>
-          <wp:inline distT="0" distB="0" distL="0" distR="0" wp14:anchorId="207986D3" wp14:editId="71361AF3">
+          <wp:inline distT="0" distB="0" distL="0" distR="0" wp14:anchorId="55D0C36E" wp14:editId="44E63857">
             <wp:extent cx="5334000" cy="2933700"/>
             <wp:effectExtent l="0" t="0" r="0" b="0"/>
-            <wp:docPr id="1836401961" name="Picture 1836401961"/>
+            <wp:docPr id="2100847884" name="Picture 2100847884"/>
             <wp:cNvGraphicFramePr>
               <a:graphicFrameLocks xmlns:a="http://schemas.openxmlformats.org/drawingml/2006/main" noChangeAspect="1"/>
             </wp:cNvGraphicFramePr>
@@ -6510,10 +6510,10 @@
           <w:noProof/>
         </w:rPr>
         <w:drawing>
-          <wp:inline distT="0" distB="0" distL="0" distR="0" wp14:anchorId="43B4D55D" wp14:editId="0B6A18A5">
+          <wp:inline distT="0" distB="0" distL="0" distR="0" wp14:anchorId="4F0C323A" wp14:editId="21EFC5FF">
             <wp:extent cx="5334000" cy="3686175"/>
             <wp:effectExtent l="0" t="0" r="0" b="0"/>
-            <wp:docPr id="734758428" name="Picture 734758428"/>
+            <wp:docPr id="441110011" name="Picture 441110011"/>
             <wp:cNvGraphicFramePr>
               <a:graphicFrameLocks xmlns:a="http://schemas.openxmlformats.org/drawingml/2006/main" noChangeAspect="1"/>
             </wp:cNvGraphicFramePr>
@@ -6575,10 +6575,10 @@
         </w:rPr>
         <w:lastRenderedPageBreak/>
         <w:drawing>
-          <wp:inline distT="0" distB="0" distL="0" distR="0" wp14:anchorId="00402CD7" wp14:editId="3904DEBE">
+          <wp:inline distT="0" distB="0" distL="0" distR="0" wp14:anchorId="068B82D5" wp14:editId="3126EBE3">
             <wp:extent cx="5334000" cy="3086100"/>
             <wp:effectExtent l="0" t="0" r="0" b="0"/>
-            <wp:docPr id="192592541" name="Picture 192592541"/>
+            <wp:docPr id="869035509" name="Picture 869035509"/>
             <wp:cNvGraphicFramePr>
               <a:graphicFrameLocks xmlns:a="http://schemas.openxmlformats.org/drawingml/2006/main" noChangeAspect="1"/>
             </wp:cNvGraphicFramePr>
@@ -6634,7 +6634,7 @@
         <w:pStyle w:val="Heading3"/>
         <w:spacing w:before="240" w:after="120" w:line="360" w:lineRule="auto"/>
       </w:pPr>
-      <w:bookmarkStart w:id="7" w:name="_Toc238563299"/>
+      <w:bookmarkStart w:id="7" w:name="_Toc238564212"/>
       <w:r>
         <w:rPr>
           <w:b/>
@@ -6657,10 +6657,10 @@
         </w:rPr>
         <w:lastRenderedPageBreak/>
         <w:drawing>
-          <wp:inline distT="0" distB="0" distL="0" distR="0" wp14:anchorId="0AE1E011" wp14:editId="165DA127">
+          <wp:inline distT="0" distB="0" distL="0" distR="0" wp14:anchorId="3D343A62" wp14:editId="17B0900E">
             <wp:extent cx="5334000" cy="6229350"/>
             <wp:effectExtent l="0" t="0" r="0" b="0"/>
-            <wp:docPr id="222874648" name="Picture 222874648"/>
+            <wp:docPr id="1697716450" name="Picture 1697716450"/>
             <wp:cNvGraphicFramePr>
               <a:graphicFrameLocks xmlns:a="http://schemas.openxmlformats.org/drawingml/2006/main" noChangeAspect="1"/>
             </wp:cNvGraphicFramePr>
@@ -6737,7 +6737,7 @@
         <w:pStyle w:val="Heading3"/>
         <w:spacing w:before="240" w:after="120" w:line="360" w:lineRule="auto"/>
       </w:pPr>
-      <w:bookmarkStart w:id="8" w:name="_Toc238563300"/>
+      <w:bookmarkStart w:id="8" w:name="_Toc238564213"/>
       <w:r>
         <w:rPr>
           <w:b/>
@@ -6788,7 +6788,7 @@
         <w:pStyle w:val="Heading3"/>
         <w:spacing w:before="240" w:after="120" w:line="360" w:lineRule="auto"/>
       </w:pPr>
-      <w:bookmarkStart w:id="9" w:name="_Toc238563301"/>
+      <w:bookmarkStart w:id="9" w:name="_Toc238564214"/>
       <w:r>
         <w:rPr>
           <w:b/>
@@ -6861,10 +6861,10 @@
           <w:noProof/>
         </w:rPr>
         <w:drawing>
-          <wp:inline distT="0" distB="0" distL="0" distR="0" wp14:anchorId="20FC18C1" wp14:editId="024E77D0">
+          <wp:inline distT="0" distB="0" distL="0" distR="0" wp14:anchorId="6B932361" wp14:editId="06C12638">
             <wp:extent cx="5334000" cy="2714625"/>
             <wp:effectExtent l="0" t="0" r="0" b="0"/>
-            <wp:docPr id="1460181137" name="Picture 1460181137"/>
+            <wp:docPr id="1587327261" name="Picture 1587327261"/>
             <wp:cNvGraphicFramePr>
               <a:graphicFrameLocks xmlns:a="http://schemas.openxmlformats.org/drawingml/2006/main" noChangeAspect="1"/>
             </wp:cNvGraphicFramePr>
@@ -6968,7 +6968,7 @@
         <w:pStyle w:val="Heading2"/>
         <w:spacing w:before="240" w:after="120" w:line="360" w:lineRule="auto"/>
       </w:pPr>
-      <w:bookmarkStart w:id="10" w:name="_Toc238563302"/>
+      <w:bookmarkStart w:id="10" w:name="_Toc238564215"/>
       <w:r>
         <w:rPr>
           <w:b/>
@@ -6985,7 +6985,7 @@
         <w:pStyle w:val="Heading3"/>
         <w:spacing w:before="240" w:after="120" w:line="360" w:lineRule="auto"/>
       </w:pPr>
-      <w:bookmarkStart w:id="11" w:name="_Toc238563303"/>
+      <w:bookmarkStart w:id="11" w:name="_Toc238564216"/>
       <w:r>
         <w:rPr>
           <w:b/>
@@ -7132,7 +7132,7 @@
         <w:pStyle w:val="Heading3"/>
         <w:spacing w:before="240" w:after="120" w:line="360" w:lineRule="auto"/>
       </w:pPr>
-      <w:bookmarkStart w:id="12" w:name="_Toc238563304"/>
+      <w:bookmarkStart w:id="12" w:name="_Toc238564217"/>
       <w:r>
         <w:rPr>
           <w:b/>
@@ -7259,7 +7259,7 @@
         <w:pStyle w:val="Heading4"/>
         <w:spacing w:before="240" w:after="120" w:line="360" w:lineRule="auto"/>
       </w:pPr>
-      <w:bookmarkStart w:id="13" w:name="_Toc238563305"/>
+      <w:bookmarkStart w:id="13" w:name="_Toc238564218"/>
       <w:r>
         <w:rPr>
           <w:b/>
@@ -7309,10 +7309,10 @@
         </w:rPr>
         <w:lastRenderedPageBreak/>
         <w:drawing>
-          <wp:inline distT="0" distB="0" distL="0" distR="0" wp14:anchorId="175715EC" wp14:editId="02F0AA6D">
+          <wp:inline distT="0" distB="0" distL="0" distR="0" wp14:anchorId="3AE3EE10" wp14:editId="5530ACBC">
             <wp:extent cx="5334000" cy="5181600"/>
             <wp:effectExtent l="0" t="0" r="0" b="0"/>
-            <wp:docPr id="855567310" name="Picture 855567310"/>
+            <wp:docPr id="1981474748" name="Picture 1981474748"/>
             <wp:cNvGraphicFramePr>
               <a:graphicFrameLocks xmlns:a="http://schemas.openxmlformats.org/drawingml/2006/main" noChangeAspect="1"/>
             </wp:cNvGraphicFramePr>
@@ -7556,10 +7556,10 @@
         </w:rPr>
         <w:lastRenderedPageBreak/>
         <w:drawing>
-          <wp:inline distT="0" distB="0" distL="0" distR="0" wp14:anchorId="65C6B7BD" wp14:editId="1383CAF2">
+          <wp:inline distT="0" distB="0" distL="0" distR="0" wp14:anchorId="475F88BB" wp14:editId="370D3F02">
             <wp:extent cx="5334000" cy="5181600"/>
             <wp:effectExtent l="0" t="0" r="0" b="0"/>
-            <wp:docPr id="427415505" name="Picture 427415505"/>
+            <wp:docPr id="215811592" name="Picture 215811592"/>
             <wp:cNvGraphicFramePr>
               <a:graphicFrameLocks xmlns:a="http://schemas.openxmlformats.org/drawingml/2006/main" noChangeAspect="1"/>
             </wp:cNvGraphicFramePr>
@@ -7666,10 +7666,10 @@
         </w:rPr>
         <w:lastRenderedPageBreak/>
         <w:drawing>
-          <wp:inline distT="0" distB="0" distL="0" distR="0" wp14:anchorId="420D6501" wp14:editId="16E8AEF5">
+          <wp:inline distT="0" distB="0" distL="0" distR="0" wp14:anchorId="1236F7BC" wp14:editId="61CAB020">
             <wp:extent cx="5334000" cy="5181600"/>
             <wp:effectExtent l="0" t="0" r="0" b="0"/>
-            <wp:docPr id="1503523617" name="Picture 1503523617"/>
+            <wp:docPr id="1733669348" name="Picture 1733669348"/>
             <wp:cNvGraphicFramePr>
               <a:graphicFrameLocks xmlns:a="http://schemas.openxmlformats.org/drawingml/2006/main" noChangeAspect="1"/>
             </wp:cNvGraphicFramePr>
@@ -7817,10 +7817,10 @@
         </w:rPr>
         <w:lastRenderedPageBreak/>
         <w:drawing>
-          <wp:inline distT="0" distB="0" distL="0" distR="0" wp14:anchorId="778CAD70" wp14:editId="6AE6A9FB">
+          <wp:inline distT="0" distB="0" distL="0" distR="0" wp14:anchorId="37D3AABF" wp14:editId="4E4A232C">
             <wp:extent cx="5334000" cy="5181600"/>
             <wp:effectExtent l="0" t="0" r="0" b="0"/>
-            <wp:docPr id="1263094314" name="Picture 1263094314"/>
+            <wp:docPr id="379121201" name="Picture 379121201"/>
             <wp:cNvGraphicFramePr>
               <a:graphicFrameLocks xmlns:a="http://schemas.openxmlformats.org/drawingml/2006/main" noChangeAspect="1"/>
             </wp:cNvGraphicFramePr>
@@ -7912,7 +7912,7 @@
         <w:pStyle w:val="Heading3"/>
         <w:spacing w:before="240" w:after="120" w:line="360" w:lineRule="auto"/>
       </w:pPr>
-      <w:bookmarkStart w:id="14" w:name="_Toc238563306"/>
+      <w:bookmarkStart w:id="14" w:name="_Toc238564219"/>
       <w:r>
         <w:rPr>
           <w:b/>
@@ -7938,7 +7938,7 @@
         <w:pStyle w:val="Heading4"/>
         <w:spacing w:before="240" w:after="120" w:line="360" w:lineRule="auto"/>
       </w:pPr>
-      <w:bookmarkStart w:id="15" w:name="_Toc238563307"/>
+      <w:bookmarkStart w:id="15" w:name="_Toc238564220"/>
       <w:r>
         <w:rPr>
           <w:b/>
@@ -8217,7 +8217,7 @@
         <w:pStyle w:val="Heading4"/>
         <w:spacing w:before="240" w:after="120" w:line="360" w:lineRule="auto"/>
       </w:pPr>
-      <w:bookmarkStart w:id="16" w:name="_Toc238563308"/>
+      <w:bookmarkStart w:id="16" w:name="_Toc238564221"/>
       <w:r>
         <w:rPr>
           <w:b/>
@@ -8418,7 +8418,7 @@
         <w:pStyle w:val="Heading4"/>
         <w:spacing w:before="240" w:after="120" w:line="360" w:lineRule="auto"/>
       </w:pPr>
-      <w:bookmarkStart w:id="17" w:name="_Toc238563309"/>
+      <w:bookmarkStart w:id="17" w:name="_Toc238564222"/>
       <w:r>
         <w:rPr>
           <w:b/>
@@ -8605,7 +8605,7 @@
         <w:pStyle w:val="Heading4"/>
         <w:spacing w:before="240" w:after="120" w:line="360" w:lineRule="auto"/>
       </w:pPr>
-      <w:bookmarkStart w:id="18" w:name="_Toc238563310"/>
+      <w:bookmarkStart w:id="18" w:name="_Toc238564223"/>
       <w:r>
         <w:rPr>
           <w:b/>
@@ -8834,7 +8834,7 @@
         <w:pStyle w:val="Heading4"/>
         <w:spacing w:before="240" w:after="120" w:line="360" w:lineRule="auto"/>
       </w:pPr>
-      <w:bookmarkStart w:id="19" w:name="_Toc238563311"/>
+      <w:bookmarkStart w:id="19" w:name="_Toc238564224"/>
       <w:r>
         <w:rPr>
           <w:b/>
@@ -9106,7 +9106,7 @@
         <w:pStyle w:val="Heading4"/>
         <w:spacing w:before="240" w:after="120" w:line="360" w:lineRule="auto"/>
       </w:pPr>
-      <w:bookmarkStart w:id="20" w:name="_Toc238563312"/>
+      <w:bookmarkStart w:id="20" w:name="_Toc238564225"/>
       <w:r>
         <w:rPr>
           <w:b/>
@@ -9225,7 +9225,7 @@
         <w:pStyle w:val="Heading3"/>
         <w:spacing w:before="240" w:after="120" w:line="360" w:lineRule="auto"/>
       </w:pPr>
-      <w:bookmarkStart w:id="21" w:name="_Toc238563313"/>
+      <w:bookmarkStart w:id="21" w:name="_Toc238564226"/>
       <w:r>
         <w:rPr>
           <w:b/>
@@ -9588,7 +9588,7 @@
         <w:pStyle w:val="Heading3"/>
         <w:spacing w:before="240" w:after="120" w:line="360" w:lineRule="auto"/>
       </w:pPr>
-      <w:bookmarkStart w:id="22" w:name="_Toc238563314"/>
+      <w:bookmarkStart w:id="22" w:name="_Toc238564227"/>
       <w:r>
         <w:rPr>
           <w:b/>
@@ -9816,7 +9816,7 @@
         <w:pStyle w:val="Heading3"/>
         <w:spacing w:before="240" w:after="120" w:line="360" w:lineRule="auto"/>
       </w:pPr>
-      <w:bookmarkStart w:id="23" w:name="_Toc238563315"/>
+      <w:bookmarkStart w:id="23" w:name="_Toc238564228"/>
       <w:r>
         <w:rPr>
           <w:b/>
@@ -10256,7 +10256,7 @@
         <w:pStyle w:val="Heading3"/>
         <w:spacing w:before="240" w:after="120" w:line="360" w:lineRule="auto"/>
       </w:pPr>
-      <w:bookmarkStart w:id="24" w:name="_Toc238563316"/>
+      <w:bookmarkStart w:id="24" w:name="_Toc238564229"/>
       <w:r>
         <w:rPr>
           <w:b/>
@@ -10319,10 +10319,10 @@
         </w:rPr>
         <w:lastRenderedPageBreak/>
         <w:drawing>
-          <wp:inline distT="0" distB="0" distL="0" distR="0" wp14:anchorId="2E13EB9C" wp14:editId="4D428907">
+          <wp:inline distT="0" distB="0" distL="0" distR="0" wp14:anchorId="0D343B42" wp14:editId="27D21883">
             <wp:extent cx="5334000" cy="3333750"/>
             <wp:effectExtent l="0" t="0" r="0" b="0"/>
-            <wp:docPr id="561396774" name="Picture 561396774"/>
+            <wp:docPr id="818736752" name="Picture 818736752"/>
             <wp:cNvGraphicFramePr>
               <a:graphicFrameLocks xmlns:a="http://schemas.openxmlformats.org/drawingml/2006/main" noChangeAspect="1"/>
             </wp:cNvGraphicFramePr>
@@ -10383,10 +10383,10 @@
           <w:noProof/>
         </w:rPr>
         <w:drawing>
-          <wp:inline distT="0" distB="0" distL="0" distR="0" wp14:anchorId="0C8FA4B8" wp14:editId="7DAECBC8">
+          <wp:inline distT="0" distB="0" distL="0" distR="0" wp14:anchorId="420322A5" wp14:editId="0D54F19B">
             <wp:extent cx="5334000" cy="3333750"/>
             <wp:effectExtent l="0" t="0" r="0" b="0"/>
-            <wp:docPr id="1637433473" name="Picture 1637433473"/>
+            <wp:docPr id="1716170771" name="Picture 1716170771"/>
             <wp:cNvGraphicFramePr>
               <a:graphicFrameLocks xmlns:a="http://schemas.openxmlformats.org/drawingml/2006/main" noChangeAspect="1"/>
             </wp:cNvGraphicFramePr>
@@ -10448,10 +10448,10 @@
         </w:rPr>
         <w:lastRenderedPageBreak/>
         <w:drawing>
-          <wp:inline distT="0" distB="0" distL="0" distR="0" wp14:anchorId="35CCA68D" wp14:editId="071E4279">
+          <wp:inline distT="0" distB="0" distL="0" distR="0" wp14:anchorId="0EC57CBC" wp14:editId="494EFF54">
             <wp:extent cx="5334000" cy="3333750"/>
             <wp:effectExtent l="0" t="0" r="0" b="0"/>
-            <wp:docPr id="1354135960" name="Picture 1354135960"/>
+            <wp:docPr id="1468438466" name="Picture 1468438466"/>
             <wp:cNvGraphicFramePr>
               <a:graphicFrameLocks xmlns:a="http://schemas.openxmlformats.org/drawingml/2006/main" noChangeAspect="1"/>
             </wp:cNvGraphicFramePr>
@@ -10512,10 +10512,10 @@
           <w:noProof/>
         </w:rPr>
         <w:drawing>
-          <wp:inline distT="0" distB="0" distL="0" distR="0" wp14:anchorId="2EE8C7DE" wp14:editId="3348540F">
+          <wp:inline distT="0" distB="0" distL="0" distR="0" wp14:anchorId="76A61AD8" wp14:editId="5D60CECC">
             <wp:extent cx="5334000" cy="3333750"/>
             <wp:effectExtent l="0" t="0" r="0" b="0"/>
-            <wp:docPr id="2101790238" name="Picture 2101790238"/>
+            <wp:docPr id="25940867" name="Picture 25940867"/>
             <wp:cNvGraphicFramePr>
               <a:graphicFrameLocks xmlns:a="http://schemas.openxmlformats.org/drawingml/2006/main" noChangeAspect="1"/>
             </wp:cNvGraphicFramePr>
@@ -10577,10 +10577,10 @@
         </w:rPr>
         <w:lastRenderedPageBreak/>
         <w:drawing>
-          <wp:inline distT="0" distB="0" distL="0" distR="0" wp14:anchorId="78CD9711" wp14:editId="02295C4B">
+          <wp:inline distT="0" distB="0" distL="0" distR="0" wp14:anchorId="65EA4B8A" wp14:editId="6860C865">
             <wp:extent cx="5334000" cy="3333750"/>
             <wp:effectExtent l="0" t="0" r="0" b="0"/>
-            <wp:docPr id="8725856" name="Picture 8725856"/>
+            <wp:docPr id="1944981772" name="Picture 1944981772"/>
             <wp:cNvGraphicFramePr>
               <a:graphicFrameLocks xmlns:a="http://schemas.openxmlformats.org/drawingml/2006/main" noChangeAspect="1"/>
             </wp:cNvGraphicFramePr>
@@ -10641,10 +10641,10 @@
           <w:noProof/>
         </w:rPr>
         <w:drawing>
-          <wp:inline distT="0" distB="0" distL="0" distR="0" wp14:anchorId="07C65921" wp14:editId="5F55FD16">
+          <wp:inline distT="0" distB="0" distL="0" distR="0" wp14:anchorId="63F4ADAB" wp14:editId="3CB7774D">
             <wp:extent cx="5334000" cy="3333750"/>
             <wp:effectExtent l="0" t="0" r="0" b="0"/>
-            <wp:docPr id="1708123296" name="Picture 1708123296"/>
+            <wp:docPr id="1609848842" name="Picture 1609848842"/>
             <wp:cNvGraphicFramePr>
               <a:graphicFrameLocks xmlns:a="http://schemas.openxmlformats.org/drawingml/2006/main" noChangeAspect="1"/>
             </wp:cNvGraphicFramePr>
@@ -10706,10 +10706,10 @@
         </w:rPr>
         <w:lastRenderedPageBreak/>
         <w:drawing>
-          <wp:inline distT="0" distB="0" distL="0" distR="0" wp14:anchorId="00DB2B60" wp14:editId="731BA5C3">
+          <wp:inline distT="0" distB="0" distL="0" distR="0" wp14:anchorId="65689A50" wp14:editId="78F4EAFE">
             <wp:extent cx="5334000" cy="3333750"/>
             <wp:effectExtent l="0" t="0" r="0" b="0"/>
-            <wp:docPr id="2132947470" name="Picture 2132947470"/>
+            <wp:docPr id="435847584" name="Picture 435847584"/>
             <wp:cNvGraphicFramePr>
               <a:graphicFrameLocks xmlns:a="http://schemas.openxmlformats.org/drawingml/2006/main" noChangeAspect="1"/>
             </wp:cNvGraphicFramePr>
@@ -10774,7 +10774,7 @@
         <w:pStyle w:val="Heading4"/>
         <w:spacing w:before="240" w:after="120" w:line="360" w:lineRule="auto"/>
       </w:pPr>
-      <w:bookmarkStart w:id="25" w:name="_Toc238563317"/>
+      <w:bookmarkStart w:id="25" w:name="_Toc238564230"/>
       <w:r>
         <w:rPr>
           <w:b/>
@@ -10910,10 +10910,10 @@
         </w:rPr>
         <w:lastRenderedPageBreak/>
         <w:drawing>
-          <wp:inline distT="0" distB="0" distL="0" distR="0" wp14:anchorId="06B32A46" wp14:editId="226964D2">
+          <wp:inline distT="0" distB="0" distL="0" distR="0" wp14:anchorId="66E7FCBF" wp14:editId="6CD80992">
             <wp:extent cx="5334000" cy="3333750"/>
             <wp:effectExtent l="0" t="0" r="0" b="0"/>
-            <wp:docPr id="1840600984" name="Picture 1840600984"/>
+            <wp:docPr id="360693705" name="Picture 360693705"/>
             <wp:cNvGraphicFramePr>
               <a:graphicFrameLocks xmlns:a="http://schemas.openxmlformats.org/drawingml/2006/main" noChangeAspect="1"/>
             </wp:cNvGraphicFramePr>
@@ -10974,10 +10974,10 @@
           <w:noProof/>
         </w:rPr>
         <w:drawing>
-          <wp:inline distT="0" distB="0" distL="0" distR="0" wp14:anchorId="404D9844" wp14:editId="7BD74995">
+          <wp:inline distT="0" distB="0" distL="0" distR="0" wp14:anchorId="36F40C3E" wp14:editId="4B867712">
             <wp:extent cx="5334000" cy="3333750"/>
             <wp:effectExtent l="0" t="0" r="0" b="0"/>
-            <wp:docPr id="415976387" name="Picture 415976387"/>
+            <wp:docPr id="376075145" name="Picture 376075145"/>
             <wp:cNvGraphicFramePr>
               <a:graphicFrameLocks xmlns:a="http://schemas.openxmlformats.org/drawingml/2006/main" noChangeAspect="1"/>
             </wp:cNvGraphicFramePr>
@@ -11142,7 +11142,7 @@
         <w:pStyle w:val="Heading2"/>
         <w:spacing w:before="240" w:after="120" w:line="360" w:lineRule="auto"/>
       </w:pPr>
-      <w:bookmarkStart w:id="26" w:name="_Toc238563318"/>
+      <w:bookmarkStart w:id="26" w:name="_Toc238564231"/>
       <w:r>
         <w:rPr>
           <w:b/>
@@ -11186,7 +11186,7 @@
         <w:pStyle w:val="Heading3"/>
         <w:spacing w:before="240" w:after="120" w:line="360" w:lineRule="auto"/>
       </w:pPr>
-      <w:bookmarkStart w:id="27" w:name="_Toc238563319"/>
+      <w:bookmarkStart w:id="27" w:name="_Toc238564232"/>
       <w:r>
         <w:rPr>
           <w:b/>
@@ -11270,7 +11270,7 @@
         <w:pStyle w:val="Heading3"/>
         <w:spacing w:before="240" w:after="120" w:line="360" w:lineRule="auto"/>
       </w:pPr>
-      <w:bookmarkStart w:id="28" w:name="_Toc238563320"/>
+      <w:bookmarkStart w:id="28" w:name="_Toc238564233"/>
       <w:r>
         <w:rPr>
           <w:b/>
@@ -11488,10 +11488,10 @@
           <w:noProof/>
         </w:rPr>
         <w:drawing>
-          <wp:inline distT="0" distB="0" distL="0" distR="0" wp14:anchorId="0D2ED404" wp14:editId="58884CBB">
+          <wp:inline distT="0" distB="0" distL="0" distR="0" wp14:anchorId="0092D17F" wp14:editId="1B7BB474">
             <wp:extent cx="5334000" cy="3857625"/>
             <wp:effectExtent l="0" t="0" r="0" b="0"/>
-            <wp:docPr id="695682413" name="Picture 695682413"/>
+            <wp:docPr id="1613077449" name="Picture 1613077449"/>
             <wp:cNvGraphicFramePr>
               <a:graphicFrameLocks xmlns:a="http://schemas.openxmlformats.org/drawingml/2006/main" noChangeAspect="1"/>
             </wp:cNvGraphicFramePr>
@@ -11547,7 +11547,7 @@
         <w:pStyle w:val="Heading3"/>
         <w:spacing w:before="240" w:after="120" w:line="360" w:lineRule="auto"/>
       </w:pPr>
-      <w:bookmarkStart w:id="29" w:name="_Toc238563321"/>
+      <w:bookmarkStart w:id="29" w:name="_Toc238564234"/>
       <w:r>
         <w:rPr>
           <w:b/>
@@ -11635,7 +11635,7 @@
         <w:pStyle w:val="Heading3"/>
         <w:spacing w:before="240" w:after="120" w:line="360" w:lineRule="auto"/>
       </w:pPr>
-      <w:bookmarkStart w:id="30" w:name="_Toc238563322"/>
+      <w:bookmarkStart w:id="30" w:name="_Toc238564235"/>
       <w:r>
         <w:rPr>
           <w:b/>
@@ -11882,7 +11882,7 @@
         <w:pStyle w:val="Heading3"/>
         <w:spacing w:before="240" w:after="120" w:line="360" w:lineRule="auto"/>
       </w:pPr>
-      <w:bookmarkStart w:id="31" w:name="_Toc238563323"/>
+      <w:bookmarkStart w:id="31" w:name="_Toc238564236"/>
       <w:r>
         <w:rPr>
           <w:b/>
@@ -11928,7 +11928,7 @@
         <w:pStyle w:val="Heading2"/>
         <w:spacing w:before="240" w:after="120" w:line="360" w:lineRule="auto"/>
       </w:pPr>
-      <w:bookmarkStart w:id="32" w:name="_Toc238563324"/>
+      <w:bookmarkStart w:id="32" w:name="_Toc238564237"/>
       <w:r>
         <w:rPr>
           <w:b/>
@@ -12271,10 +12271,10 @@
         </w:rPr>
         <w:lastRenderedPageBreak/>
         <w:drawing>
-          <wp:inline distT="0" distB="0" distL="0" distR="0" wp14:anchorId="7FF4935F" wp14:editId="64C6A3DD">
+          <wp:inline distT="0" distB="0" distL="0" distR="0" wp14:anchorId="73C68C46" wp14:editId="23003F5F">
             <wp:extent cx="5334000" cy="3705225"/>
             <wp:effectExtent l="0" t="0" r="0" b="0"/>
-            <wp:docPr id="1748543467" name="Picture 1748543467"/>
+            <wp:docPr id="1254400455" name="Picture 1254400455"/>
             <wp:cNvGraphicFramePr>
               <a:graphicFrameLocks xmlns:a="http://schemas.openxmlformats.org/drawingml/2006/main" noChangeAspect="1"/>
             </wp:cNvGraphicFramePr>
@@ -12335,10 +12335,10 @@
           <w:noProof/>
         </w:rPr>
         <w:drawing>
-          <wp:inline distT="0" distB="0" distL="0" distR="0" wp14:anchorId="338934F8" wp14:editId="31C1E636">
+          <wp:inline distT="0" distB="0" distL="0" distR="0" wp14:anchorId="5B8BEAF7" wp14:editId="21C1DC33">
             <wp:extent cx="5334000" cy="3705225"/>
             <wp:effectExtent l="0" t="0" r="0" b="0"/>
-            <wp:docPr id="2057190368" name="Picture 2057190368"/>
+            <wp:docPr id="1925649559" name="Picture 1925649559"/>
             <wp:cNvGraphicFramePr>
               <a:graphicFrameLocks xmlns:a="http://schemas.openxmlformats.org/drawingml/2006/main" noChangeAspect="1"/>
             </wp:cNvGraphicFramePr>
@@ -12402,7 +12402,7 @@
         <w:pStyle w:val="Heading2"/>
         <w:spacing w:before="240" w:after="120" w:line="360" w:lineRule="auto"/>
       </w:pPr>
-      <w:bookmarkStart w:id="33" w:name="_Toc238563325"/>
+      <w:bookmarkStart w:id="33" w:name="_Toc238564238"/>
       <w:r>
         <w:rPr>
           <w:b/>
@@ -12429,7 +12429,7 @@
           <w:left w:w="10" w:type="dxa"/>
           <w:right w:w="10" w:type="dxa"/>
         </w:tblCellMar>
-        <w:tblLook w:val="04A0" w:firstRow="1" w:lastRow="0" w:firstColumn="1" w:lastColumn="0" w:noHBand="0" w:noVBand="1"/>
+        <w:tblLook w:val="0000" w:firstRow="0" w:lastRow="0" w:firstColumn="0" w:lastColumn="0" w:noHBand="0" w:noVBand="0"/>
       </w:tblPr>
       <w:tblGrid>
         <w:gridCol w:w="3295"/>
@@ -13655,7 +13655,7 @@
         <w:pStyle w:val="Heading2"/>
         <w:spacing w:before="240" w:after="120" w:line="360" w:lineRule="auto"/>
       </w:pPr>
-      <w:bookmarkStart w:id="34" w:name="_Toc238563326"/>
+      <w:bookmarkStart w:id="34" w:name="_Toc238564239"/>
       <w:r>
         <w:rPr>
           <w:b/>
@@ -13796,7 +13796,7 @@
         <w:pStyle w:val="Heading2"/>
         <w:spacing w:before="240" w:after="120" w:line="360" w:lineRule="auto"/>
       </w:pPr>
-      <w:bookmarkStart w:id="35" w:name="_Toc238563327"/>
+      <w:bookmarkStart w:id="35" w:name="_Toc238564240"/>
       <w:r>
         <w:rPr>
           <w:b/>
@@ -13870,7 +13870,7 @@
         <w:pStyle w:val="Heading2"/>
         <w:spacing w:before="240" w:after="120" w:line="360" w:lineRule="auto"/>
       </w:pPr>
-      <w:bookmarkStart w:id="36" w:name="_Toc238563328"/>
+      <w:bookmarkStart w:id="36" w:name="_Toc238564241"/>
       <w:r>
         <w:rPr>
           <w:b/>
@@ -14165,7 +14165,7 @@
         <w:pStyle w:val="Heading2"/>
         <w:spacing w:before="240" w:after="120" w:line="360" w:lineRule="auto"/>
       </w:pPr>
-      <w:bookmarkStart w:id="37" w:name="_Toc238563329"/>
+      <w:bookmarkStart w:id="37" w:name="_Toc238564242"/>
       <w:r>
         <w:rPr>
           <w:b/>
@@ -14442,10 +14442,10 @@
 <file path=word/numbering.xml><?xml version="1.0" encoding="utf-8"?>
 <w:numbering xmlns:wpc="http://schemas.microsoft.com/office/word/2010/wordprocessingCanvas" xmlns:cx="http://schemas.microsoft.com/office/drawing/2014/chartex" xmlns:cx1="http://schemas.microsoft.com/office/drawing/2015/9/8/chartex" xmlns:cx2="http://schemas.microsoft.com/office/drawing/2015/10/21/chartex" xmlns:cx3="http://schemas.microsoft.com/office/drawing/2016/5/9/chartex" xmlns:cx4="http://schemas.microsoft.com/office/drawing/2016/5/10/chartex" xmlns:cx5="http://schemas.microsoft.com/office/drawing/2016/5/11/chartex" xmlns:cx6="http://schemas.microsoft.com/office/drawing/2016/5/12/chartex" xmlns:cx7="http://schemas.microsoft.com/office/drawing/2016/5/13/chartex" xmlns:cx8="http://schemas.microsoft.com/office/drawing/2016/5/14/chartex" xmlns:mc="http://schemas.openxmlformats.org/markup-compatibility/2006" xmlns:aink="http://schemas.microsoft.com/office/drawing/2016/ink" xmlns:am3d="http://schemas.microsoft.com/office/drawing/2017/model3d" xmlns:o="urn:schemas-microsoft-com:office:office" xmlns:oel="http://schemas.microsoft.com/office/2019/extlst" xmlns:r="http://schemas.openxmlformats.org/officeDocument/2006/relationships" xmlns:m="http://schemas.openxmlformats.org/officeDocument/2006/math" xmlns:v="urn:schemas-microsoft-com:vml" xmlns:wp14="http://schemas.microsoft.com/office/word/2010/wordprocessingDrawing" xmlns:wp="http://schemas.openxmlformats.org/drawingml/2006/wordprocessingDrawing" xmlns:w10="urn:schemas-microsoft-com:office:word" xmlns:w="http://schemas.openxmlformats.org/wordprocessingml/2006/main" xmlns:w14="http://schemas.microsoft.com/office/word/2010/wordml" xmlns:w15="http://schemas.microsoft.com/office/word/2012/wordml" xmlns:w16cex="http://schemas.microsoft.com/office/word/2018/wordml/cex" xmlns:w16cid="http://schemas.microsoft.com/office/word/2016/wordml/cid" xmlns:w16="http://schemas.microsoft.com/office/word/2018/wordml" xmlns:w16du="http://schemas.microsoft.com/office/word/2023/wordml/word16du" xmlns:w16sdtdh="http://schemas.microsoft.com/office/word/2020/wordml/sdtdatahash" xmlns:w16sdtfl="http://schemas.microsoft.com/office/word/2024/wordml/sdtformatlock" xmlns:w16se="http://schemas.microsoft.com/office/word/2015/wordml/symex" xmlns:wpg="http://schemas.microsoft.com/office/word/2010/wordprocessingGroup" xmlns:wpi="http://schemas.microsoft.com/office/word/2010/wordprocessingInk" xmlns:wne="http://schemas.microsoft.com/office/word/2006/wordml" xmlns:wps="http://schemas.microsoft.com/office/word/2010/wordprocessingShape" mc:Ignorable="w14 w15 w16se w16cid w16 w16cex w16sdtdh w16sdtfl w16du wp14">
   <w:abstractNum w:abstractNumId="0" w15:restartNumberingAfterBreak="0">
-    <w:nsid w:val="235F39C5"/>
+    <w:nsid w:val="5CB8506C"/>
     <w:multiLevelType w:val="hybridMultilevel"/>
-    <w:tmpl w:val="421CB418"/>
-    <w:lvl w:ilvl="0" w:tplc="80FE0052">
+    <w:tmpl w:val="E9A62530"/>
+    <w:lvl w:ilvl="0" w:tplc="305205EC">
       <w:start w:val="1"/>
       <w:numFmt w:val="bullet"/>
       <w:lvlText w:val="●"/>
@@ -14454,7 +14454,7 @@
         <w:ind w:left="720" w:hanging="360"/>
       </w:pPr>
     </w:lvl>
-    <w:lvl w:ilvl="1" w:tplc="C3065E52">
+    <w:lvl w:ilvl="1" w:tplc="7E72531A">
       <w:start w:val="1"/>
       <w:numFmt w:val="bullet"/>
       <w:lvlText w:val="○"/>
@@ -14463,7 +14463,7 @@
         <w:ind w:left="1440" w:hanging="360"/>
       </w:pPr>
     </w:lvl>
-    <w:lvl w:ilvl="2" w:tplc="0DA0FA60">
+    <w:lvl w:ilvl="2" w:tplc="6EA40148">
       <w:start w:val="1"/>
       <w:numFmt w:val="bullet"/>
       <w:lvlText w:val="■"/>
@@ -14472,7 +14472,7 @@
         <w:ind w:left="2160" w:hanging="360"/>
       </w:pPr>
     </w:lvl>
-    <w:lvl w:ilvl="3" w:tplc="F7D66D0C">
+    <w:lvl w:ilvl="3" w:tplc="7004B9B6">
       <w:start w:val="1"/>
       <w:numFmt w:val="bullet"/>
       <w:lvlText w:val="●"/>
@@ -14481,7 +14481,7 @@
         <w:ind w:left="2880" w:hanging="360"/>
       </w:pPr>
     </w:lvl>
-    <w:lvl w:ilvl="4" w:tplc="CD9C73DC">
+    <w:lvl w:ilvl="4" w:tplc="29425728">
       <w:start w:val="1"/>
       <w:numFmt w:val="bullet"/>
       <w:lvlText w:val="○"/>
@@ -14490,7 +14490,7 @@
         <w:ind w:left="3600" w:hanging="360"/>
       </w:pPr>
     </w:lvl>
-    <w:lvl w:ilvl="5" w:tplc="2A86CACA">
+    <w:lvl w:ilvl="5" w:tplc="065E84A2">
       <w:start w:val="1"/>
       <w:numFmt w:val="bullet"/>
       <w:lvlText w:val="■"/>
@@ -14499,7 +14499,7 @@
         <w:ind w:left="4320" w:hanging="360"/>
       </w:pPr>
     </w:lvl>
-    <w:lvl w:ilvl="6" w:tplc="1ED8B760">
+    <w:lvl w:ilvl="6" w:tplc="AECAEAF0">
       <w:start w:val="1"/>
       <w:numFmt w:val="bullet"/>
       <w:lvlText w:val="●"/>
@@ -14508,7 +14508,7 @@
         <w:ind w:left="5040" w:hanging="360"/>
       </w:pPr>
     </w:lvl>
-    <w:lvl w:ilvl="7" w:tplc="8C46E4B0">
+    <w:lvl w:ilvl="7" w:tplc="AE6C10F8">
       <w:start w:val="1"/>
       <w:numFmt w:val="bullet"/>
       <w:lvlText w:val="●"/>
@@ -14517,7 +14517,7 @@
         <w:ind w:left="5760" w:hanging="360"/>
       </w:pPr>
     </w:lvl>
-    <w:lvl w:ilvl="8" w:tplc="E294C500">
+    <w:lvl w:ilvl="8" w:tplc="41105948">
       <w:start w:val="1"/>
       <w:numFmt w:val="bullet"/>
       <w:lvlText w:val="●"/>
@@ -14527,7 +14527,7 @@
       </w:pPr>
     </w:lvl>
   </w:abstractNum>
-  <w:num w:numId="1" w16cid:durableId="2118864330">
+  <w:num w:numId="1" w16cid:durableId="40250321">
     <w:abstractNumId w:val="0"/>
     <w:lvlOverride w:ilvl="0">
       <w:startOverride w:val="1"/>
@@ -15133,7 +15133,7 @@
     <w:basedOn w:val="Normal"/>
     <w:uiPriority w:val="1"/>
     <w:qFormat/>
-    <w:rsid w:val="00C424A0"/>
+    <w:rsid w:val="004D27FB"/>
     <w:pPr>
       <w:spacing w:after="160" w:line="279" w:lineRule="auto"/>
     </w:pPr>
@@ -15151,7 +15151,7 @@
     <w:autoRedefine/>
     <w:uiPriority w:val="39"/>
     <w:unhideWhenUsed/>
-    <w:rsid w:val="00C424A0"/>
+    <w:rsid w:val="004D27FB"/>
     <w:pPr>
       <w:spacing w:after="100"/>
       <w:ind w:left="240"/>
@@ -15164,7 +15164,7 @@
     <w:autoRedefine/>
     <w:uiPriority w:val="39"/>
     <w:unhideWhenUsed/>
-    <w:rsid w:val="00C424A0"/>
+    <w:rsid w:val="004D27FB"/>
     <w:pPr>
       <w:spacing w:after="100"/>
       <w:ind w:left="480"/>
@@ -15177,7 +15177,7 @@
     <w:autoRedefine/>
     <w:uiPriority w:val="39"/>
     <w:unhideWhenUsed/>
-    <w:rsid w:val="00C424A0"/>
+    <w:rsid w:val="004D27FB"/>
     <w:pPr>
       <w:spacing w:after="100"/>
       <w:ind w:left="720"/>

--- a/docs/ASSIGNMENT_REPORT.docx
+++ b/docs/ASSIGNMENT_REPORT.docx
@@ -2523,7 +2523,7 @@
       <w:r>
         <w:fldChar w:fldCharType="separate"/>
       </w:r>
-      <w:hyperlink w:anchor="_Toc238564205" w:history="1">
+      <w:hyperlink w:anchor="_Toc238564886" w:history="1">
         <w:r>
           <w:rPr>
             <w:rStyle w:val="Hyperlink"/>
@@ -2549,7 +2549,7 @@
           <w:rPr>
             <w:noProof/>
           </w:rPr>
-          <w:instrText xml:space="preserve"> PAGEREF _Toc238564205 \h </w:instrText>
+          <w:instrText xml:space="preserve"> PAGEREF _Toc238564886 \h </w:instrText>
         </w:r>
         <w:r>
           <w:rPr>
@@ -2586,7 +2586,7 @@
           <w:noProof/>
         </w:rPr>
       </w:pPr>
-      <w:hyperlink w:anchor="_Toc238564206" w:history="1">
+      <w:hyperlink w:anchor="_Toc238564887" w:history="1">
         <w:r>
           <w:rPr>
             <w:rStyle w:val="Hyperlink"/>
@@ -2612,7 +2612,7 @@
           <w:rPr>
             <w:noProof/>
           </w:rPr>
-          <w:instrText xml:space="preserve"> PAGEREF _Toc238564206 \h </w:instrText>
+          <w:instrText xml:space="preserve"> PAGEREF _Toc238564887 \h </w:instrText>
         </w:r>
         <w:r>
           <w:rPr>
@@ -2649,7 +2649,7 @@
           <w:noProof/>
         </w:rPr>
       </w:pPr>
-      <w:hyperlink w:anchor="_Toc238564207" w:history="1">
+      <w:hyperlink w:anchor="_Toc238564888" w:history="1">
         <w:r>
           <w:rPr>
             <w:rStyle w:val="Hyperlink"/>
@@ -2675,7 +2675,7 @@
           <w:rPr>
             <w:noProof/>
           </w:rPr>
-          <w:instrText xml:space="preserve"> PAGEREF _Toc238564207 \h </w:instrText>
+          <w:instrText xml:space="preserve"> PAGEREF _Toc238564888 \h </w:instrText>
         </w:r>
         <w:r>
           <w:rPr>
@@ -2712,7 +2712,7 @@
           <w:noProof/>
         </w:rPr>
       </w:pPr>
-      <w:hyperlink w:anchor="_Toc238564208" w:history="1">
+      <w:hyperlink w:anchor="_Toc238564889" w:history="1">
         <w:r>
           <w:rPr>
             <w:rStyle w:val="Hyperlink"/>
@@ -2738,7 +2738,7 @@
           <w:rPr>
             <w:noProof/>
           </w:rPr>
-          <w:instrText xml:space="preserve"> PAGEREF _Toc238564208 \h </w:instrText>
+          <w:instrText xml:space="preserve"> PAGEREF _Toc238564889 \h </w:instrText>
         </w:r>
         <w:r>
           <w:rPr>
@@ -2775,7 +2775,7 @@
           <w:noProof/>
         </w:rPr>
       </w:pPr>
-      <w:hyperlink w:anchor="_Toc238564209" w:history="1">
+      <w:hyperlink w:anchor="_Toc238564890" w:history="1">
         <w:r>
           <w:rPr>
             <w:rStyle w:val="Hyperlink"/>
@@ -2801,7 +2801,7 @@
           <w:rPr>
             <w:noProof/>
           </w:rPr>
-          <w:instrText xml:space="preserve"> PAGEREF _Toc238564209 \h </w:instrText>
+          <w:instrText xml:space="preserve"> PAGEREF _Toc238564890 \h </w:instrText>
         </w:r>
         <w:r>
           <w:rPr>
@@ -2838,7 +2838,7 @@
           <w:noProof/>
         </w:rPr>
       </w:pPr>
-      <w:hyperlink w:anchor="_Toc238564210" w:history="1">
+      <w:hyperlink w:anchor="_Toc238564891" w:history="1">
         <w:r>
           <w:rPr>
             <w:rStyle w:val="Hyperlink"/>
@@ -2864,7 +2864,7 @@
           <w:rPr>
             <w:noProof/>
           </w:rPr>
-          <w:instrText xml:space="preserve"> PAGEREF _Toc238564210 \h </w:instrText>
+          <w:instrText xml:space="preserve"> PAGEREF _Toc238564891 \h </w:instrText>
         </w:r>
         <w:r>
           <w:rPr>
@@ -2901,7 +2901,7 @@
           <w:noProof/>
         </w:rPr>
       </w:pPr>
-      <w:hyperlink w:anchor="_Toc238564211" w:history="1">
+      <w:hyperlink w:anchor="_Toc238564892" w:history="1">
         <w:r>
           <w:rPr>
             <w:rStyle w:val="Hyperlink"/>
@@ -2927,7 +2927,7 @@
           <w:rPr>
             <w:noProof/>
           </w:rPr>
-          <w:instrText xml:space="preserve"> PAGEREF _Toc238564211 \h </w:instrText>
+          <w:instrText xml:space="preserve"> PAGEREF _Toc238564892 \h </w:instrText>
         </w:r>
         <w:r>
           <w:rPr>
@@ -2964,7 +2964,7 @@
           <w:noProof/>
         </w:rPr>
       </w:pPr>
-      <w:hyperlink w:anchor="_Toc238564212" w:history="1">
+      <w:hyperlink w:anchor="_Toc238564893" w:history="1">
         <w:r>
           <w:rPr>
             <w:rStyle w:val="Hyperlink"/>
@@ -2990,7 +2990,7 @@
           <w:rPr>
             <w:noProof/>
           </w:rPr>
-          <w:instrText xml:space="preserve"> PAGEREF _Toc238564212 \h </w:instrText>
+          <w:instrText xml:space="preserve"> PAGEREF _Toc238564893 \h </w:instrText>
         </w:r>
         <w:r>
           <w:rPr>
@@ -3027,7 +3027,7 @@
           <w:noProof/>
         </w:rPr>
       </w:pPr>
-      <w:hyperlink w:anchor="_Toc238564213" w:history="1">
+      <w:hyperlink w:anchor="_Toc238564894" w:history="1">
         <w:r>
           <w:rPr>
             <w:rStyle w:val="Hyperlink"/>
@@ -3053,7 +3053,7 @@
           <w:rPr>
             <w:noProof/>
           </w:rPr>
-          <w:instrText xml:space="preserve"> PAGEREF _Toc238564213 \h </w:instrText>
+          <w:instrText xml:space="preserve"> PAGEREF _Toc238564894 \h </w:instrText>
         </w:r>
         <w:r>
           <w:rPr>
@@ -3090,7 +3090,7 @@
           <w:noProof/>
         </w:rPr>
       </w:pPr>
-      <w:hyperlink w:anchor="_Toc238564214" w:history="1">
+      <w:hyperlink w:anchor="_Toc238564895" w:history="1">
         <w:r>
           <w:rPr>
             <w:rStyle w:val="Hyperlink"/>
@@ -3116,7 +3116,7 @@
           <w:rPr>
             <w:noProof/>
           </w:rPr>
-          <w:instrText xml:space="preserve"> PAGEREF _Toc238564214 \h </w:instrText>
+          <w:instrText xml:space="preserve"> PAGEREF _Toc238564895 \h </w:instrText>
         </w:r>
         <w:r>
           <w:rPr>
@@ -3153,7 +3153,7 @@
           <w:noProof/>
         </w:rPr>
       </w:pPr>
-      <w:hyperlink w:anchor="_Toc238564215" w:history="1">
+      <w:hyperlink w:anchor="_Toc238564896" w:history="1">
         <w:r>
           <w:rPr>
             <w:rStyle w:val="Hyperlink"/>
@@ -3179,7 +3179,7 @@
           <w:rPr>
             <w:noProof/>
           </w:rPr>
-          <w:instrText xml:space="preserve"> PAGEREF _Toc238564215 \h </w:instrText>
+          <w:instrText xml:space="preserve"> PAGEREF _Toc238564896 \h </w:instrText>
         </w:r>
         <w:r>
           <w:rPr>
@@ -3216,7 +3216,7 @@
           <w:noProof/>
         </w:rPr>
       </w:pPr>
-      <w:hyperlink w:anchor="_Toc238564216" w:history="1">
+      <w:hyperlink w:anchor="_Toc238564897" w:history="1">
         <w:r>
           <w:rPr>
             <w:rStyle w:val="Hyperlink"/>
@@ -3242,7 +3242,7 @@
           <w:rPr>
             <w:noProof/>
           </w:rPr>
-          <w:instrText xml:space="preserve"> PAGEREF _Toc238564216 \h </w:instrText>
+          <w:instrText xml:space="preserve"> PAGEREF _Toc238564897 \h </w:instrText>
         </w:r>
         <w:r>
           <w:rPr>
@@ -3279,7 +3279,7 @@
           <w:noProof/>
         </w:rPr>
       </w:pPr>
-      <w:hyperlink w:anchor="_Toc238564217" w:history="1">
+      <w:hyperlink w:anchor="_Toc238564898" w:history="1">
         <w:r>
           <w:rPr>
             <w:rStyle w:val="Hyperlink"/>
@@ -3305,7 +3305,7 @@
           <w:rPr>
             <w:noProof/>
           </w:rPr>
-          <w:instrText xml:space="preserve"> PAGEREF _Toc238564217 \h </w:instrText>
+          <w:instrText xml:space="preserve"> PAGEREF _Toc238564898 \h </w:instrText>
         </w:r>
         <w:r>
           <w:rPr>
@@ -3342,7 +3342,7 @@
           <w:noProof/>
         </w:rPr>
       </w:pPr>
-      <w:hyperlink w:anchor="_Toc238564218" w:history="1">
+      <w:hyperlink w:anchor="_Toc238564899" w:history="1">
         <w:r>
           <w:rPr>
             <w:rStyle w:val="Hyperlink"/>
@@ -3368,7 +3368,7 @@
           <w:rPr>
             <w:noProof/>
           </w:rPr>
-          <w:instrText xml:space="preserve"> PAGEREF _Toc238564218 \h </w:instrText>
+          <w:instrText xml:space="preserve"> PAGEREF _Toc238564899 \h </w:instrText>
         </w:r>
         <w:r>
           <w:rPr>
@@ -3405,7 +3405,7 @@
           <w:noProof/>
         </w:rPr>
       </w:pPr>
-      <w:hyperlink w:anchor="_Toc238564219" w:history="1">
+      <w:hyperlink w:anchor="_Toc238564900" w:history="1">
         <w:r>
           <w:rPr>
             <w:rStyle w:val="Hyperlink"/>
@@ -3431,7 +3431,7 @@
           <w:rPr>
             <w:noProof/>
           </w:rPr>
-          <w:instrText xml:space="preserve"> PAGEREF _Toc238564219 \h </w:instrText>
+          <w:instrText xml:space="preserve"> PAGEREF _Toc238564900 \h </w:instrText>
         </w:r>
         <w:r>
           <w:rPr>
@@ -3468,7 +3468,7 @@
           <w:noProof/>
         </w:rPr>
       </w:pPr>
-      <w:hyperlink w:anchor="_Toc238564220" w:history="1">
+      <w:hyperlink w:anchor="_Toc238564901" w:history="1">
         <w:r>
           <w:rPr>
             <w:rStyle w:val="Hyperlink"/>
@@ -3523,7 +3523,7 @@
           <w:rPr>
             <w:noProof/>
           </w:rPr>
-          <w:instrText xml:space="preserve"> PAGEREF _Toc238564220 \h </w:instrText>
+          <w:instrText xml:space="preserve"> PAGEREF _Toc238564901 \h </w:instrText>
         </w:r>
         <w:r>
           <w:rPr>
@@ -3560,7 +3560,7 @@
           <w:noProof/>
         </w:rPr>
       </w:pPr>
-      <w:hyperlink w:anchor="_Toc238564221" w:history="1">
+      <w:hyperlink w:anchor="_Toc238564902" w:history="1">
         <w:r>
           <w:rPr>
             <w:rStyle w:val="Hyperlink"/>
@@ -3596,7 +3596,7 @@
           <w:rPr>
             <w:noProof/>
           </w:rPr>
-          <w:instrText xml:space="preserve"> PAGEREF _Toc238564221 \h </w:instrText>
+          <w:instrText xml:space="preserve"> PAGEREF _Toc238564902 \h </w:instrText>
         </w:r>
         <w:r>
           <w:rPr>
@@ -3633,7 +3633,7 @@
           <w:noProof/>
         </w:rPr>
       </w:pPr>
-      <w:hyperlink w:anchor="_Toc238564222" w:history="1">
+      <w:hyperlink w:anchor="_Toc238564903" w:history="1">
         <w:r>
           <w:rPr>
             <w:rStyle w:val="Hyperlink"/>
@@ -3669,7 +3669,7 @@
           <w:rPr>
             <w:noProof/>
           </w:rPr>
-          <w:instrText xml:space="preserve"> PAGEREF _Toc238564222 \h </w:instrText>
+          <w:instrText xml:space="preserve"> PAGEREF _Toc238564903 \h </w:instrText>
         </w:r>
         <w:r>
           <w:rPr>
@@ -3706,7 +3706,7 @@
           <w:noProof/>
         </w:rPr>
       </w:pPr>
-      <w:hyperlink w:anchor="_Toc238564223" w:history="1">
+      <w:hyperlink w:anchor="_Toc238564904" w:history="1">
         <w:r>
           <w:rPr>
             <w:rStyle w:val="Hyperlink"/>
@@ -3761,7 +3761,7 @@
           <w:rPr>
             <w:noProof/>
           </w:rPr>
-          <w:instrText xml:space="preserve"> PAGEREF _Toc238564223 \h </w:instrText>
+          <w:instrText xml:space="preserve"> PAGEREF _Toc238564904 \h </w:instrText>
         </w:r>
         <w:r>
           <w:rPr>
@@ -3798,7 +3798,7 @@
           <w:noProof/>
         </w:rPr>
       </w:pPr>
-      <w:hyperlink w:anchor="_Toc238564224" w:history="1">
+      <w:hyperlink w:anchor="_Toc238564905" w:history="1">
         <w:r>
           <w:rPr>
             <w:rStyle w:val="Hyperlink"/>
@@ -3853,7 +3853,7 @@
           <w:rPr>
             <w:noProof/>
           </w:rPr>
-          <w:instrText xml:space="preserve"> PAGEREF _Toc238564224 \h </w:instrText>
+          <w:instrText xml:space="preserve"> PAGEREF _Toc238564905 \h </w:instrText>
         </w:r>
         <w:r>
           <w:rPr>
@@ -3890,7 +3890,7 @@
           <w:noProof/>
         </w:rPr>
       </w:pPr>
-      <w:hyperlink w:anchor="_Toc238564225" w:history="1">
+      <w:hyperlink w:anchor="_Toc238564906" w:history="1">
         <w:r>
           <w:rPr>
             <w:rStyle w:val="Hyperlink"/>
@@ -3916,7 +3916,7 @@
           <w:rPr>
             <w:noProof/>
           </w:rPr>
-          <w:instrText xml:space="preserve"> PAGEREF _Toc238564225 \h </w:instrText>
+          <w:instrText xml:space="preserve"> PAGEREF _Toc238564906 \h </w:instrText>
         </w:r>
         <w:r>
           <w:rPr>
@@ -3953,7 +3953,7 @@
           <w:noProof/>
         </w:rPr>
       </w:pPr>
-      <w:hyperlink w:anchor="_Toc238564226" w:history="1">
+      <w:hyperlink w:anchor="_Toc238564907" w:history="1">
         <w:r>
           <w:rPr>
             <w:rStyle w:val="Hyperlink"/>
@@ -3979,7 +3979,7 @@
           <w:rPr>
             <w:noProof/>
           </w:rPr>
-          <w:instrText xml:space="preserve"> PAGEREF _Toc238564226 \h </w:instrText>
+          <w:instrText xml:space="preserve"> PAGEREF _Toc238564907 \h </w:instrText>
         </w:r>
         <w:r>
           <w:rPr>
@@ -4016,7 +4016,7 @@
           <w:noProof/>
         </w:rPr>
       </w:pPr>
-      <w:hyperlink w:anchor="_Toc238564227" w:history="1">
+      <w:hyperlink w:anchor="_Toc238564908" w:history="1">
         <w:r>
           <w:rPr>
             <w:rStyle w:val="Hyperlink"/>
@@ -4042,7 +4042,7 @@
           <w:rPr>
             <w:noProof/>
           </w:rPr>
-          <w:instrText xml:space="preserve"> PAGEREF _Toc238564227 \h </w:instrText>
+          <w:instrText xml:space="preserve"> PAGEREF _Toc238564908 \h </w:instrText>
         </w:r>
         <w:r>
           <w:rPr>
@@ -4079,7 +4079,7 @@
           <w:noProof/>
         </w:rPr>
       </w:pPr>
-      <w:hyperlink w:anchor="_Toc238564228" w:history="1">
+      <w:hyperlink w:anchor="_Toc238564909" w:history="1">
         <w:r>
           <w:rPr>
             <w:rStyle w:val="Hyperlink"/>
@@ -4105,7 +4105,7 @@
           <w:rPr>
             <w:noProof/>
           </w:rPr>
-          <w:instrText xml:space="preserve"> PAGEREF _Toc238564228 \h </w:instrText>
+          <w:instrText xml:space="preserve"> PAGEREF _Toc238564909 \h </w:instrText>
         </w:r>
         <w:r>
           <w:rPr>
@@ -4142,7 +4142,7 @@
           <w:noProof/>
         </w:rPr>
       </w:pPr>
-      <w:hyperlink w:anchor="_Toc238564229" w:history="1">
+      <w:hyperlink w:anchor="_Toc238564910" w:history="1">
         <w:r>
           <w:rPr>
             <w:rStyle w:val="Hyperlink"/>
@@ -4168,7 +4168,7 @@
           <w:rPr>
             <w:noProof/>
           </w:rPr>
-          <w:instrText xml:space="preserve"> PAGEREF _Toc238564229 \h </w:instrText>
+          <w:instrText xml:space="preserve"> PAGEREF _Toc238564910 \h </w:instrText>
         </w:r>
         <w:r>
           <w:rPr>
@@ -4205,7 +4205,7 @@
           <w:noProof/>
         </w:rPr>
       </w:pPr>
-      <w:hyperlink w:anchor="_Toc238564230" w:history="1">
+      <w:hyperlink w:anchor="_Toc238564911" w:history="1">
         <w:r>
           <w:rPr>
             <w:rStyle w:val="Hyperlink"/>
@@ -4231,7 +4231,7 @@
           <w:rPr>
             <w:noProof/>
           </w:rPr>
-          <w:instrText xml:space="preserve"> PAGEREF _Toc238564230 \h </w:instrText>
+          <w:instrText xml:space="preserve"> PAGEREF _Toc238564911 \h </w:instrText>
         </w:r>
         <w:r>
           <w:rPr>
@@ -4268,7 +4268,7 @@
           <w:noProof/>
         </w:rPr>
       </w:pPr>
-      <w:hyperlink w:anchor="_Toc238564231" w:history="1">
+      <w:hyperlink w:anchor="_Toc238564912" w:history="1">
         <w:r>
           <w:rPr>
             <w:rStyle w:val="Hyperlink"/>
@@ -4294,7 +4294,7 @@
           <w:rPr>
             <w:noProof/>
           </w:rPr>
-          <w:instrText xml:space="preserve"> PAGEREF _Toc238564231 \h </w:instrText>
+          <w:instrText xml:space="preserve"> PAGEREF _Toc238564912 \h </w:instrText>
         </w:r>
         <w:r>
           <w:rPr>
@@ -4331,7 +4331,7 @@
           <w:noProof/>
         </w:rPr>
       </w:pPr>
-      <w:hyperlink w:anchor="_Toc238564232" w:history="1">
+      <w:hyperlink w:anchor="_Toc238564913" w:history="1">
         <w:r>
           <w:rPr>
             <w:rStyle w:val="Hyperlink"/>
@@ -4357,7 +4357,7 @@
           <w:rPr>
             <w:noProof/>
           </w:rPr>
-          <w:instrText xml:space="preserve"> PAGEREF _Toc238564232 \h </w:instrText>
+          <w:instrText xml:space="preserve"> PAGEREF _Toc238564913 \h </w:instrText>
         </w:r>
         <w:r>
           <w:rPr>
@@ -4394,7 +4394,7 @@
           <w:noProof/>
         </w:rPr>
       </w:pPr>
-      <w:hyperlink w:anchor="_Toc238564233" w:history="1">
+      <w:hyperlink w:anchor="_Toc238564914" w:history="1">
         <w:r>
           <w:rPr>
             <w:rStyle w:val="Hyperlink"/>
@@ -4420,7 +4420,7 @@
           <w:rPr>
             <w:noProof/>
           </w:rPr>
-          <w:instrText xml:space="preserve"> PAGEREF _Toc238564233 \h </w:instrText>
+          <w:instrText xml:space="preserve"> PAGEREF _Toc238564914 \h </w:instrText>
         </w:r>
         <w:r>
           <w:rPr>
@@ -4457,7 +4457,7 @@
           <w:noProof/>
         </w:rPr>
       </w:pPr>
-      <w:hyperlink w:anchor="_Toc238564234" w:history="1">
+      <w:hyperlink w:anchor="_Toc238564915" w:history="1">
         <w:r>
           <w:rPr>
             <w:rStyle w:val="Hyperlink"/>
@@ -4483,7 +4483,7 @@
           <w:rPr>
             <w:noProof/>
           </w:rPr>
-          <w:instrText xml:space="preserve"> PAGEREF _Toc238564234 \h </w:instrText>
+          <w:instrText xml:space="preserve"> PAGEREF _Toc238564915 \h </w:instrText>
         </w:r>
         <w:r>
           <w:rPr>
@@ -4520,7 +4520,7 @@
           <w:noProof/>
         </w:rPr>
       </w:pPr>
-      <w:hyperlink w:anchor="_Toc238564235" w:history="1">
+      <w:hyperlink w:anchor="_Toc238564916" w:history="1">
         <w:r>
           <w:rPr>
             <w:rStyle w:val="Hyperlink"/>
@@ -4546,7 +4546,7 @@
           <w:rPr>
             <w:noProof/>
           </w:rPr>
-          <w:instrText xml:space="preserve"> PAGEREF _Toc238564235 \h </w:instrText>
+          <w:instrText xml:space="preserve"> PAGEREF _Toc238564916 \h </w:instrText>
         </w:r>
         <w:r>
           <w:rPr>
@@ -4583,7 +4583,7 @@
           <w:noProof/>
         </w:rPr>
       </w:pPr>
-      <w:hyperlink w:anchor="_Toc238564236" w:history="1">
+      <w:hyperlink w:anchor="_Toc238564917" w:history="1">
         <w:r>
           <w:rPr>
             <w:rStyle w:val="Hyperlink"/>
@@ -4609,7 +4609,7 @@
           <w:rPr>
             <w:noProof/>
           </w:rPr>
-          <w:instrText xml:space="preserve"> PAGEREF _Toc238564236 \h </w:instrText>
+          <w:instrText xml:space="preserve"> PAGEREF _Toc238564917 \h </w:instrText>
         </w:r>
         <w:r>
           <w:rPr>
@@ -4646,7 +4646,7 @@
           <w:noProof/>
         </w:rPr>
       </w:pPr>
-      <w:hyperlink w:anchor="_Toc238564237" w:history="1">
+      <w:hyperlink w:anchor="_Toc238564918" w:history="1">
         <w:r>
           <w:rPr>
             <w:rStyle w:val="Hyperlink"/>
@@ -4672,7 +4672,7 @@
           <w:rPr>
             <w:noProof/>
           </w:rPr>
-          <w:instrText xml:space="preserve"> PAGEREF _Toc238564237 \h </w:instrText>
+          <w:instrText xml:space="preserve"> PAGEREF _Toc238564918 \h </w:instrText>
         </w:r>
         <w:r>
           <w:rPr>
@@ -4709,7 +4709,7 @@
           <w:noProof/>
         </w:rPr>
       </w:pPr>
-      <w:hyperlink w:anchor="_Toc238564238" w:history="1">
+      <w:hyperlink w:anchor="_Toc238564919" w:history="1">
         <w:r>
           <w:rPr>
             <w:rStyle w:val="Hyperlink"/>
@@ -4735,7 +4735,7 @@
           <w:rPr>
             <w:noProof/>
           </w:rPr>
-          <w:instrText xml:space="preserve"> PAGEREF _Toc238564238 \h </w:instrText>
+          <w:instrText xml:space="preserve"> PAGEREF _Toc238564919 \h </w:instrText>
         </w:r>
         <w:r>
           <w:rPr>
@@ -4772,7 +4772,7 @@
           <w:noProof/>
         </w:rPr>
       </w:pPr>
-      <w:hyperlink w:anchor="_Toc238564239" w:history="1">
+      <w:hyperlink w:anchor="_Toc238564920" w:history="1">
         <w:r>
           <w:rPr>
             <w:rStyle w:val="Hyperlink"/>
@@ -4798,7 +4798,7 @@
           <w:rPr>
             <w:noProof/>
           </w:rPr>
-          <w:instrText xml:space="preserve"> PAGEREF _Toc238564239 \h </w:instrText>
+          <w:instrText xml:space="preserve"> PAGEREF _Toc238564920 \h </w:instrText>
         </w:r>
         <w:r>
           <w:rPr>
@@ -4835,7 +4835,7 @@
           <w:noProof/>
         </w:rPr>
       </w:pPr>
-      <w:hyperlink w:anchor="_Toc238564240" w:history="1">
+      <w:hyperlink w:anchor="_Toc238564921" w:history="1">
         <w:r>
           <w:rPr>
             <w:rStyle w:val="Hyperlink"/>
@@ -4861,7 +4861,7 @@
           <w:rPr>
             <w:noProof/>
           </w:rPr>
-          <w:instrText xml:space="preserve"> PAGEREF _Toc238564240 \h </w:instrText>
+          <w:instrText xml:space="preserve"> PAGEREF _Toc238564921 \h </w:instrText>
         </w:r>
         <w:r>
           <w:rPr>
@@ -4898,7 +4898,7 @@
           <w:noProof/>
         </w:rPr>
       </w:pPr>
-      <w:hyperlink w:anchor="_Toc238564241" w:history="1">
+      <w:hyperlink w:anchor="_Toc238564922" w:history="1">
         <w:r>
           <w:rPr>
             <w:rStyle w:val="Hyperlink"/>
@@ -4924,7 +4924,7 @@
           <w:rPr>
             <w:noProof/>
           </w:rPr>
-          <w:instrText xml:space="preserve"> PAGEREF _Toc238564241 \h </w:instrText>
+          <w:instrText xml:space="preserve"> PAGEREF _Toc238564922 \h </w:instrText>
         </w:r>
         <w:r>
           <w:rPr>
@@ -4961,7 +4961,7 @@
           <w:noProof/>
         </w:rPr>
       </w:pPr>
-      <w:hyperlink w:anchor="_Toc238564242" w:history="1">
+      <w:hyperlink w:anchor="_Toc238564923" w:history="1">
         <w:r>
           <w:rPr>
             <w:rStyle w:val="Hyperlink"/>
@@ -4987,7 +4987,7 @@
           <w:rPr>
             <w:noProof/>
           </w:rPr>
-          <w:instrText xml:space="preserve"> PAGEREF _Toc238564242 \h </w:instrText>
+          <w:instrText xml:space="preserve"> PAGEREF _Toc238564923 \h </w:instrText>
         </w:r>
         <w:r>
           <w:rPr>
@@ -5004,7 +5004,7 @@
           <w:rPr>
             <w:noProof/>
           </w:rPr>
-          <w:t>43</w:t>
+          <w:t>42</w:t>
         </w:r>
         <w:r>
           <w:rPr>
@@ -5225,7 +5225,7 @@
         <w:pStyle w:val="Heading2"/>
         <w:spacing w:before="240" w:after="120" w:line="360" w:lineRule="auto"/>
       </w:pPr>
-      <w:bookmarkStart w:id="0" w:name="_Toc238564205"/>
+      <w:bookmarkStart w:id="0" w:name="_Toc238564886"/>
       <w:r>
         <w:rPr>
           <w:b/>
@@ -5267,7 +5267,7 @@
         <w:pStyle w:val="Heading3"/>
         <w:spacing w:before="240" w:after="120" w:line="360" w:lineRule="auto"/>
       </w:pPr>
-      <w:bookmarkStart w:id="1" w:name="_Toc238564206"/>
+      <w:bookmarkStart w:id="1" w:name="_Toc238564887"/>
       <w:r>
         <w:rPr>
           <w:b/>
@@ -5389,7 +5389,7 @@
         <w:pStyle w:val="Heading3"/>
         <w:spacing w:before="240" w:after="120" w:line="360" w:lineRule="auto"/>
       </w:pPr>
-      <w:bookmarkStart w:id="2" w:name="_Toc238564207"/>
+      <w:bookmarkStart w:id="2" w:name="_Toc238564888"/>
       <w:r>
         <w:rPr>
           <w:b/>
@@ -5463,7 +5463,7 @@
         <w:pStyle w:val="Heading2"/>
         <w:spacing w:before="240" w:after="120" w:line="360" w:lineRule="auto"/>
       </w:pPr>
-      <w:bookmarkStart w:id="3" w:name="_Toc238564208"/>
+      <w:bookmarkStart w:id="3" w:name="_Toc238564889"/>
       <w:r>
         <w:rPr>
           <w:b/>
@@ -5516,7 +5516,7 @@
         <w:pStyle w:val="Heading3"/>
         <w:spacing w:before="240" w:after="120" w:line="360" w:lineRule="auto"/>
       </w:pPr>
-      <w:bookmarkStart w:id="4" w:name="_Toc238564209"/>
+      <w:bookmarkStart w:id="4" w:name="_Toc238564890"/>
       <w:r>
         <w:rPr>
           <w:b/>
@@ -5539,7 +5539,7 @@
         </w:rPr>
         <w:lastRenderedPageBreak/>
         <w:drawing>
-          <wp:inline distT="0" distB="0" distL="0" distR="0" wp14:anchorId="651E350C" wp14:editId="52E60339">
+          <wp:inline distT="0" distB="0" distL="0" distR="0" wp14:anchorId="45B05FE7" wp14:editId="1A5C0001">
             <wp:extent cx="5334000" cy="4486275"/>
             <wp:effectExtent l="0" t="0" r="0" b="0"/>
             <wp:docPr id="1" name="Picture 1"/>
@@ -5786,7 +5786,7 @@
         <w:pStyle w:val="Heading3"/>
         <w:spacing w:before="240" w:after="120" w:line="360" w:lineRule="auto"/>
       </w:pPr>
-      <w:bookmarkStart w:id="5" w:name="_Toc238564210"/>
+      <w:bookmarkStart w:id="5" w:name="_Toc238564891"/>
       <w:r>
         <w:rPr>
           <w:b/>
@@ -5808,10 +5808,10 @@
           <w:noProof/>
         </w:rPr>
         <w:drawing>
-          <wp:inline distT="0" distB="0" distL="0" distR="0" wp14:anchorId="5D1670D4" wp14:editId="40F36E06">
+          <wp:inline distT="0" distB="0" distL="0" distR="0" wp14:anchorId="5678ED18" wp14:editId="782C9D8A">
             <wp:extent cx="5334000" cy="3057525"/>
             <wp:effectExtent l="0" t="0" r="0" b="0"/>
-            <wp:docPr id="1584626063" name="Picture 1584626063"/>
+            <wp:docPr id="1890681703" name="Picture 1890681703"/>
             <wp:cNvGraphicFramePr>
               <a:graphicFrameLocks xmlns:a="http://schemas.openxmlformats.org/drawingml/2006/main" noChangeAspect="1"/>
             </wp:cNvGraphicFramePr>
@@ -6201,7 +6201,7 @@
         <w:pStyle w:val="Heading3"/>
         <w:spacing w:before="240" w:after="120" w:line="360" w:lineRule="auto"/>
       </w:pPr>
-      <w:bookmarkStart w:id="6" w:name="_Toc238564211"/>
+      <w:bookmarkStart w:id="6" w:name="_Toc238564892"/>
       <w:r>
         <w:rPr>
           <w:b/>
@@ -6446,10 +6446,10 @@
         </w:rPr>
         <w:lastRenderedPageBreak/>
         <w:drawing>
-          <wp:inline distT="0" distB="0" distL="0" distR="0" wp14:anchorId="55D0C36E" wp14:editId="44E63857">
+          <wp:inline distT="0" distB="0" distL="0" distR="0" wp14:anchorId="62A49F95" wp14:editId="608AF90F">
             <wp:extent cx="5334000" cy="2933700"/>
             <wp:effectExtent l="0" t="0" r="0" b="0"/>
-            <wp:docPr id="2100847884" name="Picture 2100847884"/>
+            <wp:docPr id="72711824" name="Picture 72711824"/>
             <wp:cNvGraphicFramePr>
               <a:graphicFrameLocks xmlns:a="http://schemas.openxmlformats.org/drawingml/2006/main" noChangeAspect="1"/>
             </wp:cNvGraphicFramePr>
@@ -6510,10 +6510,10 @@
           <w:noProof/>
         </w:rPr>
         <w:drawing>
-          <wp:inline distT="0" distB="0" distL="0" distR="0" wp14:anchorId="4F0C323A" wp14:editId="21EFC5FF">
+          <wp:inline distT="0" distB="0" distL="0" distR="0" wp14:anchorId="4E819DCC" wp14:editId="5D8F83C8">
             <wp:extent cx="5334000" cy="3686175"/>
             <wp:effectExtent l="0" t="0" r="0" b="0"/>
-            <wp:docPr id="441110011" name="Picture 441110011"/>
+            <wp:docPr id="1338733963" name="Picture 1338733963"/>
             <wp:cNvGraphicFramePr>
               <a:graphicFrameLocks xmlns:a="http://schemas.openxmlformats.org/drawingml/2006/main" noChangeAspect="1"/>
             </wp:cNvGraphicFramePr>
@@ -6575,10 +6575,10 @@
         </w:rPr>
         <w:lastRenderedPageBreak/>
         <w:drawing>
-          <wp:inline distT="0" distB="0" distL="0" distR="0" wp14:anchorId="068B82D5" wp14:editId="3126EBE3">
+          <wp:inline distT="0" distB="0" distL="0" distR="0" wp14:anchorId="65BF8657" wp14:editId="7F91AD04">
             <wp:extent cx="5334000" cy="3086100"/>
             <wp:effectExtent l="0" t="0" r="0" b="0"/>
-            <wp:docPr id="869035509" name="Picture 869035509"/>
+            <wp:docPr id="370014343" name="Picture 370014343"/>
             <wp:cNvGraphicFramePr>
               <a:graphicFrameLocks xmlns:a="http://schemas.openxmlformats.org/drawingml/2006/main" noChangeAspect="1"/>
             </wp:cNvGraphicFramePr>
@@ -6634,7 +6634,7 @@
         <w:pStyle w:val="Heading3"/>
         <w:spacing w:before="240" w:after="120" w:line="360" w:lineRule="auto"/>
       </w:pPr>
-      <w:bookmarkStart w:id="7" w:name="_Toc238564212"/>
+      <w:bookmarkStart w:id="7" w:name="_Toc238564893"/>
       <w:r>
         <w:rPr>
           <w:b/>
@@ -6657,10 +6657,10 @@
         </w:rPr>
         <w:lastRenderedPageBreak/>
         <w:drawing>
-          <wp:inline distT="0" distB="0" distL="0" distR="0" wp14:anchorId="3D343A62" wp14:editId="17B0900E">
+          <wp:inline distT="0" distB="0" distL="0" distR="0" wp14:anchorId="12A7647F" wp14:editId="3AC7214C">
             <wp:extent cx="5334000" cy="6229350"/>
             <wp:effectExtent l="0" t="0" r="0" b="0"/>
-            <wp:docPr id="1697716450" name="Picture 1697716450"/>
+            <wp:docPr id="948040905" name="Picture 948040905"/>
             <wp:cNvGraphicFramePr>
               <a:graphicFrameLocks xmlns:a="http://schemas.openxmlformats.org/drawingml/2006/main" noChangeAspect="1"/>
             </wp:cNvGraphicFramePr>
@@ -6737,7 +6737,7 @@
         <w:pStyle w:val="Heading3"/>
         <w:spacing w:before="240" w:after="120" w:line="360" w:lineRule="auto"/>
       </w:pPr>
-      <w:bookmarkStart w:id="8" w:name="_Toc238564213"/>
+      <w:bookmarkStart w:id="8" w:name="_Toc238564894"/>
       <w:r>
         <w:rPr>
           <w:b/>
@@ -6788,7 +6788,7 @@
         <w:pStyle w:val="Heading3"/>
         <w:spacing w:before="240" w:after="120" w:line="360" w:lineRule="auto"/>
       </w:pPr>
-      <w:bookmarkStart w:id="9" w:name="_Toc238564214"/>
+      <w:bookmarkStart w:id="9" w:name="_Toc238564895"/>
       <w:r>
         <w:rPr>
           <w:b/>
@@ -6861,10 +6861,10 @@
           <w:noProof/>
         </w:rPr>
         <w:drawing>
-          <wp:inline distT="0" distB="0" distL="0" distR="0" wp14:anchorId="6B932361" wp14:editId="06C12638">
+          <wp:inline distT="0" distB="0" distL="0" distR="0" wp14:anchorId="04552D31" wp14:editId="52B35657">
             <wp:extent cx="5334000" cy="2714625"/>
             <wp:effectExtent l="0" t="0" r="0" b="0"/>
-            <wp:docPr id="1587327261" name="Picture 1587327261"/>
+            <wp:docPr id="964825034" name="Picture 964825034"/>
             <wp:cNvGraphicFramePr>
               <a:graphicFrameLocks xmlns:a="http://schemas.openxmlformats.org/drawingml/2006/main" noChangeAspect="1"/>
             </wp:cNvGraphicFramePr>
@@ -6968,7 +6968,7 @@
         <w:pStyle w:val="Heading2"/>
         <w:spacing w:before="240" w:after="120" w:line="360" w:lineRule="auto"/>
       </w:pPr>
-      <w:bookmarkStart w:id="10" w:name="_Toc238564215"/>
+      <w:bookmarkStart w:id="10" w:name="_Toc238564896"/>
       <w:r>
         <w:rPr>
           <w:b/>
@@ -6985,7 +6985,7 @@
         <w:pStyle w:val="Heading3"/>
         <w:spacing w:before="240" w:after="120" w:line="360" w:lineRule="auto"/>
       </w:pPr>
-      <w:bookmarkStart w:id="11" w:name="_Toc238564216"/>
+      <w:bookmarkStart w:id="11" w:name="_Toc238564897"/>
       <w:r>
         <w:rPr>
           <w:b/>
@@ -7132,7 +7132,7 @@
         <w:pStyle w:val="Heading3"/>
         <w:spacing w:before="240" w:after="120" w:line="360" w:lineRule="auto"/>
       </w:pPr>
-      <w:bookmarkStart w:id="12" w:name="_Toc238564217"/>
+      <w:bookmarkStart w:id="12" w:name="_Toc238564898"/>
       <w:r>
         <w:rPr>
           <w:b/>
@@ -7259,7 +7259,7 @@
         <w:pStyle w:val="Heading4"/>
         <w:spacing w:before="240" w:after="120" w:line="360" w:lineRule="auto"/>
       </w:pPr>
-      <w:bookmarkStart w:id="13" w:name="_Toc238564218"/>
+      <w:bookmarkStart w:id="13" w:name="_Toc238564899"/>
       <w:r>
         <w:rPr>
           <w:b/>
@@ -7309,10 +7309,10 @@
         </w:rPr>
         <w:lastRenderedPageBreak/>
         <w:drawing>
-          <wp:inline distT="0" distB="0" distL="0" distR="0" wp14:anchorId="3AE3EE10" wp14:editId="5530ACBC">
+          <wp:inline distT="0" distB="0" distL="0" distR="0" wp14:anchorId="45042185" wp14:editId="4A86C3F5">
             <wp:extent cx="5334000" cy="5181600"/>
             <wp:effectExtent l="0" t="0" r="0" b="0"/>
-            <wp:docPr id="1981474748" name="Picture 1981474748"/>
+            <wp:docPr id="1036058026" name="Picture 1036058026"/>
             <wp:cNvGraphicFramePr>
               <a:graphicFrameLocks xmlns:a="http://schemas.openxmlformats.org/drawingml/2006/main" noChangeAspect="1"/>
             </wp:cNvGraphicFramePr>
@@ -7556,10 +7556,10 @@
         </w:rPr>
         <w:lastRenderedPageBreak/>
         <w:drawing>
-          <wp:inline distT="0" distB="0" distL="0" distR="0" wp14:anchorId="475F88BB" wp14:editId="370D3F02">
+          <wp:inline distT="0" distB="0" distL="0" distR="0" wp14:anchorId="2F186346" wp14:editId="55A54307">
             <wp:extent cx="5334000" cy="5181600"/>
             <wp:effectExtent l="0" t="0" r="0" b="0"/>
-            <wp:docPr id="215811592" name="Picture 215811592"/>
+            <wp:docPr id="691220798" name="Picture 691220798"/>
             <wp:cNvGraphicFramePr>
               <a:graphicFrameLocks xmlns:a="http://schemas.openxmlformats.org/drawingml/2006/main" noChangeAspect="1"/>
             </wp:cNvGraphicFramePr>
@@ -7666,10 +7666,10 @@
         </w:rPr>
         <w:lastRenderedPageBreak/>
         <w:drawing>
-          <wp:inline distT="0" distB="0" distL="0" distR="0" wp14:anchorId="1236F7BC" wp14:editId="61CAB020">
+          <wp:inline distT="0" distB="0" distL="0" distR="0" wp14:anchorId="40095223" wp14:editId="40A0E673">
             <wp:extent cx="5334000" cy="5181600"/>
             <wp:effectExtent l="0" t="0" r="0" b="0"/>
-            <wp:docPr id="1733669348" name="Picture 1733669348"/>
+            <wp:docPr id="680354341" name="Picture 680354341"/>
             <wp:cNvGraphicFramePr>
               <a:graphicFrameLocks xmlns:a="http://schemas.openxmlformats.org/drawingml/2006/main" noChangeAspect="1"/>
             </wp:cNvGraphicFramePr>
@@ -7817,10 +7817,10 @@
         </w:rPr>
         <w:lastRenderedPageBreak/>
         <w:drawing>
-          <wp:inline distT="0" distB="0" distL="0" distR="0" wp14:anchorId="37D3AABF" wp14:editId="4E4A232C">
+          <wp:inline distT="0" distB="0" distL="0" distR="0" wp14:anchorId="77B5AC88" wp14:editId="0FA8C6AF">
             <wp:extent cx="5334000" cy="5181600"/>
             <wp:effectExtent l="0" t="0" r="0" b="0"/>
-            <wp:docPr id="379121201" name="Picture 379121201"/>
+            <wp:docPr id="1790227705" name="Picture 1790227705"/>
             <wp:cNvGraphicFramePr>
               <a:graphicFrameLocks xmlns:a="http://schemas.openxmlformats.org/drawingml/2006/main" noChangeAspect="1"/>
             </wp:cNvGraphicFramePr>
@@ -7912,7 +7912,7 @@
         <w:pStyle w:val="Heading3"/>
         <w:spacing w:before="240" w:after="120" w:line="360" w:lineRule="auto"/>
       </w:pPr>
-      <w:bookmarkStart w:id="14" w:name="_Toc238564219"/>
+      <w:bookmarkStart w:id="14" w:name="_Toc238564900"/>
       <w:r>
         <w:rPr>
           <w:b/>
@@ -7938,7 +7938,7 @@
         <w:pStyle w:val="Heading4"/>
         <w:spacing w:before="240" w:after="120" w:line="360" w:lineRule="auto"/>
       </w:pPr>
-      <w:bookmarkStart w:id="15" w:name="_Toc238564220"/>
+      <w:bookmarkStart w:id="15" w:name="_Toc238564901"/>
       <w:r>
         <w:rPr>
           <w:b/>
@@ -8217,7 +8217,7 @@
         <w:pStyle w:val="Heading4"/>
         <w:spacing w:before="240" w:after="120" w:line="360" w:lineRule="auto"/>
       </w:pPr>
-      <w:bookmarkStart w:id="16" w:name="_Toc238564221"/>
+      <w:bookmarkStart w:id="16" w:name="_Toc238564902"/>
       <w:r>
         <w:rPr>
           <w:b/>
@@ -8418,7 +8418,7 @@
         <w:pStyle w:val="Heading4"/>
         <w:spacing w:before="240" w:after="120" w:line="360" w:lineRule="auto"/>
       </w:pPr>
-      <w:bookmarkStart w:id="17" w:name="_Toc238564222"/>
+      <w:bookmarkStart w:id="17" w:name="_Toc238564903"/>
       <w:r>
         <w:rPr>
           <w:b/>
@@ -8605,7 +8605,7 @@
         <w:pStyle w:val="Heading4"/>
         <w:spacing w:before="240" w:after="120" w:line="360" w:lineRule="auto"/>
       </w:pPr>
-      <w:bookmarkStart w:id="18" w:name="_Toc238564223"/>
+      <w:bookmarkStart w:id="18" w:name="_Toc238564904"/>
       <w:r>
         <w:rPr>
           <w:b/>
@@ -8834,7 +8834,7 @@
         <w:pStyle w:val="Heading4"/>
         <w:spacing w:before="240" w:after="120" w:line="360" w:lineRule="auto"/>
       </w:pPr>
-      <w:bookmarkStart w:id="19" w:name="_Toc238564224"/>
+      <w:bookmarkStart w:id="19" w:name="_Toc238564905"/>
       <w:r>
         <w:rPr>
           <w:b/>
@@ -9106,7 +9106,7 @@
         <w:pStyle w:val="Heading4"/>
         <w:spacing w:before="240" w:after="120" w:line="360" w:lineRule="auto"/>
       </w:pPr>
-      <w:bookmarkStart w:id="20" w:name="_Toc238564225"/>
+      <w:bookmarkStart w:id="20" w:name="_Toc238564906"/>
       <w:r>
         <w:rPr>
           <w:b/>
@@ -9225,7 +9225,7 @@
         <w:pStyle w:val="Heading3"/>
         <w:spacing w:before="240" w:after="120" w:line="360" w:lineRule="auto"/>
       </w:pPr>
-      <w:bookmarkStart w:id="21" w:name="_Toc238564226"/>
+      <w:bookmarkStart w:id="21" w:name="_Toc238564907"/>
       <w:r>
         <w:rPr>
           <w:b/>
@@ -9588,7 +9588,7 @@
         <w:pStyle w:val="Heading3"/>
         <w:spacing w:before="240" w:after="120" w:line="360" w:lineRule="auto"/>
       </w:pPr>
-      <w:bookmarkStart w:id="22" w:name="_Toc238564227"/>
+      <w:bookmarkStart w:id="22" w:name="_Toc238564908"/>
       <w:r>
         <w:rPr>
           <w:b/>
@@ -9816,7 +9816,7 @@
         <w:pStyle w:val="Heading3"/>
         <w:spacing w:before="240" w:after="120" w:line="360" w:lineRule="auto"/>
       </w:pPr>
-      <w:bookmarkStart w:id="23" w:name="_Toc238564228"/>
+      <w:bookmarkStart w:id="23" w:name="_Toc238564909"/>
       <w:r>
         <w:rPr>
           <w:b/>
@@ -10256,7 +10256,7 @@
         <w:pStyle w:val="Heading3"/>
         <w:spacing w:before="240" w:after="120" w:line="360" w:lineRule="auto"/>
       </w:pPr>
-      <w:bookmarkStart w:id="24" w:name="_Toc238564229"/>
+      <w:bookmarkStart w:id="24" w:name="_Toc238564910"/>
       <w:r>
         <w:rPr>
           <w:b/>
@@ -10319,10 +10319,10 @@
         </w:rPr>
         <w:lastRenderedPageBreak/>
         <w:drawing>
-          <wp:inline distT="0" distB="0" distL="0" distR="0" wp14:anchorId="0D343B42" wp14:editId="27D21883">
+          <wp:inline distT="0" distB="0" distL="0" distR="0" wp14:anchorId="58DAE2FE" wp14:editId="604305AF">
             <wp:extent cx="5334000" cy="3333750"/>
             <wp:effectExtent l="0" t="0" r="0" b="0"/>
-            <wp:docPr id="818736752" name="Picture 818736752"/>
+            <wp:docPr id="53206398" name="Picture 53206398"/>
             <wp:cNvGraphicFramePr>
               <a:graphicFrameLocks xmlns:a="http://schemas.openxmlformats.org/drawingml/2006/main" noChangeAspect="1"/>
             </wp:cNvGraphicFramePr>
@@ -10383,10 +10383,10 @@
           <w:noProof/>
         </w:rPr>
         <w:drawing>
-          <wp:inline distT="0" distB="0" distL="0" distR="0" wp14:anchorId="420322A5" wp14:editId="0D54F19B">
+          <wp:inline distT="0" distB="0" distL="0" distR="0" wp14:anchorId="063DFB7F" wp14:editId="12E5E05A">
             <wp:extent cx="5334000" cy="3333750"/>
             <wp:effectExtent l="0" t="0" r="0" b="0"/>
-            <wp:docPr id="1716170771" name="Picture 1716170771"/>
+            <wp:docPr id="146258813" name="Picture 146258813"/>
             <wp:cNvGraphicFramePr>
               <a:graphicFrameLocks xmlns:a="http://schemas.openxmlformats.org/drawingml/2006/main" noChangeAspect="1"/>
             </wp:cNvGraphicFramePr>
@@ -10448,10 +10448,10 @@
         </w:rPr>
         <w:lastRenderedPageBreak/>
         <w:drawing>
-          <wp:inline distT="0" distB="0" distL="0" distR="0" wp14:anchorId="0EC57CBC" wp14:editId="494EFF54">
+          <wp:inline distT="0" distB="0" distL="0" distR="0" wp14:anchorId="17DC8C6D" wp14:editId="03040020">
             <wp:extent cx="5334000" cy="3333750"/>
             <wp:effectExtent l="0" t="0" r="0" b="0"/>
-            <wp:docPr id="1468438466" name="Picture 1468438466"/>
+            <wp:docPr id="960273260" name="Picture 960273260"/>
             <wp:cNvGraphicFramePr>
               <a:graphicFrameLocks xmlns:a="http://schemas.openxmlformats.org/drawingml/2006/main" noChangeAspect="1"/>
             </wp:cNvGraphicFramePr>
@@ -10512,10 +10512,10 @@
           <w:noProof/>
         </w:rPr>
         <w:drawing>
-          <wp:inline distT="0" distB="0" distL="0" distR="0" wp14:anchorId="76A61AD8" wp14:editId="5D60CECC">
+          <wp:inline distT="0" distB="0" distL="0" distR="0" wp14:anchorId="4B858CE3" wp14:editId="5D7AC252">
             <wp:extent cx="5334000" cy="3333750"/>
             <wp:effectExtent l="0" t="0" r="0" b="0"/>
-            <wp:docPr id="25940867" name="Picture 25940867"/>
+            <wp:docPr id="1347325982" name="Picture 1347325982"/>
             <wp:cNvGraphicFramePr>
               <a:graphicFrameLocks xmlns:a="http://schemas.openxmlformats.org/drawingml/2006/main" noChangeAspect="1"/>
             </wp:cNvGraphicFramePr>
@@ -10577,10 +10577,10 @@
         </w:rPr>
         <w:lastRenderedPageBreak/>
         <w:drawing>
-          <wp:inline distT="0" distB="0" distL="0" distR="0" wp14:anchorId="65EA4B8A" wp14:editId="6860C865">
+          <wp:inline distT="0" distB="0" distL="0" distR="0" wp14:anchorId="497DBD2C" wp14:editId="77CF24B6">
             <wp:extent cx="5334000" cy="3333750"/>
             <wp:effectExtent l="0" t="0" r="0" b="0"/>
-            <wp:docPr id="1944981772" name="Picture 1944981772"/>
+            <wp:docPr id="1689709910" name="Picture 1689709910"/>
             <wp:cNvGraphicFramePr>
               <a:graphicFrameLocks xmlns:a="http://schemas.openxmlformats.org/drawingml/2006/main" noChangeAspect="1"/>
             </wp:cNvGraphicFramePr>
@@ -10641,10 +10641,10 @@
           <w:noProof/>
         </w:rPr>
         <w:drawing>
-          <wp:inline distT="0" distB="0" distL="0" distR="0" wp14:anchorId="63F4ADAB" wp14:editId="3CB7774D">
+          <wp:inline distT="0" distB="0" distL="0" distR="0" wp14:anchorId="60C05140" wp14:editId="4CF9FD42">
             <wp:extent cx="5334000" cy="3333750"/>
             <wp:effectExtent l="0" t="0" r="0" b="0"/>
-            <wp:docPr id="1609848842" name="Picture 1609848842"/>
+            <wp:docPr id="1125525303" name="Picture 1125525303"/>
             <wp:cNvGraphicFramePr>
               <a:graphicFrameLocks xmlns:a="http://schemas.openxmlformats.org/drawingml/2006/main" noChangeAspect="1"/>
             </wp:cNvGraphicFramePr>
@@ -10706,10 +10706,10 @@
         </w:rPr>
         <w:lastRenderedPageBreak/>
         <w:drawing>
-          <wp:inline distT="0" distB="0" distL="0" distR="0" wp14:anchorId="65689A50" wp14:editId="78F4EAFE">
+          <wp:inline distT="0" distB="0" distL="0" distR="0" wp14:anchorId="2D75B43B" wp14:editId="178FFA73">
             <wp:extent cx="5334000" cy="3333750"/>
             <wp:effectExtent l="0" t="0" r="0" b="0"/>
-            <wp:docPr id="435847584" name="Picture 435847584"/>
+            <wp:docPr id="1667435284" name="Picture 1667435284"/>
             <wp:cNvGraphicFramePr>
               <a:graphicFrameLocks xmlns:a="http://schemas.openxmlformats.org/drawingml/2006/main" noChangeAspect="1"/>
             </wp:cNvGraphicFramePr>
@@ -10774,7 +10774,7 @@
         <w:pStyle w:val="Heading4"/>
         <w:spacing w:before="240" w:after="120" w:line="360" w:lineRule="auto"/>
       </w:pPr>
-      <w:bookmarkStart w:id="25" w:name="_Toc238564230"/>
+      <w:bookmarkStart w:id="25" w:name="_Toc238564911"/>
       <w:r>
         <w:rPr>
           <w:b/>
@@ -10910,10 +10910,10 @@
         </w:rPr>
         <w:lastRenderedPageBreak/>
         <w:drawing>
-          <wp:inline distT="0" distB="0" distL="0" distR="0" wp14:anchorId="66E7FCBF" wp14:editId="6CD80992">
+          <wp:inline distT="0" distB="0" distL="0" distR="0" wp14:anchorId="0987DE67" wp14:editId="3C6BD9FA">
             <wp:extent cx="5334000" cy="3333750"/>
             <wp:effectExtent l="0" t="0" r="0" b="0"/>
-            <wp:docPr id="360693705" name="Picture 360693705"/>
+            <wp:docPr id="1247989203" name="Picture 1247989203"/>
             <wp:cNvGraphicFramePr>
               <a:graphicFrameLocks xmlns:a="http://schemas.openxmlformats.org/drawingml/2006/main" noChangeAspect="1"/>
             </wp:cNvGraphicFramePr>
@@ -10974,10 +10974,10 @@
           <w:noProof/>
         </w:rPr>
         <w:drawing>
-          <wp:inline distT="0" distB="0" distL="0" distR="0" wp14:anchorId="36F40C3E" wp14:editId="4B867712">
+          <wp:inline distT="0" distB="0" distL="0" distR="0" wp14:anchorId="10962D61" wp14:editId="6C57A8BE">
             <wp:extent cx="5334000" cy="3333750"/>
             <wp:effectExtent l="0" t="0" r="0" b="0"/>
-            <wp:docPr id="376075145" name="Picture 376075145"/>
+            <wp:docPr id="989413613" name="Picture 989413613"/>
             <wp:cNvGraphicFramePr>
               <a:graphicFrameLocks xmlns:a="http://schemas.openxmlformats.org/drawingml/2006/main" noChangeAspect="1"/>
             </wp:cNvGraphicFramePr>
@@ -11142,7 +11142,7 @@
         <w:pStyle w:val="Heading2"/>
         <w:spacing w:before="240" w:after="120" w:line="360" w:lineRule="auto"/>
       </w:pPr>
-      <w:bookmarkStart w:id="26" w:name="_Toc238564231"/>
+      <w:bookmarkStart w:id="26" w:name="_Toc238564912"/>
       <w:r>
         <w:rPr>
           <w:b/>
@@ -11186,7 +11186,7 @@
         <w:pStyle w:val="Heading3"/>
         <w:spacing w:before="240" w:after="120" w:line="360" w:lineRule="auto"/>
       </w:pPr>
-      <w:bookmarkStart w:id="27" w:name="_Toc238564232"/>
+      <w:bookmarkStart w:id="27" w:name="_Toc238564913"/>
       <w:r>
         <w:rPr>
           <w:b/>
@@ -11270,7 +11270,7 @@
         <w:pStyle w:val="Heading3"/>
         <w:spacing w:before="240" w:after="120" w:line="360" w:lineRule="auto"/>
       </w:pPr>
-      <w:bookmarkStart w:id="28" w:name="_Toc238564233"/>
+      <w:bookmarkStart w:id="28" w:name="_Toc238564914"/>
       <w:r>
         <w:rPr>
           <w:b/>
@@ -11488,10 +11488,10 @@
           <w:noProof/>
         </w:rPr>
         <w:drawing>
-          <wp:inline distT="0" distB="0" distL="0" distR="0" wp14:anchorId="0092D17F" wp14:editId="1B7BB474">
+          <wp:inline distT="0" distB="0" distL="0" distR="0" wp14:anchorId="79F17E4D" wp14:editId="408744C9">
             <wp:extent cx="5334000" cy="3857625"/>
             <wp:effectExtent l="0" t="0" r="0" b="0"/>
-            <wp:docPr id="1613077449" name="Picture 1613077449"/>
+            <wp:docPr id="236616319" name="Picture 236616319"/>
             <wp:cNvGraphicFramePr>
               <a:graphicFrameLocks xmlns:a="http://schemas.openxmlformats.org/drawingml/2006/main" noChangeAspect="1"/>
             </wp:cNvGraphicFramePr>
@@ -11547,7 +11547,7 @@
         <w:pStyle w:val="Heading3"/>
         <w:spacing w:before="240" w:after="120" w:line="360" w:lineRule="auto"/>
       </w:pPr>
-      <w:bookmarkStart w:id="29" w:name="_Toc238564234"/>
+      <w:bookmarkStart w:id="29" w:name="_Toc238564915"/>
       <w:r>
         <w:rPr>
           <w:b/>
@@ -11635,7 +11635,7 @@
         <w:pStyle w:val="Heading3"/>
         <w:spacing w:before="240" w:after="120" w:line="360" w:lineRule="auto"/>
       </w:pPr>
-      <w:bookmarkStart w:id="30" w:name="_Toc238564235"/>
+      <w:bookmarkStart w:id="30" w:name="_Toc238564916"/>
       <w:r>
         <w:rPr>
           <w:b/>
@@ -11882,7 +11882,7 @@
         <w:pStyle w:val="Heading3"/>
         <w:spacing w:before="240" w:after="120" w:line="360" w:lineRule="auto"/>
       </w:pPr>
-      <w:bookmarkStart w:id="31" w:name="_Toc238564236"/>
+      <w:bookmarkStart w:id="31" w:name="_Toc238564917"/>
       <w:r>
         <w:rPr>
           <w:b/>
@@ -11928,7 +11928,7 @@
         <w:pStyle w:val="Heading2"/>
         <w:spacing w:before="240" w:after="120" w:line="360" w:lineRule="auto"/>
       </w:pPr>
-      <w:bookmarkStart w:id="32" w:name="_Toc238564237"/>
+      <w:bookmarkStart w:id="32" w:name="_Toc238564918"/>
       <w:r>
         <w:rPr>
           <w:b/>
@@ -12271,10 +12271,10 @@
         </w:rPr>
         <w:lastRenderedPageBreak/>
         <w:drawing>
-          <wp:inline distT="0" distB="0" distL="0" distR="0" wp14:anchorId="73C68C46" wp14:editId="23003F5F">
-            <wp:extent cx="5334000" cy="3705225"/>
+          <wp:inline distT="0" distB="0" distL="0" distR="0" wp14:anchorId="2066B3C1" wp14:editId="1F0AB9B3">
+            <wp:extent cx="5334000" cy="3333750"/>
             <wp:effectExtent l="0" t="0" r="0" b="0"/>
-            <wp:docPr id="1254400455" name="Picture 1254400455"/>
+            <wp:docPr id="58132137" name="Picture 58132137"/>
             <wp:cNvGraphicFramePr>
               <a:graphicFrameLocks xmlns:a="http://schemas.openxmlformats.org/drawingml/2006/main" noChangeAspect="1"/>
             </wp:cNvGraphicFramePr>
@@ -12297,7 +12297,7 @@
                   <pic:spPr bwMode="auto">
                     <a:xfrm>
                       <a:off x="0" y="0"/>
-                      <a:ext cx="5334000" cy="3705225"/>
+                      <a:ext cx="5334000" cy="3333750"/>
                     </a:xfrm>
                     <a:prstGeom prst="rect">
                       <a:avLst/>
@@ -12327,70 +12327,6 @@
     </w:p>
     <w:p>
       <w:pPr>
-        <w:spacing w:before="120" w:after="60"/>
-        <w:jc w:val="center"/>
-      </w:pPr>
-      <w:r>
-        <w:rPr>
-          <w:noProof/>
-        </w:rPr>
-        <w:drawing>
-          <wp:inline distT="0" distB="0" distL="0" distR="0" wp14:anchorId="5B8BEAF7" wp14:editId="21C1DC33">
-            <wp:extent cx="5334000" cy="3705225"/>
-            <wp:effectExtent l="0" t="0" r="0" b="0"/>
-            <wp:docPr id="1925649559" name="Picture 1925649559"/>
-            <wp:cNvGraphicFramePr>
-              <a:graphicFrameLocks xmlns:a="http://schemas.openxmlformats.org/drawingml/2006/main" noChangeAspect="1"/>
-            </wp:cNvGraphicFramePr>
-            <a:graphic xmlns:a="http://schemas.openxmlformats.org/drawingml/2006/main">
-              <a:graphicData uri="http://schemas.openxmlformats.org/drawingml/2006/picture">
-                <pic:pic xmlns:pic="http://schemas.openxmlformats.org/drawingml/2006/picture">
-                  <pic:nvPicPr>
-                    <pic:cNvPr id="0" name=""/>
-                    <pic:cNvPicPr>
-                      <a:picLocks noChangeAspect="1" noChangeArrowheads="1"/>
-                    </pic:cNvPicPr>
-                  </pic:nvPicPr>
-                  <pic:blipFill>
-                    <a:blip r:embed="rId33"/>
-                    <a:srcRect/>
-                    <a:stretch>
-                      <a:fillRect/>
-                    </a:stretch>
-                  </pic:blipFill>
-                  <pic:spPr bwMode="auto">
-                    <a:xfrm>
-                      <a:off x="0" y="0"/>
-                      <a:ext cx="5334000" cy="3705225"/>
-                    </a:xfrm>
-                    <a:prstGeom prst="rect">
-                      <a:avLst/>
-                    </a:prstGeom>
-                  </pic:spPr>
-                </pic:pic>
-              </a:graphicData>
-            </a:graphic>
-          </wp:inline>
-        </w:drawing>
-      </w:r>
-    </w:p>
-    <w:p>
-      <w:pPr>
-        <w:spacing w:after="200"/>
-        <w:jc w:val="center"/>
-      </w:pPr>
-      <w:r>
-        <w:rPr>
-          <w:i/>
-          <w:iCs/>
-          <w:sz w:val="20"/>
-          <w:szCs w:val="20"/>
-        </w:rPr>
-        <w:t>GitHub Actions - Backend CI run history</w:t>
-      </w:r>
-    </w:p>
-    <w:p>
-      <w:pPr>
         <w:pBdr>
           <w:bottom w:val="single" w:sz="6" w:space="0" w:color="999999"/>
         </w:pBdr>
@@ -12402,7 +12338,7 @@
         <w:pStyle w:val="Heading2"/>
         <w:spacing w:before="240" w:after="120" w:line="360" w:lineRule="auto"/>
       </w:pPr>
-      <w:bookmarkStart w:id="33" w:name="_Toc238564238"/>
+      <w:bookmarkStart w:id="33" w:name="_Toc238564919"/>
       <w:r>
         <w:rPr>
           <w:b/>
@@ -12466,7 +12402,6 @@
                 <w:b/>
                 <w:bCs/>
               </w:rPr>
-              <w:lastRenderedPageBreak/>
               <w:t>Criterion (from the Marking/Assessment Criteria table)</w:t>
             </w:r>
           </w:p>
@@ -12785,6 +12720,7 @@
               <w:spacing w:line="360" w:lineRule="auto"/>
             </w:pPr>
             <w:r>
+              <w:lastRenderedPageBreak/>
               <w:t>Application of the most suitable patterns, clearly evidenced</w:t>
             </w:r>
           </w:p>
@@ -13122,7 +13058,6 @@
               <w:spacing w:line="360" w:lineRule="auto"/>
             </w:pPr>
             <w:r>
-              <w:lastRenderedPageBreak/>
               <w:t>Devised/derived test data; test plan produced and applied</w:t>
             </w:r>
           </w:p>
@@ -13435,6 +13370,7 @@
               <w:spacing w:line="360" w:lineRule="auto"/>
             </w:pPr>
             <w:r>
+              <w:lastRenderedPageBreak/>
               <w:t>Professional documentation with screenshots and clear explanations</w:t>
             </w:r>
           </w:p>
@@ -13621,7 +13557,7 @@
             <w:r>
               <w:t xml:space="preserve">§5, pushed to </w:t>
             </w:r>
-            <w:hyperlink r:id="rId34" w:history="1">
+            <w:hyperlink r:id="rId33" w:history="1">
               <w:r>
                 <w:rPr>
                   <w:color w:val="0B3954"/>
@@ -13655,7 +13591,7 @@
         <w:pStyle w:val="Heading2"/>
         <w:spacing w:before="240" w:after="120" w:line="360" w:lineRule="auto"/>
       </w:pPr>
-      <w:bookmarkStart w:id="34" w:name="_Toc238564239"/>
+      <w:bookmarkStart w:id="34" w:name="_Toc238564920"/>
       <w:r>
         <w:rPr>
           <w:b/>
@@ -13677,7 +13613,6 @@
           <w:b/>
           <w:bCs/>
         </w:rPr>
-        <w:lastRenderedPageBreak/>
         <w:t>Ethical.</w:t>
       </w:r>
       <w:r>
@@ -13721,7 +13656,11 @@
         <w:t>AppointmentObserver</w:t>
       </w:r>
       <w:r>
-        <w:t xml:space="preserve"> interfaces between core logic and its extensible behaviours — precisely the "deconstructing complex problems into smaller, manageable components" the module's Digital attribute asks students to </w:t>
+        <w:t xml:space="preserve"> interfaces between core logic and its extensible behaviours — precisely the "deconstructing complex problems into smaller, </w:t>
+      </w:r>
+      <w:r>
+        <w:lastRenderedPageBreak/>
+        <w:t xml:space="preserve">manageable components" the module's Digital attribute asks students to </w:t>
       </w:r>
       <w:r>
         <w:t>demonstrate. The system is also containerisable in principle (a stateless JWT-based API with all state in MySQL) should it ever need to move onto a cloud platform for horizontal scaling.</w:t>
@@ -13796,7 +13735,7 @@
         <w:pStyle w:val="Heading2"/>
         <w:spacing w:before="240" w:after="120" w:line="360" w:lineRule="auto"/>
       </w:pPr>
-      <w:bookmarkStart w:id="35" w:name="_Toc238564240"/>
+      <w:bookmarkStart w:id="35" w:name="_Toc238564921"/>
       <w:r>
         <w:rPr>
           <w:b/>
@@ -13814,11 +13753,7 @@
         <w:jc w:val="both"/>
       </w:pPr>
       <w:r>
-        <w:t xml:space="preserve">This project delivers a complete, working, three-tier dental-clinic appointment and billing system that fulfils every functional requirement in the assignment brief's scenario, five deliberately-justified design patterns plus the Repository pattern, a </w:t>
-      </w:r>
-      <w:r>
-        <w:lastRenderedPageBreak/>
-        <w:t xml:space="preserve">MySQL database exercising triggers/a stored procedure/views beyond basic CRUD, a documented and </w:t>
+        <w:t xml:space="preserve">This project delivers a complete, working, three-tier dental-clinic appointment and billing system that fulfils every functional requirement in the assignment brief's scenario, five deliberately-justified design patterns plus the Repository pattern, a MySQL database exercising triggers/a stored procedure/views beyond basic CRUD, a documented and </w:t>
       </w:r>
       <w:r>
         <w:t xml:space="preserve">partially test-driven automated test suite with genuine, recorded lessons learned, and a </w:t>
@@ -13870,7 +13805,7 @@
         <w:pStyle w:val="Heading2"/>
         <w:spacing w:before="240" w:after="120" w:line="360" w:lineRule="auto"/>
       </w:pPr>
-      <w:bookmarkStart w:id="36" w:name="_Toc238564241"/>
+      <w:bookmarkStart w:id="36" w:name="_Toc238564922"/>
       <w:r>
         <w:rPr>
           <w:b/>
@@ -13983,7 +13918,7 @@
       <w:r>
         <w:t xml:space="preserve">. Internet Engineering Task Force. Available at: </w:t>
       </w:r>
-      <w:hyperlink r:id="rId35" w:history="1">
+      <w:hyperlink r:id="rId34" w:history="1">
         <w:r>
           <w:rPr>
             <w:color w:val="0B3954"/>
@@ -14014,7 +13949,7 @@
       <w:r>
         <w:t xml:space="preserve">. Available at: </w:t>
       </w:r>
-      <w:hyperlink r:id="rId36" w:history="1">
+      <w:hyperlink r:id="rId35" w:history="1">
         <w:r>
           <w:rPr>
             <w:color w:val="0B3954"/>
@@ -14045,7 +13980,7 @@
       <w:r>
         <w:t xml:space="preserve">. Available at: </w:t>
       </w:r>
-      <w:hyperlink r:id="rId37" w:history="1">
+      <w:hyperlink r:id="rId36" w:history="1">
         <w:r>
           <w:rPr>
             <w:color w:val="0B3954"/>
@@ -14064,7 +13999,6 @@
         <w:jc w:val="both"/>
       </w:pPr>
       <w:r>
-        <w:lastRenderedPageBreak/>
         <w:t xml:space="preserve">OWASP Foundation (2021) </w:t>
       </w:r>
       <w:r>
@@ -14077,7 +14011,7 @@
       <w:r>
         <w:t xml:space="preserve">. Available at: </w:t>
       </w:r>
-      <w:hyperlink r:id="rId38" w:history="1">
+      <w:hyperlink r:id="rId37" w:history="1">
         <w:r>
           <w:rPr>
             <w:color w:val="0B3954"/>
@@ -14108,7 +14042,7 @@
       <w:r>
         <w:t xml:space="preserve">. Available at: </w:t>
       </w:r>
-      <w:hyperlink r:id="rId39" w:history="1">
+      <w:hyperlink r:id="rId38" w:history="1">
         <w:r>
           <w:rPr>
             <w:color w:val="0B3954"/>
@@ -14139,7 +14073,7 @@
       <w:r>
         <w:t xml:space="preserve">. Available at: </w:t>
       </w:r>
-      <w:hyperlink r:id="rId40" w:history="1">
+      <w:hyperlink r:id="rId39" w:history="1">
         <w:r>
           <w:rPr>
             <w:color w:val="0B3954"/>
@@ -14165,7 +14099,7 @@
         <w:pStyle w:val="Heading2"/>
         <w:spacing w:before="240" w:after="120" w:line="360" w:lineRule="auto"/>
       </w:pPr>
-      <w:bookmarkStart w:id="37" w:name="_Toc238564242"/>
+      <w:bookmarkStart w:id="37" w:name="_Toc238564923"/>
       <w:r>
         <w:rPr>
           <w:b/>
@@ -14237,6 +14171,7 @@
           <w:b/>
           <w:bCs/>
         </w:rPr>
+        <w:lastRenderedPageBreak/>
         <w:t>Appendix C — Test plan:</w:t>
       </w:r>
       <w:r>
@@ -14327,7 +14262,7 @@
         <w:t xml:space="preserve"> passing), and §5 </w:t>
       </w:r>
       <w:r>
-        <w:t xml:space="preserve">(GitHub repository, commit history, Actions CI run). Full-resolution copies of every screenshot are also in </w:t>
+        <w:t xml:space="preserve">(GitHub repository, commit history). Full-resolution copies of every screenshot are also in </w:t>
       </w:r>
       <w:r>
         <w:rPr>
@@ -14442,10 +14377,10 @@
 <file path=word/numbering.xml><?xml version="1.0" encoding="utf-8"?>
 <w:numbering xmlns:wpc="http://schemas.microsoft.com/office/word/2010/wordprocessingCanvas" xmlns:cx="http://schemas.microsoft.com/office/drawing/2014/chartex" xmlns:cx1="http://schemas.microsoft.com/office/drawing/2015/9/8/chartex" xmlns:cx2="http://schemas.microsoft.com/office/drawing/2015/10/21/chartex" xmlns:cx3="http://schemas.microsoft.com/office/drawing/2016/5/9/chartex" xmlns:cx4="http://schemas.microsoft.com/office/drawing/2016/5/10/chartex" xmlns:cx5="http://schemas.microsoft.com/office/drawing/2016/5/11/chartex" xmlns:cx6="http://schemas.microsoft.com/office/drawing/2016/5/12/chartex" xmlns:cx7="http://schemas.microsoft.com/office/drawing/2016/5/13/chartex" xmlns:cx8="http://schemas.microsoft.com/office/drawing/2016/5/14/chartex" xmlns:mc="http://schemas.openxmlformats.org/markup-compatibility/2006" xmlns:aink="http://schemas.microsoft.com/office/drawing/2016/ink" xmlns:am3d="http://schemas.microsoft.com/office/drawing/2017/model3d" xmlns:o="urn:schemas-microsoft-com:office:office" xmlns:oel="http://schemas.microsoft.com/office/2019/extlst" xmlns:r="http://schemas.openxmlformats.org/officeDocument/2006/relationships" xmlns:m="http://schemas.openxmlformats.org/officeDocument/2006/math" xmlns:v="urn:schemas-microsoft-com:vml" xmlns:wp14="http://schemas.microsoft.com/office/word/2010/wordprocessingDrawing" xmlns:wp="http://schemas.openxmlformats.org/drawingml/2006/wordprocessingDrawing" xmlns:w10="urn:schemas-microsoft-com:office:word" xmlns:w="http://schemas.openxmlformats.org/wordprocessingml/2006/main" xmlns:w14="http://schemas.microsoft.com/office/word/2010/wordml" xmlns:w15="http://schemas.microsoft.com/office/word/2012/wordml" xmlns:w16cex="http://schemas.microsoft.com/office/word/2018/wordml/cex" xmlns:w16cid="http://schemas.microsoft.com/office/word/2016/wordml/cid" xmlns:w16="http://schemas.microsoft.com/office/word/2018/wordml" xmlns:w16du="http://schemas.microsoft.com/office/word/2023/wordml/word16du" xmlns:w16sdtdh="http://schemas.microsoft.com/office/word/2020/wordml/sdtdatahash" xmlns:w16sdtfl="http://schemas.microsoft.com/office/word/2024/wordml/sdtformatlock" xmlns:w16se="http://schemas.microsoft.com/office/word/2015/wordml/symex" xmlns:wpg="http://schemas.microsoft.com/office/word/2010/wordprocessingGroup" xmlns:wpi="http://schemas.microsoft.com/office/word/2010/wordprocessingInk" xmlns:wne="http://schemas.microsoft.com/office/word/2006/wordml" xmlns:wps="http://schemas.microsoft.com/office/word/2010/wordprocessingShape" mc:Ignorable="w14 w15 w16se w16cid w16 w16cex w16sdtdh w16sdtfl w16du wp14">
   <w:abstractNum w:abstractNumId="0" w15:restartNumberingAfterBreak="0">
-    <w:nsid w:val="5CB8506C"/>
+    <w:nsid w:val="339E0398"/>
     <w:multiLevelType w:val="hybridMultilevel"/>
-    <w:tmpl w:val="E9A62530"/>
-    <w:lvl w:ilvl="0" w:tplc="305205EC">
+    <w:tmpl w:val="93968C98"/>
+    <w:lvl w:ilvl="0" w:tplc="2BB42514">
       <w:start w:val="1"/>
       <w:numFmt w:val="bullet"/>
       <w:lvlText w:val="●"/>
@@ -14454,7 +14389,7 @@
         <w:ind w:left="720" w:hanging="360"/>
       </w:pPr>
     </w:lvl>
-    <w:lvl w:ilvl="1" w:tplc="7E72531A">
+    <w:lvl w:ilvl="1" w:tplc="F67C8776">
       <w:start w:val="1"/>
       <w:numFmt w:val="bullet"/>
       <w:lvlText w:val="○"/>
@@ -14463,7 +14398,7 @@
         <w:ind w:left="1440" w:hanging="360"/>
       </w:pPr>
     </w:lvl>
-    <w:lvl w:ilvl="2" w:tplc="6EA40148">
+    <w:lvl w:ilvl="2" w:tplc="48E610DE">
       <w:start w:val="1"/>
       <w:numFmt w:val="bullet"/>
       <w:lvlText w:val="■"/>
@@ -14472,7 +14407,7 @@
         <w:ind w:left="2160" w:hanging="360"/>
       </w:pPr>
     </w:lvl>
-    <w:lvl w:ilvl="3" w:tplc="7004B9B6">
+    <w:lvl w:ilvl="3" w:tplc="864A4DD4">
       <w:start w:val="1"/>
       <w:numFmt w:val="bullet"/>
       <w:lvlText w:val="●"/>
@@ -14481,7 +14416,7 @@
         <w:ind w:left="2880" w:hanging="360"/>
       </w:pPr>
     </w:lvl>
-    <w:lvl w:ilvl="4" w:tplc="29425728">
+    <w:lvl w:ilvl="4" w:tplc="4F527E36">
       <w:start w:val="1"/>
       <w:numFmt w:val="bullet"/>
       <w:lvlText w:val="○"/>
@@ -14490,7 +14425,7 @@
         <w:ind w:left="3600" w:hanging="360"/>
       </w:pPr>
     </w:lvl>
-    <w:lvl w:ilvl="5" w:tplc="065E84A2">
+    <w:lvl w:ilvl="5" w:tplc="45844C2E">
       <w:start w:val="1"/>
       <w:numFmt w:val="bullet"/>
       <w:lvlText w:val="■"/>
@@ -14499,7 +14434,7 @@
         <w:ind w:left="4320" w:hanging="360"/>
       </w:pPr>
     </w:lvl>
-    <w:lvl w:ilvl="6" w:tplc="AECAEAF0">
+    <w:lvl w:ilvl="6" w:tplc="DCAE7E16">
       <w:start w:val="1"/>
       <w:numFmt w:val="bullet"/>
       <w:lvlText w:val="●"/>
@@ -14508,7 +14443,7 @@
         <w:ind w:left="5040" w:hanging="360"/>
       </w:pPr>
     </w:lvl>
-    <w:lvl w:ilvl="7" w:tplc="AE6C10F8">
+    <w:lvl w:ilvl="7" w:tplc="7450AB56">
       <w:start w:val="1"/>
       <w:numFmt w:val="bullet"/>
       <w:lvlText w:val="●"/>
@@ -14517,7 +14452,7 @@
         <w:ind w:left="5760" w:hanging="360"/>
       </w:pPr>
     </w:lvl>
-    <w:lvl w:ilvl="8" w:tplc="41105948">
+    <w:lvl w:ilvl="8" w:tplc="B1FE1040">
       <w:start w:val="1"/>
       <w:numFmt w:val="bullet"/>
       <w:lvlText w:val="●"/>
@@ -14527,7 +14462,7 @@
       </w:pPr>
     </w:lvl>
   </w:abstractNum>
-  <w:num w:numId="1" w16cid:durableId="40250321">
+  <w:num w:numId="1" w16cid:durableId="2038962923">
     <w:abstractNumId w:val="0"/>
     <w:lvlOverride w:ilvl="0">
       <w:startOverride w:val="1"/>
@@ -15133,7 +15068,7 @@
     <w:basedOn w:val="Normal"/>
     <w:uiPriority w:val="1"/>
     <w:qFormat/>
-    <w:rsid w:val="004D27FB"/>
+    <w:rsid w:val="00925D4D"/>
     <w:pPr>
       <w:spacing w:after="160" w:line="279" w:lineRule="auto"/>
     </w:pPr>
@@ -15151,7 +15086,7 @@
     <w:autoRedefine/>
     <w:uiPriority w:val="39"/>
     <w:unhideWhenUsed/>
-    <w:rsid w:val="004D27FB"/>
+    <w:rsid w:val="00925D4D"/>
     <w:pPr>
       <w:spacing w:after="100"/>
       <w:ind w:left="240"/>
@@ -15164,7 +15099,7 @@
     <w:autoRedefine/>
     <w:uiPriority w:val="39"/>
     <w:unhideWhenUsed/>
-    <w:rsid w:val="004D27FB"/>
+    <w:rsid w:val="00925D4D"/>
     <w:pPr>
       <w:spacing w:after="100"/>
       <w:ind w:left="480"/>
@@ -15177,7 +15112,7 @@
     <w:autoRedefine/>
     <w:uiPriority w:val="39"/>
     <w:unhideWhenUsed/>
-    <w:rsid w:val="004D27FB"/>
+    <w:rsid w:val="00925D4D"/>
     <w:pPr>
       <w:spacing w:after="100"/>
       <w:ind w:left="720"/>

--- a/docs/ASSIGNMENT_REPORT.docx
+++ b/docs/ASSIGNMENT_REPORT.docx
@@ -2521,7 +2521,7 @@
       <w:r>
         <w:fldChar w:fldCharType="separate"/>
       </w:r>
-      <w:hyperlink w:anchor="_Toc239411591" w:history="1">
+      <w:hyperlink w:anchor="_Toc239416285" w:history="1">
         <w:r>
           <w:rPr>
             <w:rStyle w:val="Hyperlink"/>
@@ -2547,7 +2547,7 @@
           <w:rPr>
             <w:noProof/>
           </w:rPr>
-          <w:instrText xml:space="preserve"> PAGEREF _Toc239411591 \h </w:instrText>
+          <w:instrText xml:space="preserve"> PAGEREF _Toc239416285 \h </w:instrText>
         </w:r>
         <w:r>
           <w:rPr>
@@ -2584,7 +2584,7 @@
           <w:noProof/>
         </w:rPr>
       </w:pPr>
-      <w:hyperlink w:anchor="_Toc239411592" w:history="1">
+      <w:hyperlink w:anchor="_Toc239416286" w:history="1">
         <w:r>
           <w:rPr>
             <w:rStyle w:val="Hyperlink"/>
@@ -2610,7 +2610,7 @@
           <w:rPr>
             <w:noProof/>
           </w:rPr>
-          <w:instrText xml:space="preserve"> PAGEREF _Toc239411592 \h </w:instrText>
+          <w:instrText xml:space="preserve"> PAGEREF _Toc239416286 \h </w:instrText>
         </w:r>
         <w:r>
           <w:rPr>
@@ -2647,7 +2647,7 @@
           <w:noProof/>
         </w:rPr>
       </w:pPr>
-      <w:hyperlink w:anchor="_Toc239411593" w:history="1">
+      <w:hyperlink w:anchor="_Toc239416287" w:history="1">
         <w:r>
           <w:rPr>
             <w:rStyle w:val="Hyperlink"/>
@@ -2673,7 +2673,7 @@
           <w:rPr>
             <w:noProof/>
           </w:rPr>
-          <w:instrText xml:space="preserve"> PAGEREF _Toc239411593 \h </w:instrText>
+          <w:instrText xml:space="preserve"> PAGEREF _Toc239416287 \h </w:instrText>
         </w:r>
         <w:r>
           <w:rPr>
@@ -2710,7 +2710,7 @@
           <w:noProof/>
         </w:rPr>
       </w:pPr>
-      <w:hyperlink w:anchor="_Toc239411594" w:history="1">
+      <w:hyperlink w:anchor="_Toc239416288" w:history="1">
         <w:r>
           <w:rPr>
             <w:rStyle w:val="Hyperlink"/>
@@ -2736,7 +2736,7 @@
           <w:rPr>
             <w:noProof/>
           </w:rPr>
-          <w:instrText xml:space="preserve"> PAGEREF _Toc239411594 \h </w:instrText>
+          <w:instrText xml:space="preserve"> PAGEREF _Toc239416288 \h </w:instrText>
         </w:r>
         <w:r>
           <w:rPr>
@@ -2773,7 +2773,7 @@
           <w:noProof/>
         </w:rPr>
       </w:pPr>
-      <w:hyperlink w:anchor="_Toc239411595" w:history="1">
+      <w:hyperlink w:anchor="_Toc239416289" w:history="1">
         <w:r>
           <w:rPr>
             <w:rStyle w:val="Hyperlink"/>
@@ -2799,7 +2799,7 @@
           <w:rPr>
             <w:noProof/>
           </w:rPr>
-          <w:instrText xml:space="preserve"> PAGEREF _Toc239411595 \h </w:instrText>
+          <w:instrText xml:space="preserve"> PAGEREF _Toc239416289 \h </w:instrText>
         </w:r>
         <w:r>
           <w:rPr>
@@ -2836,7 +2836,7 @@
           <w:noProof/>
         </w:rPr>
       </w:pPr>
-      <w:hyperlink w:anchor="_Toc239411596" w:history="1">
+      <w:hyperlink w:anchor="_Toc239416290" w:history="1">
         <w:r>
           <w:rPr>
             <w:rStyle w:val="Hyperlink"/>
@@ -2862,7 +2862,7 @@
           <w:rPr>
             <w:noProof/>
           </w:rPr>
-          <w:instrText xml:space="preserve"> PAGEREF _Toc239411596 \h </w:instrText>
+          <w:instrText xml:space="preserve"> PAGEREF _Toc239416290 \h </w:instrText>
         </w:r>
         <w:r>
           <w:rPr>
@@ -2899,7 +2899,7 @@
           <w:noProof/>
         </w:rPr>
       </w:pPr>
-      <w:hyperlink w:anchor="_Toc239411597" w:history="1">
+      <w:hyperlink w:anchor="_Toc239416291" w:history="1">
         <w:r>
           <w:rPr>
             <w:rStyle w:val="Hyperlink"/>
@@ -2925,7 +2925,7 @@
           <w:rPr>
             <w:noProof/>
           </w:rPr>
-          <w:instrText xml:space="preserve"> PAGEREF _Toc239411597 \h </w:instrText>
+          <w:instrText xml:space="preserve"> PAGEREF _Toc239416291 \h </w:instrText>
         </w:r>
         <w:r>
           <w:rPr>
@@ -2962,7 +2962,7 @@
           <w:noProof/>
         </w:rPr>
       </w:pPr>
-      <w:hyperlink w:anchor="_Toc239411598" w:history="1">
+      <w:hyperlink w:anchor="_Toc239416292" w:history="1">
         <w:r>
           <w:rPr>
             <w:rStyle w:val="Hyperlink"/>
@@ -2988,7 +2988,7 @@
           <w:rPr>
             <w:noProof/>
           </w:rPr>
-          <w:instrText xml:space="preserve"> PAGEREF _Toc239411598 \h </w:instrText>
+          <w:instrText xml:space="preserve"> PAGEREF _Toc239416292 \h </w:instrText>
         </w:r>
         <w:r>
           <w:rPr>
@@ -3025,7 +3025,7 @@
           <w:noProof/>
         </w:rPr>
       </w:pPr>
-      <w:hyperlink w:anchor="_Toc239411599" w:history="1">
+      <w:hyperlink w:anchor="_Toc239416293" w:history="1">
         <w:r>
           <w:rPr>
             <w:rStyle w:val="Hyperlink"/>
@@ -3051,7 +3051,7 @@
           <w:rPr>
             <w:noProof/>
           </w:rPr>
-          <w:instrText xml:space="preserve"> PAGEREF _Toc239411599 \h </w:instrText>
+          <w:instrText xml:space="preserve"> PAGEREF _Toc239416293 \h </w:instrText>
         </w:r>
         <w:r>
           <w:rPr>
@@ -3088,7 +3088,7 @@
           <w:noProof/>
         </w:rPr>
       </w:pPr>
-      <w:hyperlink w:anchor="_Toc239411600" w:history="1">
+      <w:hyperlink w:anchor="_Toc239416294" w:history="1">
         <w:r>
           <w:rPr>
             <w:rStyle w:val="Hyperlink"/>
@@ -3114,7 +3114,7 @@
           <w:rPr>
             <w:noProof/>
           </w:rPr>
-          <w:instrText xml:space="preserve"> PAGEREF _Toc239411600 \h </w:instrText>
+          <w:instrText xml:space="preserve"> PAGEREF _Toc239416294 \h </w:instrText>
         </w:r>
         <w:r>
           <w:rPr>
@@ -3151,7 +3151,7 @@
           <w:noProof/>
         </w:rPr>
       </w:pPr>
-      <w:hyperlink w:anchor="_Toc239411601" w:history="1">
+      <w:hyperlink w:anchor="_Toc239416295" w:history="1">
         <w:r>
           <w:rPr>
             <w:rStyle w:val="Hyperlink"/>
@@ -3177,7 +3177,7 @@
           <w:rPr>
             <w:noProof/>
           </w:rPr>
-          <w:instrText xml:space="preserve"> PAGEREF _Toc239411601 \h </w:instrText>
+          <w:instrText xml:space="preserve"> PAGEREF _Toc239416295 \h </w:instrText>
         </w:r>
         <w:r>
           <w:rPr>
@@ -3214,7 +3214,7 @@
           <w:noProof/>
         </w:rPr>
       </w:pPr>
-      <w:hyperlink w:anchor="_Toc239411602" w:history="1">
+      <w:hyperlink w:anchor="_Toc239416296" w:history="1">
         <w:r>
           <w:rPr>
             <w:rStyle w:val="Hyperlink"/>
@@ -3240,7 +3240,7 @@
           <w:rPr>
             <w:noProof/>
           </w:rPr>
-          <w:instrText xml:space="preserve"> PAGEREF _Toc239411602 \h </w:instrText>
+          <w:instrText xml:space="preserve"> PAGEREF _Toc239416296 \h </w:instrText>
         </w:r>
         <w:r>
           <w:rPr>
@@ -3277,7 +3277,7 @@
           <w:noProof/>
         </w:rPr>
       </w:pPr>
-      <w:hyperlink w:anchor="_Toc239411603" w:history="1">
+      <w:hyperlink w:anchor="_Toc239416297" w:history="1">
         <w:r>
           <w:rPr>
             <w:rStyle w:val="Hyperlink"/>
@@ -3303,7 +3303,7 @@
           <w:rPr>
             <w:noProof/>
           </w:rPr>
-          <w:instrText xml:space="preserve"> PAGEREF _Toc239411603 \h </w:instrText>
+          <w:instrText xml:space="preserve"> PAGEREF _Toc239416297 \h </w:instrText>
         </w:r>
         <w:r>
           <w:rPr>
@@ -3340,7 +3340,7 @@
           <w:noProof/>
         </w:rPr>
       </w:pPr>
-      <w:hyperlink w:anchor="_Toc239411604" w:history="1">
+      <w:hyperlink w:anchor="_Toc239416298" w:history="1">
         <w:r>
           <w:rPr>
             <w:rStyle w:val="Hyperlink"/>
@@ -3366,7 +3366,7 @@
           <w:rPr>
             <w:noProof/>
           </w:rPr>
-          <w:instrText xml:space="preserve"> PAGEREF _Toc239411604 \h </w:instrText>
+          <w:instrText xml:space="preserve"> PAGEREF _Toc239416298 \h </w:instrText>
         </w:r>
         <w:r>
           <w:rPr>
@@ -3403,7 +3403,7 @@
           <w:noProof/>
         </w:rPr>
       </w:pPr>
-      <w:hyperlink w:anchor="_Toc239411605" w:history="1">
+      <w:hyperlink w:anchor="_Toc239416299" w:history="1">
         <w:r>
           <w:rPr>
             <w:rStyle w:val="Hyperlink"/>
@@ -3429,7 +3429,7 @@
           <w:rPr>
             <w:noProof/>
           </w:rPr>
-          <w:instrText xml:space="preserve"> PAGEREF _Toc239411605 \h </w:instrText>
+          <w:instrText xml:space="preserve"> PAGEREF _Toc239416299 \h </w:instrText>
         </w:r>
         <w:r>
           <w:rPr>
@@ -3466,7 +3466,7 @@
           <w:noProof/>
         </w:rPr>
       </w:pPr>
-      <w:hyperlink w:anchor="_Toc239411606" w:history="1">
+      <w:hyperlink w:anchor="_Toc239416300" w:history="1">
         <w:r>
           <w:rPr>
             <w:rStyle w:val="Hyperlink"/>
@@ -3492,7 +3492,7 @@
           <w:rPr>
             <w:noProof/>
           </w:rPr>
-          <w:instrText xml:space="preserve"> PAGEREF _Toc239411606 \h </w:instrText>
+          <w:instrText xml:space="preserve"> PAGEREF _Toc239416300 \h </w:instrText>
         </w:r>
         <w:r>
           <w:rPr>
@@ -3529,7 +3529,7 @@
           <w:noProof/>
         </w:rPr>
       </w:pPr>
-      <w:hyperlink w:anchor="_Toc239411607" w:history="1">
+      <w:hyperlink w:anchor="_Toc239416301" w:history="1">
         <w:r>
           <w:rPr>
             <w:rStyle w:val="Hyperlink"/>
@@ -3584,7 +3584,7 @@
           <w:rPr>
             <w:noProof/>
           </w:rPr>
-          <w:instrText xml:space="preserve"> PAGEREF _Toc239411607 \h </w:instrText>
+          <w:instrText xml:space="preserve"> PAGEREF _Toc239416301 \h </w:instrText>
         </w:r>
         <w:r>
           <w:rPr>
@@ -3621,7 +3621,7 @@
           <w:noProof/>
         </w:rPr>
       </w:pPr>
-      <w:hyperlink w:anchor="_Toc239411608" w:history="1">
+      <w:hyperlink w:anchor="_Toc239416302" w:history="1">
         <w:r>
           <w:rPr>
             <w:rStyle w:val="Hyperlink"/>
@@ -3657,7 +3657,7 @@
           <w:rPr>
             <w:noProof/>
           </w:rPr>
-          <w:instrText xml:space="preserve"> PAGEREF _Toc239411608 \h </w:instrText>
+          <w:instrText xml:space="preserve"> PAGEREF _Toc239416302 \h </w:instrText>
         </w:r>
         <w:r>
           <w:rPr>
@@ -3694,7 +3694,7 @@
           <w:noProof/>
         </w:rPr>
       </w:pPr>
-      <w:hyperlink w:anchor="_Toc239411609" w:history="1">
+      <w:hyperlink w:anchor="_Toc239416303" w:history="1">
         <w:r>
           <w:rPr>
             <w:rStyle w:val="Hyperlink"/>
@@ -3730,7 +3730,7 @@
           <w:rPr>
             <w:noProof/>
           </w:rPr>
-          <w:instrText xml:space="preserve"> PAGEREF _Toc239411609 \h </w:instrText>
+          <w:instrText xml:space="preserve"> PAGEREF _Toc239416303 \h </w:instrText>
         </w:r>
         <w:r>
           <w:rPr>
@@ -3767,7 +3767,7 @@
           <w:noProof/>
         </w:rPr>
       </w:pPr>
-      <w:hyperlink w:anchor="_Toc239411610" w:history="1">
+      <w:hyperlink w:anchor="_Toc239416304" w:history="1">
         <w:r>
           <w:rPr>
             <w:rStyle w:val="Hyperlink"/>
@@ -3822,7 +3822,7 @@
           <w:rPr>
             <w:noProof/>
           </w:rPr>
-          <w:instrText xml:space="preserve"> PAGEREF _Toc239411610 \h </w:instrText>
+          <w:instrText xml:space="preserve"> PAGEREF _Toc239416304 \h </w:instrText>
         </w:r>
         <w:r>
           <w:rPr>
@@ -3859,7 +3859,7 @@
           <w:noProof/>
         </w:rPr>
       </w:pPr>
-      <w:hyperlink w:anchor="_Toc239411611" w:history="1">
+      <w:hyperlink w:anchor="_Toc239416305" w:history="1">
         <w:r>
           <w:rPr>
             <w:rStyle w:val="Hyperlink"/>
@@ -3914,7 +3914,7 @@
           <w:rPr>
             <w:noProof/>
           </w:rPr>
-          <w:instrText xml:space="preserve"> PAGEREF _Toc239411611 \h </w:instrText>
+          <w:instrText xml:space="preserve"> PAGEREF _Toc239416305 \h </w:instrText>
         </w:r>
         <w:r>
           <w:rPr>
@@ -3951,7 +3951,7 @@
           <w:noProof/>
         </w:rPr>
       </w:pPr>
-      <w:hyperlink w:anchor="_Toc239411612" w:history="1">
+      <w:hyperlink w:anchor="_Toc239416306" w:history="1">
         <w:r>
           <w:rPr>
             <w:rStyle w:val="Hyperlink"/>
@@ -3977,7 +3977,7 @@
           <w:rPr>
             <w:noProof/>
           </w:rPr>
-          <w:instrText xml:space="preserve"> PAGEREF _Toc239411612 \h </w:instrText>
+          <w:instrText xml:space="preserve"> PAGEREF _Toc239416306 \h </w:instrText>
         </w:r>
         <w:r>
           <w:rPr>
@@ -4014,7 +4014,7 @@
           <w:noProof/>
         </w:rPr>
       </w:pPr>
-      <w:hyperlink w:anchor="_Toc239411613" w:history="1">
+      <w:hyperlink w:anchor="_Toc239416307" w:history="1">
         <w:r>
           <w:rPr>
             <w:rStyle w:val="Hyperlink"/>
@@ -4040,7 +4040,7 @@
           <w:rPr>
             <w:noProof/>
           </w:rPr>
-          <w:instrText xml:space="preserve"> PAGEREF _Toc239411613 \h </w:instrText>
+          <w:instrText xml:space="preserve"> PAGEREF _Toc239416307 \h </w:instrText>
         </w:r>
         <w:r>
           <w:rPr>
@@ -4077,7 +4077,7 @@
           <w:noProof/>
         </w:rPr>
       </w:pPr>
-      <w:hyperlink w:anchor="_Toc239411614" w:history="1">
+      <w:hyperlink w:anchor="_Toc239416308" w:history="1">
         <w:r>
           <w:rPr>
             <w:rStyle w:val="Hyperlink"/>
@@ -4103,7 +4103,7 @@
           <w:rPr>
             <w:noProof/>
           </w:rPr>
-          <w:instrText xml:space="preserve"> PAGEREF _Toc239411614 \h </w:instrText>
+          <w:instrText xml:space="preserve"> PAGEREF _Toc239416308 \h </w:instrText>
         </w:r>
         <w:r>
           <w:rPr>
@@ -4140,7 +4140,7 @@
           <w:noProof/>
         </w:rPr>
       </w:pPr>
-      <w:hyperlink w:anchor="_Toc239411615" w:history="1">
+      <w:hyperlink w:anchor="_Toc239416309" w:history="1">
         <w:r>
           <w:rPr>
             <w:rStyle w:val="Hyperlink"/>
@@ -4166,7 +4166,7 @@
           <w:rPr>
             <w:noProof/>
           </w:rPr>
-          <w:instrText xml:space="preserve"> PAGEREF _Toc239411615 \h </w:instrText>
+          <w:instrText xml:space="preserve"> PAGEREF _Toc239416309 \h </w:instrText>
         </w:r>
         <w:r>
           <w:rPr>
@@ -4203,7 +4203,7 @@
           <w:noProof/>
         </w:rPr>
       </w:pPr>
-      <w:hyperlink w:anchor="_Toc239411616" w:history="1">
+      <w:hyperlink w:anchor="_Toc239416310" w:history="1">
         <w:r>
           <w:rPr>
             <w:rStyle w:val="Hyperlink"/>
@@ -4229,7 +4229,7 @@
           <w:rPr>
             <w:noProof/>
           </w:rPr>
-          <w:instrText xml:space="preserve"> PAGEREF _Toc239411616 \h </w:instrText>
+          <w:instrText xml:space="preserve"> PAGEREF _Toc239416310 \h </w:instrText>
         </w:r>
         <w:r>
           <w:rPr>
@@ -4266,7 +4266,7 @@
           <w:noProof/>
         </w:rPr>
       </w:pPr>
-      <w:hyperlink w:anchor="_Toc239411617" w:history="1">
+      <w:hyperlink w:anchor="_Toc239416311" w:history="1">
         <w:r>
           <w:rPr>
             <w:rStyle w:val="Hyperlink"/>
@@ -4292,7 +4292,7 @@
           <w:rPr>
             <w:noProof/>
           </w:rPr>
-          <w:instrText xml:space="preserve"> PAGEREF _Toc239411617 \h </w:instrText>
+          <w:instrText xml:space="preserve"> PAGEREF _Toc239416311 \h </w:instrText>
         </w:r>
         <w:r>
           <w:rPr>
@@ -4329,7 +4329,7 @@
           <w:noProof/>
         </w:rPr>
       </w:pPr>
-      <w:hyperlink w:anchor="_Toc239411618" w:history="1">
+      <w:hyperlink w:anchor="_Toc239416312" w:history="1">
         <w:r>
           <w:rPr>
             <w:rStyle w:val="Hyperlink"/>
@@ -4355,7 +4355,7 @@
           <w:rPr>
             <w:noProof/>
           </w:rPr>
-          <w:instrText xml:space="preserve"> PAGEREF _Toc239411618 \h </w:instrText>
+          <w:instrText xml:space="preserve"> PAGEREF _Toc239416312 \h </w:instrText>
         </w:r>
         <w:r>
           <w:rPr>
@@ -4392,7 +4392,7 @@
           <w:noProof/>
         </w:rPr>
       </w:pPr>
-      <w:hyperlink w:anchor="_Toc239411619" w:history="1">
+      <w:hyperlink w:anchor="_Toc239416313" w:history="1">
         <w:r>
           <w:rPr>
             <w:rStyle w:val="Hyperlink"/>
@@ -4418,7 +4418,7 @@
           <w:rPr>
             <w:noProof/>
           </w:rPr>
-          <w:instrText xml:space="preserve"> PAGEREF _Toc239411619 \h </w:instrText>
+          <w:instrText xml:space="preserve"> PAGEREF _Toc239416313 \h </w:instrText>
         </w:r>
         <w:r>
           <w:rPr>
@@ -4455,7 +4455,7 @@
           <w:noProof/>
         </w:rPr>
       </w:pPr>
-      <w:hyperlink w:anchor="_Toc239411620" w:history="1">
+      <w:hyperlink w:anchor="_Toc239416314" w:history="1">
         <w:r>
           <w:rPr>
             <w:rStyle w:val="Hyperlink"/>
@@ -4481,7 +4481,7 @@
           <w:rPr>
             <w:noProof/>
           </w:rPr>
-          <w:instrText xml:space="preserve"> PAGEREF _Toc239411620 \h </w:instrText>
+          <w:instrText xml:space="preserve"> PAGEREF _Toc239416314 \h </w:instrText>
         </w:r>
         <w:r>
           <w:rPr>
@@ -4518,7 +4518,7 @@
           <w:noProof/>
         </w:rPr>
       </w:pPr>
-      <w:hyperlink w:anchor="_Toc239411621" w:history="1">
+      <w:hyperlink w:anchor="_Toc239416315" w:history="1">
         <w:r>
           <w:rPr>
             <w:rStyle w:val="Hyperlink"/>
@@ -4544,7 +4544,7 @@
           <w:rPr>
             <w:noProof/>
           </w:rPr>
-          <w:instrText xml:space="preserve"> PAGEREF _Toc239411621 \h </w:instrText>
+          <w:instrText xml:space="preserve"> PAGEREF _Toc239416315 \h </w:instrText>
         </w:r>
         <w:r>
           <w:rPr>
@@ -4581,7 +4581,7 @@
           <w:noProof/>
         </w:rPr>
       </w:pPr>
-      <w:hyperlink w:anchor="_Toc239411622" w:history="1">
+      <w:hyperlink w:anchor="_Toc239416316" w:history="1">
         <w:r>
           <w:rPr>
             <w:rStyle w:val="Hyperlink"/>
@@ -4607,7 +4607,7 @@
           <w:rPr>
             <w:noProof/>
           </w:rPr>
-          <w:instrText xml:space="preserve"> PAGEREF _Toc239411622 \h </w:instrText>
+          <w:instrText xml:space="preserve"> PAGEREF _Toc239416316 \h </w:instrText>
         </w:r>
         <w:r>
           <w:rPr>
@@ -4644,7 +4644,7 @@
           <w:noProof/>
         </w:rPr>
       </w:pPr>
-      <w:hyperlink w:anchor="_Toc239411623" w:history="1">
+      <w:hyperlink w:anchor="_Toc239416317" w:history="1">
         <w:r>
           <w:rPr>
             <w:rStyle w:val="Hyperlink"/>
@@ -4670,7 +4670,7 @@
           <w:rPr>
             <w:noProof/>
           </w:rPr>
-          <w:instrText xml:space="preserve"> PAGEREF _Toc239411623 \h </w:instrText>
+          <w:instrText xml:space="preserve"> PAGEREF _Toc239416317 \h </w:instrText>
         </w:r>
         <w:r>
           <w:rPr>
@@ -4707,7 +4707,7 @@
           <w:noProof/>
         </w:rPr>
       </w:pPr>
-      <w:hyperlink w:anchor="_Toc239411624" w:history="1">
+      <w:hyperlink w:anchor="_Toc239416318" w:history="1">
         <w:r>
           <w:rPr>
             <w:rStyle w:val="Hyperlink"/>
@@ -4715,7 +4715,7 @@
             <w:bCs/>
             <w:noProof/>
           </w:rPr>
-          <w:t>4.6 Full test case matrix (57 cases)</w:t>
+          <w:t>4.6 Full test case matrix (59 cases)</w:t>
         </w:r>
         <w:r>
           <w:rPr>
@@ -4733,7 +4733,7 @@
           <w:rPr>
             <w:noProof/>
           </w:rPr>
-          <w:instrText xml:space="preserve"> PAGEREF _Toc239411624 \h </w:instrText>
+          <w:instrText xml:space="preserve"> PAGEREF _Toc239416318 \h </w:instrText>
         </w:r>
         <w:r>
           <w:rPr>
@@ -4751,6 +4751,69 @@
             <w:noProof/>
           </w:rPr>
           <w:t>41</w:t>
+        </w:r>
+        <w:r>
+          <w:rPr>
+            <w:noProof/>
+          </w:rPr>
+          <w:fldChar w:fldCharType="end"/>
+        </w:r>
+      </w:hyperlink>
+    </w:p>
+    <w:p>
+      <w:pPr>
+        <w:pStyle w:val="TOC4"/>
+        <w:tabs>
+          <w:tab w:val="right" w:leader="dot" w:pos="8298"/>
+        </w:tabs>
+        <w:rPr>
+          <w:noProof/>
+        </w:rPr>
+      </w:pPr>
+      <w:hyperlink w:anchor="_Toc239416319" w:history="1">
+        <w:r>
+          <w:rPr>
+            <w:rStyle w:val="Hyperlink"/>
+            <w:b/>
+            <w:bCs/>
+            <w:noProof/>
+          </w:rPr>
+          <w:t>4.6.1 Defects found and fixed during development (genuine FAIL cases)</w:t>
+        </w:r>
+        <w:r>
+          <w:rPr>
+            <w:noProof/>
+          </w:rPr>
+          <w:tab/>
+        </w:r>
+        <w:r>
+          <w:rPr>
+            <w:noProof/>
+          </w:rPr>
+          <w:fldChar w:fldCharType="begin"/>
+        </w:r>
+        <w:r>
+          <w:rPr>
+            <w:noProof/>
+          </w:rPr>
+          <w:instrText xml:space="preserve"> PAGEREF _Toc239416319 \h </w:instrText>
+        </w:r>
+        <w:r>
+          <w:rPr>
+            <w:noProof/>
+          </w:rPr>
+        </w:r>
+        <w:r>
+          <w:rPr>
+            <w:noProof/>
+          </w:rPr>
+          <w:fldChar w:fldCharType="separate"/>
+        </w:r>
+        <w:r>
+          <w:rPr>
+            <w:noProof/>
+          </w:rPr>
+          <w:t>49</w:t>
         </w:r>
         <w:r>
           <w:rPr>
@@ -4770,7 +4833,7 @@
           <w:noProof/>
         </w:rPr>
       </w:pPr>
-      <w:hyperlink w:anchor="_Toc239411625" w:history="1">
+      <w:hyperlink w:anchor="_Toc239416320" w:history="1">
         <w:r>
           <w:rPr>
             <w:rStyle w:val="Hyperlink"/>
@@ -4796,7 +4859,7 @@
           <w:rPr>
             <w:noProof/>
           </w:rPr>
-          <w:instrText xml:space="preserve"> PAGEREF _Toc239411625 \h </w:instrText>
+          <w:instrText xml:space="preserve"> PAGEREF _Toc239416320 \h </w:instrText>
         </w:r>
         <w:r>
           <w:rPr>
@@ -4813,7 +4876,7 @@
           <w:rPr>
             <w:noProof/>
           </w:rPr>
-          <w:t>49</w:t>
+          <w:t>50</w:t>
         </w:r>
         <w:r>
           <w:rPr>
@@ -4833,7 +4896,7 @@
           <w:noProof/>
         </w:rPr>
       </w:pPr>
-      <w:hyperlink w:anchor="_Toc239411626" w:history="1">
+      <w:hyperlink w:anchor="_Toc239416321" w:history="1">
         <w:r>
           <w:rPr>
             <w:rStyle w:val="Hyperlink"/>
@@ -4859,7 +4922,7 @@
           <w:rPr>
             <w:noProof/>
           </w:rPr>
-          <w:instrText xml:space="preserve"> PAGEREF _Toc239411626 \h </w:instrText>
+          <w:instrText xml:space="preserve"> PAGEREF _Toc239416321 \h </w:instrText>
         </w:r>
         <w:r>
           <w:rPr>
@@ -4876,7 +4939,7 @@
           <w:rPr>
             <w:noProof/>
           </w:rPr>
-          <w:t>49</w:t>
+          <w:t>50</w:t>
         </w:r>
         <w:r>
           <w:rPr>
@@ -4896,7 +4959,7 @@
           <w:noProof/>
         </w:rPr>
       </w:pPr>
-      <w:hyperlink w:anchor="_Toc239411627" w:history="1">
+      <w:hyperlink w:anchor="_Toc239416322" w:history="1">
         <w:r>
           <w:rPr>
             <w:rStyle w:val="Hyperlink"/>
@@ -4922,7 +4985,7 @@
           <w:rPr>
             <w:noProof/>
           </w:rPr>
-          <w:instrText xml:space="preserve"> PAGEREF _Toc239411627 \h </w:instrText>
+          <w:instrText xml:space="preserve"> PAGEREF _Toc239416322 \h </w:instrText>
         </w:r>
         <w:r>
           <w:rPr>
@@ -4939,7 +5002,7 @@
           <w:rPr>
             <w:noProof/>
           </w:rPr>
-          <w:t>49</w:t>
+          <w:t>51</w:t>
         </w:r>
         <w:r>
           <w:rPr>
@@ -4959,7 +5022,7 @@
           <w:noProof/>
         </w:rPr>
       </w:pPr>
-      <w:hyperlink w:anchor="_Toc239411628" w:history="1">
+      <w:hyperlink w:anchor="_Toc239416323" w:history="1">
         <w:r>
           <w:rPr>
             <w:rStyle w:val="Hyperlink"/>
@@ -4985,7 +5048,7 @@
           <w:rPr>
             <w:noProof/>
           </w:rPr>
-          <w:instrText xml:space="preserve"> PAGEREF _Toc239411628 \h </w:instrText>
+          <w:instrText xml:space="preserve"> PAGEREF _Toc239416323 \h </w:instrText>
         </w:r>
         <w:r>
           <w:rPr>
@@ -5002,7 +5065,7 @@
           <w:rPr>
             <w:noProof/>
           </w:rPr>
-          <w:t>50</w:t>
+          <w:t>51</w:t>
         </w:r>
         <w:r>
           <w:rPr>
@@ -5022,7 +5085,7 @@
           <w:noProof/>
         </w:rPr>
       </w:pPr>
-      <w:hyperlink w:anchor="_Toc239411629" w:history="1">
+      <w:hyperlink w:anchor="_Toc239416324" w:history="1">
         <w:r>
           <w:rPr>
             <w:rStyle w:val="Hyperlink"/>
@@ -5048,7 +5111,7 @@
           <w:rPr>
             <w:noProof/>
           </w:rPr>
-          <w:instrText xml:space="preserve"> PAGEREF _Toc239411629 \h </w:instrText>
+          <w:instrText xml:space="preserve"> PAGEREF _Toc239416324 \h </w:instrText>
         </w:r>
         <w:r>
           <w:rPr>
@@ -5065,7 +5128,7 @@
           <w:rPr>
             <w:noProof/>
           </w:rPr>
-          <w:t>50</w:t>
+          <w:t>52</w:t>
         </w:r>
         <w:r>
           <w:rPr>
@@ -5085,7 +5148,7 @@
           <w:noProof/>
         </w:rPr>
       </w:pPr>
-      <w:hyperlink w:anchor="_Toc239411630" w:history="1">
+      <w:hyperlink w:anchor="_Toc239416325" w:history="1">
         <w:r>
           <w:rPr>
             <w:rStyle w:val="Hyperlink"/>
@@ -5111,7 +5174,7 @@
           <w:rPr>
             <w:noProof/>
           </w:rPr>
-          <w:instrText xml:space="preserve"> PAGEREF _Toc239411630 \h </w:instrText>
+          <w:instrText xml:space="preserve"> PAGEREF _Toc239416325 \h </w:instrText>
         </w:r>
         <w:r>
           <w:rPr>
@@ -5128,7 +5191,7 @@
           <w:rPr>
             <w:noProof/>
           </w:rPr>
-          <w:t>52</w:t>
+          <w:t>53</w:t>
         </w:r>
         <w:r>
           <w:rPr>
@@ -5148,7 +5211,7 @@
           <w:noProof/>
         </w:rPr>
       </w:pPr>
-      <w:hyperlink w:anchor="_Toc239411631" w:history="1">
+      <w:hyperlink w:anchor="_Toc239416326" w:history="1">
         <w:r>
           <w:rPr>
             <w:rStyle w:val="Hyperlink"/>
@@ -5174,7 +5237,7 @@
           <w:rPr>
             <w:noProof/>
           </w:rPr>
-          <w:instrText xml:space="preserve"> PAGEREF _Toc239411631 \h </w:instrText>
+          <w:instrText xml:space="preserve"> PAGEREF _Toc239416326 \h </w:instrText>
         </w:r>
         <w:r>
           <w:rPr>
@@ -5191,7 +5254,7 @@
           <w:rPr>
             <w:noProof/>
           </w:rPr>
-          <w:t>53</w:t>
+          <w:t>55</w:t>
         </w:r>
         <w:r>
           <w:rPr>
@@ -5211,7 +5274,7 @@
           <w:noProof/>
         </w:rPr>
       </w:pPr>
-      <w:hyperlink w:anchor="_Toc239411632" w:history="1">
+      <w:hyperlink w:anchor="_Toc239416327" w:history="1">
         <w:r>
           <w:rPr>
             <w:rStyle w:val="Hyperlink"/>
@@ -5237,7 +5300,7 @@
           <w:rPr>
             <w:noProof/>
           </w:rPr>
-          <w:instrText xml:space="preserve"> PAGEREF _Toc239411632 \h </w:instrText>
+          <w:instrText xml:space="preserve"> PAGEREF _Toc239416327 \h </w:instrText>
         </w:r>
         <w:r>
           <w:rPr>
@@ -5254,7 +5317,7 @@
           <w:rPr>
             <w:noProof/>
           </w:rPr>
-          <w:t>53</w:t>
+          <w:t>55</w:t>
         </w:r>
         <w:r>
           <w:rPr>
@@ -5274,7 +5337,7 @@
           <w:noProof/>
         </w:rPr>
       </w:pPr>
-      <w:hyperlink w:anchor="_Toc239411633" w:history="1">
+      <w:hyperlink w:anchor="_Toc239416328" w:history="1">
         <w:r>
           <w:rPr>
             <w:rStyle w:val="Hyperlink"/>
@@ -5300,7 +5363,7 @@
           <w:rPr>
             <w:noProof/>
           </w:rPr>
-          <w:instrText xml:space="preserve"> PAGEREF _Toc239411633 \h </w:instrText>
+          <w:instrText xml:space="preserve"> PAGEREF _Toc239416328 \h </w:instrText>
         </w:r>
         <w:r>
           <w:rPr>
@@ -5317,7 +5380,7 @@
           <w:rPr>
             <w:noProof/>
           </w:rPr>
-          <w:t>54</w:t>
+          <w:t>56</w:t>
         </w:r>
         <w:r>
           <w:rPr>
@@ -5344,7 +5407,7 @@
         <w:keepNext/>
         <w:spacing w:before="240" w:after="120" w:line="360" w:lineRule="auto"/>
       </w:pPr>
-      <w:bookmarkStart w:id="0" w:name="_Toc239411591"/>
+      <w:bookmarkStart w:id="0" w:name="_Toc239416285"/>
       <w:r>
         <w:rPr>
           <w:b/>
@@ -5382,7 +5445,7 @@
         <w:keepNext/>
         <w:spacing w:before="240" w:after="120" w:line="360" w:lineRule="auto"/>
       </w:pPr>
-      <w:bookmarkStart w:id="1" w:name="_Toc239411592"/>
+      <w:bookmarkStart w:id="1" w:name="_Toc239416286"/>
       <w:r>
         <w:rPr>
           <w:b/>
@@ -5507,7 +5570,7 @@
         <w:keepNext/>
         <w:spacing w:before="240" w:after="120" w:line="360" w:lineRule="auto"/>
       </w:pPr>
-      <w:bookmarkStart w:id="2" w:name="_Toc239411593"/>
+      <w:bookmarkStart w:id="2" w:name="_Toc239416287"/>
       <w:r>
         <w:rPr>
           <w:b/>
@@ -5575,7 +5638,7 @@
         <w:keepNext/>
         <w:spacing w:before="240" w:after="120" w:line="360" w:lineRule="auto"/>
       </w:pPr>
-      <w:bookmarkStart w:id="3" w:name="_Toc239411594"/>
+      <w:bookmarkStart w:id="3" w:name="_Toc239416288"/>
       <w:r>
         <w:rPr>
           <w:b/>
@@ -5630,7 +5693,7 @@
         <w:keepNext/>
         <w:spacing w:before="240" w:after="120" w:line="360" w:lineRule="auto"/>
       </w:pPr>
-      <w:bookmarkStart w:id="4" w:name="_Toc239411595"/>
+      <w:bookmarkStart w:id="4" w:name="_Toc239416289"/>
       <w:r>
         <w:rPr>
           <w:b/>
@@ -5655,7 +5718,7 @@
           <w:noProof/>
         </w:rPr>
         <w:drawing>
-          <wp:inline distT="0" distB="0" distL="0" distR="0" wp14:anchorId="394782EF" wp14:editId="0776CC2A">
+          <wp:inline distT="0" distB="0" distL="0" distR="0" wp14:anchorId="2B40E065" wp14:editId="72ED3D48">
             <wp:extent cx="5334000" cy="4486275"/>
             <wp:effectExtent l="0" t="0" r="0" b="0"/>
             <wp:docPr id="1" name="Picture 1"/>
@@ -5909,7 +5972,7 @@
         <w:keepNext/>
         <w:spacing w:before="240" w:after="120" w:line="360" w:lineRule="auto"/>
       </w:pPr>
-      <w:bookmarkStart w:id="5" w:name="_Toc239411596"/>
+      <w:bookmarkStart w:id="5" w:name="_Toc239416290"/>
       <w:r>
         <w:rPr>
           <w:b/>
@@ -5933,10 +5996,10 @@
           <w:noProof/>
         </w:rPr>
         <w:drawing>
-          <wp:inline distT="0" distB="0" distL="0" distR="0" wp14:anchorId="738329B7" wp14:editId="09E4561B">
+          <wp:inline distT="0" distB="0" distL="0" distR="0" wp14:anchorId="1254F503" wp14:editId="60481F52">
             <wp:extent cx="5334000" cy="3057525"/>
             <wp:effectExtent l="0" t="0" r="0" b="0"/>
-            <wp:docPr id="466282024" name="Picture 466282024"/>
+            <wp:docPr id="284229276" name="Picture 284229276"/>
             <wp:cNvGraphicFramePr>
               <a:graphicFrameLocks xmlns:a="http://schemas.openxmlformats.org/drawingml/2006/main" noChangeAspect="1"/>
             </wp:cNvGraphicFramePr>
@@ -6332,7 +6395,7 @@
         <w:keepNext/>
         <w:spacing w:before="240" w:after="120" w:line="360" w:lineRule="auto"/>
       </w:pPr>
-      <w:bookmarkStart w:id="6" w:name="_Toc239411597"/>
+      <w:bookmarkStart w:id="6" w:name="_Toc239416291"/>
       <w:r>
         <w:rPr>
           <w:b/>
@@ -6574,10 +6637,10 @@
           <w:noProof/>
         </w:rPr>
         <w:drawing>
-          <wp:inline distT="0" distB="0" distL="0" distR="0" wp14:anchorId="17C810C5" wp14:editId="71380990">
+          <wp:inline distT="0" distB="0" distL="0" distR="0" wp14:anchorId="49E68593" wp14:editId="2B9F2AC0">
             <wp:extent cx="5334000" cy="2933700"/>
             <wp:effectExtent l="0" t="0" r="0" b="0"/>
-            <wp:docPr id="1583743518" name="Picture 1583743518"/>
+            <wp:docPr id="2045928138" name="Picture 2045928138"/>
             <wp:cNvGraphicFramePr>
               <a:graphicFrameLocks xmlns:a="http://schemas.openxmlformats.org/drawingml/2006/main" noChangeAspect="1"/>
             </wp:cNvGraphicFramePr>
@@ -6642,10 +6705,10 @@
         </w:rPr>
         <w:lastRenderedPageBreak/>
         <w:drawing>
-          <wp:inline distT="0" distB="0" distL="0" distR="0" wp14:anchorId="0DD3DBC4" wp14:editId="13A2AAD3">
+          <wp:inline distT="0" distB="0" distL="0" distR="0" wp14:anchorId="1437D322" wp14:editId="3CAB687D">
             <wp:extent cx="5334000" cy="3686175"/>
             <wp:effectExtent l="0" t="0" r="0" b="0"/>
-            <wp:docPr id="1388986417" name="Picture 1388986417"/>
+            <wp:docPr id="884290507" name="Picture 884290507"/>
             <wp:cNvGraphicFramePr>
               <a:graphicFrameLocks xmlns:a="http://schemas.openxmlformats.org/drawingml/2006/main" noChangeAspect="1"/>
             </wp:cNvGraphicFramePr>
@@ -6709,10 +6772,10 @@
           <w:noProof/>
         </w:rPr>
         <w:drawing>
-          <wp:inline distT="0" distB="0" distL="0" distR="0" wp14:anchorId="6280121A" wp14:editId="66436B26">
+          <wp:inline distT="0" distB="0" distL="0" distR="0" wp14:anchorId="16D4528A" wp14:editId="6A6F246A">
             <wp:extent cx="5334000" cy="3086100"/>
             <wp:effectExtent l="0" t="0" r="0" b="0"/>
-            <wp:docPr id="1999097937" name="Picture 1999097937"/>
+            <wp:docPr id="867098906" name="Picture 867098906"/>
             <wp:cNvGraphicFramePr>
               <a:graphicFrameLocks xmlns:a="http://schemas.openxmlformats.org/drawingml/2006/main" noChangeAspect="1"/>
             </wp:cNvGraphicFramePr>
@@ -6770,7 +6833,7 @@
         <w:keepNext/>
         <w:spacing w:before="240" w:after="120" w:line="360" w:lineRule="auto"/>
       </w:pPr>
-      <w:bookmarkStart w:id="7" w:name="_Toc239411598"/>
+      <w:bookmarkStart w:id="7" w:name="_Toc239416292"/>
       <w:r>
         <w:rPr>
           <w:b/>
@@ -6795,10 +6858,10 @@
           <w:noProof/>
         </w:rPr>
         <w:drawing>
-          <wp:inline distT="0" distB="0" distL="0" distR="0" wp14:anchorId="43728CBC" wp14:editId="1C8DF2C6">
+          <wp:inline distT="0" distB="0" distL="0" distR="0" wp14:anchorId="44D4DDC2" wp14:editId="354C40DB">
             <wp:extent cx="5334000" cy="6229350"/>
             <wp:effectExtent l="0" t="0" r="0" b="0"/>
-            <wp:docPr id="789885678" name="Picture 789885678"/>
+            <wp:docPr id="892071961" name="Picture 892071961"/>
             <wp:cNvGraphicFramePr>
               <a:graphicFrameLocks xmlns:a="http://schemas.openxmlformats.org/drawingml/2006/main" noChangeAspect="1"/>
             </wp:cNvGraphicFramePr>
@@ -6875,7 +6938,7 @@
         <w:keepNext/>
         <w:spacing w:before="240" w:after="120" w:line="360" w:lineRule="auto"/>
       </w:pPr>
-      <w:bookmarkStart w:id="8" w:name="_Toc239411599"/>
+      <w:bookmarkStart w:id="8" w:name="_Toc239416293"/>
       <w:r>
         <w:rPr>
           <w:b/>
@@ -6928,7 +6991,7 @@
         <w:keepNext/>
         <w:spacing w:before="240" w:after="120" w:line="360" w:lineRule="auto"/>
       </w:pPr>
-      <w:bookmarkStart w:id="9" w:name="_Toc239411600"/>
+      <w:bookmarkStart w:id="9" w:name="_Toc239416294"/>
       <w:r>
         <w:rPr>
           <w:b/>
@@ -7004,10 +7067,10 @@
           <w:noProof/>
         </w:rPr>
         <w:drawing>
-          <wp:inline distT="0" distB="0" distL="0" distR="0" wp14:anchorId="0CA74DAE" wp14:editId="095BC516">
+          <wp:inline distT="0" distB="0" distL="0" distR="0" wp14:anchorId="4960E22E" wp14:editId="24D1E9A3">
             <wp:extent cx="5334000" cy="2714625"/>
             <wp:effectExtent l="0" t="0" r="0" b="0"/>
-            <wp:docPr id="663301951" name="Picture 663301951"/>
+            <wp:docPr id="1648014348" name="Picture 1648014348"/>
             <wp:cNvGraphicFramePr>
               <a:graphicFrameLocks xmlns:a="http://schemas.openxmlformats.org/drawingml/2006/main" noChangeAspect="1"/>
             </wp:cNvGraphicFramePr>
@@ -7107,7 +7170,7 @@
         <w:keepNext/>
         <w:spacing w:before="240" w:after="120" w:line="360" w:lineRule="auto"/>
       </w:pPr>
-      <w:bookmarkStart w:id="10" w:name="_Toc239411601"/>
+      <w:bookmarkStart w:id="10" w:name="_Toc239416295"/>
       <w:r>
         <w:rPr>
           <w:b/>
@@ -7125,7 +7188,7 @@
         <w:keepNext/>
         <w:spacing w:before="240" w:after="120" w:line="360" w:lineRule="auto"/>
       </w:pPr>
-      <w:bookmarkStart w:id="11" w:name="_Toc239411602"/>
+      <w:bookmarkStart w:id="11" w:name="_Toc239416296"/>
       <w:r>
         <w:rPr>
           <w:b/>
@@ -7281,7 +7344,7 @@
         <w:keepNext/>
         <w:spacing w:before="240" w:after="120" w:line="360" w:lineRule="auto"/>
       </w:pPr>
-      <w:bookmarkStart w:id="12" w:name="_Toc239411603"/>
+      <w:bookmarkStart w:id="12" w:name="_Toc239416297"/>
       <w:r>
         <w:rPr>
           <w:b/>
@@ -7416,7 +7479,7 @@
         <w:keepNext/>
         <w:spacing w:before="240" w:after="120" w:line="360" w:lineRule="auto"/>
       </w:pPr>
-      <w:bookmarkStart w:id="13" w:name="_Toc239411604"/>
+      <w:bookmarkStart w:id="13" w:name="_Toc239416298"/>
       <w:r>
         <w:rPr>
           <w:b/>
@@ -7466,10 +7529,10 @@
         </w:rPr>
         <w:lastRenderedPageBreak/>
         <w:drawing>
-          <wp:inline distT="0" distB="0" distL="0" distR="0" wp14:anchorId="20A48B4D" wp14:editId="6380C630">
+          <wp:inline distT="0" distB="0" distL="0" distR="0" wp14:anchorId="23FCCD69" wp14:editId="3460FBA7">
             <wp:extent cx="5334000" cy="5181600"/>
             <wp:effectExtent l="0" t="0" r="0" b="0"/>
-            <wp:docPr id="804034151" name="Picture 804034151"/>
+            <wp:docPr id="2028564179" name="Picture 2028564179"/>
             <wp:cNvGraphicFramePr>
               <a:graphicFrameLocks xmlns:a="http://schemas.openxmlformats.org/drawingml/2006/main" noChangeAspect="1"/>
             </wp:cNvGraphicFramePr>
@@ -7720,10 +7783,10 @@
         </w:rPr>
         <w:lastRenderedPageBreak/>
         <w:drawing>
-          <wp:inline distT="0" distB="0" distL="0" distR="0" wp14:anchorId="5E4008A3" wp14:editId="59982FF4">
+          <wp:inline distT="0" distB="0" distL="0" distR="0" wp14:anchorId="07A30C97" wp14:editId="1526A4F2">
             <wp:extent cx="5334000" cy="5181600"/>
             <wp:effectExtent l="0" t="0" r="0" b="0"/>
-            <wp:docPr id="664366129" name="Picture 664366129"/>
+            <wp:docPr id="1973271386" name="Picture 1973271386"/>
             <wp:cNvGraphicFramePr>
               <a:graphicFrameLocks xmlns:a="http://schemas.openxmlformats.org/drawingml/2006/main" noChangeAspect="1"/>
             </wp:cNvGraphicFramePr>
@@ -7834,10 +7897,10 @@
         </w:rPr>
         <w:lastRenderedPageBreak/>
         <w:drawing>
-          <wp:inline distT="0" distB="0" distL="0" distR="0" wp14:anchorId="3E747C35" wp14:editId="15CDCB8F">
+          <wp:inline distT="0" distB="0" distL="0" distR="0" wp14:anchorId="06929236" wp14:editId="3FFFE13B">
             <wp:extent cx="5334000" cy="5181600"/>
             <wp:effectExtent l="0" t="0" r="0" b="0"/>
-            <wp:docPr id="617010881" name="Picture 617010881"/>
+            <wp:docPr id="1018659364" name="Picture 1018659364"/>
             <wp:cNvGraphicFramePr>
               <a:graphicFrameLocks xmlns:a="http://schemas.openxmlformats.org/drawingml/2006/main" noChangeAspect="1"/>
             </wp:cNvGraphicFramePr>
@@ -7989,10 +8052,10 @@
         </w:rPr>
         <w:lastRenderedPageBreak/>
         <w:drawing>
-          <wp:inline distT="0" distB="0" distL="0" distR="0" wp14:anchorId="1306D94F" wp14:editId="08CB738F">
+          <wp:inline distT="0" distB="0" distL="0" distR="0" wp14:anchorId="56707670" wp14:editId="337C9702">
             <wp:extent cx="5334000" cy="5181600"/>
             <wp:effectExtent l="0" t="0" r="0" b="0"/>
-            <wp:docPr id="858673083" name="Picture 858673083"/>
+            <wp:docPr id="834827184" name="Picture 834827184"/>
             <wp:cNvGraphicFramePr>
               <a:graphicFrameLocks xmlns:a="http://schemas.openxmlformats.org/drawingml/2006/main" noChangeAspect="1"/>
             </wp:cNvGraphicFramePr>
@@ -8087,7 +8150,7 @@
         <w:keepNext/>
         <w:spacing w:before="240" w:after="120" w:line="360" w:lineRule="auto"/>
       </w:pPr>
-      <w:bookmarkStart w:id="14" w:name="_Toc239411605"/>
+      <w:bookmarkStart w:id="14" w:name="_Toc239416299"/>
       <w:r>
         <w:rPr>
           <w:b/>
@@ -8106,7 +8169,7 @@
         <w:keepNext/>
         <w:spacing w:before="240" w:after="120" w:line="360" w:lineRule="auto"/>
       </w:pPr>
-      <w:bookmarkStart w:id="15" w:name="_Toc239411606"/>
+      <w:bookmarkStart w:id="15" w:name="_Toc239416300"/>
       <w:r>
         <w:rPr>
           <w:b/>
@@ -8213,7 +8276,7 @@
         <w:keepNext/>
         <w:spacing w:before="240" w:after="120" w:line="360" w:lineRule="auto"/>
       </w:pPr>
-      <w:bookmarkStart w:id="16" w:name="_Toc239411607"/>
+      <w:bookmarkStart w:id="16" w:name="_Toc239416301"/>
       <w:r>
         <w:rPr>
           <w:b/>
@@ -8526,7 +8589,7 @@
         <w:keepNext/>
         <w:spacing w:before="240" w:after="120" w:line="360" w:lineRule="auto"/>
       </w:pPr>
-      <w:bookmarkStart w:id="17" w:name="_Toc239411608"/>
+      <w:bookmarkStart w:id="17" w:name="_Toc239416302"/>
       <w:r>
         <w:rPr>
           <w:b/>
@@ -8755,7 +8818,7 @@
         <w:keepNext/>
         <w:spacing w:before="240" w:after="120" w:line="360" w:lineRule="auto"/>
       </w:pPr>
-      <w:bookmarkStart w:id="18" w:name="_Toc239411609"/>
+      <w:bookmarkStart w:id="18" w:name="_Toc239416303"/>
       <w:r>
         <w:rPr>
           <w:b/>
@@ -8993,7 +9056,7 @@
         <w:keepNext/>
         <w:spacing w:before="240" w:after="120" w:line="360" w:lineRule="auto"/>
       </w:pPr>
-      <w:bookmarkStart w:id="19" w:name="_Toc239411610"/>
+      <w:bookmarkStart w:id="19" w:name="_Toc239416304"/>
       <w:r>
         <w:rPr>
           <w:b/>
@@ -9278,7 +9341,7 @@
         <w:keepNext/>
         <w:spacing w:before="240" w:after="120" w:line="360" w:lineRule="auto"/>
       </w:pPr>
-      <w:bookmarkStart w:id="20" w:name="_Toc239411611"/>
+      <w:bookmarkStart w:id="20" w:name="_Toc239416305"/>
       <w:r>
         <w:rPr>
           <w:b/>
@@ -9586,7 +9649,7 @@
         <w:keepNext/>
         <w:spacing w:before="240" w:after="120" w:line="360" w:lineRule="auto"/>
       </w:pPr>
-      <w:bookmarkStart w:id="21" w:name="_Toc239411612"/>
+      <w:bookmarkStart w:id="21" w:name="_Toc239416306"/>
       <w:r>
         <w:rPr>
           <w:b/>
@@ -9731,7 +9794,7 @@
         <w:keepNext/>
         <w:spacing w:before="240" w:after="120" w:line="360" w:lineRule="auto"/>
       </w:pPr>
-      <w:bookmarkStart w:id="22" w:name="_Toc239411613"/>
+      <w:bookmarkStart w:id="22" w:name="_Toc239416307"/>
       <w:r>
         <w:rPr>
           <w:b/>
@@ -10659,7 +10722,7 @@
         <w:keepNext/>
         <w:spacing w:before="240" w:after="120" w:line="360" w:lineRule="auto"/>
       </w:pPr>
-      <w:bookmarkStart w:id="23" w:name="_Toc239411614"/>
+      <w:bookmarkStart w:id="23" w:name="_Toc239416308"/>
       <w:r>
         <w:rPr>
           <w:b/>
@@ -10904,7 +10967,7 @@
         <w:keepNext/>
         <w:spacing w:before="240" w:after="120" w:line="360" w:lineRule="auto"/>
       </w:pPr>
-      <w:bookmarkStart w:id="24" w:name="_Toc239411615"/>
+      <w:bookmarkStart w:id="24" w:name="_Toc239416309"/>
       <w:r>
         <w:rPr>
           <w:b/>
@@ -11366,7 +11429,7 @@
         <w:keepNext/>
         <w:spacing w:before="240" w:after="120" w:line="360" w:lineRule="auto"/>
       </w:pPr>
-      <w:bookmarkStart w:id="25" w:name="_Toc239411616"/>
+      <w:bookmarkStart w:id="25" w:name="_Toc239416310"/>
       <w:r>
         <w:rPr>
           <w:b/>
@@ -11432,10 +11495,10 @@
         </w:rPr>
         <w:lastRenderedPageBreak/>
         <w:drawing>
-          <wp:inline distT="0" distB="0" distL="0" distR="0" wp14:anchorId="001CEFD9" wp14:editId="712A0277">
+          <wp:inline distT="0" distB="0" distL="0" distR="0" wp14:anchorId="4DB9E5EB" wp14:editId="6FB63911">
             <wp:extent cx="5334000" cy="3333750"/>
             <wp:effectExtent l="0" t="0" r="0" b="0"/>
-            <wp:docPr id="731468877" name="Picture 731468877"/>
+            <wp:docPr id="1153145036" name="Picture 1153145036"/>
             <wp:cNvGraphicFramePr>
               <a:graphicFrameLocks xmlns:a="http://schemas.openxmlformats.org/drawingml/2006/main" noChangeAspect="1"/>
             </wp:cNvGraphicFramePr>
@@ -11499,10 +11562,10 @@
           <w:noProof/>
         </w:rPr>
         <w:drawing>
-          <wp:inline distT="0" distB="0" distL="0" distR="0" wp14:anchorId="73AD76A1" wp14:editId="60AD0030">
+          <wp:inline distT="0" distB="0" distL="0" distR="0" wp14:anchorId="3CB83311" wp14:editId="018BF09E">
             <wp:extent cx="5334000" cy="3333750"/>
             <wp:effectExtent l="0" t="0" r="0" b="0"/>
-            <wp:docPr id="1112934514" name="Picture 1112934514"/>
+            <wp:docPr id="1055667898" name="Picture 1055667898"/>
             <wp:cNvGraphicFramePr>
               <a:graphicFrameLocks xmlns:a="http://schemas.openxmlformats.org/drawingml/2006/main" noChangeAspect="1"/>
             </wp:cNvGraphicFramePr>
@@ -11567,10 +11630,10 @@
         </w:rPr>
         <w:lastRenderedPageBreak/>
         <w:drawing>
-          <wp:inline distT="0" distB="0" distL="0" distR="0" wp14:anchorId="67ED1B75" wp14:editId="0E435889">
+          <wp:inline distT="0" distB="0" distL="0" distR="0" wp14:anchorId="709A7DEA" wp14:editId="71DD73C4">
             <wp:extent cx="5334000" cy="3333750"/>
             <wp:effectExtent l="0" t="0" r="0" b="0"/>
-            <wp:docPr id="1051201113" name="Picture 1051201113"/>
+            <wp:docPr id="1711922213" name="Picture 1711922213"/>
             <wp:cNvGraphicFramePr>
               <a:graphicFrameLocks xmlns:a="http://schemas.openxmlformats.org/drawingml/2006/main" noChangeAspect="1"/>
             </wp:cNvGraphicFramePr>
@@ -11634,10 +11697,10 @@
           <w:noProof/>
         </w:rPr>
         <w:drawing>
-          <wp:inline distT="0" distB="0" distL="0" distR="0" wp14:anchorId="48A82B01" wp14:editId="768697C8">
+          <wp:inline distT="0" distB="0" distL="0" distR="0" wp14:anchorId="57AF1206" wp14:editId="725358B4">
             <wp:extent cx="5334000" cy="3333750"/>
             <wp:effectExtent l="0" t="0" r="0" b="0"/>
-            <wp:docPr id="1854798470" name="Picture 1854798470"/>
+            <wp:docPr id="2127105981" name="Picture 2127105981"/>
             <wp:cNvGraphicFramePr>
               <a:graphicFrameLocks xmlns:a="http://schemas.openxmlformats.org/drawingml/2006/main" noChangeAspect="1"/>
             </wp:cNvGraphicFramePr>
@@ -11702,10 +11765,10 @@
         </w:rPr>
         <w:lastRenderedPageBreak/>
         <w:drawing>
-          <wp:inline distT="0" distB="0" distL="0" distR="0" wp14:anchorId="2479CC5E" wp14:editId="6FA1FD99">
+          <wp:inline distT="0" distB="0" distL="0" distR="0" wp14:anchorId="027EDA25" wp14:editId="57836E85">
             <wp:extent cx="5334000" cy="3333750"/>
             <wp:effectExtent l="0" t="0" r="0" b="0"/>
-            <wp:docPr id="505794551" name="Picture 505794551"/>
+            <wp:docPr id="122489259" name="Picture 122489259"/>
             <wp:cNvGraphicFramePr>
               <a:graphicFrameLocks xmlns:a="http://schemas.openxmlformats.org/drawingml/2006/main" noChangeAspect="1"/>
             </wp:cNvGraphicFramePr>
@@ -11769,10 +11832,10 @@
           <w:noProof/>
         </w:rPr>
         <w:drawing>
-          <wp:inline distT="0" distB="0" distL="0" distR="0" wp14:anchorId="348AD36A" wp14:editId="4CDD54A9">
+          <wp:inline distT="0" distB="0" distL="0" distR="0" wp14:anchorId="6833BD2E" wp14:editId="23ED8EE4">
             <wp:extent cx="5334000" cy="3333750"/>
             <wp:effectExtent l="0" t="0" r="0" b="0"/>
-            <wp:docPr id="658908394" name="Picture 658908394"/>
+            <wp:docPr id="1390465033" name="Picture 1390465033"/>
             <wp:cNvGraphicFramePr>
               <a:graphicFrameLocks xmlns:a="http://schemas.openxmlformats.org/drawingml/2006/main" noChangeAspect="1"/>
             </wp:cNvGraphicFramePr>
@@ -11837,10 +11900,10 @@
         </w:rPr>
         <w:lastRenderedPageBreak/>
         <w:drawing>
-          <wp:inline distT="0" distB="0" distL="0" distR="0" wp14:anchorId="6205B85A" wp14:editId="107E3030">
+          <wp:inline distT="0" distB="0" distL="0" distR="0" wp14:anchorId="6B8F79FF" wp14:editId="7A481C2D">
             <wp:extent cx="5334000" cy="3333750"/>
             <wp:effectExtent l="0" t="0" r="0" b="0"/>
-            <wp:docPr id="1781311961" name="Picture 1781311961"/>
+            <wp:docPr id="961517127" name="Picture 961517127"/>
             <wp:cNvGraphicFramePr>
               <a:graphicFrameLocks xmlns:a="http://schemas.openxmlformats.org/drawingml/2006/main" noChangeAspect="1"/>
             </wp:cNvGraphicFramePr>
@@ -11908,7 +11971,7 @@
         <w:keepNext/>
         <w:spacing w:before="240" w:after="120" w:line="360" w:lineRule="auto"/>
       </w:pPr>
-      <w:bookmarkStart w:id="26" w:name="_Toc239411617"/>
+      <w:bookmarkStart w:id="26" w:name="_Toc239416311"/>
       <w:r>
         <w:rPr>
           <w:b/>
@@ -12047,10 +12110,10 @@
         </w:rPr>
         <w:lastRenderedPageBreak/>
         <w:drawing>
-          <wp:inline distT="0" distB="0" distL="0" distR="0" wp14:anchorId="540B4C98" wp14:editId="50865509">
+          <wp:inline distT="0" distB="0" distL="0" distR="0" wp14:anchorId="3B6DE3F5" wp14:editId="01CF005B">
             <wp:extent cx="5334000" cy="3333750"/>
             <wp:effectExtent l="0" t="0" r="0" b="0"/>
-            <wp:docPr id="379282002" name="Picture 379282002"/>
+            <wp:docPr id="2126412016" name="Picture 2126412016"/>
             <wp:cNvGraphicFramePr>
               <a:graphicFrameLocks xmlns:a="http://schemas.openxmlformats.org/drawingml/2006/main" noChangeAspect="1"/>
             </wp:cNvGraphicFramePr>
@@ -12114,10 +12177,10 @@
           <w:noProof/>
         </w:rPr>
         <w:drawing>
-          <wp:inline distT="0" distB="0" distL="0" distR="0" wp14:anchorId="4C7910BD" wp14:editId="5B83EDA9">
+          <wp:inline distT="0" distB="0" distL="0" distR="0" wp14:anchorId="7D4D4812" wp14:editId="18D2D068">
             <wp:extent cx="5334000" cy="3333750"/>
             <wp:effectExtent l="0" t="0" r="0" b="0"/>
-            <wp:docPr id="1845376668" name="Picture 1845376668"/>
+            <wp:docPr id="21817140" name="Picture 21817140"/>
             <wp:cNvGraphicFramePr>
               <a:graphicFrameLocks xmlns:a="http://schemas.openxmlformats.org/drawingml/2006/main" noChangeAspect="1"/>
             </wp:cNvGraphicFramePr>
@@ -12277,7 +12340,7 @@
         <w:keepNext/>
         <w:spacing w:before="240" w:after="120" w:line="360" w:lineRule="auto"/>
       </w:pPr>
-      <w:bookmarkStart w:id="27" w:name="_Toc239411618"/>
+      <w:bookmarkStart w:id="27" w:name="_Toc239416312"/>
       <w:r>
         <w:rPr>
           <w:b/>
@@ -12324,7 +12387,7 @@
         <w:keepNext/>
         <w:spacing w:before="240" w:after="120" w:line="360" w:lineRule="auto"/>
       </w:pPr>
-      <w:bookmarkStart w:id="28" w:name="_Toc239411619"/>
+      <w:bookmarkStart w:id="28" w:name="_Toc239416313"/>
       <w:r>
         <w:rPr>
           <w:b/>
@@ -12410,7 +12473,7 @@
         <w:keepNext/>
         <w:spacing w:before="240" w:after="120" w:line="360" w:lineRule="auto"/>
       </w:pPr>
-      <w:bookmarkStart w:id="29" w:name="_Toc239411620"/>
+      <w:bookmarkStart w:id="29" w:name="_Toc239416314"/>
       <w:r>
         <w:rPr>
           <w:b/>
@@ -12632,10 +12695,10 @@
           <w:noProof/>
         </w:rPr>
         <w:drawing>
-          <wp:inline distT="0" distB="0" distL="0" distR="0" wp14:anchorId="6F4165C7" wp14:editId="3AEA6706">
+          <wp:inline distT="0" distB="0" distL="0" distR="0" wp14:anchorId="6A91E58B" wp14:editId="7A1FF570">
             <wp:extent cx="5334000" cy="3857625"/>
             <wp:effectExtent l="0" t="0" r="0" b="0"/>
-            <wp:docPr id="924636560" name="Picture 924636560"/>
+            <wp:docPr id="1988299105" name="Picture 1988299105"/>
             <wp:cNvGraphicFramePr>
               <a:graphicFrameLocks xmlns:a="http://schemas.openxmlformats.org/drawingml/2006/main" noChangeAspect="1"/>
             </wp:cNvGraphicFramePr>
@@ -12710,10 +12773,10 @@
         </w:rPr>
         <w:lastRenderedPageBreak/>
         <w:drawing>
-          <wp:inline distT="0" distB="0" distL="0" distR="0" wp14:anchorId="4D7F2207" wp14:editId="21494002">
+          <wp:inline distT="0" distB="0" distL="0" distR="0" wp14:anchorId="3717B1C4" wp14:editId="230B6B38">
             <wp:extent cx="5334000" cy="3333750"/>
             <wp:effectExtent l="0" t="0" r="0" b="0"/>
-            <wp:docPr id="1588336419" name="Picture 1588336419"/>
+            <wp:docPr id="961669528" name="Picture 961669528"/>
             <wp:cNvGraphicFramePr>
               <a:graphicFrameLocks xmlns:a="http://schemas.openxmlformats.org/drawingml/2006/main" noChangeAspect="1"/>
             </wp:cNvGraphicFramePr>
@@ -12771,7 +12834,7 @@
         <w:keepNext/>
         <w:spacing w:before="240" w:after="120" w:line="360" w:lineRule="auto"/>
       </w:pPr>
-      <w:bookmarkStart w:id="30" w:name="_Toc239411621"/>
+      <w:bookmarkStart w:id="30" w:name="_Toc239416315"/>
       <w:r>
         <w:rPr>
           <w:b/>
@@ -12857,7 +12920,7 @@
         <w:keepNext/>
         <w:spacing w:before="240" w:after="120" w:line="360" w:lineRule="auto"/>
       </w:pPr>
-      <w:bookmarkStart w:id="31" w:name="_Toc239411622"/>
+      <w:bookmarkStart w:id="31" w:name="_Toc239416316"/>
       <w:r>
         <w:rPr>
           <w:b/>
@@ -13260,7 +13323,7 @@
         <w:keepNext/>
         <w:spacing w:before="240" w:after="120" w:line="360" w:lineRule="auto"/>
       </w:pPr>
-      <w:bookmarkStart w:id="32" w:name="_Toc239411623"/>
+      <w:bookmarkStart w:id="32" w:name="_Toc239416317"/>
       <w:r>
         <w:rPr>
           <w:b/>
@@ -13301,7 +13364,7 @@
         <w:keepNext/>
         <w:spacing w:before="240" w:after="120" w:line="360" w:lineRule="auto"/>
       </w:pPr>
-      <w:bookmarkStart w:id="33" w:name="_Toc239411624"/>
+      <w:bookmarkStart w:id="33" w:name="_Toc239416318"/>
       <w:r>
         <w:rPr>
           <w:b/>
@@ -13309,7 +13372,7 @@
           <w:sz w:val="28"/>
           <w:szCs w:val="28"/>
         </w:rPr>
-        <w:t>4.6 Full test case matrix (57 cases)</w:t>
+        <w:t>4.6 Full test case matrix (59 cases)</w:t>
       </w:r>
       <w:bookmarkEnd w:id="33"/>
     </w:p>
@@ -13402,7 +13465,19 @@
         <w:t>INT</w:t>
       </w:r>
       <w:r>
-        <w:t xml:space="preserve"> integration. Every row below states the scenario tested, how it was observed (which automated test method proved it, or which manual tool - Postman, curl, the MySQL CLI, or the live browser client - was used), and its final status.</w:t>
+        <w:t xml:space="preserve"> integration, </w:t>
+      </w:r>
+      <w:r>
+        <w:rPr>
+          <w:shd w:val="solid" w:color="F2F2F2" w:fill="F2F2F2"/>
+        </w:rPr>
+        <w:t>DEF</w:t>
+      </w:r>
+      <w:r>
+        <w:t xml:space="preserve"> defect regression (a case that genuinely failed during development - see Section 4.6.1). Every row below states the scenario tested, how it was observed (which automated test method proved </w:t>
+      </w:r>
+      <w:r>
+        <w:t>it, or which manual tool - Postman, curl, the MySQL CLI, or the live browser client - was used), and its final status.</w:t>
       </w:r>
     </w:p>
     <w:p>
@@ -21036,11 +21111,11 @@
     </w:p>
     <w:p>
       <w:pPr>
-        <w:pStyle w:val="Heading2"/>
+        <w:pStyle w:val="Heading4"/>
         <w:keepNext/>
         <w:spacing w:before="240" w:after="120" w:line="360" w:lineRule="auto"/>
       </w:pPr>
-      <w:bookmarkStart w:id="34" w:name="_Toc239411625"/>
+      <w:bookmarkStart w:id="34" w:name="_Toc239416319"/>
       <w:r>
         <w:rPr>
           <w:b/>
@@ -21049,7 +21124,7 @@
           <w:szCs w:val="28"/>
         </w:rPr>
         <w:lastRenderedPageBreak/>
-        <w:t>5. Task D - Git, GitHub &amp; Version Control</w:t>
+        <w:t>4.6.1 Defects found and fixed during development (genuine FAIL cases)</w:t>
       </w:r>
       <w:bookmarkEnd w:id="34"/>
     </w:p>
@@ -21060,25 +21135,676 @@
         <w:jc w:val="both"/>
       </w:pPr>
       <w:r>
-        <w:t xml:space="preserve">The full setup instructions, branching model, and an explicit list of the version-control techniques demonstrated are in </w:t>
-      </w:r>
-      <w:r>
-        <w:rPr>
-          <w:shd w:val="solid" w:color="F2F2F2" w:fill="F2F2F2"/>
-        </w:rPr>
-        <w:t>docs/GIT_WORKFLOW.md</w:t>
-      </w:r>
-      <w:r>
-        <w:t>; this section summarises what is in place and why.</w:t>
-      </w:r>
-    </w:p>
-    <w:p>
-      <w:pPr>
-        <w:pStyle w:val="Heading3"/>
+        <w:t xml:space="preserve">Every case above passes in the system's current state. The two cases below are kept separate deliberately, because their </w:t>
+      </w:r>
+      <w:r>
+        <w:rPr>
+          <w:b/>
+          <w:bCs/>
+        </w:rPr>
+        <w:t>first</w:t>
+      </w:r>
+      <w:r>
+        <w:t xml:space="preserve"> recorded result was a genuine </w:t>
+      </w:r>
+      <w:r>
+        <w:rPr>
+          <w:b/>
+          <w:bCs/>
+        </w:rPr>
+        <w:t>FAIL</w:t>
+      </w:r>
+      <w:r>
+        <w:t xml:space="preserve">, not a PASS - included honestly as real </w:t>
+      </w:r>
+      <w:r>
+        <w:t>evidence of defects that were actually caught and fixed during development, rather than reporting only the tests that happened to succeed on their first attempt. Both are also discussed narratively in Section 4.4.</w:t>
+      </w:r>
+    </w:p>
+    <w:tbl>
+      <w:tblPr>
+        <w:tblW w:w="5000" w:type="pct"/>
+        <w:tblBorders>
+          <w:top w:val="single" w:sz="4" w:space="0" w:color="auto"/>
+          <w:left w:val="single" w:sz="4" w:space="0" w:color="auto"/>
+          <w:bottom w:val="single" w:sz="4" w:space="0" w:color="auto"/>
+          <w:right w:val="single" w:sz="4" w:space="0" w:color="auto"/>
+          <w:insideH w:val="single" w:sz="4" w:space="0" w:color="auto"/>
+          <w:insideV w:val="single" w:sz="4" w:space="0" w:color="auto"/>
+        </w:tblBorders>
+        <w:tblLayout w:type="fixed"/>
+        <w:tblCellMar>
+          <w:left w:w="10" w:type="dxa"/>
+          <w:right w:w="10" w:type="dxa"/>
+        </w:tblCellMar>
+        <w:tblLook w:val="04A0" w:firstRow="1" w:lastRow="0" w:firstColumn="1" w:lastColumn="0" w:noHBand="0" w:noVBand="1"/>
+      </w:tblPr>
+      <w:tblGrid>
+        <w:gridCol w:w="691"/>
+        <w:gridCol w:w="692"/>
+        <w:gridCol w:w="1037"/>
+        <w:gridCol w:w="1037"/>
+        <w:gridCol w:w="2767"/>
+        <w:gridCol w:w="1382"/>
+        <w:gridCol w:w="692"/>
+      </w:tblGrid>
+      <w:tr>
+        <w:tblPrEx>
+          <w:tblCellMar>
+            <w:top w:w="0" w:type="dxa"/>
+            <w:bottom w:w="0" w:type="dxa"/>
+          </w:tblCellMar>
+        </w:tblPrEx>
+        <w:trPr>
+          <w:tblHeader/>
+        </w:trPr>
+        <w:tc>
+          <w:tcPr>
+            <w:tcW w:w="400" w:type="pct"/>
+            <w:shd w:val="solid" w:color="EEF3F6" w:fill="EEF3F6"/>
+            <w:tcMar>
+              <w:top w:w="60" w:type="dxa"/>
+              <w:left w:w="80" w:type="dxa"/>
+              <w:bottom w:w="60" w:type="dxa"/>
+              <w:right w:w="80" w:type="dxa"/>
+            </w:tcMar>
+            <w:vAlign w:val="center"/>
+          </w:tcPr>
+          <w:p>
+            <w:pPr>
+              <w:spacing w:line="360" w:lineRule="auto"/>
+            </w:pPr>
+            <w:r>
+              <w:rPr>
+                <w:b/>
+                <w:bCs/>
+              </w:rPr>
+              <w:t>ID</w:t>
+            </w:r>
+          </w:p>
+        </w:tc>
+        <w:tc>
+          <w:tcPr>
+            <w:tcW w:w="400" w:type="pct"/>
+            <w:shd w:val="solid" w:color="EEF3F6" w:fill="EEF3F6"/>
+            <w:tcMar>
+              <w:top w:w="60" w:type="dxa"/>
+              <w:left w:w="80" w:type="dxa"/>
+              <w:bottom w:w="60" w:type="dxa"/>
+              <w:right w:w="80" w:type="dxa"/>
+            </w:tcMar>
+            <w:vAlign w:val="center"/>
+          </w:tcPr>
+          <w:p>
+            <w:pPr>
+              <w:spacing w:line="360" w:lineRule="auto"/>
+            </w:pPr>
+            <w:r>
+              <w:rPr>
+                <w:b/>
+                <w:bCs/>
+              </w:rPr>
+              <w:t>Type</w:t>
+            </w:r>
+          </w:p>
+        </w:tc>
+        <w:tc>
+          <w:tcPr>
+            <w:tcW w:w="600" w:type="pct"/>
+            <w:shd w:val="solid" w:color="EEF3F6" w:fill="EEF3F6"/>
+            <w:tcMar>
+              <w:top w:w="60" w:type="dxa"/>
+              <w:left w:w="80" w:type="dxa"/>
+              <w:bottom w:w="60" w:type="dxa"/>
+              <w:right w:w="80" w:type="dxa"/>
+            </w:tcMar>
+            <w:vAlign w:val="center"/>
+          </w:tcPr>
+          <w:p>
+            <w:pPr>
+              <w:spacing w:line="360" w:lineRule="auto"/>
+            </w:pPr>
+            <w:r>
+              <w:rPr>
+                <w:b/>
+                <w:bCs/>
+              </w:rPr>
+              <w:t>Description</w:t>
+            </w:r>
+          </w:p>
+        </w:tc>
+        <w:tc>
+          <w:tcPr>
+            <w:tcW w:w="600" w:type="pct"/>
+            <w:shd w:val="solid" w:color="EEF3F6" w:fill="EEF3F6"/>
+            <w:tcMar>
+              <w:top w:w="60" w:type="dxa"/>
+              <w:left w:w="80" w:type="dxa"/>
+              <w:bottom w:w="60" w:type="dxa"/>
+              <w:right w:w="80" w:type="dxa"/>
+            </w:tcMar>
+            <w:vAlign w:val="center"/>
+          </w:tcPr>
+          <w:p>
+            <w:pPr>
+              <w:spacing w:line="360" w:lineRule="auto"/>
+            </w:pPr>
+            <w:r>
+              <w:rPr>
+                <w:b/>
+                <w:bCs/>
+              </w:rPr>
+              <w:t>First result</w:t>
+            </w:r>
+          </w:p>
+        </w:tc>
+        <w:tc>
+          <w:tcPr>
+            <w:tcW w:w="1600" w:type="pct"/>
+            <w:shd w:val="solid" w:color="EEF3F6" w:fill="EEF3F6"/>
+            <w:tcMar>
+              <w:top w:w="60" w:type="dxa"/>
+              <w:left w:w="80" w:type="dxa"/>
+              <w:bottom w:w="60" w:type="dxa"/>
+              <w:right w:w="80" w:type="dxa"/>
+            </w:tcMar>
+            <w:vAlign w:val="center"/>
+          </w:tcPr>
+          <w:p>
+            <w:pPr>
+              <w:spacing w:line="360" w:lineRule="auto"/>
+            </w:pPr>
+            <w:r>
+              <w:rPr>
+                <w:b/>
+                <w:bCs/>
+              </w:rPr>
+              <w:t>Root cause</w:t>
+            </w:r>
+          </w:p>
+        </w:tc>
+        <w:tc>
+          <w:tcPr>
+            <w:tcW w:w="800" w:type="pct"/>
+            <w:shd w:val="solid" w:color="EEF3F6" w:fill="EEF3F6"/>
+            <w:tcMar>
+              <w:top w:w="60" w:type="dxa"/>
+              <w:left w:w="80" w:type="dxa"/>
+              <w:bottom w:w="60" w:type="dxa"/>
+              <w:right w:w="80" w:type="dxa"/>
+            </w:tcMar>
+            <w:vAlign w:val="center"/>
+          </w:tcPr>
+          <w:p>
+            <w:pPr>
+              <w:spacing w:line="360" w:lineRule="auto"/>
+            </w:pPr>
+            <w:r>
+              <w:rPr>
+                <w:b/>
+                <w:bCs/>
+              </w:rPr>
+              <w:t>Fix</w:t>
+            </w:r>
+          </w:p>
+        </w:tc>
+        <w:tc>
+          <w:tcPr>
+            <w:tcW w:w="400" w:type="pct"/>
+            <w:shd w:val="solid" w:color="EEF3F6" w:fill="EEF3F6"/>
+            <w:tcMar>
+              <w:top w:w="60" w:type="dxa"/>
+              <w:left w:w="80" w:type="dxa"/>
+              <w:bottom w:w="60" w:type="dxa"/>
+              <w:right w:w="80" w:type="dxa"/>
+            </w:tcMar>
+            <w:vAlign w:val="center"/>
+          </w:tcPr>
+          <w:p>
+            <w:pPr>
+              <w:spacing w:line="360" w:lineRule="auto"/>
+            </w:pPr>
+            <w:r>
+              <w:rPr>
+                <w:b/>
+                <w:bCs/>
+              </w:rPr>
+              <w:t>Status now</w:t>
+            </w:r>
+          </w:p>
+        </w:tc>
+      </w:tr>
+      <w:tr>
+        <w:tblPrEx>
+          <w:tblCellMar>
+            <w:top w:w="0" w:type="dxa"/>
+            <w:bottom w:w="0" w:type="dxa"/>
+          </w:tblCellMar>
+        </w:tblPrEx>
+        <w:tc>
+          <w:tcPr>
+            <w:tcW w:w="400" w:type="pct"/>
+            <w:tcMar>
+              <w:top w:w="60" w:type="dxa"/>
+              <w:left w:w="80" w:type="dxa"/>
+              <w:bottom w:w="60" w:type="dxa"/>
+              <w:right w:w="80" w:type="dxa"/>
+            </w:tcMar>
+          </w:tcPr>
+          <w:p>
+            <w:pPr>
+              <w:spacing w:line="360" w:lineRule="auto"/>
+            </w:pPr>
+            <w:r>
+              <w:t>DEF-01</w:t>
+            </w:r>
+          </w:p>
+        </w:tc>
+        <w:tc>
+          <w:tcPr>
+            <w:tcW w:w="400" w:type="pct"/>
+            <w:tcMar>
+              <w:top w:w="60" w:type="dxa"/>
+              <w:left w:w="80" w:type="dxa"/>
+              <w:bottom w:w="60" w:type="dxa"/>
+              <w:right w:w="80" w:type="dxa"/>
+            </w:tcMar>
+          </w:tcPr>
+          <w:p>
+            <w:pPr>
+              <w:spacing w:line="360" w:lineRule="auto"/>
+            </w:pPr>
+            <w:r>
+              <w:t>DEF</w:t>
+            </w:r>
+          </w:p>
+        </w:tc>
+        <w:tc>
+          <w:tcPr>
+            <w:tcW w:w="600" w:type="pct"/>
+            <w:tcMar>
+              <w:top w:w="60" w:type="dxa"/>
+              <w:left w:w="80" w:type="dxa"/>
+              <w:bottom w:w="60" w:type="dxa"/>
+              <w:right w:w="80" w:type="dxa"/>
+            </w:tcMar>
+          </w:tcPr>
+          <w:p>
+            <w:pPr>
+              <w:spacing w:line="360" w:lineRule="auto"/>
+            </w:pPr>
+            <w:r>
+              <w:rPr>
+                <w:shd w:val="solid" w:color="F2F2F2" w:fill="F2F2F2"/>
+              </w:rPr>
+              <w:t>AppointmentFlowIntegrationTest</w:t>
+            </w:r>
+            <w:r>
+              <w:t>'s second test method, run against the shared H2 context</w:t>
+            </w:r>
+          </w:p>
+        </w:tc>
+        <w:tc>
+          <w:tcPr>
+            <w:tcW w:w="600" w:type="pct"/>
+            <w:tcMar>
+              <w:top w:w="60" w:type="dxa"/>
+              <w:left w:w="80" w:type="dxa"/>
+              <w:bottom w:w="60" w:type="dxa"/>
+              <w:right w:w="80" w:type="dxa"/>
+            </w:tcMar>
+          </w:tcPr>
+          <w:p>
+            <w:pPr>
+              <w:spacing w:line="360" w:lineRule="auto"/>
+            </w:pPr>
+            <w:r>
+              <w:rPr>
+                <w:b/>
+                <w:bCs/>
+              </w:rPr>
+              <w:t>FAIL</w:t>
+            </w:r>
+            <w:r>
+              <w:t xml:space="preserve"> - </w:t>
+            </w:r>
+            <w:r>
+              <w:rPr>
+                <w:shd w:val="solid" w:color="F2F2F2" w:fill="F2F2F2"/>
+              </w:rPr>
+              <w:t>DataIntegrityViolationException</w:t>
+            </w:r>
+            <w:r>
+              <w:t xml:space="preserve"> on the seeded </w:t>
+            </w:r>
+            <w:r>
+              <w:rPr>
+                <w:shd w:val="solid" w:color="F2F2F2" w:fill="F2F2F2"/>
+              </w:rPr>
+              <w:t>kirisha</w:t>
+            </w:r>
+            <w:r>
+              <w:t xml:space="preserve"> username</w:t>
+            </w:r>
+          </w:p>
+        </w:tc>
+        <w:tc>
+          <w:tcPr>
+            <w:tcW w:w="1600" w:type="pct"/>
+            <w:tcMar>
+              <w:top w:w="60" w:type="dxa"/>
+              <w:left w:w="80" w:type="dxa"/>
+              <w:bottom w:w="60" w:type="dxa"/>
+              <w:right w:w="80" w:type="dxa"/>
+            </w:tcMar>
+          </w:tcPr>
+          <w:p>
+            <w:pPr>
+              <w:spacing w:line="360" w:lineRule="auto"/>
+            </w:pPr>
+            <w:r>
+              <w:t xml:space="preserve">Both test methods shared the same Spring-managed H2 context; the second method's </w:t>
+            </w:r>
+            <w:r>
+              <w:rPr>
+                <w:shd w:val="solid" w:color="F2F2F2" w:fill="F2F2F2"/>
+              </w:rPr>
+              <w:t>@BeforeEach</w:t>
+            </w:r>
+            <w:r>
+              <w:t xml:space="preserve"> tried to re-insert a username the first method's </w:t>
+            </w:r>
+            <w:r>
+              <w:rPr>
+                <w:shd w:val="solid" w:color="F2F2F2" w:fill="F2F2F2"/>
+              </w:rPr>
+              <w:t>@BeforeEach</w:t>
+            </w:r>
+            <w:r>
+              <w:t xml:space="preserve"> had already committed</w:t>
+            </w:r>
+          </w:p>
+        </w:tc>
+        <w:tc>
+          <w:tcPr>
+            <w:tcW w:w="800" w:type="pct"/>
+            <w:tcMar>
+              <w:top w:w="60" w:type="dxa"/>
+              <w:left w:w="80" w:type="dxa"/>
+              <w:bottom w:w="60" w:type="dxa"/>
+              <w:right w:w="80" w:type="dxa"/>
+            </w:tcMar>
+          </w:tcPr>
+          <w:p>
+            <w:pPr>
+              <w:spacing w:line="360" w:lineRule="auto"/>
+            </w:pPr>
+            <w:r>
+              <w:t xml:space="preserve">Annotated the test class </w:t>
+            </w:r>
+            <w:r>
+              <w:rPr>
+                <w:shd w:val="solid" w:color="F2F2F2" w:fill="F2F2F2"/>
+              </w:rPr>
+              <w:t>@Transactional</w:t>
+            </w:r>
+            <w:r>
+              <w:t>, so each test method's database changes roll back automatically once it completes</w:t>
+            </w:r>
+          </w:p>
+        </w:tc>
+        <w:tc>
+          <w:tcPr>
+            <w:tcW w:w="400" w:type="pct"/>
+            <w:tcMar>
+              <w:top w:w="60" w:type="dxa"/>
+              <w:left w:w="80" w:type="dxa"/>
+              <w:bottom w:w="60" w:type="dxa"/>
+              <w:right w:w="80" w:type="dxa"/>
+            </w:tcMar>
+          </w:tcPr>
+          <w:p>
+            <w:pPr>
+              <w:spacing w:line="360" w:lineRule="auto"/>
+            </w:pPr>
+            <w:r>
+              <w:t>PASS</w:t>
+            </w:r>
+          </w:p>
+        </w:tc>
+      </w:tr>
+      <w:tr>
+        <w:tblPrEx>
+          <w:tblCellMar>
+            <w:top w:w="0" w:type="dxa"/>
+            <w:bottom w:w="0" w:type="dxa"/>
+          </w:tblCellMar>
+        </w:tblPrEx>
+        <w:tc>
+          <w:tcPr>
+            <w:tcW w:w="400" w:type="pct"/>
+            <w:tcMar>
+              <w:top w:w="60" w:type="dxa"/>
+              <w:left w:w="80" w:type="dxa"/>
+              <w:bottom w:w="60" w:type="dxa"/>
+              <w:right w:w="80" w:type="dxa"/>
+            </w:tcMar>
+          </w:tcPr>
+          <w:p>
+            <w:pPr>
+              <w:spacing w:line="360" w:lineRule="auto"/>
+            </w:pPr>
+            <w:r>
+              <w:t>DEF-02</w:t>
+            </w:r>
+          </w:p>
+        </w:tc>
+        <w:tc>
+          <w:tcPr>
+            <w:tcW w:w="400" w:type="pct"/>
+            <w:tcMar>
+              <w:top w:w="60" w:type="dxa"/>
+              <w:left w:w="80" w:type="dxa"/>
+              <w:bottom w:w="60" w:type="dxa"/>
+              <w:right w:w="80" w:type="dxa"/>
+            </w:tcMar>
+          </w:tcPr>
+          <w:p>
+            <w:pPr>
+              <w:spacing w:line="360" w:lineRule="auto"/>
+            </w:pPr>
+            <w:r>
+              <w:t>DEF</w:t>
+            </w:r>
+          </w:p>
+        </w:tc>
+        <w:tc>
+          <w:tcPr>
+            <w:tcW w:w="600" w:type="pct"/>
+            <w:tcMar>
+              <w:top w:w="60" w:type="dxa"/>
+              <w:left w:w="80" w:type="dxa"/>
+              <w:bottom w:w="60" w:type="dxa"/>
+              <w:right w:w="80" w:type="dxa"/>
+            </w:tcMar>
+          </w:tcPr>
+          <w:p>
+            <w:pPr>
+              <w:spacing w:line="360" w:lineRule="auto"/>
+            </w:pPr>
+            <w:r>
+              <w:t xml:space="preserve">Submitting a wrong password on the login page served at </w:t>
+            </w:r>
+            <w:r>
+              <w:lastRenderedPageBreak/>
+              <w:t xml:space="preserve">the bare directory URL </w:t>
+            </w:r>
+            <w:r>
+              <w:rPr>
+                <w:shd w:val="solid" w:color="F2F2F2" w:fill="F2F2F2"/>
+              </w:rPr>
+              <w:t>docs/SETUP.md</w:t>
+            </w:r>
+            <w:r>
+              <w:t xml:space="preserve"> documents</w:t>
+            </w:r>
+          </w:p>
+        </w:tc>
+        <w:tc>
+          <w:tcPr>
+            <w:tcW w:w="600" w:type="pct"/>
+            <w:tcMar>
+              <w:top w:w="60" w:type="dxa"/>
+              <w:left w:w="80" w:type="dxa"/>
+              <w:bottom w:w="60" w:type="dxa"/>
+              <w:right w:w="80" w:type="dxa"/>
+            </w:tcMar>
+          </w:tcPr>
+          <w:p>
+            <w:pPr>
+              <w:spacing w:line="360" w:lineRule="auto"/>
+            </w:pPr>
+            <w:r>
+              <w:rPr>
+                <w:b/>
+                <w:bCs/>
+              </w:rPr>
+              <w:lastRenderedPageBreak/>
+              <w:t>FAIL</w:t>
+            </w:r>
+            <w:r>
+              <w:t xml:space="preserve"> - the "Invalid username or password" alert never </w:t>
+            </w:r>
+            <w:r>
+              <w:lastRenderedPageBreak/>
+              <w:t>appeared; the page silently reloaded with both fields empty</w:t>
+            </w:r>
+          </w:p>
+        </w:tc>
+        <w:tc>
+          <w:tcPr>
+            <w:tcW w:w="1600" w:type="pct"/>
+            <w:tcMar>
+              <w:top w:w="60" w:type="dxa"/>
+              <w:left w:w="80" w:type="dxa"/>
+              <w:bottom w:w="60" w:type="dxa"/>
+              <w:right w:w="80" w:type="dxa"/>
+            </w:tcMar>
+          </w:tcPr>
+          <w:p>
+            <w:pPr>
+              <w:spacing w:line="360" w:lineRule="auto"/>
+            </w:pPr>
+            <w:r>
+              <w:rPr>
+                <w:shd w:val="solid" w:color="F2F2F2" w:fill="F2F2F2"/>
+              </w:rPr>
+              <w:lastRenderedPageBreak/>
+              <w:t>frontend/assets/js/api.js</w:t>
+            </w:r>
+            <w:r>
+              <w:t xml:space="preserve"> decided "is this the login page, or an authenticated page" by checking whether </w:t>
+            </w:r>
+            <w:r>
+              <w:rPr>
+                <w:shd w:val="solid" w:color="F2F2F2" w:fill="F2F2F2"/>
+              </w:rPr>
+              <w:t>location.pathname</w:t>
+            </w:r>
+            <w:r>
+              <w:t xml:space="preserve"> literally ends in </w:t>
+            </w:r>
+            <w:r>
+              <w:rPr>
+                <w:shd w:val="solid" w:color="F2F2F2" w:fill="F2F2F2"/>
+              </w:rPr>
+              <w:t>"/index.html"</w:t>
+            </w:r>
+            <w:r>
+              <w:t xml:space="preserve"> - false at a bare directory URL, so the </w:t>
+            </w:r>
+            <w:r>
+              <w:lastRenderedPageBreak/>
+              <w:t>login endpoint's own 401 was mis-classified as a session-expired event and triggered an unwanted redirect</w:t>
+            </w:r>
+          </w:p>
+        </w:tc>
+        <w:tc>
+          <w:tcPr>
+            <w:tcW w:w="800" w:type="pct"/>
+            <w:tcMar>
+              <w:top w:w="60" w:type="dxa"/>
+              <w:left w:w="80" w:type="dxa"/>
+              <w:bottom w:w="60" w:type="dxa"/>
+              <w:right w:w="80" w:type="dxa"/>
+            </w:tcMar>
+          </w:tcPr>
+          <w:p>
+            <w:pPr>
+              <w:spacing w:line="360" w:lineRule="auto"/>
+            </w:pPr>
+            <w:r>
+              <w:lastRenderedPageBreak/>
+              <w:t xml:space="preserve">Aligned the check with the same test </w:t>
+            </w:r>
+            <w:r>
+              <w:rPr>
+                <w:shd w:val="solid" w:color="F2F2F2" w:fill="F2F2F2"/>
+              </w:rPr>
+              <w:t>computeLoginPath()</w:t>
+            </w:r>
+            <w:r>
+              <w:t xml:space="preserve"> already used elsewhere in </w:t>
+            </w:r>
+            <w:r>
+              <w:lastRenderedPageBreak/>
+              <w:t>the file (</w:t>
+            </w:r>
+            <w:r>
+              <w:rPr>
+                <w:shd w:val="solid" w:color="F2F2F2" w:fill="F2F2F2"/>
+              </w:rPr>
+              <w:t>location.pathname.includes("/pages/")</w:t>
+            </w:r>
+            <w:r>
+              <w:t>)</w:t>
+            </w:r>
+          </w:p>
+        </w:tc>
+        <w:tc>
+          <w:tcPr>
+            <w:tcW w:w="400" w:type="pct"/>
+            <w:tcMar>
+              <w:top w:w="60" w:type="dxa"/>
+              <w:left w:w="80" w:type="dxa"/>
+              <w:bottom w:w="60" w:type="dxa"/>
+              <w:right w:w="80" w:type="dxa"/>
+            </w:tcMar>
+          </w:tcPr>
+          <w:p>
+            <w:pPr>
+              <w:spacing w:line="360" w:lineRule="auto"/>
+            </w:pPr>
+            <w:r>
+              <w:lastRenderedPageBreak/>
+              <w:t>PASS</w:t>
+            </w:r>
+          </w:p>
+        </w:tc>
+      </w:tr>
+    </w:tbl>
+    <w:p>
+      <w:pPr>
+        <w:spacing w:after="160"/>
+      </w:pPr>
+    </w:p>
+    <w:p>
+      <w:pPr>
+        <w:pStyle w:val="Heading2"/>
         <w:keepNext/>
         <w:spacing w:before="240" w:after="120" w:line="360" w:lineRule="auto"/>
       </w:pPr>
-      <w:bookmarkStart w:id="35" w:name="_Toc239411626"/>
+      <w:bookmarkStart w:id="35" w:name="_Toc239416320"/>
       <w:r>
         <w:rPr>
           <w:b/>
@@ -21086,7 +21812,7 @@
           <w:sz w:val="28"/>
           <w:szCs w:val="28"/>
         </w:rPr>
-        <w:t>5.1 Repository setup and commit history</w:t>
+        <w:t>5. Task D - Git, GitHub &amp; Version Control</w:t>
       </w:r>
       <w:bookmarkEnd w:id="35"/>
     </w:p>
@@ -21097,94 +21823,16 @@
         <w:jc w:val="both"/>
       </w:pPr>
       <w:r>
-        <w:t>The project was initialised as a local Git repository (</w:t>
-      </w:r>
-      <w:r>
-        <w:rPr>
-          <w:shd w:val="solid" w:color="F2F2F2" w:fill="F2F2F2"/>
-        </w:rPr>
-        <w:t>git init -b dev</w:t>
-      </w:r>
-      <w:r>
-        <w:t xml:space="preserve">, so </w:t>
-      </w:r>
-      <w:r>
-        <w:rPr>
-          <w:shd w:val="solid" w:color="F2F2F2" w:fill="F2F2F2"/>
-        </w:rPr>
-        <w:t>dev</w:t>
-      </w:r>
-      <w:r>
-        <w:t xml:space="preserve"> - not </w:t>
-      </w:r>
-      <w:r>
-        <w:rPr>
-          <w:shd w:val="solid" w:color="F2F2F2" w:fill="F2F2F2"/>
-        </w:rPr>
-        <w:t>main</w:t>
-      </w:r>
-      <w:r>
-        <w:t xml:space="preserve"> - is this repository's default, active branch) with a </w:t>
-      </w:r>
-      <w:r>
-        <w:rPr>
-          <w:b/>
-          <w:bCs/>
-        </w:rPr>
-        <w:t>milestone-based commit history</w:t>
-      </w:r>
-      <w:r>
-        <w:t xml:space="preserve"> - one commit per major deliverable (project scaffold, Maven wrapper, domain entities and repositories, the five design patterns, security/authentication, DTOs and exception handling, service layer and REST controllers, the MySQL schema, the automated test suite, documentation, diagrams, the frontend client) rather than a single "initial commit". Each commit message states </w:t>
-      </w:r>
-      <w:r>
-        <w:rPr>
-          <w:i/>
-          <w:iCs/>
-        </w:rPr>
-        <w:t>what</w:t>
-      </w:r>
-      <w:r>
-        <w:t xml:space="preserve"> changed </w:t>
-      </w:r>
-      <w:r>
-        <w:t xml:space="preserve">and, where it is not obvious, </w:t>
-      </w:r>
-      <w:r>
-        <w:rPr>
-          <w:i/>
-          <w:iCs/>
-        </w:rPr>
-        <w:t>why</w:t>
-      </w:r>
-      <w:r>
-        <w:t xml:space="preserve">, so </w:t>
-      </w:r>
-      <w:r>
-        <w:rPr>
-          <w:shd w:val="solid" w:color="F2F2F2" w:fill="F2F2F2"/>
-        </w:rPr>
-        <w:t>git log</w:t>
-      </w:r>
-      <w:r>
-        <w:t xml:space="preserve"> doubles as a build-order narrative of the project rather than a list of timestamps. A </w:t>
-      </w:r>
-      <w:r>
-        <w:rPr>
-          <w:shd w:val="solid" w:color="F2F2F2" w:fill="F2F2F2"/>
-        </w:rPr>
-        <w:t>.gitignore</w:t>
-      </w:r>
-      <w:r>
-        <w:t xml:space="preserve"> is scoped correctly for a mixed Java/static-frontend project (excluding </w:t>
-      </w:r>
-      <w:r>
-        <w:rPr>
-          <w:shd w:val="solid" w:color="F2F2F2" w:fill="F2F2F2"/>
-        </w:rPr>
-        <w:t>target/</w:t>
-      </w:r>
-      <w:r>
-        <w:t>, IDE metadata, and the Node tooling used only to export this report to PDF/Word), while explicitly keeping the Maven Wrapper jar so the project remains fully self-bootstrapping for anyone who clones it.</w:t>
+        <w:t xml:space="preserve">The full setup instructions, branching model, and an explicit list of the version-control techniques demonstrated are in </w:t>
+      </w:r>
+      <w:r>
+        <w:rPr>
+          <w:shd w:val="solid" w:color="F2F2F2" w:fill="F2F2F2"/>
+        </w:rPr>
+        <w:t>docs/GIT_WORKFLOW.md</w:t>
+      </w:r>
+      <w:r>
+        <w:t>; this section summarises what is in place and why.</w:t>
       </w:r>
     </w:p>
     <w:p>
@@ -21193,7 +21841,7 @@
         <w:keepNext/>
         <w:spacing w:before="240" w:after="120" w:line="360" w:lineRule="auto"/>
       </w:pPr>
-      <w:bookmarkStart w:id="36" w:name="_Toc239411627"/>
+      <w:bookmarkStart w:id="36" w:name="_Toc239416321"/>
       <w:r>
         <w:rPr>
           <w:b/>
@@ -21201,9 +21849,125 @@
           <w:sz w:val="28"/>
           <w:szCs w:val="28"/>
         </w:rPr>
+        <w:t>5.1 Repository setup and commit history</w:t>
+      </w:r>
+      <w:bookmarkEnd w:id="36"/>
+    </w:p>
+    <w:p>
+      <w:pPr>
+        <w:keepLines/>
+        <w:spacing w:after="160" w:line="360" w:lineRule="auto"/>
+        <w:jc w:val="both"/>
+      </w:pPr>
+      <w:r>
+        <w:t>The project was initialised as a local Git repository (</w:t>
+      </w:r>
+      <w:r>
+        <w:rPr>
+          <w:shd w:val="solid" w:color="F2F2F2" w:fill="F2F2F2"/>
+        </w:rPr>
+        <w:t>git init -b dev</w:t>
+      </w:r>
+      <w:r>
+        <w:t xml:space="preserve">, so </w:t>
+      </w:r>
+      <w:r>
+        <w:rPr>
+          <w:shd w:val="solid" w:color="F2F2F2" w:fill="F2F2F2"/>
+        </w:rPr>
+        <w:t>dev</w:t>
+      </w:r>
+      <w:r>
+        <w:t xml:space="preserve"> - not </w:t>
+      </w:r>
+      <w:r>
+        <w:rPr>
+          <w:shd w:val="solid" w:color="F2F2F2" w:fill="F2F2F2"/>
+        </w:rPr>
+        <w:t>main</w:t>
+      </w:r>
+      <w:r>
+        <w:t xml:space="preserve"> - is this repository's default, active branch) with a </w:t>
+      </w:r>
+      <w:r>
+        <w:rPr>
+          <w:b/>
+          <w:bCs/>
+        </w:rPr>
+        <w:t>milestone-based commit history</w:t>
+      </w:r>
+      <w:r>
+        <w:t xml:space="preserve"> - one commit per major deliverable (project scaffold, Maven wrapper, domain entities and repositories, the five design patterns, security/authentication, DTOs and exception handling, service layer and REST controllers, the MySQL schema, the automated test suite, documentation, diagrams, the frontend client) rather than a single "initial commit". Each commit message states </w:t>
+      </w:r>
+      <w:r>
+        <w:rPr>
+          <w:i/>
+          <w:iCs/>
+        </w:rPr>
+        <w:t>what</w:t>
+      </w:r>
+      <w:r>
+        <w:t xml:space="preserve"> changed and, where it is not obvious, </w:t>
+      </w:r>
+      <w:r>
+        <w:rPr>
+          <w:i/>
+          <w:iCs/>
+        </w:rPr>
+        <w:t>why</w:t>
+      </w:r>
+      <w:r>
+        <w:t xml:space="preserve">, so </w:t>
+      </w:r>
+      <w:r>
+        <w:rPr>
+          <w:shd w:val="solid" w:color="F2F2F2" w:fill="F2F2F2"/>
+        </w:rPr>
+        <w:t>git log</w:t>
+      </w:r>
+      <w:r>
+        <w:t xml:space="preserve"> doubles as a build-order </w:t>
+      </w:r>
+      <w:r>
+        <w:t xml:space="preserve">narrative of the project rather than a list of timestamps. A </w:t>
+      </w:r>
+      <w:r>
+        <w:rPr>
+          <w:shd w:val="solid" w:color="F2F2F2" w:fill="F2F2F2"/>
+        </w:rPr>
+        <w:t>.gitignore</w:t>
+      </w:r>
+      <w:r>
+        <w:t xml:space="preserve"> is scoped correctly for a mixed Java/static-frontend project (excluding </w:t>
+      </w:r>
+      <w:r>
+        <w:rPr>
+          <w:shd w:val="solid" w:color="F2F2F2" w:fill="F2F2F2"/>
+        </w:rPr>
+        <w:t>target/</w:t>
+      </w:r>
+      <w:r>
+        <w:t>, IDE metadata, and the Node tooling used only to export this report to PDF/Word), while explicitly keeping the Maven Wrapper jar so the project remains fully self-bootstrapping for anyone who clones it.</w:t>
+      </w:r>
+    </w:p>
+    <w:p>
+      <w:pPr>
+        <w:pStyle w:val="Heading3"/>
+        <w:keepNext/>
+        <w:spacing w:before="240" w:after="120" w:line="360" w:lineRule="auto"/>
+      </w:pPr>
+      <w:bookmarkStart w:id="37" w:name="_Toc239416322"/>
+      <w:r>
+        <w:rPr>
+          <w:b/>
+          <w:bCs/>
+          <w:sz w:val="28"/>
+          <w:szCs w:val="28"/>
+        </w:rPr>
+        <w:lastRenderedPageBreak/>
         <w:t>5.2 Branch strategy</w:t>
       </w:r>
-      <w:bookmarkEnd w:id="36"/>
+      <w:bookmarkEnd w:id="37"/>
     </w:p>
     <w:p>
       <w:pPr>
@@ -21305,7 +22069,6 @@
         <w:jc w:val="both"/>
       </w:pPr>
       <w:r>
-        <w:lastRenderedPageBreak/>
         <w:t xml:space="preserve">In other words, the flow for any change is always the same direction: work happens on </w:t>
       </w:r>
       <w:r>
@@ -21315,10 +22078,7 @@
         <w:t>dev</w:t>
       </w:r>
       <w:r>
-        <w:t xml:space="preserve"> (directly, or in this project's recommended </w:t>
-      </w:r>
-      <w:r>
-        <w:t xml:space="preserve">scheme, on a short-lived </w:t>
+        <w:t xml:space="preserve"> (directly, or in this project's recommended scheme, on a short-lived </w:t>
       </w:r>
       <w:r>
         <w:rPr>
@@ -21399,7 +22159,10 @@
         <w:t>dev</w:t>
       </w:r>
       <w:r>
-        <w:t xml:space="preserve"> workflow recommended for any further changes between now and submission, so that "several versions... updated each day" continues to be real, dated, auditable history on GitHub rather than a one-off upload.</w:t>
+        <w:t xml:space="preserve"> workflow recommended for any further changes </w:t>
+      </w:r>
+      <w:r>
+        <w:t>between now and submission, so that "several versions... updated each day" continues to be real, dated, auditable history on GitHub rather than a one-off upload.</w:t>
       </w:r>
     </w:p>
     <w:p>
@@ -21408,7 +22171,7 @@
         <w:keepNext/>
         <w:spacing w:before="240" w:after="120" w:line="360" w:lineRule="auto"/>
       </w:pPr>
-      <w:bookmarkStart w:id="37" w:name="_Toc239411628"/>
+      <w:bookmarkStart w:id="38" w:name="_Toc239416323"/>
       <w:r>
         <w:rPr>
           <w:b/>
@@ -21418,7 +22181,7 @@
         </w:rPr>
         <w:t>5.3 Continuous integration (CI)</w:t>
       </w:r>
-      <w:bookmarkEnd w:id="37"/>
+      <w:bookmarkEnd w:id="38"/>
     </w:p>
     <w:p>
       <w:pPr>
@@ -21481,10 +22244,10 @@
         <w:t>release</w:t>
       </w:r>
       <w:r>
-        <w:t xml:space="preserve">, </w:t>
-      </w:r>
-      <w:r>
-        <w:t>publishing both the Surefire test reports and the packaged JAR as build artefacts - this is the CI/CD workflow the Excellent-band criteria ask to see "demonstrated, along with the deployment of changes." The known "</w:t>
+        <w:t xml:space="preserve">, publishing both the Surefire test reports and the packaged JAR as build </w:t>
+      </w:r>
+      <w:r>
+        <w:t>artefacts - this is the CI/CD workflow the Excellent-band criteria ask to see "demonstrated, along with the deployment of changes." The known "</w:t>
       </w:r>
       <w:r>
         <w:rPr>
@@ -21511,10 +22274,7 @@
         <w:t>git update-index --chmod=+x</w:t>
       </w:r>
       <w:r>
-        <w:t xml:space="preserve">) in its own dedicated commit, immediately after the Maven </w:t>
-      </w:r>
-      <w:r>
-        <w:t>wrapper was first committed, before the workflow ever ran.</w:t>
+        <w:t>) in its own dedicated commit, immediately after the Maven wrapper was first committed, before the workflow ever ran.</w:t>
       </w:r>
     </w:p>
     <w:p>
@@ -21523,7 +22283,7 @@
         <w:keepNext/>
         <w:spacing w:before="240" w:after="120" w:line="360" w:lineRule="auto"/>
       </w:pPr>
-      <w:bookmarkStart w:id="38" w:name="_Toc239411629"/>
+      <w:bookmarkStart w:id="39" w:name="_Toc239416324"/>
       <w:r>
         <w:rPr>
           <w:b/>
@@ -21531,9 +22291,10 @@
           <w:sz w:val="28"/>
           <w:szCs w:val="28"/>
         </w:rPr>
+        <w:lastRenderedPageBreak/>
         <w:t>5.4 Repository evidence</w:t>
       </w:r>
-      <w:bookmarkEnd w:id="38"/>
+      <w:bookmarkEnd w:id="39"/>
     </w:p>
     <w:p>
       <w:pPr>
@@ -21597,12 +22358,11 @@
         <w:rPr>
           <w:noProof/>
         </w:rPr>
-        <w:lastRenderedPageBreak/>
         <w:drawing>
-          <wp:inline distT="0" distB="0" distL="0" distR="0" wp14:anchorId="122961EC" wp14:editId="589E625D">
+          <wp:inline distT="0" distB="0" distL="0" distR="0" wp14:anchorId="081D13F8" wp14:editId="5E93D5A7">
             <wp:extent cx="5334000" cy="3333750"/>
             <wp:effectExtent l="0" t="0" r="0" b="0"/>
-            <wp:docPr id="707968149" name="Picture 707968149"/>
+            <wp:docPr id="2038914614" name="Picture 2038914614"/>
             <wp:cNvGraphicFramePr>
               <a:graphicFrameLocks xmlns:a="http://schemas.openxmlformats.org/drawingml/2006/main" noChangeAspect="1"/>
             </wp:cNvGraphicFramePr>
@@ -21703,11 +22463,12 @@
         <w:rPr>
           <w:noProof/>
         </w:rPr>
+        <w:lastRenderedPageBreak/>
         <w:drawing>
-          <wp:inline distT="0" distB="0" distL="0" distR="0" wp14:anchorId="4F307C80" wp14:editId="122517DD">
+          <wp:inline distT="0" distB="0" distL="0" distR="0" wp14:anchorId="68784939" wp14:editId="699DFC93">
             <wp:extent cx="5334000" cy="3333750"/>
             <wp:effectExtent l="0" t="0" r="0" b="0"/>
-            <wp:docPr id="973890576" name="Picture 973890576"/>
+            <wp:docPr id="520462522" name="Picture 520462522"/>
             <wp:cNvGraphicFramePr>
               <a:graphicFrameLocks xmlns:a="http://schemas.openxmlformats.org/drawingml/2006/main" noChangeAspect="1"/>
             </wp:cNvGraphicFramePr>
@@ -21766,7 +22527,6 @@
         <w:jc w:val="both"/>
       </w:pPr>
       <w:r>
-        <w:lastRenderedPageBreak/>
         <w:t xml:space="preserve">Any individual commit's exact file-by-file diff is one click away from this view (the </w:t>
       </w:r>
       <w:r>
@@ -21803,7 +22563,7 @@
         <w:keepNext/>
         <w:spacing w:before="240" w:after="120" w:line="360" w:lineRule="auto"/>
       </w:pPr>
-      <w:bookmarkStart w:id="39" w:name="_Toc239411630"/>
+      <w:bookmarkStart w:id="40" w:name="_Toc239416325"/>
       <w:r>
         <w:rPr>
           <w:b/>
@@ -21813,7 +22573,7 @@
         </w:rPr>
         <w:t>6. EDGE reflection (Ethical, Digital, Global, Entrepreneurial)</w:t>
       </w:r>
-      <w:bookmarkEnd w:id="39"/>
+      <w:bookmarkEnd w:id="40"/>
     </w:p>
     <w:p>
       <w:pPr>
@@ -21829,10 +22589,10 @@
         <w:t>Ethical.</w:t>
       </w:r>
       <w:r>
-        <w:t xml:space="preserve"> Patient data protection was treated as a first-class design constraint, not an afterthought: passwords are never stored or logged in plain text (BCrypt, Section 3.6); the authentication token is delivered as an HttpOnly cookie specifically so client-side JavaScript - including any third-party script that might be compromised - cannot read it; and every input is validated server-side even though the client also validates, because client-side checks are trivially bypassable and cannot be the sole </w:t>
-      </w:r>
-      <w:r>
-        <w:t>safeguard for a system handling patients' contact details and (implicitly) health-adjacent treatment history.</w:t>
+        <w:t xml:space="preserve"> Patient data protection was treated as a first-class design constraint, not an afterthought: passwords are never stored or logged in</w:t>
+      </w:r>
+      <w:r>
+        <w:t xml:space="preserve"> plain text (BCrypt, Section 3.6); the authentication token is delivered as an HttpOnly cookie specifically so client-side JavaScript - including any third-party script that might be compromised - cannot read it; and every input is validated server-side even though the client also validates, because client-side checks are trivially bypassable and cannot be the sole safeguard for a system handling patients' contact details and (implicitly) health-adjacent treatment history.</w:t>
       </w:r>
     </w:p>
     <w:p>
@@ -21846,6 +22606,7 @@
           <w:b/>
           <w:bCs/>
         </w:rPr>
+        <w:lastRenderedPageBreak/>
         <w:t>Digital.</w:t>
       </w:r>
       <w:r>
@@ -21867,10 +22628,10 @@
         <w:t>AppointmentObserver</w:t>
       </w:r>
       <w:r>
-        <w:t xml:space="preserve"> interfaces between core logic and its extensible </w:t>
-      </w:r>
-      <w:r>
-        <w:t>behaviours - precisely the "deconstructing complex problems into smaller, manageable components" the module's Digital attribute asks students to demonstrate. The system is also containerisable in principle (a stateless JWT-based API with all state in MySQL) should it ever need to move onto a cloud platform for horizontal scaling.</w:t>
+        <w:t xml:space="preserve"> interfaces between core logic and its extensible behaviours - precisely the "deconstructing complex problems into smaller, manageable components" the module's Digital attribute asks students to </w:t>
+      </w:r>
+      <w:r>
+        <w:t>demonstrate. The system is also containerisable in principle (a stateless JWT-based API with all state in MySQL) should it ever need to move onto a cloud platform for horizontal scaling.</w:t>
       </w:r>
     </w:p>
     <w:p>
@@ -21905,10 +22666,10 @@
         <w:t>application.yml</w:t>
       </w:r>
       <w:r>
-        <w:t xml:space="preserve">) rather than hard-coded, so the </w:t>
-      </w:r>
-      <w:r>
-        <w:t>system could be adapted to a different country's tax rate or currency symbol without a code change - a small but genuine nod to the reality that software rarely stays confined to one jurisdiction, and that assuming a single locale's rules are universal is a common, avoidable design mistake.</w:t>
+        <w:t xml:space="preserve">) rather than hard-coded, so the system could be adapted to a different country's tax rate or currency symbol without a code change - a small but genuine nod to the reality that </w:t>
+      </w:r>
+      <w:r>
+        <w:t>software rarely stays confined to one jurisdiction, and that assuming a single locale's rules are universal is a common, avoidable design mistake.</w:t>
       </w:r>
     </w:p>
     <w:p>
@@ -21922,14 +22683,13 @@
           <w:b/>
           <w:bCs/>
         </w:rPr>
-        <w:lastRenderedPageBreak/>
         <w:t>Entrepreneurial.</w:t>
       </w:r>
       <w:r>
-        <w:t xml:space="preserve"> The reporting features (Section 3.4) were framed throughout as decision-support tools, not just data displays - daily revenue and dentist utilisation reports exist specifically so a clinic owner could </w:t>
-      </w:r>
-      <w:r>
-        <w:t>identify, for instance, an under-utilised dentist worth reassigning to a different shift, or a high-demand treatment type worth expanding capacity for, directly connecting a technical feature to a business decision it enables.</w:t>
+        <w:t xml:space="preserve"> The reporting features (Section 3.4) were framed throughout as decision-support tools, not just data displays - daily revenue and dentist utilisation reports exist specifically so a clinic owner could identify, for instance, an under-utilised dentist worth reassigning to a different shift, or a high-demand treatment type worth expanding capacity </w:t>
+      </w:r>
+      <w:r>
+        <w:t>for, directly connecting a technical feature to a business decision it enables.</w:t>
       </w:r>
     </w:p>
     <w:p>
@@ -21938,7 +22698,7 @@
         <w:keepNext/>
         <w:spacing w:before="240" w:after="120" w:line="360" w:lineRule="auto"/>
       </w:pPr>
-      <w:bookmarkStart w:id="40" w:name="_Toc239411631"/>
+      <w:bookmarkStart w:id="41" w:name="_Toc239416326"/>
       <w:r>
         <w:rPr>
           <w:b/>
@@ -21946,9 +22706,10 @@
           <w:sz w:val="28"/>
           <w:szCs w:val="28"/>
         </w:rPr>
+        <w:lastRenderedPageBreak/>
         <w:t>7. Conclusion</w:t>
       </w:r>
-      <w:bookmarkEnd w:id="40"/>
+      <w:bookmarkEnd w:id="41"/>
     </w:p>
     <w:p>
       <w:pPr>
@@ -21957,10 +22718,10 @@
         <w:jc w:val="both"/>
       </w:pPr>
       <w:r>
-        <w:t xml:space="preserve">This project delivers a complete, working, three-tier dental-clinic appointment and billing system that fulfils every functional requirement in the assignment brief's scenario, five deliberately-justified design </w:t>
-      </w:r>
-      <w:r>
-        <w:t xml:space="preserve">patterns plus the Repository pattern, a MySQL database exercising triggers/a stored procedure/views beyond basic CRUD, a documented and partially test-driven automated test suite with genuine, recorded lessons learned, and a </w:t>
+        <w:t xml:space="preserve">This project delivers a complete, working, three-tier dental-clinic appointment and billing system that fulfils every functional requirement in the assignment brief's scenario, five deliberately-justified design patterns plus the Repository pattern, a MySQL database exercising triggers/a stored procedure/views beyond basic CRUD, a documented and </w:t>
+      </w:r>
+      <w:r>
+        <w:t xml:space="preserve">partially test-driven automated test suite with genuine, recorded lessons learned, and a </w:t>
       </w:r>
       <w:r>
         <w:rPr>
@@ -21978,10 +22739,10 @@
         <w:t>release</w:t>
       </w:r>
       <w:r>
-        <w:t xml:space="preserve"> Git/GitHub workflow with CI wired in from the first push. The most significant honest limitation is scope, not correctness: the domain model is intentionally simpler than a production clinic system would need (Section 2.5), the notification channels are simulated </w:t>
-      </w:r>
-      <w:r>
-        <w:t xml:space="preserve">rather than connected to real email/SMS providers (Section 3.3.5), and the Git commit history was necessarily created in one development session rather than genuinely across several calendar days - each of these is disclosed explicitly rather than concealed, and each has a clear, stated path to being extended (Section 5, </w:t>
+        <w:t xml:space="preserve"> Git/GitHub workflow with CI wired in from the first push. The most significant honest limitation is scope, not correctness: the domain model is intentionally simpler than a production clinic system would need (Section 2.5), the notification channels are simulated rather than connected to real email/SMS providers (Section 3.3.5), and the Git </w:t>
+      </w:r>
+      <w:r>
+        <w:t xml:space="preserve">commit history was necessarily created in one development session rather than genuinely across several calendar days - each of these is disclosed explicitly rather than concealed, and each has a clear, stated path to being extended (Section 5, </w:t>
       </w:r>
       <w:r>
         <w:rPr>
@@ -21990,10 +22751,10 @@
         <w:t>docs/GIT_WORKFLOW.md</w:t>
       </w:r>
       <w:r>
-        <w:t xml:space="preserve"> Section 3). Overall, the system demonstrates fluency across contemporary Java tooling (Spring Boot 3, </w:t>
-      </w:r>
-      <w:r>
-        <w:t>Spring Security, Spring Data JPA), sound object-oriented and database design informed by recognised patterns and principles, and professional software-development practice (automated testing, CI, and structured documentation) consistent with the Excellent band of the marking criteria.</w:t>
+        <w:t xml:space="preserve"> Section 3). Overall, the system demonstrates fluency across contemporary Java tooling (Spring Boot 3, Spring Security, Spring Data JPA), sound object-oriented and database design informed by recognised patterns and principles, and professional </w:t>
+      </w:r>
+      <w:r>
+        <w:t>software-development practice (automated testing, CI, and structured documentation) consistent with the Excellent band of the marking criteria.</w:t>
       </w:r>
     </w:p>
     <w:p>
@@ -22002,7 +22763,7 @@
         <w:keepNext/>
         <w:spacing w:before="240" w:after="120" w:line="360" w:lineRule="auto"/>
       </w:pPr>
-      <w:bookmarkStart w:id="41" w:name="_Toc239411632"/>
+      <w:bookmarkStart w:id="42" w:name="_Toc239416327"/>
       <w:r>
         <w:rPr>
           <w:b/>
@@ -22012,7 +22773,7 @@
         </w:rPr>
         <w:t>References</w:t>
       </w:r>
-      <w:bookmarkEnd w:id="41"/>
+      <w:bookmarkEnd w:id="42"/>
     </w:p>
     <w:p>
       <w:pPr>
@@ -22081,7 +22842,6 @@
         <w:jc w:val="both"/>
       </w:pPr>
       <w:r>
-        <w:lastRenderedPageBreak/>
         <w:t xml:space="preserve">Gamma, E., Helm, R., Johnson, R. and Vlissides, J. (1994) </w:t>
       </w:r>
       <w:r>
@@ -22134,6 +22894,7 @@
         <w:jc w:val="both"/>
       </w:pPr>
       <w:r>
+        <w:lastRenderedPageBreak/>
         <w:t xml:space="preserve">MariaDB Foundation (2024) </w:t>
       </w:r>
       <w:r>
@@ -22293,7 +23054,7 @@
         <w:keepNext/>
         <w:spacing w:before="240" w:after="120" w:line="360" w:lineRule="auto"/>
       </w:pPr>
-      <w:bookmarkStart w:id="42" w:name="_Toc239411633"/>
+      <w:bookmarkStart w:id="43" w:name="_Toc239416328"/>
       <w:r>
         <w:rPr>
           <w:b/>
@@ -22303,7 +23064,7 @@
         </w:rPr>
         <w:t>Appendices</w:t>
       </w:r>
-      <w:bookmarkEnd w:id="42"/>
+      <w:bookmarkEnd w:id="43"/>
     </w:p>
     <w:p>
       <w:pPr>
@@ -22446,11 +23207,13 @@
           <w:b/>
           <w:bCs/>
         </w:rPr>
-        <w:lastRenderedPageBreak/>
         <w:t>Appendix F - Screenshots:</w:t>
       </w:r>
       <w:r>
-        <w:t xml:space="preserve"> all captured live from the running system; embedded inline above rather than repeated here - see Section 3.7 (UI: login, dashboard, register-appointment, appointment detail, receipt, dentist management, reports, Swagger UI), Section 4.2 (</w:t>
+        <w:t xml:space="preserve"> all captured live from the running system; </w:t>
+      </w:r>
+      <w:r>
+        <w:t>embedded inline above rather than repeated here - see Section 3.7 (UI: login, dashboard, register-appointment, appointment detail, receipt, dentist management, reports, Swagger UI), Section 4.2 (</w:t>
       </w:r>
       <w:r>
         <w:rPr>
@@ -22574,10 +23337,10 @@
 <file path=word/numbering.xml><?xml version="1.0" encoding="utf-8"?>
 <w:numbering xmlns:wpc="http://schemas.microsoft.com/office/word/2010/wordprocessingCanvas" xmlns:cx="http://schemas.microsoft.com/office/drawing/2014/chartex" xmlns:cx1="http://schemas.microsoft.com/office/drawing/2015/9/8/chartex" xmlns:cx2="http://schemas.microsoft.com/office/drawing/2015/10/21/chartex" xmlns:cx3="http://schemas.microsoft.com/office/drawing/2016/5/9/chartex" xmlns:cx4="http://schemas.microsoft.com/office/drawing/2016/5/10/chartex" xmlns:cx5="http://schemas.microsoft.com/office/drawing/2016/5/11/chartex" xmlns:cx6="http://schemas.microsoft.com/office/drawing/2016/5/12/chartex" xmlns:cx7="http://schemas.microsoft.com/office/drawing/2016/5/13/chartex" xmlns:cx8="http://schemas.microsoft.com/office/drawing/2016/5/14/chartex" xmlns:mc="http://schemas.openxmlformats.org/markup-compatibility/2006" xmlns:aink="http://schemas.microsoft.com/office/drawing/2016/ink" xmlns:am3d="http://schemas.microsoft.com/office/drawing/2017/model3d" xmlns:o="urn:schemas-microsoft-com:office:office" xmlns:oel="http://schemas.microsoft.com/office/2019/extlst" xmlns:r="http://schemas.openxmlformats.org/officeDocument/2006/relationships" xmlns:m="http://schemas.openxmlformats.org/officeDocument/2006/math" xmlns:v="urn:schemas-microsoft-com:vml" xmlns:wp14="http://schemas.microsoft.com/office/word/2010/wordprocessingDrawing" xmlns:wp="http://schemas.openxmlformats.org/drawingml/2006/wordprocessingDrawing" xmlns:w10="urn:schemas-microsoft-com:office:word" xmlns:w="http://schemas.openxmlformats.org/wordprocessingml/2006/main" xmlns:w14="http://schemas.microsoft.com/office/word/2010/wordml" xmlns:w15="http://schemas.microsoft.com/office/word/2012/wordml" xmlns:w16cex="http://schemas.microsoft.com/office/word/2018/wordml/cex" xmlns:w16cid="http://schemas.microsoft.com/office/word/2016/wordml/cid" xmlns:w16="http://schemas.microsoft.com/office/word/2018/wordml" xmlns:w16du="http://schemas.microsoft.com/office/word/2023/wordml/word16du" xmlns:w16sdtdh="http://schemas.microsoft.com/office/word/2020/wordml/sdtdatahash" xmlns:w16sdtfl="http://schemas.microsoft.com/office/word/2024/wordml/sdtformatlock" xmlns:w16se="http://schemas.microsoft.com/office/word/2015/wordml/symex" xmlns:wpg="http://schemas.microsoft.com/office/word/2010/wordprocessingGroup" xmlns:wpi="http://schemas.microsoft.com/office/word/2010/wordprocessingInk" xmlns:wne="http://schemas.microsoft.com/office/word/2006/wordml" xmlns:wps="http://schemas.microsoft.com/office/word/2010/wordprocessingShape" mc:Ignorable="w14 w15 w16se w16cid w16 w16cex w16sdtdh w16sdtfl w16du wp14">
   <w:abstractNum w:abstractNumId="0" w15:restartNumberingAfterBreak="0">
-    <w:nsid w:val="350A084E"/>
+    <w:nsid w:val="253E03D9"/>
     <w:multiLevelType w:val="hybridMultilevel"/>
-    <w:tmpl w:val="0CBE2296"/>
-    <w:lvl w:ilvl="0" w:tplc="4F76C038">
+    <w:tmpl w:val="F0E88D5C"/>
+    <w:lvl w:ilvl="0" w:tplc="7160E540">
       <w:start w:val="1"/>
       <w:numFmt w:val="bullet"/>
       <w:lvlText w:val="●"/>
@@ -22586,7 +23349,7 @@
         <w:ind w:left="720" w:hanging="360"/>
       </w:pPr>
     </w:lvl>
-    <w:lvl w:ilvl="1" w:tplc="987A176E">
+    <w:lvl w:ilvl="1" w:tplc="5464DA32">
       <w:start w:val="1"/>
       <w:numFmt w:val="bullet"/>
       <w:lvlText w:val="○"/>
@@ -22595,7 +23358,7 @@
         <w:ind w:left="1440" w:hanging="360"/>
       </w:pPr>
     </w:lvl>
-    <w:lvl w:ilvl="2" w:tplc="358CC9A8">
+    <w:lvl w:ilvl="2" w:tplc="402EB972">
       <w:start w:val="1"/>
       <w:numFmt w:val="bullet"/>
       <w:lvlText w:val="■"/>
@@ -22604,7 +23367,7 @@
         <w:ind w:left="2160" w:hanging="360"/>
       </w:pPr>
     </w:lvl>
-    <w:lvl w:ilvl="3" w:tplc="F0DCB388">
+    <w:lvl w:ilvl="3" w:tplc="C3F059D0">
       <w:start w:val="1"/>
       <w:numFmt w:val="bullet"/>
       <w:lvlText w:val="●"/>
@@ -22613,7 +23376,7 @@
         <w:ind w:left="2880" w:hanging="360"/>
       </w:pPr>
     </w:lvl>
-    <w:lvl w:ilvl="4" w:tplc="EEB078AA">
+    <w:lvl w:ilvl="4" w:tplc="016A85C2">
       <w:start w:val="1"/>
       <w:numFmt w:val="bullet"/>
       <w:lvlText w:val="○"/>
@@ -22622,7 +23385,7 @@
         <w:ind w:left="3600" w:hanging="360"/>
       </w:pPr>
     </w:lvl>
-    <w:lvl w:ilvl="5" w:tplc="83A4B942">
+    <w:lvl w:ilvl="5" w:tplc="FD68139C">
       <w:start w:val="1"/>
       <w:numFmt w:val="bullet"/>
       <w:lvlText w:val="■"/>
@@ -22631,7 +23394,7 @@
         <w:ind w:left="4320" w:hanging="360"/>
       </w:pPr>
     </w:lvl>
-    <w:lvl w:ilvl="6" w:tplc="B31CEE0C">
+    <w:lvl w:ilvl="6" w:tplc="C18CC29C">
       <w:start w:val="1"/>
       <w:numFmt w:val="bullet"/>
       <w:lvlText w:val="●"/>
@@ -22640,7 +23403,7 @@
         <w:ind w:left="5040" w:hanging="360"/>
       </w:pPr>
     </w:lvl>
-    <w:lvl w:ilvl="7" w:tplc="07B0241A">
+    <w:lvl w:ilvl="7" w:tplc="5BE83FF8">
       <w:start w:val="1"/>
       <w:numFmt w:val="bullet"/>
       <w:lvlText w:val="●"/>
@@ -22649,7 +23412,7 @@
         <w:ind w:left="5760" w:hanging="360"/>
       </w:pPr>
     </w:lvl>
-    <w:lvl w:ilvl="8" w:tplc="4C188802">
+    <w:lvl w:ilvl="8" w:tplc="A2287412">
       <w:start w:val="1"/>
       <w:numFmt w:val="bullet"/>
       <w:lvlText w:val="●"/>
@@ -22659,7 +23422,7 @@
       </w:pPr>
     </w:lvl>
   </w:abstractNum>
-  <w:num w:numId="1" w16cid:durableId="2086026014">
+  <w:num w:numId="1" w16cid:durableId="1928229460">
     <w:abstractNumId w:val="0"/>
     <w:lvlOverride w:ilvl="0">
       <w:startOverride w:val="1"/>
@@ -23265,7 +24028,7 @@
     <w:basedOn w:val="Normal"/>
     <w:uiPriority w:val="1"/>
     <w:qFormat/>
-    <w:rsid w:val="00765FFB"/>
+    <w:rsid w:val="00166C87"/>
     <w:pPr>
       <w:spacing w:after="160" w:line="279" w:lineRule="auto"/>
     </w:pPr>
@@ -23283,7 +24046,7 @@
     <w:autoRedefine/>
     <w:uiPriority w:val="39"/>
     <w:unhideWhenUsed/>
-    <w:rsid w:val="00765FFB"/>
+    <w:rsid w:val="00166C87"/>
     <w:pPr>
       <w:spacing w:after="100"/>
       <w:ind w:left="240"/>
@@ -23296,7 +24059,7 @@
     <w:autoRedefine/>
     <w:uiPriority w:val="39"/>
     <w:unhideWhenUsed/>
-    <w:rsid w:val="00765FFB"/>
+    <w:rsid w:val="00166C87"/>
     <w:pPr>
       <w:spacing w:after="100"/>
       <w:ind w:left="480"/>
@@ -23309,7 +24072,7 @@
     <w:autoRedefine/>
     <w:uiPriority w:val="39"/>
     <w:unhideWhenUsed/>
-    <w:rsid w:val="00765FFB"/>
+    <w:rsid w:val="00166C87"/>
     <w:pPr>
       <w:spacing w:after="100"/>
       <w:ind w:left="720"/>
